--- a/zht/docx/110.content.docx
+++ b/zht/docx/110.content.docx
@@ -149,27 +149,7 @@
         <w:rPr>
           <w:lang w:val="zh_TW" w:bidi="zh_TW"/>
         </w:rPr>
-        <w:t>tan</w:t>
-      </w:r>
-      <w:r>
-        <w:rPr>
-          <w:lang w:val="zh_TW" w:bidi="zh_TW"/>
-        </w:rPr>
-      </w:r>
-    </w:p>
-    <w:p>
-      <w:pPr/>
-      <w:r>
-        <w:rPr>
-          <w:lang w:val="zh_TW" w:bidi="zh_TW"/>
-        </w:rPr>
-      </w:r>
-      <w:r>
-        <w:rPr>
-          <w:i/>
-          <w:lang w:val="zh_TW" w:bidi="zh_TW"/>
-        </w:rPr>
-        <w:t>癱瘓、癱子、癱瘓的</w:t>
+        <w:t>ri</w:t>
       </w:r>
       <w:r>
         <w:rPr>
@@ -232,7 +212,7 @@
         <w:rPr>
           <w:lang w:val="zh_TW" w:bidi="zh_TW"/>
         </w:rPr>
-        <w:t>癱瘓、癱子、癱瘓的</w:t>
+        <w:t>日</w:t>
       </w:r>
       <w:r>
         <w:rPr>
@@ -251,7 +231,36 @@
         <w:rPr>
           <w:lang w:val="zh_TW" w:bidi="zh_TW"/>
         </w:rPr>
-        <w:t>中樞神經系統器質性疾病引起的症狀，造成暫時或永久的知覺喪失和/或自主肌肉控制。這種退化性疾病通常無法根治。新約中提到了一些癱瘓（或稱麻痺）的病例，所有這些病例都與基督的醫治事工有關。</w:t>
+        <w:t>最直接的意義，是指地球繞著自轉軸旋轉的一段時間，例如兩次日出之間的時間；也可以指這段時間裡太陽可見的部份，即「早晨」，另一部份則稱為「晚上」。「日子」這個字在舊約中出現超過二千次，在新約中出現超過三百五十次。希伯來文中「日」一詞多義，不僅僅是字面上的意思。希伯來人的一天是由晚上開始，直到第二天的晚上，這種算法大概是基於妥拉（參</w:t>
+      </w:r>
+      <w:hyperlink r:id="rId13">
+        <w:r>
+          <w:rPr>
+            <w:lang w:val="zh_TW" w:bidi="zh_TW"/>
+          </w:rPr>
+          <w:rPr>
+            <w:color w:val="0000EE"/>
+            <w:u w:val="single"/>
+          </w:rPr>
+          <w:t>創1:14、19</w:t>
+        </w:r>
+      </w:hyperlink>
+      <w:r>
+        <w:rPr>
+          <w:lang w:val="zh_TW" w:bidi="zh_TW"/>
+        </w:rPr>
+        <w:t>）。這種字面上按太陽運行的二十四小時週期稱為「公曆日」（civil day）。在其他古代近東的民族中，「公曆日」的起點各有不同。希臘的習慣與希伯來人相同；巴比倫人由日出開始一天；埃及人和羅馬人則以午夜到次日午夜為一日。</w:t>
+      </w:r>
+    </w:p>
+    <w:p>
+      <w:pPr>
+        <w:pStyle w:val="Heading3"/>
+      </w:pPr>
+      <w:r>
+        <w:rPr>
+          <w:lang w:val="zh_TW" w:bidi="zh_TW"/>
+        </w:rPr>
+        <w:t>聖經中的日子與星期</w:t>
       </w:r>
     </w:p>
     <w:p>
@@ -265,9 +274,9 @@
         <w:rPr>
           <w:lang w:val="zh_TW" w:bidi="zh_TW"/>
         </w:rPr>
-        <w:t>在加利利尋求耶穌醫治的病人中就有癱子，如加利利地區的病人（</w:t>
-      </w:r>
-      <w:hyperlink r:id="rId13">
+        <w:t>希伯來人一般認知白天（十二小時）分為早晨、正午與晚上（</w:t>
+      </w:r>
+      <w:hyperlink r:id="rId14">
         <w:r>
           <w:rPr>
             <w:lang w:val="zh_TW" w:bidi="zh_TW"/>
@@ -276,16 +285,16 @@
             <w:color w:val="0000EE"/>
             <w:u w:val="single"/>
           </w:rPr>
-          <w:t>太4:24</w:t>
+          <w:t>詩55:17</w:t>
         </w:r>
       </w:hyperlink>
       <w:r>
         <w:rPr>
           <w:lang w:val="zh_TW" w:bidi="zh_TW"/>
         </w:rPr>
-        <w:t>）、耶路撒冷畢士大池邊的病人（</w:t>
-      </w:r>
-      <w:hyperlink r:id="rId14">
+        <w:t>）。這些時段有時以不同詞語表達，如黎明（</w:t>
+      </w:r>
+      <w:hyperlink r:id="rId15">
         <w:r>
           <w:rPr>
             <w:lang w:val="zh_TW" w:bidi="zh_TW"/>
@@ -294,16 +303,28 @@
             <w:color w:val="0000EE"/>
             <w:u w:val="single"/>
           </w:rPr>
-          <w:t>約5:3</w:t>
+          <w:t>伯3:9</w:t>
         </w:r>
       </w:hyperlink>
       <w:r>
         <w:rPr>
           <w:lang w:val="zh_TW" w:bidi="zh_TW"/>
         </w:rPr>
-        <w:t>），以及在撒馬利亞由腓利所醫治的病人之中也有癱子（</w:t>
-      </w:r>
-      <w:hyperlink r:id="rId15">
+        <w:t>）、</w:t>
+      </w:r>
+      <w:r>
+        <w:rPr>
+          <w:lang w:val="zh_TW" w:bidi="zh_TW"/>
+        </w:rPr>
+        <w:t>太陽近午</w:t>
+      </w:r>
+      <w:r>
+        <w:rPr>
+          <w:lang w:val="zh_TW" w:bidi="zh_TW"/>
+        </w:rPr>
+        <w:t>（</w:t>
+      </w:r>
+      <w:hyperlink r:id="rId16">
         <w:r>
           <w:rPr>
             <w:lang w:val="zh_TW" w:bidi="zh_TW"/>
@@ -312,16 +333,28 @@
             <w:color w:val="0000EE"/>
             <w:u w:val="single"/>
           </w:rPr>
-          <w:t>徒8:7</w:t>
+          <w:t>撒上11:11</w:t>
         </w:r>
       </w:hyperlink>
       <w:r>
         <w:rPr>
           <w:lang w:val="zh_TW" w:bidi="zh_TW"/>
         </w:rPr>
-        <w:t>）。百夫長的癱瘓僕人被路加描述為病得很重，幾乎要死（</w:t>
-      </w:r>
-      <w:hyperlink r:id="rId16">
+        <w:t>）、</w:t>
+      </w:r>
+      <w:r>
+        <w:rPr>
+          <w:lang w:val="zh_TW" w:bidi="zh_TW"/>
+        </w:rPr>
+        <w:t>晌午</w:t>
+      </w:r>
+      <w:r>
+        <w:rPr>
+          <w:lang w:val="zh_TW" w:bidi="zh_TW"/>
+        </w:rPr>
+        <w:t>（</w:t>
+      </w:r>
+      <w:hyperlink r:id="rId17">
         <w:r>
           <w:rPr>
             <w:lang w:val="zh_TW" w:bidi="zh_TW"/>
@@ -330,16 +363,28 @@
             <w:color w:val="0000EE"/>
             <w:u w:val="single"/>
           </w:rPr>
-          <w:t>路7:2</w:t>
+          <w:t>創43:16</w:t>
         </w:r>
       </w:hyperlink>
       <w:r>
         <w:rPr>
           <w:lang w:val="zh_TW" w:bidi="zh_TW"/>
         </w:rPr>
-        <w:t>）。這人可能罹患了一種通常會致命的癱瘓症，起初從雙腿開始癱瘓，並迅速向上蔓延到全身。迦百農的癱子很可能是患有截癱，即下半身癱瘓的症狀（</w:t>
-      </w:r>
-      <w:hyperlink r:id="rId17">
+        <w:t>）、一天起</w:t>
+      </w:r>
+      <w:r>
+        <w:rPr>
+          <w:lang w:val="zh_TW" w:bidi="zh_TW"/>
+        </w:rPr>
+        <w:t>涼風的</w:t>
+      </w:r>
+      <w:r>
+        <w:rPr>
+          <w:lang w:val="zh_TW" w:bidi="zh_TW"/>
+        </w:rPr>
+        <w:t>時間（</w:t>
+      </w:r>
+      <w:hyperlink r:id="rId18">
         <w:r>
           <w:rPr>
             <w:lang w:val="zh_TW" w:bidi="zh_TW"/>
@@ -348,16 +393,16 @@
             <w:color w:val="0000EE"/>
             <w:u w:val="single"/>
           </w:rPr>
-          <w:t>太9:2、6</w:t>
+          <w:t>3:8</w:t>
         </w:r>
       </w:hyperlink>
       <w:r>
         <w:rPr>
           <w:lang w:val="zh_TW" w:bidi="zh_TW"/>
         </w:rPr>
-        <w:t>；</w:t>
-      </w:r>
-      <w:hyperlink r:id="rId18">
+        <w:t>）和晚上（</w:t>
+      </w:r>
+      <w:hyperlink r:id="rId19">
         <w:r>
           <w:rPr>
             <w:lang w:val="zh_TW" w:bidi="zh_TW"/>
@@ -366,16 +411,16 @@
             <w:color w:val="0000EE"/>
             <w:u w:val="single"/>
           </w:rPr>
-          <w:t>可2:3–10</w:t>
+          <w:t>得2:17</w:t>
         </w:r>
       </w:hyperlink>
       <w:r>
         <w:rPr>
           <w:lang w:val="zh_TW" w:bidi="zh_TW"/>
         </w:rPr>
-        <w:t>；</w:t>
-      </w:r>
-      <w:hyperlink r:id="rId19">
+        <w:t>）。希伯來文「兩個晚上之間」（</w:t>
+      </w:r>
+      <w:hyperlink r:id="rId20">
         <w:r>
           <w:rPr>
             <w:lang w:val="zh_TW" w:bidi="zh_TW"/>
@@ -384,16 +429,16 @@
             <w:color w:val="0000EE"/>
             <w:u w:val="single"/>
           </w:rPr>
-          <w:t>路5:18、24</w:t>
+          <w:t>出12:6</w:t>
         </w:r>
       </w:hyperlink>
       <w:r>
         <w:rPr>
           <w:lang w:val="zh_TW" w:bidi="zh_TW"/>
         </w:rPr>
-        <w:t>）。這種疾病可能是由於出生時受傷或脊髓損傷引起的。也許彼得在呂大的醫治事件中，癱子以尼雅也患有半身不遂的癱瘓（</w:t>
-      </w:r>
-      <w:hyperlink r:id="rId20">
+        <w:t>；譯註：和合本譯作黃昏）大概是指黃昏、入夜的時候（</w:t>
+      </w:r>
+      <w:hyperlink r:id="rId21">
         <w:r>
           <w:rPr>
             <w:lang w:val="zh_TW" w:bidi="zh_TW"/>
@@ -402,14 +447,32 @@
             <w:color w:val="0000EE"/>
             <w:u w:val="single"/>
           </w:rPr>
-          <w:t>徒9:33</w:t>
+          <w:t>出16:12</w:t>
         </w:r>
       </w:hyperlink>
       <w:r>
         <w:rPr>
           <w:lang w:val="zh_TW" w:bidi="zh_TW"/>
         </w:rPr>
-        <w:t>）。</w:t>
+        <w:t>）。按小時來劃分日子，是直到基督時代才開始的。在舊約中最接近的劃分是將白天分為四等份（</w:t>
+      </w:r>
+      <w:hyperlink r:id="rId22">
+        <w:r>
+          <w:rPr>
+            <w:lang w:val="zh_TW" w:bidi="zh_TW"/>
+          </w:rPr>
+          <w:rPr>
+            <w:color w:val="0000EE"/>
+            <w:u w:val="single"/>
+          </w:rPr>
+          <w:t>尼9:3</w:t>
+        </w:r>
+      </w:hyperlink>
+      <w:r>
+        <w:rPr>
+          <w:lang w:val="zh_TW" w:bidi="zh_TW"/>
+        </w:rPr>
+        <w:t>），或是對應了被擄前時期的夜晚，會被分為幾更。</w:t>
       </w:r>
     </w:p>
     <w:p>
@@ -421,6 +484,883 @@
       </w:r>
       <w:r>
         <w:rPr>
+          <w:lang w:val="zh_TW" w:bidi="zh_TW"/>
+        </w:rPr>
+        <w:t>除了安息日外，古希伯來人並沒有為一週中的日子命名，而是以數字來稱呼這些日子，這種做法延續到新約時代（</w:t>
+      </w:r>
+      <w:hyperlink r:id="rId23">
+        <w:r>
+          <w:rPr>
+            <w:lang w:val="zh_TW" w:bidi="zh_TW"/>
+          </w:rPr>
+          <w:rPr>
+            <w:color w:val="0000EE"/>
+            <w:u w:val="single"/>
+          </w:rPr>
+          <w:t>路24:1</w:t>
+        </w:r>
+      </w:hyperlink>
+      <w:r>
+        <w:rPr>
+          <w:lang w:val="zh_TW" w:bidi="zh_TW"/>
+        </w:rPr>
+        <w:t>）。由於希伯來人傳統上重視安息日，對猶太人來說，知道安息日何時開始尤其重要。因此，法利賽人規定：日落後天上出現三顆星星時，就算進入安息日。</w:t>
+      </w:r>
+    </w:p>
+    <w:p>
+      <w:pPr>
+        <w:pStyle w:val="Heading3"/>
+      </w:pPr>
+      <w:r>
+        <w:rPr>
+          <w:lang w:val="zh_TW" w:bidi="zh_TW"/>
+        </w:rPr>
+        <w:t>創造的日子</w:t>
+      </w:r>
+    </w:p>
+    <w:p>
+      <w:pPr/>
+      <w:r>
+        <w:rPr>
+          <w:lang w:val="zh_TW" w:bidi="zh_TW"/>
+        </w:rPr>
+      </w:r>
+      <w:r>
+        <w:rPr>
+          <w:lang w:val="zh_TW" w:bidi="zh_TW"/>
+        </w:rPr>
+        <w:t>許多人認為，創世記中提到的「日子」是二十四小時。其支持理由是經文中的短語「有晚上，有早晨」。然而，這實際上是一種蘇美（Sumerian）文學的修辭方式，以相對的兩極組合來表達「整體」。因此「晚上—早晨」並非強調精確的時間單位，而是表達整個創造循環中一個完整的階段，重點在於「完整性」而非具體時間的長度。創造的完整性是由一個又一個的階段來達成，所以，創世記的描述不一定指一段特定的時間。</w:t>
+      </w:r>
+    </w:p>
+    <w:p>
+      <w:pPr/>
+      <w:r>
+        <w:rPr>
+          <w:lang w:val="zh_TW" w:bidi="zh_TW"/>
+        </w:rPr>
+      </w:r>
+      <w:r>
+        <w:rPr>
+          <w:lang w:val="zh_TW" w:bidi="zh_TW"/>
+        </w:rPr>
+        <w:t>蘇美人所謂的「公曆日」只包括太陽可見的十二小時，因此其他國家的「法律日」則是「雙倍日」（二十四小時）。若早期的創世敘述反映了蘇美文化，那麼「晚上—早晨」就不應被理解為現代意義上的公曆日，而是指一個階段或大概的時段。</w:t>
+      </w:r>
+    </w:p>
+    <w:p>
+      <w:pPr>
+        <w:pStyle w:val="Heading3"/>
+      </w:pPr>
+      <w:r>
+        <w:rPr>
+          <w:lang w:val="zh_TW" w:bidi="zh_TW"/>
+        </w:rPr>
+        <w:t>舊約</w:t>
+      </w:r>
+    </w:p>
+    <w:p>
+      <w:pPr/>
+      <w:r>
+        <w:rPr>
+          <w:lang w:val="zh_TW" w:bidi="zh_TW"/>
+        </w:rPr>
+      </w:r>
+      <w:r>
+        <w:rPr>
+          <w:lang w:val="zh_TW" w:bidi="zh_TW"/>
+        </w:rPr>
+        <w:t>在舊約中，「日子」常常有比喻的意思，例如「耶和華的日子」（</w:t>
+      </w:r>
+      <w:hyperlink r:id="rId24">
+        <w:r>
+          <w:rPr>
+            <w:lang w:val="zh_TW" w:bidi="zh_TW"/>
+          </w:rPr>
+          <w:rPr>
+            <w:color w:val="0000EE"/>
+            <w:u w:val="single"/>
+          </w:rPr>
+          <w:t>珥1:15</w:t>
+        </w:r>
+      </w:hyperlink>
+      <w:r>
+        <w:rPr>
+          <w:lang w:val="zh_TW" w:bidi="zh_TW"/>
+        </w:rPr>
+        <w:t>；</w:t>
+      </w:r>
+      <w:hyperlink r:id="rId25">
+        <w:r>
+          <w:rPr>
+            <w:lang w:val="zh_TW" w:bidi="zh_TW"/>
+          </w:rPr>
+          <w:rPr>
+            <w:color w:val="0000EE"/>
+            <w:u w:val="single"/>
+          </w:rPr>
+          <w:t>摩5:18</w:t>
+        </w:r>
+      </w:hyperlink>
+      <w:r>
+        <w:rPr>
+          <w:lang w:val="zh_TW" w:bidi="zh_TW"/>
+        </w:rPr>
+        <w:t>）、「</w:t>
+      </w:r>
+      <w:r>
+        <w:rPr>
+          <w:lang w:val="zh_TW" w:bidi="zh_TW"/>
+        </w:rPr>
+        <w:t>遭</w:t>
+      </w:r>
+      <w:r>
+        <w:rPr>
+          <w:lang w:val="zh_TW" w:bidi="zh_TW"/>
+        </w:rPr>
+        <w:t>難的日子」（</w:t>
+      </w:r>
+      <w:hyperlink r:id="rId26">
+        <w:r>
+          <w:rPr>
+            <w:lang w:val="zh_TW" w:bidi="zh_TW"/>
+          </w:rPr>
+          <w:rPr>
+            <w:color w:val="0000EE"/>
+            <w:u w:val="single"/>
+          </w:rPr>
+          <w:t>詩20:1</w:t>
+        </w:r>
+      </w:hyperlink>
+      <w:r>
+        <w:rPr>
+          <w:lang w:val="zh_TW" w:bidi="zh_TW"/>
+        </w:rPr>
+        <w:t>）和「</w:t>
+      </w:r>
+      <w:r>
+        <w:rPr>
+          <w:lang w:val="zh_TW" w:bidi="zh_TW"/>
+        </w:rPr>
+        <w:t>神發怒的</w:t>
+      </w:r>
+      <w:r>
+        <w:rPr>
+          <w:lang w:val="zh_TW" w:bidi="zh_TW"/>
+        </w:rPr>
+        <w:t>日子」（</w:t>
+      </w:r>
+      <w:hyperlink r:id="rId27">
+        <w:r>
+          <w:rPr>
+            <w:lang w:val="zh_TW" w:bidi="zh_TW"/>
+          </w:rPr>
+          <w:rPr>
+            <w:color w:val="0000EE"/>
+            <w:u w:val="single"/>
+          </w:rPr>
+          <w:t>伯20:28</w:t>
+        </w:r>
+      </w:hyperlink>
+      <w:r>
+        <w:rPr>
+          <w:lang w:val="zh_TW" w:bidi="zh_TW"/>
+        </w:rPr>
+        <w:t>）。複數的「日子」（譯註：如「年日」、「年間」）有時用來指一位君王的統治時期（</w:t>
+      </w:r>
+      <w:hyperlink r:id="rId28">
+        <w:r>
+          <w:rPr>
+            <w:lang w:val="zh_TW" w:bidi="zh_TW"/>
+          </w:rPr>
+          <w:rPr>
+            <w:color w:val="0000EE"/>
+            <w:u w:val="single"/>
+          </w:rPr>
+          <w:t>王上10:21</w:t>
+        </w:r>
+      </w:hyperlink>
+      <w:r>
+        <w:rPr>
+          <w:lang w:val="zh_TW" w:bidi="zh_TW"/>
+        </w:rPr>
+        <w:t>）、或人的一生（</w:t>
+      </w:r>
+      <w:hyperlink r:id="rId29">
+        <w:r>
+          <w:rPr>
+            <w:lang w:val="zh_TW" w:bidi="zh_TW"/>
+          </w:rPr>
+          <w:rPr>
+            <w:color w:val="0000EE"/>
+            <w:u w:val="single"/>
+          </w:rPr>
+          <w:t>創5:4</w:t>
+        </w:r>
+      </w:hyperlink>
+      <w:r>
+        <w:rPr>
+          <w:lang w:val="zh_TW" w:bidi="zh_TW"/>
+        </w:rPr>
+        <w:t>；</w:t>
+      </w:r>
+      <w:hyperlink r:id="rId30">
+        <w:r>
+          <w:rPr>
+            <w:lang w:val="zh_TW" w:bidi="zh_TW"/>
+          </w:rPr>
+          <w:rPr>
+            <w:color w:val="0000EE"/>
+            <w:u w:val="single"/>
+          </w:rPr>
+          <w:t>王上3:14</w:t>
+        </w:r>
+      </w:hyperlink>
+      <w:r>
+        <w:rPr>
+          <w:lang w:val="zh_TW" w:bidi="zh_TW"/>
+        </w:rPr>
+        <w:t>；</w:t>
+      </w:r>
+      <w:hyperlink r:id="rId31">
+        <w:r>
+          <w:rPr>
+            <w:lang w:val="zh_TW" w:bidi="zh_TW"/>
+          </w:rPr>
+          <w:rPr>
+            <w:color w:val="0000EE"/>
+            <w:u w:val="single"/>
+          </w:rPr>
+          <w:t>詩90:12</w:t>
+        </w:r>
+      </w:hyperlink>
+      <w:r>
+        <w:rPr>
+          <w:lang w:val="zh_TW" w:bidi="zh_TW"/>
+        </w:rPr>
+        <w:t>）。在但以理書中，神被描述為「亙古常在者」（Ancient of Days，</w:t>
+      </w:r>
+      <w:hyperlink r:id="rId32">
+        <w:r>
+          <w:rPr>
+            <w:lang w:val="zh_TW" w:bidi="zh_TW"/>
+          </w:rPr>
+          <w:rPr>
+            <w:color w:val="0000EE"/>
+            <w:u w:val="single"/>
+          </w:rPr>
+          <w:t>但7:9、13</w:t>
+        </w:r>
+      </w:hyperlink>
+      <w:r>
+        <w:rPr>
+          <w:lang w:val="zh_TW" w:bidi="zh_TW"/>
+        </w:rPr>
+        <w:t>）。</w:t>
+      </w:r>
+    </w:p>
+    <w:p>
+      <w:pPr/>
+      <w:r>
+        <w:rPr>
+          <w:lang w:val="zh_TW" w:bidi="zh_TW"/>
+        </w:rPr>
+      </w:r>
+      <w:r>
+        <w:rPr>
+          <w:lang w:val="zh_TW" w:bidi="zh_TW"/>
+        </w:rPr>
+        <w:t>除了為了休息和敬拜而保留的安息日之外（</w:t>
+      </w:r>
+      <w:hyperlink r:id="rId33">
+        <w:r>
+          <w:rPr>
+            <w:lang w:val="zh_TW" w:bidi="zh_TW"/>
+          </w:rPr>
+          <w:rPr>
+            <w:color w:val="0000EE"/>
+            <w:u w:val="single"/>
+          </w:rPr>
+          <w:t>創2:3</w:t>
+        </w:r>
+      </w:hyperlink>
+      <w:r>
+        <w:rPr>
+          <w:lang w:val="zh_TW" w:bidi="zh_TW"/>
+        </w:rPr>
+        <w:t>；</w:t>
+      </w:r>
+      <w:hyperlink r:id="rId34">
+        <w:r>
+          <w:rPr>
+            <w:lang w:val="zh_TW" w:bidi="zh_TW"/>
+          </w:rPr>
+          <w:rPr>
+            <w:color w:val="0000EE"/>
+            <w:u w:val="single"/>
+          </w:rPr>
+          <w:t>出20:8–11</w:t>
+        </w:r>
+      </w:hyperlink>
+      <w:r>
+        <w:rPr>
+          <w:lang w:val="zh_TW" w:bidi="zh_TW"/>
+        </w:rPr>
+        <w:t>），「日」一詞還指春天的逾越節（</w:t>
+      </w:r>
+      <w:hyperlink r:id="rId35">
+        <w:r>
+          <w:rPr>
+            <w:lang w:val="zh_TW" w:bidi="zh_TW"/>
+          </w:rPr>
+          <w:rPr>
+            <w:color w:val="0000EE"/>
+            <w:u w:val="single"/>
+          </w:rPr>
+          <w:t>出12:14</w:t>
+        </w:r>
+      </w:hyperlink>
+      <w:r>
+        <w:rPr>
+          <w:lang w:val="zh_TW" w:bidi="zh_TW"/>
+        </w:rPr>
+        <w:t>；</w:t>
+      </w:r>
+      <w:hyperlink r:id="rId36">
+        <w:r>
+          <w:rPr>
+            <w:lang w:val="zh_TW" w:bidi="zh_TW"/>
+          </w:rPr>
+          <w:rPr>
+            <w:color w:val="0000EE"/>
+            <w:u w:val="single"/>
+          </w:rPr>
+          <w:t>利23:5</w:t>
+        </w:r>
+      </w:hyperlink>
+      <w:r>
+        <w:rPr>
+          <w:lang w:val="zh_TW" w:bidi="zh_TW"/>
+        </w:rPr>
+        <w:t>）和每年秋天的贖罪日（</w:t>
+      </w:r>
+      <w:hyperlink r:id="rId37">
+        <w:r>
+          <w:rPr>
+            <w:lang w:val="zh_TW" w:bidi="zh_TW"/>
+          </w:rPr>
+          <w:rPr>
+            <w:color w:val="0000EE"/>
+            <w:u w:val="single"/>
+          </w:rPr>
+          <w:t>利16:29–31</w:t>
+        </w:r>
+      </w:hyperlink>
+      <w:r>
+        <w:rPr>
+          <w:lang w:val="zh_TW" w:bidi="zh_TW"/>
+        </w:rPr>
+        <w:t>）。與安息日一樣，在這些日子人不可工作，而是遵守指定的宗教禮儀。</w:t>
+      </w:r>
+    </w:p>
+    <w:p>
+      <w:pPr>
+        <w:pStyle w:val="Heading3"/>
+      </w:pPr>
+      <w:r>
+        <w:rPr>
+          <w:lang w:val="zh_TW" w:bidi="zh_TW"/>
+        </w:rPr>
+        <w:t>新約</w:t>
+      </w:r>
+    </w:p>
+    <w:p>
+      <w:pPr/>
+      <w:r>
+        <w:rPr>
+          <w:lang w:val="zh_TW" w:bidi="zh_TW"/>
+        </w:rPr>
+      </w:r>
+      <w:r>
+        <w:rPr>
+          <w:lang w:val="zh_TW" w:bidi="zh_TW"/>
+        </w:rPr>
+        <w:t>在新約中，「日子」的用法部分延續了閃族的傳統，不過四更夜更的制度則源於希臘和羅馬。新約時期的十二小時白天則承襲自巴比倫的天文學（參</w:t>
+      </w:r>
+      <w:hyperlink r:id="rId38">
+        <w:r>
+          <w:rPr>
+            <w:lang w:val="zh_TW" w:bidi="zh_TW"/>
+          </w:rPr>
+          <w:rPr>
+            <w:color w:val="0000EE"/>
+            <w:u w:val="single"/>
+          </w:rPr>
+          <w:t>約11:9</w:t>
+        </w:r>
+      </w:hyperlink>
+      <w:r>
+        <w:rPr>
+          <w:lang w:val="zh_TW" w:bidi="zh_TW"/>
+        </w:rPr>
+        <w:t>）。</w:t>
+      </w:r>
+    </w:p>
+    <w:p>
+      <w:pPr/>
+      <w:r>
+        <w:rPr>
+          <w:lang w:val="zh_TW" w:bidi="zh_TW"/>
+        </w:rPr>
+      </w:r>
+      <w:r>
+        <w:rPr>
+          <w:lang w:val="zh_TW" w:bidi="zh_TW"/>
+        </w:rPr>
+        <w:t>除了字面意義上的日子，新約作者也使用比喻的說法，例如「拯救的日子」（</w:t>
+      </w:r>
+      <w:hyperlink r:id="rId39">
+        <w:r>
+          <w:rPr>
+            <w:lang w:val="zh_TW" w:bidi="zh_TW"/>
+          </w:rPr>
+          <w:rPr>
+            <w:color w:val="0000EE"/>
+            <w:u w:val="single"/>
+          </w:rPr>
+          <w:t>林後6:2</w:t>
+        </w:r>
+      </w:hyperlink>
+      <w:r>
+        <w:rPr>
+          <w:lang w:val="zh_TW" w:bidi="zh_TW"/>
+        </w:rPr>
+        <w:t>） 和「耶穌基督的日子」（</w:t>
+      </w:r>
+      <w:hyperlink r:id="rId40">
+        <w:r>
+          <w:rPr>
+            <w:lang w:val="zh_TW" w:bidi="zh_TW"/>
+          </w:rPr>
+          <w:rPr>
+            <w:color w:val="0000EE"/>
+            <w:u w:val="single"/>
+          </w:rPr>
+          <w:t>腓1:6</w:t>
+        </w:r>
+      </w:hyperlink>
+      <w:r>
+        <w:rPr>
+          <w:lang w:val="zh_TW" w:bidi="zh_TW"/>
+        </w:rPr>
+        <w:t>）。「日子」也有用來指具體的時段，如「他供職的日子」（</w:t>
+      </w:r>
+      <w:hyperlink r:id="rId41">
+        <w:r>
+          <w:rPr>
+            <w:lang w:val="zh_TW" w:bidi="zh_TW"/>
+          </w:rPr>
+          <w:rPr>
+            <w:color w:val="0000EE"/>
+            <w:u w:val="single"/>
+          </w:rPr>
+          <w:t>路1:23</w:t>
+        </w:r>
+      </w:hyperlink>
+      <w:r>
+        <w:rPr>
+          <w:lang w:val="zh_TW" w:bidi="zh_TW"/>
+        </w:rPr>
+        <w:t>）。特別節期包括逾越節（</w:t>
+      </w:r>
+      <w:hyperlink r:id="rId42">
+        <w:r>
+          <w:rPr>
+            <w:lang w:val="zh_TW" w:bidi="zh_TW"/>
+          </w:rPr>
+          <w:rPr>
+            <w:color w:val="0000EE"/>
+            <w:u w:val="single"/>
+          </w:rPr>
+          <w:t>約12:1</w:t>
+        </w:r>
+      </w:hyperlink>
+      <w:r>
+        <w:rPr>
+          <w:lang w:val="zh_TW" w:bidi="zh_TW"/>
+        </w:rPr>
+        <w:t>）、「</w:t>
+      </w:r>
+      <w:r>
+        <w:rPr>
+          <w:lang w:val="zh_TW" w:bidi="zh_TW"/>
+        </w:rPr>
+        <w:t>除酵的日子」</w:t>
+      </w:r>
+      <w:r>
+        <w:rPr>
+          <w:lang w:val="zh_TW" w:bidi="zh_TW"/>
+        </w:rPr>
+        <w:t>（</w:t>
+      </w:r>
+      <w:hyperlink r:id="rId43">
+        <w:r>
+          <w:rPr>
+            <w:lang w:val="zh_TW" w:bidi="zh_TW"/>
+          </w:rPr>
+          <w:rPr>
+            <w:color w:val="0000EE"/>
+            <w:u w:val="single"/>
+          </w:rPr>
+          <w:t>徒12:3</w:t>
+        </w:r>
+      </w:hyperlink>
+      <w:r>
+        <w:rPr>
+          <w:lang w:val="zh_TW" w:bidi="zh_TW"/>
+        </w:rPr>
+        <w:t>） 和五旬節（</w:t>
+      </w:r>
+      <w:hyperlink r:id="rId44">
+        <w:r>
+          <w:rPr>
+            <w:lang w:val="zh_TW" w:bidi="zh_TW"/>
+          </w:rPr>
+          <w:rPr>
+            <w:color w:val="0000EE"/>
+            <w:u w:val="single"/>
+          </w:rPr>
+          <w:t>徒2:1</w:t>
+        </w:r>
+      </w:hyperlink>
+      <w:r>
+        <w:rPr>
+          <w:lang w:val="zh_TW" w:bidi="zh_TW"/>
+        </w:rPr>
+        <w:t>）。</w:t>
+      </w:r>
+    </w:p>
+    <w:p>
+      <w:pPr/>
+      <w:r>
+        <w:rPr>
+          <w:lang w:val="zh_TW" w:bidi="zh_TW"/>
+        </w:rPr>
+      </w:r>
+      <w:r>
+        <w:rPr>
+          <w:lang w:val="zh_TW" w:bidi="zh_TW"/>
+        </w:rPr>
+        <w:t>與舊約一樣，日子也指人的一生（</w:t>
+      </w:r>
+      <w:hyperlink r:id="rId45">
+        <w:r>
+          <w:rPr>
+            <w:lang w:val="zh_TW" w:bidi="zh_TW"/>
+          </w:rPr>
+          <w:rPr>
+            <w:color w:val="0000EE"/>
+            <w:u w:val="single"/>
+          </w:rPr>
+          <w:t>約9:4</w:t>
+        </w:r>
+      </w:hyperlink>
+      <w:r>
+        <w:rPr>
+          <w:lang w:val="zh_TW" w:bidi="zh_TW"/>
+        </w:rPr>
+        <w:t>）。基督徒被稱為「光明之子」和「白晝之子」（</w:t>
+      </w:r>
+      <w:hyperlink r:id="rId46">
+        <w:r>
+          <w:rPr>
+            <w:lang w:val="zh_TW" w:bidi="zh_TW"/>
+          </w:rPr>
+          <w:rPr>
+            <w:color w:val="0000EE"/>
+            <w:u w:val="single"/>
+          </w:rPr>
+          <w:t>帖前5:5</w:t>
+        </w:r>
+      </w:hyperlink>
+      <w:r>
+        <w:rPr>
+          <w:lang w:val="zh_TW" w:bidi="zh_TW"/>
+        </w:rPr>
+        <w:t>），較長的時期或時代也被稱為日子（</w:t>
+      </w:r>
+      <w:hyperlink r:id="rId39">
+        <w:r>
+          <w:rPr>
+            <w:lang w:val="zh_TW" w:bidi="zh_TW"/>
+          </w:rPr>
+          <w:rPr>
+            <w:color w:val="0000EE"/>
+            <w:u w:val="single"/>
+          </w:rPr>
+          <w:t>林後6:2</w:t>
+        </w:r>
+      </w:hyperlink>
+      <w:r>
+        <w:rPr>
+          <w:lang w:val="zh_TW" w:bidi="zh_TW"/>
+        </w:rPr>
+        <w:t>；</w:t>
+      </w:r>
+      <w:hyperlink r:id="rId47">
+        <w:r>
+          <w:rPr>
+            <w:lang w:val="zh_TW" w:bidi="zh_TW"/>
+          </w:rPr>
+          <w:rPr>
+            <w:color w:val="0000EE"/>
+            <w:u w:val="single"/>
+          </w:rPr>
+          <w:t>弗5:16</w:t>
+        </w:r>
+      </w:hyperlink>
+      <w:r>
+        <w:rPr>
+          <w:lang w:val="zh_TW" w:bidi="zh_TW"/>
+        </w:rPr>
+        <w:t>，</w:t>
+      </w:r>
+      <w:hyperlink r:id="rId48">
+        <w:r>
+          <w:rPr>
+            <w:lang w:val="zh_TW" w:bidi="zh_TW"/>
+          </w:rPr>
+          <w:rPr>
+            <w:color w:val="0000EE"/>
+            <w:u w:val="single"/>
+          </w:rPr>
+          <w:t>6:13</w:t>
+        </w:r>
+      </w:hyperlink>
+      <w:r>
+        <w:rPr>
+          <w:lang w:val="zh_TW" w:bidi="zh_TW"/>
+        </w:rPr>
+        <w:t>；</w:t>
+      </w:r>
+      <w:hyperlink r:id="rId49">
+        <w:r>
+          <w:rPr>
+            <w:lang w:val="zh_TW" w:bidi="zh_TW"/>
+          </w:rPr>
+          <w:rPr>
+            <w:color w:val="0000EE"/>
+            <w:u w:val="single"/>
+          </w:rPr>
+          <w:t>來5:7</w:t>
+        </w:r>
+      </w:hyperlink>
+      <w:r>
+        <w:rPr>
+          <w:lang w:val="zh_TW" w:bidi="zh_TW"/>
+        </w:rPr>
+        <w:t>）。舊約先知所強調審判的日子在新約中延續，並特別指出那是神最終審判的日子——人子（耶穌）要顯明祂是主（</w:t>
+      </w:r>
+      <w:hyperlink r:id="rId50">
+        <w:r>
+          <w:rPr>
+            <w:lang w:val="zh_TW" w:bidi="zh_TW"/>
+          </w:rPr>
+          <w:rPr>
+            <w:color w:val="0000EE"/>
+            <w:u w:val="single"/>
+          </w:rPr>
+          <w:t>路17:30</w:t>
+        </w:r>
+      </w:hyperlink>
+      <w:r>
+        <w:rPr>
+          <w:lang w:val="zh_TW" w:bidi="zh_TW"/>
+        </w:rPr>
+        <w:t>；</w:t>
+      </w:r>
+      <w:hyperlink r:id="rId51">
+        <w:r>
+          <w:rPr>
+            <w:lang w:val="zh_TW" w:bidi="zh_TW"/>
+          </w:rPr>
+          <w:rPr>
+            <w:color w:val="0000EE"/>
+            <w:u w:val="single"/>
+          </w:rPr>
+          <w:t>約6:39–44</w:t>
+        </w:r>
+      </w:hyperlink>
+      <w:r>
+        <w:rPr>
+          <w:lang w:val="zh_TW" w:bidi="zh_TW"/>
+        </w:rPr>
+        <w:t>；</w:t>
+      </w:r>
+      <w:hyperlink r:id="rId52">
+        <w:r>
+          <w:rPr>
+            <w:lang w:val="zh_TW" w:bidi="zh_TW"/>
+          </w:rPr>
+          <w:rPr>
+            <w:color w:val="0000EE"/>
+            <w:u w:val="single"/>
+          </w:rPr>
+          <w:t>林前5:5</w:t>
+        </w:r>
+      </w:hyperlink>
+      <w:r>
+        <w:rPr>
+          <w:lang w:val="zh_TW" w:bidi="zh_TW"/>
+        </w:rPr>
+        <w:t>；</w:t>
+      </w:r>
+      <w:hyperlink r:id="rId53">
+        <w:r>
+          <w:rPr>
+            <w:lang w:val="zh_TW" w:bidi="zh_TW"/>
+          </w:rPr>
+          <w:rPr>
+            <w:color w:val="0000EE"/>
+            <w:u w:val="single"/>
+          </w:rPr>
+          <w:t>帖前5:2</w:t>
+        </w:r>
+      </w:hyperlink>
+      <w:r>
+        <w:rPr>
+          <w:lang w:val="zh_TW" w:bidi="zh_TW"/>
+        </w:rPr>
+        <w:t>；</w:t>
+      </w:r>
+      <w:hyperlink r:id="rId54">
+        <w:r>
+          <w:rPr>
+            <w:lang w:val="zh_TW" w:bidi="zh_TW"/>
+          </w:rPr>
+          <w:rPr>
+            <w:color w:val="0000EE"/>
+            <w:u w:val="single"/>
+          </w:rPr>
+          <w:t>彼後2:9</w:t>
+        </w:r>
+      </w:hyperlink>
+      <w:r>
+        <w:rPr>
+          <w:lang w:val="zh_TW" w:bidi="zh_TW"/>
+        </w:rPr>
+        <w:t>，</w:t>
+      </w:r>
+      <w:hyperlink r:id="rId55">
+        <w:r>
+          <w:rPr>
+            <w:lang w:val="zh_TW" w:bidi="zh_TW"/>
+          </w:rPr>
+          <w:rPr>
+            <w:color w:val="0000EE"/>
+            <w:u w:val="single"/>
+          </w:rPr>
+          <w:t>3:7、12</w:t>
+        </w:r>
+      </w:hyperlink>
+      <w:r>
+        <w:rPr>
+          <w:lang w:val="zh_TW" w:bidi="zh_TW"/>
+        </w:rPr>
+        <w:t>；</w:t>
+      </w:r>
+      <w:hyperlink r:id="rId56">
+        <w:r>
+          <w:rPr>
+            <w:lang w:val="zh_TW" w:bidi="zh_TW"/>
+          </w:rPr>
+          <w:rPr>
+            <w:color w:val="0000EE"/>
+            <w:u w:val="single"/>
+          </w:rPr>
+          <w:t>約一4:17</w:t>
+        </w:r>
+      </w:hyperlink>
+      <w:r>
+        <w:rPr>
+          <w:lang w:val="zh_TW" w:bidi="zh_TW"/>
+        </w:rPr>
+        <w:t>；</w:t>
+      </w:r>
+      <w:hyperlink r:id="rId57">
+        <w:r>
+          <w:rPr>
+            <w:lang w:val="zh_TW" w:bidi="zh_TW"/>
+          </w:rPr>
+          <w:rPr>
+            <w:color w:val="0000EE"/>
+            <w:u w:val="single"/>
+          </w:rPr>
+          <w:t>啟16:14</w:t>
+        </w:r>
+      </w:hyperlink>
+      <w:r>
+        <w:rPr>
+          <w:lang w:val="zh_TW" w:bidi="zh_TW"/>
+        </w:rPr>
+        <w:t>）。「</w:t>
+      </w:r>
+      <w:r>
+        <w:rPr>
+          <w:lang w:val="zh_TW" w:bidi="zh_TW"/>
+        </w:rPr>
+        <w:t>永遠</w:t>
+      </w:r>
+      <w:r>
+        <w:rPr>
+          <w:lang w:val="zh_TW" w:bidi="zh_TW"/>
+        </w:rPr>
+        <w:t>」標誌著時間將成為永恆的那一刻（</w:t>
+      </w:r>
+      <w:hyperlink r:id="rId58">
+        <w:r>
+          <w:rPr>
+            <w:lang w:val="zh_TW" w:bidi="zh_TW"/>
+          </w:rPr>
+          <w:rPr>
+            <w:color w:val="0000EE"/>
+            <w:u w:val="single"/>
+          </w:rPr>
+          <w:t>彼後3:18</w:t>
+        </w:r>
+      </w:hyperlink>
+      <w:r>
+        <w:rPr>
+          <w:lang w:val="zh_TW" w:bidi="zh_TW"/>
+        </w:rPr>
+        <w:t>）。新耶路撒冷，就是神子民的居所，被描述為一個永遠白晝之地（</w:t>
+      </w:r>
+      <w:hyperlink r:id="rId59">
+        <w:r>
+          <w:rPr>
+            <w:lang w:val="zh_TW" w:bidi="zh_TW"/>
+          </w:rPr>
+          <w:rPr>
+            <w:color w:val="0000EE"/>
+            <w:u w:val="single"/>
+          </w:rPr>
+          <w:t>啟21:25</w:t>
+        </w:r>
+      </w:hyperlink>
+      <w:r>
+        <w:rPr>
+          <w:lang w:val="zh_TW" w:bidi="zh_TW"/>
+        </w:rPr>
+        <w:t>）。</w:t>
+      </w:r>
+    </w:p>
+    <w:p>
+      <w:pPr/>
+      <w:r>
+        <w:rPr>
+          <w:lang w:val="zh_TW" w:bidi="zh_TW"/>
+        </w:rPr>
+      </w:r>
+      <w:r>
+        <w:rPr>
           <w:i/>
           <w:lang w:val="zh_TW" w:bidi="zh_TW"/>
         </w:rPr>
@@ -430,13 +1370,13 @@
         <w:rPr>
           <w:lang w:val="zh_TW" w:bidi="zh_TW"/>
         </w:rPr>
-        <w:t xml:space="preserve"> </w:t>
-      </w:r>
-      <w:r>
-        <w:rPr>
-          <w:lang w:val="zh_TW" w:bidi="zh_TW"/>
-        </w:rPr>
-        <w:t>疾病</w:t>
+        <w:t>古代與現代曆法</w:t>
+      </w:r>
+      <w:r>
+        <w:rPr>
+          <w:lang w:val="zh_TW" w:bidi="zh_TW"/>
+        </w:rPr>
+        <w:t>；耶和華的日子</w:t>
       </w:r>
       <w:r>
         <w:rPr>
@@ -448,7 +1388,7 @@
         <w:rPr>
           <w:lang w:val="zh_TW" w:bidi="zh_TW"/>
         </w:rPr>
-        <w:t>藥物和醫療實踐</w:t>
+        <w:t>末世論</w:t>
       </w:r>
       <w:r>
         <w:rPr>

--- a/zht/docx/110.content.docx
+++ b/zht/docx/110.content.docx
@@ -19,7 +19,7 @@
         <w:rPr>
           <w:lang w:val="zh_TW" w:bidi="zh_TW"/>
         </w:rPr>
-        <w:t>Resource: 聖經詞典 (Tyndale)</w:t>
+        <w:t>Resource: Tyndale Open Bible Dictionary</w:t>
       </w:r>
       <w:r>
         <w:rPr>
@@ -112,7 +112,7 @@
         <w:rPr>
           <w:lang w:val="zh_TW" w:bidi="zh_TW"/>
         </w:rPr>
-        <w:t>聖經詞典 (Tyndale)</w:t>
+        <w:t>Tyndale Open Bible Dictionary</w:t>
       </w:r>
     </w:p>
     <w:p>
@@ -149,7 +149,7 @@
         <w:rPr>
           <w:lang w:val="zh_TW" w:bidi="zh_TW"/>
         </w:rPr>
-        <w:t>ri</w:t>
+        <w:t>qun</w:t>
       </w:r>
       <w:r>
         <w:rPr>
@@ -212,7 +212,7 @@
         <w:rPr>
           <w:lang w:val="zh_TW" w:bidi="zh_TW"/>
         </w:rPr>
-        <w:t>日</w:t>
+        <w:t>群</w:t>
       </w:r>
       <w:r>
         <w:rPr>
@@ -231,7 +231,33 @@
         <w:rPr>
           <w:lang w:val="zh_TW" w:bidi="zh_TW"/>
         </w:rPr>
-        <w:t>最直接的意義，是指地球繞著自轉軸旋轉的一段時間，例如兩次日出之間的時間；也可以指這段時間裡太陽可見的部份，即「早晨」，另一部份則稱為「晚上」。「日子」這個字在舊約中出現超過二千次，在新約中出現超過三百五十次。希伯來文中「日」一詞多義，不僅僅是字面上的意思。希伯來人的一天是由晚上開始，直到第二天的晚上，這種算法大概是基於妥拉（參</w:t>
+        <w:t>羅馬軍隊的一個單位。在新約時代，一隊軍隊標準的規模是6,000人，外加約120名騎兵。</w:t>
+      </w:r>
+    </w:p>
+    <w:p>
+      <w:pPr/>
+      <w:r>
+        <w:rPr>
+          <w:lang w:val="zh_TW" w:bidi="zh_TW"/>
+        </w:rPr>
+      </w:r>
+      <w:r>
+        <w:rPr>
+          <w:lang w:val="zh_TW" w:bidi="zh_TW"/>
+        </w:rPr>
+        <w:t>因為它代表了一大群人，「群」這個詞被象徵性地用來表示一個不確定的大數量；這種用法在新約中出現了四次。在關於格拉森被鬼附的人這個故事中，耶穌問那人：「你的名字是什麼？」那人回答：「</w:t>
+      </w:r>
+      <w:r>
+        <w:rPr>
+          <w:lang w:val="zh_TW" w:bidi="zh_TW"/>
+        </w:rPr>
+        <w:t>我名叫『群』，因為我們多的緣故</w:t>
+      </w:r>
+      <w:r>
+        <w:rPr>
+          <w:lang w:val="zh_TW" w:bidi="zh_TW"/>
+        </w:rPr>
+        <w:t>」（</w:t>
       </w:r>
       <w:hyperlink r:id="rId13">
         <w:r>
@@ -242,39 +268,14 @@
             <w:color w:val="0000EE"/>
             <w:u w:val="single"/>
           </w:rPr>
-          <w:t>創1:14、19</w:t>
+          <w:t>可5:9、15</w:t>
         </w:r>
       </w:hyperlink>
       <w:r>
         <w:rPr>
           <w:lang w:val="zh_TW" w:bidi="zh_TW"/>
         </w:rPr>
-        <w:t>）。這種字面上按太陽運行的二十四小時週期稱為「公曆日」（civil day）。在其他古代近東的民族中，「公曆日」的起點各有不同。希臘的習慣與希伯來人相同；巴比倫人由日出開始一天；埃及人和羅馬人則以午夜到次日午夜為一日。</w:t>
-      </w:r>
-    </w:p>
-    <w:p>
-      <w:pPr>
-        <w:pStyle w:val="Heading3"/>
-      </w:pPr>
-      <w:r>
-        <w:rPr>
-          <w:lang w:val="zh_TW" w:bidi="zh_TW"/>
-        </w:rPr>
-        <w:t>聖經中的日子與星期</w:t>
-      </w:r>
-    </w:p>
-    <w:p>
-      <w:pPr/>
-      <w:r>
-        <w:rPr>
-          <w:lang w:val="zh_TW" w:bidi="zh_TW"/>
-        </w:rPr>
-      </w:r>
-      <w:r>
-        <w:rPr>
-          <w:lang w:val="zh_TW" w:bidi="zh_TW"/>
-        </w:rPr>
-        <w:t>希伯來人一般認知白天（十二小時）分為早晨、正午與晚上（</w:t>
+        <w:t>；</w:t>
       </w:r>
       <w:hyperlink r:id="rId14">
         <w:r>
@@ -285,14 +286,14 @@
             <w:color w:val="0000EE"/>
             <w:u w:val="single"/>
           </w:rPr>
-          <w:t>詩55:17</w:t>
+          <w:t>路8:30</w:t>
         </w:r>
       </w:hyperlink>
       <w:r>
         <w:rPr>
           <w:lang w:val="zh_TW" w:bidi="zh_TW"/>
         </w:rPr>
-        <w:t>）。這些時段有時以不同詞語表達，如黎明（</w:t>
+        <w:t>；參：</w:t>
       </w:r>
       <w:hyperlink r:id="rId15">
         <w:r>
@@ -303,26 +304,14 @@
             <w:color w:val="0000EE"/>
             <w:u w:val="single"/>
           </w:rPr>
-          <w:t>伯3:9</w:t>
+          <w:t>太12:45</w:t>
         </w:r>
       </w:hyperlink>
       <w:r>
         <w:rPr>
           <w:lang w:val="zh_TW" w:bidi="zh_TW"/>
         </w:rPr>
-        <w:t>）、</w:t>
-      </w:r>
-      <w:r>
-        <w:rPr>
-          <w:lang w:val="zh_TW" w:bidi="zh_TW"/>
-        </w:rPr>
-        <w:t>太陽近午</w:t>
-      </w:r>
-      <w:r>
-        <w:rPr>
-          <w:lang w:val="zh_TW" w:bidi="zh_TW"/>
-        </w:rPr>
-        <w:t>（</w:t>
+        <w:t>；</w:t>
       </w:r>
       <w:hyperlink r:id="rId16">
         <w:r>
@@ -333,26 +322,28 @@
             <w:color w:val="0000EE"/>
             <w:u w:val="single"/>
           </w:rPr>
-          <w:t>撒上11:11</w:t>
+          <w:t>路8:2</w:t>
         </w:r>
       </w:hyperlink>
       <w:r>
         <w:rPr>
           <w:lang w:val="zh_TW" w:bidi="zh_TW"/>
         </w:rPr>
-        <w:t>）、</w:t>
-      </w:r>
+        <w:t>，這些經文提到多個鬼附在一個人身上）。</w:t>
+      </w:r>
+    </w:p>
+    <w:p>
+      <w:pPr/>
       <w:r>
         <w:rPr>
           <w:lang w:val="zh_TW" w:bidi="zh_TW"/>
         </w:rPr>
-        <w:t>晌午</w:t>
       </w:r>
       <w:r>
         <w:rPr>
           <w:lang w:val="zh_TW" w:bidi="zh_TW"/>
         </w:rPr>
-        <w:t>（</w:t>
+        <w:t>這個詞的另一個用法是在</w:t>
       </w:r>
       <w:hyperlink r:id="rId17">
         <w:r>
@@ -363,26 +354,40 @@
             <w:color w:val="0000EE"/>
             <w:u w:val="single"/>
           </w:rPr>
-          <w:t>創43:16</w:t>
+          <w:t>馬太福音二十六章53節</w:t>
         </w:r>
       </w:hyperlink>
       <w:r>
         <w:rPr>
           <w:lang w:val="zh_TW" w:bidi="zh_TW"/>
         </w:rPr>
-        <w:t>）、一天起</w:t>
+        <w:t>，當時耶穌被捕，他的一個同伴拔出劍來保護祂。耶穌禁止他，說：「</w:t>
       </w:r>
       <w:r>
         <w:rPr>
           <w:lang w:val="zh_TW" w:bidi="zh_TW"/>
         </w:rPr>
-        <w:t>涼風的</w:t>
+        <w:t>你想，我不能求我父現在為我差遣十二營多天使來嗎？</w:t>
       </w:r>
       <w:r>
         <w:rPr>
           <w:lang w:val="zh_TW" w:bidi="zh_TW"/>
         </w:rPr>
-        <w:t>時間（</w:t>
+        <w:t>」。因此，他提到了可以召喚來幫助他的天使數量是多龐大。</w:t>
+      </w:r>
+    </w:p>
+    <w:p>
+      <w:pPr/>
+      <w:r>
+        <w:rPr>
+          <w:lang w:val="zh_TW" w:bidi="zh_TW"/>
+        </w:rPr>
+      </w:r>
+      <w:r>
+        <w:rPr>
+          <w:lang w:val="zh_TW" w:bidi="zh_TW"/>
+        </w:rPr>
+        <w:t>「群」這個詞在新約中從未以其軍事意義出現，而是指反對人類屬靈的邪惡勢力（參：</w:t>
       </w:r>
       <w:hyperlink r:id="rId18">
         <w:r>
@@ -393,14 +398,14 @@
             <w:color w:val="0000EE"/>
             <w:u w:val="single"/>
           </w:rPr>
-          <w:t>3:8</w:t>
+          <w:t>弗 6:12</w:t>
         </w:r>
       </w:hyperlink>
       <w:r>
         <w:rPr>
           <w:lang w:val="zh_TW" w:bidi="zh_TW"/>
         </w:rPr>
-        <w:t>）和晚上（</w:t>
+        <w:t>）或可以召喚來幫助他們屬靈的力量（參：</w:t>
       </w:r>
       <w:hyperlink r:id="rId19">
         <w:r>
@@ -411,938 +416,7 @@
             <w:color w:val="0000EE"/>
             <w:u w:val="single"/>
           </w:rPr>
-          <w:t>得2:17</w:t>
-        </w:r>
-      </w:hyperlink>
-      <w:r>
-        <w:rPr>
-          <w:lang w:val="zh_TW" w:bidi="zh_TW"/>
-        </w:rPr>
-        <w:t>）。希伯來文「兩個晚上之間」（</w:t>
-      </w:r>
-      <w:hyperlink r:id="rId20">
-        <w:r>
-          <w:rPr>
-            <w:lang w:val="zh_TW" w:bidi="zh_TW"/>
-          </w:rPr>
-          <w:rPr>
-            <w:color w:val="0000EE"/>
-            <w:u w:val="single"/>
-          </w:rPr>
-          <w:t>出12:6</w:t>
-        </w:r>
-      </w:hyperlink>
-      <w:r>
-        <w:rPr>
-          <w:lang w:val="zh_TW" w:bidi="zh_TW"/>
-        </w:rPr>
-        <w:t>；譯註：和合本譯作黃昏）大概是指黃昏、入夜的時候（</w:t>
-      </w:r>
-      <w:hyperlink r:id="rId21">
-        <w:r>
-          <w:rPr>
-            <w:lang w:val="zh_TW" w:bidi="zh_TW"/>
-          </w:rPr>
-          <w:rPr>
-            <w:color w:val="0000EE"/>
-            <w:u w:val="single"/>
-          </w:rPr>
-          <w:t>出16:12</w:t>
-        </w:r>
-      </w:hyperlink>
-      <w:r>
-        <w:rPr>
-          <w:lang w:val="zh_TW" w:bidi="zh_TW"/>
-        </w:rPr>
-        <w:t>）。按小時來劃分日子，是直到基督時代才開始的。在舊約中最接近的劃分是將白天分為四等份（</w:t>
-      </w:r>
-      <w:hyperlink r:id="rId22">
-        <w:r>
-          <w:rPr>
-            <w:lang w:val="zh_TW" w:bidi="zh_TW"/>
-          </w:rPr>
-          <w:rPr>
-            <w:color w:val="0000EE"/>
-            <w:u w:val="single"/>
-          </w:rPr>
-          <w:t>尼9:3</w:t>
-        </w:r>
-      </w:hyperlink>
-      <w:r>
-        <w:rPr>
-          <w:lang w:val="zh_TW" w:bidi="zh_TW"/>
-        </w:rPr>
-        <w:t>），或是對應了被擄前時期的夜晚，會被分為幾更。</w:t>
-      </w:r>
-    </w:p>
-    <w:p>
-      <w:pPr/>
-      <w:r>
-        <w:rPr>
-          <w:lang w:val="zh_TW" w:bidi="zh_TW"/>
-        </w:rPr>
-      </w:r>
-      <w:r>
-        <w:rPr>
-          <w:lang w:val="zh_TW" w:bidi="zh_TW"/>
-        </w:rPr>
-        <w:t>除了安息日外，古希伯來人並沒有為一週中的日子命名，而是以數字來稱呼這些日子，這種做法延續到新約時代（</w:t>
-      </w:r>
-      <w:hyperlink r:id="rId23">
-        <w:r>
-          <w:rPr>
-            <w:lang w:val="zh_TW" w:bidi="zh_TW"/>
-          </w:rPr>
-          <w:rPr>
-            <w:color w:val="0000EE"/>
-            <w:u w:val="single"/>
-          </w:rPr>
-          <w:t>路24:1</w:t>
-        </w:r>
-      </w:hyperlink>
-      <w:r>
-        <w:rPr>
-          <w:lang w:val="zh_TW" w:bidi="zh_TW"/>
-        </w:rPr>
-        <w:t>）。由於希伯來人傳統上重視安息日，對猶太人來說，知道安息日何時開始尤其重要。因此，法利賽人規定：日落後天上出現三顆星星時，就算進入安息日。</w:t>
-      </w:r>
-    </w:p>
-    <w:p>
-      <w:pPr>
-        <w:pStyle w:val="Heading3"/>
-      </w:pPr>
-      <w:r>
-        <w:rPr>
-          <w:lang w:val="zh_TW" w:bidi="zh_TW"/>
-        </w:rPr>
-        <w:t>創造的日子</w:t>
-      </w:r>
-    </w:p>
-    <w:p>
-      <w:pPr/>
-      <w:r>
-        <w:rPr>
-          <w:lang w:val="zh_TW" w:bidi="zh_TW"/>
-        </w:rPr>
-      </w:r>
-      <w:r>
-        <w:rPr>
-          <w:lang w:val="zh_TW" w:bidi="zh_TW"/>
-        </w:rPr>
-        <w:t>許多人認為，創世記中提到的「日子」是二十四小時。其支持理由是經文中的短語「有晚上，有早晨」。然而，這實際上是一種蘇美（Sumerian）文學的修辭方式，以相對的兩極組合來表達「整體」。因此「晚上—早晨」並非強調精確的時間單位，而是表達整個創造循環中一個完整的階段，重點在於「完整性」而非具體時間的長度。創造的完整性是由一個又一個的階段來達成，所以，創世記的描述不一定指一段特定的時間。</w:t>
-      </w:r>
-    </w:p>
-    <w:p>
-      <w:pPr/>
-      <w:r>
-        <w:rPr>
-          <w:lang w:val="zh_TW" w:bidi="zh_TW"/>
-        </w:rPr>
-      </w:r>
-      <w:r>
-        <w:rPr>
-          <w:lang w:val="zh_TW" w:bidi="zh_TW"/>
-        </w:rPr>
-        <w:t>蘇美人所謂的「公曆日」只包括太陽可見的十二小時，因此其他國家的「法律日」則是「雙倍日」（二十四小時）。若早期的創世敘述反映了蘇美文化，那麼「晚上—早晨」就不應被理解為現代意義上的公曆日，而是指一個階段或大概的時段。</w:t>
-      </w:r>
-    </w:p>
-    <w:p>
-      <w:pPr>
-        <w:pStyle w:val="Heading3"/>
-      </w:pPr>
-      <w:r>
-        <w:rPr>
-          <w:lang w:val="zh_TW" w:bidi="zh_TW"/>
-        </w:rPr>
-        <w:t>舊約</w:t>
-      </w:r>
-    </w:p>
-    <w:p>
-      <w:pPr/>
-      <w:r>
-        <w:rPr>
-          <w:lang w:val="zh_TW" w:bidi="zh_TW"/>
-        </w:rPr>
-      </w:r>
-      <w:r>
-        <w:rPr>
-          <w:lang w:val="zh_TW" w:bidi="zh_TW"/>
-        </w:rPr>
-        <w:t>在舊約中，「日子」常常有比喻的意思，例如「耶和華的日子」（</w:t>
-      </w:r>
-      <w:hyperlink r:id="rId24">
-        <w:r>
-          <w:rPr>
-            <w:lang w:val="zh_TW" w:bidi="zh_TW"/>
-          </w:rPr>
-          <w:rPr>
-            <w:color w:val="0000EE"/>
-            <w:u w:val="single"/>
-          </w:rPr>
-          <w:t>珥1:15</w:t>
-        </w:r>
-      </w:hyperlink>
-      <w:r>
-        <w:rPr>
-          <w:lang w:val="zh_TW" w:bidi="zh_TW"/>
-        </w:rPr>
-        <w:t>；</w:t>
-      </w:r>
-      <w:hyperlink r:id="rId25">
-        <w:r>
-          <w:rPr>
-            <w:lang w:val="zh_TW" w:bidi="zh_TW"/>
-          </w:rPr>
-          <w:rPr>
-            <w:color w:val="0000EE"/>
-            <w:u w:val="single"/>
-          </w:rPr>
-          <w:t>摩5:18</w:t>
-        </w:r>
-      </w:hyperlink>
-      <w:r>
-        <w:rPr>
-          <w:lang w:val="zh_TW" w:bidi="zh_TW"/>
-        </w:rPr>
-        <w:t>）、「</w:t>
-      </w:r>
-      <w:r>
-        <w:rPr>
-          <w:lang w:val="zh_TW" w:bidi="zh_TW"/>
-        </w:rPr>
-        <w:t>遭</w:t>
-      </w:r>
-      <w:r>
-        <w:rPr>
-          <w:lang w:val="zh_TW" w:bidi="zh_TW"/>
-        </w:rPr>
-        <w:t>難的日子」（</w:t>
-      </w:r>
-      <w:hyperlink r:id="rId26">
-        <w:r>
-          <w:rPr>
-            <w:lang w:val="zh_TW" w:bidi="zh_TW"/>
-          </w:rPr>
-          <w:rPr>
-            <w:color w:val="0000EE"/>
-            <w:u w:val="single"/>
-          </w:rPr>
-          <w:t>詩20:1</w:t>
-        </w:r>
-      </w:hyperlink>
-      <w:r>
-        <w:rPr>
-          <w:lang w:val="zh_TW" w:bidi="zh_TW"/>
-        </w:rPr>
-        <w:t>）和「</w:t>
-      </w:r>
-      <w:r>
-        <w:rPr>
-          <w:lang w:val="zh_TW" w:bidi="zh_TW"/>
-        </w:rPr>
-        <w:t>神發怒的</w:t>
-      </w:r>
-      <w:r>
-        <w:rPr>
-          <w:lang w:val="zh_TW" w:bidi="zh_TW"/>
-        </w:rPr>
-        <w:t>日子」（</w:t>
-      </w:r>
-      <w:hyperlink r:id="rId27">
-        <w:r>
-          <w:rPr>
-            <w:lang w:val="zh_TW" w:bidi="zh_TW"/>
-          </w:rPr>
-          <w:rPr>
-            <w:color w:val="0000EE"/>
-            <w:u w:val="single"/>
-          </w:rPr>
-          <w:t>伯20:28</w:t>
-        </w:r>
-      </w:hyperlink>
-      <w:r>
-        <w:rPr>
-          <w:lang w:val="zh_TW" w:bidi="zh_TW"/>
-        </w:rPr>
-        <w:t>）。複數的「日子」（譯註：如「年日」、「年間」）有時用來指一位君王的統治時期（</w:t>
-      </w:r>
-      <w:hyperlink r:id="rId28">
-        <w:r>
-          <w:rPr>
-            <w:lang w:val="zh_TW" w:bidi="zh_TW"/>
-          </w:rPr>
-          <w:rPr>
-            <w:color w:val="0000EE"/>
-            <w:u w:val="single"/>
-          </w:rPr>
-          <w:t>王上10:21</w:t>
-        </w:r>
-      </w:hyperlink>
-      <w:r>
-        <w:rPr>
-          <w:lang w:val="zh_TW" w:bidi="zh_TW"/>
-        </w:rPr>
-        <w:t>）、或人的一生（</w:t>
-      </w:r>
-      <w:hyperlink r:id="rId29">
-        <w:r>
-          <w:rPr>
-            <w:lang w:val="zh_TW" w:bidi="zh_TW"/>
-          </w:rPr>
-          <w:rPr>
-            <w:color w:val="0000EE"/>
-            <w:u w:val="single"/>
-          </w:rPr>
-          <w:t>創5:4</w:t>
-        </w:r>
-      </w:hyperlink>
-      <w:r>
-        <w:rPr>
-          <w:lang w:val="zh_TW" w:bidi="zh_TW"/>
-        </w:rPr>
-        <w:t>；</w:t>
-      </w:r>
-      <w:hyperlink r:id="rId30">
-        <w:r>
-          <w:rPr>
-            <w:lang w:val="zh_TW" w:bidi="zh_TW"/>
-          </w:rPr>
-          <w:rPr>
-            <w:color w:val="0000EE"/>
-            <w:u w:val="single"/>
-          </w:rPr>
-          <w:t>王上3:14</w:t>
-        </w:r>
-      </w:hyperlink>
-      <w:r>
-        <w:rPr>
-          <w:lang w:val="zh_TW" w:bidi="zh_TW"/>
-        </w:rPr>
-        <w:t>；</w:t>
-      </w:r>
-      <w:hyperlink r:id="rId31">
-        <w:r>
-          <w:rPr>
-            <w:lang w:val="zh_TW" w:bidi="zh_TW"/>
-          </w:rPr>
-          <w:rPr>
-            <w:color w:val="0000EE"/>
-            <w:u w:val="single"/>
-          </w:rPr>
-          <w:t>詩90:12</w:t>
-        </w:r>
-      </w:hyperlink>
-      <w:r>
-        <w:rPr>
-          <w:lang w:val="zh_TW" w:bidi="zh_TW"/>
-        </w:rPr>
-        <w:t>）。在但以理書中，神被描述為「亙古常在者」（Ancient of Days，</w:t>
-      </w:r>
-      <w:hyperlink r:id="rId32">
-        <w:r>
-          <w:rPr>
-            <w:lang w:val="zh_TW" w:bidi="zh_TW"/>
-          </w:rPr>
-          <w:rPr>
-            <w:color w:val="0000EE"/>
-            <w:u w:val="single"/>
-          </w:rPr>
-          <w:t>但7:9、13</w:t>
-        </w:r>
-      </w:hyperlink>
-      <w:r>
-        <w:rPr>
-          <w:lang w:val="zh_TW" w:bidi="zh_TW"/>
-        </w:rPr>
-        <w:t>）。</w:t>
-      </w:r>
-    </w:p>
-    <w:p>
-      <w:pPr/>
-      <w:r>
-        <w:rPr>
-          <w:lang w:val="zh_TW" w:bidi="zh_TW"/>
-        </w:rPr>
-      </w:r>
-      <w:r>
-        <w:rPr>
-          <w:lang w:val="zh_TW" w:bidi="zh_TW"/>
-        </w:rPr>
-        <w:t>除了為了休息和敬拜而保留的安息日之外（</w:t>
-      </w:r>
-      <w:hyperlink r:id="rId33">
-        <w:r>
-          <w:rPr>
-            <w:lang w:val="zh_TW" w:bidi="zh_TW"/>
-          </w:rPr>
-          <w:rPr>
-            <w:color w:val="0000EE"/>
-            <w:u w:val="single"/>
-          </w:rPr>
-          <w:t>創2:3</w:t>
-        </w:r>
-      </w:hyperlink>
-      <w:r>
-        <w:rPr>
-          <w:lang w:val="zh_TW" w:bidi="zh_TW"/>
-        </w:rPr>
-        <w:t>；</w:t>
-      </w:r>
-      <w:hyperlink r:id="rId34">
-        <w:r>
-          <w:rPr>
-            <w:lang w:val="zh_TW" w:bidi="zh_TW"/>
-          </w:rPr>
-          <w:rPr>
-            <w:color w:val="0000EE"/>
-            <w:u w:val="single"/>
-          </w:rPr>
-          <w:t>出20:8–11</w:t>
-        </w:r>
-      </w:hyperlink>
-      <w:r>
-        <w:rPr>
-          <w:lang w:val="zh_TW" w:bidi="zh_TW"/>
-        </w:rPr>
-        <w:t>），「日」一詞還指春天的逾越節（</w:t>
-      </w:r>
-      <w:hyperlink r:id="rId35">
-        <w:r>
-          <w:rPr>
-            <w:lang w:val="zh_TW" w:bidi="zh_TW"/>
-          </w:rPr>
-          <w:rPr>
-            <w:color w:val="0000EE"/>
-            <w:u w:val="single"/>
-          </w:rPr>
-          <w:t>出12:14</w:t>
-        </w:r>
-      </w:hyperlink>
-      <w:r>
-        <w:rPr>
-          <w:lang w:val="zh_TW" w:bidi="zh_TW"/>
-        </w:rPr>
-        <w:t>；</w:t>
-      </w:r>
-      <w:hyperlink r:id="rId36">
-        <w:r>
-          <w:rPr>
-            <w:lang w:val="zh_TW" w:bidi="zh_TW"/>
-          </w:rPr>
-          <w:rPr>
-            <w:color w:val="0000EE"/>
-            <w:u w:val="single"/>
-          </w:rPr>
-          <w:t>利23:5</w:t>
-        </w:r>
-      </w:hyperlink>
-      <w:r>
-        <w:rPr>
-          <w:lang w:val="zh_TW" w:bidi="zh_TW"/>
-        </w:rPr>
-        <w:t>）和每年秋天的贖罪日（</w:t>
-      </w:r>
-      <w:hyperlink r:id="rId37">
-        <w:r>
-          <w:rPr>
-            <w:lang w:val="zh_TW" w:bidi="zh_TW"/>
-          </w:rPr>
-          <w:rPr>
-            <w:color w:val="0000EE"/>
-            <w:u w:val="single"/>
-          </w:rPr>
-          <w:t>利16:29–31</w:t>
-        </w:r>
-      </w:hyperlink>
-      <w:r>
-        <w:rPr>
-          <w:lang w:val="zh_TW" w:bidi="zh_TW"/>
-        </w:rPr>
-        <w:t>）。與安息日一樣，在這些日子人不可工作，而是遵守指定的宗教禮儀。</w:t>
-      </w:r>
-    </w:p>
-    <w:p>
-      <w:pPr>
-        <w:pStyle w:val="Heading3"/>
-      </w:pPr>
-      <w:r>
-        <w:rPr>
-          <w:lang w:val="zh_TW" w:bidi="zh_TW"/>
-        </w:rPr>
-        <w:t>新約</w:t>
-      </w:r>
-    </w:p>
-    <w:p>
-      <w:pPr/>
-      <w:r>
-        <w:rPr>
-          <w:lang w:val="zh_TW" w:bidi="zh_TW"/>
-        </w:rPr>
-      </w:r>
-      <w:r>
-        <w:rPr>
-          <w:lang w:val="zh_TW" w:bidi="zh_TW"/>
-        </w:rPr>
-        <w:t>在新約中，「日子」的用法部分延續了閃族的傳統，不過四更夜更的制度則源於希臘和羅馬。新約時期的十二小時白天則承襲自巴比倫的天文學（參</w:t>
-      </w:r>
-      <w:hyperlink r:id="rId38">
-        <w:r>
-          <w:rPr>
-            <w:lang w:val="zh_TW" w:bidi="zh_TW"/>
-          </w:rPr>
-          <w:rPr>
-            <w:color w:val="0000EE"/>
-            <w:u w:val="single"/>
-          </w:rPr>
-          <w:t>約11:9</w:t>
-        </w:r>
-      </w:hyperlink>
-      <w:r>
-        <w:rPr>
-          <w:lang w:val="zh_TW" w:bidi="zh_TW"/>
-        </w:rPr>
-        <w:t>）。</w:t>
-      </w:r>
-    </w:p>
-    <w:p>
-      <w:pPr/>
-      <w:r>
-        <w:rPr>
-          <w:lang w:val="zh_TW" w:bidi="zh_TW"/>
-        </w:rPr>
-      </w:r>
-      <w:r>
-        <w:rPr>
-          <w:lang w:val="zh_TW" w:bidi="zh_TW"/>
-        </w:rPr>
-        <w:t>除了字面意義上的日子，新約作者也使用比喻的說法，例如「拯救的日子」（</w:t>
-      </w:r>
-      <w:hyperlink r:id="rId39">
-        <w:r>
-          <w:rPr>
-            <w:lang w:val="zh_TW" w:bidi="zh_TW"/>
-          </w:rPr>
-          <w:rPr>
-            <w:color w:val="0000EE"/>
-            <w:u w:val="single"/>
-          </w:rPr>
-          <w:t>林後6:2</w:t>
-        </w:r>
-      </w:hyperlink>
-      <w:r>
-        <w:rPr>
-          <w:lang w:val="zh_TW" w:bidi="zh_TW"/>
-        </w:rPr>
-        <w:t>） 和「耶穌基督的日子」（</w:t>
-      </w:r>
-      <w:hyperlink r:id="rId40">
-        <w:r>
-          <w:rPr>
-            <w:lang w:val="zh_TW" w:bidi="zh_TW"/>
-          </w:rPr>
-          <w:rPr>
-            <w:color w:val="0000EE"/>
-            <w:u w:val="single"/>
-          </w:rPr>
-          <w:t>腓1:6</w:t>
-        </w:r>
-      </w:hyperlink>
-      <w:r>
-        <w:rPr>
-          <w:lang w:val="zh_TW" w:bidi="zh_TW"/>
-        </w:rPr>
-        <w:t>）。「日子」也有用來指具體的時段，如「他供職的日子」（</w:t>
-      </w:r>
-      <w:hyperlink r:id="rId41">
-        <w:r>
-          <w:rPr>
-            <w:lang w:val="zh_TW" w:bidi="zh_TW"/>
-          </w:rPr>
-          <w:rPr>
-            <w:color w:val="0000EE"/>
-            <w:u w:val="single"/>
-          </w:rPr>
-          <w:t>路1:23</w:t>
-        </w:r>
-      </w:hyperlink>
-      <w:r>
-        <w:rPr>
-          <w:lang w:val="zh_TW" w:bidi="zh_TW"/>
-        </w:rPr>
-        <w:t>）。特別節期包括逾越節（</w:t>
-      </w:r>
-      <w:hyperlink r:id="rId42">
-        <w:r>
-          <w:rPr>
-            <w:lang w:val="zh_TW" w:bidi="zh_TW"/>
-          </w:rPr>
-          <w:rPr>
-            <w:color w:val="0000EE"/>
-            <w:u w:val="single"/>
-          </w:rPr>
-          <w:t>約12:1</w:t>
-        </w:r>
-      </w:hyperlink>
-      <w:r>
-        <w:rPr>
-          <w:lang w:val="zh_TW" w:bidi="zh_TW"/>
-        </w:rPr>
-        <w:t>）、「</w:t>
-      </w:r>
-      <w:r>
-        <w:rPr>
-          <w:lang w:val="zh_TW" w:bidi="zh_TW"/>
-        </w:rPr>
-        <w:t>除酵的日子」</w:t>
-      </w:r>
-      <w:r>
-        <w:rPr>
-          <w:lang w:val="zh_TW" w:bidi="zh_TW"/>
-        </w:rPr>
-        <w:t>（</w:t>
-      </w:r>
-      <w:hyperlink r:id="rId43">
-        <w:r>
-          <w:rPr>
-            <w:lang w:val="zh_TW" w:bidi="zh_TW"/>
-          </w:rPr>
-          <w:rPr>
-            <w:color w:val="0000EE"/>
-            <w:u w:val="single"/>
-          </w:rPr>
-          <w:t>徒12:3</w:t>
-        </w:r>
-      </w:hyperlink>
-      <w:r>
-        <w:rPr>
-          <w:lang w:val="zh_TW" w:bidi="zh_TW"/>
-        </w:rPr>
-        <w:t>） 和五旬節（</w:t>
-      </w:r>
-      <w:hyperlink r:id="rId44">
-        <w:r>
-          <w:rPr>
-            <w:lang w:val="zh_TW" w:bidi="zh_TW"/>
-          </w:rPr>
-          <w:rPr>
-            <w:color w:val="0000EE"/>
-            <w:u w:val="single"/>
-          </w:rPr>
-          <w:t>徒2:1</w:t>
-        </w:r>
-      </w:hyperlink>
-      <w:r>
-        <w:rPr>
-          <w:lang w:val="zh_TW" w:bidi="zh_TW"/>
-        </w:rPr>
-        <w:t>）。</w:t>
-      </w:r>
-    </w:p>
-    <w:p>
-      <w:pPr/>
-      <w:r>
-        <w:rPr>
-          <w:lang w:val="zh_TW" w:bidi="zh_TW"/>
-        </w:rPr>
-      </w:r>
-      <w:r>
-        <w:rPr>
-          <w:lang w:val="zh_TW" w:bidi="zh_TW"/>
-        </w:rPr>
-        <w:t>與舊約一樣，日子也指人的一生（</w:t>
-      </w:r>
-      <w:hyperlink r:id="rId45">
-        <w:r>
-          <w:rPr>
-            <w:lang w:val="zh_TW" w:bidi="zh_TW"/>
-          </w:rPr>
-          <w:rPr>
-            <w:color w:val="0000EE"/>
-            <w:u w:val="single"/>
-          </w:rPr>
-          <w:t>約9:4</w:t>
-        </w:r>
-      </w:hyperlink>
-      <w:r>
-        <w:rPr>
-          <w:lang w:val="zh_TW" w:bidi="zh_TW"/>
-        </w:rPr>
-        <w:t>）。基督徒被稱為「光明之子」和「白晝之子」（</w:t>
-      </w:r>
-      <w:hyperlink r:id="rId46">
-        <w:r>
-          <w:rPr>
-            <w:lang w:val="zh_TW" w:bidi="zh_TW"/>
-          </w:rPr>
-          <w:rPr>
-            <w:color w:val="0000EE"/>
-            <w:u w:val="single"/>
-          </w:rPr>
-          <w:t>帖前5:5</w:t>
-        </w:r>
-      </w:hyperlink>
-      <w:r>
-        <w:rPr>
-          <w:lang w:val="zh_TW" w:bidi="zh_TW"/>
-        </w:rPr>
-        <w:t>），較長的時期或時代也被稱為日子（</w:t>
-      </w:r>
-      <w:hyperlink r:id="rId39">
-        <w:r>
-          <w:rPr>
-            <w:lang w:val="zh_TW" w:bidi="zh_TW"/>
-          </w:rPr>
-          <w:rPr>
-            <w:color w:val="0000EE"/>
-            <w:u w:val="single"/>
-          </w:rPr>
-          <w:t>林後6:2</w:t>
-        </w:r>
-      </w:hyperlink>
-      <w:r>
-        <w:rPr>
-          <w:lang w:val="zh_TW" w:bidi="zh_TW"/>
-        </w:rPr>
-        <w:t>；</w:t>
-      </w:r>
-      <w:hyperlink r:id="rId47">
-        <w:r>
-          <w:rPr>
-            <w:lang w:val="zh_TW" w:bidi="zh_TW"/>
-          </w:rPr>
-          <w:rPr>
-            <w:color w:val="0000EE"/>
-            <w:u w:val="single"/>
-          </w:rPr>
-          <w:t>弗5:16</w:t>
-        </w:r>
-      </w:hyperlink>
-      <w:r>
-        <w:rPr>
-          <w:lang w:val="zh_TW" w:bidi="zh_TW"/>
-        </w:rPr>
-        <w:t>，</w:t>
-      </w:r>
-      <w:hyperlink r:id="rId48">
-        <w:r>
-          <w:rPr>
-            <w:lang w:val="zh_TW" w:bidi="zh_TW"/>
-          </w:rPr>
-          <w:rPr>
-            <w:color w:val="0000EE"/>
-            <w:u w:val="single"/>
-          </w:rPr>
-          <w:t>6:13</w:t>
-        </w:r>
-      </w:hyperlink>
-      <w:r>
-        <w:rPr>
-          <w:lang w:val="zh_TW" w:bidi="zh_TW"/>
-        </w:rPr>
-        <w:t>；</w:t>
-      </w:r>
-      <w:hyperlink r:id="rId49">
-        <w:r>
-          <w:rPr>
-            <w:lang w:val="zh_TW" w:bidi="zh_TW"/>
-          </w:rPr>
-          <w:rPr>
-            <w:color w:val="0000EE"/>
-            <w:u w:val="single"/>
-          </w:rPr>
-          <w:t>來5:7</w:t>
-        </w:r>
-      </w:hyperlink>
-      <w:r>
-        <w:rPr>
-          <w:lang w:val="zh_TW" w:bidi="zh_TW"/>
-        </w:rPr>
-        <w:t>）。舊約先知所強調審判的日子在新約中延續，並特別指出那是神最終審判的日子——人子（耶穌）要顯明祂是主（</w:t>
-      </w:r>
-      <w:hyperlink r:id="rId50">
-        <w:r>
-          <w:rPr>
-            <w:lang w:val="zh_TW" w:bidi="zh_TW"/>
-          </w:rPr>
-          <w:rPr>
-            <w:color w:val="0000EE"/>
-            <w:u w:val="single"/>
-          </w:rPr>
-          <w:t>路17:30</w:t>
-        </w:r>
-      </w:hyperlink>
-      <w:r>
-        <w:rPr>
-          <w:lang w:val="zh_TW" w:bidi="zh_TW"/>
-        </w:rPr>
-        <w:t>；</w:t>
-      </w:r>
-      <w:hyperlink r:id="rId51">
-        <w:r>
-          <w:rPr>
-            <w:lang w:val="zh_TW" w:bidi="zh_TW"/>
-          </w:rPr>
-          <w:rPr>
-            <w:color w:val="0000EE"/>
-            <w:u w:val="single"/>
-          </w:rPr>
-          <w:t>約6:39–44</w:t>
-        </w:r>
-      </w:hyperlink>
-      <w:r>
-        <w:rPr>
-          <w:lang w:val="zh_TW" w:bidi="zh_TW"/>
-        </w:rPr>
-        <w:t>；</w:t>
-      </w:r>
-      <w:hyperlink r:id="rId52">
-        <w:r>
-          <w:rPr>
-            <w:lang w:val="zh_TW" w:bidi="zh_TW"/>
-          </w:rPr>
-          <w:rPr>
-            <w:color w:val="0000EE"/>
-            <w:u w:val="single"/>
-          </w:rPr>
-          <w:t>林前5:5</w:t>
-        </w:r>
-      </w:hyperlink>
-      <w:r>
-        <w:rPr>
-          <w:lang w:val="zh_TW" w:bidi="zh_TW"/>
-        </w:rPr>
-        <w:t>；</w:t>
-      </w:r>
-      <w:hyperlink r:id="rId53">
-        <w:r>
-          <w:rPr>
-            <w:lang w:val="zh_TW" w:bidi="zh_TW"/>
-          </w:rPr>
-          <w:rPr>
-            <w:color w:val="0000EE"/>
-            <w:u w:val="single"/>
-          </w:rPr>
-          <w:t>帖前5:2</w:t>
-        </w:r>
-      </w:hyperlink>
-      <w:r>
-        <w:rPr>
-          <w:lang w:val="zh_TW" w:bidi="zh_TW"/>
-        </w:rPr>
-        <w:t>；</w:t>
-      </w:r>
-      <w:hyperlink r:id="rId54">
-        <w:r>
-          <w:rPr>
-            <w:lang w:val="zh_TW" w:bidi="zh_TW"/>
-          </w:rPr>
-          <w:rPr>
-            <w:color w:val="0000EE"/>
-            <w:u w:val="single"/>
-          </w:rPr>
-          <w:t>彼後2:9</w:t>
-        </w:r>
-      </w:hyperlink>
-      <w:r>
-        <w:rPr>
-          <w:lang w:val="zh_TW" w:bidi="zh_TW"/>
-        </w:rPr>
-        <w:t>，</w:t>
-      </w:r>
-      <w:hyperlink r:id="rId55">
-        <w:r>
-          <w:rPr>
-            <w:lang w:val="zh_TW" w:bidi="zh_TW"/>
-          </w:rPr>
-          <w:rPr>
-            <w:color w:val="0000EE"/>
-            <w:u w:val="single"/>
-          </w:rPr>
-          <w:t>3:7、12</w:t>
-        </w:r>
-      </w:hyperlink>
-      <w:r>
-        <w:rPr>
-          <w:lang w:val="zh_TW" w:bidi="zh_TW"/>
-        </w:rPr>
-        <w:t>；</w:t>
-      </w:r>
-      <w:hyperlink r:id="rId56">
-        <w:r>
-          <w:rPr>
-            <w:lang w:val="zh_TW" w:bidi="zh_TW"/>
-          </w:rPr>
-          <w:rPr>
-            <w:color w:val="0000EE"/>
-            <w:u w:val="single"/>
-          </w:rPr>
-          <w:t>約一4:17</w:t>
-        </w:r>
-      </w:hyperlink>
-      <w:r>
-        <w:rPr>
-          <w:lang w:val="zh_TW" w:bidi="zh_TW"/>
-        </w:rPr>
-        <w:t>；</w:t>
-      </w:r>
-      <w:hyperlink r:id="rId57">
-        <w:r>
-          <w:rPr>
-            <w:lang w:val="zh_TW" w:bidi="zh_TW"/>
-          </w:rPr>
-          <w:rPr>
-            <w:color w:val="0000EE"/>
-            <w:u w:val="single"/>
-          </w:rPr>
-          <w:t>啟16:14</w:t>
-        </w:r>
-      </w:hyperlink>
-      <w:r>
-        <w:rPr>
-          <w:lang w:val="zh_TW" w:bidi="zh_TW"/>
-        </w:rPr>
-        <w:t>）。「</w:t>
-      </w:r>
-      <w:r>
-        <w:rPr>
-          <w:lang w:val="zh_TW" w:bidi="zh_TW"/>
-        </w:rPr>
-        <w:t>永遠</w:t>
-      </w:r>
-      <w:r>
-        <w:rPr>
-          <w:lang w:val="zh_TW" w:bidi="zh_TW"/>
-        </w:rPr>
-        <w:t>」標誌著時間將成為永恆的那一刻（</w:t>
-      </w:r>
-      <w:hyperlink r:id="rId58">
-        <w:r>
-          <w:rPr>
-            <w:lang w:val="zh_TW" w:bidi="zh_TW"/>
-          </w:rPr>
-          <w:rPr>
-            <w:color w:val="0000EE"/>
-            <w:u w:val="single"/>
-          </w:rPr>
-          <w:t>彼後3:18</w:t>
-        </w:r>
-      </w:hyperlink>
-      <w:r>
-        <w:rPr>
-          <w:lang w:val="zh_TW" w:bidi="zh_TW"/>
-        </w:rPr>
-        <w:t>）。新耶路撒冷，就是神子民的居所，被描述為一個永遠白晝之地（</w:t>
-      </w:r>
-      <w:hyperlink r:id="rId59">
-        <w:r>
-          <w:rPr>
-            <w:lang w:val="zh_TW" w:bidi="zh_TW"/>
-          </w:rPr>
-          <w:rPr>
-            <w:color w:val="0000EE"/>
-            <w:u w:val="single"/>
-          </w:rPr>
-          <w:t>啟21:25</w:t>
+          <w:t>來1:14</w:t>
         </w:r>
       </w:hyperlink>
       <w:r>
@@ -1370,25 +444,13 @@
         <w:rPr>
           <w:lang w:val="zh_TW" w:bidi="zh_TW"/>
         </w:rPr>
-        <w:t>古代與現代曆法</w:t>
+        <w:t xml:space="preserve"> </w:t>
       </w:r>
       <w:r>
         <w:rPr>
           <w:lang w:val="zh_TW" w:bidi="zh_TW"/>
         </w:rPr>
-        <w:t>；耶和華的日子</w:t>
-      </w:r>
-      <w:r>
-        <w:rPr>
-          <w:lang w:val="zh_TW" w:bidi="zh_TW"/>
-        </w:rPr>
-        <w:t>；</w:t>
-      </w:r>
-      <w:r>
-        <w:rPr>
-          <w:lang w:val="zh_TW" w:bidi="zh_TW"/>
-        </w:rPr>
-        <w:t>末世論</w:t>
+        <w:t>戰爭</w:t>
       </w:r>
       <w:r>
         <w:rPr>

--- a/zht/docx/110.content.docx
+++ b/zht/docx/110.content.docx
@@ -149,7 +149,7 @@
         <w:rPr>
           <w:lang w:val="zh_TW" w:bidi="zh_TW"/>
         </w:rPr>
-        <w:t>qun</w:t>
+        <w:t>qian</w:t>
       </w:r>
       <w:r>
         <w:rPr>
@@ -212,7 +212,7 @@
         <w:rPr>
           <w:lang w:val="zh_TW" w:bidi="zh_TW"/>
         </w:rPr>
-        <w:t>群</w:t>
+        <w:t>謙卑</w:t>
       </w:r>
       <w:r>
         <w:rPr>
@@ -231,7 +231,7 @@
         <w:rPr>
           <w:lang w:val="zh_TW" w:bidi="zh_TW"/>
         </w:rPr>
-        <w:t>羅馬軍隊的一個單位。在新約時代，一隊軍隊標準的規模是6,000人，外加約120名騎兵。</w:t>
+        <w:t>卑微或受苦的狀態，在這種狀態下，人會經歷權力與聲望的喪失。在基督教信仰之外，這樣的謙卑，通常不會被視為是一種美德。然而，在猶太基督教傳統的語境中，謙卑被認為是人類對造物主的正確態度。謙卑是一種感恩和自發的意識，即生命是神賜予的禮物，並表現為對神的絕對依賴，是既不勉強又不虛偽的確信。</w:t>
       </w:r>
     </w:p>
     <w:p>
@@ -245,19 +245,7 @@
         <w:rPr>
           <w:lang w:val="zh_TW" w:bidi="zh_TW"/>
         </w:rPr>
-        <w:t>因為它代表了一大群人，「群」這個詞被象徵性地用來表示一個不確定的大數量；這種用法在新約中出現了四次。在關於格拉森被鬼附的人這個故事中，耶穌問那人：「你的名字是什麼？」那人回答：「</w:t>
-      </w:r>
-      <w:r>
-        <w:rPr>
-          <w:lang w:val="zh_TW" w:bidi="zh_TW"/>
-        </w:rPr>
-        <w:t>我名叫『群』，因為我們多的緣故</w:t>
-      </w:r>
-      <w:r>
-        <w:rPr>
-          <w:lang w:val="zh_TW" w:bidi="zh_TW"/>
-        </w:rPr>
-        <w:t>」（</w:t>
+        <w:t>在聖經文學中，謙卑與溫柔或耐心之間，並沒有明顯的區分。在以色列歷史的早期階段中，謙卑者被認為是貧窮的、受苦的和無權勢的人。耶和華拯救謙卑者，但使驕傲者降卑（</w:t>
       </w:r>
       <w:hyperlink r:id="rId13">
         <w:r>
@@ -268,7 +256,7 @@
             <w:color w:val="0000EE"/>
             <w:u w:val="single"/>
           </w:rPr>
-          <w:t>可5:9、15</w:t>
+          <w:t>撒上2:7</w:t>
         </w:r>
       </w:hyperlink>
       <w:r>
@@ -286,14 +274,14 @@
             <w:color w:val="0000EE"/>
             <w:u w:val="single"/>
           </w:rPr>
-          <w:t>路8:30</w:t>
+          <w:t>撒下22:28</w:t>
         </w:r>
       </w:hyperlink>
       <w:r>
         <w:rPr>
           <w:lang w:val="zh_TW" w:bidi="zh_TW"/>
         </w:rPr>
-        <w:t>；參：</w:t>
+        <w:t>）。在神的權能和榮耀面前，族長亞伯拉罕承認他不過是塵土和灰燼（</w:t>
       </w:r>
       <w:hyperlink r:id="rId15">
         <w:r>
@@ -304,14 +292,14 @@
             <w:color w:val="0000EE"/>
             <w:u w:val="single"/>
           </w:rPr>
-          <w:t>太12:45</w:t>
+          <w:t>創18:27</w:t>
         </w:r>
       </w:hyperlink>
       <w:r>
         <w:rPr>
           <w:lang w:val="zh_TW" w:bidi="zh_TW"/>
         </w:rPr>
-        <w:t>；</w:t>
+        <w:t>）。以色列起初是一個受奴役的國家，他們知道自己被選中不是因為人數眾多或物質財富，而是因為神的愛（</w:t>
       </w:r>
       <w:hyperlink r:id="rId16">
         <w:r>
@@ -322,14 +310,32 @@
             <w:color w:val="0000EE"/>
             <w:u w:val="single"/>
           </w:rPr>
-          <w:t>路8:2</w:t>
+          <w:t>申7:7–8</w:t>
         </w:r>
       </w:hyperlink>
       <w:r>
         <w:rPr>
           <w:lang w:val="zh_TW" w:bidi="zh_TW"/>
         </w:rPr>
-        <w:t>，這些經文提到多個鬼附在一個人身上）。</w:t>
+        <w:t>）。透過將所有財富和權力的來源歸於主，神便能掌管人類驕傲和傲慢的兩大主要來源（參：</w:t>
+      </w:r>
+      <w:hyperlink r:id="rId17">
+        <w:r>
+          <w:rPr>
+            <w:lang w:val="zh_TW" w:bidi="zh_TW"/>
+          </w:rPr>
+          <w:rPr>
+            <w:color w:val="0000EE"/>
+            <w:u w:val="single"/>
+          </w:rPr>
+          <w:t>耶9:23–24</w:t>
+        </w:r>
+      </w:hyperlink>
+      <w:r>
+        <w:rPr>
+          <w:lang w:val="zh_TW" w:bidi="zh_TW"/>
+        </w:rPr>
+        <w:t>）。</w:t>
       </w:r>
     </w:p>
     <w:p>
@@ -343,9 +349,9 @@
         <w:rPr>
           <w:lang w:val="zh_TW" w:bidi="zh_TW"/>
         </w:rPr>
-        <w:t>這個詞的另一個用法是在</w:t>
-      </w:r>
-      <w:hyperlink r:id="rId17">
+        <w:t>既謙卑又貧窮的人是耶和華關心的對象（</w:t>
+      </w:r>
+      <w:hyperlink r:id="rId18">
         <w:r>
           <w:rPr>
             <w:lang w:val="zh_TW" w:bidi="zh_TW"/>
@@ -354,26 +360,122 @@
             <w:color w:val="0000EE"/>
             <w:u w:val="single"/>
           </w:rPr>
-          <w:t>馬太福音二十六章53節</w:t>
+          <w:t>出23:6、11</w:t>
         </w:r>
       </w:hyperlink>
       <w:r>
         <w:rPr>
           <w:lang w:val="zh_TW" w:bidi="zh_TW"/>
         </w:rPr>
-        <w:t>，當時耶穌被捕，他的一個同伴拔出劍來保護祂。耶穌禁止他，說：「</w:t>
-      </w:r>
-      <w:r>
-        <w:rPr>
-          <w:lang w:val="zh_TW" w:bidi="zh_TW"/>
-        </w:rPr>
-        <w:t>你想，我不能求我父現在為我差遣十二營多天使來嗎？</w:t>
-      </w:r>
-      <w:r>
-        <w:rPr>
-          <w:lang w:val="zh_TW" w:bidi="zh_TW"/>
-        </w:rPr>
-        <w:t>」。因此，他提到了可以召喚來幫助他的天使數量是多龐大。</w:t>
+        <w:t>；</w:t>
+      </w:r>
+      <w:hyperlink r:id="rId19">
+        <w:r>
+          <w:rPr>
+            <w:lang w:val="zh_TW" w:bidi="zh_TW"/>
+          </w:rPr>
+          <w:rPr>
+            <w:color w:val="0000EE"/>
+            <w:u w:val="single"/>
+          </w:rPr>
+          <w:t>申15:4、7</w:t>
+        </w:r>
+      </w:hyperlink>
+      <w:r>
+        <w:rPr>
+          <w:lang w:val="zh_TW" w:bidi="zh_TW"/>
+        </w:rPr>
+        <w:t>）。因此，貧窮人的謙卑成為敬畏神的義人的象徵（</w:t>
+      </w:r>
+      <w:hyperlink r:id="rId20">
+        <w:r>
+          <w:rPr>
+            <w:lang w:val="zh_TW" w:bidi="zh_TW"/>
+          </w:rPr>
+          <w:rPr>
+            <w:color w:val="0000EE"/>
+            <w:u w:val="single"/>
+          </w:rPr>
+          <w:t>民12:3</w:t>
+        </w:r>
+      </w:hyperlink>
+      <w:r>
+        <w:rPr>
+          <w:lang w:val="zh_TW" w:bidi="zh_TW"/>
+        </w:rPr>
+        <w:t>）。在舊約中，謙卑這個概念的發展幾乎等同於公義，並與公正和憐憫一起被視為是神的要求（</w:t>
+      </w:r>
+      <w:hyperlink r:id="rId21">
+        <w:r>
+          <w:rPr>
+            <w:lang w:val="zh_TW" w:bidi="zh_TW"/>
+          </w:rPr>
+          <w:rPr>
+            <w:color w:val="0000EE"/>
+            <w:u w:val="single"/>
+          </w:rPr>
+          <w:t>彌6:8</w:t>
+        </w:r>
+      </w:hyperlink>
+      <w:r>
+        <w:rPr>
+          <w:lang w:val="zh_TW" w:bidi="zh_TW"/>
+        </w:rPr>
+        <w:t>）。特別是在詩篇中，「受苦者」幾乎成為義人的專有名詞（</w:t>
+      </w:r>
+      <w:hyperlink r:id="rId22">
+        <w:r>
+          <w:rPr>
+            <w:lang w:val="zh_TW" w:bidi="zh_TW"/>
+          </w:rPr>
+          <w:rPr>
+            <w:color w:val="0000EE"/>
+            <w:u w:val="single"/>
+          </w:rPr>
+          <w:t>詩22:26</w:t>
+        </w:r>
+      </w:hyperlink>
+      <w:r>
+        <w:rPr>
+          <w:lang w:val="zh_TW" w:bidi="zh_TW"/>
+        </w:rPr>
+        <w:t>；</w:t>
+      </w:r>
+      <w:hyperlink r:id="rId23">
+        <w:r>
+          <w:rPr>
+            <w:lang w:val="zh_TW" w:bidi="zh_TW"/>
+          </w:rPr>
+          <w:rPr>
+            <w:color w:val="0000EE"/>
+            <w:u w:val="single"/>
+          </w:rPr>
+          <w:t>25:9</w:t>
+        </w:r>
+      </w:hyperlink>
+      <w:r>
+        <w:rPr>
+          <w:lang w:val="zh_TW" w:bidi="zh_TW"/>
+        </w:rPr>
+        <w:t>；</w:t>
+      </w:r>
+      <w:hyperlink r:id="rId24">
+        <w:r>
+          <w:rPr>
+            <w:lang w:val="zh_TW" w:bidi="zh_TW"/>
+          </w:rPr>
+          <w:rPr>
+            <w:color w:val="0000EE"/>
+            <w:u w:val="single"/>
+          </w:rPr>
+          <w:t>147:6</w:t>
+        </w:r>
+      </w:hyperlink>
+      <w:r>
+        <w:rPr>
+          <w:lang w:val="zh_TW" w:bidi="zh_TW"/>
+        </w:rPr>
+        <w:t>）。</w:t>
       </w:r>
     </w:p>
     <w:p>
@@ -387,9 +489,21 @@
         <w:rPr>
           <w:lang w:val="zh_TW" w:bidi="zh_TW"/>
         </w:rPr>
-        <w:t>「群」這個詞在新約中從未以其軍事意義出現，而是指反對人類屬靈的邪惡勢力（參：</w:t>
-      </w:r>
-      <w:hyperlink r:id="rId18">
+        <w:t>此外，謙卑是罪人對神的聖潔適當的回應。先知以賽亞，面對神在聖殿中的榮耀，呼喊：「</w:t>
+      </w:r>
+      <w:r>
+        <w:rPr>
+          <w:lang w:val="zh_TW" w:bidi="zh_TW"/>
+        </w:rPr>
+        <w:t>禍哉！我滅亡了！因為我是嘴唇不潔的人</w:t>
+      </w:r>
+      <w:r>
+        <w:rPr>
+          <w:lang w:val="zh_TW" w:bidi="zh_TW"/>
+        </w:rPr>
+        <w:t>」(</w:t>
+      </w:r>
+      <w:hyperlink r:id="rId25">
         <w:r>
           <w:rPr>
             <w:lang w:val="zh_TW" w:bidi="zh_TW"/>
@@ -398,32 +512,14 @@
             <w:color w:val="0000EE"/>
             <w:u w:val="single"/>
           </w:rPr>
-          <w:t>弗 6:12</w:t>
+          <w:t>賽6:5</w:t>
         </w:r>
       </w:hyperlink>
       <w:r>
         <w:rPr>
           <w:lang w:val="zh_TW" w:bidi="zh_TW"/>
         </w:rPr>
-        <w:t>）或可以召喚來幫助他們屬靈的力量（參：</w:t>
-      </w:r>
-      <w:hyperlink r:id="rId19">
-        <w:r>
-          <w:rPr>
-            <w:lang w:val="zh_TW" w:bidi="zh_TW"/>
-          </w:rPr>
-          <w:rPr>
-            <w:color w:val="0000EE"/>
-            <w:u w:val="single"/>
-          </w:rPr>
-          <w:t>來1:14</w:t>
-        </w:r>
-      </w:hyperlink>
-      <w:r>
-        <w:rPr>
-          <w:lang w:val="zh_TW" w:bidi="zh_TW"/>
-        </w:rPr>
-        <w:t>）。</w:t>
+        <w:t>)。因此，謙卑成為一種性格特徵，而不只是反映物質貧困或痛苦狀態的術語。它成為一種反映敬虔本質的概念，是所有以神為他們之主的人所期望的。</w:t>
       </w:r>
     </w:p>
     <w:p>
@@ -435,28 +531,741 @@
       </w:r>
       <w:r>
         <w:rPr>
-          <w:i/>
-          <w:lang w:val="zh_TW" w:bidi="zh_TW"/>
-        </w:rPr>
-        <w:t>另見</w:t>
-      </w:r>
-      <w:r>
-        <w:rPr>
-          <w:lang w:val="zh_TW" w:bidi="zh_TW"/>
-        </w:rPr>
-        <w:t xml:space="preserve"> </w:t>
-      </w:r>
-      <w:r>
-        <w:rPr>
-          <w:lang w:val="zh_TW" w:bidi="zh_TW"/>
-        </w:rPr>
-        <w:t>戰爭</w:t>
-      </w:r>
-      <w:r>
-        <w:rPr>
-          <w:lang w:val="zh_TW" w:bidi="zh_TW"/>
-        </w:rPr>
-        <w:t>。</w:t>
+          <w:lang w:val="zh_TW" w:bidi="zh_TW"/>
+        </w:rPr>
+        <w:t>在新約中，謙卑很少指貧窮、苦難或壓迫的客觀狀況。謙卑的主題在與耶穌作為彌賽亞的神學主題中發展。舊約認為最理想的謙卑是即將來臨君王的特質，這理所當然就適用於新約的耶穌（</w:t>
+      </w:r>
+      <w:hyperlink r:id="rId26">
+        <w:r>
+          <w:rPr>
+            <w:lang w:val="zh_TW" w:bidi="zh_TW"/>
+          </w:rPr>
+          <w:rPr>
+            <w:color w:val="0000EE"/>
+            <w:u w:val="single"/>
+          </w:rPr>
+          <w:t>亞9:9</w:t>
+        </w:r>
+      </w:hyperlink>
+      <w:r>
+        <w:rPr>
+          <w:lang w:val="zh_TW" w:bidi="zh_TW"/>
+        </w:rPr>
+        <w:t>；參：</w:t>
+      </w:r>
+      <w:hyperlink r:id="rId27">
+        <w:r>
+          <w:rPr>
+            <w:lang w:val="zh_TW" w:bidi="zh_TW"/>
+          </w:rPr>
+          <w:rPr>
+            <w:color w:val="0000EE"/>
+            <w:u w:val="single"/>
+          </w:rPr>
+          <w:t>太21:4–5</w:t>
+        </w:r>
+      </w:hyperlink>
+      <w:r>
+        <w:rPr>
+          <w:lang w:val="zh_TW" w:bidi="zh_TW"/>
+        </w:rPr>
+        <w:t>）。作為神的兒子，耶穌不為自己著想，而是過著順服和信靠父神的生命。使徒保羅將一種自我倒空歸於道成肉身的神的兒子，藉此祂「</w:t>
+      </w:r>
+      <w:r>
+        <w:rPr>
+          <w:lang w:val="zh_TW" w:bidi="zh_TW"/>
+        </w:rPr>
+        <w:t>反倒虛己</w:t>
+      </w:r>
+      <w:r>
+        <w:rPr>
+          <w:lang w:val="zh_TW" w:bidi="zh_TW"/>
+        </w:rPr>
+        <w:t>，取了奴僕的形象」（</w:t>
+      </w:r>
+      <w:hyperlink r:id="rId28">
+        <w:r>
+          <w:rPr>
+            <w:lang w:val="zh_TW" w:bidi="zh_TW"/>
+          </w:rPr>
+          <w:rPr>
+            <w:color w:val="0000EE"/>
+            <w:u w:val="single"/>
+          </w:rPr>
+          <w:t>腓2:5–8</w:t>
+        </w:r>
+      </w:hyperlink>
+      <w:r>
+        <w:rPr>
+          <w:lang w:val="zh_TW" w:bidi="zh_TW"/>
+        </w:rPr>
+        <w:t>）。耶穌所展現的品格沒有任何的自大或傲慢。</w:t>
+      </w:r>
+    </w:p>
+    <w:p>
+      <w:pPr/>
+      <w:r>
+        <w:rPr>
+          <w:lang w:val="zh_TW" w:bidi="zh_TW"/>
+        </w:rPr>
+      </w:r>
+      <w:r>
+        <w:rPr>
+          <w:lang w:val="zh_TW" w:bidi="zh_TW"/>
+        </w:rPr>
+        <w:t>雖然在面對偽善時勇敢無畏，並毫不留情地拒絕虛偽的宗教表現，耶穌卻是「</w:t>
+      </w:r>
+      <w:r>
+        <w:rPr>
+          <w:lang w:val="zh_TW" w:bidi="zh_TW"/>
+        </w:rPr>
+        <w:t>心裏柔和謙卑</w:t>
+      </w:r>
+      <w:r>
+        <w:rPr>
+          <w:lang w:val="zh_TW" w:bidi="zh_TW"/>
+        </w:rPr>
+        <w:t>」的（</w:t>
+      </w:r>
+      <w:hyperlink r:id="rId29">
+        <w:r>
+          <w:rPr>
+            <w:lang w:val="zh_TW" w:bidi="zh_TW"/>
+          </w:rPr>
+          <w:rPr>
+            <w:color w:val="0000EE"/>
+            <w:u w:val="single"/>
+          </w:rPr>
+          <w:t>太11:29</w:t>
+        </w:r>
+      </w:hyperlink>
+      <w:r>
+        <w:rPr>
+          <w:lang w:val="zh_TW" w:bidi="zh_TW"/>
+        </w:rPr>
+        <w:t>）。因此，祂可以嚴厲警告其對地位的渴望，並公開斥責法利賽人對窮人和受壓迫者的暴力行為（</w:t>
+      </w:r>
+      <w:hyperlink r:id="rId30">
+        <w:r>
+          <w:rPr>
+            <w:lang w:val="zh_TW" w:bidi="zh_TW"/>
+          </w:rPr>
+          <w:rPr>
+            <w:color w:val="0000EE"/>
+            <w:u w:val="single"/>
+          </w:rPr>
+          <w:t>路14:11</w:t>
+        </w:r>
+      </w:hyperlink>
+      <w:r>
+        <w:rPr>
+          <w:lang w:val="zh_TW" w:bidi="zh_TW"/>
+        </w:rPr>
+        <w:t>；</w:t>
+      </w:r>
+      <w:hyperlink r:id="rId31">
+        <w:r>
+          <w:rPr>
+            <w:lang w:val="zh_TW" w:bidi="zh_TW"/>
+          </w:rPr>
+          <w:rPr>
+            <w:color w:val="0000EE"/>
+            <w:u w:val="single"/>
+          </w:rPr>
+          <w:t>太23:12</w:t>
+        </w:r>
+      </w:hyperlink>
+      <w:r>
+        <w:rPr>
+          <w:lang w:val="zh_TW" w:bidi="zh_TW"/>
+        </w:rPr>
+        <w:t>）。同時，祂也謙卑地像僕人一般服事他人（</w:t>
+      </w:r>
+      <w:hyperlink r:id="rId32">
+        <w:r>
+          <w:rPr>
+            <w:lang w:val="zh_TW" w:bidi="zh_TW"/>
+          </w:rPr>
+          <w:rPr>
+            <w:color w:val="0000EE"/>
+            <w:u w:val="single"/>
+          </w:rPr>
+          <w:t>路22:27</w:t>
+        </w:r>
+      </w:hyperlink>
+      <w:r>
+        <w:rPr>
+          <w:lang w:val="zh_TW" w:bidi="zh_TW"/>
+        </w:rPr>
+        <w:t>；</w:t>
+      </w:r>
+      <w:hyperlink r:id="rId33">
+        <w:r>
+          <w:rPr>
+            <w:lang w:val="zh_TW" w:bidi="zh_TW"/>
+          </w:rPr>
+          <w:rPr>
+            <w:color w:val="0000EE"/>
+            <w:u w:val="single"/>
+          </w:rPr>
+          <w:t>可10:45</w:t>
+        </w:r>
+      </w:hyperlink>
+      <w:r>
+        <w:rPr>
+          <w:lang w:val="zh_TW" w:bidi="zh_TW"/>
+        </w:rPr>
+        <w:t>；</w:t>
+      </w:r>
+      <w:hyperlink r:id="rId34">
+        <w:r>
+          <w:rPr>
+            <w:lang w:val="zh_TW" w:bidi="zh_TW"/>
+          </w:rPr>
+          <w:rPr>
+            <w:color w:val="0000EE"/>
+            <w:u w:val="single"/>
+          </w:rPr>
+          <w:t>太20:28</w:t>
+        </w:r>
+      </w:hyperlink>
+      <w:r>
+        <w:rPr>
+          <w:lang w:val="zh_TW" w:bidi="zh_TW"/>
+        </w:rPr>
+        <w:t>）。耶穌的謙卑和祂願意順服父的旨意而接受十字架的刑罰，是不可分割的。因此，以祂自己生命的作為見證，祂對心靈貧窮的教導是真實可靠的。祂將所有榮耀歸於父，並完全依賴祂（</w:t>
+      </w:r>
+      <w:hyperlink r:id="rId35">
+        <w:r>
+          <w:rPr>
+            <w:lang w:val="zh_TW" w:bidi="zh_TW"/>
+          </w:rPr>
+          <w:rPr>
+            <w:color w:val="0000EE"/>
+            <w:u w:val="single"/>
+          </w:rPr>
+          <w:t>約5:19</w:t>
+        </w:r>
+      </w:hyperlink>
+      <w:r>
+        <w:rPr>
+          <w:lang w:val="zh_TW" w:bidi="zh_TW"/>
+        </w:rPr>
+        <w:t>，</w:t>
+      </w:r>
+      <w:hyperlink r:id="rId36">
+        <w:r>
+          <w:rPr>
+            <w:lang w:val="zh_TW" w:bidi="zh_TW"/>
+          </w:rPr>
+          <w:rPr>
+            <w:color w:val="0000EE"/>
+            <w:u w:val="single"/>
+          </w:rPr>
+          <w:t>6:38</w:t>
+        </w:r>
+      </w:hyperlink>
+      <w:r>
+        <w:rPr>
+          <w:lang w:val="zh_TW" w:bidi="zh_TW"/>
+        </w:rPr>
+        <w:t>，</w:t>
+      </w:r>
+      <w:hyperlink r:id="rId37">
+        <w:r>
+          <w:rPr>
+            <w:lang w:val="zh_TW" w:bidi="zh_TW"/>
+          </w:rPr>
+          <w:rPr>
+            <w:color w:val="0000EE"/>
+            <w:u w:val="single"/>
+          </w:rPr>
+          <w:t>7:15</w:t>
+        </w:r>
+      </w:hyperlink>
+      <w:r>
+        <w:rPr>
+          <w:lang w:val="zh_TW" w:bidi="zh_TW"/>
+        </w:rPr>
+        <w:t>，</w:t>
+      </w:r>
+      <w:hyperlink r:id="rId38">
+        <w:r>
+          <w:rPr>
+            <w:lang w:val="zh_TW" w:bidi="zh_TW"/>
+          </w:rPr>
+          <w:rPr>
+            <w:color w:val="0000EE"/>
+            <w:u w:val="single"/>
+          </w:rPr>
+          <w:t>8:28、50</w:t>
+        </w:r>
+      </w:hyperlink>
+      <w:r>
+        <w:rPr>
+          <w:lang w:val="zh_TW" w:bidi="zh_TW"/>
+        </w:rPr>
+        <w:t>，</w:t>
+      </w:r>
+      <w:hyperlink r:id="rId39">
+        <w:r>
+          <w:rPr>
+            <w:lang w:val="zh_TW" w:bidi="zh_TW"/>
+          </w:rPr>
+          <w:rPr>
+            <w:color w:val="0000EE"/>
+            <w:u w:val="single"/>
+          </w:rPr>
+          <w:t>14:10、24</w:t>
+        </w:r>
+      </w:hyperlink>
+      <w:r>
+        <w:rPr>
+          <w:lang w:val="zh_TW" w:bidi="zh_TW"/>
+        </w:rPr>
+        <w:t>）。通過洗門徒的腳，祂承擔了僕人的角色，卻沒有失去尊嚴和自我價值。祂這樣的服事成為跟隨祂的人的生命榜樣，這種生命在於優先考慮他人而非自己中找到幸福（</w:t>
+      </w:r>
+      <w:hyperlink r:id="rId40">
+        <w:r>
+          <w:rPr>
+            <w:lang w:val="zh_TW" w:bidi="zh_TW"/>
+          </w:rPr>
+          <w:rPr>
+            <w:color w:val="0000EE"/>
+            <w:u w:val="single"/>
+          </w:rPr>
+          <w:t>約13:1–20</w:t>
+        </w:r>
+      </w:hyperlink>
+      <w:r>
+        <w:rPr>
+          <w:lang w:val="zh_TW" w:bidi="zh_TW"/>
+        </w:rPr>
+        <w:t>；</w:t>
+      </w:r>
+      <w:hyperlink r:id="rId41">
+        <w:r>
+          <w:rPr>
+            <w:lang w:val="zh_TW" w:bidi="zh_TW"/>
+          </w:rPr>
+          <w:rPr>
+            <w:color w:val="0000EE"/>
+            <w:u w:val="single"/>
+          </w:rPr>
+          <w:t>腓2:1–4</w:t>
+        </w:r>
+      </w:hyperlink>
+      <w:r>
+        <w:rPr>
+          <w:lang w:val="zh_TW" w:bidi="zh_TW"/>
+        </w:rPr>
+        <w:t>）。</w:t>
+      </w:r>
+    </w:p>
+    <w:p>
+      <w:pPr/>
+      <w:r>
+        <w:rPr>
+          <w:lang w:val="zh_TW" w:bidi="zh_TW"/>
+        </w:rPr>
+      </w:r>
+      <w:r>
+        <w:rPr>
+          <w:lang w:val="zh_TW" w:bidi="zh_TW"/>
+        </w:rPr>
+        <w:t>因此，耶穌的門徒也被蒙召過一個謙卑的生命。基督徒背棄地位、安全和成功，尋求在服事他人中來獲得自己的生命。謙卑是全方位生命原則，藉由愛來為他人求益處，從而成就律法（參</w:t>
+      </w:r>
+      <w:hyperlink r:id="rId42">
+        <w:r>
+          <w:rPr>
+            <w:lang w:val="zh_TW" w:bidi="zh_TW"/>
+          </w:rPr>
+          <w:rPr>
+            <w:color w:val="0000EE"/>
+            <w:u w:val="single"/>
+          </w:rPr>
+          <w:t>羅 12:10</w:t>
+        </w:r>
+      </w:hyperlink>
+      <w:r>
+        <w:rPr>
+          <w:lang w:val="zh_TW" w:bidi="zh_TW"/>
+        </w:rPr>
+        <w:t>，</w:t>
+      </w:r>
+      <w:hyperlink r:id="rId43">
+        <w:r>
+          <w:rPr>
+            <w:lang w:val="zh_TW" w:bidi="zh_TW"/>
+          </w:rPr>
+          <w:rPr>
+            <w:color w:val="0000EE"/>
+            <w:u w:val="single"/>
+          </w:rPr>
+          <w:t>13:8–10</w:t>
+        </w:r>
+      </w:hyperlink>
+      <w:r>
+        <w:rPr>
+          <w:lang w:val="zh_TW" w:bidi="zh_TW"/>
+        </w:rPr>
+        <w:t>）。</w:t>
+      </w:r>
+      <w:r>
+        <w:rPr>
+          <w:lang w:val="zh_TW" w:bidi="zh_TW"/>
+        </w:rPr>
+      </w:r>
+      <w:r>
+        <w:rPr>
+          <w:lang w:val="zh_TW" w:bidi="zh_TW"/>
+        </w:rPr>
+      </w:r>
+    </w:p>
+    <w:p>
+      <w:pPr/>
+      <w:r>
+        <w:rPr>
+          <w:lang w:val="zh_TW" w:bidi="zh_TW"/>
+        </w:rPr>
+      </w:r>
+    </w:p>
+    <w:p>
+      <w:pPr>
+        <w:pStyle w:val="Heading2"/>
+      </w:pPr>
+      <w:r>
+        <w:rPr>
+          <w:lang w:val="zh_TW" w:bidi="zh_TW"/>
+        </w:rPr>
+        <w:t>錢囊</w:t>
+      </w:r>
+      <w:r>
+        <w:rPr>
+          <w:lang w:val="zh_TW" w:bidi="zh_TW"/>
+        </w:rPr>
+      </w:r>
+    </w:p>
+    <w:p>
+      <w:pPr/>
+      <w:r>
+        <w:rPr>
+          <w:lang w:val="zh_TW" w:bidi="zh_TW"/>
+        </w:rPr>
+      </w:r>
+      <w:r>
+        <w:rPr>
+          <w:lang w:val="zh_TW" w:bidi="zh_TW"/>
+        </w:rPr>
+        <w:t>人們用來攜帶錢和其它物件的小袋。有三個希伯來詞和三個希臘詞都指這樣的錢囊或袋子。第一個詞指的是用來裝錢或與天平一起使用的石頭砝碼的錢囊或袋子（</w:t>
+      </w:r>
+      <w:hyperlink r:id="rId44">
+        <w:r>
+          <w:rPr>
+            <w:lang w:val="zh_TW" w:bidi="zh_TW"/>
+          </w:rPr>
+          <w:rPr>
+            <w:color w:val="0000EE"/>
+            <w:u w:val="single"/>
+          </w:rPr>
+          <w:t>申命記25:13</w:t>
+        </w:r>
+      </w:hyperlink>
+      <w:r>
+        <w:rPr>
+          <w:lang w:val="zh_TW" w:bidi="zh_TW"/>
+        </w:rPr>
+        <w:t>；</w:t>
+      </w:r>
+      <w:hyperlink r:id="rId45">
+        <w:r>
+          <w:rPr>
+            <w:lang w:val="zh_TW" w:bidi="zh_TW"/>
+          </w:rPr>
+          <w:rPr>
+            <w:color w:val="0000EE"/>
+            <w:u w:val="single"/>
+          </w:rPr>
+          <w:t>箴言1:14</w:t>
+        </w:r>
+      </w:hyperlink>
+      <w:r>
+        <w:rPr>
+          <w:lang w:val="zh_TW" w:bidi="zh_TW"/>
+        </w:rPr>
+        <w:t>；</w:t>
+      </w:r>
+      <w:hyperlink r:id="rId46">
+        <w:r>
+          <w:rPr>
+            <w:lang w:val="zh_TW" w:bidi="zh_TW"/>
+          </w:rPr>
+          <w:rPr>
+            <w:color w:val="0000EE"/>
+            <w:u w:val="single"/>
+          </w:rPr>
+          <w:t>以賽亞書46:6</w:t>
+        </w:r>
+      </w:hyperlink>
+      <w:r>
+        <w:rPr>
+          <w:lang w:val="zh_TW" w:bidi="zh_TW"/>
+        </w:rPr>
+        <w:t>；</w:t>
+      </w:r>
+      <w:hyperlink r:id="rId47">
+        <w:r>
+          <w:rPr>
+            <w:lang w:val="zh_TW" w:bidi="zh_TW"/>
+          </w:rPr>
+          <w:rPr>
+            <w:color w:val="0000EE"/>
+            <w:u w:val="single"/>
+          </w:rPr>
+          <w:t>彌迦書6:11</w:t>
+        </w:r>
+      </w:hyperlink>
+      <w:r>
+        <w:rPr>
+          <w:lang w:val="zh_TW" w:bidi="zh_TW"/>
+        </w:rPr>
+        <w:t>）。錢囊可以由皮革或結實的棉布製成。</w:t>
+      </w:r>
+    </w:p>
+    <w:p>
+      <w:pPr/>
+      <w:r>
+        <w:rPr>
+          <w:lang w:val="zh_TW" w:bidi="zh_TW"/>
+        </w:rPr>
+      </w:r>
+      <w:r>
+        <w:rPr>
+          <w:lang w:val="zh_TW" w:bidi="zh_TW"/>
+        </w:rPr>
+        <w:t>另一個希伯來詞指的是與</w:t>
+      </w:r>
+      <w:hyperlink r:id="rId48">
+        <w:r>
+          <w:rPr>
+            <w:lang w:val="zh_TW" w:bidi="zh_TW"/>
+          </w:rPr>
+          <w:rPr>
+            <w:color w:val="0000EE"/>
+            <w:u w:val="single"/>
+          </w:rPr>
+          <w:t>列王紀下五章23節</w:t>
+        </w:r>
+      </w:hyperlink>
+      <w:r>
+        <w:rPr>
+          <w:lang w:val="zh_TW" w:bidi="zh_TW"/>
+        </w:rPr>
+        <w:t>中類似的袋子。這個詞也出現在</w:t>
+      </w:r>
+      <w:hyperlink r:id="rId49">
+        <w:r>
+          <w:rPr>
+            <w:lang w:val="zh_TW" w:bidi="zh_TW"/>
+          </w:rPr>
+          <w:rPr>
+            <w:color w:val="0000EE"/>
+            <w:u w:val="single"/>
+          </w:rPr>
+          <w:t>以賽亞書三章22節</w:t>
+        </w:r>
+      </w:hyperlink>
+      <w:r>
+        <w:rPr>
+          <w:lang w:val="zh_TW" w:bidi="zh_TW"/>
+        </w:rPr>
+        <w:t>的女性飾品清單中，可能比上面描述的第一個袋子更具裝飾性。第三個希伯來詞出現在</w:t>
+      </w:r>
+      <w:hyperlink r:id="rId50">
+        <w:r>
+          <w:rPr>
+            <w:lang w:val="zh_TW" w:bidi="zh_TW"/>
+          </w:rPr>
+          <w:rPr>
+            <w:color w:val="0000EE"/>
+            <w:u w:val="single"/>
+          </w:rPr>
+          <w:t>創世記四十二章35節</w:t>
+        </w:r>
+      </w:hyperlink>
+      <w:r>
+        <w:rPr>
+          <w:lang w:val="zh_TW" w:bidi="zh_TW"/>
+        </w:rPr>
+        <w:t>，指的是一個開口的小袋子。這是約瑟兄弟們放錢的小袋或銀包，後被放入他們的糧袋。</w:t>
+      </w:r>
+    </w:p>
+    <w:p>
+      <w:pPr/>
+      <w:r>
+        <w:rPr>
+          <w:lang w:val="zh_TW" w:bidi="zh_TW"/>
+        </w:rPr>
+      </w:r>
+      <w:r>
+        <w:rPr>
+          <w:lang w:val="zh_TW" w:bidi="zh_TW"/>
+        </w:rPr>
+        <w:t>用來翻譯希伯來詞的希臘詞意指錢袋或錢囊。當耶穌差遣門徒兩兩出去時，告訴他們不要帶的東西中，就包括錢囊（</w:t>
+      </w:r>
+      <w:hyperlink r:id="rId51">
+        <w:r>
+          <w:rPr>
+            <w:lang w:val="zh_TW" w:bidi="zh_TW"/>
+          </w:rPr>
+          <w:rPr>
+            <w:color w:val="0000EE"/>
+            <w:u w:val="single"/>
+          </w:rPr>
+          <w:t>路加福音10:4</w:t>
+        </w:r>
+      </w:hyperlink>
+      <w:r>
+        <w:rPr>
+          <w:lang w:val="zh_TW" w:bidi="zh_TW"/>
+        </w:rPr>
+        <w:t>，</w:t>
+      </w:r>
+      <w:hyperlink r:id="rId52">
+        <w:r>
+          <w:rPr>
+            <w:lang w:val="zh_TW" w:bidi="zh_TW"/>
+          </w:rPr>
+          <w:rPr>
+            <w:color w:val="0000EE"/>
+            <w:u w:val="single"/>
+          </w:rPr>
+          <w:t>22:35–36</w:t>
+        </w:r>
+      </w:hyperlink>
+      <w:r>
+        <w:rPr>
+          <w:lang w:val="zh_TW" w:bidi="zh_TW"/>
+        </w:rPr>
+        <w:t>）。在</w:t>
+      </w:r>
+      <w:hyperlink r:id="rId53">
+        <w:r>
+          <w:rPr>
+            <w:lang w:val="zh_TW" w:bidi="zh_TW"/>
+          </w:rPr>
+          <w:rPr>
+            <w:color w:val="0000EE"/>
+            <w:u w:val="single"/>
+          </w:rPr>
+          <w:t>路加福音十二章33節</w:t>
+        </w:r>
+      </w:hyperlink>
+      <w:r>
+        <w:rPr>
+          <w:lang w:val="zh_TW" w:bidi="zh_TW"/>
+        </w:rPr>
+        <w:t>中，表示錢囊的這個相同的詞被比喻為在天上不會壞、不會被偷或被毀的財寶。</w:t>
+      </w:r>
+    </w:p>
+    <w:p>
+      <w:pPr/>
+      <w:r>
+        <w:rPr>
+          <w:lang w:val="zh_TW" w:bidi="zh_TW"/>
+        </w:rPr>
+      </w:r>
+      <w:r>
+        <w:rPr>
+          <w:lang w:val="zh_TW" w:bidi="zh_TW"/>
+        </w:rPr>
+        <w:t>另一個希臘詞表示通常用來攜帶錢財的地方是腰帶或皮帶。腰帶是古代東方男女服裝的重要部分。用皮革製成的腰帶會作成中空或帶有槽口，以便攜帶錢幣。用布製成的腰帶被折疊，使錢可以放在折縫中，這些折縫就像口袋一樣（</w:t>
+      </w:r>
+      <w:hyperlink r:id="rId54">
+        <w:r>
+          <w:rPr>
+            <w:lang w:val="zh_TW" w:bidi="zh_TW"/>
+          </w:rPr>
+          <w:rPr>
+            <w:color w:val="0000EE"/>
+            <w:u w:val="single"/>
+          </w:rPr>
+          <w:t>馬太福音10:9</w:t>
+        </w:r>
+      </w:hyperlink>
+      <w:r>
+        <w:rPr>
+          <w:lang w:val="zh_TW" w:bidi="zh_TW"/>
+        </w:rPr>
+        <w:t>；</w:t>
+      </w:r>
+      <w:hyperlink r:id="rId55">
+        <w:r>
+          <w:rPr>
+            <w:lang w:val="zh_TW" w:bidi="zh_TW"/>
+          </w:rPr>
+          <w:rPr>
+            <w:color w:val="0000EE"/>
+            <w:u w:val="single"/>
+          </w:rPr>
+          <w:t>馬可福音6:8</w:t>
+        </w:r>
+      </w:hyperlink>
+      <w:r>
+        <w:rPr>
+          <w:lang w:val="zh_TW" w:bidi="zh_TW"/>
+        </w:rPr>
+        <w:t>）。</w:t>
+      </w:r>
+    </w:p>
+    <w:p>
+      <w:pPr/>
+      <w:r>
+        <w:rPr>
+          <w:lang w:val="zh_TW" w:bidi="zh_TW"/>
+        </w:rPr>
+      </w:r>
+      <w:r>
+        <w:rPr>
+          <w:lang w:val="zh_TW" w:bidi="zh_TW"/>
+        </w:rPr>
+        <w:t>希臘文中，猶大為門徒保管的「錢囊」一詞，指的是用來裝吹奏樂器吹口的盒子或容器。到了新約聖經時期，這個詞已經演變成為錢箱或可能是錢袋的希臘詞（</w:t>
+      </w:r>
+      <w:hyperlink r:id="rId56">
+        <w:r>
+          <w:rPr>
+            <w:lang w:val="zh_TW" w:bidi="zh_TW"/>
+          </w:rPr>
+          <w:rPr>
+            <w:color w:val="0000EE"/>
+            <w:u w:val="single"/>
+          </w:rPr>
+          <w:t>約翰福音12:6</w:t>
+        </w:r>
+      </w:hyperlink>
+      <w:r>
+        <w:rPr>
+          <w:lang w:val="zh_TW" w:bidi="zh_TW"/>
+        </w:rPr>
+        <w:t>；</w:t>
+      </w:r>
+      <w:hyperlink r:id="rId57">
+        <w:r>
+          <w:rPr>
+            <w:lang w:val="zh_TW" w:bidi="zh_TW"/>
+          </w:rPr>
+          <w:rPr>
+            <w:color w:val="0000EE"/>
+            <w:u w:val="single"/>
+          </w:rPr>
+          <w:t>13:29</w:t>
+        </w:r>
+      </w:hyperlink>
+      <w:r>
+        <w:rPr>
+          <w:lang w:val="zh_TW" w:bidi="zh_TW"/>
+        </w:rPr>
+        <w:t>）。</w:t>
       </w:r>
       <w:r>
         <w:rPr>

--- a/zht/docx/110.content.docx
+++ b/zht/docx/110.content.docx
@@ -149,7 +149,7 @@
         <w:rPr>
           <w:lang w:val="zh_TW" w:bidi="zh_TW"/>
         </w:rPr>
-        <w:t>qian</w:t>
+        <w:t>niao</w:t>
       </w:r>
       <w:r>
         <w:rPr>
@@ -212,7 +212,7 @@
         <w:rPr>
           <w:lang w:val="zh_TW" w:bidi="zh_TW"/>
         </w:rPr>
-        <w:t>謙卑</w:t>
+        <w:t>鳥</w:t>
       </w:r>
       <w:r>
         <w:rPr>
@@ -231,7 +231,20 @@
         <w:rPr>
           <w:lang w:val="zh_TW" w:bidi="zh_TW"/>
         </w:rPr>
-        <w:t>卑微或受苦的狀態，在這種狀態下，人會經歷權力與聲望的喪失。在基督教信仰之外，這樣的謙卑，通常不會被視為是一種美德。然而，在猶太基督教傳統的語境中，謙卑被認為是人類對造物主的正確態度。謙卑是一種感恩和自發的意識，即生命是神賜予的禮物，並表現為對神的絕對依賴，是既不勉強又不虛偽的確信。</w:t>
+        <w:t>鳥是長有羽毛的脊椎動物（具有骨骼的動物），屬於</w:t>
+      </w:r>
+      <w:r>
+        <w:rPr>
+          <w:i/>
+          <w:lang w:val="zh_TW" w:bidi="zh_TW"/>
+        </w:rPr>
+        <w:t>鳥綱（Aves）</w:t>
+      </w:r>
+      <w:r>
+        <w:rPr>
+          <w:lang w:val="zh_TW" w:bidi="zh_TW"/>
+        </w:rPr>
+        <w:t>。科學家已辨認超過8,000種鳥，其中約有400種分佈在聖地一帶；聖經中則提到過大約40種。</w:t>
       </w:r>
     </w:p>
     <w:p>
@@ -245,7 +258,7 @@
         <w:rPr>
           <w:lang w:val="zh_TW" w:bidi="zh_TW"/>
         </w:rPr>
-        <w:t>在聖經文學中，謙卑與溫柔或耐心之間，並沒有明顯的區分。在以色列歷史的早期階段中，謙卑者被認為是貧窮的、受苦的和無權勢的人。耶和華拯救謙卑者，但使驕傲者降卑（</w:t>
+        <w:t>今天，科學家按照生物內部及外部的身體構造來把他們分類。但在聖經裡，作者往往按照動物所居住的地方來歸類。例如，聖經將蝙蝠與鳥同列為天空中的生物（</w:t>
       </w:r>
       <w:hyperlink r:id="rId13">
         <w:r>
@@ -256,7 +269,7 @@
             <w:color w:val="0000EE"/>
             <w:u w:val="single"/>
           </w:rPr>
-          <w:t>撒上2:7</w:t>
+          <w:t>利11:19</w:t>
         </w:r>
       </w:hyperlink>
       <w:r>
@@ -274,14 +287,117 @@
             <w:color w:val="0000EE"/>
             <w:u w:val="single"/>
           </w:rPr>
-          <w:t>撒下22:28</w:t>
+          <w:t>申14:18</w:t>
         </w:r>
       </w:hyperlink>
       <w:r>
         <w:rPr>
           <w:lang w:val="zh_TW" w:bidi="zh_TW"/>
         </w:rPr>
-        <w:t>）。在神的權能和榮耀面前，族長亞伯拉罕承認他不過是塵土和灰燼（</w:t>
+        <w:t>）。</w:t>
+      </w:r>
+    </w:p>
+    <w:p>
+      <w:pPr/>
+      <w:r>
+        <w:rPr>
+          <w:lang w:val="zh_TW" w:bidi="zh_TW"/>
+        </w:rPr>
+      </w:r>
+      <w:r>
+        <w:rPr>
+          <w:lang w:val="zh_TW" w:bidi="zh_TW"/>
+        </w:rPr>
+        <w:t>要確切辨識聖經經文中所指的鳥，往往相當困難，甚至根本無法確定。聖經所用的語言並不是科學分類的語言；當時的人能分辨一些我們如今視為不同物種的動物，但在鳥方面，他們常使用具詩意或描述性的名稱來稱呼。</w:t>
+      </w:r>
+    </w:p>
+    <w:p>
+      <w:pPr/>
+      <w:r>
+        <w:rPr>
+          <w:lang w:val="zh_TW" w:bidi="zh_TW"/>
+        </w:rPr>
+      </w:r>
+      <w:r>
+        <w:rPr>
+          <w:lang w:val="zh_TW" w:bidi="zh_TW"/>
+        </w:rPr>
+        <w:t>聖經學者會嘗試用以下方法辨認這些鳥：</w:t>
+      </w:r>
+    </w:p>
+    <w:p>
+      <w:pPr>
+        <w:pStyle w:val="ListBullet"/>
+        <w:spacing w:line="240" w:lineRule="auto"/>
+        <w:ind w:left="720"/>
+      </w:pPr>
+      <w:r>
+        <w:rPr>
+          <w:lang w:val="zh_TW" w:bidi="zh_TW"/>
+        </w:rPr>
+      </w:r>
+      <w:r>
+        <w:rPr>
+          <w:lang w:val="zh_TW" w:bidi="zh_TW"/>
+        </w:rPr>
+        <w:t>比較希伯來文的詞語與相關語言中的詞語，以及</w:t>
+      </w:r>
+    </w:p>
+    <w:p>
+      <w:pPr>
+        <w:pStyle w:val="ListBullet"/>
+        <w:spacing w:line="240" w:lineRule="auto"/>
+        <w:ind w:left="720"/>
+      </w:pPr>
+      <w:r>
+        <w:rPr>
+          <w:lang w:val="zh_TW" w:bidi="zh_TW"/>
+        </w:rPr>
+      </w:r>
+      <w:r>
+        <w:rPr>
+          <w:lang w:val="zh_TW" w:bidi="zh_TW"/>
+        </w:rPr>
+        <w:t>根據聖經記載的棲息地、行為與特徵來判斷。</w:t>
+      </w:r>
+    </w:p>
+    <w:p>
+      <w:pPr/>
+      <w:r>
+        <w:rPr>
+          <w:lang w:val="zh_TW" w:bidi="zh_TW"/>
+        </w:rPr>
+      </w:r>
+      <w:r>
+        <w:rPr>
+          <w:lang w:val="zh_TW" w:bidi="zh_TW"/>
+        </w:rPr>
+        <w:t>學者即使用了這些方法，有時仍對鳥的具體種類存在分歧。</w:t>
+      </w:r>
+    </w:p>
+    <w:p>
+      <w:pPr>
+        <w:pStyle w:val="Heading3"/>
+      </w:pPr>
+      <w:r>
+        <w:rPr>
+          <w:lang w:val="zh_TW" w:bidi="zh_TW"/>
+        </w:rPr>
+        <w:t>聖經中的鳥類</w:t>
+      </w:r>
+    </w:p>
+    <w:p>
+      <w:pPr/>
+      <w:r>
+        <w:rPr>
+          <w:lang w:val="zh_TW" w:bidi="zh_TW"/>
+        </w:rPr>
+      </w:r>
+      <w:r>
+        <w:rPr>
+          <w:lang w:val="zh_TW" w:bidi="zh_TW"/>
+        </w:rPr>
+        <w:t>聖經以真實的方式，也以象徵的方式來提及鳥。聖經的作者十分留心觀察自然界，許多經文都顯明他們認識鳥及其生活方式。他們指出，神認識每一隻飛鳥（</w:t>
       </w:r>
       <w:hyperlink r:id="rId15">
         <w:r>
@@ -292,14 +408,14 @@
             <w:color w:val="0000EE"/>
             <w:u w:val="single"/>
           </w:rPr>
-          <w:t>創18:27</w:t>
+          <w:t>詩50:11</w:t>
         </w:r>
       </w:hyperlink>
       <w:r>
         <w:rPr>
           <w:lang w:val="zh_TW" w:bidi="zh_TW"/>
         </w:rPr>
-        <w:t>）。以色列起初是一個受奴役的國家，他們知道自己被選中不是因為人數眾多或物質財富，而是因為神的愛（</w:t>
+        <w:t>），也眷顧牠們（</w:t>
       </w:r>
       <w:hyperlink r:id="rId16">
         <w:r>
@@ -310,14 +426,14 @@
             <w:color w:val="0000EE"/>
             <w:u w:val="single"/>
           </w:rPr>
-          <w:t>申7:7–8</w:t>
+          <w:t>太10:29</w:t>
         </w:r>
       </w:hyperlink>
       <w:r>
         <w:rPr>
           <w:lang w:val="zh_TW" w:bidi="zh_TW"/>
         </w:rPr>
-        <w:t>）。透過將所有財富和權力的來源歸於主，神便能掌管人類驕傲和傲慢的兩大主要來源（參：</w:t>
+        <w:t>）。他們亦明白，洪水之後神對挪亞所立的約同時包括飛鳥與走獸（</w:t>
       </w:r>
       <w:hyperlink r:id="rId17">
         <w:r>
@@ -328,7 +444,7 @@
             <w:color w:val="0000EE"/>
             <w:u w:val="single"/>
           </w:rPr>
-          <w:t>耶9:23–24</w:t>
+          <w:t>創9:10</w:t>
         </w:r>
       </w:hyperlink>
       <w:r>
@@ -349,7 +465,7 @@
         <w:rPr>
           <w:lang w:val="zh_TW" w:bidi="zh_TW"/>
         </w:rPr>
-        <w:t>既謙卑又貧窮的人是耶和華關心的對象（</w:t>
+        <w:t>摩西的律法指出有些鳥是不潔的，這些主要是以死屍為食、捕食其它動物，或棲息在荒涼之地的鳥。後來，初期的基督徒認為所有的鳥都是潔淨的，這一點在使徒彼得所得的異象裡得以顯明（</w:t>
       </w:r>
       <w:hyperlink r:id="rId18">
         <w:r>
@@ -360,14 +476,28 @@
             <w:color w:val="0000EE"/>
             <w:u w:val="single"/>
           </w:rPr>
-          <w:t>出23:6、11</w:t>
+          <w:t>徒10:12</w:t>
         </w:r>
       </w:hyperlink>
       <w:r>
         <w:rPr>
           <w:lang w:val="zh_TW" w:bidi="zh_TW"/>
         </w:rPr>
-        <w:t>；</w:t>
+        <w:t>）。</w:t>
+      </w:r>
+    </w:p>
+    <w:p>
+      <w:pPr/>
+      <w:r>
+        <w:rPr>
+          <w:lang w:val="zh_TW" w:bidi="zh_TW"/>
+        </w:rPr>
+      </w:r>
+      <w:r>
+        <w:rPr>
+          <w:lang w:val="zh_TW" w:bidi="zh_TW"/>
+        </w:rPr>
+        <w:t>以色列人在曠野的旅程中也吃過其它鳥，例如鵪鶉（</w:t>
       </w:r>
       <w:hyperlink r:id="rId19">
         <w:r>
@@ -378,14 +508,32 @@
             <w:color w:val="0000EE"/>
             <w:u w:val="single"/>
           </w:rPr>
-          <w:t>申15:4、7</w:t>
+          <w:t>出16:13</w:t>
         </w:r>
       </w:hyperlink>
       <w:r>
         <w:rPr>
           <w:lang w:val="zh_TW" w:bidi="zh_TW"/>
         </w:rPr>
-        <w:t>）。因此，貧窮人的謙卑成為敬畏神的義人的象徵（</w:t>
+        <w:t>）。律法要求在以下情況使用鳥作為供物：</w:t>
+      </w:r>
+    </w:p>
+    <w:p>
+      <w:pPr>
+        <w:pStyle w:val="ListBullet"/>
+        <w:spacing w:line="240" w:lineRule="auto"/>
+        <w:ind w:left="720"/>
+      </w:pPr>
+      <w:r>
+        <w:rPr>
+          <w:lang w:val="zh_TW" w:bidi="zh_TW"/>
+        </w:rPr>
+      </w:r>
+      <w:r>
+        <w:rPr>
+          <w:lang w:val="zh_TW" w:bidi="zh_TW"/>
+        </w:rPr>
+        <w:t>為頭生的孩子獻祭（</w:t>
       </w:r>
       <w:hyperlink r:id="rId20">
         <w:r>
@@ -396,14 +544,32 @@
             <w:color w:val="0000EE"/>
             <w:u w:val="single"/>
           </w:rPr>
-          <w:t>民12:3</w:t>
+          <w:t>路2:24</w:t>
         </w:r>
       </w:hyperlink>
       <w:r>
         <w:rPr>
           <w:lang w:val="zh_TW" w:bidi="zh_TW"/>
         </w:rPr>
-        <w:t>）。在舊約中，謙卑這個概念的發展幾乎等同於公義，並與公正和憐憫一起被視為是神的要求（</w:t>
+        <w:t>）；</w:t>
+      </w:r>
+    </w:p>
+    <w:p>
+      <w:pPr>
+        <w:pStyle w:val="ListBullet"/>
+        <w:spacing w:line="240" w:lineRule="auto"/>
+        <w:ind w:left="720"/>
+      </w:pPr>
+      <w:r>
+        <w:rPr>
+          <w:lang w:val="zh_TW" w:bidi="zh_TW"/>
+        </w:rPr>
+      </w:r>
+      <w:r>
+        <w:rPr>
+          <w:lang w:val="zh_TW" w:bidi="zh_TW"/>
+        </w:rPr>
+        <w:t>在守拿細耳人的願時獻祭（</w:t>
       </w:r>
       <w:hyperlink r:id="rId21">
         <w:r>
@@ -414,14 +580,32 @@
             <w:color w:val="0000EE"/>
             <w:u w:val="single"/>
           </w:rPr>
-          <w:t>彌6:8</w:t>
+          <w:t>民6:10</w:t>
         </w:r>
       </w:hyperlink>
       <w:r>
         <w:rPr>
           <w:lang w:val="zh_TW" w:bidi="zh_TW"/>
         </w:rPr>
-        <w:t>）。特別是在詩篇中，「受苦者」幾乎成為義人的專有名詞（</w:t>
+        <w:t>）；</w:t>
+      </w:r>
+    </w:p>
+    <w:p>
+      <w:pPr>
+        <w:pStyle w:val="ListBullet"/>
+        <w:spacing w:line="240" w:lineRule="auto"/>
+        <w:ind w:left="720"/>
+      </w:pPr>
+      <w:r>
+        <w:rPr>
+          <w:lang w:val="zh_TW" w:bidi="zh_TW"/>
+        </w:rPr>
+      </w:r>
+      <w:r>
+        <w:rPr>
+          <w:lang w:val="zh_TW" w:bidi="zh_TW"/>
+        </w:rPr>
+        <w:t>為潔淨痲瘋病人而獻祭（</w:t>
       </w:r>
       <w:hyperlink r:id="rId22">
         <w:r>
@@ -432,14 +616,32 @@
             <w:color w:val="0000EE"/>
             <w:u w:val="single"/>
           </w:rPr>
-          <w:t>詩22:26</w:t>
+          <w:t>利14:22</w:t>
         </w:r>
       </w:hyperlink>
       <w:r>
         <w:rPr>
           <w:lang w:val="zh_TW" w:bidi="zh_TW"/>
         </w:rPr>
-        <w:t>；</w:t>
+        <w:t>）；以及</w:t>
+      </w:r>
+    </w:p>
+    <w:p>
+      <w:pPr>
+        <w:pStyle w:val="ListBullet"/>
+        <w:spacing w:line="240" w:lineRule="auto"/>
+        <w:ind w:left="720"/>
+      </w:pPr>
+      <w:r>
+        <w:rPr>
+          <w:lang w:val="zh_TW" w:bidi="zh_TW"/>
+        </w:rPr>
+      </w:r>
+      <w:r>
+        <w:rPr>
+          <w:lang w:val="zh_TW" w:bidi="zh_TW"/>
+        </w:rPr>
+        <w:t>獻燔祭與贖罪祭（</w:t>
       </w:r>
       <w:hyperlink r:id="rId23">
         <w:r>
@@ -450,14 +652,28 @@
             <w:color w:val="0000EE"/>
             <w:u w:val="single"/>
           </w:rPr>
-          <w:t>25:9</w:t>
+          <w:t>利12:8</w:t>
         </w:r>
       </w:hyperlink>
       <w:r>
         <w:rPr>
           <w:lang w:val="zh_TW" w:bidi="zh_TW"/>
         </w:rPr>
-        <w:t>；</w:t>
+        <w:t>）。</w:t>
+      </w:r>
+    </w:p>
+    <w:p>
+      <w:pPr/>
+      <w:r>
+        <w:rPr>
+          <w:lang w:val="zh_TW" w:bidi="zh_TW"/>
+        </w:rPr>
+      </w:r>
+      <w:r>
+        <w:rPr>
+          <w:lang w:val="zh_TW" w:bidi="zh_TW"/>
+        </w:rPr>
+        <w:t>鳥有可能會絕種，而人類的行為往往是導致牠們絕種的主要原因之一。神吩咐以色列人要保護飛鳥，使牠們能在那地持續生存並成為人的食物供應。律法允許人從鳥巢裡取走蛋或雛鳥，但不可在同一天同時取母鳥與雛鳥的性命（</w:t>
       </w:r>
       <w:hyperlink r:id="rId24">
         <w:r>
@@ -468,7 +684,7 @@
             <w:color w:val="0000EE"/>
             <w:u w:val="single"/>
           </w:rPr>
-          <w:t>147:6</w:t>
+          <w:t>申22:6</w:t>
         </w:r>
       </w:hyperlink>
       <w:r>
@@ -489,19 +705,7 @@
         <w:rPr>
           <w:lang w:val="zh_TW" w:bidi="zh_TW"/>
         </w:rPr>
-        <w:t>此外，謙卑是罪人對神的聖潔適當的回應。先知以賽亞，面對神在聖殿中的榮耀，呼喊：「</w:t>
-      </w:r>
-      <w:r>
-        <w:rPr>
-          <w:lang w:val="zh_TW" w:bidi="zh_TW"/>
-        </w:rPr>
-        <w:t>禍哉！我滅亡了！因為我是嘴唇不潔的人</w:t>
-      </w:r>
-      <w:r>
-        <w:rPr>
-          <w:lang w:val="zh_TW" w:bidi="zh_TW"/>
-        </w:rPr>
-        <w:t>」(</w:t>
+        <w:t>聖經的作者常用大自然來顯明關於神的真理，或用來描述人的行為。有時候，這些意象會帶出人的軟弱或卑微。例如，尼布甲尼撒王發狂時的情形被形容為有像飛鳥般的爪子（</w:t>
       </w:r>
       <w:hyperlink r:id="rId25">
         <w:r>
@@ -512,28 +716,14 @@
             <w:color w:val="0000EE"/>
             <w:u w:val="single"/>
           </w:rPr>
-          <w:t>賽6:5</w:t>
+          <w:t>但4:33</w:t>
         </w:r>
       </w:hyperlink>
       <w:r>
         <w:rPr>
           <w:lang w:val="zh_TW" w:bidi="zh_TW"/>
         </w:rPr>
-        <w:t>)。因此，謙卑成為一種性格特徵，而不只是反映物質貧困或痛苦狀態的術語。它成為一種反映敬虔本質的概念，是所有以神為他們之主的人所期望的。</w:t>
-      </w:r>
-    </w:p>
-    <w:p>
-      <w:pPr/>
-      <w:r>
-        <w:rPr>
-          <w:lang w:val="zh_TW" w:bidi="zh_TW"/>
-        </w:rPr>
-      </w:r>
-      <w:r>
-        <w:rPr>
-          <w:lang w:val="zh_TW" w:bidi="zh_TW"/>
-        </w:rPr>
-        <w:t>在新約中，謙卑很少指貧窮、苦難或壓迫的客觀狀況。謙卑的主題在與耶穌作為彌賽亞的神學主題中發展。舊約認為最理想的謙卑是即將來臨君王的特質，這理所當然就適用於新約的耶穌（</w:t>
+        <w:t>）。約伯指出，飛鳥並不知道智慧的泉源在哪裡（</w:t>
       </w:r>
       <w:hyperlink r:id="rId26">
         <w:r>
@@ -544,14 +734,14 @@
             <w:color w:val="0000EE"/>
             <w:u w:val="single"/>
           </w:rPr>
-          <w:t>亞9:9</w:t>
+          <w:t>伯28:21</w:t>
         </w:r>
       </w:hyperlink>
       <w:r>
         <w:rPr>
           <w:lang w:val="zh_TW" w:bidi="zh_TW"/>
         </w:rPr>
-        <w:t>；參：</w:t>
+        <w:t>）。在耶穌所說撒種的比喻裡，那些在路旁吃掉種子的鳥，代表那些不明白神話語的人（</w:t>
       </w:r>
       <w:hyperlink r:id="rId27">
         <w:r>
@@ -562,26 +752,28 @@
             <w:color w:val="0000EE"/>
             <w:u w:val="single"/>
           </w:rPr>
-          <w:t>太21:4–5</w:t>
+          <w:t>太13:4</w:t>
         </w:r>
       </w:hyperlink>
       <w:r>
         <w:rPr>
           <w:lang w:val="zh_TW" w:bidi="zh_TW"/>
         </w:rPr>
-        <w:t>）。作為神的兒子，耶穌不為自己著想，而是過著順服和信靠父神的生命。使徒保羅將一種自我倒空歸於道成肉身的神的兒子，藉此祂「</w:t>
-      </w:r>
-      <w:r>
-        <w:rPr>
-          <w:lang w:val="zh_TW" w:bidi="zh_TW"/>
-        </w:rPr>
-        <w:t>反倒虛己</w:t>
-      </w:r>
-      <w:r>
-        <w:rPr>
-          <w:lang w:val="zh_TW" w:bidi="zh_TW"/>
-        </w:rPr>
-        <w:t>，取了奴僕的形象」（</w:t>
+        <w:t>）。</w:t>
+      </w:r>
+    </w:p>
+    <w:p>
+      <w:pPr/>
+      <w:r>
+        <w:rPr>
+          <w:lang w:val="zh_TW" w:bidi="zh_TW"/>
+        </w:rPr>
+      </w:r>
+      <w:r>
+        <w:rPr>
+          <w:lang w:val="zh_TW" w:bidi="zh_TW"/>
+        </w:rPr>
+        <w:t>其它經文則表達對飛鳥的同情。詩人把禱告中的孤單比喻為一隻獨自在屋頂上的飛鳥（</w:t>
       </w:r>
       <w:hyperlink r:id="rId28">
         <w:r>
@@ -592,40 +784,14 @@
             <w:color w:val="0000EE"/>
             <w:u w:val="single"/>
           </w:rPr>
-          <w:t>腓2:5–8</w:t>
+          <w:t>詩102:7</w:t>
         </w:r>
       </w:hyperlink>
       <w:r>
         <w:rPr>
           <w:lang w:val="zh_TW" w:bidi="zh_TW"/>
         </w:rPr>
-        <w:t>）。耶穌所展現的品格沒有任何的自大或傲慢。</w:t>
-      </w:r>
-    </w:p>
-    <w:p>
-      <w:pPr/>
-      <w:r>
-        <w:rPr>
-          <w:lang w:val="zh_TW" w:bidi="zh_TW"/>
-        </w:rPr>
-      </w:r>
-      <w:r>
-        <w:rPr>
-          <w:lang w:val="zh_TW" w:bidi="zh_TW"/>
-        </w:rPr>
-        <w:t>雖然在面對偽善時勇敢無畏，並毫不留情地拒絕虛偽的宗教表現，耶穌卻是「</w:t>
-      </w:r>
-      <w:r>
-        <w:rPr>
-          <w:lang w:val="zh_TW" w:bidi="zh_TW"/>
-        </w:rPr>
-        <w:t>心裏柔和謙卑</w:t>
-      </w:r>
-      <w:r>
-        <w:rPr>
-          <w:lang w:val="zh_TW" w:bidi="zh_TW"/>
-        </w:rPr>
-        <w:t>」的（</w:t>
+        <w:t>）。被仇敵追捕的人也能體會一隻被獵捕的飛鳥所感受到的恐懼（</w:t>
       </w:r>
       <w:hyperlink r:id="rId29">
         <w:r>
@@ -636,14 +802,14 @@
             <w:color w:val="0000EE"/>
             <w:u w:val="single"/>
           </w:rPr>
-          <w:t>太11:29</w:t>
+          <w:t>哀3:52</w:t>
         </w:r>
       </w:hyperlink>
       <w:r>
         <w:rPr>
           <w:lang w:val="zh_TW" w:bidi="zh_TW"/>
         </w:rPr>
-        <w:t>）。因此，祂可以嚴厲警告其對地位的渴望，並公開斥責法利賽人對窮人和受壓迫者的暴力行為（</w:t>
+        <w:t>）。當神的咒詛臨到作惡的人時，飛鳥逃離耶路撒冷與大地（</w:t>
       </w:r>
       <w:hyperlink r:id="rId30">
         <w:r>
@@ -654,7 +820,7 @@
             <w:color w:val="0000EE"/>
             <w:u w:val="single"/>
           </w:rPr>
-          <w:t>路14:11</w:t>
+          <w:t>耶9:10</w:t>
         </w:r>
       </w:hyperlink>
       <w:r>
@@ -672,14 +838,46 @@
             <w:color w:val="0000EE"/>
             <w:u w:val="single"/>
           </w:rPr>
-          <w:t>太23:12</w:t>
+          <w:t>番1:3</w:t>
         </w:r>
       </w:hyperlink>
       <w:r>
         <w:rPr>
           <w:lang w:val="zh_TW" w:bidi="zh_TW"/>
         </w:rPr>
-        <w:t>）。同時，祂也謙卑地像僕人一般服事他人（</w:t>
+        <w:t>）。</w:t>
+      </w:r>
+    </w:p>
+    <w:p>
+      <w:pPr/>
+      <w:r>
+        <w:rPr>
+          <w:lang w:val="zh_TW" w:bidi="zh_TW"/>
+        </w:rPr>
+      </w:r>
+      <w:r>
+        <w:rPr>
+          <w:lang w:val="zh_TW" w:bidi="zh_TW"/>
+        </w:rPr>
+        <w:t>即使飛鳥面對各樣危險，聖經仍指出神眷顧牠們（</w:t>
+      </w:r>
+      <w:hyperlink r:id="rId15">
+        <w:r>
+          <w:rPr>
+            <w:lang w:val="zh_TW" w:bidi="zh_TW"/>
+          </w:rPr>
+          <w:rPr>
+            <w:color w:val="0000EE"/>
+            <w:u w:val="single"/>
+          </w:rPr>
+          <w:t>詩50:11</w:t>
+        </w:r>
+      </w:hyperlink>
+      <w:r>
+        <w:rPr>
+          <w:lang w:val="zh_TW" w:bidi="zh_TW"/>
+        </w:rPr>
+        <w:t>；</w:t>
       </w:r>
       <w:hyperlink r:id="rId32">
         <w:r>
@@ -690,14 +888,26 @@
             <w:color w:val="0000EE"/>
             <w:u w:val="single"/>
           </w:rPr>
-          <w:t>路22:27</w:t>
+          <w:t>太6:26，</w:t>
         </w:r>
       </w:hyperlink>
-      <w:r>
-        <w:rPr>
-          <w:lang w:val="zh_TW" w:bidi="zh_TW"/>
-        </w:rPr>
-        <w:t>；</w:t>
+      <w:hyperlink r:id="rId16">
+        <w:r>
+          <w:rPr>
+            <w:lang w:val="zh_TW" w:bidi="zh_TW"/>
+          </w:rPr>
+          <w:rPr>
+            <w:color w:val="0000EE"/>
+            <w:u w:val="single"/>
+          </w:rPr>
+          <w:t>10:29</w:t>
+        </w:r>
+      </w:hyperlink>
+      <w:r>
+        <w:rPr>
+          <w:lang w:val="zh_TW" w:bidi="zh_TW"/>
+        </w:rPr>
+        <w:t>）。聖經把一些君王（例如法老與尼布甲尼撒）描繪成能為飛鳥提供庇護的大樹（</w:t>
       </w:r>
       <w:hyperlink r:id="rId33">
         <w:r>
@@ -708,7 +918,7 @@
             <w:color w:val="0000EE"/>
             <w:u w:val="single"/>
           </w:rPr>
-          <w:t>可10:45</w:t>
+          <w:t>結31:6</w:t>
         </w:r>
       </w:hyperlink>
       <w:r>
@@ -726,14 +936,14 @@
             <w:color w:val="0000EE"/>
             <w:u w:val="single"/>
           </w:rPr>
-          <w:t>太20:28</w:t>
+          <w:t>但4:12</w:t>
         </w:r>
       </w:hyperlink>
       <w:r>
         <w:rPr>
           <w:lang w:val="zh_TW" w:bidi="zh_TW"/>
         </w:rPr>
-        <w:t>）。耶穌的謙卑和祂願意順服父的旨意而接受十字架的刑罰，是不可分割的。因此，以祂自己生命的作為見證，祂對心靈貧窮的教導是真實可靠的。祂將所有榮耀歸於父，並完全依賴祂（</w:t>
+        <w:t>；參</w:t>
       </w:r>
       <w:hyperlink r:id="rId35">
         <w:r>
@@ -744,14 +954,14 @@
             <w:color w:val="0000EE"/>
             <w:u w:val="single"/>
           </w:rPr>
-          <w:t>約5:19</w:t>
+          <w:t>2:38</w:t>
         </w:r>
       </w:hyperlink>
       <w:r>
         <w:rPr>
           <w:lang w:val="zh_TW" w:bidi="zh_TW"/>
         </w:rPr>
-        <w:t>，</w:t>
+        <w:t>）。然而，人的權勢並不能長久；當尼布甲尼撒的那棵「樹」倒下時，飛鳥便四散而去（</w:t>
       </w:r>
       <w:hyperlink r:id="rId36">
         <w:r>
@@ -762,14 +972,28 @@
             <w:color w:val="0000EE"/>
             <w:u w:val="single"/>
           </w:rPr>
-          <w:t>6:38</w:t>
+          <w:t>但4:14</w:t>
         </w:r>
       </w:hyperlink>
       <w:r>
         <w:rPr>
           <w:lang w:val="zh_TW" w:bidi="zh_TW"/>
         </w:rPr>
-        <w:t>，</w:t>
+        <w:t>）。</w:t>
+      </w:r>
+    </w:p>
+    <w:p>
+      <w:pPr/>
+      <w:r>
+        <w:rPr>
+          <w:lang w:val="zh_TW" w:bidi="zh_TW"/>
+        </w:rPr>
+      </w:r>
+      <w:r>
+        <w:rPr>
+          <w:lang w:val="zh_TW" w:bidi="zh_TW"/>
+        </w:rPr>
+        <w:t>神的保護則不一樣，因為祂的保護永遠長存。耶穌把神的國比喻為一粒芥菜種，這粒種子長成飛鳥能在上面棲息的植物（</w:t>
       </w:r>
       <w:hyperlink r:id="rId37">
         <w:r>
@@ -780,14 +1004,14 @@
             <w:color w:val="0000EE"/>
             <w:u w:val="single"/>
           </w:rPr>
-          <w:t>7:15</w:t>
+          <w:t>太13:32</w:t>
         </w:r>
       </w:hyperlink>
       <w:r>
         <w:rPr>
           <w:lang w:val="zh_TW" w:bidi="zh_TW"/>
         </w:rPr>
-        <w:t>，</w:t>
+        <w:t>）。神為飛鳥預備牠們的居所（</w:t>
       </w:r>
       <w:hyperlink r:id="rId38">
         <w:r>
@@ -798,14 +1022,14 @@
             <w:color w:val="0000EE"/>
             <w:u w:val="single"/>
           </w:rPr>
-          <w:t>8:28、50</w:t>
+          <w:t>詩104:12</w:t>
         </w:r>
       </w:hyperlink>
       <w:r>
         <w:rPr>
           <w:lang w:val="zh_TW" w:bidi="zh_TW"/>
         </w:rPr>
-        <w:t>，</w:t>
+        <w:t>），但人子耶穌沒有屬於自己的安身之處（</w:t>
       </w:r>
       <w:hyperlink r:id="rId39">
         <w:r>
@@ -816,14 +1040,28 @@
             <w:color w:val="0000EE"/>
             <w:u w:val="single"/>
           </w:rPr>
-          <w:t>14:10、24</w:t>
+          <w:t>太8:20</w:t>
         </w:r>
       </w:hyperlink>
       <w:r>
         <w:rPr>
           <w:lang w:val="zh_TW" w:bidi="zh_TW"/>
         </w:rPr>
-        <w:t>）。通過洗門徒的腳，祂承擔了僕人的角色，卻沒有失去尊嚴和自我價值。祂這樣的服事成為跟隨祂的人的生命榜樣，這種生命在於優先考慮他人而非自己中找到幸福（</w:t>
+        <w:t>）。</w:t>
+      </w:r>
+    </w:p>
+    <w:p>
+      <w:pPr/>
+      <w:r>
+        <w:rPr>
+          <w:lang w:val="zh_TW" w:bidi="zh_TW"/>
+        </w:rPr>
+      </w:r>
+      <w:r>
+        <w:rPr>
+          <w:lang w:val="zh_TW" w:bidi="zh_TW"/>
+        </w:rPr>
+        <w:t>鳥彰顯神在創造中的作為（</w:t>
       </w:r>
       <w:hyperlink r:id="rId40">
         <w:r>
@@ -834,14 +1072,14 @@
             <w:color w:val="0000EE"/>
             <w:u w:val="single"/>
           </w:rPr>
-          <w:t>約13:1–20</w:t>
+          <w:t>伯12:7</w:t>
         </w:r>
       </w:hyperlink>
       <w:r>
         <w:rPr>
           <w:lang w:val="zh_TW" w:bidi="zh_TW"/>
         </w:rPr>
-        <w:t>；</w:t>
+        <w:t>）。牠們的行為成為從錯誤中學習的意象（</w:t>
       </w:r>
       <w:hyperlink r:id="rId41">
         <w:r>
@@ -852,28 +1090,14 @@
             <w:color w:val="0000EE"/>
             <w:u w:val="single"/>
           </w:rPr>
-          <w:t>腓2:1–4</w:t>
+          <w:t>箴1:17</w:t>
         </w:r>
       </w:hyperlink>
       <w:r>
         <w:rPr>
           <w:lang w:val="zh_TW" w:bidi="zh_TW"/>
         </w:rPr>
-        <w:t>）。</w:t>
-      </w:r>
-    </w:p>
-    <w:p>
-      <w:pPr/>
-      <w:r>
-        <w:rPr>
-          <w:lang w:val="zh_TW" w:bidi="zh_TW"/>
-        </w:rPr>
-      </w:r>
-      <w:r>
-        <w:rPr>
-          <w:lang w:val="zh_TW" w:bidi="zh_TW"/>
-        </w:rPr>
-        <w:t>因此，耶穌的門徒也被蒙召過一個謙卑的生命。基督徒背棄地位、安全和成功，尋求在服事他人中來獲得自己的生命。謙卑是全方位生命原則，藉由愛來為他人求益處，從而成就律法（參</w:t>
+        <w:t>，</w:t>
       </w:r>
       <w:hyperlink r:id="rId42">
         <w:r>
@@ -884,14 +1108,14 @@
             <w:color w:val="0000EE"/>
             <w:u w:val="single"/>
           </w:rPr>
-          <w:t>羅 12:10</w:t>
+          <w:t>6:5</w:t>
         </w:r>
       </w:hyperlink>
       <w:r>
         <w:rPr>
           <w:lang w:val="zh_TW" w:bidi="zh_TW"/>
         </w:rPr>
-        <w:t>，</w:t>
+        <w:t>），也成為作出錯誤選擇而落入罪中的寫照（</w:t>
       </w:r>
       <w:hyperlink r:id="rId43">
         <w:r>
@@ -902,62 +1126,14 @@
             <w:color w:val="0000EE"/>
             <w:u w:val="single"/>
           </w:rPr>
-          <w:t>13:8–10</w:t>
+          <w:t>箴7:23</w:t>
         </w:r>
       </w:hyperlink>
       <w:r>
         <w:rPr>
           <w:lang w:val="zh_TW" w:bidi="zh_TW"/>
         </w:rPr>
-        <w:t>）。</w:t>
-      </w:r>
-      <w:r>
-        <w:rPr>
-          <w:lang w:val="zh_TW" w:bidi="zh_TW"/>
-        </w:rPr>
-      </w:r>
-      <w:r>
-        <w:rPr>
-          <w:lang w:val="zh_TW" w:bidi="zh_TW"/>
-        </w:rPr>
-      </w:r>
-    </w:p>
-    <w:p>
-      <w:pPr/>
-      <w:r>
-        <w:rPr>
-          <w:lang w:val="zh_TW" w:bidi="zh_TW"/>
-        </w:rPr>
-      </w:r>
-    </w:p>
-    <w:p>
-      <w:pPr>
-        <w:pStyle w:val="Heading2"/>
-      </w:pPr>
-      <w:r>
-        <w:rPr>
-          <w:lang w:val="zh_TW" w:bidi="zh_TW"/>
-        </w:rPr>
-        <w:t>錢囊</w:t>
-      </w:r>
-      <w:r>
-        <w:rPr>
-          <w:lang w:val="zh_TW" w:bidi="zh_TW"/>
-        </w:rPr>
-      </w:r>
-    </w:p>
-    <w:p>
-      <w:pPr/>
-      <w:r>
-        <w:rPr>
-          <w:lang w:val="zh_TW" w:bidi="zh_TW"/>
-        </w:rPr>
-      </w:r>
-      <w:r>
-        <w:rPr>
-          <w:lang w:val="zh_TW" w:bidi="zh_TW"/>
-        </w:rPr>
-        <w:t>人們用來攜帶錢和其它物件的小袋。有三個希伯來詞和三個希臘詞都指這樣的錢囊或袋子。第一個詞指的是用來裝錢或與天平一起使用的石頭砝碼的錢囊或袋子（</w:t>
+        <w:t>）。鳥會被制伏，但人的舌頭卻不能（</w:t>
       </w:r>
       <w:hyperlink r:id="rId44">
         <w:r>
@@ -968,14 +1144,14 @@
             <w:color w:val="0000EE"/>
             <w:u w:val="single"/>
           </w:rPr>
-          <w:t>申命記25:13</w:t>
+          <w:t>雅3:7</w:t>
         </w:r>
       </w:hyperlink>
       <w:r>
         <w:rPr>
           <w:lang w:val="zh_TW" w:bidi="zh_TW"/>
         </w:rPr>
-        <w:t>；</w:t>
+        <w:t>）。不停飛翔的飛鳥，比作無故臨到的咒詛（</w:t>
       </w:r>
       <w:hyperlink r:id="rId45">
         <w:r>
@@ -986,14 +1162,14 @@
             <w:color w:val="0000EE"/>
             <w:u w:val="single"/>
           </w:rPr>
-          <w:t>箴言1:14</w:t>
+          <w:t>箴26:2</w:t>
         </w:r>
       </w:hyperlink>
       <w:r>
         <w:rPr>
           <w:lang w:val="zh_TW" w:bidi="zh_TW"/>
         </w:rPr>
-        <w:t>；</w:t>
+        <w:t>）。如果人不信靠神，就可能感到只能像飛鳥一樣逃往山上（</w:t>
       </w:r>
       <w:hyperlink r:id="rId46">
         <w:r>
@@ -1004,14 +1180,14 @@
             <w:color w:val="0000EE"/>
             <w:u w:val="single"/>
           </w:rPr>
-          <w:t>以賽亞書46:6</w:t>
+          <w:t>詩11:1</w:t>
         </w:r>
       </w:hyperlink>
       <w:r>
         <w:rPr>
           <w:lang w:val="zh_TW" w:bidi="zh_TW"/>
         </w:rPr>
-        <w:t>；</w:t>
+        <w:t>）。鳥的歌聲帶來喜樂（</w:t>
       </w:r>
       <w:hyperlink r:id="rId47">
         <w:r>
@@ -1022,28 +1198,14 @@
             <w:color w:val="0000EE"/>
             <w:u w:val="single"/>
           </w:rPr>
-          <w:t>彌迦書6:11</w:t>
+          <w:t>歌2:12</w:t>
         </w:r>
       </w:hyperlink>
       <w:r>
         <w:rPr>
           <w:lang w:val="zh_TW" w:bidi="zh_TW"/>
         </w:rPr>
-        <w:t>）。錢囊可以由皮革或結實的棉布製成。</w:t>
-      </w:r>
-    </w:p>
-    <w:p>
-      <w:pPr/>
-      <w:r>
-        <w:rPr>
-          <w:lang w:val="zh_TW" w:bidi="zh_TW"/>
-        </w:rPr>
-      </w:r>
-      <w:r>
-        <w:rPr>
-          <w:lang w:val="zh_TW" w:bidi="zh_TW"/>
-        </w:rPr>
-        <w:t>另一個希伯來詞指的是與</w:t>
+        <w:t>）。神的百姓回歸自己的地方，好像飛鳥回到家（</w:t>
       </w:r>
       <w:hyperlink r:id="rId48">
         <w:r>
@@ -1054,14 +1216,14 @@
             <w:color w:val="0000EE"/>
             <w:u w:val="single"/>
           </w:rPr>
-          <w:t>列王紀下五章23節</w:t>
+          <w:t>何11:11</w:t>
         </w:r>
       </w:hyperlink>
       <w:r>
         <w:rPr>
           <w:lang w:val="zh_TW" w:bidi="zh_TW"/>
         </w:rPr>
-        <w:t>中類似的袋子。這個詞也出現在</w:t>
+        <w:t>）。耶穌說祂想招聚耶路撒冷的百姓，就像母雞把小雞聚在翅膀下（</w:t>
       </w:r>
       <w:hyperlink r:id="rId49">
         <w:r>
@@ -1072,14 +1234,28 @@
             <w:color w:val="0000EE"/>
             <w:u w:val="single"/>
           </w:rPr>
-          <w:t>以賽亞書三章22節</w:t>
+          <w:t>太23:37</w:t>
         </w:r>
       </w:hyperlink>
       <w:r>
         <w:rPr>
           <w:lang w:val="zh_TW" w:bidi="zh_TW"/>
         </w:rPr>
-        <w:t>的女性飾品清單中，可能比上面描述的第一個袋子更具裝飾性。第三個希伯來詞出現在</w:t>
+        <w:t>）。</w:t>
+      </w:r>
+    </w:p>
+    <w:p>
+      <w:pPr/>
+      <w:r>
+        <w:rPr>
+          <w:lang w:val="zh_TW" w:bidi="zh_TW"/>
+        </w:rPr>
+      </w:r>
+      <w:r>
+        <w:rPr>
+          <w:lang w:val="zh_TW" w:bidi="zh_TW"/>
+        </w:rPr>
+        <w:t>有時鳥預示危險。法老的膳長在夢中看見飛鳥從他頭上的筐子裡吃食物，這個夢表示他很快會死（</w:t>
       </w:r>
       <w:hyperlink r:id="rId50">
         <w:r>
@@ -1090,28 +1266,14 @@
             <w:color w:val="0000EE"/>
             <w:u w:val="single"/>
           </w:rPr>
-          <w:t>創世記四十二章35節</w:t>
+          <w:t>創40:17</w:t>
         </w:r>
       </w:hyperlink>
       <w:r>
         <w:rPr>
           <w:lang w:val="zh_TW" w:bidi="zh_TW"/>
         </w:rPr>
-        <w:t>，指的是一個開口的小袋子。這是約瑟兄弟們放錢的小袋或銀包，後被放入他們的糧袋。</w:t>
-      </w:r>
-    </w:p>
-    <w:p>
-      <w:pPr/>
-      <w:r>
-        <w:rPr>
-          <w:lang w:val="zh_TW" w:bidi="zh_TW"/>
-        </w:rPr>
-      </w:r>
-      <w:r>
-        <w:rPr>
-          <w:lang w:val="zh_TW" w:bidi="zh_TW"/>
-        </w:rPr>
-        <w:t>用來翻譯希伯來詞的希臘詞意指錢袋或錢囊。當耶穌差遣門徒兩兩出去時，告訴他們不要帶的東西中，就包括錢囊（</w:t>
+        <w:t>）。所羅門警告人不要在心裡毀謗王，因為「有翅膀的」可能把所說的話傳出去（</w:t>
       </w:r>
       <w:hyperlink r:id="rId51">
         <w:r>
@@ -1122,14 +1284,28 @@
             <w:color w:val="0000EE"/>
             <w:u w:val="single"/>
           </w:rPr>
-          <w:t>路加福音10:4</w:t>
+          <w:t>傳10:20</w:t>
         </w:r>
       </w:hyperlink>
       <w:r>
         <w:rPr>
           <w:lang w:val="zh_TW" w:bidi="zh_TW"/>
         </w:rPr>
-        <w:t>，</w:t>
+        <w:t>）。</w:t>
+      </w:r>
+    </w:p>
+    <w:p>
+      <w:pPr/>
+      <w:r>
+        <w:rPr>
+          <w:lang w:val="zh_TW" w:bidi="zh_TW"/>
+        </w:rPr>
+      </w:r>
+      <w:r>
+        <w:rPr>
+          <w:lang w:val="zh_TW" w:bidi="zh_TW"/>
+        </w:rPr>
+        <w:t>聖經裡的一個強烈意象是：戰後飛鳥啄食惡人的屍體。對以色列人來說，人的屍體遭到這種對待是最嚴重的羞辱（</w:t>
       </w:r>
       <w:hyperlink r:id="rId52">
         <w:r>
@@ -1140,14 +1316,14 @@
             <w:color w:val="0000EE"/>
             <w:u w:val="single"/>
           </w:rPr>
-          <w:t>22:35–36</w:t>
+          <w:t>申28:26</w:t>
         </w:r>
       </w:hyperlink>
       <w:r>
         <w:rPr>
           <w:lang w:val="zh_TW" w:bidi="zh_TW"/>
         </w:rPr>
-        <w:t>）。在</w:t>
+        <w:t>；</w:t>
       </w:r>
       <w:hyperlink r:id="rId53">
         <w:r>
@@ -1158,28 +1334,14 @@
             <w:color w:val="0000EE"/>
             <w:u w:val="single"/>
           </w:rPr>
-          <w:t>路加福音十二章33節</w:t>
+          <w:t>撒上17:44</w:t>
         </w:r>
       </w:hyperlink>
       <w:r>
         <w:rPr>
           <w:lang w:val="zh_TW" w:bidi="zh_TW"/>
         </w:rPr>
-        <w:t>中，表示錢囊的這個相同的詞被比喻為在天上不會壞、不會被偷或被毀的財寶。</w:t>
-      </w:r>
-    </w:p>
-    <w:p>
-      <w:pPr/>
-      <w:r>
-        <w:rPr>
-          <w:lang w:val="zh_TW" w:bidi="zh_TW"/>
-        </w:rPr>
-      </w:r>
-      <w:r>
-        <w:rPr>
-          <w:lang w:val="zh_TW" w:bidi="zh_TW"/>
-        </w:rPr>
-        <w:t>另一個希臘詞表示通常用來攜帶錢財的地方是腰帶或皮帶。腰帶是古代東方男女服裝的重要部分。用皮革製成的腰帶會作成中空或帶有槽口，以便攜帶錢幣。用布製成的腰帶被折疊，使錢可以放在折縫中，這些折縫就像口袋一樣（</w:t>
+        <w:t>；</w:t>
       </w:r>
       <w:hyperlink r:id="rId54">
         <w:r>
@@ -1190,7 +1352,7 @@
             <w:color w:val="0000EE"/>
             <w:u w:val="single"/>
           </w:rPr>
-          <w:t>馬太福音10:9</w:t>
+          <w:t>賽46:11</w:t>
         </w:r>
       </w:hyperlink>
       <w:r>
@@ -1208,28 +1370,14 @@
             <w:color w:val="0000EE"/>
             <w:u w:val="single"/>
           </w:rPr>
-          <w:t>馬可福音6:8</w:t>
+          <w:t>耶7:33</w:t>
         </w:r>
       </w:hyperlink>
       <w:r>
         <w:rPr>
           <w:lang w:val="zh_TW" w:bidi="zh_TW"/>
         </w:rPr>
-        <w:t>）。</w:t>
-      </w:r>
-    </w:p>
-    <w:p>
-      <w:pPr/>
-      <w:r>
-        <w:rPr>
-          <w:lang w:val="zh_TW" w:bidi="zh_TW"/>
-        </w:rPr>
-      </w:r>
-      <w:r>
-        <w:rPr>
-          <w:lang w:val="zh_TW" w:bidi="zh_TW"/>
-        </w:rPr>
-        <w:t>希臘文中，猶大為門徒保管的「錢囊」一詞，指的是用來裝吹奏樂器吹口的盒子或容器。到了新約聖經時期，這個詞已經演變成為錢箱或可能是錢袋的希臘詞（</w:t>
+        <w:t>，</w:t>
       </w:r>
       <w:hyperlink r:id="rId56">
         <w:r>
@@ -1240,7 +1388,7 @@
             <w:color w:val="0000EE"/>
             <w:u w:val="single"/>
           </w:rPr>
-          <w:t>約翰福音12:6</w:t>
+          <w:t>12:9</w:t>
         </w:r>
       </w:hyperlink>
       <w:r>
@@ -1258,14 +1406,1017 @@
             <w:color w:val="0000EE"/>
             <w:u w:val="single"/>
           </w:rPr>
-          <w:t>13:29</w:t>
+          <w:t>結29:5</w:t>
         </w:r>
       </w:hyperlink>
       <w:r>
         <w:rPr>
           <w:lang w:val="zh_TW" w:bidi="zh_TW"/>
         </w:rPr>
+        <w:t>，</w:t>
+      </w:r>
+      <w:hyperlink r:id="rId58">
+        <w:r>
+          <w:rPr>
+            <w:lang w:val="zh_TW" w:bidi="zh_TW"/>
+          </w:rPr>
+          <w:rPr>
+            <w:color w:val="0000EE"/>
+            <w:u w:val="single"/>
+          </w:rPr>
+          <w:t>39:4</w:t>
+        </w:r>
+      </w:hyperlink>
+      <w:r>
+        <w:rPr>
+          <w:lang w:val="zh_TW" w:bidi="zh_TW"/>
+        </w:rPr>
+        <w:t>；</w:t>
+      </w:r>
+      <w:hyperlink r:id="rId59">
+        <w:r>
+          <w:rPr>
+            <w:lang w:val="zh_TW" w:bidi="zh_TW"/>
+          </w:rPr>
+          <w:rPr>
+            <w:color w:val="0000EE"/>
+            <w:u w:val="single"/>
+          </w:rPr>
+          <w:t>啟19:17</w:t>
+        </w:r>
+      </w:hyperlink>
+      <w:r>
+        <w:rPr>
+          <w:lang w:val="zh_TW" w:bidi="zh_TW"/>
+        </w:rPr>
+        <w:t>、</w:t>
+      </w:r>
+      <w:hyperlink r:id="rId59">
+        <w:r>
+          <w:rPr>
+            <w:lang w:val="zh_TW" w:bidi="zh_TW"/>
+          </w:rPr>
+          <w:rPr>
+            <w:color w:val="0000EE"/>
+            <w:u w:val="single"/>
+          </w:rPr>
+          <w:t>21</w:t>
+        </w:r>
+      </w:hyperlink>
+      <w:r>
+        <w:rPr>
+          <w:lang w:val="zh_TW" w:bidi="zh_TW"/>
+        </w:rPr>
         <w:t>）。</w:t>
+      </w:r>
+    </w:p>
+    <w:p>
+      <w:pPr>
+        <w:pStyle w:val="Heading3"/>
+      </w:pPr>
+      <w:r>
+        <w:rPr>
+          <w:lang w:val="zh_TW" w:bidi="zh_TW"/>
+        </w:rPr>
+        <w:t>鳥的種類</w:t>
+      </w:r>
+    </w:p>
+    <w:p>
+      <w:pPr/>
+      <w:r>
+        <w:rPr>
+          <w:lang w:val="zh_TW" w:bidi="zh_TW"/>
+        </w:rPr>
+      </w:r>
+      <w:r>
+        <w:rPr>
+          <w:lang w:val="zh_TW" w:bidi="zh_TW"/>
+        </w:rPr>
+        <w:t>下面列出一些具體的鳥類。你可以點選其中一種鳥，以查看完整的文章。</w:t>
+      </w:r>
+    </w:p>
+    <w:p>
+      <w:pPr>
+        <w:pStyle w:val="ListBullet"/>
+        <w:spacing w:line="240" w:lineRule="auto"/>
+        <w:ind w:left="720"/>
+      </w:pPr>
+      <w:r>
+        <w:rPr>
+          <w:lang w:val="zh_TW" w:bidi="zh_TW"/>
+        </w:rPr>
+      </w:r>
+      <w:r>
+        <w:rPr>
+          <w:lang w:val="zh_TW" w:bidi="zh_TW"/>
+        </w:rPr>
+        <w:t>麻鷺</w:t>
+      </w:r>
+      <w:r>
+        <w:rPr>
+          <w:lang w:val="zh_TW" w:bidi="zh_TW"/>
+        </w:rPr>
+        <w:t>：一種水鳥，有長腿，外形像鷺鷥，但腿較短，身體也較小。</w:t>
+      </w:r>
+    </w:p>
+    <w:p>
+      <w:pPr>
+        <w:pStyle w:val="ListBullet"/>
+        <w:spacing w:line="240" w:lineRule="auto"/>
+        <w:ind w:left="720"/>
+      </w:pPr>
+      <w:r>
+        <w:rPr>
+          <w:lang w:val="zh_TW" w:bidi="zh_TW"/>
+        </w:rPr>
+      </w:r>
+      <w:r>
+        <w:rPr>
+          <w:lang w:val="zh_TW" w:bidi="zh_TW"/>
+        </w:rPr>
+        <w:t>禿鷹（Buzzard）</w:t>
+      </w:r>
+      <w:r>
+        <w:rPr>
+          <w:lang w:val="zh_TW" w:bidi="zh_TW"/>
+        </w:rPr>
+        <w:t>：一種大型的猛禽，外形像鷹，會在高空盤旋。</w:t>
+      </w:r>
+    </w:p>
+    <w:p>
+      <w:pPr>
+        <w:pStyle w:val="ListBullet"/>
+        <w:spacing w:line="240" w:lineRule="auto"/>
+        <w:ind w:left="720"/>
+      </w:pPr>
+      <w:r>
+        <w:rPr>
+          <w:lang w:val="zh_TW" w:bidi="zh_TW"/>
+        </w:rPr>
+      </w:r>
+      <w:r>
+        <w:rPr>
+          <w:lang w:val="zh_TW" w:bidi="zh_TW"/>
+        </w:rPr>
+        <w:t>鸕鶿</w:t>
+      </w:r>
+      <w:r>
+        <w:rPr>
+          <w:lang w:val="zh_TW" w:bidi="zh_TW"/>
+        </w:rPr>
+        <w:t>：一種大型的黑色水鳥，外形與鵝有點相似。</w:t>
+      </w:r>
+    </w:p>
+    <w:p>
+      <w:pPr>
+        <w:pStyle w:val="ListBullet"/>
+        <w:spacing w:line="240" w:lineRule="auto"/>
+        <w:ind w:left="720"/>
+      </w:pPr>
+      <w:r>
+        <w:rPr>
+          <w:lang w:val="zh_TW" w:bidi="zh_TW"/>
+        </w:rPr>
+      </w:r>
+      <w:r>
+        <w:rPr>
+          <w:lang w:val="zh_TW" w:bidi="zh_TW"/>
+        </w:rPr>
+        <w:t>鶴</w:t>
+      </w:r>
+      <w:r>
+        <w:rPr>
+          <w:lang w:val="zh_TW" w:bidi="zh_TW"/>
+        </w:rPr>
+        <w:t>：一種高挑、長頸的涉水鳥，以洪亮的叫聲著名，牠們常成群優雅地飛行。</w:t>
+      </w:r>
+    </w:p>
+    <w:p>
+      <w:pPr>
+        <w:pStyle w:val="ListBullet"/>
+        <w:spacing w:line="240" w:lineRule="auto"/>
+        <w:ind w:left="720"/>
+      </w:pPr>
+      <w:r>
+        <w:rPr>
+          <w:lang w:val="zh_TW" w:bidi="zh_TW"/>
+        </w:rPr>
+      </w:r>
+      <w:r>
+        <w:rPr>
+          <w:lang w:val="zh_TW" w:bidi="zh_TW"/>
+        </w:rPr>
+        <w:t>布穀鳥</w:t>
+      </w:r>
+      <w:r>
+        <w:rPr>
+          <w:lang w:val="zh_TW" w:bidi="zh_TW"/>
+        </w:rPr>
+        <w:t>：一種因叫聲而著名的鳥，牠會把蛋下在其它鳥的巢裡。</w:t>
+      </w:r>
+    </w:p>
+    <w:p>
+      <w:pPr>
+        <w:pStyle w:val="ListBullet"/>
+        <w:spacing w:line="240" w:lineRule="auto"/>
+        <w:ind w:left="720"/>
+      </w:pPr>
+      <w:r>
+        <w:rPr>
+          <w:lang w:val="zh_TW" w:bidi="zh_TW"/>
+        </w:rPr>
+      </w:r>
+      <w:r>
+        <w:rPr>
+          <w:lang w:val="zh_TW" w:bidi="zh_TW"/>
+        </w:rPr>
+        <w:t>鷹（Eagle）</w:t>
+      </w:r>
+      <w:r>
+        <w:rPr>
+          <w:lang w:val="zh_TW" w:bidi="zh_TW"/>
+        </w:rPr>
+        <w:t>：一種強壯的猛禽，有敏銳的視力和有力的雙翼。</w:t>
+      </w:r>
+    </w:p>
+    <w:p>
+      <w:pPr>
+        <w:pStyle w:val="ListBullet"/>
+        <w:spacing w:line="240" w:lineRule="auto"/>
+        <w:ind w:left="1440"/>
+      </w:pPr>
+      <w:r>
+        <w:rPr>
+          <w:lang w:val="zh_TW" w:bidi="zh_TW"/>
+        </w:rPr>
+      </w:r>
+      <w:r>
+        <w:rPr>
+          <w:lang w:val="zh_TW" w:bidi="zh_TW"/>
+        </w:rPr>
+        <w:t>禿鵰</w:t>
+      </w:r>
+      <w:r>
+        <w:rPr>
+          <w:lang w:val="zh_TW" w:bidi="zh_TW"/>
+        </w:rPr>
+        <w:t>：埃及禿鷹的古英文名稱（見</w:t>
+      </w:r>
+      <w:r>
+        <w:rPr>
+          <w:lang w:val="zh_TW" w:bidi="zh_TW"/>
+        </w:rPr>
+        <w:t>禿鷹</w:t>
+      </w:r>
+      <w:r>
+        <w:rPr>
+          <w:lang w:val="zh_TW" w:bidi="zh_TW"/>
+        </w:rPr>
+        <w:t>）。</w:t>
+      </w:r>
+    </w:p>
+    <w:p>
+      <w:pPr>
+        <w:pStyle w:val="ListBullet"/>
+        <w:spacing w:line="240" w:lineRule="auto"/>
+        <w:ind w:left="720"/>
+      </w:pPr>
+      <w:r>
+        <w:rPr>
+          <w:lang w:val="zh_TW" w:bidi="zh_TW"/>
+        </w:rPr>
+      </w:r>
+      <w:r>
+        <w:rPr>
+          <w:lang w:val="zh_TW" w:bidi="zh_TW"/>
+        </w:rPr>
+        <w:t>家禽（家養）</w:t>
+      </w:r>
+      <w:r>
+        <w:rPr>
+          <w:lang w:val="zh_TW" w:bidi="zh_TW"/>
+        </w:rPr>
+        <w:t>：人所飼養用來作食物或其它用途的鳥，例如雞、鴨和火雞。</w:t>
+      </w:r>
+    </w:p>
+    <w:p>
+      <w:pPr>
+        <w:pStyle w:val="ListBullet"/>
+        <w:spacing w:line="240" w:lineRule="auto"/>
+        <w:ind w:left="720"/>
+      </w:pPr>
+      <w:r>
+        <w:rPr>
+          <w:lang w:val="zh_TW" w:bidi="zh_TW"/>
+        </w:rPr>
+      </w:r>
+      <w:r>
+        <w:rPr>
+          <w:lang w:val="zh_TW" w:bidi="zh_TW"/>
+        </w:rPr>
+        <w:t>鵝</w:t>
+      </w:r>
+      <w:r>
+        <w:rPr>
+          <w:lang w:val="zh_TW" w:bidi="zh_TW"/>
+        </w:rPr>
+        <w:t>：一種大型水鳥，有長頸，叫聲宏亮。</w:t>
+      </w:r>
+    </w:p>
+    <w:p>
+      <w:pPr>
+        <w:pStyle w:val="ListBullet"/>
+        <w:spacing w:line="240" w:lineRule="auto"/>
+        <w:ind w:left="720"/>
+      </w:pPr>
+      <w:r>
+        <w:rPr>
+          <w:lang w:val="zh_TW" w:bidi="zh_TW"/>
+        </w:rPr>
+      </w:r>
+      <w:r>
+        <w:rPr>
+          <w:lang w:val="zh_TW" w:bidi="zh_TW"/>
+        </w:rPr>
+        <w:t>鷹（Hawk）</w:t>
+      </w:r>
+      <w:r>
+        <w:rPr>
+          <w:lang w:val="zh_TW" w:bidi="zh_TW"/>
+        </w:rPr>
+        <w:t>：一種視力敏銳的猛禽，會捕捉小型動物和鳥。</w:t>
+      </w:r>
+    </w:p>
+    <w:p>
+      <w:pPr>
+        <w:pStyle w:val="ListBullet"/>
+        <w:spacing w:line="240" w:lineRule="auto"/>
+        <w:ind w:left="720"/>
+      </w:pPr>
+      <w:r>
+        <w:rPr>
+          <w:lang w:val="zh_TW" w:bidi="zh_TW"/>
+        </w:rPr>
+      </w:r>
+      <w:r>
+        <w:rPr>
+          <w:lang w:val="zh_TW" w:bidi="zh_TW"/>
+        </w:rPr>
+        <w:t>鷺鷥</w:t>
+      </w:r>
+      <w:r>
+        <w:rPr>
+          <w:lang w:val="zh_TW" w:bidi="zh_TW"/>
+        </w:rPr>
+        <w:t>：一種長腿的涉水鳥，會在淺水裡吃魚。</w:t>
+      </w:r>
+    </w:p>
+    <w:p>
+      <w:pPr>
+        <w:pStyle w:val="ListBullet"/>
+        <w:spacing w:line="240" w:lineRule="auto"/>
+        <w:ind w:left="720"/>
+      </w:pPr>
+      <w:r>
+        <w:rPr>
+          <w:lang w:val="zh_TW" w:bidi="zh_TW"/>
+        </w:rPr>
+      </w:r>
+      <w:r>
+        <w:rPr>
+          <w:lang w:val="zh_TW" w:bidi="zh_TW"/>
+        </w:rPr>
+        <w:t>戴鵀</w:t>
+      </w:r>
+      <w:r>
+        <w:rPr>
+          <w:lang w:val="zh_TW" w:bidi="zh_TW"/>
+        </w:rPr>
+        <w:t>：一種色彩鮮明的鳥，有一撮豎起的羽冠和彎曲的嘴。</w:t>
+      </w:r>
+    </w:p>
+    <w:p>
+      <w:pPr>
+        <w:pStyle w:val="ListBullet"/>
+        <w:spacing w:line="240" w:lineRule="auto"/>
+        <w:ind w:left="720"/>
+      </w:pPr>
+      <w:r>
+        <w:rPr>
+          <w:lang w:val="zh_TW" w:bidi="zh_TW"/>
+        </w:rPr>
+      </w:r>
+      <w:r>
+        <w:rPr>
+          <w:lang w:val="zh_TW" w:bidi="zh_TW"/>
+        </w:rPr>
+        <w:t>朱鷺</w:t>
+      </w:r>
+      <w:r>
+        <w:rPr>
+          <w:lang w:val="zh_TW" w:bidi="zh_TW"/>
+        </w:rPr>
+        <w:t>：一種長腿涉水鳥，有彎曲的嘴，自古埃及時期即為人所知。</w:t>
+      </w:r>
+    </w:p>
+    <w:p>
+      <w:pPr>
+        <w:pStyle w:val="ListBullet"/>
+        <w:spacing w:line="240" w:lineRule="auto"/>
+        <w:ind w:left="720"/>
+      </w:pPr>
+      <w:r>
+        <w:rPr>
+          <w:lang w:val="zh_TW" w:bidi="zh_TW"/>
+        </w:rPr>
+      </w:r>
+      <w:r>
+        <w:rPr>
+          <w:lang w:val="zh_TW" w:bidi="zh_TW"/>
+        </w:rPr>
+        <w:t>紅隼或獵鷹</w:t>
+      </w:r>
+      <w:r>
+        <w:rPr>
+          <w:lang w:val="zh_TW" w:bidi="zh_TW"/>
+        </w:rPr>
+        <w:t>：一種小型、飛行迅速的猛禽，會捕捉昆蟲和小動物。</w:t>
+      </w:r>
+    </w:p>
+    <w:p>
+      <w:pPr>
+        <w:pStyle w:val="ListBullet"/>
+        <w:spacing w:line="240" w:lineRule="auto"/>
+        <w:ind w:left="720"/>
+      </w:pPr>
+      <w:r>
+        <w:rPr>
+          <w:lang w:val="zh_TW" w:bidi="zh_TW"/>
+        </w:rPr>
+      </w:r>
+      <w:r>
+        <w:rPr>
+          <w:lang w:val="zh_TW" w:bidi="zh_TW"/>
+        </w:rPr>
+        <w:t>鳶</w:t>
+      </w:r>
+      <w:r>
+        <w:rPr>
+          <w:lang w:val="zh_TW" w:bidi="zh_TW"/>
+        </w:rPr>
+        <w:t>：一種中型猛禽，有分叉的尾巴，會在空中滑翔。</w:t>
+      </w:r>
+    </w:p>
+    <w:p>
+      <w:pPr>
+        <w:pStyle w:val="ListBullet"/>
+        <w:spacing w:line="240" w:lineRule="auto"/>
+        <w:ind w:left="720"/>
+      </w:pPr>
+      <w:r>
+        <w:rPr>
+          <w:lang w:val="zh_TW" w:bidi="zh_TW"/>
+        </w:rPr>
+      </w:r>
+      <w:r>
+        <w:rPr>
+          <w:lang w:val="zh_TW" w:bidi="zh_TW"/>
+        </w:rPr>
+        <w:t>夜鷹</w:t>
+      </w:r>
+      <w:r>
+        <w:rPr>
+          <w:lang w:val="zh_TW" w:bidi="zh_TW"/>
+        </w:rPr>
+        <w:t>：一種在夜間活動的鳥，會在飛行中捕捉昆蟲。夜鷹和鷹無關，牠與長尾夜鷹科的鳥更接近。</w:t>
+      </w:r>
+    </w:p>
+    <w:p>
+      <w:pPr>
+        <w:pStyle w:val="ListBullet"/>
+        <w:spacing w:line="240" w:lineRule="auto"/>
+        <w:ind w:left="720"/>
+      </w:pPr>
+      <w:r>
+        <w:rPr>
+          <w:lang w:val="zh_TW" w:bidi="zh_TW"/>
+        </w:rPr>
+      </w:r>
+      <w:r>
+        <w:rPr>
+          <w:lang w:val="zh_TW" w:bidi="zh_TW"/>
+        </w:rPr>
+        <w:t>鴕鳥</w:t>
+      </w:r>
+      <w:r>
+        <w:rPr>
+          <w:lang w:val="zh_TW" w:bidi="zh_TW"/>
+        </w:rPr>
+        <w:t>：一種現存最大的鳥。牠不能飛，但跑得非常快。</w:t>
+      </w:r>
+    </w:p>
+    <w:p>
+      <w:pPr>
+        <w:pStyle w:val="ListBullet"/>
+        <w:spacing w:line="240" w:lineRule="auto"/>
+        <w:ind w:left="720"/>
+      </w:pPr>
+      <w:r>
+        <w:rPr>
+          <w:lang w:val="zh_TW" w:bidi="zh_TW"/>
+        </w:rPr>
+      </w:r>
+      <w:r>
+        <w:rPr>
+          <w:lang w:val="zh_TW" w:bidi="zh_TW"/>
+        </w:rPr>
+        <w:t>貓頭鷹</w:t>
+      </w:r>
+      <w:r>
+        <w:rPr>
+          <w:lang w:val="zh_TW" w:bidi="zh_TW"/>
+        </w:rPr>
+        <w:t>：一種夜行猛禽，有大眼睛，飛行時無聲無息。</w:t>
+      </w:r>
+    </w:p>
+    <w:p>
+      <w:pPr>
+        <w:pStyle w:val="ListBullet"/>
+        <w:spacing w:line="240" w:lineRule="auto"/>
+        <w:ind w:left="1440"/>
+      </w:pPr>
+      <w:r>
+        <w:rPr>
+          <w:lang w:val="zh_TW" w:bidi="zh_TW"/>
+        </w:rPr>
+      </w:r>
+      <w:r>
+        <w:rPr>
+          <w:lang w:val="zh_TW" w:bidi="zh_TW"/>
+        </w:rPr>
+        <w:t>角鴟，白鴞</w:t>
+      </w:r>
+      <w:r>
+        <w:rPr>
+          <w:lang w:val="zh_TW" w:bidi="zh_TW"/>
+        </w:rPr>
+        <w:t>：一種臉像心形、顏色淡的貓頭鷹，會在夜間捕食囓齒類動物。</w:t>
+      </w:r>
+    </w:p>
+    <w:p>
+      <w:pPr>
+        <w:pStyle w:val="ListBullet"/>
+        <w:spacing w:line="240" w:lineRule="auto"/>
+        <w:ind w:left="1440"/>
+      </w:pPr>
+      <w:r>
+        <w:rPr>
+          <w:lang w:val="zh_TW" w:bidi="zh_TW"/>
+        </w:rPr>
+      </w:r>
+      <w:r>
+        <w:rPr>
+          <w:lang w:val="zh_TW" w:bidi="zh_TW"/>
+        </w:rPr>
+        <w:t>大鴞</w:t>
+      </w:r>
+      <w:r>
+        <w:rPr>
+          <w:lang w:val="zh_TW" w:bidi="zh_TW"/>
+        </w:rPr>
+        <w:t>：大型貓頭鷹，頭上有一對像耳朵的羽簇。</w:t>
+      </w:r>
+    </w:p>
+    <w:p>
+      <w:pPr>
+        <w:pStyle w:val="ListBullet"/>
+        <w:spacing w:line="240" w:lineRule="auto"/>
+        <w:ind w:left="1440"/>
+      </w:pPr>
+      <w:r>
+        <w:rPr>
+          <w:lang w:val="zh_TW" w:bidi="zh_TW"/>
+        </w:rPr>
+      </w:r>
+      <w:r>
+        <w:rPr>
+          <w:lang w:val="zh_TW" w:bidi="zh_TW"/>
+        </w:rPr>
+        <w:t>小鴞</w:t>
+      </w:r>
+      <w:r>
+        <w:rPr>
+          <w:lang w:val="zh_TW" w:bidi="zh_TW"/>
+        </w:rPr>
+        <w:t>：體型最小的貓頭鷹，會在夜間捕獵，也是聖地最常見的貓頭鷹。</w:t>
+      </w:r>
+    </w:p>
+    <w:p>
+      <w:pPr>
+        <w:pStyle w:val="ListBullet"/>
+        <w:spacing w:line="240" w:lineRule="auto"/>
+        <w:ind w:left="1440"/>
+      </w:pPr>
+      <w:r>
+        <w:rPr>
+          <w:lang w:val="zh_TW" w:bidi="zh_TW"/>
+        </w:rPr>
+      </w:r>
+      <w:r>
+        <w:rPr>
+          <w:lang w:val="zh_TW" w:bidi="zh_TW"/>
+        </w:rPr>
+        <w:t>角鴞</w:t>
+      </w:r>
+      <w:r>
+        <w:rPr>
+          <w:lang w:val="zh_TW" w:bidi="zh_TW"/>
+        </w:rPr>
+        <w:t>：一種小型貓頭鷹，有耳簇，叫聲輕柔而反覆。</w:t>
+      </w:r>
+    </w:p>
+    <w:p>
+      <w:pPr>
+        <w:pStyle w:val="ListBullet"/>
+        <w:spacing w:line="240" w:lineRule="auto"/>
+        <w:ind w:left="720"/>
+      </w:pPr>
+      <w:r>
+        <w:rPr>
+          <w:lang w:val="zh_TW" w:bidi="zh_TW"/>
+        </w:rPr>
+      </w:r>
+      <w:r>
+        <w:rPr>
+          <w:lang w:val="zh_TW" w:bidi="zh_TW"/>
+        </w:rPr>
+        <w:t>鷓鴣</w:t>
+      </w:r>
+      <w:r>
+        <w:rPr>
+          <w:lang w:val="zh_TW" w:bidi="zh_TW"/>
+        </w:rPr>
+        <w:t>：一種圓潤的地棲鳥，人常捕獵牠作食物或娛樂。</w:t>
+      </w:r>
+    </w:p>
+    <w:p>
+      <w:pPr>
+        <w:pStyle w:val="ListBullet"/>
+        <w:spacing w:line="240" w:lineRule="auto"/>
+        <w:ind w:left="720"/>
+      </w:pPr>
+      <w:r>
+        <w:rPr>
+          <w:lang w:val="zh_TW" w:bidi="zh_TW"/>
+        </w:rPr>
+      </w:r>
+      <w:r>
+        <w:rPr>
+          <w:lang w:val="zh_TW" w:bidi="zh_TW"/>
+        </w:rPr>
+        <w:t>孔雀</w:t>
+      </w:r>
+      <w:r>
+        <w:rPr>
+          <w:lang w:val="zh_TW" w:bidi="zh_TW"/>
+        </w:rPr>
+        <w:t>：一種大型的鳥，雄鳥會展示長而華麗的尾羽。</w:t>
+      </w:r>
+    </w:p>
+    <w:p>
+      <w:pPr>
+        <w:pStyle w:val="ListBullet"/>
+        <w:spacing w:line="240" w:lineRule="auto"/>
+        <w:ind w:left="720"/>
+      </w:pPr>
+      <w:r>
+        <w:rPr>
+          <w:lang w:val="zh_TW" w:bidi="zh_TW"/>
+        </w:rPr>
+      </w:r>
+      <w:r>
+        <w:rPr>
+          <w:lang w:val="zh_TW" w:bidi="zh_TW"/>
+        </w:rPr>
+        <w:t>鵜鶘</w:t>
+      </w:r>
+      <w:r>
+        <w:rPr>
+          <w:lang w:val="zh_TW" w:bidi="zh_TW"/>
+        </w:rPr>
+        <w:t>：一種大型水鳥，嘴下有可盛魚的囊袋。</w:t>
+      </w:r>
+    </w:p>
+    <w:p>
+      <w:pPr>
+        <w:pStyle w:val="ListBullet"/>
+        <w:spacing w:line="240" w:lineRule="auto"/>
+        <w:ind w:left="720"/>
+      </w:pPr>
+      <w:r>
+        <w:rPr>
+          <w:lang w:val="zh_TW" w:bidi="zh_TW"/>
+        </w:rPr>
+      </w:r>
+      <w:r>
+        <w:rPr>
+          <w:lang w:val="zh_TW" w:bidi="zh_TW"/>
+        </w:rPr>
+        <w:t>鴿子</w:t>
+      </w:r>
+      <w:r>
+        <w:rPr>
+          <w:lang w:val="zh_TW" w:bidi="zh_TW"/>
+        </w:rPr>
+        <w:t>：一種性情溫和、短頸的鳥，人常用牠象徵和平或用來獻祭。</w:t>
+      </w:r>
+    </w:p>
+    <w:p>
+      <w:pPr>
+        <w:pStyle w:val="ListBullet"/>
+        <w:spacing w:line="240" w:lineRule="auto"/>
+        <w:ind w:left="1440"/>
+      </w:pPr>
+      <w:r>
+        <w:rPr>
+          <w:lang w:val="zh_TW" w:bidi="zh_TW"/>
+        </w:rPr>
+      </w:r>
+      <w:r>
+        <w:rPr>
+          <w:lang w:val="zh_TW" w:bidi="zh_TW"/>
+        </w:rPr>
+        <w:t>鴿子</w:t>
+      </w:r>
+      <w:r>
+        <w:rPr>
+          <w:lang w:val="zh_TW" w:bidi="zh_TW"/>
+        </w:rPr>
+        <w:t>：任何體型較小的鴿，無論野生或家養。</w:t>
+      </w:r>
+    </w:p>
+    <w:p>
+      <w:pPr>
+        <w:pStyle w:val="ListBullet"/>
+        <w:spacing w:line="240" w:lineRule="auto"/>
+        <w:ind w:left="1440"/>
+      </w:pPr>
+      <w:r>
+        <w:rPr>
+          <w:lang w:val="zh_TW" w:bidi="zh_TW"/>
+        </w:rPr>
+      </w:r>
+      <w:r>
+        <w:rPr>
+          <w:lang w:val="zh_TW" w:bidi="zh_TW"/>
+        </w:rPr>
+        <w:t>斑鳩</w:t>
+      </w:r>
+      <w:r>
+        <w:rPr>
+          <w:lang w:val="zh_TW" w:bidi="zh_TW"/>
+        </w:rPr>
+        <w:t>：一種小型的野生鴿，會遷徙，叫聲輕柔。</w:t>
+      </w:r>
+    </w:p>
+    <w:p>
+      <w:pPr>
+        <w:pStyle w:val="ListBullet"/>
+        <w:spacing w:line="240" w:lineRule="auto"/>
+        <w:ind w:left="720"/>
+      </w:pPr>
+      <w:r>
+        <w:rPr>
+          <w:lang w:val="zh_TW" w:bidi="zh_TW"/>
+        </w:rPr>
+      </w:r>
+      <w:r>
+        <w:rPr>
+          <w:lang w:val="zh_TW" w:bidi="zh_TW"/>
+        </w:rPr>
+        <w:t>鵪鶉</w:t>
+      </w:r>
+      <w:r>
+        <w:rPr>
+          <w:lang w:val="zh_TW" w:bidi="zh_TW"/>
+        </w:rPr>
+        <w:t>：一種小型鳥，活動於田地和草原裡，人常獵牠作食物或娛樂。</w:t>
+      </w:r>
+    </w:p>
+    <w:p>
+      <w:pPr>
+        <w:pStyle w:val="ListBullet"/>
+        <w:spacing w:line="240" w:lineRule="auto"/>
+        <w:ind w:left="720"/>
+      </w:pPr>
+      <w:r>
+        <w:rPr>
+          <w:lang w:val="zh_TW" w:bidi="zh_TW"/>
+        </w:rPr>
+      </w:r>
+      <w:r>
+        <w:rPr>
+          <w:lang w:val="zh_TW" w:bidi="zh_TW"/>
+        </w:rPr>
+        <w:t>烏鴉</w:t>
+      </w:r>
+      <w:r>
+        <w:rPr>
+          <w:lang w:val="zh_TW" w:bidi="zh_TW"/>
+        </w:rPr>
+        <w:t>：一種大型黑色鳥，以聰明和沙啞的叫聲著名。</w:t>
+      </w:r>
+    </w:p>
+    <w:p>
+      <w:pPr>
+        <w:pStyle w:val="ListBullet"/>
+        <w:spacing w:line="240" w:lineRule="auto"/>
+        <w:ind w:left="720"/>
+      </w:pPr>
+      <w:r>
+        <w:rPr>
+          <w:lang w:val="zh_TW" w:bidi="zh_TW"/>
+        </w:rPr>
+      </w:r>
+      <w:r>
+        <w:rPr>
+          <w:lang w:val="zh_TW" w:bidi="zh_TW"/>
+        </w:rPr>
+        <w:t>海鷗</w:t>
+      </w:r>
+      <w:r>
+        <w:rPr>
+          <w:lang w:val="zh_TW" w:bidi="zh_TW"/>
+        </w:rPr>
+        <w:t>：一種生活在海岸的鳥，有長翼，叫聲響亮。</w:t>
+      </w:r>
+    </w:p>
+    <w:p>
+      <w:pPr>
+        <w:pStyle w:val="ListBullet"/>
+        <w:spacing w:line="240" w:lineRule="auto"/>
+        <w:ind w:left="720"/>
+      </w:pPr>
+      <w:r>
+        <w:rPr>
+          <w:lang w:val="zh_TW" w:bidi="zh_TW"/>
+        </w:rPr>
+      </w:r>
+      <w:r>
+        <w:rPr>
+          <w:lang w:val="zh_TW" w:bidi="zh_TW"/>
+        </w:rPr>
+        <w:t>麻雀</w:t>
+      </w:r>
+      <w:r>
+        <w:rPr>
+          <w:lang w:val="zh_TW" w:bidi="zh_TW"/>
+        </w:rPr>
+        <w:t>：一種小型褐色鳴禽，城鎮和田野常見牠的身影。</w:t>
+      </w:r>
+    </w:p>
+    <w:p>
+      <w:pPr>
+        <w:pStyle w:val="ListBullet"/>
+        <w:spacing w:line="240" w:lineRule="auto"/>
+        <w:ind w:left="720"/>
+      </w:pPr>
+      <w:r>
+        <w:rPr>
+          <w:lang w:val="zh_TW" w:bidi="zh_TW"/>
+        </w:rPr>
+      </w:r>
+      <w:r>
+        <w:rPr>
+          <w:lang w:val="zh_TW" w:bidi="zh_TW"/>
+        </w:rPr>
+        <w:t>鸛</w:t>
+      </w:r>
+      <w:r>
+        <w:rPr>
+          <w:lang w:val="zh_TW" w:bidi="zh_TW"/>
+        </w:rPr>
+        <w:t>：一種高大的涉水鳥，有長腿和長嘴，常在屋頂或高樹上築大巢。</w:t>
+      </w:r>
+    </w:p>
+    <w:p>
+      <w:pPr>
+        <w:pStyle w:val="ListBullet"/>
+        <w:spacing w:line="240" w:lineRule="auto"/>
+        <w:ind w:left="720"/>
+      </w:pPr>
+      <w:r>
+        <w:rPr>
+          <w:lang w:val="zh_TW" w:bidi="zh_TW"/>
+        </w:rPr>
+      </w:r>
+      <w:r>
+        <w:rPr>
+          <w:lang w:val="zh_TW" w:bidi="zh_TW"/>
+        </w:rPr>
+        <w:t>燕子</w:t>
+      </w:r>
+      <w:r>
+        <w:rPr>
+          <w:lang w:val="zh_TW" w:bidi="zh_TW"/>
+        </w:rPr>
+        <w:t>：一種小型鳥，有狹長的翅膀，會在飛行中捕捉昆蟲。</w:t>
+      </w:r>
+    </w:p>
+    <w:p>
+      <w:pPr>
+        <w:pStyle w:val="ListBullet"/>
+        <w:spacing w:line="240" w:lineRule="auto"/>
+        <w:ind w:left="720"/>
+      </w:pPr>
+      <w:r>
+        <w:rPr>
+          <w:lang w:val="zh_TW" w:bidi="zh_TW"/>
+        </w:rPr>
+      </w:r>
+      <w:r>
+        <w:rPr>
+          <w:lang w:val="zh_TW" w:bidi="zh_TW"/>
+        </w:rPr>
+        <w:t>天鵝</w:t>
+      </w:r>
+      <w:r>
+        <w:rPr>
+          <w:lang w:val="zh_TW" w:bidi="zh_TW"/>
+        </w:rPr>
+        <w:t>：一種大型、優雅的水鳥，有長頸。</w:t>
+      </w:r>
+    </w:p>
+    <w:p>
+      <w:pPr>
+        <w:pStyle w:val="ListBullet"/>
+        <w:spacing w:line="240" w:lineRule="auto"/>
+        <w:ind w:left="720"/>
+      </w:pPr>
+      <w:r>
+        <w:rPr>
+          <w:lang w:val="zh_TW" w:bidi="zh_TW"/>
+        </w:rPr>
+      </w:r>
+      <w:r>
+        <w:rPr>
+          <w:lang w:val="zh_TW" w:bidi="zh_TW"/>
+        </w:rPr>
+        <w:t>雨燕</w:t>
+      </w:r>
+      <w:r>
+        <w:rPr>
+          <w:lang w:val="zh_TW" w:bidi="zh_TW"/>
+        </w:rPr>
+        <w:t>：一種小型鳥，有長翼，一生大部分時間都在空中度過。</w:t>
+      </w:r>
+    </w:p>
+    <w:p>
+      <w:pPr>
+        <w:pStyle w:val="ListBullet"/>
+        <w:spacing w:line="240" w:lineRule="auto"/>
+        <w:ind w:left="720"/>
+      </w:pPr>
+      <w:r>
+        <w:rPr>
+          <w:lang w:val="zh_TW" w:bidi="zh_TW"/>
+        </w:rPr>
+      </w:r>
+      <w:r>
+        <w:rPr>
+          <w:lang w:val="zh_TW" w:bidi="zh_TW"/>
+        </w:rPr>
+        <w:t>禿鷹（Vulture）</w:t>
+      </w:r>
+      <w:r>
+        <w:rPr>
+          <w:lang w:val="zh_TW" w:bidi="zh_TW"/>
+        </w:rPr>
+        <w:t>：一種大型食腐鳥，以動物屍體為食。</w:t>
+      </w:r>
+    </w:p>
+    <w:p>
+      <w:pPr>
+        <w:pStyle w:val="ListBullet"/>
+        <w:spacing w:line="240" w:lineRule="auto"/>
+        <w:ind w:left="720"/>
+      </w:pPr>
+      <w:r>
+        <w:rPr>
+          <w:lang w:val="zh_TW" w:bidi="zh_TW"/>
+        </w:rPr>
+      </w:r>
+      <w:r>
+        <w:rPr>
+          <w:lang w:val="zh_TW" w:bidi="zh_TW"/>
+        </w:rPr>
+        <w:t>水雞</w:t>
+      </w:r>
+      <w:r>
+        <w:rPr>
+          <w:lang w:val="zh_TW" w:bidi="zh_TW"/>
+        </w:rPr>
+        <w:t>：一種深色、外形像鴨的鳥，生活在濕地，有紅色的嘴。</w:t>
       </w:r>
       <w:r>
         <w:rPr>

--- a/zht/docx/110.content.docx
+++ b/zht/docx/110.content.docx
@@ -19,7 +19,7 @@
         <w:rPr>
           <w:lang w:val="zh_TW" w:bidi="zh_TW"/>
         </w:rPr>
-        <w:t>Resource: Tyndale Open Bible Dictionary</w:t>
+        <w:t>Resource: Aquifer Open Bible Dictionary</w:t>
       </w:r>
       <w:r>
         <w:rPr>
@@ -112,7 +112,7 @@
         <w:rPr>
           <w:lang w:val="zh_TW" w:bidi="zh_TW"/>
         </w:rPr>
-        <w:t>Tyndale Open Bible Dictionary</w:t>
+        <w:t>Aquifer Open Bible Dictionary</w:t>
       </w:r>
     </w:p>
     <w:p>

--- a/zht/docx/110.content.docx
+++ b/zht/docx/110.content.docx
@@ -149,7 +149,7 @@
         <w:rPr>
           <w:lang w:val="zh_TW" w:bidi="zh_TW"/>
         </w:rPr>
-        <w:t>niao</w:t>
+        <w:t>nan</w:t>
       </w:r>
       <w:r>
         <w:rPr>
@@ -212,7 +212,7 @@
         <w:rPr>
           <w:lang w:val="zh_TW" w:bidi="zh_TW"/>
         </w:rPr>
-        <w:t>鳥</w:t>
+        <w:t>南地</w:t>
       </w:r>
       <w:r>
         <w:rPr>
@@ -231,20 +231,7 @@
         <w:rPr>
           <w:lang w:val="zh_TW" w:bidi="zh_TW"/>
         </w:rPr>
-        <w:t>鳥是長有羽毛的脊椎動物（具有骨骼的動物），屬於</w:t>
-      </w:r>
-      <w:r>
-        <w:rPr>
-          <w:i/>
-          <w:lang w:val="zh_TW" w:bidi="zh_TW"/>
-        </w:rPr>
-        <w:t>鳥綱（Aves）</w:t>
-      </w:r>
-      <w:r>
-        <w:rPr>
-          <w:lang w:val="zh_TW" w:bidi="zh_TW"/>
-        </w:rPr>
-        <w:t>。科學家已辨認超過8,000種鳥，其中約有400種分佈在聖地一帶；聖經中則提到過大約40種。</w:t>
+        <w:t>這是巴勒斯坦最南端的地區。這個名字源自於「乾燥、乾涸」的字根，雖然其基本意思是「南地、南方」。南地並無明確的地理邊界。從北到南，南地涵蓋了從別是巴和加低斯‧巴尼亞之間的區域。從西到東，它從地中海附近延伸到亞拉巴，距離約70英里（112.6公里）。</w:t>
       </w:r>
     </w:p>
     <w:p>
@@ -258,43 +245,7 @@
         <w:rPr>
           <w:lang w:val="zh_TW" w:bidi="zh_TW"/>
         </w:rPr>
-        <w:t>今天，科學家按照生物內部及外部的身體構造來把他們分類。但在聖經裡，作者往往按照動物所居住的地方來歸類。例如，聖經將蝙蝠與鳥同列為天空中的生物（</w:t>
-      </w:r>
-      <w:hyperlink r:id="rId13">
-        <w:r>
-          <w:rPr>
-            <w:lang w:val="zh_TW" w:bidi="zh_TW"/>
-          </w:rPr>
-          <w:rPr>
-            <w:color w:val="0000EE"/>
-            <w:u w:val="single"/>
-          </w:rPr>
-          <w:t>利11:19</w:t>
-        </w:r>
-      </w:hyperlink>
-      <w:r>
-        <w:rPr>
-          <w:lang w:val="zh_TW" w:bidi="zh_TW"/>
-        </w:rPr>
-        <w:t>；</w:t>
-      </w:r>
-      <w:hyperlink r:id="rId14">
-        <w:r>
-          <w:rPr>
-            <w:lang w:val="zh_TW" w:bidi="zh_TW"/>
-          </w:rPr>
-          <w:rPr>
-            <w:color w:val="0000EE"/>
-            <w:u w:val="single"/>
-          </w:rPr>
-          <w:t>申14:18</w:t>
-        </w:r>
-      </w:hyperlink>
-      <w:r>
-        <w:rPr>
-          <w:lang w:val="zh_TW" w:bidi="zh_TW"/>
-        </w:rPr>
-        <w:t>）。</w:t>
+        <w:t>這是一片乾旱少雨之地，降雨稀少且有限。由於水源有限，農業發展受到限制；儘管在北部地區仍可進行小規模的穀物耕作，大約每三年會遇一次歉收。當地經濟主要為畜牧業，以飼養綿羊、山羊與駱駝為主。西緬支派在分配應許之地時獲得此區域，包括亞拉得與利河伯等城邑；後來猶大支派吸收了這個支派。王國時期，以色列人逐漸向南地擴展。所羅門與約沙法在位時，曾有往返亞喀巴灣（Gulf of Aqaba）以旬迦別港（Ezion-geber）的商業交通。在希臘羅馬時期，拿巴提人（Nabateans）居住在南地。透過保存雨水，他們發展出有限的農業，並維持多座小城鎮的生存。在新約聖經時期，以土買人（Idumeans）控制了南地。</w:t>
       </w:r>
     </w:p>
     <w:p>
@@ -308,96 +259,43 @@
         <w:rPr>
           <w:lang w:val="zh_TW" w:bidi="zh_TW"/>
         </w:rPr>
-        <w:t>要確切辨識聖經經文中所指的鳥，往往相當困難，甚至根本無法確定。聖經所用的語言並不是科學分類的語言；當時的人能分辨一些我們如今視為不同物種的動物，但在鳥方面，他們常使用具詩意或描述性的名稱來稱呼。</w:t>
+        <w:t>有些英文譯本並不使用Negev的音譯尼革夫一詞，而通常將其意譯為「南地」（譯註：如和合本所譯）。另一方面，其它英文譯本則經常使用此音譯。亞伯拉罕經常與南地相關（</w:t>
       </w:r>
-    </w:p>
-    <w:p>
-      <w:pPr/>
+      <w:hyperlink r:id="rId13">
+        <w:r>
+          <w:rPr>
+            <w:lang w:val="zh_TW" w:bidi="zh_TW"/>
+          </w:rPr>
+          <w:rPr>
+            <w:color w:val="0000EE"/>
+            <w:u w:val="single"/>
+          </w:rPr>
+          <w:t>創12:9</w:t>
+        </w:r>
+      </w:hyperlink>
       <w:r>
         <w:rPr>
           <w:lang w:val="zh_TW" w:bidi="zh_TW"/>
         </w:rPr>
+        <w:t>，</w:t>
       </w:r>
+      <w:hyperlink r:id="rId14">
+        <w:r>
+          <w:rPr>
+            <w:lang w:val="zh_TW" w:bidi="zh_TW"/>
+          </w:rPr>
+          <w:rPr>
+            <w:color w:val="0000EE"/>
+            <w:u w:val="single"/>
+          </w:rPr>
+          <w:t>13:1–2</w:t>
+        </w:r>
+      </w:hyperlink>
       <w:r>
         <w:rPr>
           <w:lang w:val="zh_TW" w:bidi="zh_TW"/>
         </w:rPr>
-        <w:t>聖經學者會嘗試用以下方法辨認這些鳥：</w:t>
-      </w:r>
-    </w:p>
-    <w:p>
-      <w:pPr>
-        <w:pStyle w:val="ListBullet"/>
-        <w:spacing w:line="240" w:lineRule="auto"/>
-        <w:ind w:left="720"/>
-      </w:pPr>
-      <w:r>
-        <w:rPr>
-          <w:lang w:val="zh_TW" w:bidi="zh_TW"/>
-        </w:rPr>
-      </w:r>
-      <w:r>
-        <w:rPr>
-          <w:lang w:val="zh_TW" w:bidi="zh_TW"/>
-        </w:rPr>
-        <w:t>比較希伯來文的詞語與相關語言中的詞語，以及</w:t>
-      </w:r>
-    </w:p>
-    <w:p>
-      <w:pPr>
-        <w:pStyle w:val="ListBullet"/>
-        <w:spacing w:line="240" w:lineRule="auto"/>
-        <w:ind w:left="720"/>
-      </w:pPr>
-      <w:r>
-        <w:rPr>
-          <w:lang w:val="zh_TW" w:bidi="zh_TW"/>
-        </w:rPr>
-      </w:r>
-      <w:r>
-        <w:rPr>
-          <w:lang w:val="zh_TW" w:bidi="zh_TW"/>
-        </w:rPr>
-        <w:t>根據聖經記載的棲息地、行為與特徵來判斷。</w:t>
-      </w:r>
-    </w:p>
-    <w:p>
-      <w:pPr/>
-      <w:r>
-        <w:rPr>
-          <w:lang w:val="zh_TW" w:bidi="zh_TW"/>
-        </w:rPr>
-      </w:r>
-      <w:r>
-        <w:rPr>
-          <w:lang w:val="zh_TW" w:bidi="zh_TW"/>
-        </w:rPr>
-        <w:t>學者即使用了這些方法，有時仍對鳥的具體種類存在分歧。</w:t>
-      </w:r>
-    </w:p>
-    <w:p>
-      <w:pPr>
-        <w:pStyle w:val="Heading3"/>
-      </w:pPr>
-      <w:r>
-        <w:rPr>
-          <w:lang w:val="zh_TW" w:bidi="zh_TW"/>
-        </w:rPr>
-        <w:t>聖經中的鳥類</w:t>
-      </w:r>
-    </w:p>
-    <w:p>
-      <w:pPr/>
-      <w:r>
-        <w:rPr>
-          <w:lang w:val="zh_TW" w:bidi="zh_TW"/>
-        </w:rPr>
-      </w:r>
-      <w:r>
-        <w:rPr>
-          <w:lang w:val="zh_TW" w:bidi="zh_TW"/>
-        </w:rPr>
-        <w:t>聖經以真實的方式，也以象徵的方式來提及鳥。聖經的作者十分留心觀察自然界，許多經文都顯明他們認識鳥及其生活方式。他們指出，神認識每一隻飛鳥（</w:t>
+        <w:t>，</w:t>
       </w:r>
       <w:hyperlink r:id="rId15">
         <w:r>
@@ -408,14 +306,26 @@
             <w:color w:val="0000EE"/>
             <w:u w:val="single"/>
           </w:rPr>
-          <w:t>詩50:11</w:t>
+          <w:t>20:1</w:t>
         </w:r>
       </w:hyperlink>
       <w:r>
         <w:rPr>
           <w:lang w:val="zh_TW" w:bidi="zh_TW"/>
         </w:rPr>
-        <w:t>），也眷顧牠們（</w:t>
+        <w:t>）。大衛告訴迦特王亞吉，他襲擊了「猶大的南方</w:t>
+      </w:r>
+      <w:r>
+        <w:rPr>
+          <w:lang w:val="zh_TW" w:bidi="zh_TW"/>
+        </w:rPr>
+        <w:t>、 耶拉篾的南方、 基尼的南方。</w:t>
+      </w:r>
+      <w:r>
+        <w:rPr>
+          <w:lang w:val="zh_TW" w:bidi="zh_TW"/>
+        </w:rPr>
+        <w:t>」（</w:t>
       </w:r>
       <w:hyperlink r:id="rId16">
         <w:r>
@@ -426,14 +336,26 @@
             <w:color w:val="0000EE"/>
             <w:u w:val="single"/>
           </w:rPr>
-          <w:t>太10:29</w:t>
+          <w:t>撒上27:10</w:t>
         </w:r>
       </w:hyperlink>
       <w:r>
         <w:rPr>
           <w:lang w:val="zh_TW" w:bidi="zh_TW"/>
         </w:rPr>
-        <w:t>）。他們亦明白，洪水之後神對挪亞所立的約同時包括飛鳥與走獸（</w:t>
+        <w:t>），而被大衛俘虜的埃及人則表示亞瑪力人曾侵擾「</w:t>
+      </w:r>
+      <w:r>
+        <w:rPr>
+          <w:lang w:val="zh_TW" w:bidi="zh_TW"/>
+        </w:rPr>
+        <w:t>基利提的南方和屬猶大的地，並迦勒地的南方</w:t>
+      </w:r>
+      <w:r>
+        <w:rPr>
+          <w:lang w:val="zh_TW" w:bidi="zh_TW"/>
+        </w:rPr>
+        <w:t>」（</w:t>
       </w:r>
       <w:hyperlink r:id="rId17">
         <w:r>
@@ -444,7 +366,7 @@
             <w:color w:val="0000EE"/>
             <w:u w:val="single"/>
           </w:rPr>
-          <w:t>創9:10</w:t>
+          <w:t>撒上30:14</w:t>
         </w:r>
       </w:hyperlink>
       <w:r>
@@ -452,1971 +374,6 @@
           <w:lang w:val="zh_TW" w:bidi="zh_TW"/>
         </w:rPr>
         <w:t>）。</w:t>
-      </w:r>
-    </w:p>
-    <w:p>
-      <w:pPr/>
-      <w:r>
-        <w:rPr>
-          <w:lang w:val="zh_TW" w:bidi="zh_TW"/>
-        </w:rPr>
-      </w:r>
-      <w:r>
-        <w:rPr>
-          <w:lang w:val="zh_TW" w:bidi="zh_TW"/>
-        </w:rPr>
-        <w:t>摩西的律法指出有些鳥是不潔的，這些主要是以死屍為食、捕食其它動物，或棲息在荒涼之地的鳥。後來，初期的基督徒認為所有的鳥都是潔淨的，這一點在使徒彼得所得的異象裡得以顯明（</w:t>
-      </w:r>
-      <w:hyperlink r:id="rId18">
-        <w:r>
-          <w:rPr>
-            <w:lang w:val="zh_TW" w:bidi="zh_TW"/>
-          </w:rPr>
-          <w:rPr>
-            <w:color w:val="0000EE"/>
-            <w:u w:val="single"/>
-          </w:rPr>
-          <w:t>徒10:12</w:t>
-        </w:r>
-      </w:hyperlink>
-      <w:r>
-        <w:rPr>
-          <w:lang w:val="zh_TW" w:bidi="zh_TW"/>
-        </w:rPr>
-        <w:t>）。</w:t>
-      </w:r>
-    </w:p>
-    <w:p>
-      <w:pPr/>
-      <w:r>
-        <w:rPr>
-          <w:lang w:val="zh_TW" w:bidi="zh_TW"/>
-        </w:rPr>
-      </w:r>
-      <w:r>
-        <w:rPr>
-          <w:lang w:val="zh_TW" w:bidi="zh_TW"/>
-        </w:rPr>
-        <w:t>以色列人在曠野的旅程中也吃過其它鳥，例如鵪鶉（</w:t>
-      </w:r>
-      <w:hyperlink r:id="rId19">
-        <w:r>
-          <w:rPr>
-            <w:lang w:val="zh_TW" w:bidi="zh_TW"/>
-          </w:rPr>
-          <w:rPr>
-            <w:color w:val="0000EE"/>
-            <w:u w:val="single"/>
-          </w:rPr>
-          <w:t>出16:13</w:t>
-        </w:r>
-      </w:hyperlink>
-      <w:r>
-        <w:rPr>
-          <w:lang w:val="zh_TW" w:bidi="zh_TW"/>
-        </w:rPr>
-        <w:t>）。律法要求在以下情況使用鳥作為供物：</w:t>
-      </w:r>
-    </w:p>
-    <w:p>
-      <w:pPr>
-        <w:pStyle w:val="ListBullet"/>
-        <w:spacing w:line="240" w:lineRule="auto"/>
-        <w:ind w:left="720"/>
-      </w:pPr>
-      <w:r>
-        <w:rPr>
-          <w:lang w:val="zh_TW" w:bidi="zh_TW"/>
-        </w:rPr>
-      </w:r>
-      <w:r>
-        <w:rPr>
-          <w:lang w:val="zh_TW" w:bidi="zh_TW"/>
-        </w:rPr>
-        <w:t>為頭生的孩子獻祭（</w:t>
-      </w:r>
-      <w:hyperlink r:id="rId20">
-        <w:r>
-          <w:rPr>
-            <w:lang w:val="zh_TW" w:bidi="zh_TW"/>
-          </w:rPr>
-          <w:rPr>
-            <w:color w:val="0000EE"/>
-            <w:u w:val="single"/>
-          </w:rPr>
-          <w:t>路2:24</w:t>
-        </w:r>
-      </w:hyperlink>
-      <w:r>
-        <w:rPr>
-          <w:lang w:val="zh_TW" w:bidi="zh_TW"/>
-        </w:rPr>
-        <w:t>）；</w:t>
-      </w:r>
-    </w:p>
-    <w:p>
-      <w:pPr>
-        <w:pStyle w:val="ListBullet"/>
-        <w:spacing w:line="240" w:lineRule="auto"/>
-        <w:ind w:left="720"/>
-      </w:pPr>
-      <w:r>
-        <w:rPr>
-          <w:lang w:val="zh_TW" w:bidi="zh_TW"/>
-        </w:rPr>
-      </w:r>
-      <w:r>
-        <w:rPr>
-          <w:lang w:val="zh_TW" w:bidi="zh_TW"/>
-        </w:rPr>
-        <w:t>在守拿細耳人的願時獻祭（</w:t>
-      </w:r>
-      <w:hyperlink r:id="rId21">
-        <w:r>
-          <w:rPr>
-            <w:lang w:val="zh_TW" w:bidi="zh_TW"/>
-          </w:rPr>
-          <w:rPr>
-            <w:color w:val="0000EE"/>
-            <w:u w:val="single"/>
-          </w:rPr>
-          <w:t>民6:10</w:t>
-        </w:r>
-      </w:hyperlink>
-      <w:r>
-        <w:rPr>
-          <w:lang w:val="zh_TW" w:bidi="zh_TW"/>
-        </w:rPr>
-        <w:t>）；</w:t>
-      </w:r>
-    </w:p>
-    <w:p>
-      <w:pPr>
-        <w:pStyle w:val="ListBullet"/>
-        <w:spacing w:line="240" w:lineRule="auto"/>
-        <w:ind w:left="720"/>
-      </w:pPr>
-      <w:r>
-        <w:rPr>
-          <w:lang w:val="zh_TW" w:bidi="zh_TW"/>
-        </w:rPr>
-      </w:r>
-      <w:r>
-        <w:rPr>
-          <w:lang w:val="zh_TW" w:bidi="zh_TW"/>
-        </w:rPr>
-        <w:t>為潔淨痲瘋病人而獻祭（</w:t>
-      </w:r>
-      <w:hyperlink r:id="rId22">
-        <w:r>
-          <w:rPr>
-            <w:lang w:val="zh_TW" w:bidi="zh_TW"/>
-          </w:rPr>
-          <w:rPr>
-            <w:color w:val="0000EE"/>
-            <w:u w:val="single"/>
-          </w:rPr>
-          <w:t>利14:22</w:t>
-        </w:r>
-      </w:hyperlink>
-      <w:r>
-        <w:rPr>
-          <w:lang w:val="zh_TW" w:bidi="zh_TW"/>
-        </w:rPr>
-        <w:t>）；以及</w:t>
-      </w:r>
-    </w:p>
-    <w:p>
-      <w:pPr>
-        <w:pStyle w:val="ListBullet"/>
-        <w:spacing w:line="240" w:lineRule="auto"/>
-        <w:ind w:left="720"/>
-      </w:pPr>
-      <w:r>
-        <w:rPr>
-          <w:lang w:val="zh_TW" w:bidi="zh_TW"/>
-        </w:rPr>
-      </w:r>
-      <w:r>
-        <w:rPr>
-          <w:lang w:val="zh_TW" w:bidi="zh_TW"/>
-        </w:rPr>
-        <w:t>獻燔祭與贖罪祭（</w:t>
-      </w:r>
-      <w:hyperlink r:id="rId23">
-        <w:r>
-          <w:rPr>
-            <w:lang w:val="zh_TW" w:bidi="zh_TW"/>
-          </w:rPr>
-          <w:rPr>
-            <w:color w:val="0000EE"/>
-            <w:u w:val="single"/>
-          </w:rPr>
-          <w:t>利12:8</w:t>
-        </w:r>
-      </w:hyperlink>
-      <w:r>
-        <w:rPr>
-          <w:lang w:val="zh_TW" w:bidi="zh_TW"/>
-        </w:rPr>
-        <w:t>）。</w:t>
-      </w:r>
-    </w:p>
-    <w:p>
-      <w:pPr/>
-      <w:r>
-        <w:rPr>
-          <w:lang w:val="zh_TW" w:bidi="zh_TW"/>
-        </w:rPr>
-      </w:r>
-      <w:r>
-        <w:rPr>
-          <w:lang w:val="zh_TW" w:bidi="zh_TW"/>
-        </w:rPr>
-        <w:t>鳥有可能會絕種，而人類的行為往往是導致牠們絕種的主要原因之一。神吩咐以色列人要保護飛鳥，使牠們能在那地持續生存並成為人的食物供應。律法允許人從鳥巢裡取走蛋或雛鳥，但不可在同一天同時取母鳥與雛鳥的性命（</w:t>
-      </w:r>
-      <w:hyperlink r:id="rId24">
-        <w:r>
-          <w:rPr>
-            <w:lang w:val="zh_TW" w:bidi="zh_TW"/>
-          </w:rPr>
-          <w:rPr>
-            <w:color w:val="0000EE"/>
-            <w:u w:val="single"/>
-          </w:rPr>
-          <w:t>申22:6</w:t>
-        </w:r>
-      </w:hyperlink>
-      <w:r>
-        <w:rPr>
-          <w:lang w:val="zh_TW" w:bidi="zh_TW"/>
-        </w:rPr>
-        <w:t>）。</w:t>
-      </w:r>
-    </w:p>
-    <w:p>
-      <w:pPr/>
-      <w:r>
-        <w:rPr>
-          <w:lang w:val="zh_TW" w:bidi="zh_TW"/>
-        </w:rPr>
-      </w:r>
-      <w:r>
-        <w:rPr>
-          <w:lang w:val="zh_TW" w:bidi="zh_TW"/>
-        </w:rPr>
-        <w:t>聖經的作者常用大自然來顯明關於神的真理，或用來描述人的行為。有時候，這些意象會帶出人的軟弱或卑微。例如，尼布甲尼撒王發狂時的情形被形容為有像飛鳥般的爪子（</w:t>
-      </w:r>
-      <w:hyperlink r:id="rId25">
-        <w:r>
-          <w:rPr>
-            <w:lang w:val="zh_TW" w:bidi="zh_TW"/>
-          </w:rPr>
-          <w:rPr>
-            <w:color w:val="0000EE"/>
-            <w:u w:val="single"/>
-          </w:rPr>
-          <w:t>但4:33</w:t>
-        </w:r>
-      </w:hyperlink>
-      <w:r>
-        <w:rPr>
-          <w:lang w:val="zh_TW" w:bidi="zh_TW"/>
-        </w:rPr>
-        <w:t>）。約伯指出，飛鳥並不知道智慧的泉源在哪裡（</w:t>
-      </w:r>
-      <w:hyperlink r:id="rId26">
-        <w:r>
-          <w:rPr>
-            <w:lang w:val="zh_TW" w:bidi="zh_TW"/>
-          </w:rPr>
-          <w:rPr>
-            <w:color w:val="0000EE"/>
-            <w:u w:val="single"/>
-          </w:rPr>
-          <w:t>伯28:21</w:t>
-        </w:r>
-      </w:hyperlink>
-      <w:r>
-        <w:rPr>
-          <w:lang w:val="zh_TW" w:bidi="zh_TW"/>
-        </w:rPr>
-        <w:t>）。在耶穌所說撒種的比喻裡，那些在路旁吃掉種子的鳥，代表那些不明白神話語的人（</w:t>
-      </w:r>
-      <w:hyperlink r:id="rId27">
-        <w:r>
-          <w:rPr>
-            <w:lang w:val="zh_TW" w:bidi="zh_TW"/>
-          </w:rPr>
-          <w:rPr>
-            <w:color w:val="0000EE"/>
-            <w:u w:val="single"/>
-          </w:rPr>
-          <w:t>太13:4</w:t>
-        </w:r>
-      </w:hyperlink>
-      <w:r>
-        <w:rPr>
-          <w:lang w:val="zh_TW" w:bidi="zh_TW"/>
-        </w:rPr>
-        <w:t>）。</w:t>
-      </w:r>
-    </w:p>
-    <w:p>
-      <w:pPr/>
-      <w:r>
-        <w:rPr>
-          <w:lang w:val="zh_TW" w:bidi="zh_TW"/>
-        </w:rPr>
-      </w:r>
-      <w:r>
-        <w:rPr>
-          <w:lang w:val="zh_TW" w:bidi="zh_TW"/>
-        </w:rPr>
-        <w:t>其它經文則表達對飛鳥的同情。詩人把禱告中的孤單比喻為一隻獨自在屋頂上的飛鳥（</w:t>
-      </w:r>
-      <w:hyperlink r:id="rId28">
-        <w:r>
-          <w:rPr>
-            <w:lang w:val="zh_TW" w:bidi="zh_TW"/>
-          </w:rPr>
-          <w:rPr>
-            <w:color w:val="0000EE"/>
-            <w:u w:val="single"/>
-          </w:rPr>
-          <w:t>詩102:7</w:t>
-        </w:r>
-      </w:hyperlink>
-      <w:r>
-        <w:rPr>
-          <w:lang w:val="zh_TW" w:bidi="zh_TW"/>
-        </w:rPr>
-        <w:t>）。被仇敵追捕的人也能體會一隻被獵捕的飛鳥所感受到的恐懼（</w:t>
-      </w:r>
-      <w:hyperlink r:id="rId29">
-        <w:r>
-          <w:rPr>
-            <w:lang w:val="zh_TW" w:bidi="zh_TW"/>
-          </w:rPr>
-          <w:rPr>
-            <w:color w:val="0000EE"/>
-            <w:u w:val="single"/>
-          </w:rPr>
-          <w:t>哀3:52</w:t>
-        </w:r>
-      </w:hyperlink>
-      <w:r>
-        <w:rPr>
-          <w:lang w:val="zh_TW" w:bidi="zh_TW"/>
-        </w:rPr>
-        <w:t>）。當神的咒詛臨到作惡的人時，飛鳥逃離耶路撒冷與大地（</w:t>
-      </w:r>
-      <w:hyperlink r:id="rId30">
-        <w:r>
-          <w:rPr>
-            <w:lang w:val="zh_TW" w:bidi="zh_TW"/>
-          </w:rPr>
-          <w:rPr>
-            <w:color w:val="0000EE"/>
-            <w:u w:val="single"/>
-          </w:rPr>
-          <w:t>耶9:10</w:t>
-        </w:r>
-      </w:hyperlink>
-      <w:r>
-        <w:rPr>
-          <w:lang w:val="zh_TW" w:bidi="zh_TW"/>
-        </w:rPr>
-        <w:t>；</w:t>
-      </w:r>
-      <w:hyperlink r:id="rId31">
-        <w:r>
-          <w:rPr>
-            <w:lang w:val="zh_TW" w:bidi="zh_TW"/>
-          </w:rPr>
-          <w:rPr>
-            <w:color w:val="0000EE"/>
-            <w:u w:val="single"/>
-          </w:rPr>
-          <w:t>番1:3</w:t>
-        </w:r>
-      </w:hyperlink>
-      <w:r>
-        <w:rPr>
-          <w:lang w:val="zh_TW" w:bidi="zh_TW"/>
-        </w:rPr>
-        <w:t>）。</w:t>
-      </w:r>
-    </w:p>
-    <w:p>
-      <w:pPr/>
-      <w:r>
-        <w:rPr>
-          <w:lang w:val="zh_TW" w:bidi="zh_TW"/>
-        </w:rPr>
-      </w:r>
-      <w:r>
-        <w:rPr>
-          <w:lang w:val="zh_TW" w:bidi="zh_TW"/>
-        </w:rPr>
-        <w:t>即使飛鳥面對各樣危險，聖經仍指出神眷顧牠們（</w:t>
-      </w:r>
-      <w:hyperlink r:id="rId15">
-        <w:r>
-          <w:rPr>
-            <w:lang w:val="zh_TW" w:bidi="zh_TW"/>
-          </w:rPr>
-          <w:rPr>
-            <w:color w:val="0000EE"/>
-            <w:u w:val="single"/>
-          </w:rPr>
-          <w:t>詩50:11</w:t>
-        </w:r>
-      </w:hyperlink>
-      <w:r>
-        <w:rPr>
-          <w:lang w:val="zh_TW" w:bidi="zh_TW"/>
-        </w:rPr>
-        <w:t>；</w:t>
-      </w:r>
-      <w:hyperlink r:id="rId32">
-        <w:r>
-          <w:rPr>
-            <w:lang w:val="zh_TW" w:bidi="zh_TW"/>
-          </w:rPr>
-          <w:rPr>
-            <w:color w:val="0000EE"/>
-            <w:u w:val="single"/>
-          </w:rPr>
-          <w:t>太6:26，</w:t>
-        </w:r>
-      </w:hyperlink>
-      <w:hyperlink r:id="rId16">
-        <w:r>
-          <w:rPr>
-            <w:lang w:val="zh_TW" w:bidi="zh_TW"/>
-          </w:rPr>
-          <w:rPr>
-            <w:color w:val="0000EE"/>
-            <w:u w:val="single"/>
-          </w:rPr>
-          <w:t>10:29</w:t>
-        </w:r>
-      </w:hyperlink>
-      <w:r>
-        <w:rPr>
-          <w:lang w:val="zh_TW" w:bidi="zh_TW"/>
-        </w:rPr>
-        <w:t>）。聖經把一些君王（例如法老與尼布甲尼撒）描繪成能為飛鳥提供庇護的大樹（</w:t>
-      </w:r>
-      <w:hyperlink r:id="rId33">
-        <w:r>
-          <w:rPr>
-            <w:lang w:val="zh_TW" w:bidi="zh_TW"/>
-          </w:rPr>
-          <w:rPr>
-            <w:color w:val="0000EE"/>
-            <w:u w:val="single"/>
-          </w:rPr>
-          <w:t>結31:6</w:t>
-        </w:r>
-      </w:hyperlink>
-      <w:r>
-        <w:rPr>
-          <w:lang w:val="zh_TW" w:bidi="zh_TW"/>
-        </w:rPr>
-        <w:t>；</w:t>
-      </w:r>
-      <w:hyperlink r:id="rId34">
-        <w:r>
-          <w:rPr>
-            <w:lang w:val="zh_TW" w:bidi="zh_TW"/>
-          </w:rPr>
-          <w:rPr>
-            <w:color w:val="0000EE"/>
-            <w:u w:val="single"/>
-          </w:rPr>
-          <w:t>但4:12</w:t>
-        </w:r>
-      </w:hyperlink>
-      <w:r>
-        <w:rPr>
-          <w:lang w:val="zh_TW" w:bidi="zh_TW"/>
-        </w:rPr>
-        <w:t>；參</w:t>
-      </w:r>
-      <w:hyperlink r:id="rId35">
-        <w:r>
-          <w:rPr>
-            <w:lang w:val="zh_TW" w:bidi="zh_TW"/>
-          </w:rPr>
-          <w:rPr>
-            <w:color w:val="0000EE"/>
-            <w:u w:val="single"/>
-          </w:rPr>
-          <w:t>2:38</w:t>
-        </w:r>
-      </w:hyperlink>
-      <w:r>
-        <w:rPr>
-          <w:lang w:val="zh_TW" w:bidi="zh_TW"/>
-        </w:rPr>
-        <w:t>）。然而，人的權勢並不能長久；當尼布甲尼撒的那棵「樹」倒下時，飛鳥便四散而去（</w:t>
-      </w:r>
-      <w:hyperlink r:id="rId36">
-        <w:r>
-          <w:rPr>
-            <w:lang w:val="zh_TW" w:bidi="zh_TW"/>
-          </w:rPr>
-          <w:rPr>
-            <w:color w:val="0000EE"/>
-            <w:u w:val="single"/>
-          </w:rPr>
-          <w:t>但4:14</w:t>
-        </w:r>
-      </w:hyperlink>
-      <w:r>
-        <w:rPr>
-          <w:lang w:val="zh_TW" w:bidi="zh_TW"/>
-        </w:rPr>
-        <w:t>）。</w:t>
-      </w:r>
-    </w:p>
-    <w:p>
-      <w:pPr/>
-      <w:r>
-        <w:rPr>
-          <w:lang w:val="zh_TW" w:bidi="zh_TW"/>
-        </w:rPr>
-      </w:r>
-      <w:r>
-        <w:rPr>
-          <w:lang w:val="zh_TW" w:bidi="zh_TW"/>
-        </w:rPr>
-        <w:t>神的保護則不一樣，因為祂的保護永遠長存。耶穌把神的國比喻為一粒芥菜種，這粒種子長成飛鳥能在上面棲息的植物（</w:t>
-      </w:r>
-      <w:hyperlink r:id="rId37">
-        <w:r>
-          <w:rPr>
-            <w:lang w:val="zh_TW" w:bidi="zh_TW"/>
-          </w:rPr>
-          <w:rPr>
-            <w:color w:val="0000EE"/>
-            <w:u w:val="single"/>
-          </w:rPr>
-          <w:t>太13:32</w:t>
-        </w:r>
-      </w:hyperlink>
-      <w:r>
-        <w:rPr>
-          <w:lang w:val="zh_TW" w:bidi="zh_TW"/>
-        </w:rPr>
-        <w:t>）。神為飛鳥預備牠們的居所（</w:t>
-      </w:r>
-      <w:hyperlink r:id="rId38">
-        <w:r>
-          <w:rPr>
-            <w:lang w:val="zh_TW" w:bidi="zh_TW"/>
-          </w:rPr>
-          <w:rPr>
-            <w:color w:val="0000EE"/>
-            <w:u w:val="single"/>
-          </w:rPr>
-          <w:t>詩104:12</w:t>
-        </w:r>
-      </w:hyperlink>
-      <w:r>
-        <w:rPr>
-          <w:lang w:val="zh_TW" w:bidi="zh_TW"/>
-        </w:rPr>
-        <w:t>），但人子耶穌沒有屬於自己的安身之處（</w:t>
-      </w:r>
-      <w:hyperlink r:id="rId39">
-        <w:r>
-          <w:rPr>
-            <w:lang w:val="zh_TW" w:bidi="zh_TW"/>
-          </w:rPr>
-          <w:rPr>
-            <w:color w:val="0000EE"/>
-            <w:u w:val="single"/>
-          </w:rPr>
-          <w:t>太8:20</w:t>
-        </w:r>
-      </w:hyperlink>
-      <w:r>
-        <w:rPr>
-          <w:lang w:val="zh_TW" w:bidi="zh_TW"/>
-        </w:rPr>
-        <w:t>）。</w:t>
-      </w:r>
-    </w:p>
-    <w:p>
-      <w:pPr/>
-      <w:r>
-        <w:rPr>
-          <w:lang w:val="zh_TW" w:bidi="zh_TW"/>
-        </w:rPr>
-      </w:r>
-      <w:r>
-        <w:rPr>
-          <w:lang w:val="zh_TW" w:bidi="zh_TW"/>
-        </w:rPr>
-        <w:t>鳥彰顯神在創造中的作為（</w:t>
-      </w:r>
-      <w:hyperlink r:id="rId40">
-        <w:r>
-          <w:rPr>
-            <w:lang w:val="zh_TW" w:bidi="zh_TW"/>
-          </w:rPr>
-          <w:rPr>
-            <w:color w:val="0000EE"/>
-            <w:u w:val="single"/>
-          </w:rPr>
-          <w:t>伯12:7</w:t>
-        </w:r>
-      </w:hyperlink>
-      <w:r>
-        <w:rPr>
-          <w:lang w:val="zh_TW" w:bidi="zh_TW"/>
-        </w:rPr>
-        <w:t>）。牠們的行為成為從錯誤中學習的意象（</w:t>
-      </w:r>
-      <w:hyperlink r:id="rId41">
-        <w:r>
-          <w:rPr>
-            <w:lang w:val="zh_TW" w:bidi="zh_TW"/>
-          </w:rPr>
-          <w:rPr>
-            <w:color w:val="0000EE"/>
-            <w:u w:val="single"/>
-          </w:rPr>
-          <w:t>箴1:17</w:t>
-        </w:r>
-      </w:hyperlink>
-      <w:r>
-        <w:rPr>
-          <w:lang w:val="zh_TW" w:bidi="zh_TW"/>
-        </w:rPr>
-        <w:t>，</w:t>
-      </w:r>
-      <w:hyperlink r:id="rId42">
-        <w:r>
-          <w:rPr>
-            <w:lang w:val="zh_TW" w:bidi="zh_TW"/>
-          </w:rPr>
-          <w:rPr>
-            <w:color w:val="0000EE"/>
-            <w:u w:val="single"/>
-          </w:rPr>
-          <w:t>6:5</w:t>
-        </w:r>
-      </w:hyperlink>
-      <w:r>
-        <w:rPr>
-          <w:lang w:val="zh_TW" w:bidi="zh_TW"/>
-        </w:rPr>
-        <w:t>），也成為作出錯誤選擇而落入罪中的寫照（</w:t>
-      </w:r>
-      <w:hyperlink r:id="rId43">
-        <w:r>
-          <w:rPr>
-            <w:lang w:val="zh_TW" w:bidi="zh_TW"/>
-          </w:rPr>
-          <w:rPr>
-            <w:color w:val="0000EE"/>
-            <w:u w:val="single"/>
-          </w:rPr>
-          <w:t>箴7:23</w:t>
-        </w:r>
-      </w:hyperlink>
-      <w:r>
-        <w:rPr>
-          <w:lang w:val="zh_TW" w:bidi="zh_TW"/>
-        </w:rPr>
-        <w:t>）。鳥會被制伏，但人的舌頭卻不能（</w:t>
-      </w:r>
-      <w:hyperlink r:id="rId44">
-        <w:r>
-          <w:rPr>
-            <w:lang w:val="zh_TW" w:bidi="zh_TW"/>
-          </w:rPr>
-          <w:rPr>
-            <w:color w:val="0000EE"/>
-            <w:u w:val="single"/>
-          </w:rPr>
-          <w:t>雅3:7</w:t>
-        </w:r>
-      </w:hyperlink>
-      <w:r>
-        <w:rPr>
-          <w:lang w:val="zh_TW" w:bidi="zh_TW"/>
-        </w:rPr>
-        <w:t>）。不停飛翔的飛鳥，比作無故臨到的咒詛（</w:t>
-      </w:r>
-      <w:hyperlink r:id="rId45">
-        <w:r>
-          <w:rPr>
-            <w:lang w:val="zh_TW" w:bidi="zh_TW"/>
-          </w:rPr>
-          <w:rPr>
-            <w:color w:val="0000EE"/>
-            <w:u w:val="single"/>
-          </w:rPr>
-          <w:t>箴26:2</w:t>
-        </w:r>
-      </w:hyperlink>
-      <w:r>
-        <w:rPr>
-          <w:lang w:val="zh_TW" w:bidi="zh_TW"/>
-        </w:rPr>
-        <w:t>）。如果人不信靠神，就可能感到只能像飛鳥一樣逃往山上（</w:t>
-      </w:r>
-      <w:hyperlink r:id="rId46">
-        <w:r>
-          <w:rPr>
-            <w:lang w:val="zh_TW" w:bidi="zh_TW"/>
-          </w:rPr>
-          <w:rPr>
-            <w:color w:val="0000EE"/>
-            <w:u w:val="single"/>
-          </w:rPr>
-          <w:t>詩11:1</w:t>
-        </w:r>
-      </w:hyperlink>
-      <w:r>
-        <w:rPr>
-          <w:lang w:val="zh_TW" w:bidi="zh_TW"/>
-        </w:rPr>
-        <w:t>）。鳥的歌聲帶來喜樂（</w:t>
-      </w:r>
-      <w:hyperlink r:id="rId47">
-        <w:r>
-          <w:rPr>
-            <w:lang w:val="zh_TW" w:bidi="zh_TW"/>
-          </w:rPr>
-          <w:rPr>
-            <w:color w:val="0000EE"/>
-            <w:u w:val="single"/>
-          </w:rPr>
-          <w:t>歌2:12</w:t>
-        </w:r>
-      </w:hyperlink>
-      <w:r>
-        <w:rPr>
-          <w:lang w:val="zh_TW" w:bidi="zh_TW"/>
-        </w:rPr>
-        <w:t>）。神的百姓回歸自己的地方，好像飛鳥回到家（</w:t>
-      </w:r>
-      <w:hyperlink r:id="rId48">
-        <w:r>
-          <w:rPr>
-            <w:lang w:val="zh_TW" w:bidi="zh_TW"/>
-          </w:rPr>
-          <w:rPr>
-            <w:color w:val="0000EE"/>
-            <w:u w:val="single"/>
-          </w:rPr>
-          <w:t>何11:11</w:t>
-        </w:r>
-      </w:hyperlink>
-      <w:r>
-        <w:rPr>
-          <w:lang w:val="zh_TW" w:bidi="zh_TW"/>
-        </w:rPr>
-        <w:t>）。耶穌說祂想招聚耶路撒冷的百姓，就像母雞把小雞聚在翅膀下（</w:t>
-      </w:r>
-      <w:hyperlink r:id="rId49">
-        <w:r>
-          <w:rPr>
-            <w:lang w:val="zh_TW" w:bidi="zh_TW"/>
-          </w:rPr>
-          <w:rPr>
-            <w:color w:val="0000EE"/>
-            <w:u w:val="single"/>
-          </w:rPr>
-          <w:t>太23:37</w:t>
-        </w:r>
-      </w:hyperlink>
-      <w:r>
-        <w:rPr>
-          <w:lang w:val="zh_TW" w:bidi="zh_TW"/>
-        </w:rPr>
-        <w:t>）。</w:t>
-      </w:r>
-    </w:p>
-    <w:p>
-      <w:pPr/>
-      <w:r>
-        <w:rPr>
-          <w:lang w:val="zh_TW" w:bidi="zh_TW"/>
-        </w:rPr>
-      </w:r>
-      <w:r>
-        <w:rPr>
-          <w:lang w:val="zh_TW" w:bidi="zh_TW"/>
-        </w:rPr>
-        <w:t>有時鳥預示危險。法老的膳長在夢中看見飛鳥從他頭上的筐子裡吃食物，這個夢表示他很快會死（</w:t>
-      </w:r>
-      <w:hyperlink r:id="rId50">
-        <w:r>
-          <w:rPr>
-            <w:lang w:val="zh_TW" w:bidi="zh_TW"/>
-          </w:rPr>
-          <w:rPr>
-            <w:color w:val="0000EE"/>
-            <w:u w:val="single"/>
-          </w:rPr>
-          <w:t>創40:17</w:t>
-        </w:r>
-      </w:hyperlink>
-      <w:r>
-        <w:rPr>
-          <w:lang w:val="zh_TW" w:bidi="zh_TW"/>
-        </w:rPr>
-        <w:t>）。所羅門警告人不要在心裡毀謗王，因為「有翅膀的」可能把所說的話傳出去（</w:t>
-      </w:r>
-      <w:hyperlink r:id="rId51">
-        <w:r>
-          <w:rPr>
-            <w:lang w:val="zh_TW" w:bidi="zh_TW"/>
-          </w:rPr>
-          <w:rPr>
-            <w:color w:val="0000EE"/>
-            <w:u w:val="single"/>
-          </w:rPr>
-          <w:t>傳10:20</w:t>
-        </w:r>
-      </w:hyperlink>
-      <w:r>
-        <w:rPr>
-          <w:lang w:val="zh_TW" w:bidi="zh_TW"/>
-        </w:rPr>
-        <w:t>）。</w:t>
-      </w:r>
-    </w:p>
-    <w:p>
-      <w:pPr/>
-      <w:r>
-        <w:rPr>
-          <w:lang w:val="zh_TW" w:bidi="zh_TW"/>
-        </w:rPr>
-      </w:r>
-      <w:r>
-        <w:rPr>
-          <w:lang w:val="zh_TW" w:bidi="zh_TW"/>
-        </w:rPr>
-        <w:t>聖經裡的一個強烈意象是：戰後飛鳥啄食惡人的屍體。對以色列人來說，人的屍體遭到這種對待是最嚴重的羞辱（</w:t>
-      </w:r>
-      <w:hyperlink r:id="rId52">
-        <w:r>
-          <w:rPr>
-            <w:lang w:val="zh_TW" w:bidi="zh_TW"/>
-          </w:rPr>
-          <w:rPr>
-            <w:color w:val="0000EE"/>
-            <w:u w:val="single"/>
-          </w:rPr>
-          <w:t>申28:26</w:t>
-        </w:r>
-      </w:hyperlink>
-      <w:r>
-        <w:rPr>
-          <w:lang w:val="zh_TW" w:bidi="zh_TW"/>
-        </w:rPr>
-        <w:t>；</w:t>
-      </w:r>
-      <w:hyperlink r:id="rId53">
-        <w:r>
-          <w:rPr>
-            <w:lang w:val="zh_TW" w:bidi="zh_TW"/>
-          </w:rPr>
-          <w:rPr>
-            <w:color w:val="0000EE"/>
-            <w:u w:val="single"/>
-          </w:rPr>
-          <w:t>撒上17:44</w:t>
-        </w:r>
-      </w:hyperlink>
-      <w:r>
-        <w:rPr>
-          <w:lang w:val="zh_TW" w:bidi="zh_TW"/>
-        </w:rPr>
-        <w:t>；</w:t>
-      </w:r>
-      <w:hyperlink r:id="rId54">
-        <w:r>
-          <w:rPr>
-            <w:lang w:val="zh_TW" w:bidi="zh_TW"/>
-          </w:rPr>
-          <w:rPr>
-            <w:color w:val="0000EE"/>
-            <w:u w:val="single"/>
-          </w:rPr>
-          <w:t>賽46:11</w:t>
-        </w:r>
-      </w:hyperlink>
-      <w:r>
-        <w:rPr>
-          <w:lang w:val="zh_TW" w:bidi="zh_TW"/>
-        </w:rPr>
-        <w:t>；</w:t>
-      </w:r>
-      <w:hyperlink r:id="rId55">
-        <w:r>
-          <w:rPr>
-            <w:lang w:val="zh_TW" w:bidi="zh_TW"/>
-          </w:rPr>
-          <w:rPr>
-            <w:color w:val="0000EE"/>
-            <w:u w:val="single"/>
-          </w:rPr>
-          <w:t>耶7:33</w:t>
-        </w:r>
-      </w:hyperlink>
-      <w:r>
-        <w:rPr>
-          <w:lang w:val="zh_TW" w:bidi="zh_TW"/>
-        </w:rPr>
-        <w:t>，</w:t>
-      </w:r>
-      <w:hyperlink r:id="rId56">
-        <w:r>
-          <w:rPr>
-            <w:lang w:val="zh_TW" w:bidi="zh_TW"/>
-          </w:rPr>
-          <w:rPr>
-            <w:color w:val="0000EE"/>
-            <w:u w:val="single"/>
-          </w:rPr>
-          <w:t>12:9</w:t>
-        </w:r>
-      </w:hyperlink>
-      <w:r>
-        <w:rPr>
-          <w:lang w:val="zh_TW" w:bidi="zh_TW"/>
-        </w:rPr>
-        <w:t>；</w:t>
-      </w:r>
-      <w:hyperlink r:id="rId57">
-        <w:r>
-          <w:rPr>
-            <w:lang w:val="zh_TW" w:bidi="zh_TW"/>
-          </w:rPr>
-          <w:rPr>
-            <w:color w:val="0000EE"/>
-            <w:u w:val="single"/>
-          </w:rPr>
-          <w:t>結29:5</w:t>
-        </w:r>
-      </w:hyperlink>
-      <w:r>
-        <w:rPr>
-          <w:lang w:val="zh_TW" w:bidi="zh_TW"/>
-        </w:rPr>
-        <w:t>，</w:t>
-      </w:r>
-      <w:hyperlink r:id="rId58">
-        <w:r>
-          <w:rPr>
-            <w:lang w:val="zh_TW" w:bidi="zh_TW"/>
-          </w:rPr>
-          <w:rPr>
-            <w:color w:val="0000EE"/>
-            <w:u w:val="single"/>
-          </w:rPr>
-          <w:t>39:4</w:t>
-        </w:r>
-      </w:hyperlink>
-      <w:r>
-        <w:rPr>
-          <w:lang w:val="zh_TW" w:bidi="zh_TW"/>
-        </w:rPr>
-        <w:t>；</w:t>
-      </w:r>
-      <w:hyperlink r:id="rId59">
-        <w:r>
-          <w:rPr>
-            <w:lang w:val="zh_TW" w:bidi="zh_TW"/>
-          </w:rPr>
-          <w:rPr>
-            <w:color w:val="0000EE"/>
-            <w:u w:val="single"/>
-          </w:rPr>
-          <w:t>啟19:17</w:t>
-        </w:r>
-      </w:hyperlink>
-      <w:r>
-        <w:rPr>
-          <w:lang w:val="zh_TW" w:bidi="zh_TW"/>
-        </w:rPr>
-        <w:t>、</w:t>
-      </w:r>
-      <w:hyperlink r:id="rId59">
-        <w:r>
-          <w:rPr>
-            <w:lang w:val="zh_TW" w:bidi="zh_TW"/>
-          </w:rPr>
-          <w:rPr>
-            <w:color w:val="0000EE"/>
-            <w:u w:val="single"/>
-          </w:rPr>
-          <w:t>21</w:t>
-        </w:r>
-      </w:hyperlink>
-      <w:r>
-        <w:rPr>
-          <w:lang w:val="zh_TW" w:bidi="zh_TW"/>
-        </w:rPr>
-        <w:t>）。</w:t>
-      </w:r>
-    </w:p>
-    <w:p>
-      <w:pPr>
-        <w:pStyle w:val="Heading3"/>
-      </w:pPr>
-      <w:r>
-        <w:rPr>
-          <w:lang w:val="zh_TW" w:bidi="zh_TW"/>
-        </w:rPr>
-        <w:t>鳥的種類</w:t>
-      </w:r>
-    </w:p>
-    <w:p>
-      <w:pPr/>
-      <w:r>
-        <w:rPr>
-          <w:lang w:val="zh_TW" w:bidi="zh_TW"/>
-        </w:rPr>
-      </w:r>
-      <w:r>
-        <w:rPr>
-          <w:lang w:val="zh_TW" w:bidi="zh_TW"/>
-        </w:rPr>
-        <w:t>下面列出一些具體的鳥類。你可以點選其中一種鳥，以查看完整的文章。</w:t>
-      </w:r>
-    </w:p>
-    <w:p>
-      <w:pPr>
-        <w:pStyle w:val="ListBullet"/>
-        <w:spacing w:line="240" w:lineRule="auto"/>
-        <w:ind w:left="720"/>
-      </w:pPr>
-      <w:r>
-        <w:rPr>
-          <w:lang w:val="zh_TW" w:bidi="zh_TW"/>
-        </w:rPr>
-      </w:r>
-      <w:r>
-        <w:rPr>
-          <w:lang w:val="zh_TW" w:bidi="zh_TW"/>
-        </w:rPr>
-        <w:t>麻鷺</w:t>
-      </w:r>
-      <w:r>
-        <w:rPr>
-          <w:lang w:val="zh_TW" w:bidi="zh_TW"/>
-        </w:rPr>
-        <w:t>：一種水鳥，有長腿，外形像鷺鷥，但腿較短，身體也較小。</w:t>
-      </w:r>
-    </w:p>
-    <w:p>
-      <w:pPr>
-        <w:pStyle w:val="ListBullet"/>
-        <w:spacing w:line="240" w:lineRule="auto"/>
-        <w:ind w:left="720"/>
-      </w:pPr>
-      <w:r>
-        <w:rPr>
-          <w:lang w:val="zh_TW" w:bidi="zh_TW"/>
-        </w:rPr>
-      </w:r>
-      <w:r>
-        <w:rPr>
-          <w:lang w:val="zh_TW" w:bidi="zh_TW"/>
-        </w:rPr>
-        <w:t>禿鷹（Buzzard）</w:t>
-      </w:r>
-      <w:r>
-        <w:rPr>
-          <w:lang w:val="zh_TW" w:bidi="zh_TW"/>
-        </w:rPr>
-        <w:t>：一種大型的猛禽，外形像鷹，會在高空盤旋。</w:t>
-      </w:r>
-    </w:p>
-    <w:p>
-      <w:pPr>
-        <w:pStyle w:val="ListBullet"/>
-        <w:spacing w:line="240" w:lineRule="auto"/>
-        <w:ind w:left="720"/>
-      </w:pPr>
-      <w:r>
-        <w:rPr>
-          <w:lang w:val="zh_TW" w:bidi="zh_TW"/>
-        </w:rPr>
-      </w:r>
-      <w:r>
-        <w:rPr>
-          <w:lang w:val="zh_TW" w:bidi="zh_TW"/>
-        </w:rPr>
-        <w:t>鸕鶿</w:t>
-      </w:r>
-      <w:r>
-        <w:rPr>
-          <w:lang w:val="zh_TW" w:bidi="zh_TW"/>
-        </w:rPr>
-        <w:t>：一種大型的黑色水鳥，外形與鵝有點相似。</w:t>
-      </w:r>
-    </w:p>
-    <w:p>
-      <w:pPr>
-        <w:pStyle w:val="ListBullet"/>
-        <w:spacing w:line="240" w:lineRule="auto"/>
-        <w:ind w:left="720"/>
-      </w:pPr>
-      <w:r>
-        <w:rPr>
-          <w:lang w:val="zh_TW" w:bidi="zh_TW"/>
-        </w:rPr>
-      </w:r>
-      <w:r>
-        <w:rPr>
-          <w:lang w:val="zh_TW" w:bidi="zh_TW"/>
-        </w:rPr>
-        <w:t>鶴</w:t>
-      </w:r>
-      <w:r>
-        <w:rPr>
-          <w:lang w:val="zh_TW" w:bidi="zh_TW"/>
-        </w:rPr>
-        <w:t>：一種高挑、長頸的涉水鳥，以洪亮的叫聲著名，牠們常成群優雅地飛行。</w:t>
-      </w:r>
-    </w:p>
-    <w:p>
-      <w:pPr>
-        <w:pStyle w:val="ListBullet"/>
-        <w:spacing w:line="240" w:lineRule="auto"/>
-        <w:ind w:left="720"/>
-      </w:pPr>
-      <w:r>
-        <w:rPr>
-          <w:lang w:val="zh_TW" w:bidi="zh_TW"/>
-        </w:rPr>
-      </w:r>
-      <w:r>
-        <w:rPr>
-          <w:lang w:val="zh_TW" w:bidi="zh_TW"/>
-        </w:rPr>
-        <w:t>布穀鳥</w:t>
-      </w:r>
-      <w:r>
-        <w:rPr>
-          <w:lang w:val="zh_TW" w:bidi="zh_TW"/>
-        </w:rPr>
-        <w:t>：一種因叫聲而著名的鳥，牠會把蛋下在其它鳥的巢裡。</w:t>
-      </w:r>
-    </w:p>
-    <w:p>
-      <w:pPr>
-        <w:pStyle w:val="ListBullet"/>
-        <w:spacing w:line="240" w:lineRule="auto"/>
-        <w:ind w:left="720"/>
-      </w:pPr>
-      <w:r>
-        <w:rPr>
-          <w:lang w:val="zh_TW" w:bidi="zh_TW"/>
-        </w:rPr>
-      </w:r>
-      <w:r>
-        <w:rPr>
-          <w:lang w:val="zh_TW" w:bidi="zh_TW"/>
-        </w:rPr>
-        <w:t>鷹（Eagle）</w:t>
-      </w:r>
-      <w:r>
-        <w:rPr>
-          <w:lang w:val="zh_TW" w:bidi="zh_TW"/>
-        </w:rPr>
-        <w:t>：一種強壯的猛禽，有敏銳的視力和有力的雙翼。</w:t>
-      </w:r>
-    </w:p>
-    <w:p>
-      <w:pPr>
-        <w:pStyle w:val="ListBullet"/>
-        <w:spacing w:line="240" w:lineRule="auto"/>
-        <w:ind w:left="1440"/>
-      </w:pPr>
-      <w:r>
-        <w:rPr>
-          <w:lang w:val="zh_TW" w:bidi="zh_TW"/>
-        </w:rPr>
-      </w:r>
-      <w:r>
-        <w:rPr>
-          <w:lang w:val="zh_TW" w:bidi="zh_TW"/>
-        </w:rPr>
-        <w:t>禿鵰</w:t>
-      </w:r>
-      <w:r>
-        <w:rPr>
-          <w:lang w:val="zh_TW" w:bidi="zh_TW"/>
-        </w:rPr>
-        <w:t>：埃及禿鷹的古英文名稱（見</w:t>
-      </w:r>
-      <w:r>
-        <w:rPr>
-          <w:lang w:val="zh_TW" w:bidi="zh_TW"/>
-        </w:rPr>
-        <w:t>禿鷹</w:t>
-      </w:r>
-      <w:r>
-        <w:rPr>
-          <w:lang w:val="zh_TW" w:bidi="zh_TW"/>
-        </w:rPr>
-        <w:t>）。</w:t>
-      </w:r>
-    </w:p>
-    <w:p>
-      <w:pPr>
-        <w:pStyle w:val="ListBullet"/>
-        <w:spacing w:line="240" w:lineRule="auto"/>
-        <w:ind w:left="720"/>
-      </w:pPr>
-      <w:r>
-        <w:rPr>
-          <w:lang w:val="zh_TW" w:bidi="zh_TW"/>
-        </w:rPr>
-      </w:r>
-      <w:r>
-        <w:rPr>
-          <w:lang w:val="zh_TW" w:bidi="zh_TW"/>
-        </w:rPr>
-        <w:t>家禽（家養）</w:t>
-      </w:r>
-      <w:r>
-        <w:rPr>
-          <w:lang w:val="zh_TW" w:bidi="zh_TW"/>
-        </w:rPr>
-        <w:t>：人所飼養用來作食物或其它用途的鳥，例如雞、鴨和火雞。</w:t>
-      </w:r>
-    </w:p>
-    <w:p>
-      <w:pPr>
-        <w:pStyle w:val="ListBullet"/>
-        <w:spacing w:line="240" w:lineRule="auto"/>
-        <w:ind w:left="720"/>
-      </w:pPr>
-      <w:r>
-        <w:rPr>
-          <w:lang w:val="zh_TW" w:bidi="zh_TW"/>
-        </w:rPr>
-      </w:r>
-      <w:r>
-        <w:rPr>
-          <w:lang w:val="zh_TW" w:bidi="zh_TW"/>
-        </w:rPr>
-        <w:t>鵝</w:t>
-      </w:r>
-      <w:r>
-        <w:rPr>
-          <w:lang w:val="zh_TW" w:bidi="zh_TW"/>
-        </w:rPr>
-        <w:t>：一種大型水鳥，有長頸，叫聲宏亮。</w:t>
-      </w:r>
-    </w:p>
-    <w:p>
-      <w:pPr>
-        <w:pStyle w:val="ListBullet"/>
-        <w:spacing w:line="240" w:lineRule="auto"/>
-        <w:ind w:left="720"/>
-      </w:pPr>
-      <w:r>
-        <w:rPr>
-          <w:lang w:val="zh_TW" w:bidi="zh_TW"/>
-        </w:rPr>
-      </w:r>
-      <w:r>
-        <w:rPr>
-          <w:lang w:val="zh_TW" w:bidi="zh_TW"/>
-        </w:rPr>
-        <w:t>鷹（Hawk）</w:t>
-      </w:r>
-      <w:r>
-        <w:rPr>
-          <w:lang w:val="zh_TW" w:bidi="zh_TW"/>
-        </w:rPr>
-        <w:t>：一種視力敏銳的猛禽，會捕捉小型動物和鳥。</w:t>
-      </w:r>
-    </w:p>
-    <w:p>
-      <w:pPr>
-        <w:pStyle w:val="ListBullet"/>
-        <w:spacing w:line="240" w:lineRule="auto"/>
-        <w:ind w:left="720"/>
-      </w:pPr>
-      <w:r>
-        <w:rPr>
-          <w:lang w:val="zh_TW" w:bidi="zh_TW"/>
-        </w:rPr>
-      </w:r>
-      <w:r>
-        <w:rPr>
-          <w:lang w:val="zh_TW" w:bidi="zh_TW"/>
-        </w:rPr>
-        <w:t>鷺鷥</w:t>
-      </w:r>
-      <w:r>
-        <w:rPr>
-          <w:lang w:val="zh_TW" w:bidi="zh_TW"/>
-        </w:rPr>
-        <w:t>：一種長腿的涉水鳥，會在淺水裡吃魚。</w:t>
-      </w:r>
-    </w:p>
-    <w:p>
-      <w:pPr>
-        <w:pStyle w:val="ListBullet"/>
-        <w:spacing w:line="240" w:lineRule="auto"/>
-        <w:ind w:left="720"/>
-      </w:pPr>
-      <w:r>
-        <w:rPr>
-          <w:lang w:val="zh_TW" w:bidi="zh_TW"/>
-        </w:rPr>
-      </w:r>
-      <w:r>
-        <w:rPr>
-          <w:lang w:val="zh_TW" w:bidi="zh_TW"/>
-        </w:rPr>
-        <w:t>戴鵀</w:t>
-      </w:r>
-      <w:r>
-        <w:rPr>
-          <w:lang w:val="zh_TW" w:bidi="zh_TW"/>
-        </w:rPr>
-        <w:t>：一種色彩鮮明的鳥，有一撮豎起的羽冠和彎曲的嘴。</w:t>
-      </w:r>
-    </w:p>
-    <w:p>
-      <w:pPr>
-        <w:pStyle w:val="ListBullet"/>
-        <w:spacing w:line="240" w:lineRule="auto"/>
-        <w:ind w:left="720"/>
-      </w:pPr>
-      <w:r>
-        <w:rPr>
-          <w:lang w:val="zh_TW" w:bidi="zh_TW"/>
-        </w:rPr>
-      </w:r>
-      <w:r>
-        <w:rPr>
-          <w:lang w:val="zh_TW" w:bidi="zh_TW"/>
-        </w:rPr>
-        <w:t>朱鷺</w:t>
-      </w:r>
-      <w:r>
-        <w:rPr>
-          <w:lang w:val="zh_TW" w:bidi="zh_TW"/>
-        </w:rPr>
-        <w:t>：一種長腿涉水鳥，有彎曲的嘴，自古埃及時期即為人所知。</w:t>
-      </w:r>
-    </w:p>
-    <w:p>
-      <w:pPr>
-        <w:pStyle w:val="ListBullet"/>
-        <w:spacing w:line="240" w:lineRule="auto"/>
-        <w:ind w:left="720"/>
-      </w:pPr>
-      <w:r>
-        <w:rPr>
-          <w:lang w:val="zh_TW" w:bidi="zh_TW"/>
-        </w:rPr>
-      </w:r>
-      <w:r>
-        <w:rPr>
-          <w:lang w:val="zh_TW" w:bidi="zh_TW"/>
-        </w:rPr>
-        <w:t>紅隼或獵鷹</w:t>
-      </w:r>
-      <w:r>
-        <w:rPr>
-          <w:lang w:val="zh_TW" w:bidi="zh_TW"/>
-        </w:rPr>
-        <w:t>：一種小型、飛行迅速的猛禽，會捕捉昆蟲和小動物。</w:t>
-      </w:r>
-    </w:p>
-    <w:p>
-      <w:pPr>
-        <w:pStyle w:val="ListBullet"/>
-        <w:spacing w:line="240" w:lineRule="auto"/>
-        <w:ind w:left="720"/>
-      </w:pPr>
-      <w:r>
-        <w:rPr>
-          <w:lang w:val="zh_TW" w:bidi="zh_TW"/>
-        </w:rPr>
-      </w:r>
-      <w:r>
-        <w:rPr>
-          <w:lang w:val="zh_TW" w:bidi="zh_TW"/>
-        </w:rPr>
-        <w:t>鳶</w:t>
-      </w:r>
-      <w:r>
-        <w:rPr>
-          <w:lang w:val="zh_TW" w:bidi="zh_TW"/>
-        </w:rPr>
-        <w:t>：一種中型猛禽，有分叉的尾巴，會在空中滑翔。</w:t>
-      </w:r>
-    </w:p>
-    <w:p>
-      <w:pPr>
-        <w:pStyle w:val="ListBullet"/>
-        <w:spacing w:line="240" w:lineRule="auto"/>
-        <w:ind w:left="720"/>
-      </w:pPr>
-      <w:r>
-        <w:rPr>
-          <w:lang w:val="zh_TW" w:bidi="zh_TW"/>
-        </w:rPr>
-      </w:r>
-      <w:r>
-        <w:rPr>
-          <w:lang w:val="zh_TW" w:bidi="zh_TW"/>
-        </w:rPr>
-        <w:t>夜鷹</w:t>
-      </w:r>
-      <w:r>
-        <w:rPr>
-          <w:lang w:val="zh_TW" w:bidi="zh_TW"/>
-        </w:rPr>
-        <w:t>：一種在夜間活動的鳥，會在飛行中捕捉昆蟲。夜鷹和鷹無關，牠與長尾夜鷹科的鳥更接近。</w:t>
-      </w:r>
-    </w:p>
-    <w:p>
-      <w:pPr>
-        <w:pStyle w:val="ListBullet"/>
-        <w:spacing w:line="240" w:lineRule="auto"/>
-        <w:ind w:left="720"/>
-      </w:pPr>
-      <w:r>
-        <w:rPr>
-          <w:lang w:val="zh_TW" w:bidi="zh_TW"/>
-        </w:rPr>
-      </w:r>
-      <w:r>
-        <w:rPr>
-          <w:lang w:val="zh_TW" w:bidi="zh_TW"/>
-        </w:rPr>
-        <w:t>鴕鳥</w:t>
-      </w:r>
-      <w:r>
-        <w:rPr>
-          <w:lang w:val="zh_TW" w:bidi="zh_TW"/>
-        </w:rPr>
-        <w:t>：一種現存最大的鳥。牠不能飛，但跑得非常快。</w:t>
-      </w:r>
-    </w:p>
-    <w:p>
-      <w:pPr>
-        <w:pStyle w:val="ListBullet"/>
-        <w:spacing w:line="240" w:lineRule="auto"/>
-        <w:ind w:left="720"/>
-      </w:pPr>
-      <w:r>
-        <w:rPr>
-          <w:lang w:val="zh_TW" w:bidi="zh_TW"/>
-        </w:rPr>
-      </w:r>
-      <w:r>
-        <w:rPr>
-          <w:lang w:val="zh_TW" w:bidi="zh_TW"/>
-        </w:rPr>
-        <w:t>貓頭鷹</w:t>
-      </w:r>
-      <w:r>
-        <w:rPr>
-          <w:lang w:val="zh_TW" w:bidi="zh_TW"/>
-        </w:rPr>
-        <w:t>：一種夜行猛禽，有大眼睛，飛行時無聲無息。</w:t>
-      </w:r>
-    </w:p>
-    <w:p>
-      <w:pPr>
-        <w:pStyle w:val="ListBullet"/>
-        <w:spacing w:line="240" w:lineRule="auto"/>
-        <w:ind w:left="1440"/>
-      </w:pPr>
-      <w:r>
-        <w:rPr>
-          <w:lang w:val="zh_TW" w:bidi="zh_TW"/>
-        </w:rPr>
-      </w:r>
-      <w:r>
-        <w:rPr>
-          <w:lang w:val="zh_TW" w:bidi="zh_TW"/>
-        </w:rPr>
-        <w:t>角鴟，白鴞</w:t>
-      </w:r>
-      <w:r>
-        <w:rPr>
-          <w:lang w:val="zh_TW" w:bidi="zh_TW"/>
-        </w:rPr>
-        <w:t>：一種臉像心形、顏色淡的貓頭鷹，會在夜間捕食囓齒類動物。</w:t>
-      </w:r>
-    </w:p>
-    <w:p>
-      <w:pPr>
-        <w:pStyle w:val="ListBullet"/>
-        <w:spacing w:line="240" w:lineRule="auto"/>
-        <w:ind w:left="1440"/>
-      </w:pPr>
-      <w:r>
-        <w:rPr>
-          <w:lang w:val="zh_TW" w:bidi="zh_TW"/>
-        </w:rPr>
-      </w:r>
-      <w:r>
-        <w:rPr>
-          <w:lang w:val="zh_TW" w:bidi="zh_TW"/>
-        </w:rPr>
-        <w:t>大鴞</w:t>
-      </w:r>
-      <w:r>
-        <w:rPr>
-          <w:lang w:val="zh_TW" w:bidi="zh_TW"/>
-        </w:rPr>
-        <w:t>：大型貓頭鷹，頭上有一對像耳朵的羽簇。</w:t>
-      </w:r>
-    </w:p>
-    <w:p>
-      <w:pPr>
-        <w:pStyle w:val="ListBullet"/>
-        <w:spacing w:line="240" w:lineRule="auto"/>
-        <w:ind w:left="1440"/>
-      </w:pPr>
-      <w:r>
-        <w:rPr>
-          <w:lang w:val="zh_TW" w:bidi="zh_TW"/>
-        </w:rPr>
-      </w:r>
-      <w:r>
-        <w:rPr>
-          <w:lang w:val="zh_TW" w:bidi="zh_TW"/>
-        </w:rPr>
-        <w:t>小鴞</w:t>
-      </w:r>
-      <w:r>
-        <w:rPr>
-          <w:lang w:val="zh_TW" w:bidi="zh_TW"/>
-        </w:rPr>
-        <w:t>：體型最小的貓頭鷹，會在夜間捕獵，也是聖地最常見的貓頭鷹。</w:t>
-      </w:r>
-    </w:p>
-    <w:p>
-      <w:pPr>
-        <w:pStyle w:val="ListBullet"/>
-        <w:spacing w:line="240" w:lineRule="auto"/>
-        <w:ind w:left="1440"/>
-      </w:pPr>
-      <w:r>
-        <w:rPr>
-          <w:lang w:val="zh_TW" w:bidi="zh_TW"/>
-        </w:rPr>
-      </w:r>
-      <w:r>
-        <w:rPr>
-          <w:lang w:val="zh_TW" w:bidi="zh_TW"/>
-        </w:rPr>
-        <w:t>角鴞</w:t>
-      </w:r>
-      <w:r>
-        <w:rPr>
-          <w:lang w:val="zh_TW" w:bidi="zh_TW"/>
-        </w:rPr>
-        <w:t>：一種小型貓頭鷹，有耳簇，叫聲輕柔而反覆。</w:t>
-      </w:r>
-    </w:p>
-    <w:p>
-      <w:pPr>
-        <w:pStyle w:val="ListBullet"/>
-        <w:spacing w:line="240" w:lineRule="auto"/>
-        <w:ind w:left="720"/>
-      </w:pPr>
-      <w:r>
-        <w:rPr>
-          <w:lang w:val="zh_TW" w:bidi="zh_TW"/>
-        </w:rPr>
-      </w:r>
-      <w:r>
-        <w:rPr>
-          <w:lang w:val="zh_TW" w:bidi="zh_TW"/>
-        </w:rPr>
-        <w:t>鷓鴣</w:t>
-      </w:r>
-      <w:r>
-        <w:rPr>
-          <w:lang w:val="zh_TW" w:bidi="zh_TW"/>
-        </w:rPr>
-        <w:t>：一種圓潤的地棲鳥，人常捕獵牠作食物或娛樂。</w:t>
-      </w:r>
-    </w:p>
-    <w:p>
-      <w:pPr>
-        <w:pStyle w:val="ListBullet"/>
-        <w:spacing w:line="240" w:lineRule="auto"/>
-        <w:ind w:left="720"/>
-      </w:pPr>
-      <w:r>
-        <w:rPr>
-          <w:lang w:val="zh_TW" w:bidi="zh_TW"/>
-        </w:rPr>
-      </w:r>
-      <w:r>
-        <w:rPr>
-          <w:lang w:val="zh_TW" w:bidi="zh_TW"/>
-        </w:rPr>
-        <w:t>孔雀</w:t>
-      </w:r>
-      <w:r>
-        <w:rPr>
-          <w:lang w:val="zh_TW" w:bidi="zh_TW"/>
-        </w:rPr>
-        <w:t>：一種大型的鳥，雄鳥會展示長而華麗的尾羽。</w:t>
-      </w:r>
-    </w:p>
-    <w:p>
-      <w:pPr>
-        <w:pStyle w:val="ListBullet"/>
-        <w:spacing w:line="240" w:lineRule="auto"/>
-        <w:ind w:left="720"/>
-      </w:pPr>
-      <w:r>
-        <w:rPr>
-          <w:lang w:val="zh_TW" w:bidi="zh_TW"/>
-        </w:rPr>
-      </w:r>
-      <w:r>
-        <w:rPr>
-          <w:lang w:val="zh_TW" w:bidi="zh_TW"/>
-        </w:rPr>
-        <w:t>鵜鶘</w:t>
-      </w:r>
-      <w:r>
-        <w:rPr>
-          <w:lang w:val="zh_TW" w:bidi="zh_TW"/>
-        </w:rPr>
-        <w:t>：一種大型水鳥，嘴下有可盛魚的囊袋。</w:t>
-      </w:r>
-    </w:p>
-    <w:p>
-      <w:pPr>
-        <w:pStyle w:val="ListBullet"/>
-        <w:spacing w:line="240" w:lineRule="auto"/>
-        <w:ind w:left="720"/>
-      </w:pPr>
-      <w:r>
-        <w:rPr>
-          <w:lang w:val="zh_TW" w:bidi="zh_TW"/>
-        </w:rPr>
-      </w:r>
-      <w:r>
-        <w:rPr>
-          <w:lang w:val="zh_TW" w:bidi="zh_TW"/>
-        </w:rPr>
-        <w:t>鴿子</w:t>
-      </w:r>
-      <w:r>
-        <w:rPr>
-          <w:lang w:val="zh_TW" w:bidi="zh_TW"/>
-        </w:rPr>
-        <w:t>：一種性情溫和、短頸的鳥，人常用牠象徵和平或用來獻祭。</w:t>
-      </w:r>
-    </w:p>
-    <w:p>
-      <w:pPr>
-        <w:pStyle w:val="ListBullet"/>
-        <w:spacing w:line="240" w:lineRule="auto"/>
-        <w:ind w:left="1440"/>
-      </w:pPr>
-      <w:r>
-        <w:rPr>
-          <w:lang w:val="zh_TW" w:bidi="zh_TW"/>
-        </w:rPr>
-      </w:r>
-      <w:r>
-        <w:rPr>
-          <w:lang w:val="zh_TW" w:bidi="zh_TW"/>
-        </w:rPr>
-        <w:t>鴿子</w:t>
-      </w:r>
-      <w:r>
-        <w:rPr>
-          <w:lang w:val="zh_TW" w:bidi="zh_TW"/>
-        </w:rPr>
-        <w:t>：任何體型較小的鴿，無論野生或家養。</w:t>
-      </w:r>
-    </w:p>
-    <w:p>
-      <w:pPr>
-        <w:pStyle w:val="ListBullet"/>
-        <w:spacing w:line="240" w:lineRule="auto"/>
-        <w:ind w:left="1440"/>
-      </w:pPr>
-      <w:r>
-        <w:rPr>
-          <w:lang w:val="zh_TW" w:bidi="zh_TW"/>
-        </w:rPr>
-      </w:r>
-      <w:r>
-        <w:rPr>
-          <w:lang w:val="zh_TW" w:bidi="zh_TW"/>
-        </w:rPr>
-        <w:t>斑鳩</w:t>
-      </w:r>
-      <w:r>
-        <w:rPr>
-          <w:lang w:val="zh_TW" w:bidi="zh_TW"/>
-        </w:rPr>
-        <w:t>：一種小型的野生鴿，會遷徙，叫聲輕柔。</w:t>
-      </w:r>
-    </w:p>
-    <w:p>
-      <w:pPr>
-        <w:pStyle w:val="ListBullet"/>
-        <w:spacing w:line="240" w:lineRule="auto"/>
-        <w:ind w:left="720"/>
-      </w:pPr>
-      <w:r>
-        <w:rPr>
-          <w:lang w:val="zh_TW" w:bidi="zh_TW"/>
-        </w:rPr>
-      </w:r>
-      <w:r>
-        <w:rPr>
-          <w:lang w:val="zh_TW" w:bidi="zh_TW"/>
-        </w:rPr>
-        <w:t>鵪鶉</w:t>
-      </w:r>
-      <w:r>
-        <w:rPr>
-          <w:lang w:val="zh_TW" w:bidi="zh_TW"/>
-        </w:rPr>
-        <w:t>：一種小型鳥，活動於田地和草原裡，人常獵牠作食物或娛樂。</w:t>
-      </w:r>
-    </w:p>
-    <w:p>
-      <w:pPr>
-        <w:pStyle w:val="ListBullet"/>
-        <w:spacing w:line="240" w:lineRule="auto"/>
-        <w:ind w:left="720"/>
-      </w:pPr>
-      <w:r>
-        <w:rPr>
-          <w:lang w:val="zh_TW" w:bidi="zh_TW"/>
-        </w:rPr>
-      </w:r>
-      <w:r>
-        <w:rPr>
-          <w:lang w:val="zh_TW" w:bidi="zh_TW"/>
-        </w:rPr>
-        <w:t>烏鴉</w:t>
-      </w:r>
-      <w:r>
-        <w:rPr>
-          <w:lang w:val="zh_TW" w:bidi="zh_TW"/>
-        </w:rPr>
-        <w:t>：一種大型黑色鳥，以聰明和沙啞的叫聲著名。</w:t>
-      </w:r>
-    </w:p>
-    <w:p>
-      <w:pPr>
-        <w:pStyle w:val="ListBullet"/>
-        <w:spacing w:line="240" w:lineRule="auto"/>
-        <w:ind w:left="720"/>
-      </w:pPr>
-      <w:r>
-        <w:rPr>
-          <w:lang w:val="zh_TW" w:bidi="zh_TW"/>
-        </w:rPr>
-      </w:r>
-      <w:r>
-        <w:rPr>
-          <w:lang w:val="zh_TW" w:bidi="zh_TW"/>
-        </w:rPr>
-        <w:t>海鷗</w:t>
-      </w:r>
-      <w:r>
-        <w:rPr>
-          <w:lang w:val="zh_TW" w:bidi="zh_TW"/>
-        </w:rPr>
-        <w:t>：一種生活在海岸的鳥，有長翼，叫聲響亮。</w:t>
-      </w:r>
-    </w:p>
-    <w:p>
-      <w:pPr>
-        <w:pStyle w:val="ListBullet"/>
-        <w:spacing w:line="240" w:lineRule="auto"/>
-        <w:ind w:left="720"/>
-      </w:pPr>
-      <w:r>
-        <w:rPr>
-          <w:lang w:val="zh_TW" w:bidi="zh_TW"/>
-        </w:rPr>
-      </w:r>
-      <w:r>
-        <w:rPr>
-          <w:lang w:val="zh_TW" w:bidi="zh_TW"/>
-        </w:rPr>
-        <w:t>麻雀</w:t>
-      </w:r>
-      <w:r>
-        <w:rPr>
-          <w:lang w:val="zh_TW" w:bidi="zh_TW"/>
-        </w:rPr>
-        <w:t>：一種小型褐色鳴禽，城鎮和田野常見牠的身影。</w:t>
-      </w:r>
-    </w:p>
-    <w:p>
-      <w:pPr>
-        <w:pStyle w:val="ListBullet"/>
-        <w:spacing w:line="240" w:lineRule="auto"/>
-        <w:ind w:left="720"/>
-      </w:pPr>
-      <w:r>
-        <w:rPr>
-          <w:lang w:val="zh_TW" w:bidi="zh_TW"/>
-        </w:rPr>
-      </w:r>
-      <w:r>
-        <w:rPr>
-          <w:lang w:val="zh_TW" w:bidi="zh_TW"/>
-        </w:rPr>
-        <w:t>鸛</w:t>
-      </w:r>
-      <w:r>
-        <w:rPr>
-          <w:lang w:val="zh_TW" w:bidi="zh_TW"/>
-        </w:rPr>
-        <w:t>：一種高大的涉水鳥，有長腿和長嘴，常在屋頂或高樹上築大巢。</w:t>
-      </w:r>
-    </w:p>
-    <w:p>
-      <w:pPr>
-        <w:pStyle w:val="ListBullet"/>
-        <w:spacing w:line="240" w:lineRule="auto"/>
-        <w:ind w:left="720"/>
-      </w:pPr>
-      <w:r>
-        <w:rPr>
-          <w:lang w:val="zh_TW" w:bidi="zh_TW"/>
-        </w:rPr>
-      </w:r>
-      <w:r>
-        <w:rPr>
-          <w:lang w:val="zh_TW" w:bidi="zh_TW"/>
-        </w:rPr>
-        <w:t>燕子</w:t>
-      </w:r>
-      <w:r>
-        <w:rPr>
-          <w:lang w:val="zh_TW" w:bidi="zh_TW"/>
-        </w:rPr>
-        <w:t>：一種小型鳥，有狹長的翅膀，會在飛行中捕捉昆蟲。</w:t>
-      </w:r>
-    </w:p>
-    <w:p>
-      <w:pPr>
-        <w:pStyle w:val="ListBullet"/>
-        <w:spacing w:line="240" w:lineRule="auto"/>
-        <w:ind w:left="720"/>
-      </w:pPr>
-      <w:r>
-        <w:rPr>
-          <w:lang w:val="zh_TW" w:bidi="zh_TW"/>
-        </w:rPr>
-      </w:r>
-      <w:r>
-        <w:rPr>
-          <w:lang w:val="zh_TW" w:bidi="zh_TW"/>
-        </w:rPr>
-        <w:t>天鵝</w:t>
-      </w:r>
-      <w:r>
-        <w:rPr>
-          <w:lang w:val="zh_TW" w:bidi="zh_TW"/>
-        </w:rPr>
-        <w:t>：一種大型、優雅的水鳥，有長頸。</w:t>
-      </w:r>
-    </w:p>
-    <w:p>
-      <w:pPr>
-        <w:pStyle w:val="ListBullet"/>
-        <w:spacing w:line="240" w:lineRule="auto"/>
-        <w:ind w:left="720"/>
-      </w:pPr>
-      <w:r>
-        <w:rPr>
-          <w:lang w:val="zh_TW" w:bidi="zh_TW"/>
-        </w:rPr>
-      </w:r>
-      <w:r>
-        <w:rPr>
-          <w:lang w:val="zh_TW" w:bidi="zh_TW"/>
-        </w:rPr>
-        <w:t>雨燕</w:t>
-      </w:r>
-      <w:r>
-        <w:rPr>
-          <w:lang w:val="zh_TW" w:bidi="zh_TW"/>
-        </w:rPr>
-        <w:t>：一種小型鳥，有長翼，一生大部分時間都在空中度過。</w:t>
-      </w:r>
-    </w:p>
-    <w:p>
-      <w:pPr>
-        <w:pStyle w:val="ListBullet"/>
-        <w:spacing w:line="240" w:lineRule="auto"/>
-        <w:ind w:left="720"/>
-      </w:pPr>
-      <w:r>
-        <w:rPr>
-          <w:lang w:val="zh_TW" w:bidi="zh_TW"/>
-        </w:rPr>
-      </w:r>
-      <w:r>
-        <w:rPr>
-          <w:lang w:val="zh_TW" w:bidi="zh_TW"/>
-        </w:rPr>
-        <w:t>禿鷹（Vulture）</w:t>
-      </w:r>
-      <w:r>
-        <w:rPr>
-          <w:lang w:val="zh_TW" w:bidi="zh_TW"/>
-        </w:rPr>
-        <w:t>：一種大型食腐鳥，以動物屍體為食。</w:t>
-      </w:r>
-    </w:p>
-    <w:p>
-      <w:pPr>
-        <w:pStyle w:val="ListBullet"/>
-        <w:spacing w:line="240" w:lineRule="auto"/>
-        <w:ind w:left="720"/>
-      </w:pPr>
-      <w:r>
-        <w:rPr>
-          <w:lang w:val="zh_TW" w:bidi="zh_TW"/>
-        </w:rPr>
-      </w:r>
-      <w:r>
-        <w:rPr>
-          <w:lang w:val="zh_TW" w:bidi="zh_TW"/>
-        </w:rPr>
-        <w:t>水雞</w:t>
-      </w:r>
-      <w:r>
-        <w:rPr>
-          <w:lang w:val="zh_TW" w:bidi="zh_TW"/>
-        </w:rPr>
-        <w:t>：一種深色、外形像鴨的鳥，生活在濕地，有紅色的嘴。</w:t>
       </w:r>
       <w:r>
         <w:rPr>

--- a/zht/docx/110.content.docx
+++ b/zht/docx/110.content.docx
@@ -149,7 +149,7 @@
         <w:rPr>
           <w:lang w:val="zh_TW" w:bidi="zh_TW"/>
         </w:rPr>
-        <w:t>nan</w:t>
+        <w:t>mu</w:t>
       </w:r>
       <w:r>
         <w:rPr>
@@ -212,7 +212,7 @@
         <w:rPr>
           <w:lang w:val="zh_TW" w:bidi="zh_TW"/>
         </w:rPr>
-        <w:t>南地</w:t>
+        <w:t>母平</w:t>
       </w:r>
       <w:r>
         <w:rPr>
@@ -231,7 +231,79 @@
         <w:rPr>
           <w:lang w:val="zh_TW" w:bidi="zh_TW"/>
         </w:rPr>
-        <w:t>這是巴勒斯坦最南端的地區。這個名字源自於「乾燥、乾涸」的字根，雖然其基本意思是「南地、南方」。南地並無明確的地理邊界。從北到南，南地涵蓋了從別是巴和加低斯‧巴尼亞之間的區域。從西到東，它從地中海附近延伸到亞拉巴，距離約70英里（112.6公里）。</w:t>
+        <w:t>便雅憫的十個兒子之一（</w:t>
+      </w:r>
+      <w:hyperlink r:id="rId13">
+        <w:r>
+          <w:rPr>
+            <w:lang w:val="zh_TW" w:bidi="zh_TW"/>
+          </w:rPr>
+          <w:rPr>
+            <w:color w:val="0000EE"/>
+            <w:u w:val="single"/>
+          </w:rPr>
+          <w:t>創46:21</w:t>
+        </w:r>
+      </w:hyperlink>
+      <w:r>
+        <w:rPr>
+          <w:lang w:val="zh_TW" w:bidi="zh_TW"/>
+        </w:rPr>
+        <w:t>）。在其它經文中，他又稱為書反（</w:t>
+      </w:r>
+      <w:hyperlink r:id="rId14">
+        <w:r>
+          <w:rPr>
+            <w:lang w:val="zh_TW" w:bidi="zh_TW"/>
+          </w:rPr>
+          <w:rPr>
+            <w:color w:val="0000EE"/>
+            <w:u w:val="single"/>
+          </w:rPr>
+          <w:t>民26:39</w:t>
+        </w:r>
+      </w:hyperlink>
+      <w:r>
+        <w:rPr>
+          <w:lang w:val="zh_TW" w:bidi="zh_TW"/>
+        </w:rPr>
+        <w:t>）和書品（</w:t>
+      </w:r>
+      <w:hyperlink r:id="rId15">
+        <w:r>
+          <w:rPr>
+            <w:lang w:val="zh_TW" w:bidi="zh_TW"/>
+          </w:rPr>
+          <w:rPr>
+            <w:color w:val="0000EE"/>
+            <w:u w:val="single"/>
+          </w:rPr>
+          <w:t>代上7:12</w:t>
+        </w:r>
+      </w:hyperlink>
+      <w:r>
+        <w:rPr>
+          <w:lang w:val="zh_TW" w:bidi="zh_TW"/>
+        </w:rPr>
+        <w:t>）。他可能就是示孚汛（</w:t>
+      </w:r>
+      <w:hyperlink r:id="rId16">
+        <w:r>
+          <w:rPr>
+            <w:lang w:val="zh_TW" w:bidi="zh_TW"/>
+          </w:rPr>
+          <w:rPr>
+            <w:color w:val="0000EE"/>
+            <w:u w:val="single"/>
+          </w:rPr>
+          <w:t>代上8:5</w:t>
+        </w:r>
+      </w:hyperlink>
+      <w:r>
+        <w:rPr>
+          <w:lang w:val="zh_TW" w:bidi="zh_TW"/>
+        </w:rPr>
+        <w:t>）。</w:t>
       </w:r>
     </w:p>
     <w:p>
@@ -243,9 +315,38 @@
       </w:r>
       <w:r>
         <w:rPr>
-          <w:lang w:val="zh_TW" w:bidi="zh_TW"/>
-        </w:rPr>
-        <w:t>這是一片乾旱少雨之地，降雨稀少且有限。由於水源有限，農業發展受到限制；儘管在北部地區仍可進行小規模的穀物耕作，大約每三年會遇一次歉收。當地經濟主要為畜牧業，以飼養綿羊、山羊與駱駝為主。西緬支派在分配應許之地時獲得此區域，包括亞拉得與利河伯等城邑；後來猶大支派吸收了這個支派。王國時期，以色列人逐漸向南地擴展。所羅門與約沙法在位時，曾有往返亞喀巴灣（Gulf of Aqaba）以旬迦別港（Ezion-geber）的商業交通。在希臘羅馬時期，拿巴提人（Nabateans）居住在南地。透過保存雨水，他們發展出有限的農業，並維持多座小城鎮的生存。在新約聖經時期，以土買人（Idumeans）控制了南地。</w:t>
+          <w:i/>
+          <w:lang w:val="zh_TW" w:bidi="zh_TW"/>
+        </w:rPr>
+        <w:t>見</w:t>
+      </w:r>
+      <w:r>
+        <w:rPr>
+          <w:lang w:val="zh_TW" w:bidi="zh_TW"/>
+        </w:rPr>
+        <w:t xml:space="preserve"> </w:t>
+      </w:r>
+      <w:r>
+        <w:rPr>
+          <w:lang w:val="zh_TW" w:bidi="zh_TW"/>
+        </w:rPr>
+        <w:t>書反</w:t>
+      </w:r>
+      <w:r>
+        <w:rPr>
+          <w:lang w:val="zh_TW" w:bidi="zh_TW"/>
+        </w:rPr>
+        <w:t>。</w:t>
+      </w:r>
+      <w:r>
+        <w:rPr>
+          <w:lang w:val="zh_TW" w:bidi="zh_TW"/>
+        </w:rPr>
+      </w:r>
+      <w:r>
+        <w:rPr>
+          <w:lang w:val="zh_TW" w:bidi="zh_TW"/>
+        </w:rPr>
       </w:r>
     </w:p>
     <w:p>
@@ -255,22 +356,378 @@
           <w:lang w:val="zh_TW" w:bidi="zh_TW"/>
         </w:rPr>
       </w:r>
-      <w:r>
-        <w:rPr>
-          <w:lang w:val="zh_TW" w:bidi="zh_TW"/>
-        </w:rPr>
-        <w:t>有些英文譯本並不使用Negev的音譯尼革夫一詞，而通常將其意譯為「南地」（譯註：如和合本所譯）。另一方面，其它英文譯本則經常使用此音譯。亞伯拉罕經常與南地相關（</w:t>
-      </w:r>
-      <w:hyperlink r:id="rId13">
-        <w:r>
-          <w:rPr>
-            <w:lang w:val="zh_TW" w:bidi="zh_TW"/>
-          </w:rPr>
-          <w:rPr>
-            <w:color w:val="0000EE"/>
-            <w:u w:val="single"/>
-          </w:rPr>
-          <w:t>創12:9</w:t>
+    </w:p>
+    <w:p>
+      <w:pPr>
+        <w:pStyle w:val="Heading2"/>
+      </w:pPr>
+      <w:r>
+        <w:rPr>
+          <w:lang w:val="zh_TW" w:bidi="zh_TW"/>
+        </w:rPr>
+        <w:t>木匠</w:t>
+      </w:r>
+      <w:r>
+        <w:rPr>
+          <w:lang w:val="zh_TW" w:bidi="zh_TW"/>
+        </w:rPr>
+      </w:r>
+    </w:p>
+    <w:p>
+      <w:pPr/>
+      <w:r>
+        <w:rPr>
+          <w:lang w:val="zh_TW" w:bidi="zh_TW"/>
+        </w:rPr>
+      </w:r>
+      <w:r>
+        <w:rPr>
+          <w:lang w:val="zh_TW" w:bidi="zh_TW"/>
+        </w:rPr>
+        <w:t>從事木工工作的人，負責建造房屋的框架、屋頂、窗戶和門。小型結構如房屋，通常由屋主自行建造；而神廟和宮殿等大型建築，則需要熟練工匠參與。建造這些較大的建築物，需要木匠與石匠合作，後者專門切割和準備建築用的石材（</w:t>
+      </w:r>
+      <w:hyperlink r:id="rId17">
+        <w:r>
+          <w:rPr>
+            <w:lang w:val="zh_TW" w:bidi="zh_TW"/>
+          </w:rPr>
+          <w:rPr>
+            <w:color w:val="0000EE"/>
+            <w:u w:val="single"/>
+          </w:rPr>
+          <w:t>王下12:11，</w:t>
+        </w:r>
+      </w:hyperlink>
+      <w:hyperlink r:id="rId18">
+        <w:r>
+          <w:rPr>
+            <w:lang w:val="zh_TW" w:bidi="zh_TW"/>
+          </w:rPr>
+          <w:rPr>
+            <w:color w:val="0000EE"/>
+            <w:u w:val="single"/>
+          </w:rPr>
+          <w:t>22:6</w:t>
+        </w:r>
+      </w:hyperlink>
+      <w:r>
+        <w:rPr>
+          <w:lang w:val="zh_TW" w:bidi="zh_TW"/>
+        </w:rPr>
+        <w:t>；</w:t>
+      </w:r>
+      <w:hyperlink r:id="rId19">
+        <w:r>
+          <w:rPr>
+            <w:lang w:val="zh_TW" w:bidi="zh_TW"/>
+          </w:rPr>
+          <w:rPr>
+            <w:color w:val="0000EE"/>
+            <w:u w:val="single"/>
+          </w:rPr>
+          <w:t>代上14:1，</w:t>
+        </w:r>
+      </w:hyperlink>
+      <w:hyperlink r:id="rId20">
+        <w:r>
+          <w:rPr>
+            <w:lang w:val="zh_TW" w:bidi="zh_TW"/>
+          </w:rPr>
+          <w:rPr>
+            <w:color w:val="0000EE"/>
+            <w:u w:val="single"/>
+          </w:rPr>
+          <w:t>22:15</w:t>
+        </w:r>
+      </w:hyperlink>
+      <w:r>
+        <w:rPr>
+          <w:lang w:val="zh_TW" w:bidi="zh_TW"/>
+        </w:rPr>
+        <w:t>；</w:t>
+      </w:r>
+      <w:hyperlink r:id="rId21">
+        <w:r>
+          <w:rPr>
+            <w:lang w:val="zh_TW" w:bidi="zh_TW"/>
+          </w:rPr>
+          <w:rPr>
+            <w:color w:val="0000EE"/>
+            <w:u w:val="single"/>
+          </w:rPr>
+          <w:t>代下24:12，</w:t>
+        </w:r>
+      </w:hyperlink>
+      <w:hyperlink r:id="rId22">
+        <w:r>
+          <w:rPr>
+            <w:lang w:val="zh_TW" w:bidi="zh_TW"/>
+          </w:rPr>
+          <w:rPr>
+            <w:color w:val="0000EE"/>
+            <w:u w:val="single"/>
+          </w:rPr>
+          <w:t>34:11</w:t>
+        </w:r>
+      </w:hyperlink>
+      <w:r>
+        <w:rPr>
+          <w:lang w:val="zh_TW" w:bidi="zh_TW"/>
+        </w:rPr>
+        <w:t>；</w:t>
+      </w:r>
+      <w:hyperlink r:id="rId23">
+        <w:r>
+          <w:rPr>
+            <w:lang w:val="zh_TW" w:bidi="zh_TW"/>
+          </w:rPr>
+          <w:rPr>
+            <w:color w:val="0000EE"/>
+            <w:u w:val="single"/>
+          </w:rPr>
+          <w:t>拉3:7</w:t>
+        </w:r>
+      </w:hyperlink>
+      <w:r>
+        <w:rPr>
+          <w:lang w:val="zh_TW" w:bidi="zh_TW"/>
+        </w:rPr>
+        <w:t>）。新約中很少提及木工工作，但耶穌和祂的父親約瑟正是從事此行業（</w:t>
+      </w:r>
+      <w:hyperlink r:id="rId24">
+        <w:r>
+          <w:rPr>
+            <w:lang w:val="zh_TW" w:bidi="zh_TW"/>
+          </w:rPr>
+          <w:rPr>
+            <w:color w:val="0000EE"/>
+            <w:u w:val="single"/>
+          </w:rPr>
+          <w:t>太13:55</w:t>
+        </w:r>
+      </w:hyperlink>
+      <w:r>
+        <w:rPr>
+          <w:lang w:val="zh_TW" w:bidi="zh_TW"/>
+        </w:rPr>
+        <w:t>；</w:t>
+      </w:r>
+      <w:hyperlink r:id="rId25">
+        <w:r>
+          <w:rPr>
+            <w:lang w:val="zh_TW" w:bidi="zh_TW"/>
+          </w:rPr>
+          <w:rPr>
+            <w:color w:val="0000EE"/>
+            <w:u w:val="single"/>
+          </w:rPr>
+          <w:t>可6:3</w:t>
+        </w:r>
+      </w:hyperlink>
+      <w:r>
+        <w:rPr>
+          <w:lang w:val="zh_TW" w:bidi="zh_TW"/>
+        </w:rPr>
+        <w:t>）。</w:t>
+      </w:r>
+      <w:r>
+        <w:rPr>
+          <w:lang w:val="zh_TW" w:bidi="zh_TW"/>
+        </w:rPr>
+      </w:r>
+      <w:r>
+        <w:rPr>
+          <w:lang w:val="zh_TW" w:bidi="zh_TW"/>
+        </w:rPr>
+      </w:r>
+    </w:p>
+    <w:p>
+      <w:pPr/>
+      <w:r>
+        <w:rPr>
+          <w:lang w:val="zh_TW" w:bidi="zh_TW"/>
+        </w:rPr>
+      </w:r>
+    </w:p>
+    <w:p>
+      <w:pPr>
+        <w:pStyle w:val="Heading2"/>
+      </w:pPr>
+      <w:r>
+        <w:rPr>
+          <w:lang w:val="zh_TW" w:bidi="zh_TW"/>
+        </w:rPr>
+        <w:t>沐浴、洗</w:t>
+      </w:r>
+      <w:r>
+        <w:rPr>
+          <w:lang w:val="zh_TW" w:bidi="zh_TW"/>
+        </w:rPr>
+      </w:r>
+    </w:p>
+    <w:p>
+      <w:pPr/>
+      <w:r>
+        <w:rPr>
+          <w:lang w:val="zh_TW" w:bidi="zh_TW"/>
+        </w:rPr>
+      </w:r>
+      <w:r>
+        <w:rPr>
+          <w:lang w:val="zh_TW" w:bidi="zh_TW"/>
+        </w:rPr>
+        <w:t>這是指以水潔淨或洗滌自身。在聖經中，「沐浴」與「洗」常交替使用，用來翻譯幾個不同的原文字詞。在舊約聖經中，有一處經文分別使用不同的希伯來字詞，指洗衣物與清洗包括身體的其它物品（</w:t>
+      </w:r>
+      <w:hyperlink r:id="rId26">
+        <w:r>
+          <w:rPr>
+            <w:lang w:val="zh_TW" w:bidi="zh_TW"/>
+          </w:rPr>
+          <w:rPr>
+            <w:color w:val="0000EE"/>
+            <w:u w:val="single"/>
+          </w:rPr>
+          <w:t>利15:8–2</w:t>
+        </w:r>
+      </w:hyperlink>
+      <w:r>
+        <w:rPr>
+          <w:lang w:val="zh_TW" w:bidi="zh_TW"/>
+        </w:rPr>
+        <w:t>）。</w:t>
+      </w:r>
+    </w:p>
+    <w:p>
+      <w:pPr/>
+      <w:r>
+        <w:rPr>
+          <w:lang w:val="zh_TW" w:bidi="zh_TW"/>
+        </w:rPr>
+      </w:r>
+      <w:r>
+        <w:rPr>
+          <w:lang w:val="zh_TW" w:bidi="zh_TW"/>
+        </w:rPr>
+        <w:t>以色列氣候乾燥、水源稀少，因此除非在有溪流或水池旁，人們通常不會沐浴（</w:t>
+      </w:r>
+      <w:hyperlink r:id="rId27">
+        <w:r>
+          <w:rPr>
+            <w:lang w:val="zh_TW" w:bidi="zh_TW"/>
+          </w:rPr>
+          <w:rPr>
+            <w:color w:val="0000EE"/>
+            <w:u w:val="single"/>
+          </w:rPr>
+          <w:t>王下5:10</w:t>
+        </w:r>
+      </w:hyperlink>
+      <w:r>
+        <w:rPr>
+          <w:lang w:val="zh_TW" w:bidi="zh_TW"/>
+        </w:rPr>
+        <w:t>；</w:t>
+      </w:r>
+      <w:hyperlink r:id="rId28">
+        <w:r>
+          <w:rPr>
+            <w:lang w:val="zh_TW" w:bidi="zh_TW"/>
+          </w:rPr>
+          <w:rPr>
+            <w:color w:val="0000EE"/>
+            <w:u w:val="single"/>
+          </w:rPr>
+          <w:t>約9:7</w:t>
+        </w:r>
+      </w:hyperlink>
+      <w:r>
+        <w:rPr>
+          <w:lang w:val="zh_TW" w:bidi="zh_TW"/>
+        </w:rPr>
+        <w:t>）。然而，人們仍會在嬰孩出生時為其清洗（</w:t>
+      </w:r>
+      <w:hyperlink r:id="rId29">
+        <w:r>
+          <w:rPr>
+            <w:lang w:val="zh_TW" w:bidi="zh_TW"/>
+          </w:rPr>
+          <w:rPr>
+            <w:color w:val="0000EE"/>
+            <w:u w:val="single"/>
+          </w:rPr>
+          <w:t>結16:4</w:t>
+        </w:r>
+      </w:hyperlink>
+      <w:r>
+        <w:rPr>
+          <w:lang w:val="zh_TW" w:bidi="zh_TW"/>
+        </w:rPr>
+        <w:t>）、為死者在安葬前清洗身體（</w:t>
+      </w:r>
+      <w:hyperlink r:id="rId30">
+        <w:r>
+          <w:rPr>
+            <w:lang w:val="zh_TW" w:bidi="zh_TW"/>
+          </w:rPr>
+          <w:rPr>
+            <w:color w:val="0000EE"/>
+            <w:u w:val="single"/>
+          </w:rPr>
+          <w:t>徒9:37</w:t>
+        </w:r>
+      </w:hyperlink>
+      <w:r>
+        <w:rPr>
+          <w:lang w:val="zh_TW" w:bidi="zh_TW"/>
+        </w:rPr>
+        <w:t>），以及為羊隻剪羊毛前清洗（</w:t>
+      </w:r>
+      <w:hyperlink r:id="rId31">
+        <w:r>
+          <w:rPr>
+            <w:lang w:val="zh_TW" w:bidi="zh_TW"/>
+          </w:rPr>
+          <w:rPr>
+            <w:color w:val="0000EE"/>
+            <w:u w:val="single"/>
+          </w:rPr>
+          <w:t>歌6:6</w:t>
+        </w:r>
+      </w:hyperlink>
+      <w:r>
+        <w:rPr>
+          <w:lang w:val="zh_TW" w:bidi="zh_TW"/>
+        </w:rPr>
+        <w:t>）。全身經常沐浴，可能僅限於富裕階層（</w:t>
+      </w:r>
+      <w:hyperlink r:id="rId32">
+        <w:r>
+          <w:rPr>
+            <w:lang w:val="zh_TW" w:bidi="zh_TW"/>
+          </w:rPr>
+          <w:rPr>
+            <w:color w:val="0000EE"/>
+            <w:u w:val="single"/>
+          </w:rPr>
+          <w:t>出2:5</w:t>
+        </w:r>
+      </w:hyperlink>
+      <w:r>
+        <w:rPr>
+          <w:lang w:val="zh_TW" w:bidi="zh_TW"/>
+        </w:rPr>
+        <w:t>）。但因塵土飛揚，人們必須常洗臉、手與腳（</w:t>
+      </w:r>
+      <w:hyperlink r:id="rId33">
+        <w:r>
+          <w:rPr>
+            <w:lang w:val="zh_TW" w:bidi="zh_TW"/>
+          </w:rPr>
+          <w:rPr>
+            <w:color w:val="0000EE"/>
+            <w:u w:val="single"/>
+          </w:rPr>
+          <w:t>創18:4</w:t>
         </w:r>
       </w:hyperlink>
       <w:r>
@@ -279,16 +736,16 @@
         </w:rPr>
         <w:t>，</w:t>
       </w:r>
-      <w:hyperlink r:id="rId14">
-        <w:r>
-          <w:rPr>
-            <w:lang w:val="zh_TW" w:bidi="zh_TW"/>
-          </w:rPr>
-          <w:rPr>
-            <w:color w:val="0000EE"/>
-            <w:u w:val="single"/>
-          </w:rPr>
-          <w:t>13:1–2</w:t>
+      <w:hyperlink r:id="rId34">
+        <w:r>
+          <w:rPr>
+            <w:lang w:val="zh_TW" w:bidi="zh_TW"/>
+          </w:rPr>
+          <w:rPr>
+            <w:color w:val="0000EE"/>
+            <w:u w:val="single"/>
+          </w:rPr>
+          <w:t>19:2</w:t>
         </w:r>
       </w:hyperlink>
       <w:r>
@@ -297,76 +754,268 @@
         </w:rPr>
         <w:t>，</w:t>
       </w:r>
-      <w:hyperlink r:id="rId15">
-        <w:r>
-          <w:rPr>
-            <w:lang w:val="zh_TW" w:bidi="zh_TW"/>
-          </w:rPr>
-          <w:rPr>
-            <w:color w:val="0000EE"/>
-            <w:u w:val="single"/>
-          </w:rPr>
-          <w:t>20:1</w:t>
-        </w:r>
-      </w:hyperlink>
-      <w:r>
-        <w:rPr>
-          <w:lang w:val="zh_TW" w:bidi="zh_TW"/>
-        </w:rPr>
-        <w:t>）。大衛告訴迦特王亞吉，他襲擊了「猶大的南方</w:t>
-      </w:r>
-      <w:r>
-        <w:rPr>
-          <w:lang w:val="zh_TW" w:bidi="zh_TW"/>
-        </w:rPr>
-        <w:t>、 耶拉篾的南方、 基尼的南方。</w:t>
-      </w:r>
-      <w:r>
-        <w:rPr>
-          <w:lang w:val="zh_TW" w:bidi="zh_TW"/>
-        </w:rPr>
-        <w:t>」（</w:t>
-      </w:r>
-      <w:hyperlink r:id="rId16">
-        <w:r>
-          <w:rPr>
-            <w:lang w:val="zh_TW" w:bidi="zh_TW"/>
-          </w:rPr>
-          <w:rPr>
-            <w:color w:val="0000EE"/>
-            <w:u w:val="single"/>
-          </w:rPr>
-          <w:t>撒上27:10</w:t>
-        </w:r>
-      </w:hyperlink>
-      <w:r>
-        <w:rPr>
-          <w:lang w:val="zh_TW" w:bidi="zh_TW"/>
-        </w:rPr>
-        <w:t>），而被大衛俘虜的埃及人則表示亞瑪力人曾侵擾「</w:t>
-      </w:r>
-      <w:r>
-        <w:rPr>
-          <w:lang w:val="zh_TW" w:bidi="zh_TW"/>
-        </w:rPr>
-        <w:t>基利提的南方和屬猶大的地，並迦勒地的南方</w:t>
-      </w:r>
-      <w:r>
-        <w:rPr>
-          <w:lang w:val="zh_TW" w:bidi="zh_TW"/>
-        </w:rPr>
-        <w:t>」（</w:t>
-      </w:r>
-      <w:hyperlink r:id="rId17">
-        <w:r>
-          <w:rPr>
-            <w:lang w:val="zh_TW" w:bidi="zh_TW"/>
-          </w:rPr>
-          <w:rPr>
-            <w:color w:val="0000EE"/>
-            <w:u w:val="single"/>
-          </w:rPr>
-          <w:t>撒上30:14</w:t>
+      <w:hyperlink r:id="rId35">
+        <w:r>
+          <w:rPr>
+            <w:lang w:val="zh_TW" w:bidi="zh_TW"/>
+          </w:rPr>
+          <w:rPr>
+            <w:color w:val="0000EE"/>
+            <w:u w:val="single"/>
+          </w:rPr>
+          <w:t>24:32</w:t>
+        </w:r>
+      </w:hyperlink>
+      <w:r>
+        <w:rPr>
+          <w:lang w:val="zh_TW" w:bidi="zh_TW"/>
+        </w:rPr>
+        <w:t>，</w:t>
+      </w:r>
+      <w:hyperlink r:id="rId36">
+        <w:r>
+          <w:rPr>
+            <w:lang w:val="zh_TW" w:bidi="zh_TW"/>
+          </w:rPr>
+          <w:rPr>
+            <w:color w:val="0000EE"/>
+            <w:u w:val="single"/>
+          </w:rPr>
+          <w:t>43:24</w:t>
+        </w:r>
+      </w:hyperlink>
+      <w:r>
+        <w:rPr>
+          <w:lang w:val="zh_TW" w:bidi="zh_TW"/>
+        </w:rPr>
+        <w:t>；</w:t>
+      </w:r>
+      <w:hyperlink r:id="rId37">
+        <w:r>
+          <w:rPr>
+            <w:lang w:val="zh_TW" w:bidi="zh_TW"/>
+          </w:rPr>
+          <w:rPr>
+            <w:color w:val="0000EE"/>
+            <w:u w:val="single"/>
+          </w:rPr>
+          <w:t>士19:21</w:t>
+        </w:r>
+      </w:hyperlink>
+      <w:r>
+        <w:rPr>
+          <w:lang w:val="zh_TW" w:bidi="zh_TW"/>
+        </w:rPr>
+        <w:t>；</w:t>
+      </w:r>
+      <w:hyperlink r:id="rId38">
+        <w:r>
+          <w:rPr>
+            <w:lang w:val="zh_TW" w:bidi="zh_TW"/>
+          </w:rPr>
+          <w:rPr>
+            <w:color w:val="0000EE"/>
+            <w:u w:val="single"/>
+          </w:rPr>
+          <w:t>歌5:3</w:t>
+        </w:r>
+      </w:hyperlink>
+      <w:r>
+        <w:rPr>
+          <w:lang w:val="zh_TW" w:bidi="zh_TW"/>
+        </w:rPr>
+        <w:t>）。對於有身份地位的人而言，在抹油之前先清洗身體也是良好儀容的一部分（</w:t>
+      </w:r>
+      <w:hyperlink r:id="rId39">
+        <w:r>
+          <w:rPr>
+            <w:lang w:val="zh_TW" w:bidi="zh_TW"/>
+          </w:rPr>
+          <w:rPr>
+            <w:color w:val="0000EE"/>
+            <w:u w:val="single"/>
+          </w:rPr>
+          <w:t>得3:3</w:t>
+        </w:r>
+      </w:hyperlink>
+      <w:r>
+        <w:rPr>
+          <w:lang w:val="zh_TW" w:bidi="zh_TW"/>
+        </w:rPr>
+        <w:t>；</w:t>
+      </w:r>
+      <w:hyperlink r:id="rId40">
+        <w:r>
+          <w:rPr>
+            <w:lang w:val="zh_TW" w:bidi="zh_TW"/>
+          </w:rPr>
+          <w:rPr>
+            <w:color w:val="0000EE"/>
+            <w:u w:val="single"/>
+          </w:rPr>
+          <w:t>撒下12:20</w:t>
+        </w:r>
+      </w:hyperlink>
+      <w:r>
+        <w:rPr>
+          <w:lang w:val="zh_TW" w:bidi="zh_TW"/>
+        </w:rPr>
+        <w:t>；</w:t>
+      </w:r>
+      <w:hyperlink r:id="rId41">
+        <w:r>
+          <w:rPr>
+            <w:lang w:val="zh_TW" w:bidi="zh_TW"/>
+          </w:rPr>
+          <w:rPr>
+            <w:color w:val="0000EE"/>
+            <w:u w:val="single"/>
+          </w:rPr>
+          <w:t>結23:41</w:t>
+        </w:r>
+      </w:hyperlink>
+      <w:r>
+        <w:rPr>
+          <w:lang w:val="zh_TW" w:bidi="zh_TW"/>
+        </w:rPr>
+        <w:t>）。好客的主人會為客人預備洗腳水（</w:t>
+      </w:r>
+      <w:hyperlink r:id="rId33">
+        <w:r>
+          <w:rPr>
+            <w:lang w:val="zh_TW" w:bidi="zh_TW"/>
+          </w:rPr>
+          <w:rPr>
+            <w:color w:val="0000EE"/>
+            <w:u w:val="single"/>
+          </w:rPr>
+          <w:t>創18:4</w:t>
+        </w:r>
+      </w:hyperlink>
+      <w:r>
+        <w:rPr>
+          <w:lang w:val="zh_TW" w:bidi="zh_TW"/>
+        </w:rPr>
+        <w:t>；</w:t>
+      </w:r>
+      <w:hyperlink r:id="rId37">
+        <w:r>
+          <w:rPr>
+            <w:lang w:val="zh_TW" w:bidi="zh_TW"/>
+          </w:rPr>
+          <w:rPr>
+            <w:color w:val="0000EE"/>
+            <w:u w:val="single"/>
+          </w:rPr>
+          <w:t>士19:21</w:t>
+        </w:r>
+      </w:hyperlink>
+      <w:r>
+        <w:rPr>
+          <w:lang w:val="zh_TW" w:bidi="zh_TW"/>
+        </w:rPr>
+        <w:t>；</w:t>
+      </w:r>
+      <w:hyperlink r:id="rId42">
+        <w:r>
+          <w:rPr>
+            <w:lang w:val="zh_TW" w:bidi="zh_TW"/>
+          </w:rPr>
+          <w:rPr>
+            <w:color w:val="0000EE"/>
+            <w:u w:val="single"/>
+          </w:rPr>
+          <w:t>路7:44</w:t>
+        </w:r>
+      </w:hyperlink>
+      <w:r>
+        <w:rPr>
+          <w:lang w:val="zh_TW" w:bidi="zh_TW"/>
+        </w:rPr>
+        <w:t>；</w:t>
+      </w:r>
+      <w:hyperlink r:id="rId43">
+        <w:r>
+          <w:rPr>
+            <w:lang w:val="zh_TW" w:bidi="zh_TW"/>
+          </w:rPr>
+          <w:rPr>
+            <w:color w:val="0000EE"/>
+            <w:u w:val="single"/>
+          </w:rPr>
+          <w:t>約13:4–5</w:t>
+        </w:r>
+      </w:hyperlink>
+      <w:r>
+        <w:rPr>
+          <w:lang w:val="zh_TW" w:bidi="zh_TW"/>
+        </w:rPr>
+        <w:t>）。替人洗腳原是僕人的職責；若由他人為客人洗脚，便表示謙卑（</w:t>
+      </w:r>
+      <w:hyperlink r:id="rId44">
+        <w:r>
+          <w:rPr>
+            <w:lang w:val="zh_TW" w:bidi="zh_TW"/>
+          </w:rPr>
+          <w:rPr>
+            <w:color w:val="0000EE"/>
+            <w:u w:val="single"/>
+          </w:rPr>
+          <w:t>撒上25:41</w:t>
+        </w:r>
+      </w:hyperlink>
+      <w:r>
+        <w:rPr>
+          <w:lang w:val="zh_TW" w:bidi="zh_TW"/>
+        </w:rPr>
+        <w:t>；</w:t>
+      </w:r>
+      <w:hyperlink r:id="rId45">
+        <w:r>
+          <w:rPr>
+            <w:lang w:val="zh_TW" w:bidi="zh_TW"/>
+          </w:rPr>
+          <w:rPr>
+            <w:color w:val="0000EE"/>
+            <w:u w:val="single"/>
+          </w:rPr>
+          <w:t>路7:44–47</w:t>
+        </w:r>
+      </w:hyperlink>
+      <w:r>
+        <w:rPr>
+          <w:lang w:val="zh_TW" w:bidi="zh_TW"/>
+        </w:rPr>
+        <w:t>；</w:t>
+      </w:r>
+      <w:hyperlink r:id="rId46">
+        <w:r>
+          <w:rPr>
+            <w:lang w:val="zh_TW" w:bidi="zh_TW"/>
+          </w:rPr>
+          <w:rPr>
+            <w:color w:val="0000EE"/>
+            <w:u w:val="single"/>
+          </w:rPr>
+          <w:t>約13:3–16</w:t>
+        </w:r>
+      </w:hyperlink>
+      <w:r>
+        <w:rPr>
+          <w:lang w:val="zh_TW" w:bidi="zh_TW"/>
+        </w:rPr>
+        <w:t>；</w:t>
+      </w:r>
+      <w:hyperlink r:id="rId47">
+        <w:r>
+          <w:rPr>
+            <w:lang w:val="zh_TW" w:bidi="zh_TW"/>
+          </w:rPr>
+          <w:rPr>
+            <w:color w:val="0000EE"/>
+            <w:u w:val="single"/>
+          </w:rPr>
+          <w:t>提前5:10</w:t>
         </w:r>
       </w:hyperlink>
       <w:r>
@@ -374,6 +1023,1691 @@
           <w:lang w:val="zh_TW" w:bidi="zh_TW"/>
         </w:rPr>
         <w:t>）。</w:t>
+      </w:r>
+    </w:p>
+    <w:p>
+      <w:pPr/>
+      <w:r>
+        <w:rPr>
+          <w:lang w:val="zh_TW" w:bidi="zh_TW"/>
+        </w:rPr>
+      </w:r>
+      <w:r>
+        <w:rPr>
+          <w:lang w:val="zh_TW" w:bidi="zh_TW"/>
+        </w:rPr>
+        <w:t>聖經中多數關於洗或沐浴的記載，皆與禮儀上的潔淨有關。祭司與利未人在親近祭壇或參與禮儀之前，必須洗衣服、洗臉，有時甚至要洗全身（</w:t>
+      </w:r>
+      <w:hyperlink r:id="rId48">
+        <w:r>
+          <w:rPr>
+            <w:lang w:val="zh_TW" w:bidi="zh_TW"/>
+          </w:rPr>
+          <w:rPr>
+            <w:color w:val="0000EE"/>
+            <w:u w:val="single"/>
+          </w:rPr>
+          <w:t>出29:4</w:t>
+        </w:r>
+      </w:hyperlink>
+      <w:r>
+        <w:rPr>
+          <w:lang w:val="zh_TW" w:bidi="zh_TW"/>
+        </w:rPr>
+        <w:t>；</w:t>
+      </w:r>
+      <w:hyperlink r:id="rId49">
+        <w:r>
+          <w:rPr>
+            <w:lang w:val="zh_TW" w:bidi="zh_TW"/>
+          </w:rPr>
+          <w:rPr>
+            <w:color w:val="0000EE"/>
+            <w:u w:val="single"/>
+          </w:rPr>
+          <w:t>30:19–21</w:t>
+        </w:r>
+      </w:hyperlink>
+      <w:r>
+        <w:rPr>
+          <w:lang w:val="zh_TW" w:bidi="zh_TW"/>
+        </w:rPr>
+        <w:t>，</w:t>
+      </w:r>
+      <w:hyperlink r:id="rId50">
+        <w:r>
+          <w:rPr>
+            <w:lang w:val="zh_TW" w:bidi="zh_TW"/>
+          </w:rPr>
+          <w:rPr>
+            <w:color w:val="0000EE"/>
+            <w:u w:val="single"/>
+          </w:rPr>
+          <w:t>40:7</w:t>
+        </w:r>
+      </w:hyperlink>
+      <w:r>
+        <w:rPr>
+          <w:lang w:val="zh_TW" w:bidi="zh_TW"/>
+        </w:rPr>
+        <w:t>、</w:t>
+      </w:r>
+      <w:hyperlink r:id="rId50">
+        <w:r>
+          <w:rPr>
+            <w:lang w:val="zh_TW" w:bidi="zh_TW"/>
+          </w:rPr>
+          <w:rPr>
+            <w:color w:val="0000EE"/>
+            <w:u w:val="single"/>
+          </w:rPr>
+          <w:t>12</w:t>
+        </w:r>
+      </w:hyperlink>
+      <w:r>
+        <w:rPr>
+          <w:lang w:val="zh_TW" w:bidi="zh_TW"/>
+        </w:rPr>
+        <w:t>、</w:t>
+      </w:r>
+      <w:hyperlink r:id="rId50">
+        <w:r>
+          <w:rPr>
+            <w:lang w:val="zh_TW" w:bidi="zh_TW"/>
+          </w:rPr>
+          <w:rPr>
+            <w:color w:val="0000EE"/>
+            <w:u w:val="single"/>
+          </w:rPr>
+          <w:t>30–32</w:t>
+        </w:r>
+      </w:hyperlink>
+      <w:r>
+        <w:rPr>
+          <w:lang w:val="zh_TW" w:bidi="zh_TW"/>
+        </w:rPr>
+        <w:t>；</w:t>
+      </w:r>
+      <w:hyperlink r:id="rId51">
+        <w:r>
+          <w:rPr>
+            <w:lang w:val="zh_TW" w:bidi="zh_TW"/>
+          </w:rPr>
+          <w:rPr>
+            <w:color w:val="0000EE"/>
+            <w:u w:val="single"/>
+          </w:rPr>
+          <w:t>民8:21</w:t>
+        </w:r>
+      </w:hyperlink>
+      <w:r>
+        <w:rPr>
+          <w:lang w:val="zh_TW" w:bidi="zh_TW"/>
+        </w:rPr>
+        <w:t>）。被宰殺的牲畜在獻祭前，其腿與內臟也需洗淨（</w:t>
+      </w:r>
+      <w:hyperlink r:id="rId52">
+        <w:r>
+          <w:rPr>
+            <w:lang w:val="zh_TW" w:bidi="zh_TW"/>
+          </w:rPr>
+          <w:rPr>
+            <w:color w:val="0000EE"/>
+            <w:u w:val="single"/>
+          </w:rPr>
+          <w:t>利1:9</w:t>
+        </w:r>
+      </w:hyperlink>
+      <w:r>
+        <w:rPr>
+          <w:lang w:val="zh_TW" w:bidi="zh_TW"/>
+        </w:rPr>
+        <w:t>、</w:t>
+      </w:r>
+      <w:hyperlink r:id="rId52">
+        <w:r>
+          <w:rPr>
+            <w:lang w:val="zh_TW" w:bidi="zh_TW"/>
+          </w:rPr>
+          <w:rPr>
+            <w:color w:val="0000EE"/>
+            <w:u w:val="single"/>
+          </w:rPr>
+          <w:t>13</w:t>
+        </w:r>
+      </w:hyperlink>
+      <w:r>
+        <w:rPr>
+          <w:lang w:val="zh_TW" w:bidi="zh_TW"/>
+        </w:rPr>
+        <w:t>，</w:t>
+      </w:r>
+      <w:hyperlink r:id="rId53">
+        <w:r>
+          <w:rPr>
+            <w:lang w:val="zh_TW" w:bidi="zh_TW"/>
+          </w:rPr>
+          <w:rPr>
+            <w:color w:val="0000EE"/>
+            <w:u w:val="single"/>
+          </w:rPr>
+          <w:t>8:21</w:t>
+        </w:r>
+      </w:hyperlink>
+      <w:r>
+        <w:rPr>
+          <w:lang w:val="zh_TW" w:bidi="zh_TW"/>
+        </w:rPr>
+        <w:t>，</w:t>
+      </w:r>
+      <w:hyperlink r:id="rId54">
+        <w:r>
+          <w:rPr>
+            <w:lang w:val="zh_TW" w:bidi="zh_TW"/>
+          </w:rPr>
+          <w:rPr>
+            <w:color w:val="0000EE"/>
+            <w:u w:val="single"/>
+          </w:rPr>
+          <w:t>9:14</w:t>
+        </w:r>
+      </w:hyperlink>
+      <w:r>
+        <w:rPr>
+          <w:lang w:val="zh_TW" w:bidi="zh_TW"/>
+        </w:rPr>
+        <w:t>）。凡曾處於不潔狀態的人，必須先洗净衣物並沐浴，才能恢復禮儀上的潔淨（</w:t>
+      </w:r>
+      <w:hyperlink r:id="rId55">
+        <w:r>
+          <w:rPr>
+            <w:lang w:val="zh_TW" w:bidi="zh_TW"/>
+          </w:rPr>
+          <w:rPr>
+            <w:color w:val="0000EE"/>
+            <w:u w:val="single"/>
+          </w:rPr>
+          <w:t>利14:8–10</w:t>
+        </w:r>
+      </w:hyperlink>
+      <w:r>
+        <w:rPr>
+          <w:lang w:val="zh_TW" w:bidi="zh_TW"/>
+        </w:rPr>
+        <w:t>，</w:t>
+      </w:r>
+      <w:hyperlink r:id="rId56">
+        <w:r>
+          <w:rPr>
+            <w:lang w:val="zh_TW" w:bidi="zh_TW"/>
+          </w:rPr>
+          <w:rPr>
+            <w:color w:val="0000EE"/>
+            <w:u w:val="single"/>
+          </w:rPr>
+          <w:t>15:5–11</w:t>
+        </w:r>
+      </w:hyperlink>
+      <w:r>
+        <w:rPr>
+          <w:lang w:val="zh_TW" w:bidi="zh_TW"/>
+        </w:rPr>
+        <w:t>、</w:t>
+      </w:r>
+      <w:hyperlink r:id="rId56">
+        <w:r>
+          <w:rPr>
+            <w:lang w:val="zh_TW" w:bidi="zh_TW"/>
+          </w:rPr>
+          <w:rPr>
+            <w:color w:val="0000EE"/>
+            <w:u w:val="single"/>
+          </w:rPr>
+          <w:t>21–27</w:t>
+        </w:r>
+      </w:hyperlink>
+      <w:r>
+        <w:rPr>
+          <w:lang w:val="zh_TW" w:bidi="zh_TW"/>
+        </w:rPr>
+        <w:t>）。例如痲瘋得醫治者或曾有漏症者，皆需如此。任何被玷污的衣物，也必須行禮儀上的潔淨（</w:t>
+      </w:r>
+      <w:hyperlink r:id="rId57">
+        <w:r>
+          <w:rPr>
+            <w:lang w:val="zh_TW" w:bidi="zh_TW"/>
+          </w:rPr>
+          <w:rPr>
+            <w:color w:val="0000EE"/>
+            <w:u w:val="single"/>
+          </w:rPr>
+          <w:t>利6:27</w:t>
+        </w:r>
+      </w:hyperlink>
+      <w:r>
+        <w:rPr>
+          <w:lang w:val="zh_TW" w:bidi="zh_TW"/>
+        </w:rPr>
+        <w:t>，</w:t>
+      </w:r>
+      <w:hyperlink r:id="rId58">
+        <w:r>
+          <w:rPr>
+            <w:lang w:val="zh_TW" w:bidi="zh_TW"/>
+          </w:rPr>
+          <w:rPr>
+            <w:color w:val="0000EE"/>
+            <w:u w:val="single"/>
+          </w:rPr>
+          <w:t>13:54</w:t>
+        </w:r>
+      </w:hyperlink>
+      <w:r>
+        <w:rPr>
+          <w:lang w:val="zh_TW" w:bidi="zh_TW"/>
+        </w:rPr>
+        <w:t>）。</w:t>
+      </w:r>
+    </w:p>
+    <w:p>
+      <w:pPr/>
+      <w:r>
+        <w:rPr>
+          <w:lang w:val="zh_TW" w:bidi="zh_TW"/>
+        </w:rPr>
+      </w:r>
+      <w:r>
+        <w:rPr>
+          <w:lang w:val="zh_TW" w:bidi="zh_TW"/>
+        </w:rPr>
+        <w:t>此外，「洗」亦常被用作比喻，指從罪中得潔淨（</w:t>
+      </w:r>
+      <w:hyperlink r:id="rId59">
+        <w:r>
+          <w:rPr>
+            <w:lang w:val="zh_TW" w:bidi="zh_TW"/>
+          </w:rPr>
+          <w:rPr>
+            <w:color w:val="0000EE"/>
+            <w:u w:val="single"/>
+          </w:rPr>
+          <w:t>詩51:2</w:t>
+        </w:r>
+      </w:hyperlink>
+      <w:r>
+        <w:rPr>
+          <w:lang w:val="zh_TW" w:bidi="zh_TW"/>
+        </w:rPr>
+        <w:t>；</w:t>
+      </w:r>
+      <w:hyperlink r:id="rId60">
+        <w:r>
+          <w:rPr>
+            <w:lang w:val="zh_TW" w:bidi="zh_TW"/>
+          </w:rPr>
+          <w:rPr>
+            <w:color w:val="0000EE"/>
+            <w:u w:val="single"/>
+          </w:rPr>
+          <w:t>賽1:16</w:t>
+        </w:r>
+      </w:hyperlink>
+      <w:r>
+        <w:rPr>
+          <w:lang w:val="zh_TW" w:bidi="zh_TW"/>
+        </w:rPr>
+        <w:t>，</w:t>
+      </w:r>
+      <w:hyperlink r:id="rId61">
+        <w:r>
+          <w:rPr>
+            <w:lang w:val="zh_TW" w:bidi="zh_TW"/>
+          </w:rPr>
+          <w:rPr>
+            <w:color w:val="0000EE"/>
+            <w:u w:val="single"/>
+          </w:rPr>
+          <w:t>4:4</w:t>
+        </w:r>
+      </w:hyperlink>
+      <w:r>
+        <w:rPr>
+          <w:lang w:val="zh_TW" w:bidi="zh_TW"/>
+        </w:rPr>
+        <w:t>；</w:t>
+      </w:r>
+      <w:hyperlink r:id="rId62">
+        <w:r>
+          <w:rPr>
+            <w:lang w:val="zh_TW" w:bidi="zh_TW"/>
+          </w:rPr>
+          <w:rPr>
+            <w:color w:val="0000EE"/>
+            <w:u w:val="single"/>
+          </w:rPr>
+          <w:t>耶2:22</w:t>
+        </w:r>
+      </w:hyperlink>
+      <w:r>
+        <w:rPr>
+          <w:lang w:val="zh_TW" w:bidi="zh_TW"/>
+        </w:rPr>
+        <w:t>，</w:t>
+      </w:r>
+      <w:hyperlink r:id="rId63">
+        <w:r>
+          <w:rPr>
+            <w:lang w:val="zh_TW" w:bidi="zh_TW"/>
+          </w:rPr>
+          <w:rPr>
+            <w:color w:val="0000EE"/>
+            <w:u w:val="single"/>
+          </w:rPr>
+          <w:t>4:14</w:t>
+        </w:r>
+      </w:hyperlink>
+      <w:r>
+        <w:rPr>
+          <w:lang w:val="zh_TW" w:bidi="zh_TW"/>
+        </w:rPr>
+        <w:t>；</w:t>
+      </w:r>
+      <w:hyperlink r:id="rId64">
+        <w:r>
+          <w:rPr>
+            <w:lang w:val="zh_TW" w:bidi="zh_TW"/>
+          </w:rPr>
+          <w:rPr>
+            <w:color w:val="0000EE"/>
+            <w:u w:val="single"/>
+          </w:rPr>
+          <w:t>林前6:11</w:t>
+        </w:r>
+      </w:hyperlink>
+      <w:r>
+        <w:rPr>
+          <w:lang w:val="zh_TW" w:bidi="zh_TW"/>
+        </w:rPr>
+        <w:t>；</w:t>
+      </w:r>
+      <w:hyperlink r:id="rId65">
+        <w:r>
+          <w:rPr>
+            <w:lang w:val="zh_TW" w:bidi="zh_TW"/>
+          </w:rPr>
+          <w:rPr>
+            <w:color w:val="0000EE"/>
+            <w:u w:val="single"/>
+          </w:rPr>
+          <w:t>來10:22</w:t>
+        </w:r>
+      </w:hyperlink>
+      <w:r>
+        <w:rPr>
+          <w:lang w:val="zh_TW" w:bidi="zh_TW"/>
+        </w:rPr>
+        <w:t>）。</w:t>
+      </w:r>
+      <w:r>
+        <w:rPr>
+          <w:lang w:val="zh_TW" w:bidi="zh_TW"/>
+        </w:rPr>
+      </w:r>
+      <w:r>
+        <w:rPr>
+          <w:lang w:val="zh_TW" w:bidi="zh_TW"/>
+        </w:rPr>
+      </w:r>
+    </w:p>
+    <w:p>
+      <w:pPr/>
+      <w:r>
+        <w:rPr>
+          <w:lang w:val="zh_TW" w:bidi="zh_TW"/>
+        </w:rPr>
+      </w:r>
+    </w:p>
+    <w:p>
+      <w:pPr>
+        <w:pStyle w:val="Heading2"/>
+      </w:pPr>
+      <w:r>
+        <w:rPr>
+          <w:lang w:val="zh_TW" w:bidi="zh_TW"/>
+        </w:rPr>
+        <w:t>牧人</w:t>
+      </w:r>
+      <w:r>
+        <w:rPr>
+          <w:lang w:val="zh_TW" w:bidi="zh_TW"/>
+        </w:rPr>
+      </w:r>
+    </w:p>
+    <w:p>
+      <w:pPr/>
+      <w:r>
+        <w:rPr>
+          <w:lang w:val="zh_TW" w:bidi="zh_TW"/>
+        </w:rPr>
+      </w:r>
+      <w:r>
+        <w:rPr>
+          <w:lang w:val="zh_TW" w:bidi="zh_TW"/>
+        </w:rPr>
+        <w:t>照顧家畜的男人，如牛、羊和山羊（</w:t>
+      </w:r>
+      <w:hyperlink r:id="rId66">
+        <w:r>
+          <w:rPr>
+            <w:lang w:val="zh_TW" w:bidi="zh_TW"/>
+          </w:rPr>
+          <w:rPr>
+            <w:color w:val="0000EE"/>
+            <w:u w:val="single"/>
+          </w:rPr>
+          <w:t>創13:7–8</w:t>
+        </w:r>
+      </w:hyperlink>
+      <w:r>
+        <w:rPr>
+          <w:lang w:val="zh_TW" w:bidi="zh_TW"/>
+        </w:rPr>
+        <w:t>，</w:t>
+      </w:r>
+      <w:hyperlink r:id="rId67">
+        <w:r>
+          <w:rPr>
+            <w:lang w:val="zh_TW" w:bidi="zh_TW"/>
+          </w:rPr>
+          <w:rPr>
+            <w:color w:val="0000EE"/>
+            <w:u w:val="single"/>
+          </w:rPr>
+          <w:t>26:20</w:t>
+        </w:r>
+      </w:hyperlink>
+      <w:r>
+        <w:rPr>
+          <w:lang w:val="zh_TW" w:bidi="zh_TW"/>
+        </w:rPr>
+        <w:t>；</w:t>
+      </w:r>
+      <w:hyperlink r:id="rId68">
+        <w:r>
+          <w:rPr>
+            <w:lang w:val="zh_TW" w:bidi="zh_TW"/>
+          </w:rPr>
+          <w:rPr>
+            <w:color w:val="0000EE"/>
+            <w:u w:val="single"/>
+          </w:rPr>
+          <w:t>撒上21:7</w:t>
+        </w:r>
+      </w:hyperlink>
+      <w:r>
+        <w:rPr>
+          <w:lang w:val="zh_TW" w:bidi="zh_TW"/>
+        </w:rPr>
+        <w:t>）。他們也包括牧羊人。在新約聖經中，牧羊人是一個眾所周知的詞語。耶穌使用了牧羊人和祂的羊的隱喻（</w:t>
+      </w:r>
+      <w:hyperlink r:id="rId69">
+        <w:r>
+          <w:rPr>
+            <w:lang w:val="zh_TW" w:bidi="zh_TW"/>
+          </w:rPr>
+          <w:rPr>
+            <w:color w:val="0000EE"/>
+            <w:u w:val="single"/>
+          </w:rPr>
+          <w:t>約10:1–16</w:t>
+        </w:r>
+      </w:hyperlink>
+      <w:r>
+        <w:rPr>
+          <w:lang w:val="zh_TW" w:bidi="zh_TW"/>
+        </w:rPr>
+        <w:t>）。一些牧人養豬（</w:t>
+      </w:r>
+      <w:hyperlink r:id="rId70">
+        <w:r>
+          <w:rPr>
+            <w:lang w:val="zh_TW" w:bidi="zh_TW"/>
+          </w:rPr>
+          <w:rPr>
+            <w:color w:val="0000EE"/>
+            <w:u w:val="single"/>
+          </w:rPr>
+          <w:t>太8:33</w:t>
+        </w:r>
+      </w:hyperlink>
+      <w:r>
+        <w:rPr>
+          <w:lang w:val="zh_TW" w:bidi="zh_TW"/>
+        </w:rPr>
+        <w:t>；</w:t>
+      </w:r>
+      <w:hyperlink r:id="rId71">
+        <w:r>
+          <w:rPr>
+            <w:lang w:val="zh_TW" w:bidi="zh_TW"/>
+          </w:rPr>
+          <w:rPr>
+            <w:color w:val="0000EE"/>
+            <w:u w:val="single"/>
+          </w:rPr>
+          <w:t>可5:14</w:t>
+        </w:r>
+      </w:hyperlink>
+      <w:r>
+        <w:rPr>
+          <w:lang w:val="zh_TW" w:bidi="zh_TW"/>
+        </w:rPr>
+        <w:t>；</w:t>
+      </w:r>
+      <w:hyperlink r:id="rId72">
+        <w:r>
+          <w:rPr>
+            <w:lang w:val="zh_TW" w:bidi="zh_TW"/>
+          </w:rPr>
+          <w:rPr>
+            <w:color w:val="0000EE"/>
+            <w:u w:val="single"/>
+          </w:rPr>
+          <w:t>路8:34</w:t>
+        </w:r>
+      </w:hyperlink>
+      <w:r>
+        <w:rPr>
+          <w:lang w:val="zh_TW" w:bidi="zh_TW"/>
+        </w:rPr>
+        <w:t>）。</w:t>
+      </w:r>
+      <w:r>
+        <w:rPr>
+          <w:lang w:val="zh_TW" w:bidi="zh_TW"/>
+        </w:rPr>
+      </w:r>
+      <w:r>
+        <w:rPr>
+          <w:lang w:val="zh_TW" w:bidi="zh_TW"/>
+        </w:rPr>
+      </w:r>
+    </w:p>
+    <w:p>
+      <w:pPr/>
+      <w:r>
+        <w:rPr>
+          <w:lang w:val="zh_TW" w:bidi="zh_TW"/>
+        </w:rPr>
+      </w:r>
+    </w:p>
+    <w:p>
+      <w:pPr>
+        <w:pStyle w:val="Heading2"/>
+      </w:pPr>
+      <w:r>
+        <w:rPr>
+          <w:lang w:val="zh_TW" w:bidi="zh_TW"/>
+        </w:rPr>
+        <w:t>牧人</w:t>
+      </w:r>
+      <w:r>
+        <w:rPr>
+          <w:lang w:val="zh_TW" w:bidi="zh_TW"/>
+        </w:rPr>
+      </w:r>
+    </w:p>
+    <w:p>
+      <w:pPr/>
+      <w:r>
+        <w:rPr>
+          <w:lang w:val="zh_TW" w:bidi="zh_TW"/>
+        </w:rPr>
+      </w:r>
+      <w:r>
+        <w:rPr>
+          <w:lang w:val="zh_TW" w:bidi="zh_TW"/>
+        </w:rPr>
+        <w:t>全方位照顧羊群的人。他的任務是為羊尋找草和水，保護牠們免受野生動物的侵害（</w:t>
+      </w:r>
+      <w:hyperlink r:id="rId73">
+        <w:r>
+          <w:rPr>
+            <w:lang w:val="zh_TW" w:bidi="zh_TW"/>
+          </w:rPr>
+          <w:rPr>
+            <w:color w:val="0000EE"/>
+            <w:u w:val="single"/>
+          </w:rPr>
+          <w:t>阿摩司書3:12</w:t>
+        </w:r>
+      </w:hyperlink>
+      <w:r>
+        <w:rPr>
+          <w:lang w:val="zh_TW" w:bidi="zh_TW"/>
+        </w:rPr>
+        <w:t>），尋找並恢復那些迷失的羊（</w:t>
+      </w:r>
+      <w:hyperlink r:id="rId74">
+        <w:r>
+          <w:rPr>
+            <w:lang w:val="zh_TW" w:bidi="zh_TW"/>
+          </w:rPr>
+          <w:rPr>
+            <w:color w:val="0000EE"/>
+            <w:u w:val="single"/>
+          </w:rPr>
+          <w:t>以西結書34:8</w:t>
+        </w:r>
+      </w:hyperlink>
+      <w:r>
+        <w:rPr>
+          <w:lang w:val="zh_TW" w:bidi="zh_TW"/>
+        </w:rPr>
+        <w:t>；</w:t>
+      </w:r>
+      <w:hyperlink r:id="rId75">
+        <w:r>
+          <w:rPr>
+            <w:lang w:val="zh_TW" w:bidi="zh_TW"/>
+          </w:rPr>
+          <w:rPr>
+            <w:color w:val="0000EE"/>
+            <w:u w:val="single"/>
+          </w:rPr>
+          <w:t>馬太福音18:12</w:t>
+        </w:r>
+      </w:hyperlink>
+      <w:r>
+        <w:rPr>
+          <w:lang w:val="zh_TW" w:bidi="zh_TW"/>
+        </w:rPr>
+        <w:t>），每天帶領羊群出羊圈，並在白天結束時將羊群帶回圈中（</w:t>
+      </w:r>
+      <w:hyperlink r:id="rId76">
+        <w:r>
+          <w:rPr>
+            <w:lang w:val="zh_TW" w:bidi="zh_TW"/>
+          </w:rPr>
+          <w:rPr>
+            <w:color w:val="0000EE"/>
+            <w:u w:val="single"/>
+          </w:rPr>
+          <w:t>約翰福音10:2–4</w:t>
+        </w:r>
+      </w:hyperlink>
+      <w:r>
+        <w:rPr>
+          <w:lang w:val="zh_TW" w:bidi="zh_TW"/>
+        </w:rPr>
+        <w:t>）。</w:t>
+      </w:r>
+    </w:p>
+    <w:p>
+      <w:pPr/>
+      <w:r>
+        <w:rPr>
+          <w:lang w:val="zh_TW" w:bidi="zh_TW"/>
+        </w:rPr>
+      </w:r>
+      <w:r>
+        <w:rPr>
+          <w:lang w:val="zh_TW" w:bidi="zh_TW"/>
+        </w:rPr>
+        <w:t>牧人和他的羊的形象在新約聖經中非常重要。耶穌是好牧人，為羊捨命（</w:t>
+      </w:r>
+      <w:hyperlink r:id="rId77">
+        <w:r>
+          <w:rPr>
+            <w:lang w:val="zh_TW" w:bidi="zh_TW"/>
+          </w:rPr>
+          <w:rPr>
+            <w:color w:val="0000EE"/>
+            <w:u w:val="single"/>
+          </w:rPr>
+          <w:t>馬太福音18:10–14</w:t>
+        </w:r>
+      </w:hyperlink>
+      <w:r>
+        <w:rPr>
+          <w:lang w:val="zh_TW" w:bidi="zh_TW"/>
+        </w:rPr>
+        <w:t>；</w:t>
+      </w:r>
+      <w:hyperlink r:id="rId78">
+        <w:r>
+          <w:rPr>
+            <w:lang w:val="zh_TW" w:bidi="zh_TW"/>
+          </w:rPr>
+          <w:rPr>
+            <w:color w:val="0000EE"/>
+            <w:u w:val="single"/>
+          </w:rPr>
+          <w:t>馬可福音6:34</w:t>
+        </w:r>
+      </w:hyperlink>
+      <w:r>
+        <w:rPr>
+          <w:lang w:val="zh_TW" w:bidi="zh_TW"/>
+        </w:rPr>
+        <w:t>；</w:t>
+      </w:r>
+      <w:hyperlink r:id="rId79">
+        <w:r>
+          <w:rPr>
+            <w:lang w:val="zh_TW" w:bidi="zh_TW"/>
+          </w:rPr>
+          <w:rPr>
+            <w:color w:val="0000EE"/>
+            <w:u w:val="single"/>
+          </w:rPr>
+          <w:t>約翰福音10</w:t>
+        </w:r>
+      </w:hyperlink>
+      <w:r>
+        <w:rPr>
+          <w:lang w:val="zh_TW" w:bidi="zh_TW"/>
+        </w:rPr>
+        <w:t>；</w:t>
+      </w:r>
+      <w:hyperlink r:id="rId80">
+        <w:r>
+          <w:rPr>
+            <w:lang w:val="zh_TW" w:bidi="zh_TW"/>
+          </w:rPr>
+          <w:rPr>
+            <w:color w:val="0000EE"/>
+            <w:u w:val="single"/>
+          </w:rPr>
+          <w:t>希伯來書13:20</w:t>
+        </w:r>
+      </w:hyperlink>
+      <w:r>
+        <w:rPr>
+          <w:lang w:val="zh_TW" w:bidi="zh_TW"/>
+        </w:rPr>
+        <w:t>）。牧人和羊群的類比在</w:t>
+      </w:r>
+      <w:hyperlink r:id="rId81">
+        <w:r>
+          <w:rPr>
+            <w:lang w:val="zh_TW" w:bidi="zh_TW"/>
+          </w:rPr>
+          <w:rPr>
+            <w:color w:val="0000EE"/>
+            <w:u w:val="single"/>
+          </w:rPr>
+          <w:t>詩篇二十三篇</w:t>
+        </w:r>
+      </w:hyperlink>
+      <w:r>
+        <w:rPr>
+          <w:lang w:val="zh_TW" w:bidi="zh_TW"/>
+        </w:rPr>
+        <w:t>、</w:t>
+      </w:r>
+      <w:hyperlink r:id="rId82">
+        <w:r>
+          <w:rPr>
+            <w:lang w:val="zh_TW" w:bidi="zh_TW"/>
+          </w:rPr>
+          <w:rPr>
+            <w:color w:val="0000EE"/>
+            <w:u w:val="single"/>
+          </w:rPr>
+          <w:t>以西結書三十四章</w:t>
+        </w:r>
+      </w:hyperlink>
+      <w:r>
+        <w:rPr>
+          <w:lang w:val="zh_TW" w:bidi="zh_TW"/>
+        </w:rPr>
+        <w:t>和</w:t>
+      </w:r>
+      <w:hyperlink r:id="rId79">
+        <w:r>
+          <w:rPr>
+            <w:lang w:val="zh_TW" w:bidi="zh_TW"/>
+          </w:rPr>
+          <w:rPr>
+            <w:color w:val="0000EE"/>
+            <w:u w:val="single"/>
+          </w:rPr>
+          <w:t>約翰福音十章</w:t>
+        </w:r>
+      </w:hyperlink>
+      <w:r>
+        <w:rPr>
+          <w:lang w:val="zh_TW" w:bidi="zh_TW"/>
+        </w:rPr>
+        <w:t>中得到了豐富的表達。神是以色列的牧人（</w:t>
+      </w:r>
+      <w:hyperlink r:id="rId83">
+        <w:r>
+          <w:rPr>
+            <w:lang w:val="zh_TW" w:bidi="zh_TW"/>
+          </w:rPr>
+          <w:rPr>
+            <w:color w:val="0000EE"/>
+            <w:u w:val="single"/>
+          </w:rPr>
+          <w:t>創世記49:24</w:t>
+        </w:r>
+      </w:hyperlink>
+      <w:r>
+        <w:rPr>
+          <w:lang w:val="zh_TW" w:bidi="zh_TW"/>
+        </w:rPr>
+        <w:t>；</w:t>
+      </w:r>
+      <w:hyperlink r:id="rId84">
+        <w:r>
+          <w:rPr>
+            <w:lang w:val="zh_TW" w:bidi="zh_TW"/>
+          </w:rPr>
+          <w:rPr>
+            <w:color w:val="0000EE"/>
+            <w:u w:val="single"/>
+          </w:rPr>
+          <w:t>詩篇23:1</w:t>
+        </w:r>
+      </w:hyperlink>
+      <w:r>
+        <w:rPr>
+          <w:lang w:val="zh_TW" w:bidi="zh_TW"/>
+        </w:rPr>
+        <w:t>，</w:t>
+      </w:r>
+      <w:hyperlink r:id="rId85">
+        <w:r>
+          <w:rPr>
+            <w:lang w:val="zh_TW" w:bidi="zh_TW"/>
+          </w:rPr>
+          <w:rPr>
+            <w:color w:val="0000EE"/>
+            <w:u w:val="single"/>
+          </w:rPr>
+          <w:t>80:1</w:t>
+        </w:r>
+      </w:hyperlink>
+      <w:r>
+        <w:rPr>
+          <w:lang w:val="zh_TW" w:bidi="zh_TW"/>
+        </w:rPr>
+        <w:t>；</w:t>
+      </w:r>
+      <w:hyperlink r:id="rId86">
+        <w:r>
+          <w:rPr>
+            <w:lang w:val="zh_TW" w:bidi="zh_TW"/>
+          </w:rPr>
+          <w:rPr>
+            <w:color w:val="0000EE"/>
+            <w:u w:val="single"/>
+          </w:rPr>
+          <w:t>以賽亞書40:11</w:t>
+        </w:r>
+      </w:hyperlink>
+      <w:r>
+        <w:rPr>
+          <w:lang w:val="zh_TW" w:bidi="zh_TW"/>
+        </w:rPr>
+        <w:t>）。當不忠的牧人辜負了以色列時，神介入並立祂的僕人大衛作他們忠心的牧人（</w:t>
+      </w:r>
+      <w:hyperlink r:id="rId87">
+        <w:r>
+          <w:rPr>
+            <w:lang w:val="zh_TW" w:bidi="zh_TW"/>
+          </w:rPr>
+          <w:rPr>
+            <w:color w:val="0000EE"/>
+            <w:u w:val="single"/>
+          </w:rPr>
+          <w:t>以西結34:11–16、23–24</w:t>
+        </w:r>
+      </w:hyperlink>
+      <w:r>
+        <w:rPr>
+          <w:lang w:val="zh_TW" w:bidi="zh_TW"/>
+        </w:rPr>
+        <w:t>）。</w:t>
+      </w:r>
+    </w:p>
+    <w:p>
+      <w:pPr/>
+      <w:r>
+        <w:rPr>
+          <w:lang w:val="zh_TW" w:bidi="zh_TW"/>
+        </w:rPr>
+      </w:r>
+      <w:r>
+        <w:rPr>
+          <w:lang w:val="zh_TW" w:bidi="zh_TW"/>
+        </w:rPr>
+        <w:t>新約聖經的意象來自舊約聖經和巴勒斯坦的背景。在猶太人的經濟發展中，牧人負責管理綿羊或山羊，擔任著重要的職位。大群的羊需要從一個地方移動到另一個地方，也需要防範野生動物和強盜。由於畜牧業在古代世界中扮演重要的角色，「牧人」這個詞成為統治者的常用詞語。亞述、巴比倫和埃及的王常被稱為保護百姓的牧人。這個意象構成了舊約聖經的背景，其中也有相同的用法。神被描繪成以色列的牧人，關心祂百姓福祉的各個方面。統治者和百姓的領袖常被稱為牧人（</w:t>
+      </w:r>
+      <w:hyperlink r:id="rId88">
+        <w:r>
+          <w:rPr>
+            <w:lang w:val="zh_TW" w:bidi="zh_TW"/>
+          </w:rPr>
+          <w:rPr>
+            <w:color w:val="0000EE"/>
+            <w:u w:val="single"/>
+          </w:rPr>
+          <w:t>民數記27:17</w:t>
+        </w:r>
+      </w:hyperlink>
+      <w:r>
+        <w:rPr>
+          <w:lang w:val="zh_TW" w:bidi="zh_TW"/>
+        </w:rPr>
+        <w:t>；</w:t>
+      </w:r>
+      <w:hyperlink r:id="rId89">
+        <w:r>
+          <w:rPr>
+            <w:lang w:val="zh_TW" w:bidi="zh_TW"/>
+          </w:rPr>
+          <w:rPr>
+            <w:color w:val="0000EE"/>
+            <w:u w:val="single"/>
+          </w:rPr>
+          <w:t>列王紀上22:17</w:t>
+        </w:r>
+      </w:hyperlink>
+      <w:r>
+        <w:rPr>
+          <w:lang w:val="zh_TW" w:bidi="zh_TW"/>
+        </w:rPr>
+        <w:t>；</w:t>
+      </w:r>
+      <w:hyperlink r:id="rId90">
+        <w:r>
+          <w:rPr>
+            <w:lang w:val="zh_TW" w:bidi="zh_TW"/>
+          </w:rPr>
+          <w:rPr>
+            <w:color w:val="0000EE"/>
+            <w:u w:val="single"/>
+          </w:rPr>
+          <w:t>耶利米書10:21</w:t>
+        </w:r>
+      </w:hyperlink>
+      <w:r>
+        <w:rPr>
+          <w:lang w:val="zh_TW" w:bidi="zh_TW"/>
+        </w:rPr>
+        <w:t>，</w:t>
+      </w:r>
+      <w:hyperlink r:id="rId91">
+        <w:r>
+          <w:rPr>
+            <w:lang w:val="zh_TW" w:bidi="zh_TW"/>
+          </w:rPr>
+          <w:rPr>
+            <w:color w:val="0000EE"/>
+            <w:u w:val="single"/>
+          </w:rPr>
+          <w:t>12:10</w:t>
+        </w:r>
+      </w:hyperlink>
+      <w:r>
+        <w:rPr>
+          <w:lang w:val="zh_TW" w:bidi="zh_TW"/>
+        </w:rPr>
+        <w:t>，</w:t>
+      </w:r>
+      <w:hyperlink r:id="rId92">
+        <w:r>
+          <w:rPr>
+            <w:lang w:val="zh_TW" w:bidi="zh_TW"/>
+          </w:rPr>
+          <w:rPr>
+            <w:color w:val="0000EE"/>
+            <w:u w:val="single"/>
+          </w:rPr>
+          <w:t>22:22</w:t>
+        </w:r>
+      </w:hyperlink>
+      <w:r>
+        <w:rPr>
+          <w:lang w:val="zh_TW" w:bidi="zh_TW"/>
+        </w:rPr>
+        <w:t>，</w:t>
+      </w:r>
+      <w:hyperlink r:id="rId93">
+        <w:r>
+          <w:rPr>
+            <w:lang w:val="zh_TW" w:bidi="zh_TW"/>
+          </w:rPr>
+          <w:rPr>
+            <w:color w:val="0000EE"/>
+            <w:u w:val="single"/>
+          </w:rPr>
+          <w:t>23:1–2</w:t>
+        </w:r>
+      </w:hyperlink>
+      <w:r>
+        <w:rPr>
+          <w:lang w:val="zh_TW" w:bidi="zh_TW"/>
+        </w:rPr>
+        <w:t>）。</w:t>
+      </w:r>
+    </w:p>
+    <w:p>
+      <w:pPr/>
+      <w:r>
+        <w:rPr>
+          <w:lang w:val="zh_TW" w:bidi="zh_TW"/>
+        </w:rPr>
+      </w:r>
+      <w:r>
+        <w:rPr>
+          <w:lang w:val="zh_TW" w:bidi="zh_TW"/>
+        </w:rPr>
+        <w:t>到了耶利米的時代，「牧人」開始被用作稱呼即將到來的彌賽亞。神自己會牧養祂的羊群（</w:t>
+      </w:r>
+      <w:hyperlink r:id="rId94">
+        <w:r>
+          <w:rPr>
+            <w:lang w:val="zh_TW" w:bidi="zh_TW"/>
+          </w:rPr>
+          <w:rPr>
+            <w:color w:val="0000EE"/>
+            <w:u w:val="single"/>
+          </w:rPr>
+          <w:t>耶利米書23:3</w:t>
+        </w:r>
+      </w:hyperlink>
+      <w:r>
+        <w:rPr>
+          <w:lang w:val="zh_TW" w:bidi="zh_TW"/>
+        </w:rPr>
+        <w:t>，</w:t>
+      </w:r>
+      <w:hyperlink r:id="rId95">
+        <w:r>
+          <w:rPr>
+            <w:lang w:val="zh_TW" w:bidi="zh_TW"/>
+          </w:rPr>
+          <w:rPr>
+            <w:color w:val="0000EE"/>
+            <w:u w:val="single"/>
+          </w:rPr>
+          <w:t>31:10</w:t>
+        </w:r>
+      </w:hyperlink>
+      <w:r>
+        <w:rPr>
+          <w:lang w:val="zh_TW" w:bidi="zh_TW"/>
+        </w:rPr>
+        <w:t>；</w:t>
+      </w:r>
+      <w:hyperlink r:id="rId96">
+        <w:r>
+          <w:rPr>
+            <w:lang w:val="zh_TW" w:bidi="zh_TW"/>
+          </w:rPr>
+          <w:rPr>
+            <w:color w:val="0000EE"/>
+            <w:u w:val="single"/>
+          </w:rPr>
+          <w:t>以西結書34:11–22</w:t>
+        </w:r>
+      </w:hyperlink>
+      <w:r>
+        <w:rPr>
+          <w:lang w:val="zh_TW" w:bidi="zh_TW"/>
+        </w:rPr>
+        <w:t>），並應許膏立忠心的牧人，關心祂的百姓（</w:t>
+      </w:r>
+      <w:hyperlink r:id="rId97">
+        <w:r>
+          <w:rPr>
+            <w:lang w:val="zh_TW" w:bidi="zh_TW"/>
+          </w:rPr>
+          <w:rPr>
+            <w:color w:val="0000EE"/>
+            <w:u w:val="single"/>
+          </w:rPr>
+          <w:t>耶利米書3:15</w:t>
+        </w:r>
+      </w:hyperlink>
+      <w:r>
+        <w:rPr>
+          <w:lang w:val="zh_TW" w:bidi="zh_TW"/>
+        </w:rPr>
+        <w:t>，</w:t>
+      </w:r>
+      <w:hyperlink r:id="rId98">
+        <w:r>
+          <w:rPr>
+            <w:lang w:val="zh_TW" w:bidi="zh_TW"/>
+          </w:rPr>
+          <w:rPr>
+            <w:color w:val="0000EE"/>
+            <w:u w:val="single"/>
+          </w:rPr>
+          <w:t>23:4</w:t>
+        </w:r>
+      </w:hyperlink>
+      <w:r>
+        <w:rPr>
+          <w:lang w:val="zh_TW" w:bidi="zh_TW"/>
+        </w:rPr>
+        <w:t>）。神明確應許祂將作他們的神，並將彌賽亞大衛的子孫設立為他們的牧人（</w:t>
+      </w:r>
+      <w:hyperlink r:id="rId99">
+        <w:r>
+          <w:rPr>
+            <w:lang w:val="zh_TW" w:bidi="zh_TW"/>
+          </w:rPr>
+          <w:rPr>
+            <w:color w:val="0000EE"/>
+            <w:u w:val="single"/>
+          </w:rPr>
+          <w:t>以西結書34:23–24</w:t>
+        </w:r>
+      </w:hyperlink>
+      <w:r>
+        <w:rPr>
+          <w:lang w:val="zh_TW" w:bidi="zh_TW"/>
+        </w:rPr>
+        <w:t>）。在新約聖經中，耶穌自稱為應許中的彌賽亞牧人（</w:t>
+      </w:r>
+      <w:hyperlink r:id="rId100">
+        <w:r>
+          <w:rPr>
+            <w:lang w:val="zh_TW" w:bidi="zh_TW"/>
+          </w:rPr>
+          <w:rPr>
+            <w:color w:val="0000EE"/>
+            <w:u w:val="single"/>
+          </w:rPr>
+          <w:t>馬太福音10:16</w:t>
+        </w:r>
+      </w:hyperlink>
+      <w:r>
+        <w:rPr>
+          <w:lang w:val="zh_TW" w:bidi="zh_TW"/>
+        </w:rPr>
+        <w:t>，</w:t>
+      </w:r>
+      <w:hyperlink r:id="rId101">
+        <w:r>
+          <w:rPr>
+            <w:lang w:val="zh_TW" w:bidi="zh_TW"/>
+          </w:rPr>
+          <w:rPr>
+            <w:color w:val="0000EE"/>
+            <w:u w:val="single"/>
+          </w:rPr>
+          <w:t>25:32</w:t>
+        </w:r>
+      </w:hyperlink>
+      <w:r>
+        <w:rPr>
+          <w:lang w:val="zh_TW" w:bidi="zh_TW"/>
+        </w:rPr>
+        <w:t>；</w:t>
+      </w:r>
+      <w:hyperlink r:id="rId102">
+        <w:r>
+          <w:rPr>
+            <w:lang w:val="zh_TW" w:bidi="zh_TW"/>
+          </w:rPr>
+          <w:rPr>
+            <w:color w:val="0000EE"/>
+            <w:u w:val="single"/>
+          </w:rPr>
+          <w:t>馬可福音14:27</w:t>
+        </w:r>
+      </w:hyperlink>
+      <w:r>
+        <w:rPr>
+          <w:lang w:val="zh_TW" w:bidi="zh_TW"/>
+        </w:rPr>
+        <w:t>；</w:t>
+      </w:r>
+      <w:hyperlink r:id="rId103">
+        <w:r>
+          <w:rPr>
+            <w:lang w:val="zh_TW" w:bidi="zh_TW"/>
+          </w:rPr>
+          <w:rPr>
+            <w:color w:val="0000EE"/>
+            <w:u w:val="single"/>
+          </w:rPr>
+          <w:t>約翰福音10:1–30</w:t>
+        </w:r>
+      </w:hyperlink>
+      <w:r>
+        <w:rPr>
+          <w:lang w:val="zh_TW" w:bidi="zh_TW"/>
+        </w:rPr>
+        <w:t>；參</w:t>
+      </w:r>
+      <w:hyperlink r:id="rId80">
+        <w:r>
+          <w:rPr>
+            <w:lang w:val="zh_TW" w:bidi="zh_TW"/>
+          </w:rPr>
+          <w:rPr>
+            <w:color w:val="0000EE"/>
+            <w:u w:val="single"/>
+          </w:rPr>
+          <w:t>希伯來書13:20</w:t>
+        </w:r>
+      </w:hyperlink>
+      <w:r>
+        <w:rPr>
+          <w:lang w:val="zh_TW" w:bidi="zh_TW"/>
+        </w:rPr>
+        <w:t>；</w:t>
+      </w:r>
+      <w:hyperlink r:id="rId104">
+        <w:r>
+          <w:rPr>
+            <w:lang w:val="zh_TW" w:bidi="zh_TW"/>
+          </w:rPr>
+          <w:rPr>
+            <w:color w:val="0000EE"/>
+            <w:u w:val="single"/>
+          </w:rPr>
+          <w:t>彼得前書2:25</w:t>
+        </w:r>
+      </w:hyperlink>
+      <w:r>
+        <w:rPr>
+          <w:lang w:val="zh_TW" w:bidi="zh_TW"/>
+        </w:rPr>
+        <w:t>）。</w:t>
+      </w:r>
+      <w:hyperlink r:id="rId105">
+        <w:r>
+          <w:rPr>
+            <w:lang w:val="zh_TW" w:bidi="zh_TW"/>
+          </w:rPr>
+          <w:rPr>
+            <w:color w:val="0000EE"/>
+            <w:u w:val="single"/>
+          </w:rPr>
+          <w:t>以弗所書四章11節</w:t>
+        </w:r>
+      </w:hyperlink>
+      <w:r>
+        <w:rPr>
+          <w:lang w:val="zh_TW" w:bidi="zh_TW"/>
+        </w:rPr>
+        <w:t>提到教會的領袖為牧人或牧師。這種用法在早期教會中持續，直到今天。保羅說他們是神賜給教會的特殊人物，像牧人一樣照顧神的百姓，以神的道路引導並教導他們。彼得也提到領袖們是牧人。他鼓勵牧人忠心，直到大牧人耶穌基督顯現的時候（</w:t>
+      </w:r>
+      <w:hyperlink r:id="rId106">
+        <w:r>
+          <w:rPr>
+            <w:lang w:val="zh_TW" w:bidi="zh_TW"/>
+          </w:rPr>
+          <w:rPr>
+            <w:color w:val="0000EE"/>
+            <w:u w:val="single"/>
+          </w:rPr>
+          <w:t>彼得前書5:1–4</w:t>
+        </w:r>
+      </w:hyperlink>
+      <w:r>
+        <w:rPr>
+          <w:lang w:val="zh_TW" w:bidi="zh_TW"/>
+        </w:rPr>
+        <w:t>）。</w:t>
+      </w:r>
+      <w:r>
+        <w:rPr>
+          <w:lang w:val="zh_TW" w:bidi="zh_TW"/>
+        </w:rPr>
+      </w:r>
+      <w:r>
+        <w:rPr>
+          <w:lang w:val="zh_TW" w:bidi="zh_TW"/>
+        </w:rPr>
+      </w:r>
+    </w:p>
+    <w:p>
+      <w:pPr/>
+      <w:r>
+        <w:rPr>
+          <w:lang w:val="zh_TW" w:bidi="zh_TW"/>
+        </w:rPr>
+      </w:r>
+    </w:p>
+    <w:p>
+      <w:pPr>
+        <w:pStyle w:val="Heading2"/>
+      </w:pPr>
+      <w:r>
+        <w:rPr>
+          <w:lang w:val="zh_TW" w:bidi="zh_TW"/>
+        </w:rPr>
+        <w:t>牧師</w:t>
+      </w:r>
+      <w:r>
+        <w:rPr>
+          <w:lang w:val="zh_TW" w:bidi="zh_TW"/>
+        </w:rPr>
+      </w:r>
+    </w:p>
+    <w:p>
+      <w:pPr/>
+      <w:r>
+        <w:rPr>
+          <w:lang w:val="zh_TW" w:bidi="zh_TW"/>
+        </w:rPr>
+      </w:r>
+      <w:r>
+        <w:rPr>
+          <w:lang w:val="zh_TW" w:bidi="zh_TW"/>
+        </w:rPr>
+        <w:t>這個詞字面意思是「牧羊人」。在舊約和新約中，這個詞以比喻的方式用來指代統治者和領袖。這個詞在新約聖經中有12次被用來比喻「領袖」，但只有在</w:t>
+      </w:r>
+      <w:hyperlink r:id="rId105">
+        <w:r>
+          <w:rPr>
+            <w:lang w:val="zh_TW" w:bidi="zh_TW"/>
+          </w:rPr>
+          <w:rPr>
+            <w:color w:val="0000EE"/>
+            <w:u w:val="single"/>
+          </w:rPr>
+          <w:t>以弗所書四章11節</w:t>
+        </w:r>
+      </w:hyperlink>
+      <w:r>
+        <w:rPr>
+          <w:lang w:val="zh_TW" w:bidi="zh_TW"/>
+        </w:rPr>
+        <w:t>中被翻譯為「牧師」。</w:t>
+      </w:r>
+    </w:p>
+    <w:p>
+      <w:pPr/>
+      <w:r>
+        <w:rPr>
+          <w:lang w:val="zh_TW" w:bidi="zh_TW"/>
+        </w:rPr>
+      </w:r>
+      <w:r>
+        <w:rPr>
+          <w:lang w:val="zh_TW" w:bidi="zh_TW"/>
+        </w:rPr>
+        <w:t>牧師和教師共同組成一個團體，與使徒、先知和傳福音者的工作相輔相成。「監督」和「長老」這兩個稱號在新約中指的是同一個職分（參</w:t>
+      </w:r>
+      <w:hyperlink r:id="rId107">
+        <w:r>
+          <w:rPr>
+            <w:lang w:val="zh_TW" w:bidi="zh_TW"/>
+          </w:rPr>
+          <w:rPr>
+            <w:color w:val="0000EE"/>
+            <w:u w:val="single"/>
+          </w:rPr>
+          <w:t>徒20:17、28</w:t>
+        </w:r>
+      </w:hyperlink>
+      <w:r>
+        <w:rPr>
+          <w:lang w:val="zh_TW" w:bidi="zh_TW"/>
+        </w:rPr>
+        <w:t>；</w:t>
+      </w:r>
+      <w:hyperlink r:id="rId108">
+        <w:r>
+          <w:rPr>
+            <w:lang w:val="zh_TW" w:bidi="zh_TW"/>
+          </w:rPr>
+          <w:rPr>
+            <w:color w:val="0000EE"/>
+            <w:u w:val="single"/>
+          </w:rPr>
+          <w:t>多1:5–7</w:t>
+        </w:r>
+      </w:hyperlink>
+      <w:r>
+        <w:rPr>
+          <w:lang w:val="zh_TW" w:bidi="zh_TW"/>
+        </w:rPr>
+        <w:t>）。「牧師」似乎與「監督」和「長老」具有相同的含義，正如耶穌被稱為「你們靈魂的牧人監督」（</w:t>
+      </w:r>
+      <w:hyperlink r:id="rId104">
+        <w:r>
+          <w:rPr>
+            <w:lang w:val="zh_TW" w:bidi="zh_TW"/>
+          </w:rPr>
+          <w:rPr>
+            <w:color w:val="0000EE"/>
+            <w:u w:val="single"/>
+          </w:rPr>
+          <w:t>彼前2:25</w:t>
+        </w:r>
+      </w:hyperlink>
+      <w:r>
+        <w:rPr>
+          <w:lang w:val="zh_TW" w:bidi="zh_TW"/>
+        </w:rPr>
+        <w:t>）所顯示。</w:t>
+      </w:r>
+    </w:p>
+    <w:p>
+      <w:pPr/>
+      <w:r>
+        <w:rPr>
+          <w:lang w:val="zh_TW" w:bidi="zh_TW"/>
+        </w:rPr>
+      </w:r>
+      <w:r>
+        <w:rPr>
+          <w:lang w:val="zh_TW" w:bidi="zh_TW"/>
+        </w:rPr>
+        <w:t>動詞「牧養」被用來描述地方教會領袖的工作（</w:t>
+      </w:r>
+      <w:hyperlink r:id="rId109">
+        <w:r>
+          <w:rPr>
+            <w:lang w:val="zh_TW" w:bidi="zh_TW"/>
+          </w:rPr>
+          <w:rPr>
+            <w:color w:val="0000EE"/>
+            <w:u w:val="single"/>
+          </w:rPr>
+          <w:t>約音21:16</w:t>
+        </w:r>
+      </w:hyperlink>
+      <w:r>
+        <w:rPr>
+          <w:lang w:val="zh_TW" w:bidi="zh_TW"/>
+        </w:rPr>
+        <w:t>；</w:t>
+      </w:r>
+      <w:hyperlink r:id="rId110">
+        <w:r>
+          <w:rPr>
+            <w:lang w:val="zh_TW" w:bidi="zh_TW"/>
+          </w:rPr>
+          <w:rPr>
+            <w:color w:val="0000EE"/>
+            <w:u w:val="single"/>
+          </w:rPr>
+          <w:t>徒20:28</w:t>
+        </w:r>
+      </w:hyperlink>
+      <w:r>
+        <w:rPr>
+          <w:lang w:val="zh_TW" w:bidi="zh_TW"/>
+        </w:rPr>
+        <w:t>；</w:t>
+      </w:r>
+      <w:hyperlink r:id="rId111">
+        <w:r>
+          <w:rPr>
+            <w:lang w:val="zh_TW" w:bidi="zh_TW"/>
+          </w:rPr>
+          <w:rPr>
+            <w:color w:val="0000EE"/>
+            <w:u w:val="single"/>
+          </w:rPr>
+          <w:t>彼前5:2</w:t>
+        </w:r>
+      </w:hyperlink>
+      <w:r>
+        <w:rPr>
+          <w:lang w:val="zh_TW" w:bidi="zh_TW"/>
+        </w:rPr>
+        <w:t>），會眾經常被稱為羊群。牧師的責任是建立基督的身體。牧師通過監督會眾（</w:t>
+      </w:r>
+      <w:hyperlink r:id="rId110">
+        <w:r>
+          <w:rPr>
+            <w:lang w:val="zh_TW" w:bidi="zh_TW"/>
+          </w:rPr>
+          <w:rPr>
+            <w:color w:val="0000EE"/>
+            <w:u w:val="single"/>
+          </w:rPr>
+          <w:t>徒20:28</w:t>
+        </w:r>
+      </w:hyperlink>
+      <w:r>
+        <w:rPr>
+          <w:lang w:val="zh_TW" w:bidi="zh_TW"/>
+        </w:rPr>
+        <w:t>；</w:t>
+      </w:r>
+      <w:hyperlink r:id="rId112">
+        <w:r>
+          <w:rPr>
+            <w:lang w:val="zh_TW" w:bidi="zh_TW"/>
+          </w:rPr>
+          <w:rPr>
+            <w:color w:val="0000EE"/>
+            <w:u w:val="single"/>
+          </w:rPr>
+          <w:t>來13:7</w:t>
+        </w:r>
+      </w:hyperlink>
+      <w:r>
+        <w:rPr>
+          <w:lang w:val="zh_TW" w:bidi="zh_TW"/>
+        </w:rPr>
+        <w:t>）和反對虛假教導（</w:t>
+      </w:r>
+      <w:hyperlink r:id="rId113">
+        <w:r>
+          <w:rPr>
+            <w:lang w:val="zh_TW" w:bidi="zh_TW"/>
+          </w:rPr>
+          <w:rPr>
+            <w:color w:val="0000EE"/>
+            <w:u w:val="single"/>
+          </w:rPr>
+          <w:t>徒20:29–30</w:t>
+        </w:r>
+      </w:hyperlink>
+      <w:r>
+        <w:rPr>
+          <w:lang w:val="zh_TW" w:bidi="zh_TW"/>
+        </w:rPr>
+        <w:t>）來建立基督的身體。關於牧師職責和責任的更詳細信息見於保羅寫給提摩太和提多的書信，這些書信被稱為教牧書信。</w:t>
+      </w:r>
+    </w:p>
+    <w:p>
+      <w:pPr/>
+      <w:r>
+        <w:rPr>
+          <w:lang w:val="zh_TW" w:bidi="zh_TW"/>
+        </w:rPr>
+      </w:r>
+      <w:r>
+        <w:rPr>
+          <w:i/>
+          <w:lang w:val="zh_TW" w:bidi="zh_TW"/>
+        </w:rPr>
+        <w:t>另見</w:t>
+      </w:r>
+      <w:r>
+        <w:rPr>
+          <w:lang w:val="zh_TW" w:bidi="zh_TW"/>
+        </w:rPr>
+        <w:t xml:space="preserve"> </w:t>
+      </w:r>
+      <w:r>
+        <w:rPr>
+          <w:lang w:val="zh_TW" w:bidi="zh_TW"/>
+        </w:rPr>
+        <w:t>監督</w:t>
+      </w:r>
+      <w:r>
+        <w:rPr>
+          <w:lang w:val="zh_TW" w:bidi="zh_TW"/>
+        </w:rPr>
+        <w:t>；</w:t>
+      </w:r>
+      <w:r>
+        <w:rPr>
+          <w:lang w:val="zh_TW" w:bidi="zh_TW"/>
+        </w:rPr>
+        <w:t>執事、女執事</w:t>
+      </w:r>
+      <w:r>
+        <w:rPr>
+          <w:lang w:val="zh_TW" w:bidi="zh_TW"/>
+        </w:rPr>
+        <w:t>；</w:t>
+      </w:r>
+      <w:r>
+        <w:rPr>
+          <w:lang w:val="zh_TW" w:bidi="zh_TW"/>
+        </w:rPr>
+        <w:t>長老</w:t>
+      </w:r>
+      <w:r>
+        <w:rPr>
+          <w:lang w:val="zh_TW" w:bidi="zh_TW"/>
+        </w:rPr>
+        <w:t>；</w:t>
+      </w:r>
+      <w:r>
+        <w:rPr>
+          <w:lang w:val="zh_TW" w:bidi="zh_TW"/>
+        </w:rPr>
+        <w:t>長老</w:t>
+      </w:r>
+      <w:r>
+        <w:rPr>
+          <w:lang w:val="zh_TW" w:bidi="zh_TW"/>
+        </w:rPr>
+        <w:t>；</w:t>
+      </w:r>
+      <w:r>
+        <w:rPr>
+          <w:lang w:val="zh_TW" w:bidi="zh_TW"/>
+        </w:rPr>
+        <w:t>牧羊人</w:t>
+      </w:r>
+      <w:r>
+        <w:rPr>
+          <w:lang w:val="zh_TW" w:bidi="zh_TW"/>
+        </w:rPr>
+        <w:t>；</w:t>
+      </w:r>
+      <w:r>
+        <w:rPr>
+          <w:lang w:val="zh_TW" w:bidi="zh_TW"/>
+        </w:rPr>
+        <w:t>屬靈恩賜</w:t>
+      </w:r>
+      <w:r>
+        <w:rPr>
+          <w:lang w:val="zh_TW" w:bidi="zh_TW"/>
+        </w:rPr>
+        <w:t>。</w:t>
       </w:r>
       <w:r>
         <w:rPr>

--- a/zht/docx/110.content.docx
+++ b/zht/docx/110.content.docx
@@ -149,7 +149,7 @@
         <w:rPr>
           <w:lang w:val="zh_TW" w:bidi="zh_TW"/>
         </w:rPr>
-        <w:t>mu</w:t>
+        <w:t>min</w:t>
       </w:r>
       <w:r>
         <w:rPr>
@@ -212,7 +212,7 @@
         <w:rPr>
           <w:lang w:val="zh_TW" w:bidi="zh_TW"/>
         </w:rPr>
-        <w:t>母平</w:t>
+        <w:t>民數記</w:t>
       </w:r>
       <w:r>
         <w:rPr>
@@ -231,7 +231,20 @@
         <w:rPr>
           <w:lang w:val="zh_TW" w:bidi="zh_TW"/>
         </w:rPr>
-        <w:t>便雅憫的十個兒子之一（</w:t>
+        <w:t>聖經中的第四卷書。其書名（Numbers）是拉丁文武加大譯本的書名</w:t>
+      </w:r>
+      <w:r>
+        <w:rPr>
+          <w:i/>
+          <w:lang w:val="zh_TW" w:bidi="zh_TW"/>
+        </w:rPr>
+        <w:t>Numeri</w:t>
+      </w:r>
+      <w:r>
+        <w:rPr>
+          <w:lang w:val="zh_TW" w:bidi="zh_TW"/>
+        </w:rPr>
+        <w:t>的英文翻譯。本卷書之所以得名，是因為書中記錄了多種名冊，尤其在第</w:t>
       </w:r>
       <w:hyperlink r:id="rId13">
         <w:r>
@@ -242,14 +255,14 @@
             <w:color w:val="0000EE"/>
             <w:u w:val="single"/>
           </w:rPr>
-          <w:t>創46:21</w:t>
-        </w:r>
-      </w:hyperlink>
-      <w:r>
-        <w:rPr>
-          <w:lang w:val="zh_TW" w:bidi="zh_TW"/>
-        </w:rPr>
-        <w:t>）。在其它經文中，他又稱為書反（</w:t>
+          <w:t>一</w:t>
+        </w:r>
+      </w:hyperlink>
+      <w:r>
+        <w:rPr>
+          <w:lang w:val="zh_TW" w:bidi="zh_TW"/>
+        </w:rPr>
+        <w:t>章和第</w:t>
       </w:r>
       <w:hyperlink r:id="rId14">
         <w:r>
@@ -260,14 +273,14 @@
             <w:color w:val="0000EE"/>
             <w:u w:val="single"/>
           </w:rPr>
-          <w:t>民26:39</w:t>
-        </w:r>
-      </w:hyperlink>
-      <w:r>
-        <w:rPr>
-          <w:lang w:val="zh_TW" w:bidi="zh_TW"/>
-        </w:rPr>
-        <w:t>）和書品（</w:t>
+          <w:t>二十六</w:t>
+        </w:r>
+      </w:hyperlink>
+      <w:r>
+        <w:rPr>
+          <w:lang w:val="zh_TW" w:bidi="zh_TW"/>
+        </w:rPr>
+        <w:t>章中兩次數點軍隊，第</w:t>
       </w:r>
       <w:hyperlink r:id="rId15">
         <w:r>
@@ -278,14 +291,14 @@
             <w:color w:val="0000EE"/>
             <w:u w:val="single"/>
           </w:rPr>
-          <w:t>代上7:12</w:t>
-        </w:r>
-      </w:hyperlink>
-      <w:r>
-        <w:rPr>
-          <w:lang w:val="zh_TW" w:bidi="zh_TW"/>
-        </w:rPr>
-        <w:t>）。他可能就是示孚汛（</w:t>
+          <w:t>二</w:t>
+        </w:r>
+      </w:hyperlink>
+      <w:r>
+        <w:rPr>
+          <w:lang w:val="zh_TW" w:bidi="zh_TW"/>
+        </w:rPr>
+        <w:t>章中各支派安營與行軍的安排，以及第</w:t>
       </w:r>
       <w:hyperlink r:id="rId16">
         <w:r>
@@ -296,7 +309,964 @@
             <w:color w:val="0000EE"/>
             <w:u w:val="single"/>
           </w:rPr>
-          <w:t>代上8:5</w:t>
+          <w:t>三</w:t>
+        </w:r>
+      </w:hyperlink>
+      <w:r>
+        <w:rPr>
+          <w:lang w:val="zh_TW" w:bidi="zh_TW"/>
+        </w:rPr>
+        <w:t>章和第</w:t>
+      </w:r>
+      <w:hyperlink r:id="rId17">
+        <w:r>
+          <w:rPr>
+            <w:lang w:val="zh_TW" w:bidi="zh_TW"/>
+          </w:rPr>
+          <w:rPr>
+            <w:color w:val="0000EE"/>
+            <w:u w:val="single"/>
+          </w:rPr>
+          <w:t>四</w:t>
+        </w:r>
+      </w:hyperlink>
+      <w:r>
+        <w:rPr>
+          <w:lang w:val="zh_TW" w:bidi="zh_TW"/>
+        </w:rPr>
+        <w:t>章中數點利未人。</w:t>
+      </w:r>
+    </w:p>
+    <w:p>
+      <w:pPr/>
+      <w:r>
+        <w:rPr>
+          <w:lang w:val="zh_TW" w:bidi="zh_TW"/>
+        </w:rPr>
+      </w:r>
+      <w:r>
+        <w:rPr>
+          <w:lang w:val="zh_TW" w:bidi="zh_TW"/>
+        </w:rPr>
+        <w:t>概述</w:t>
+      </w:r>
+    </w:p>
+    <w:p>
+      <w:pPr>
+        <w:pStyle w:val="ListBullet"/>
+        <w:spacing w:line="240" w:lineRule="auto"/>
+        <w:ind w:left="720"/>
+      </w:pPr>
+      <w:r>
+        <w:rPr>
+          <w:lang w:val="zh_TW" w:bidi="zh_TW"/>
+        </w:rPr>
+      </w:r>
+      <w:r>
+        <w:rPr>
+          <w:u w:val="single"/>
+          <w:lang w:val="zh_TW" w:bidi="zh_TW"/>
+        </w:rPr>
+        <w:t>作者</w:t>
+      </w:r>
+    </w:p>
+    <w:p>
+      <w:pPr>
+        <w:pStyle w:val="ListBullet"/>
+        <w:spacing w:line="240" w:lineRule="auto"/>
+        <w:ind w:left="720"/>
+      </w:pPr>
+      <w:r>
+        <w:rPr>
+          <w:lang w:val="zh_TW" w:bidi="zh_TW"/>
+        </w:rPr>
+      </w:r>
+      <w:r>
+        <w:rPr>
+          <w:u w:val="single"/>
+          <w:lang w:val="zh_TW" w:bidi="zh_TW"/>
+        </w:rPr>
+        <w:t>背景</w:t>
+      </w:r>
+    </w:p>
+    <w:p>
+      <w:pPr>
+        <w:pStyle w:val="ListBullet"/>
+        <w:spacing w:line="240" w:lineRule="auto"/>
+        <w:ind w:left="720"/>
+      </w:pPr>
+      <w:r>
+        <w:rPr>
+          <w:lang w:val="zh_TW" w:bidi="zh_TW"/>
+        </w:rPr>
+      </w:r>
+      <w:r>
+        <w:rPr>
+          <w:u w:val="single"/>
+          <w:lang w:val="zh_TW" w:bidi="zh_TW"/>
+        </w:rPr>
+        <w:t>目的</w:t>
+      </w:r>
+    </w:p>
+    <w:p>
+      <w:pPr>
+        <w:pStyle w:val="ListBullet"/>
+        <w:spacing w:line="240" w:lineRule="auto"/>
+        <w:ind w:left="720"/>
+      </w:pPr>
+      <w:r>
+        <w:rPr>
+          <w:lang w:val="zh_TW" w:bidi="zh_TW"/>
+        </w:rPr>
+      </w:r>
+      <w:r>
+        <w:rPr>
+          <w:u w:val="single"/>
+          <w:lang w:val="zh_TW" w:bidi="zh_TW"/>
+        </w:rPr>
+        <w:t>內容</w:t>
+      </w:r>
+    </w:p>
+    <w:p>
+      <w:pPr>
+        <w:pStyle w:val="ListBullet"/>
+        <w:spacing w:line="240" w:lineRule="auto"/>
+        <w:ind w:left="720"/>
+      </w:pPr>
+      <w:r>
+        <w:rPr>
+          <w:lang w:val="zh_TW" w:bidi="zh_TW"/>
+        </w:rPr>
+      </w:r>
+      <w:r>
+        <w:rPr>
+          <w:u w:val="single"/>
+          <w:lang w:val="zh_TW" w:bidi="zh_TW"/>
+        </w:rPr>
+        <w:t>神學教導</w:t>
+      </w:r>
+    </w:p>
+    <w:p>
+      <w:pPr>
+        <w:pStyle w:val="Heading3"/>
+      </w:pPr>
+      <w:r>
+        <w:rPr>
+          <w:lang w:val="zh_TW" w:bidi="zh_TW"/>
+        </w:rPr>
+        <w:t>作者</w:t>
+      </w:r>
+    </w:p>
+    <w:p>
+      <w:pPr/>
+      <w:r>
+        <w:rPr>
+          <w:lang w:val="zh_TW" w:bidi="zh_TW"/>
+        </w:rPr>
+      </w:r>
+      <w:r>
+        <w:rPr>
+          <w:lang w:val="zh_TW" w:bidi="zh_TW"/>
+        </w:rPr>
+        <w:t>關於誰是民數記作者的問題，屬於誰是五經作者這個更大問題的一部分。直到19世紀高等批判的文獻理論出現之前，猶太人與基督徒幾乎一致持守一個看法：摩西是五經的作者。這個歷史悠久的傳統，不但得到五經本身的支持（例：</w:t>
+      </w:r>
+      <w:hyperlink r:id="rId18">
+        <w:r>
+          <w:rPr>
+            <w:lang w:val="zh_TW" w:bidi="zh_TW"/>
+          </w:rPr>
+          <w:rPr>
+            <w:color w:val="0000EE"/>
+            <w:u w:val="single"/>
+          </w:rPr>
+          <w:t>出17:14</w:t>
+        </w:r>
+      </w:hyperlink>
+      <w:r>
+        <w:rPr>
+          <w:lang w:val="zh_TW" w:bidi="zh_TW"/>
+        </w:rPr>
+        <w:t>，</w:t>
+      </w:r>
+      <w:hyperlink r:id="rId19">
+        <w:r>
+          <w:rPr>
+            <w:lang w:val="zh_TW" w:bidi="zh_TW"/>
+          </w:rPr>
+          <w:rPr>
+            <w:color w:val="0000EE"/>
+            <w:u w:val="single"/>
+          </w:rPr>
+          <w:t>24:4</w:t>
+        </w:r>
+      </w:hyperlink>
+      <w:r>
+        <w:rPr>
+          <w:lang w:val="zh_TW" w:bidi="zh_TW"/>
+        </w:rPr>
+        <w:t>，</w:t>
+      </w:r>
+      <w:hyperlink r:id="rId20">
+        <w:r>
+          <w:rPr>
+            <w:lang w:val="zh_TW" w:bidi="zh_TW"/>
+          </w:rPr>
+          <w:rPr>
+            <w:color w:val="0000EE"/>
+            <w:u w:val="single"/>
+          </w:rPr>
+          <w:t>34:27</w:t>
+        </w:r>
+      </w:hyperlink>
+      <w:r>
+        <w:rPr>
+          <w:lang w:val="zh_TW" w:bidi="zh_TW"/>
+        </w:rPr>
+        <w:t>；</w:t>
+      </w:r>
+      <w:hyperlink r:id="rId21">
+        <w:r>
+          <w:rPr>
+            <w:lang w:val="zh_TW" w:bidi="zh_TW"/>
+          </w:rPr>
+          <w:rPr>
+            <w:color w:val="0000EE"/>
+            <w:u w:val="single"/>
+          </w:rPr>
+          <w:t>民33:2</w:t>
+        </w:r>
+      </w:hyperlink>
+      <w:r>
+        <w:rPr>
+          <w:lang w:val="zh_TW" w:bidi="zh_TW"/>
+        </w:rPr>
+        <w:t>；</w:t>
+      </w:r>
+      <w:hyperlink r:id="rId22">
+        <w:r>
+          <w:rPr>
+            <w:lang w:val="zh_TW" w:bidi="zh_TW"/>
+          </w:rPr>
+          <w:rPr>
+            <w:color w:val="0000EE"/>
+            <w:u w:val="single"/>
+          </w:rPr>
+          <w:t>申31:9</w:t>
+        </w:r>
+      </w:hyperlink>
+      <w:r>
+        <w:rPr>
+          <w:lang w:val="zh_TW" w:bidi="zh_TW"/>
+        </w:rPr>
+        <w:t>、</w:t>
+      </w:r>
+      <w:hyperlink r:id="rId22">
+        <w:r>
+          <w:rPr>
+            <w:lang w:val="zh_TW" w:bidi="zh_TW"/>
+          </w:rPr>
+          <w:rPr>
+            <w:color w:val="0000EE"/>
+            <w:u w:val="single"/>
+          </w:rPr>
+          <w:t>24</w:t>
+        </w:r>
+      </w:hyperlink>
+      <w:r>
+        <w:rPr>
+          <w:lang w:val="zh_TW" w:bidi="zh_TW"/>
+        </w:rPr>
+        <w:t>），也得到舊約聖經中其它經文的支持（例如，</w:t>
+      </w:r>
+      <w:hyperlink r:id="rId23">
+        <w:r>
+          <w:rPr>
+            <w:lang w:val="zh_TW" w:bidi="zh_TW"/>
+          </w:rPr>
+          <w:rPr>
+            <w:color w:val="0000EE"/>
+            <w:u w:val="single"/>
+          </w:rPr>
+          <w:t>書23:6</w:t>
+        </w:r>
+      </w:hyperlink>
+      <w:r>
+        <w:rPr>
+          <w:lang w:val="zh_TW" w:bidi="zh_TW"/>
+        </w:rPr>
+        <w:t>；</w:t>
+      </w:r>
+      <w:hyperlink r:id="rId24">
+        <w:r>
+          <w:rPr>
+            <w:lang w:val="zh_TW" w:bidi="zh_TW"/>
+          </w:rPr>
+          <w:rPr>
+            <w:color w:val="0000EE"/>
+            <w:u w:val="single"/>
+          </w:rPr>
+          <w:t>士3:4</w:t>
+        </w:r>
+      </w:hyperlink>
+      <w:r>
+        <w:rPr>
+          <w:lang w:val="zh_TW" w:bidi="zh_TW"/>
+        </w:rPr>
+        <w:t>；</w:t>
+      </w:r>
+      <w:hyperlink r:id="rId25">
+        <w:r>
+          <w:rPr>
+            <w:lang w:val="zh_TW" w:bidi="zh_TW"/>
+          </w:rPr>
+          <w:rPr>
+            <w:color w:val="0000EE"/>
+            <w:u w:val="single"/>
+          </w:rPr>
+          <w:t>瑪4:4</w:t>
+        </w:r>
+      </w:hyperlink>
+      <w:r>
+        <w:rPr>
+          <w:lang w:val="zh_TW" w:bidi="zh_TW"/>
+        </w:rPr>
+        <w:t>），同時也符合耶穌的教導（例：</w:t>
+      </w:r>
+      <w:hyperlink r:id="rId26">
+        <w:r>
+          <w:rPr>
+            <w:lang w:val="zh_TW" w:bidi="zh_TW"/>
+          </w:rPr>
+          <w:rPr>
+            <w:color w:val="0000EE"/>
+            <w:u w:val="single"/>
+          </w:rPr>
+          <w:t>約5:46–47</w:t>
+        </w:r>
+      </w:hyperlink>
+      <w:r>
+        <w:rPr>
+          <w:lang w:val="zh_TW" w:bidi="zh_TW"/>
+        </w:rPr>
+        <w:t>），以及新約聖經的見證（例：</w:t>
+      </w:r>
+      <w:hyperlink r:id="rId27">
+        <w:r>
+          <w:rPr>
+            <w:lang w:val="zh_TW" w:bidi="zh_TW"/>
+          </w:rPr>
+          <w:rPr>
+            <w:color w:val="0000EE"/>
+            <w:u w:val="single"/>
+          </w:rPr>
+          <w:t>徒28:23</w:t>
+        </w:r>
+      </w:hyperlink>
+      <w:r>
+        <w:rPr>
+          <w:lang w:val="zh_TW" w:bidi="zh_TW"/>
+        </w:rPr>
+        <w:t>；</w:t>
+      </w:r>
+      <w:hyperlink r:id="rId28">
+        <w:r>
+          <w:rPr>
+            <w:lang w:val="zh_TW" w:bidi="zh_TW"/>
+          </w:rPr>
+          <w:rPr>
+            <w:color w:val="0000EE"/>
+            <w:u w:val="single"/>
+          </w:rPr>
+          <w:t>羅10:19</w:t>
+        </w:r>
+      </w:hyperlink>
+      <w:r>
+        <w:rPr>
+          <w:lang w:val="zh_TW" w:bidi="zh_TW"/>
+        </w:rPr>
+        <w:t>；</w:t>
+      </w:r>
+      <w:hyperlink r:id="rId29">
+        <w:r>
+          <w:rPr>
+            <w:lang w:val="zh_TW" w:bidi="zh_TW"/>
+          </w:rPr>
+          <w:rPr>
+            <w:color w:val="0000EE"/>
+            <w:u w:val="single"/>
+          </w:rPr>
+          <w:t>林前9:9</w:t>
+        </w:r>
+      </w:hyperlink>
+      <w:r>
+        <w:rPr>
+          <w:lang w:val="zh_TW" w:bidi="zh_TW"/>
+        </w:rPr>
+        <w:t>）。雖然學者早已普遍且公開承認五經中存在一些差異之處，但人們仍然肯定：在公元前15世紀頒布律法的摩西，就是五經文獻的主要作者。</w:t>
+      </w:r>
+    </w:p>
+    <w:p>
+      <w:pPr>
+        <w:pStyle w:val="Heading3"/>
+      </w:pPr>
+      <w:r>
+        <w:rPr>
+          <w:lang w:val="zh_TW" w:bidi="zh_TW"/>
+        </w:rPr>
+        <w:t>背景</w:t>
+      </w:r>
+    </w:p>
+    <w:p>
+      <w:pPr>
+        <w:pStyle w:val="Heading4"/>
+      </w:pPr>
+      <w:r>
+        <w:rPr>
+          <w:lang w:val="zh_TW" w:bidi="zh_TW"/>
+        </w:rPr>
+        <w:t>西奈半島</w:t>
+      </w:r>
+    </w:p>
+    <w:p>
+      <w:pPr/>
+      <w:r>
+        <w:rPr>
+          <w:lang w:val="zh_TW" w:bidi="zh_TW"/>
+        </w:rPr>
+      </w:r>
+      <w:r>
+        <w:rPr>
+          <w:lang w:val="zh_TW" w:bidi="zh_TW"/>
+        </w:rPr>
+        <w:t>民數記的歷史背景，主要始於公元前二千年中期的西奈半島這一地理區域。</w:t>
+      </w:r>
+    </w:p>
+    <w:p>
+      <w:pPr/>
+      <w:r>
+        <w:rPr>
+          <w:lang w:val="zh_TW" w:bidi="zh_TW"/>
+        </w:rPr>
+      </w:r>
+      <w:r>
+        <w:rPr>
+          <w:lang w:val="zh_TW" w:bidi="zh_TW"/>
+        </w:rPr>
+        <w:t>西奈半島的形狀像一個倒置的三角形，底邊位於北方。它南北長約240英里（386.2公里），北部底邊寬約175英里（281.6公里），面積約22,000平方英里（56,980平方公里）。半島北面以地中海和迦南的南部邊界為界，西面以苦湖（Bitter Lakes）和蘇伊士灣（Gulf of Suez）為界，東面以亞拉巴（Arabah）和亞喀巴灣（Gulf of Aqaba）為界。從北方的地中海沿岸開始向南，大約15英里（24.1公里）的地段以沙地為主。越過這片沿海平原之後，南面是一片由礫石（gravel）和石灰岩（limestone ）構成的高原（</w:t>
+      </w:r>
+      <w:r>
+        <w:rPr>
+          <w:lang w:val="zh_TW" w:bidi="zh_TW"/>
+        </w:rPr>
+        <w:t>提赫</w:t>
+      </w:r>
+      <w:r>
+        <w:rPr>
+          <w:lang w:val="zh_TW" w:bidi="zh_TW"/>
+        </w:rPr>
+        <w:t>〔Et-Tih〕），海拔約2,500英尺（762公尺），向南延伸進入半島，長約150英里（241.4公里）。在此之上，地勢抬升，形成花崗岩山地，部分山峰高達8,000英尺（2,438.4公尺）。在半島三角形頂端的這片山地區域中，摩西山（Jebel Musa）聳立其上，高約7,363英尺（2,244.2公尺）。傳統認為，以色列人在前往西奈山之前曾在此安營，摩西也在那裡領受律法。</w:t>
+      </w:r>
+    </w:p>
+    <w:p>
+      <w:pPr/>
+      <w:r>
+        <w:rPr>
+          <w:lang w:val="zh_TW" w:bidi="zh_TW"/>
+        </w:rPr>
+      </w:r>
+      <w:r>
+        <w:rPr>
+          <w:lang w:val="zh_TW" w:bidi="zh_TW"/>
+        </w:rPr>
+        <w:t>整個半島由五個曠野區域組成。北部、並且緊鄰歌珊地以東的是書珥曠野，寬約40英里（64.4公里），這片曠野沿著埃及河（阿里什河谷〔Wadi el-Arish〕）延伸，通往加低斯‧巴尼亞一帶，並向東北延至別是巴。此區以東是尋曠野，從書珥曠野向東延伸至死海南端；加低斯‧巴尼亞位於其南部邊界（</w:t>
+      </w:r>
+      <w:hyperlink r:id="rId30">
+        <w:r>
+          <w:rPr>
+            <w:lang w:val="zh_TW" w:bidi="zh_TW"/>
+          </w:rPr>
+          <w:rPr>
+            <w:color w:val="0000EE"/>
+            <w:u w:val="single"/>
+          </w:rPr>
+          <w:t>民20:1</w:t>
+        </w:r>
+      </w:hyperlink>
+      <w:r>
+        <w:rPr>
+          <w:lang w:val="zh_TW" w:bidi="zh_TW"/>
+        </w:rPr>
+        <w:t>，</w:t>
+      </w:r>
+      <w:hyperlink r:id="rId31">
+        <w:r>
+          <w:rPr>
+            <w:lang w:val="zh_TW" w:bidi="zh_TW"/>
+          </w:rPr>
+          <w:rPr>
+            <w:color w:val="0000EE"/>
+            <w:u w:val="single"/>
+          </w:rPr>
+          <w:t>33:36</w:t>
+        </w:r>
+      </w:hyperlink>
+      <w:r>
+        <w:rPr>
+          <w:lang w:val="zh_TW" w:bidi="zh_TW"/>
+        </w:rPr>
+        <w:t>）。書珥曠野以南是以倘曠野；在其以東、位於西奈半島中東部的是廣大的巴蘭曠野（</w:t>
+      </w:r>
+      <w:hyperlink r:id="rId32">
+        <w:r>
+          <w:rPr>
+            <w:lang w:val="zh_TW" w:bidi="zh_TW"/>
+          </w:rPr>
+          <w:rPr>
+            <w:color w:val="0000EE"/>
+            <w:u w:val="single"/>
+          </w:rPr>
+          <w:t>申1:19</w:t>
+        </w:r>
+      </w:hyperlink>
+      <w:r>
+        <w:rPr>
+          <w:lang w:val="zh_TW" w:bidi="zh_TW"/>
+        </w:rPr>
+        <w:t>）。加低斯‧巴尼亞位於這片地域的北部邊界（</w:t>
+      </w:r>
+      <w:hyperlink r:id="rId33">
+        <w:r>
+          <w:rPr>
+            <w:lang w:val="zh_TW" w:bidi="zh_TW"/>
+          </w:rPr>
+          <w:rPr>
+            <w:color w:val="0000EE"/>
+            <w:u w:val="single"/>
+          </w:rPr>
+          <w:t>民13:26</w:t>
+        </w:r>
+      </w:hyperlink>
+      <w:r>
+        <w:rPr>
+          <w:lang w:val="zh_TW" w:bidi="zh_TW"/>
+        </w:rPr>
+        <w:t>）。以色列人在這一帶度過40年漂流中的38年。在巴蘭曠野的西南方、半島西側的山坡上，靠近三角形南端的花崗岩山地之處是汛曠野。</w:t>
+      </w:r>
+    </w:p>
+    <w:p>
+      <w:pPr/>
+      <w:r>
+        <w:rPr>
+          <w:lang w:val="zh_TW" w:bidi="zh_TW"/>
+        </w:rPr>
+      </w:r>
+      <w:r>
+        <w:rPr>
+          <w:lang w:val="zh_TW" w:bidi="zh_TW"/>
+        </w:rPr>
+        <w:t>這一地區整體而言荒涼貧瘠，但並非無法通行，也不是不能供養旅人。西部與東部邊界分布著井與泉源，彼此間距合理。地下水位相當接近地表，使人能夠挖井取水（</w:t>
+      </w:r>
+      <w:hyperlink r:id="rId34">
+        <w:r>
+          <w:rPr>
+            <w:lang w:val="zh_TW" w:bidi="zh_TW"/>
+          </w:rPr>
+          <w:rPr>
+            <w:color w:val="0000EE"/>
+            <w:u w:val="single"/>
+          </w:rPr>
+          <w:t>民20:17</w:t>
+        </w:r>
+      </w:hyperlink>
+      <w:r>
+        <w:rPr>
+          <w:lang w:val="zh_TW" w:bidi="zh_TW"/>
+        </w:rPr>
+        <w:t>，</w:t>
+      </w:r>
+      <w:hyperlink r:id="rId35">
+        <w:r>
+          <w:rPr>
+            <w:lang w:val="zh_TW" w:bidi="zh_TW"/>
+          </w:rPr>
+          <w:rPr>
+            <w:color w:val="0000EE"/>
+            <w:u w:val="single"/>
+          </w:rPr>
+          <w:t>21:16–18</w:t>
+        </w:r>
+      </w:hyperlink>
+      <w:r>
+        <w:rPr>
+          <w:lang w:val="zh_TW" w:bidi="zh_TW"/>
+        </w:rPr>
+        <w:t>）。石灰岩也能儲存大量水分（</w:t>
+      </w:r>
+      <w:hyperlink r:id="rId36">
+        <w:r>
+          <w:rPr>
+            <w:lang w:val="zh_TW" w:bidi="zh_TW"/>
+          </w:rPr>
+          <w:rPr>
+            <w:color w:val="0000EE"/>
+            <w:u w:val="single"/>
+          </w:rPr>
+          <w:t>20:11</w:t>
+        </w:r>
+      </w:hyperlink>
+      <w:r>
+        <w:rPr>
+          <w:lang w:val="zh_TW" w:bidi="zh_TW"/>
+        </w:rPr>
+        <w:t>）。除了在較為固定的溪流周圍，植被普遍稀少；在那些地方，植物與海棗樹則生長茂盛。冬季的雨季約有20天。春季時，鵪鶉（</w:t>
+      </w:r>
+      <w:hyperlink r:id="rId37">
+        <w:r>
+          <w:rPr>
+            <w:lang w:val="zh_TW" w:bidi="zh_TW"/>
+          </w:rPr>
+          <w:rPr>
+            <w:color w:val="0000EE"/>
+            <w:u w:val="single"/>
+          </w:rPr>
+          <w:t>11:31–32</w:t>
+        </w:r>
+      </w:hyperlink>
+      <w:r>
+        <w:rPr>
+          <w:lang w:val="zh_TW" w:bidi="zh_TW"/>
+        </w:rPr>
+        <w:t>）會橫越半島遷徙前往歐洲。</w:t>
+      </w:r>
+    </w:p>
+    <w:p>
+      <w:pPr>
+        <w:pStyle w:val="Heading4"/>
+      </w:pPr>
+      <w:r>
+        <w:rPr>
+          <w:lang w:val="zh_TW" w:bidi="zh_TW"/>
+        </w:rPr>
+        <w:t>以色列所面對的民族</w:t>
+      </w:r>
+    </w:p>
+    <w:p>
+      <w:pPr/>
+      <w:r>
+        <w:rPr>
+          <w:lang w:val="zh_TW" w:bidi="zh_TW"/>
+        </w:rPr>
+      </w:r>
+      <w:r>
+        <w:rPr>
+          <w:lang w:val="zh_TW" w:bidi="zh_TW"/>
+        </w:rPr>
+        <w:t>亞瑪力人與迦南人（</w:t>
+      </w:r>
+      <w:hyperlink r:id="rId38">
+        <w:r>
+          <w:rPr>
+            <w:lang w:val="zh_TW" w:bidi="zh_TW"/>
+          </w:rPr>
+          <w:rPr>
+            <w:color w:val="0000EE"/>
+            <w:u w:val="single"/>
+          </w:rPr>
+          <w:t>14:25</w:t>
+        </w:r>
+      </w:hyperlink>
+      <w:r>
+        <w:rPr>
+          <w:lang w:val="zh_TW" w:bidi="zh_TW"/>
+        </w:rPr>
+        <w:t>、</w:t>
+      </w:r>
+      <w:hyperlink r:id="rId38">
+        <w:r>
+          <w:rPr>
+            <w:lang w:val="zh_TW" w:bidi="zh_TW"/>
+          </w:rPr>
+          <w:rPr>
+            <w:color w:val="0000EE"/>
+            <w:u w:val="single"/>
+          </w:rPr>
+          <w:t>43–45</w:t>
+        </w:r>
+      </w:hyperlink>
+      <w:r>
+        <w:rPr>
+          <w:lang w:val="zh_TW" w:bidi="zh_TW"/>
+        </w:rPr>
+        <w:t>，</w:t>
+      </w:r>
+      <w:hyperlink r:id="rId39">
+        <w:r>
+          <w:rPr>
+            <w:lang w:val="zh_TW" w:bidi="zh_TW"/>
+          </w:rPr>
+          <w:rPr>
+            <w:color w:val="0000EE"/>
+            <w:u w:val="single"/>
+          </w:rPr>
+          <w:t>24:20</w:t>
+        </w:r>
+      </w:hyperlink>
+      <w:r>
+        <w:rPr>
+          <w:lang w:val="zh_TW" w:bidi="zh_TW"/>
+        </w:rPr>
+        <w:t>）</w:t>
+      </w:r>
+    </w:p>
+    <w:p>
+      <w:pPr/>
+      <w:r>
+        <w:rPr>
+          <w:lang w:val="zh_TW" w:bidi="zh_TW"/>
+        </w:rPr>
+      </w:r>
+      <w:r>
+        <w:rPr>
+          <w:lang w:val="zh_TW" w:bidi="zh_TW"/>
+        </w:rPr>
+        <w:t>亞瑪力人是亞瑪力的後裔；亞瑪力是以利法的兒子，也是以掃的孫子（</w:t>
+      </w:r>
+      <w:hyperlink r:id="rId40">
+        <w:r>
+          <w:rPr>
+            <w:lang w:val="zh_TW" w:bidi="zh_TW"/>
+          </w:rPr>
+          <w:rPr>
+            <w:color w:val="0000EE"/>
+            <w:u w:val="single"/>
+          </w:rPr>
+          <w:t>創36:12</w:t>
+        </w:r>
+      </w:hyperlink>
+      <w:r>
+        <w:rPr>
+          <w:lang w:val="zh_TW" w:bidi="zh_TW"/>
+        </w:rPr>
+        <w:t>、</w:t>
+      </w:r>
+      <w:hyperlink r:id="rId40">
+        <w:r>
+          <w:rPr>
+            <w:lang w:val="zh_TW" w:bidi="zh_TW"/>
+          </w:rPr>
+          <w:rPr>
+            <w:color w:val="0000EE"/>
+            <w:u w:val="single"/>
+          </w:rPr>
+          <w:t>16</w:t>
+        </w:r>
+      </w:hyperlink>
+      <w:r>
+        <w:rPr>
+          <w:lang w:val="zh_TW" w:bidi="zh_TW"/>
+        </w:rPr>
+        <w:t>）。他們多半過著遊牧生活。在西奈半島，亞瑪力人成為第一個與以色列爭戰的民族；雙方在利非訂交鋒（參</w:t>
+      </w:r>
+      <w:hyperlink r:id="rId39">
+        <w:r>
+          <w:rPr>
+            <w:lang w:val="zh_TW" w:bidi="zh_TW"/>
+          </w:rPr>
+          <w:rPr>
+            <w:color w:val="0000EE"/>
+            <w:u w:val="single"/>
+          </w:rPr>
+          <w:t>民24:20</w:t>
+        </w:r>
+      </w:hyperlink>
+      <w:r>
+        <w:rPr>
+          <w:lang w:val="zh_TW" w:bidi="zh_TW"/>
+        </w:rPr>
+        <w:t>），地點可能是西奈西南部的利法音谷（Wadi Refayid）（</w:t>
+      </w:r>
+      <w:hyperlink r:id="rId41">
+        <w:r>
+          <w:rPr>
+            <w:lang w:val="zh_TW" w:bidi="zh_TW"/>
+          </w:rPr>
+          <w:rPr>
+            <w:color w:val="0000EE"/>
+            <w:u w:val="single"/>
+          </w:rPr>
+          <w:t>出17:8–16</w:t>
+        </w:r>
+      </w:hyperlink>
+      <w:r>
+        <w:rPr>
+          <w:lang w:val="zh_TW" w:bidi="zh_TW"/>
+        </w:rPr>
+        <w:t>），當時以色列尚未抵達何烈山。一年之後，亞瑪力人定居在加低斯‧巴尼亞以北的山地與谷地。他們與迦南人，也就是巴勒斯坦地的居民結盟，從南方阻擋以色列進入應許之地的行動（</w:t>
+      </w:r>
+      <w:hyperlink r:id="rId42">
+        <w:r>
+          <w:rPr>
+            <w:lang w:val="zh_TW" w:bidi="zh_TW"/>
+          </w:rPr>
+          <w:rPr>
+            <w:color w:val="0000EE"/>
+            <w:u w:val="single"/>
+          </w:rPr>
+          <w:t>民14:45</w:t>
+        </w:r>
+      </w:hyperlink>
+      <w:r>
+        <w:rPr>
+          <w:lang w:val="zh_TW" w:bidi="zh_TW"/>
+        </w:rPr>
+        <w:t>）。此後多年，以色列幾乎完全喪失發動爭戰的意志。</w:t>
+      </w:r>
+    </w:p>
+    <w:p>
+      <w:pPr/>
+      <w:r>
+        <w:rPr>
+          <w:lang w:val="zh_TW" w:bidi="zh_TW"/>
+        </w:rPr>
+      </w:r>
+      <w:r>
+        <w:rPr>
+          <w:lang w:val="zh_TW" w:bidi="zh_TW"/>
+        </w:rPr>
+        <w:t>以東人（</w:t>
+      </w:r>
+      <w:hyperlink r:id="rId43">
+        <w:r>
+          <w:rPr>
+            <w:lang w:val="zh_TW" w:bidi="zh_TW"/>
+          </w:rPr>
+          <w:rPr>
+            <w:color w:val="0000EE"/>
+            <w:u w:val="single"/>
+          </w:rPr>
+          <w:t>20:14–21</w:t>
+        </w:r>
+      </w:hyperlink>
+      <w:r>
+        <w:rPr>
+          <w:lang w:val="zh_TW" w:bidi="zh_TW"/>
+        </w:rPr>
+        <w:t>，</w:t>
+      </w:r>
+      <w:hyperlink r:id="rId44">
+        <w:r>
+          <w:rPr>
+            <w:lang w:val="zh_TW" w:bidi="zh_TW"/>
+          </w:rPr>
+          <w:rPr>
+            <w:color w:val="0000EE"/>
+            <w:u w:val="single"/>
+          </w:rPr>
+          <w:t>21:4</w:t>
+        </w:r>
+      </w:hyperlink>
+      <w:r>
+        <w:rPr>
+          <w:lang w:val="zh_TW" w:bidi="zh_TW"/>
+        </w:rPr>
+        <w:t>、</w:t>
+      </w:r>
+      <w:hyperlink r:id="rId44">
+        <w:r>
+          <w:rPr>
+            <w:lang w:val="zh_TW" w:bidi="zh_TW"/>
+          </w:rPr>
+          <w:rPr>
+            <w:color w:val="0000EE"/>
+            <w:u w:val="single"/>
+          </w:rPr>
+          <w:t>10–11</w:t>
+        </w:r>
+      </w:hyperlink>
+      <w:r>
+        <w:rPr>
+          <w:lang w:val="zh_TW" w:bidi="zh_TW"/>
+        </w:rPr>
+        <w:t>）</w:t>
+      </w:r>
+    </w:p>
+    <w:p>
+      <w:pPr/>
+      <w:r>
+        <w:rPr>
+          <w:lang w:val="zh_TW" w:bidi="zh_TW"/>
+        </w:rPr>
+      </w:r>
+      <w:r>
+        <w:rPr>
+          <w:lang w:val="zh_TW" w:bidi="zh_TW"/>
+        </w:rPr>
+        <w:t>以東又稱西珥 （</w:t>
+      </w:r>
+      <w:hyperlink r:id="rId45">
+        <w:r>
+          <w:rPr>
+            <w:lang w:val="zh_TW" w:bidi="zh_TW"/>
+          </w:rPr>
+          <w:rPr>
+            <w:color w:val="0000EE"/>
+            <w:u w:val="single"/>
+          </w:rPr>
+          <w:t>24:18</w:t>
+        </w:r>
+      </w:hyperlink>
+      <w:r>
+        <w:rPr>
+          <w:lang w:val="zh_TW" w:bidi="zh_TW"/>
+        </w:rPr>
+        <w:t>），位於死海南方，是以掃後裔所居住的地區。這片土地是從北界的撒烈溪谷延伸開來（</w:t>
+      </w:r>
+      <w:hyperlink r:id="rId46">
+        <w:r>
+          <w:rPr>
+            <w:lang w:val="zh_TW" w:bidi="zh_TW"/>
+          </w:rPr>
+          <w:rPr>
+            <w:color w:val="0000EE"/>
+            <w:u w:val="single"/>
+          </w:rPr>
+          <w:t>21:12</w:t>
+        </w:r>
+      </w:hyperlink>
+      <w:r>
+        <w:rPr>
+          <w:lang w:val="zh_TW" w:bidi="zh_TW"/>
+        </w:rPr>
+        <w:t>），該溪谷流入死海南端，向南約100英里（160.9公里）直到亞喀巴灣。其疆域橫跨亞拉巴的兩側，而加低斯‧巴尼亞則位於其西界的邊緣（</w:t>
+      </w:r>
+      <w:hyperlink r:id="rId47">
+        <w:r>
+          <w:rPr>
+            <w:lang w:val="zh_TW" w:bidi="zh_TW"/>
+          </w:rPr>
+          <w:rPr>
+            <w:color w:val="0000EE"/>
+            <w:u w:val="single"/>
+          </w:rPr>
+          <w:t>20:16</w:t>
+        </w:r>
+      </w:hyperlink>
+      <w:r>
+        <w:rPr>
+          <w:lang w:val="zh_TW" w:bidi="zh_TW"/>
+        </w:rPr>
+        <w:t>），全境面積約4,000平方英里（10,360平方公里）。這是一片崎嶇的山地，高峰可達3,500英尺（1,066.8公尺）。一條稱為「大道」的古老商道，從大馬士革經過約旦河東通往亞喀巴灣，穿越以東的領土與主要城邑，包括波斯拉和利曼（Leman）。雖然以東土地不算肥沃，但仍有可以耕種的地區（</w:t>
+      </w:r>
+      <w:hyperlink r:id="rId48">
+        <w:r>
+          <w:rPr>
+            <w:lang w:val="zh_TW" w:bidi="zh_TW"/>
+          </w:rPr>
+          <w:rPr>
+            <w:color w:val="0000EE"/>
+            <w:u w:val="single"/>
+          </w:rPr>
+          <w:t>20:17–19</w:t>
         </w:r>
       </w:hyperlink>
       <w:r>
@@ -315,2393 +1285,5853 @@
       </w:r>
       <w:r>
         <w:rPr>
+          <w:lang w:val="zh_TW" w:bidi="zh_TW"/>
+        </w:rPr>
+        <w:t>在以色列前往外約旦河地區途中，以東拒絕讓以色列從加低斯直接向東穿越其境，迫使以色列向東南轉入亞拉巴，並沿著亞拉巴上行（</w:t>
+      </w:r>
+      <w:hyperlink r:id="rId49">
+        <w:r>
+          <w:rPr>
+            <w:lang w:val="zh_TW" w:bidi="zh_TW"/>
+          </w:rPr>
+          <w:rPr>
+            <w:color w:val="0000EE"/>
+            <w:u w:val="single"/>
+          </w:rPr>
+          <w:t>21:4</w:t>
+        </w:r>
+      </w:hyperlink>
+      <w:r>
+        <w:rPr>
+          <w:lang w:val="zh_TW" w:bidi="zh_TW"/>
+        </w:rPr>
+        <w:t>、</w:t>
+      </w:r>
+      <w:hyperlink r:id="rId49">
+        <w:r>
+          <w:rPr>
+            <w:lang w:val="zh_TW" w:bidi="zh_TW"/>
+          </w:rPr>
+          <w:rPr>
+            <w:color w:val="0000EE"/>
+            <w:u w:val="single"/>
+          </w:rPr>
+          <w:t>11</w:t>
+        </w:r>
+      </w:hyperlink>
+      <w:r>
+        <w:rPr>
+          <w:lang w:val="zh_TW" w:bidi="zh_TW"/>
+        </w:rPr>
+        <w:t>）。儘管以東對神的百姓表現出敵意，神仍然禁止以色列出兵攻擊他們（</w:t>
+      </w:r>
+      <w:hyperlink r:id="rId50">
+        <w:r>
+          <w:rPr>
+            <w:lang w:val="zh_TW" w:bidi="zh_TW"/>
+          </w:rPr>
+          <w:rPr>
+            <w:color w:val="0000EE"/>
+            <w:u w:val="single"/>
+          </w:rPr>
+          <w:t>申2:2–8</w:t>
+        </w:r>
+      </w:hyperlink>
+      <w:r>
+        <w:rPr>
+          <w:lang w:val="zh_TW" w:bidi="zh_TW"/>
+        </w:rPr>
+        <w:t>），也吩咐以色列不可憎惡以東人（</w:t>
+      </w:r>
+      <w:hyperlink r:id="rId51">
+        <w:r>
+          <w:rPr>
+            <w:lang w:val="zh_TW" w:bidi="zh_TW"/>
+          </w:rPr>
+          <w:rPr>
+            <w:color w:val="0000EE"/>
+            <w:u w:val="single"/>
+          </w:rPr>
+          <w:t>23:7</w:t>
+        </w:r>
+      </w:hyperlink>
+      <w:r>
+        <w:rPr>
+          <w:lang w:val="zh_TW" w:bidi="zh_TW"/>
+        </w:rPr>
+        <w:t>），因此，在以色列征服那地的過程中，以東免於遭到毀滅。後來，大衛照著巴蘭的預言（</w:t>
+      </w:r>
+      <w:hyperlink r:id="rId45">
+        <w:r>
+          <w:rPr>
+            <w:lang w:val="zh_TW" w:bidi="zh_TW"/>
+          </w:rPr>
+          <w:rPr>
+            <w:color w:val="0000EE"/>
+            <w:u w:val="single"/>
+          </w:rPr>
+          <w:t>民24:18</w:t>
+        </w:r>
+      </w:hyperlink>
+      <w:r>
+        <w:rPr>
+          <w:lang w:val="zh_TW" w:bidi="zh_TW"/>
+        </w:rPr>
+        <w:t>），征服了這片地區（</w:t>
+      </w:r>
+      <w:hyperlink r:id="rId52">
+        <w:r>
+          <w:rPr>
+            <w:lang w:val="zh_TW" w:bidi="zh_TW"/>
+          </w:rPr>
+          <w:rPr>
+            <w:color w:val="0000EE"/>
+            <w:u w:val="single"/>
+          </w:rPr>
+          <w:t>撒下8:13–14</w:t>
+        </w:r>
+      </w:hyperlink>
+      <w:r>
+        <w:rPr>
+          <w:lang w:val="zh_TW" w:bidi="zh_TW"/>
+        </w:rPr>
+        <w:t>）。</w:t>
+      </w:r>
+    </w:p>
+    <w:p>
+      <w:pPr/>
+      <w:r>
+        <w:rPr>
+          <w:lang w:val="zh_TW" w:bidi="zh_TW"/>
+        </w:rPr>
+      </w:r>
+      <w:r>
+        <w:rPr>
+          <w:lang w:val="zh_TW" w:bidi="zh_TW"/>
+        </w:rPr>
+        <w:t>亞拉得（</w:t>
+      </w:r>
+      <w:hyperlink r:id="rId53">
+        <w:r>
+          <w:rPr>
+            <w:lang w:val="zh_TW" w:bidi="zh_TW"/>
+          </w:rPr>
+          <w:rPr>
+            <w:color w:val="0000EE"/>
+            <w:u w:val="single"/>
+          </w:rPr>
+          <w:t>21:1–3</w:t>
+        </w:r>
+      </w:hyperlink>
+      <w:r>
+        <w:rPr>
+          <w:lang w:val="zh_TW" w:bidi="zh_TW"/>
+        </w:rPr>
+        <w:t>）</w:t>
+      </w:r>
+    </w:p>
+    <w:p>
+      <w:pPr/>
+      <w:r>
+        <w:rPr>
+          <w:lang w:val="zh_TW" w:bidi="zh_TW"/>
+        </w:rPr>
+      </w:r>
+      <w:r>
+        <w:rPr>
+          <w:lang w:val="zh_TW" w:bidi="zh_TW"/>
+        </w:rPr>
+        <w:t>亞拉得是位於迦南南部的南地的一處聚落。其王曾與以色列爭戰，並擄走一些人；後來以色列人在何珥瑪擊敗他們。</w:t>
+      </w:r>
+    </w:p>
+    <w:p>
+      <w:pPr/>
+      <w:r>
+        <w:rPr>
+          <w:lang w:val="zh_TW" w:bidi="zh_TW"/>
+        </w:rPr>
+      </w:r>
+      <w:r>
+        <w:rPr>
+          <w:lang w:val="zh_TW" w:bidi="zh_TW"/>
+        </w:rPr>
+        <w:t>摩押人（</w:t>
+      </w:r>
+      <w:hyperlink r:id="rId54">
+        <w:r>
+          <w:rPr>
+            <w:lang w:val="zh_TW" w:bidi="zh_TW"/>
+          </w:rPr>
+          <w:rPr>
+            <w:color w:val="0000EE"/>
+            <w:u w:val="single"/>
+          </w:rPr>
+          <w:t>21:11–15</w:t>
+        </w:r>
+      </w:hyperlink>
+      <w:r>
+        <w:rPr>
+          <w:lang w:val="zh_TW" w:bidi="zh_TW"/>
+        </w:rPr>
+        <w:t>，</w:t>
+      </w:r>
+      <w:hyperlink r:id="rId55">
+        <w:r>
+          <w:rPr>
+            <w:lang w:val="zh_TW" w:bidi="zh_TW"/>
+          </w:rPr>
+          <w:rPr>
+            <w:color w:val="0000EE"/>
+            <w:u w:val="single"/>
+          </w:rPr>
+          <w:t>22:1–24:25</w:t>
+        </w:r>
+      </w:hyperlink>
+      <w:r>
+        <w:rPr>
+          <w:lang w:val="zh_TW" w:bidi="zh_TW"/>
+        </w:rPr>
+        <w:t>）</w:t>
+      </w:r>
+    </w:p>
+    <w:p>
+      <w:pPr/>
+      <w:r>
+        <w:rPr>
+          <w:lang w:val="zh_TW" w:bidi="zh_TW"/>
+        </w:rPr>
+      </w:r>
+      <w:r>
+        <w:rPr>
+          <w:lang w:val="zh_TW" w:bidi="zh_TW"/>
+        </w:rPr>
+        <w:t>羅得的後裔居住在摩押地（</w:t>
+      </w:r>
+      <w:hyperlink r:id="rId56">
+        <w:r>
+          <w:rPr>
+            <w:lang w:val="zh_TW" w:bidi="zh_TW"/>
+          </w:rPr>
+          <w:rPr>
+            <w:color w:val="0000EE"/>
+            <w:u w:val="single"/>
+          </w:rPr>
+          <w:t>創19:37</w:t>
+        </w:r>
+      </w:hyperlink>
+      <w:r>
+        <w:rPr>
+          <w:lang w:val="zh_TW" w:bidi="zh_TW"/>
+        </w:rPr>
+        <w:t>），它位於死海以東，主要介於亞嫩谷（</w:t>
+      </w:r>
+      <w:hyperlink r:id="rId57">
+        <w:r>
+          <w:rPr>
+            <w:lang w:val="zh_TW" w:bidi="zh_TW"/>
+          </w:rPr>
+          <w:rPr>
+            <w:color w:val="0000EE"/>
+            <w:u w:val="single"/>
+          </w:rPr>
+          <w:t>民21:13</w:t>
+        </w:r>
+      </w:hyperlink>
+      <w:r>
+        <w:rPr>
+          <w:lang w:val="zh_TW" w:bidi="zh_TW"/>
+        </w:rPr>
+        <w:t>）與撒烈谷之間，土地面積約1,400平方英里（3,626平方公里）。</w:t>
+      </w:r>
+    </w:p>
+    <w:p>
+      <w:pPr/>
+      <w:r>
+        <w:rPr>
+          <w:lang w:val="zh_TW" w:bidi="zh_TW"/>
+        </w:rPr>
+      </w:r>
+      <w:r>
+        <w:rPr>
+          <w:lang w:val="zh_TW" w:bidi="zh_TW"/>
+        </w:rPr>
+        <w:t>在青銅器時代中後期，摩押人已經越過他們原有的高原向北擴展勢力，越過亞嫩，一直延伸到死海的北端（</w:t>
+      </w:r>
+      <w:hyperlink r:id="rId58">
+        <w:r>
+          <w:rPr>
+            <w:lang w:val="zh_TW" w:bidi="zh_TW"/>
+          </w:rPr>
+          <w:rPr>
+            <w:color w:val="0000EE"/>
+            <w:u w:val="single"/>
+          </w:rPr>
+          <w:t>21:20</w:t>
+        </w:r>
+      </w:hyperlink>
+      <w:r>
+        <w:rPr>
+          <w:lang w:val="zh_TW" w:bidi="zh_TW"/>
+        </w:rPr>
+        <w:t>）。然而，在民數記所記載的時期，亞摩利人佔據了從亞嫩一直向北直到雅博谷的地區（</w:t>
+      </w:r>
+      <w:hyperlink r:id="rId57">
+        <w:r>
+          <w:rPr>
+            <w:lang w:val="zh_TW" w:bidi="zh_TW"/>
+          </w:rPr>
+          <w:rPr>
+            <w:color w:val="0000EE"/>
+            <w:u w:val="single"/>
+          </w:rPr>
+          <w:t>13</w:t>
+        </w:r>
+      </w:hyperlink>
+      <w:r>
+        <w:rPr>
+          <w:lang w:val="zh_TW" w:bidi="zh_TW"/>
+        </w:rPr>
+        <w:t>、</w:t>
+      </w:r>
+      <w:hyperlink r:id="rId59">
+        <w:r>
+          <w:rPr>
+            <w:lang w:val="zh_TW" w:bidi="zh_TW"/>
+          </w:rPr>
+          <w:rPr>
+            <w:color w:val="0000EE"/>
+            <w:u w:val="single"/>
+          </w:rPr>
+          <w:t>21–24</w:t>
+        </w:r>
+      </w:hyperlink>
+      <w:r>
+        <w:rPr>
+          <w:lang w:val="zh_TW" w:bidi="zh_TW"/>
+        </w:rPr>
+        <w:t>節），因為他們先前已從摩押手中奪取了這片土地（</w:t>
+      </w:r>
+      <w:hyperlink r:id="rId60">
+        <w:r>
+          <w:rPr>
+            <w:lang w:val="zh_TW" w:bidi="zh_TW"/>
+          </w:rPr>
+          <w:rPr>
+            <w:color w:val="0000EE"/>
+            <w:u w:val="single"/>
+          </w:rPr>
+          <w:t>26–30</w:t>
+        </w:r>
+      </w:hyperlink>
+      <w:r>
+        <w:rPr>
+          <w:lang w:val="zh_TW" w:bidi="zh_TW"/>
+        </w:rPr>
+        <w:t>節）。摩押王國的組織相當完善，其發展了農業與畜牧業、建造了華美的建築、製作出具有特色的陶器，並在邊界周圍設立堅固的防禦工事。摩押所事奉的神是基抹（</w:t>
+      </w:r>
+      <w:hyperlink r:id="rId61">
+        <w:r>
+          <w:rPr>
+            <w:lang w:val="zh_TW" w:bidi="zh_TW"/>
+          </w:rPr>
+          <w:rPr>
+            <w:color w:val="0000EE"/>
+            <w:u w:val="single"/>
+          </w:rPr>
+          <w:t>29</w:t>
+        </w:r>
+      </w:hyperlink>
+      <w:r>
+        <w:rPr>
+          <w:lang w:val="zh_TW" w:bidi="zh_TW"/>
+        </w:rPr>
+        <w:t>節）。</w:t>
+      </w:r>
+    </w:p>
+    <w:p>
+      <w:pPr/>
+      <w:r>
+        <w:rPr>
+          <w:lang w:val="zh_TW" w:bidi="zh_TW"/>
+        </w:rPr>
+      </w:r>
+      <w:r>
+        <w:rPr>
+          <w:lang w:val="zh_TW" w:bidi="zh_TW"/>
+        </w:rPr>
+        <w:t>在征服時期，摩押王巴勒與米甸結盟，並雇用巴蘭來咒詛以色列（</w:t>
+      </w:r>
+      <w:hyperlink r:id="rId55">
+        <w:r>
+          <w:rPr>
+            <w:lang w:val="zh_TW" w:bidi="zh_TW"/>
+          </w:rPr>
+          <w:rPr>
+            <w:color w:val="0000EE"/>
+            <w:u w:val="single"/>
+          </w:rPr>
+          <w:t>22–24</w:t>
+        </w:r>
+      </w:hyperlink>
+      <w:r>
+        <w:rPr>
+          <w:lang w:val="zh_TW" w:bidi="zh_TW"/>
+        </w:rPr>
+        <w:t>章）。這個計謀失敗之後，這兩個外邦勢力轉而以另一種方式對付以色列，就是引誘神的百姓去敬拜基抹，陷入拜偶像的罪中（</w:t>
+      </w:r>
+      <w:hyperlink r:id="rId62">
+        <w:r>
+          <w:rPr>
+            <w:lang w:val="zh_TW" w:bidi="zh_TW"/>
+          </w:rPr>
+          <w:rPr>
+            <w:color w:val="0000EE"/>
+            <w:u w:val="single"/>
+          </w:rPr>
+          <w:t>25:1–2</w:t>
+        </w:r>
+      </w:hyperlink>
+      <w:r>
+        <w:rPr>
+          <w:lang w:val="zh_TW" w:bidi="zh_TW"/>
+        </w:rPr>
+        <w:t>）。以色列在隨後爆發的戰爭中，擊敗了米甸（</w:t>
+      </w:r>
+      <w:hyperlink r:id="rId63">
+        <w:r>
+          <w:rPr>
+            <w:lang w:val="zh_TW" w:bidi="zh_TW"/>
+          </w:rPr>
+          <w:rPr>
+            <w:color w:val="0000EE"/>
+            <w:u w:val="single"/>
+          </w:rPr>
+          <w:t>31:1–18</w:t>
+        </w:r>
+      </w:hyperlink>
+      <w:r>
+        <w:rPr>
+          <w:lang w:val="zh_TW" w:bidi="zh_TW"/>
+        </w:rPr>
+        <w:t>），但神明確地吩咐以色列不可攻擊摩押，因此以色列沒有攻擊摩押（</w:t>
+      </w:r>
+      <w:hyperlink r:id="rId64">
+        <w:r>
+          <w:rPr>
+            <w:lang w:val="zh_TW" w:bidi="zh_TW"/>
+          </w:rPr>
+          <w:rPr>
+            <w:color w:val="0000EE"/>
+            <w:u w:val="single"/>
+          </w:rPr>
+          <w:t>申2:9–13</w:t>
+        </w:r>
+      </w:hyperlink>
+      <w:r>
+        <w:rPr>
+          <w:lang w:val="zh_TW" w:bidi="zh_TW"/>
+        </w:rPr>
+        <w:t>）。然而，正如巴蘭先前所預言的那樣（</w:t>
+      </w:r>
+      <w:hyperlink r:id="rId65">
+        <w:r>
+          <w:rPr>
+            <w:lang w:val="zh_TW" w:bidi="zh_TW"/>
+          </w:rPr>
+          <w:rPr>
+            <w:color w:val="0000EE"/>
+            <w:u w:val="single"/>
+          </w:rPr>
+          <w:t>民24:17</w:t>
+        </w:r>
+      </w:hyperlink>
+      <w:r>
+        <w:rPr>
+          <w:lang w:val="zh_TW" w:bidi="zh_TW"/>
+        </w:rPr>
+        <w:t>），到了公元前11世紀，大衛出兵攻擊並擊敗了摩押（</w:t>
+      </w:r>
+      <w:hyperlink r:id="rId66">
+        <w:r>
+          <w:rPr>
+            <w:lang w:val="zh_TW" w:bidi="zh_TW"/>
+          </w:rPr>
+          <w:rPr>
+            <w:color w:val="0000EE"/>
+            <w:u w:val="single"/>
+          </w:rPr>
+          <w:t>撒下8:2</w:t>
+        </w:r>
+      </w:hyperlink>
+      <w:r>
+        <w:rPr>
+          <w:lang w:val="zh_TW" w:bidi="zh_TW"/>
+        </w:rPr>
+        <w:t>、</w:t>
+      </w:r>
+      <w:hyperlink r:id="rId66">
+        <w:r>
+          <w:rPr>
+            <w:lang w:val="zh_TW" w:bidi="zh_TW"/>
+          </w:rPr>
+          <w:rPr>
+            <w:color w:val="0000EE"/>
+            <w:u w:val="single"/>
+          </w:rPr>
+          <w:t>13–14</w:t>
+        </w:r>
+      </w:hyperlink>
+      <w:r>
+        <w:rPr>
+          <w:lang w:val="zh_TW" w:bidi="zh_TW"/>
+        </w:rPr>
+        <w:t>）。</w:t>
+      </w:r>
+    </w:p>
+    <w:p>
+      <w:pPr/>
+      <w:r>
+        <w:rPr>
+          <w:lang w:val="zh_TW" w:bidi="zh_TW"/>
+        </w:rPr>
+      </w:r>
+      <w:r>
+        <w:rPr>
+          <w:lang w:val="zh_TW" w:bidi="zh_TW"/>
+        </w:rPr>
+        <w:t>亞摩利人（</w:t>
+      </w:r>
+      <w:hyperlink r:id="rId67">
+        <w:r>
+          <w:rPr>
+            <w:lang w:val="zh_TW" w:bidi="zh_TW"/>
+          </w:rPr>
+          <w:rPr>
+            <w:color w:val="0000EE"/>
+            <w:u w:val="single"/>
+          </w:rPr>
+          <w:t>21:21–35</w:t>
+        </w:r>
+      </w:hyperlink>
+      <w:r>
+        <w:rPr>
+          <w:lang w:val="zh_TW" w:bidi="zh_TW"/>
+        </w:rPr>
+        <w:t>）</w:t>
+      </w:r>
+    </w:p>
+    <w:p>
+      <w:pPr/>
+      <w:r>
+        <w:rPr>
+          <w:lang w:val="zh_TW" w:bidi="zh_TW"/>
+        </w:rPr>
+      </w:r>
+      <w:r>
+        <w:rPr>
+          <w:lang w:val="zh_TW" w:bidi="zh_TW"/>
+        </w:rPr>
+        <w:t>亞摩利人曾佔據摩押北部的領土（</w:t>
+      </w:r>
+      <w:hyperlink r:id="rId68">
+        <w:r>
+          <w:rPr>
+            <w:lang w:val="zh_TW" w:bidi="zh_TW"/>
+          </w:rPr>
+          <w:rPr>
+            <w:color w:val="0000EE"/>
+            <w:u w:val="single"/>
+          </w:rPr>
+          <w:t>民21:25–30</w:t>
+        </w:r>
+      </w:hyperlink>
+      <w:r>
+        <w:rPr>
+          <w:lang w:val="zh_TW" w:bidi="zh_TW"/>
+        </w:rPr>
+        <w:t>），他們是迦南的後裔（</w:t>
+      </w:r>
+      <w:hyperlink r:id="rId69">
+        <w:r>
+          <w:rPr>
+            <w:lang w:val="zh_TW" w:bidi="zh_TW"/>
+          </w:rPr>
+          <w:rPr>
+            <w:color w:val="0000EE"/>
+            <w:u w:val="single"/>
+          </w:rPr>
+          <w:t>創10:16</w:t>
+        </w:r>
+      </w:hyperlink>
+      <w:r>
+        <w:rPr>
+          <w:lang w:val="zh_TW" w:bidi="zh_TW"/>
+        </w:rPr>
+        <w:t>），分散居住在約旦河兩岸的山地。希實本是他們的都城。希實本王西宏和巴珊王噩，都是亞摩利人的君王（</w:t>
+      </w:r>
+      <w:hyperlink r:id="rId70">
+        <w:r>
+          <w:rPr>
+            <w:lang w:val="zh_TW" w:bidi="zh_TW"/>
+          </w:rPr>
+          <w:rPr>
+            <w:color w:val="0000EE"/>
+            <w:u w:val="single"/>
+          </w:rPr>
+          <w:t>申3:8</w:t>
+        </w:r>
+      </w:hyperlink>
+      <w:r>
+        <w:rPr>
+          <w:lang w:val="zh_TW" w:bidi="zh_TW"/>
+        </w:rPr>
+        <w:t>）。</w:t>
+      </w:r>
+    </w:p>
+    <w:p>
+      <w:pPr/>
+      <w:r>
+        <w:rPr>
+          <w:lang w:val="zh_TW" w:bidi="zh_TW"/>
+        </w:rPr>
+      </w:r>
+      <w:r>
+        <w:rPr>
+          <w:lang w:val="zh_TW" w:bidi="zh_TW"/>
+        </w:rPr>
+        <w:t>巴珊（</w:t>
+      </w:r>
+      <w:hyperlink r:id="rId71">
+        <w:r>
+          <w:rPr>
+            <w:lang w:val="zh_TW" w:bidi="zh_TW"/>
+          </w:rPr>
+          <w:rPr>
+            <w:color w:val="0000EE"/>
+            <w:u w:val="single"/>
+          </w:rPr>
+          <w:t>民21:33–35</w:t>
+        </w:r>
+      </w:hyperlink>
+      <w:r>
+        <w:rPr>
+          <w:lang w:val="zh_TW" w:bidi="zh_TW"/>
+        </w:rPr>
+        <w:t>；參</w:t>
+      </w:r>
+      <w:hyperlink r:id="rId72">
+        <w:r>
+          <w:rPr>
+            <w:lang w:val="zh_TW" w:bidi="zh_TW"/>
+          </w:rPr>
+          <w:rPr>
+            <w:color w:val="0000EE"/>
+            <w:u w:val="single"/>
+          </w:rPr>
+          <w:t>申1:4</w:t>
+        </w:r>
+      </w:hyperlink>
+      <w:r>
+        <w:rPr>
+          <w:lang w:val="zh_TW" w:bidi="zh_TW"/>
+        </w:rPr>
+        <w:t>，</w:t>
+      </w:r>
+      <w:hyperlink r:id="rId73">
+        <w:r>
+          <w:rPr>
+            <w:lang w:val="zh_TW" w:bidi="zh_TW"/>
+          </w:rPr>
+          <w:rPr>
+            <w:color w:val="0000EE"/>
+            <w:u w:val="single"/>
+          </w:rPr>
+          <w:t>3:1–12</w:t>
+        </w:r>
+      </w:hyperlink>
+      <w:r>
+        <w:rPr>
+          <w:lang w:val="zh_TW" w:bidi="zh_TW"/>
+        </w:rPr>
+        <w:t>）是一片肥美的牧放之地（</w:t>
+      </w:r>
+      <w:hyperlink r:id="rId74">
+        <w:r>
+          <w:rPr>
+            <w:lang w:val="zh_TW" w:bidi="zh_TW"/>
+          </w:rPr>
+          <w:rPr>
+            <w:color w:val="0000EE"/>
+            <w:u w:val="single"/>
+          </w:rPr>
+          <w:t>民32:1–5</w:t>
+        </w:r>
+      </w:hyperlink>
+      <w:r>
+        <w:rPr>
+          <w:lang w:val="zh_TW" w:bidi="zh_TW"/>
+        </w:rPr>
+        <w:t>），位於基尼烈海（Sea of Kinnereth）（加利利）以東；其北界延伸到黑門山，南界通常以雅穆河（river Yarmuk）為界，但在摩西時期則是以雅博谷為界（</w:t>
+      </w:r>
+      <w:hyperlink r:id="rId75">
+        <w:r>
+          <w:rPr>
+            <w:lang w:val="zh_TW" w:bidi="zh_TW"/>
+          </w:rPr>
+          <w:rPr>
+            <w:color w:val="0000EE"/>
+            <w:u w:val="single"/>
+          </w:rPr>
+          <w:t>書12:4–5</w:t>
+        </w:r>
+      </w:hyperlink>
+      <w:r>
+        <w:rPr>
+          <w:lang w:val="zh_TW" w:bidi="zh_TW"/>
+        </w:rPr>
+        <w:t>）。這片土地的面積約5,000平方英里（12,950平方公里）。主要城邑包括亞斯他錄、以得來和哥蘭。征服那地之後，這片區域分給了瑪拿西半個支派；迦得支派佔據基列南部，而呂便支派則取得直到亞嫩谷以南的地區。</w:t>
+      </w:r>
+    </w:p>
+    <w:p>
+      <w:pPr/>
+      <w:r>
+        <w:rPr>
+          <w:lang w:val="zh_TW" w:bidi="zh_TW"/>
+        </w:rPr>
+      </w:r>
+      <w:r>
+        <w:rPr>
+          <w:lang w:val="zh_TW" w:bidi="zh_TW"/>
+        </w:rPr>
+        <w:t>米甸人（</w:t>
+      </w:r>
+      <w:hyperlink r:id="rId76">
+        <w:r>
+          <w:rPr>
+            <w:lang w:val="zh_TW" w:bidi="zh_TW"/>
+          </w:rPr>
+          <w:rPr>
+            <w:color w:val="0000EE"/>
+            <w:u w:val="single"/>
+          </w:rPr>
+          <w:t>25:16–18</w:t>
+        </w:r>
+      </w:hyperlink>
+      <w:r>
+        <w:rPr>
+          <w:lang w:val="zh_TW" w:bidi="zh_TW"/>
+        </w:rPr>
+        <w:t>，</w:t>
+      </w:r>
+      <w:hyperlink r:id="rId77">
+        <w:r>
+          <w:rPr>
+            <w:lang w:val="zh_TW" w:bidi="zh_TW"/>
+          </w:rPr>
+          <w:rPr>
+            <w:color w:val="0000EE"/>
+            <w:u w:val="single"/>
+          </w:rPr>
+          <w:t>31:1–54</w:t>
+        </w:r>
+      </w:hyperlink>
+      <w:r>
+        <w:rPr>
+          <w:lang w:val="zh_TW" w:bidi="zh_TW"/>
+        </w:rPr>
+        <w:t>）</w:t>
+      </w:r>
+    </w:p>
+    <w:p>
+      <w:pPr/>
+      <w:r>
+        <w:rPr>
+          <w:lang w:val="zh_TW" w:bidi="zh_TW"/>
+        </w:rPr>
+      </w:r>
+      <w:r>
+        <w:rPr>
+          <w:lang w:val="zh_TW" w:bidi="zh_TW"/>
+        </w:rPr>
+        <w:t>米甸人是亞伯拉罕與妾基土拉所生的後裔（</w:t>
+      </w:r>
+      <w:hyperlink r:id="rId78">
+        <w:r>
+          <w:rPr>
+            <w:lang w:val="zh_TW" w:bidi="zh_TW"/>
+          </w:rPr>
+          <w:rPr>
+            <w:color w:val="0000EE"/>
+            <w:u w:val="single"/>
+          </w:rPr>
+          <w:t>創25:2</w:t>
+        </w:r>
+      </w:hyperlink>
+      <w:r>
+        <w:rPr>
+          <w:lang w:val="zh_TW" w:bidi="zh_TW"/>
+        </w:rPr>
+        <w:t>），他們是曠野的居民，居住在約旦河東的曠野地帶，範圍從摩押延伸到以東南部的地區。摩押與米甸的長老曾一同雇用巴蘭來咒詛以色列（</w:t>
+      </w:r>
+      <w:hyperlink r:id="rId79">
+        <w:r>
+          <w:rPr>
+            <w:lang w:val="zh_TW" w:bidi="zh_TW"/>
+          </w:rPr>
+          <w:rPr>
+            <w:color w:val="0000EE"/>
+            <w:u w:val="single"/>
+          </w:rPr>
+          <w:t>民22:4–7</w:t>
+        </w:r>
+      </w:hyperlink>
+      <w:r>
+        <w:rPr>
+          <w:lang w:val="zh_TW" w:bidi="zh_TW"/>
+        </w:rPr>
+        <w:t>）。後來，這個計謀失敗，米甸人又再次聯同摩押，引誘以色列陷入拜偶像與淫亂之中（</w:t>
+      </w:r>
+      <w:hyperlink r:id="rId80">
+        <w:r>
+          <w:rPr>
+            <w:lang w:val="zh_TW" w:bidi="zh_TW"/>
+          </w:rPr>
+          <w:rPr>
+            <w:color w:val="0000EE"/>
+            <w:u w:val="single"/>
+          </w:rPr>
+          <w:t>25:1–6</w:t>
+        </w:r>
+      </w:hyperlink>
+      <w:r>
+        <w:rPr>
+          <w:lang w:val="zh_TW" w:bidi="zh_TW"/>
+        </w:rPr>
+        <w:t>、</w:t>
+      </w:r>
+      <w:hyperlink r:id="rId80">
+        <w:r>
+          <w:rPr>
+            <w:lang w:val="zh_TW" w:bidi="zh_TW"/>
+          </w:rPr>
+          <w:rPr>
+            <w:color w:val="0000EE"/>
+            <w:u w:val="single"/>
+          </w:rPr>
+          <w:t>14–15</w:t>
+        </w:r>
+      </w:hyperlink>
+      <w:r>
+        <w:rPr>
+          <w:lang w:val="zh_TW" w:bidi="zh_TW"/>
+        </w:rPr>
+        <w:t>）。哥斯比是那名因行惡而被處死的米甸女子（</w:t>
+      </w:r>
+      <w:hyperlink r:id="rId81">
+        <w:r>
+          <w:rPr>
+            <w:lang w:val="zh_TW" w:bidi="zh_TW"/>
+          </w:rPr>
+          <w:rPr>
+            <w:color w:val="0000EE"/>
+            <w:u w:val="single"/>
+          </w:rPr>
+          <w:t>25:8</w:t>
+        </w:r>
+      </w:hyperlink>
+      <w:r>
+        <w:rPr>
+          <w:lang w:val="zh_TW" w:bidi="zh_TW"/>
+        </w:rPr>
+        <w:t>），她是蘇珥的女兒。蘇珥是五個米甸王之一，這些王曾與亞摩利王西宏結盟（</w:t>
+      </w:r>
+      <w:hyperlink r:id="rId82">
+        <w:r>
+          <w:rPr>
+            <w:lang w:val="zh_TW" w:bidi="zh_TW"/>
+          </w:rPr>
+          <w:rPr>
+            <w:color w:val="0000EE"/>
+            <w:u w:val="single"/>
+          </w:rPr>
+          <w:t>書13:21</w:t>
+        </w:r>
+      </w:hyperlink>
+      <w:r>
+        <w:rPr>
+          <w:lang w:val="zh_TW" w:bidi="zh_TW"/>
+        </w:rPr>
+        <w:t>），後來在以色列對米甸所發動的聖戰中喪命（</w:t>
+      </w:r>
+      <w:hyperlink r:id="rId83">
+        <w:r>
+          <w:rPr>
+            <w:lang w:val="zh_TW" w:bidi="zh_TW"/>
+          </w:rPr>
+          <w:rPr>
+            <w:color w:val="0000EE"/>
+            <w:u w:val="single"/>
+          </w:rPr>
+          <w:t>民31:8</w:t>
+        </w:r>
+      </w:hyperlink>
+      <w:r>
+        <w:rPr>
+          <w:lang w:val="zh_TW" w:bidi="zh_TW"/>
+        </w:rPr>
+        <w:t>）。這場與米甸的爭戰顯然粉碎了亞摩利人殘存的抵抗，因為</w:t>
+      </w:r>
+      <w:hyperlink r:id="rId84">
+        <w:r>
+          <w:rPr>
+            <w:lang w:val="zh_TW" w:bidi="zh_TW"/>
+          </w:rPr>
+          <w:rPr>
+            <w:color w:val="0000EE"/>
+            <w:u w:val="single"/>
+          </w:rPr>
+          <w:t>約書亞記十三章15至23節</w:t>
+        </w:r>
+      </w:hyperlink>
+      <w:r>
+        <w:rPr>
+          <w:lang w:val="zh_TW" w:bidi="zh_TW"/>
+        </w:rPr>
+        <w:t>中清楚指出，其結果是呂便支派佔據了這片土地。</w:t>
+      </w:r>
+    </w:p>
+    <w:p>
+      <w:pPr>
+        <w:pStyle w:val="Heading3"/>
+      </w:pPr>
+      <w:r>
+        <w:rPr>
+          <w:lang w:val="zh_TW" w:bidi="zh_TW"/>
+        </w:rPr>
+        <w:t>目的</w:t>
+      </w:r>
+    </w:p>
+    <w:p>
+      <w:pPr/>
+      <w:r>
+        <w:rPr>
+          <w:lang w:val="zh_TW" w:bidi="zh_TW"/>
+        </w:rPr>
+      </w:r>
+      <w:r>
+        <w:rPr>
+          <w:lang w:val="zh_TW" w:bidi="zh_TW"/>
+        </w:rPr>
+        <w:t>民數記具有雙重目的。首先，它是一卷歷史書，記述以色列從西奈山到摩押平原征服迦南前夕的經歷——那段他們在西奈曠野與約旦河東漂流將近40年的時期（公元前1447–1407年）。本卷書一方面敘述以色列多次的失敗，另一方面也記下神多次信實的作為，同時呈現以色列領袖摩西的偉大與軟弱之處。書中兩次數點軍隊（</w:t>
+      </w:r>
+      <w:hyperlink r:id="rId15">
+        <w:r>
+          <w:rPr>
+            <w:lang w:val="zh_TW" w:bidi="zh_TW"/>
+          </w:rPr>
+          <w:rPr>
+            <w:color w:val="0000EE"/>
+            <w:u w:val="single"/>
+          </w:rPr>
+          <w:t>2</w:t>
+        </w:r>
+      </w:hyperlink>
+      <w:r>
+        <w:rPr>
+          <w:lang w:val="zh_TW" w:bidi="zh_TW"/>
+        </w:rPr>
+        <w:t>章和</w:t>
+      </w:r>
+      <w:hyperlink r:id="rId14">
+        <w:r>
+          <w:rPr>
+            <w:lang w:val="zh_TW" w:bidi="zh_TW"/>
+          </w:rPr>
+          <w:rPr>
+            <w:color w:val="0000EE"/>
+            <w:u w:val="single"/>
+          </w:rPr>
+          <w:t>26</w:t>
+        </w:r>
+      </w:hyperlink>
+      <w:r>
+        <w:rPr>
+          <w:lang w:val="zh_TW" w:bidi="zh_TW"/>
+        </w:rPr>
+        <w:t>章），揭開這段歷史主要「行動」的序幕：第一次是為進入那地作準備，但因以色列的不信而告失敗；第二次則是在那一代出埃及的人全部死去之後，為在約書亞帶領下成功進入迦南作準備。</w:t>
+      </w:r>
+    </w:p>
+    <w:p>
+      <w:pPr/>
+      <w:r>
+        <w:rPr>
+          <w:lang w:val="zh_TW" w:bidi="zh_TW"/>
+        </w:rPr>
+      </w:r>
+      <w:r>
+        <w:rPr>
+          <w:lang w:val="zh_TW" w:bidi="zh_TW"/>
+        </w:rPr>
+        <w:t>其次，按照保羅的一貫看法：「從前所寫的聖經都是為教訓我們寫的，叫我們因聖經所生的忍耐和安慰可以得著盼望」（</w:t>
+      </w:r>
+      <w:hyperlink r:id="rId85">
+        <w:r>
+          <w:rPr>
+            <w:lang w:val="zh_TW" w:bidi="zh_TW"/>
+          </w:rPr>
+          <w:rPr>
+            <w:color w:val="0000EE"/>
+            <w:u w:val="single"/>
+          </w:rPr>
+          <w:t>羅15:4</w:t>
+        </w:r>
+      </w:hyperlink>
+      <w:r>
+        <w:rPr>
+          <w:lang w:val="zh_TW" w:bidi="zh_TW"/>
+        </w:rPr>
+        <w:t>），又配合他具體的教導：「他們遭遇這些事（以色列人在曠野所遭遇的事）都要作為鑑戒，並且寫在經上，正是警戒我們這末世的人。」（</w:t>
+      </w:r>
+      <w:hyperlink r:id="rId86">
+        <w:r>
+          <w:rPr>
+            <w:lang w:val="zh_TW" w:bidi="zh_TW"/>
+          </w:rPr>
+          <w:rPr>
+            <w:color w:val="0000EE"/>
+            <w:u w:val="single"/>
+          </w:rPr>
+          <w:t>林前10:11</w:t>
+        </w:r>
+      </w:hyperlink>
+      <w:r>
+        <w:rPr>
+          <w:lang w:val="zh_TW" w:bidi="zh_TW"/>
+        </w:rPr>
+        <w:t>），民數記同時具有有關教義、預示與勸誡的目的（參</w:t>
+      </w:r>
+      <w:hyperlink r:id="rId87">
+        <w:r>
+          <w:rPr>
+            <w:lang w:val="zh_TW" w:bidi="zh_TW"/>
+          </w:rPr>
+          <w:rPr>
+            <w:color w:val="0000EE"/>
+            <w:u w:val="single"/>
+          </w:rPr>
+          <w:t>12</w:t>
+        </w:r>
+      </w:hyperlink>
+      <w:r>
+        <w:rPr>
+          <w:lang w:val="zh_TW" w:bidi="zh_TW"/>
+        </w:rPr>
+        <w:t>節）。神將屬靈真理賦予在書中所記載的歷史事件中，使其成為基督徒的具體教訓。</w:t>
+      </w:r>
+    </w:p>
+    <w:p>
+      <w:pPr>
+        <w:pStyle w:val="Heading3"/>
+      </w:pPr>
+      <w:r>
+        <w:rPr>
+          <w:lang w:val="zh_TW" w:bidi="zh_TW"/>
+        </w:rPr>
+        <w:t>內容</w:t>
+      </w:r>
+    </w:p>
+    <w:p>
+      <w:pPr>
+        <w:pStyle w:val="Heading4"/>
+      </w:pPr>
+      <w:r>
+        <w:rPr>
+          <w:lang w:val="zh_TW" w:bidi="zh_TW"/>
+        </w:rPr>
+        <w:t>第</w:t>
+      </w:r>
+      <w:hyperlink r:id="rId13">
+        <w:r>
+          <w:rPr>
+            <w:lang w:val="zh_TW" w:bidi="zh_TW"/>
+          </w:rPr>
+          <w:rPr>
+            <w:color w:val="0000EE"/>
+            <w:u w:val="single"/>
+          </w:rPr>
+          <w:t>一</w:t>
+        </w:r>
+      </w:hyperlink>
+      <w:r>
+        <w:rPr>
+          <w:lang w:val="zh_TW" w:bidi="zh_TW"/>
+        </w:rPr>
+        <w:t>章</w:t>
+      </w:r>
+    </w:p>
+    <w:p>
+      <w:pPr/>
+      <w:r>
+        <w:rPr>
+          <w:lang w:val="zh_TW" w:bidi="zh_TW"/>
+        </w:rPr>
+      </w:r>
+      <w:r>
+        <w:rPr>
+          <w:lang w:val="zh_TW" w:bidi="zh_TW"/>
+        </w:rPr>
+        <w:t>耶和華吩咐摩西記下（</w:t>
+      </w:r>
+      <w:hyperlink r:id="rId88">
+        <w:r>
+          <w:rPr>
+            <w:lang w:val="zh_TW" w:bidi="zh_TW"/>
+          </w:rPr>
+          <w:rPr>
+            <w:color w:val="0000EE"/>
+            <w:u w:val="single"/>
+          </w:rPr>
+          <w:t>民1:18</w:t>
+        </w:r>
+      </w:hyperlink>
+      <w:r>
+        <w:rPr>
+          <w:lang w:val="zh_TW" w:bidi="zh_TW"/>
+        </w:rPr>
+        <w:t>）所有能出戰的男子（</w:t>
+      </w:r>
+      <w:hyperlink r:id="rId89">
+        <w:r>
+          <w:rPr>
+            <w:lang w:val="zh_TW" w:bidi="zh_TW"/>
+          </w:rPr>
+          <w:rPr>
+            <w:color w:val="0000EE"/>
+            <w:u w:val="single"/>
+          </w:rPr>
+          <w:t>2–3</w:t>
+        </w:r>
+      </w:hyperlink>
+      <w:r>
+        <w:rPr>
+          <w:lang w:val="zh_TW" w:bidi="zh_TW"/>
+        </w:rPr>
+        <w:t>節）。以色列的軍兵總數為603,550人（</w:t>
+      </w:r>
+      <w:hyperlink r:id="rId90">
+        <w:r>
+          <w:rPr>
+            <w:lang w:val="zh_TW" w:bidi="zh_TW"/>
+          </w:rPr>
+          <w:rPr>
+            <w:color w:val="0000EE"/>
+            <w:u w:val="single"/>
+          </w:rPr>
+          <w:t>46</w:t>
+        </w:r>
+      </w:hyperlink>
+      <w:r>
+        <w:rPr>
+          <w:lang w:val="zh_TW" w:bidi="zh_TW"/>
+        </w:rPr>
+        <w:t>節）。利未人沒有被列入這次數點（</w:t>
+      </w:r>
+      <w:hyperlink r:id="rId91">
+        <w:r>
+          <w:rPr>
+            <w:lang w:val="zh_TW" w:bidi="zh_TW"/>
+          </w:rPr>
+          <w:rPr>
+            <w:color w:val="0000EE"/>
+            <w:u w:val="single"/>
+          </w:rPr>
+          <w:t>47–54</w:t>
+        </w:r>
+      </w:hyperlink>
+      <w:r>
+        <w:rPr>
+          <w:lang w:val="zh_TW" w:bidi="zh_TW"/>
+        </w:rPr>
+        <w:t>節），因為他們被分別出來，專門承擔與會幕有關的事奉。</w:t>
+      </w:r>
+    </w:p>
+    <w:p>
+      <w:pPr>
+        <w:pStyle w:val="Heading4"/>
+      </w:pPr>
+      <w:r>
+        <w:rPr>
+          <w:lang w:val="zh_TW" w:bidi="zh_TW"/>
+        </w:rPr>
+        <w:t>第</w:t>
+      </w:r>
+      <w:hyperlink r:id="rId15">
+        <w:r>
+          <w:rPr>
+            <w:lang w:val="zh_TW" w:bidi="zh_TW"/>
+          </w:rPr>
+          <w:rPr>
+            <w:color w:val="0000EE"/>
+            <w:u w:val="single"/>
+          </w:rPr>
+          <w:t>二</w:t>
+        </w:r>
+      </w:hyperlink>
+      <w:r>
+        <w:rPr>
+          <w:lang w:val="zh_TW" w:bidi="zh_TW"/>
+        </w:rPr>
+        <w:t>章</w:t>
+      </w:r>
+    </w:p>
+    <w:p>
+      <w:pPr/>
+      <w:r>
+        <w:rPr>
+          <w:lang w:val="zh_TW" w:bidi="zh_TW"/>
+        </w:rPr>
+      </w:r>
+      <w:r>
+        <w:rPr>
+          <w:lang w:val="zh_TW" w:bidi="zh_TW"/>
+        </w:rPr>
+        <w:t>耶和華指示摩西，關於以色列各支派安營與行軍時的編排。會幕設在營中中央：猶大、以薩迦、西布倫共186,400人（</w:t>
+      </w:r>
+      <w:hyperlink r:id="rId92">
+        <w:r>
+          <w:rPr>
+            <w:lang w:val="zh_TW" w:bidi="zh_TW"/>
+          </w:rPr>
+          <w:rPr>
+            <w:color w:val="0000EE"/>
+            <w:u w:val="single"/>
+          </w:rPr>
+          <w:t>9</w:t>
+        </w:r>
+      </w:hyperlink>
+      <w:r>
+        <w:rPr>
+          <w:lang w:val="zh_TW" w:bidi="zh_TW"/>
+        </w:rPr>
+        <w:t>節），安營在東邊；呂便、西緬、迦得共151,450人（</w:t>
+      </w:r>
+      <w:hyperlink r:id="rId93">
+        <w:r>
+          <w:rPr>
+            <w:lang w:val="zh_TW" w:bidi="zh_TW"/>
+          </w:rPr>
+          <w:rPr>
+            <w:color w:val="0000EE"/>
+            <w:u w:val="single"/>
+          </w:rPr>
+          <w:t>16</w:t>
+        </w:r>
+      </w:hyperlink>
+      <w:r>
+        <w:rPr>
+          <w:lang w:val="zh_TW" w:bidi="zh_TW"/>
+        </w:rPr>
+        <w:t>節），安營在南邊；以法蓮、瑪拿西、便雅憫共108,100人（</w:t>
+      </w:r>
+      <w:hyperlink r:id="rId94">
+        <w:r>
+          <w:rPr>
+            <w:lang w:val="zh_TW" w:bidi="zh_TW"/>
+          </w:rPr>
+          <w:rPr>
+            <w:color w:val="0000EE"/>
+            <w:u w:val="single"/>
+          </w:rPr>
+          <w:t>24</w:t>
+        </w:r>
+      </w:hyperlink>
+      <w:r>
+        <w:rPr>
+          <w:lang w:val="zh_TW" w:bidi="zh_TW"/>
+        </w:rPr>
+        <w:t>節），安營在西邊；但、亞設、拿弗他利共157,600人（</w:t>
+      </w:r>
+      <w:hyperlink r:id="rId95">
+        <w:r>
+          <w:rPr>
+            <w:lang w:val="zh_TW" w:bidi="zh_TW"/>
+          </w:rPr>
+          <w:rPr>
+            <w:color w:val="0000EE"/>
+            <w:u w:val="single"/>
+          </w:rPr>
+          <w:t>31</w:t>
+        </w:r>
+      </w:hyperlink>
+      <w:r>
+        <w:rPr>
+          <w:lang w:val="zh_TW" w:bidi="zh_TW"/>
+        </w:rPr>
+        <w:t>節），安營在北邊。</w:t>
+      </w:r>
+    </w:p>
+    <w:p>
+      <w:pPr/>
+      <w:r>
+        <w:rPr>
+          <w:lang w:val="zh_TW" w:bidi="zh_TW"/>
+        </w:rPr>
+      </w:r>
+      <w:r>
+        <w:rPr>
+          <w:lang w:val="zh_TW" w:bidi="zh_TW"/>
+        </w:rPr>
+        <w:t>行軍時，猶大的東方隊伍 （</w:t>
+      </w:r>
+      <w:hyperlink r:id="rId92">
+        <w:r>
+          <w:rPr>
+            <w:lang w:val="zh_TW" w:bidi="zh_TW"/>
+          </w:rPr>
+          <w:rPr>
+            <w:color w:val="0000EE"/>
+            <w:u w:val="single"/>
+          </w:rPr>
+          <w:t>9</w:t>
+        </w:r>
+      </w:hyperlink>
+      <w:r>
+        <w:rPr>
+          <w:lang w:val="zh_TW" w:bidi="zh_TW"/>
+        </w:rPr>
+        <w:t>節）先起行，其後是呂便的南方隊伍（</w:t>
+      </w:r>
+      <w:hyperlink r:id="rId93">
+        <w:r>
+          <w:rPr>
+            <w:lang w:val="zh_TW" w:bidi="zh_TW"/>
+          </w:rPr>
+          <w:rPr>
+            <w:color w:val="0000EE"/>
+            <w:u w:val="single"/>
+          </w:rPr>
+          <w:t>16</w:t>
+        </w:r>
+      </w:hyperlink>
+      <w:r>
+        <w:rPr>
+          <w:lang w:val="zh_TW" w:bidi="zh_TW"/>
+        </w:rPr>
+        <w:t>節）。接著是抬著會幕的利未人（</w:t>
+      </w:r>
+      <w:hyperlink r:id="rId96">
+        <w:r>
+          <w:rPr>
+            <w:lang w:val="zh_TW" w:bidi="zh_TW"/>
+          </w:rPr>
+          <w:rPr>
+            <w:color w:val="0000EE"/>
+            <w:u w:val="single"/>
+          </w:rPr>
+          <w:t>17</w:t>
+        </w:r>
+      </w:hyperlink>
+      <w:r>
+        <w:rPr>
+          <w:lang w:val="zh_TW" w:bidi="zh_TW"/>
+        </w:rPr>
+        <w:t>節）。然後，以法蓮的西方隊伍（</w:t>
+      </w:r>
+      <w:hyperlink r:id="rId94">
+        <w:r>
+          <w:rPr>
+            <w:lang w:val="zh_TW" w:bidi="zh_TW"/>
+          </w:rPr>
+          <w:rPr>
+            <w:color w:val="0000EE"/>
+            <w:u w:val="single"/>
+          </w:rPr>
+          <w:t>24</w:t>
+        </w:r>
+      </w:hyperlink>
+      <w:r>
+        <w:rPr>
+          <w:lang w:val="zh_TW" w:bidi="zh_TW"/>
+        </w:rPr>
+        <w:t>節） 跟在利未人之後，最後由但的北方隊伍 （</w:t>
+      </w:r>
+      <w:hyperlink r:id="rId95">
+        <w:r>
+          <w:rPr>
+            <w:lang w:val="zh_TW" w:bidi="zh_TW"/>
+          </w:rPr>
+          <w:rPr>
+            <w:color w:val="0000EE"/>
+            <w:u w:val="single"/>
+          </w:rPr>
+          <w:t>31</w:t>
+        </w:r>
+      </w:hyperlink>
+      <w:r>
+        <w:rPr>
+          <w:lang w:val="zh_TW" w:bidi="zh_TW"/>
+        </w:rPr>
+        <w:t>節）殿後。這表示利未人前後各有一組隊伍夾護著。</w:t>
+      </w:r>
+    </w:p>
+    <w:p>
+      <w:pPr>
+        <w:pStyle w:val="Heading4"/>
+      </w:pPr>
+      <w:r>
+        <w:rPr>
+          <w:lang w:val="zh_TW" w:bidi="zh_TW"/>
+        </w:rPr>
+        <w:t>第</w:t>
+      </w:r>
+      <w:hyperlink r:id="rId16">
+        <w:r>
+          <w:rPr>
+            <w:lang w:val="zh_TW" w:bidi="zh_TW"/>
+          </w:rPr>
+          <w:rPr>
+            <w:color w:val="0000EE"/>
+            <w:u w:val="single"/>
+          </w:rPr>
+          <w:t>三</w:t>
+        </w:r>
+      </w:hyperlink>
+      <w:r>
+        <w:rPr>
+          <w:lang w:val="zh_TW" w:bidi="zh_TW"/>
+        </w:rPr>
+        <w:t>章</w:t>
+      </w:r>
+    </w:p>
+    <w:p>
+      <w:pPr/>
+      <w:r>
+        <w:rPr>
+          <w:lang w:val="zh_TW" w:bidi="zh_TW"/>
+        </w:rPr>
+      </w:r>
+      <w:r>
+        <w:rPr>
+          <w:lang w:val="zh_TW" w:bidi="zh_TW"/>
+        </w:rPr>
+        <w:t>亞倫是利未的曾孫出於哥轄的家系（</w:t>
+      </w:r>
+      <w:hyperlink r:id="rId97">
+        <w:r>
+          <w:rPr>
+            <w:lang w:val="zh_TW" w:bidi="zh_TW"/>
+          </w:rPr>
+          <w:rPr>
+            <w:color w:val="0000EE"/>
+            <w:u w:val="single"/>
+          </w:rPr>
+          <w:t>出6:16–20</w:t>
+        </w:r>
+      </w:hyperlink>
+      <w:r>
+        <w:rPr>
+          <w:lang w:val="zh_TW" w:bidi="zh_TW"/>
+        </w:rPr>
+        <w:t>），他和他的後裔作了祭司，受指派在會幕事奉（</w:t>
+      </w:r>
+      <w:hyperlink r:id="rId98">
+        <w:r>
+          <w:rPr>
+            <w:lang w:val="zh_TW" w:bidi="zh_TW"/>
+          </w:rPr>
+          <w:rPr>
+            <w:color w:val="0000EE"/>
+            <w:u w:val="single"/>
+          </w:rPr>
+          <w:t>民3:2–3</w:t>
+        </w:r>
+      </w:hyperlink>
+      <w:r>
+        <w:rPr>
+          <w:lang w:val="zh_TW" w:bidi="zh_TW"/>
+        </w:rPr>
+        <w:t>）。利未其餘的後裔，來自革順、哥轄、米拉利三個家族，要在會幕服事亞倫的家系（</w:t>
+      </w:r>
+      <w:hyperlink r:id="rId99">
+        <w:r>
+          <w:rPr>
+            <w:lang w:val="zh_TW" w:bidi="zh_TW"/>
+          </w:rPr>
+          <w:rPr>
+            <w:color w:val="0000EE"/>
+            <w:u w:val="single"/>
+          </w:rPr>
+          <w:t>5–10</w:t>
+        </w:r>
+      </w:hyperlink>
+      <w:r>
+        <w:rPr>
+          <w:lang w:val="zh_TW" w:bidi="zh_TW"/>
+        </w:rPr>
+        <w:t>節）。革順人負責會幕的幔子、簾子和門簾（</w:t>
+      </w:r>
+      <w:hyperlink r:id="rId100">
+        <w:r>
+          <w:rPr>
+            <w:lang w:val="zh_TW" w:bidi="zh_TW"/>
+          </w:rPr>
+          <w:rPr>
+            <w:color w:val="0000EE"/>
+            <w:u w:val="single"/>
+          </w:rPr>
+          <w:t>25–26</w:t>
+        </w:r>
+      </w:hyperlink>
+      <w:r>
+        <w:rPr>
+          <w:lang w:val="zh_TW" w:bidi="zh_TW"/>
+        </w:rPr>
+        <w:t>節）；哥轄人負責會幕中的「器具」（</w:t>
+      </w:r>
+      <w:hyperlink r:id="rId101">
+        <w:r>
+          <w:rPr>
+            <w:lang w:val="zh_TW" w:bidi="zh_TW"/>
+          </w:rPr>
+          <w:rPr>
+            <w:color w:val="0000EE"/>
+            <w:u w:val="single"/>
+          </w:rPr>
+          <w:t>31</w:t>
+        </w:r>
+      </w:hyperlink>
+      <w:r>
+        <w:rPr>
+          <w:lang w:val="zh_TW" w:bidi="zh_TW"/>
+        </w:rPr>
+        <w:t>節）；米拉利人負責會幕的板、閂和帶卯的座（</w:t>
+      </w:r>
+      <w:hyperlink r:id="rId102">
+        <w:r>
+          <w:rPr>
+            <w:lang w:val="zh_TW" w:bidi="zh_TW"/>
+          </w:rPr>
+          <w:rPr>
+            <w:color w:val="0000EE"/>
+            <w:u w:val="single"/>
+          </w:rPr>
+          <w:t>36–37</w:t>
+        </w:r>
+      </w:hyperlink>
+      <w:r>
+        <w:rPr>
+          <w:lang w:val="zh_TW" w:bidi="zh_TW"/>
+        </w:rPr>
+        <w:t>節）。</w:t>
+      </w:r>
+    </w:p>
+    <w:p>
+      <w:pPr/>
+      <w:r>
+        <w:rPr>
+          <w:lang w:val="zh_TW" w:bidi="zh_TW"/>
+        </w:rPr>
+      </w:r>
+      <w:r>
+        <w:rPr>
+          <w:lang w:val="zh_TW" w:bidi="zh_TW"/>
+        </w:rPr>
+        <w:t>神指示摩西數點三個利未家族。革順的後裔共有7,500人（</w:t>
+      </w:r>
+      <w:hyperlink r:id="rId103">
+        <w:r>
+          <w:rPr>
+            <w:lang w:val="zh_TW" w:bidi="zh_TW"/>
+          </w:rPr>
+          <w:rPr>
+            <w:color w:val="0000EE"/>
+            <w:u w:val="single"/>
+          </w:rPr>
+          <w:t>22</w:t>
+        </w:r>
+      </w:hyperlink>
+      <w:r>
+        <w:rPr>
+          <w:lang w:val="zh_TW" w:bidi="zh_TW"/>
+        </w:rPr>
+        <w:t>節），安營在西邊，位於西方支派的隊伍與會幕之間。哥轄的後裔共有8,600人（</w:t>
+      </w:r>
+      <w:hyperlink r:id="rId104">
+        <w:r>
+          <w:rPr>
+            <w:lang w:val="zh_TW" w:bidi="zh_TW"/>
+          </w:rPr>
+          <w:rPr>
+            <w:color w:val="0000EE"/>
+            <w:u w:val="single"/>
+          </w:rPr>
+          <w:t>28</w:t>
+        </w:r>
+      </w:hyperlink>
+      <w:r>
+        <w:rPr>
+          <w:lang w:val="zh_TW" w:bidi="zh_TW"/>
+        </w:rPr>
+        <w:t>節），安營在南邊，位於南方支派的隊伍與會幕之間。米拉利的後裔共有6,200人（</w:t>
+      </w:r>
+      <w:hyperlink r:id="rId105">
+        <w:r>
+          <w:rPr>
+            <w:lang w:val="zh_TW" w:bidi="zh_TW"/>
+          </w:rPr>
+          <w:rPr>
+            <w:color w:val="0000EE"/>
+            <w:u w:val="single"/>
+          </w:rPr>
+          <w:t>34</w:t>
+        </w:r>
+      </w:hyperlink>
+      <w:r>
+        <w:rPr>
+          <w:lang w:val="zh_TW" w:bidi="zh_TW"/>
+        </w:rPr>
+        <w:t>節），安營在北邊，位於北方支派的隊伍與會幕之間。摩西和亞倫的家系安營在東邊，位於東方支派的隊伍與會幕之間（</w:t>
+      </w:r>
+      <w:hyperlink r:id="rId106">
+        <w:r>
+          <w:rPr>
+            <w:lang w:val="zh_TW" w:bidi="zh_TW"/>
+          </w:rPr>
+          <w:rPr>
+            <w:color w:val="0000EE"/>
+            <w:u w:val="single"/>
+          </w:rPr>
+          <w:t>38</w:t>
+        </w:r>
+      </w:hyperlink>
+      <w:r>
+        <w:rPr>
+          <w:lang w:val="zh_TW" w:bidi="zh_TW"/>
+        </w:rPr>
+        <w:t>節）。因此，無論安營或行軍，會幕都在以色列中央。</w:t>
+      </w:r>
+    </w:p>
+    <w:p>
+      <w:pPr/>
+      <w:r>
+        <w:rPr>
+          <w:lang w:val="zh_TW" w:bidi="zh_TW"/>
+        </w:rPr>
+      </w:r>
+      <w:r>
+        <w:rPr>
+          <w:lang w:val="zh_TW" w:bidi="zh_TW"/>
+        </w:rPr>
+        <w:t>數點以色列頭生的男子時，顯示出男嬰比利未人多出273人（</w:t>
+      </w:r>
+      <w:hyperlink r:id="rId107">
+        <w:r>
+          <w:rPr>
+            <w:lang w:val="zh_TW" w:bidi="zh_TW"/>
+          </w:rPr>
+          <w:rPr>
+            <w:color w:val="0000EE"/>
+            <w:u w:val="single"/>
+          </w:rPr>
+          <w:t>40–46</w:t>
+        </w:r>
+      </w:hyperlink>
+      <w:r>
+        <w:rPr>
+          <w:lang w:val="zh_TW" w:bidi="zh_TW"/>
+        </w:rPr>
+        <w:t>節），因為利未人是按一人對一人的方式，作以色列男子的贖價，這273名多出來的男孩就必須用贖罪銀來贖回（</w:t>
+      </w:r>
+      <w:hyperlink r:id="rId108">
+        <w:r>
+          <w:rPr>
+            <w:lang w:val="zh_TW" w:bidi="zh_TW"/>
+          </w:rPr>
+          <w:rPr>
+            <w:color w:val="0000EE"/>
+            <w:u w:val="single"/>
+          </w:rPr>
+          <w:t>46–51</w:t>
+        </w:r>
+      </w:hyperlink>
+      <w:r>
+        <w:rPr>
+          <w:lang w:val="zh_TW" w:bidi="zh_TW"/>
+        </w:rPr>
+        <w:t>節）。</w:t>
+      </w:r>
+    </w:p>
+    <w:p>
+      <w:pPr>
+        <w:pStyle w:val="Heading4"/>
+      </w:pPr>
+      <w:r>
+        <w:rPr>
+          <w:lang w:val="zh_TW" w:bidi="zh_TW"/>
+        </w:rPr>
+        <w:t>第</w:t>
+      </w:r>
+      <w:hyperlink r:id="rId17">
+        <w:r>
+          <w:rPr>
+            <w:lang w:val="zh_TW" w:bidi="zh_TW"/>
+          </w:rPr>
+          <w:rPr>
+            <w:color w:val="0000EE"/>
+            <w:u w:val="single"/>
+          </w:rPr>
+          <w:t>四</w:t>
+        </w:r>
+      </w:hyperlink>
+      <w:r>
+        <w:rPr>
+          <w:lang w:val="zh_TW" w:bidi="zh_TW"/>
+        </w:rPr>
+        <w:t>章</w:t>
+      </w:r>
+    </w:p>
+    <w:p>
+      <w:pPr/>
+      <w:r>
+        <w:rPr>
+          <w:lang w:val="zh_TW" w:bidi="zh_TW"/>
+        </w:rPr>
+      </w:r>
+      <w:r>
+        <w:rPr>
+          <w:lang w:val="zh_TW" w:bidi="zh_TW"/>
+        </w:rPr>
+        <w:t>神指示摩西，只有年齡在30至50歲之間的利未人，才可以在會幕事奉。數點的結果顯示，哥轄人有2,750人（</w:t>
+      </w:r>
+      <w:hyperlink r:id="rId109">
+        <w:r>
+          <w:rPr>
+            <w:lang w:val="zh_TW" w:bidi="zh_TW"/>
+          </w:rPr>
+          <w:rPr>
+            <w:color w:val="0000EE"/>
+            <w:u w:val="single"/>
+          </w:rPr>
+          <w:t>36</w:t>
+        </w:r>
+      </w:hyperlink>
+      <w:r>
+        <w:rPr>
+          <w:lang w:val="zh_TW" w:bidi="zh_TW"/>
+        </w:rPr>
+        <w:t>節）、革順人有2,630人（</w:t>
+      </w:r>
+      <w:hyperlink r:id="rId110">
+        <w:r>
+          <w:rPr>
+            <w:lang w:val="zh_TW" w:bidi="zh_TW"/>
+          </w:rPr>
+          <w:rPr>
+            <w:color w:val="0000EE"/>
+            <w:u w:val="single"/>
+          </w:rPr>
+          <w:t>40</w:t>
+        </w:r>
+      </w:hyperlink>
+      <w:r>
+        <w:rPr>
+          <w:lang w:val="zh_TW" w:bidi="zh_TW"/>
+        </w:rPr>
+        <w:t>節），米拉利人有3,200人（</w:t>
+      </w:r>
+      <w:hyperlink r:id="rId111">
+        <w:r>
+          <w:rPr>
+            <w:lang w:val="zh_TW" w:bidi="zh_TW"/>
+          </w:rPr>
+          <w:rPr>
+            <w:color w:val="0000EE"/>
+            <w:u w:val="single"/>
+          </w:rPr>
+          <w:t>44</w:t>
+        </w:r>
+      </w:hyperlink>
+      <w:r>
+        <w:rPr>
+          <w:lang w:val="zh_TW" w:bidi="zh_TW"/>
+        </w:rPr>
+        <w:t>節），合計共8,580人（</w:t>
+      </w:r>
+      <w:hyperlink r:id="rId112">
+        <w:r>
+          <w:rPr>
+            <w:lang w:val="zh_TW" w:bidi="zh_TW"/>
+          </w:rPr>
+          <w:rPr>
+            <w:color w:val="0000EE"/>
+            <w:u w:val="single"/>
+          </w:rPr>
+          <w:t>48</w:t>
+        </w:r>
+      </w:hyperlink>
+      <w:r>
+        <w:rPr>
+          <w:lang w:val="zh_TW" w:bidi="zh_TW"/>
+        </w:rPr>
+        <w:t>節）可以服事亞倫家的祭司。</w:t>
+      </w:r>
+    </w:p>
+    <w:p>
+      <w:pPr/>
+      <w:r>
+        <w:rPr>
+          <w:lang w:val="zh_TW" w:bidi="zh_TW"/>
+        </w:rPr>
+      </w:r>
+      <w:r>
+        <w:rPr>
+          <w:lang w:val="zh_TW" w:bidi="zh_TW"/>
+        </w:rPr>
+        <w:t>神又進一步吩咐亞倫家的祭司，當會幕為行軍而拆卸時，要先把會幕所有的「器具」遮蓋好，然後哥轄人才能靠近，甚至在他們觀看之前就必須完成（</w:t>
+      </w:r>
+      <w:hyperlink r:id="rId113">
+        <w:r>
+          <w:rPr>
+            <w:lang w:val="zh_TW" w:bidi="zh_TW"/>
+          </w:rPr>
+          <w:rPr>
+            <w:color w:val="0000EE"/>
+            <w:u w:val="single"/>
+          </w:rPr>
+          <w:t>20</w:t>
+        </w:r>
+      </w:hyperlink>
+      <w:r>
+        <w:rPr>
+          <w:lang w:val="zh_TW" w:bidi="zh_TW"/>
+        </w:rPr>
+        <w:t>節），免得哥轄人因觀看或觸摸（</w:t>
+      </w:r>
+      <w:hyperlink r:id="rId114">
+        <w:r>
+          <w:rPr>
+            <w:lang w:val="zh_TW" w:bidi="zh_TW"/>
+          </w:rPr>
+          <w:rPr>
+            <w:color w:val="0000EE"/>
+            <w:u w:val="single"/>
+          </w:rPr>
+          <w:t>15</w:t>
+        </w:r>
+      </w:hyperlink>
+      <w:r>
+        <w:rPr>
+          <w:lang w:val="zh_TW" w:bidi="zh_TW"/>
+        </w:rPr>
+        <w:t>節）這些聖物而死亡（</w:t>
+      </w:r>
+      <w:hyperlink r:id="rId115">
+        <w:r>
+          <w:rPr>
+            <w:lang w:val="zh_TW" w:bidi="zh_TW"/>
+          </w:rPr>
+          <w:rPr>
+            <w:color w:val="0000EE"/>
+            <w:u w:val="single"/>
+          </w:rPr>
+          <w:t>15</w:t>
+        </w:r>
+      </w:hyperlink>
+      <w:r>
+        <w:rPr>
+          <w:lang w:val="zh_TW" w:bidi="zh_TW"/>
+        </w:rPr>
+        <w:t>、</w:t>
+      </w:r>
+      <w:hyperlink r:id="rId115">
+        <w:r>
+          <w:rPr>
+            <w:lang w:val="zh_TW" w:bidi="zh_TW"/>
+          </w:rPr>
+          <w:rPr>
+            <w:color w:val="0000EE"/>
+            <w:u w:val="single"/>
+          </w:rPr>
+          <w:t>20</w:t>
+        </w:r>
+      </w:hyperlink>
+      <w:r>
+        <w:rPr>
+          <w:lang w:val="zh_TW" w:bidi="zh_TW"/>
+        </w:rPr>
+        <w:t>節）。</w:t>
+      </w:r>
+    </w:p>
+    <w:p>
+      <w:pPr>
+        <w:pStyle w:val="Heading4"/>
+      </w:pPr>
+      <w:r>
+        <w:rPr>
+          <w:lang w:val="zh_TW" w:bidi="zh_TW"/>
+        </w:rPr>
+        <w:t>第</w:t>
+      </w:r>
+      <w:hyperlink r:id="rId116">
+        <w:r>
+          <w:rPr>
+            <w:lang w:val="zh_TW" w:bidi="zh_TW"/>
+          </w:rPr>
+          <w:rPr>
+            <w:color w:val="0000EE"/>
+            <w:u w:val="single"/>
+          </w:rPr>
+          <w:t>五</w:t>
+        </w:r>
+      </w:hyperlink>
+      <w:r>
+        <w:rPr>
+          <w:lang w:val="zh_TW" w:bidi="zh_TW"/>
+        </w:rPr>
+        <w:t>章</w:t>
+      </w:r>
+    </w:p>
+    <w:p>
+      <w:pPr/>
+      <w:r>
+        <w:rPr>
+          <w:lang w:val="zh_TW" w:bidi="zh_TW"/>
+        </w:rPr>
+      </w:r>
+      <w:r>
+        <w:rPr>
+          <w:lang w:val="zh_TW" w:bidi="zh_TW"/>
+        </w:rPr>
+        <w:t>為了禮儀上的潔淨，神吩咐把長痲瘋的、患漏症的，以及摸了死屍而成為不潔淨的人，暫時送到營外，直到他們得潔淨為止（</w:t>
+      </w:r>
+      <w:hyperlink r:id="rId117">
+        <w:r>
+          <w:rPr>
+            <w:lang w:val="zh_TW" w:bidi="zh_TW"/>
+          </w:rPr>
+          <w:rPr>
+            <w:color w:val="0000EE"/>
+            <w:u w:val="single"/>
+          </w:rPr>
+          <w:t>1–4</w:t>
+        </w:r>
+      </w:hyperlink>
+      <w:r>
+        <w:rPr>
+          <w:lang w:val="zh_TW" w:bidi="zh_TW"/>
+        </w:rPr>
+        <w:t>節）。此外，神也指示人在為過錯作出賠償時，如果受害的人已經不在人世，就要把賠償的價銀交給祭司（</w:t>
+      </w:r>
+      <w:hyperlink r:id="rId118">
+        <w:r>
+          <w:rPr>
+            <w:lang w:val="zh_TW" w:bidi="zh_TW"/>
+          </w:rPr>
+          <w:rPr>
+            <w:color w:val="0000EE"/>
+            <w:u w:val="single"/>
+          </w:rPr>
+          <w:t>5–10</w:t>
+        </w:r>
+      </w:hyperlink>
+      <w:r>
+        <w:rPr>
+          <w:lang w:val="zh_TW" w:bidi="zh_TW"/>
+        </w:rPr>
+        <w:t>節）。</w:t>
+      </w:r>
+    </w:p>
+    <w:p>
+      <w:pPr/>
+      <w:r>
+        <w:rPr>
+          <w:lang w:val="zh_TW" w:bidi="zh_TW"/>
+        </w:rPr>
+      </w:r>
+      <w:r>
+        <w:rPr>
+          <w:lang w:val="zh_TW" w:bidi="zh_TW"/>
+        </w:rPr>
+        <w:t>最後，如果丈夫懷疑妻子不忠，卻沒有任何證據，神就規定讓這名婦人接受飲苦水的試驗，以釋除丈夫的疑心。祭司要把聖水與會幕地上的塵土調在一起，給她喝下。如果她有罪，水就按著神的指示使她受苦，使她的肚腹腫脹、大腿消瘦（</w:t>
+      </w:r>
+      <w:hyperlink r:id="rId119">
+        <w:r>
+          <w:rPr>
+            <w:lang w:val="zh_TW" w:bidi="zh_TW"/>
+          </w:rPr>
+          <w:rPr>
+            <w:color w:val="0000EE"/>
+            <w:u w:val="single"/>
+          </w:rPr>
+          <w:t>11–31</w:t>
+        </w:r>
+      </w:hyperlink>
+      <w:r>
+        <w:rPr>
+          <w:lang w:val="zh_TW" w:bidi="zh_TW"/>
+        </w:rPr>
+        <w:t>節）。</w:t>
+      </w:r>
+    </w:p>
+    <w:p>
+      <w:pPr>
+        <w:pStyle w:val="Heading4"/>
+      </w:pPr>
+      <w:r>
+        <w:rPr>
+          <w:lang w:val="zh_TW" w:bidi="zh_TW"/>
+        </w:rPr>
+        <w:t>第</w:t>
+      </w:r>
+      <w:hyperlink r:id="rId120">
+        <w:r>
+          <w:rPr>
+            <w:lang w:val="zh_TW" w:bidi="zh_TW"/>
+          </w:rPr>
+          <w:rPr>
+            <w:color w:val="0000EE"/>
+            <w:u w:val="single"/>
+          </w:rPr>
+          <w:t>六</w:t>
+        </w:r>
+      </w:hyperlink>
+      <w:r>
+        <w:rPr>
+          <w:lang w:val="zh_TW" w:bidi="zh_TW"/>
+        </w:rPr>
+        <w:t>章</w:t>
+      </w:r>
+    </w:p>
+    <w:p>
+      <w:pPr/>
+      <w:r>
+        <w:rPr>
+          <w:lang w:val="zh_TW" w:bidi="zh_TW"/>
+        </w:rPr>
+      </w:r>
+      <w:r>
+        <w:rPr>
+          <w:lang w:val="zh_TW" w:bidi="zh_TW"/>
+        </w:rPr>
+        <w:t>接著，神頒布關於拿細耳人的律例。拿細耳人是決意向耶和華許願，將自己完全分別出來歸給祂的人。為了表明這樣的分別，拿細耳人不可喝酒、要任憑頭髮生長，也不可摸任何死屍（</w:t>
+      </w:r>
+      <w:hyperlink r:id="rId121">
+        <w:r>
+          <w:rPr>
+            <w:lang w:val="zh_TW" w:bidi="zh_TW"/>
+          </w:rPr>
+          <w:rPr>
+            <w:color w:val="0000EE"/>
+            <w:u w:val="single"/>
+          </w:rPr>
+          <w:t>3–6</w:t>
+        </w:r>
+      </w:hyperlink>
+      <w:r>
+        <w:rPr>
+          <w:lang w:val="zh_TW" w:bidi="zh_TW"/>
+        </w:rPr>
+        <w:t>節）。如果他玷污了自己，就要照著規定的條例行禮儀上的潔淨（</w:t>
+      </w:r>
+      <w:hyperlink r:id="rId122">
+        <w:r>
+          <w:rPr>
+            <w:lang w:val="zh_TW" w:bidi="zh_TW"/>
+          </w:rPr>
+          <w:rPr>
+            <w:color w:val="0000EE"/>
+            <w:u w:val="single"/>
+          </w:rPr>
+          <w:t>9–12</w:t>
+        </w:r>
+      </w:hyperlink>
+      <w:r>
+        <w:rPr>
+          <w:lang w:val="zh_TW" w:bidi="zh_TW"/>
+        </w:rPr>
+        <w:t>節）。等到他所許的願滿了日期，就要照著規定的條例完成解除誓願的程序（</w:t>
+      </w:r>
+      <w:hyperlink r:id="rId123">
+        <w:r>
+          <w:rPr>
+            <w:lang w:val="zh_TW" w:bidi="zh_TW"/>
+          </w:rPr>
+          <w:rPr>
+            <w:color w:val="0000EE"/>
+            <w:u w:val="single"/>
+          </w:rPr>
+          <w:t>13–21</w:t>
+        </w:r>
+      </w:hyperlink>
+      <w:r>
+        <w:rPr>
+          <w:lang w:val="zh_TW" w:bidi="zh_TW"/>
+        </w:rPr>
+        <w:t>節）。最後，神指示亞倫家的祭司，要向以色列敬拜者宣告他們應當宣讀的祝福（</w:t>
+      </w:r>
+      <w:hyperlink r:id="rId124">
+        <w:r>
+          <w:rPr>
+            <w:lang w:val="zh_TW" w:bidi="zh_TW"/>
+          </w:rPr>
+          <w:rPr>
+            <w:color w:val="0000EE"/>
+            <w:u w:val="single"/>
+          </w:rPr>
+          <w:t>22–27</w:t>
+        </w:r>
+      </w:hyperlink>
+      <w:r>
+        <w:rPr>
+          <w:lang w:val="zh_TW" w:bidi="zh_TW"/>
+        </w:rPr>
+        <w:t>節）。</w:t>
+      </w:r>
+    </w:p>
+    <w:p>
+      <w:pPr>
+        <w:pStyle w:val="Heading4"/>
+      </w:pPr>
+      <w:r>
+        <w:rPr>
+          <w:lang w:val="zh_TW" w:bidi="zh_TW"/>
+        </w:rPr>
+        <w:t>第</w:t>
+      </w:r>
+      <w:hyperlink r:id="rId125">
+        <w:r>
+          <w:rPr>
+            <w:lang w:val="zh_TW" w:bidi="zh_TW"/>
+          </w:rPr>
+          <w:rPr>
+            <w:color w:val="0000EE"/>
+            <w:u w:val="single"/>
+          </w:rPr>
+          <w:t>七</w:t>
+        </w:r>
+      </w:hyperlink>
+      <w:r>
+        <w:rPr>
+          <w:lang w:val="zh_TW" w:bidi="zh_TW"/>
+        </w:rPr>
+        <w:t>章</w:t>
+      </w:r>
+    </w:p>
+    <w:p>
+      <w:pPr/>
+      <w:r>
+        <w:rPr>
+          <w:lang w:val="zh_TW" w:bidi="zh_TW"/>
+        </w:rPr>
+      </w:r>
+      <w:r>
+        <w:rPr>
+          <w:lang w:val="zh_TW" w:bidi="zh_TW"/>
+        </w:rPr>
+        <w:t>以色列的眾首領帶來六輛車和十二隻公牛，供搬運會幕之用（</w:t>
+      </w:r>
+      <w:hyperlink r:id="rId126">
+        <w:r>
+          <w:rPr>
+            <w:lang w:val="zh_TW" w:bidi="zh_TW"/>
+          </w:rPr>
+          <w:rPr>
+            <w:color w:val="0000EE"/>
+            <w:u w:val="single"/>
+          </w:rPr>
+          <w:t>7:3</w:t>
+        </w:r>
+      </w:hyperlink>
+      <w:r>
+        <w:rPr>
+          <w:lang w:val="zh_TW" w:bidi="zh_TW"/>
+        </w:rPr>
+        <w:t>）。摩西把兩輛車和四隻公牛分給革順人（</w:t>
+      </w:r>
+      <w:hyperlink r:id="rId127">
+        <w:r>
+          <w:rPr>
+            <w:lang w:val="zh_TW" w:bidi="zh_TW"/>
+          </w:rPr>
+          <w:rPr>
+            <w:color w:val="0000EE"/>
+            <w:u w:val="single"/>
+          </w:rPr>
+          <w:t>7</w:t>
+        </w:r>
+      </w:hyperlink>
+      <w:r>
+        <w:rPr>
+          <w:lang w:val="zh_TW" w:bidi="zh_TW"/>
+        </w:rPr>
+        <w:t>節），又把四輛車和八隻公牛分給米拉利人（</w:t>
+      </w:r>
+      <w:hyperlink r:id="rId128">
+        <w:r>
+          <w:rPr>
+            <w:lang w:val="zh_TW" w:bidi="zh_TW"/>
+          </w:rPr>
+          <w:rPr>
+            <w:color w:val="0000EE"/>
+            <w:u w:val="single"/>
+          </w:rPr>
+          <w:t>8</w:t>
+        </w:r>
+      </w:hyperlink>
+      <w:r>
+        <w:rPr>
+          <w:lang w:val="zh_TW" w:bidi="zh_TW"/>
+        </w:rPr>
+        <w:t>節）。（至於哥轄人，他們要用肩抬會幕的「器具」，</w:t>
+      </w:r>
+      <w:hyperlink r:id="rId129">
+        <w:r>
+          <w:rPr>
+            <w:lang w:val="zh_TW" w:bidi="zh_TW"/>
+          </w:rPr>
+          <w:rPr>
+            <w:color w:val="0000EE"/>
+            <w:u w:val="single"/>
+          </w:rPr>
+          <w:t>9</w:t>
+        </w:r>
+      </w:hyperlink>
+      <w:r>
+        <w:rPr>
+          <w:lang w:val="zh_TW" w:bidi="zh_TW"/>
+        </w:rPr>
+        <w:t>節）為了在壇受膏之後使壇成聖連續十二天，各支派的首領就按著行軍的次序（參</w:t>
+      </w:r>
+      <w:hyperlink r:id="rId15">
+        <w:r>
+          <w:rPr>
+            <w:lang w:val="zh_TW" w:bidi="zh_TW"/>
+          </w:rPr>
+          <w:rPr>
+            <w:color w:val="0000EE"/>
+            <w:u w:val="single"/>
+          </w:rPr>
+          <w:t>2</w:t>
+        </w:r>
+      </w:hyperlink>
+      <w:r>
+        <w:rPr>
+          <w:lang w:val="zh_TW" w:bidi="zh_TW"/>
+        </w:rPr>
+        <w:t>章）獻上相同的供物（</w:t>
+      </w:r>
+      <w:hyperlink r:id="rId130">
+        <w:r>
+          <w:rPr>
+            <w:lang w:val="zh_TW" w:bidi="zh_TW"/>
+          </w:rPr>
+          <w:rPr>
+            <w:color w:val="0000EE"/>
+            <w:u w:val="single"/>
+          </w:rPr>
+          <w:t>10</w:t>
+        </w:r>
+      </w:hyperlink>
+      <w:r>
+        <w:rPr>
+          <w:lang w:val="zh_TW" w:bidi="zh_TW"/>
+        </w:rPr>
+        <w:t>、</w:t>
+      </w:r>
+      <w:hyperlink r:id="rId130">
+        <w:r>
+          <w:rPr>
+            <w:lang w:val="zh_TW" w:bidi="zh_TW"/>
+          </w:rPr>
+          <w:rPr>
+            <w:color w:val="0000EE"/>
+            <w:u w:val="single"/>
+          </w:rPr>
+          <w:t>88</w:t>
+        </w:r>
+      </w:hyperlink>
+      <w:r>
+        <w:rPr>
+          <w:lang w:val="zh_TW" w:bidi="zh_TW"/>
+        </w:rPr>
+        <w:t>節）。神藉著從施恩座上對摩西說話（</w:t>
+      </w:r>
+      <w:hyperlink r:id="rId131">
+        <w:r>
+          <w:rPr>
+            <w:lang w:val="zh_TW" w:bidi="zh_TW"/>
+          </w:rPr>
+          <w:rPr>
+            <w:color w:val="0000EE"/>
+            <w:u w:val="single"/>
+          </w:rPr>
+          <w:t>89</w:t>
+        </w:r>
+      </w:hyperlink>
+      <w:r>
+        <w:rPr>
+          <w:lang w:val="zh_TW" w:bidi="zh_TW"/>
+        </w:rPr>
+        <w:t>節），顯明祂悅納這樣的行動。</w:t>
+      </w:r>
+    </w:p>
+    <w:p>
+      <w:pPr>
+        <w:pStyle w:val="Heading4"/>
+      </w:pPr>
+      <w:r>
+        <w:rPr>
+          <w:lang w:val="zh_TW" w:bidi="zh_TW"/>
+        </w:rPr>
+        <w:t>第</w:t>
+      </w:r>
+      <w:hyperlink r:id="rId132">
+        <w:r>
+          <w:rPr>
+            <w:lang w:val="zh_TW" w:bidi="zh_TW"/>
+          </w:rPr>
+          <w:rPr>
+            <w:color w:val="0000EE"/>
+            <w:u w:val="single"/>
+          </w:rPr>
+          <w:t>八</w:t>
+        </w:r>
+      </w:hyperlink>
+      <w:r>
+        <w:rPr>
+          <w:lang w:val="zh_TW" w:bidi="zh_TW"/>
+        </w:rPr>
+        <w:t>章</w:t>
+      </w:r>
+    </w:p>
+    <w:p>
+      <w:pPr/>
+      <w:r>
+        <w:rPr>
+          <w:lang w:val="zh_TW" w:bidi="zh_TW"/>
+        </w:rPr>
+      </w:r>
+      <w:r>
+        <w:rPr>
+          <w:lang w:val="zh_TW" w:bidi="zh_TW"/>
+        </w:rPr>
+        <w:t>神把點亮七盞燈臺的特權交給亞倫家的祭司（</w:t>
+      </w:r>
+      <w:hyperlink r:id="rId133">
+        <w:r>
+          <w:rPr>
+            <w:lang w:val="zh_TW" w:bidi="zh_TW"/>
+          </w:rPr>
+          <w:rPr>
+            <w:color w:val="0000EE"/>
+            <w:u w:val="single"/>
+          </w:rPr>
+          <w:t>1–4</w:t>
+        </w:r>
+      </w:hyperlink>
+      <w:r>
+        <w:rPr>
+          <w:lang w:val="zh_TW" w:bidi="zh_TW"/>
+        </w:rPr>
+        <w:t>節）。隨後，摩西和亞倫照著神的指示，藉著潔淨的禮儀使利未人分別為聖，投入會幕的事奉（</w:t>
+      </w:r>
+      <w:hyperlink r:id="rId134">
+        <w:r>
+          <w:rPr>
+            <w:lang w:val="zh_TW" w:bidi="zh_TW"/>
+          </w:rPr>
+          <w:rPr>
+            <w:color w:val="0000EE"/>
+            <w:u w:val="single"/>
+          </w:rPr>
+          <w:t>5–22</w:t>
+        </w:r>
+      </w:hyperlink>
+      <w:r>
+        <w:rPr>
+          <w:lang w:val="zh_TW" w:bidi="zh_TW"/>
+        </w:rPr>
+        <w:t>節）。</w:t>
+      </w:r>
+    </w:p>
+    <w:p>
+      <w:pPr>
+        <w:pStyle w:val="Heading4"/>
+      </w:pPr>
+      <w:hyperlink r:id="rId135">
+        <w:r>
+          <w:rPr>
+            <w:lang w:val="zh_TW" w:bidi="zh_TW"/>
+          </w:rPr>
+          <w:rPr>
+            <w:color w:val="0000EE"/>
+            <w:u w:val="single"/>
+          </w:rPr>
+          <w:t>九章1節至十章10節</w:t>
+        </w:r>
+      </w:hyperlink>
+    </w:p>
+    <w:p>
+      <w:pPr/>
+      <w:r>
+        <w:rPr>
+          <w:lang w:val="zh_TW" w:bidi="zh_TW"/>
+        </w:rPr>
+      </w:r>
+      <w:r>
+        <w:rPr>
+          <w:lang w:val="zh_TW" w:bidi="zh_TW"/>
+        </w:rPr>
+        <w:t>為了顧念在逾越節期間因禮儀上不潔淨，或正在旅途中而無法參與的敬拜者，神准許他們在一個月之後守逾越節（</w:t>
+      </w:r>
+      <w:hyperlink r:id="rId136">
+        <w:r>
+          <w:rPr>
+            <w:lang w:val="zh_TW" w:bidi="zh_TW"/>
+          </w:rPr>
+          <w:rPr>
+            <w:color w:val="0000EE"/>
+            <w:u w:val="single"/>
+          </w:rPr>
+          <w:t>6–12</w:t>
+        </w:r>
+      </w:hyperlink>
+      <w:r>
+        <w:rPr>
+          <w:lang w:val="zh_TW" w:bidi="zh_TW"/>
+        </w:rPr>
+        <w:t>節；另見</w:t>
+      </w:r>
+      <w:hyperlink r:id="rId137">
+        <w:r>
+          <w:rPr>
+            <w:lang w:val="zh_TW" w:bidi="zh_TW"/>
+          </w:rPr>
+          <w:rPr>
+            <w:color w:val="0000EE"/>
+            <w:u w:val="single"/>
+          </w:rPr>
+          <w:t>27</w:t>
+        </w:r>
+      </w:hyperlink>
+      <w:r>
+        <w:rPr>
+          <w:lang w:val="zh_TW" w:bidi="zh_TW"/>
+        </w:rPr>
+        <w:t>章）。</w:t>
+      </w:r>
+    </w:p>
+    <w:p>
+      <w:pPr/>
+      <w:r>
+        <w:rPr>
+          <w:lang w:val="zh_TW" w:bidi="zh_TW"/>
+        </w:rPr>
+      </w:r>
+      <w:r>
+        <w:rPr>
+          <w:lang w:val="zh_TW" w:bidi="zh_TW"/>
+        </w:rPr>
+        <w:t>神在百姓離開西奈山之前，向他們頒布最後的指示。當他們看見雲彩從會幕升起時，就要預備起行；雲彩停在什麼地方，他們就要在那裡安營（</w:t>
+      </w:r>
+      <w:hyperlink r:id="rId138">
+        <w:r>
+          <w:rPr>
+            <w:lang w:val="zh_TW" w:bidi="zh_TW"/>
+          </w:rPr>
+          <w:rPr>
+            <w:color w:val="0000EE"/>
+            <w:u w:val="single"/>
+          </w:rPr>
+          <w:t>9:15–23</w:t>
+        </w:r>
+      </w:hyperlink>
+      <w:r>
+        <w:rPr>
+          <w:lang w:val="zh_TW" w:bidi="zh_TW"/>
+        </w:rPr>
+        <w:t>）。如果吹響兩枝銀號，百姓就要到會幕聚集；如果只吹一枝，只須首領前往；當吹出出戰的警號時，各支派的隊伍就要立刻預備行軍（</w:t>
+      </w:r>
+      <w:hyperlink r:id="rId139">
+        <w:r>
+          <w:rPr>
+            <w:lang w:val="zh_TW" w:bidi="zh_TW"/>
+          </w:rPr>
+          <w:rPr>
+            <w:color w:val="0000EE"/>
+            <w:u w:val="single"/>
+          </w:rPr>
+          <w:t>10:1–10</w:t>
+        </w:r>
+      </w:hyperlink>
+      <w:r>
+        <w:rPr>
+          <w:lang w:val="zh_TW" w:bidi="zh_TW"/>
+        </w:rPr>
+        <w:t>）。</w:t>
+      </w:r>
+    </w:p>
+    <w:p>
+      <w:pPr>
+        <w:pStyle w:val="Heading4"/>
+      </w:pPr>
+      <w:hyperlink r:id="rId140">
+        <w:r>
+          <w:rPr>
+            <w:lang w:val="zh_TW" w:bidi="zh_TW"/>
+          </w:rPr>
+          <w:rPr>
+            <w:color w:val="0000EE"/>
+            <w:u w:val="single"/>
+          </w:rPr>
+          <w:t>十章11節至十四章45節</w:t>
+        </w:r>
+      </w:hyperlink>
+    </w:p>
+    <w:p>
+      <w:pPr/>
+      <w:r>
+        <w:rPr>
+          <w:lang w:val="zh_TW" w:bidi="zh_TW"/>
+        </w:rPr>
+      </w:r>
+      <w:r>
+        <w:rPr>
+          <w:lang w:val="zh_TW" w:bidi="zh_TW"/>
+        </w:rPr>
+        <w:t>接下來這一段記述從西奈山行軍到加低斯·巴尼亞的過程，時間大約為一個半月至兩個月之間（參</w:t>
+      </w:r>
+      <w:hyperlink r:id="rId141">
+        <w:r>
+          <w:rPr>
+            <w:lang w:val="zh_TW" w:bidi="zh_TW"/>
+          </w:rPr>
+          <w:rPr>
+            <w:color w:val="0000EE"/>
+            <w:u w:val="single"/>
+          </w:rPr>
+          <w:t>10:11</w:t>
+        </w:r>
+      </w:hyperlink>
+      <w:r>
+        <w:rPr>
+          <w:lang w:val="zh_TW" w:bidi="zh_TW"/>
+        </w:rPr>
+        <w:t>，</w:t>
+      </w:r>
+      <w:hyperlink r:id="rId142">
+        <w:r>
+          <w:rPr>
+            <w:lang w:val="zh_TW" w:bidi="zh_TW"/>
+          </w:rPr>
+          <w:rPr>
+            <w:color w:val="0000EE"/>
+            <w:u w:val="single"/>
+          </w:rPr>
+          <w:t>13:20</w:t>
+        </w:r>
+      </w:hyperlink>
+      <w:r>
+        <w:rPr>
+          <w:lang w:val="zh_TW" w:bidi="zh_TW"/>
+        </w:rPr>
+        <w:t>）。百姓幾乎立刻在經過可怕的巴蘭曠野時開始發怨言（</w:t>
+      </w:r>
+      <w:hyperlink r:id="rId32">
+        <w:r>
+          <w:rPr>
+            <w:lang w:val="zh_TW" w:bidi="zh_TW"/>
+          </w:rPr>
+          <w:rPr>
+            <w:color w:val="0000EE"/>
+            <w:u w:val="single"/>
+          </w:rPr>
+          <w:t>申1:19</w:t>
+        </w:r>
+      </w:hyperlink>
+      <w:r>
+        <w:rPr>
+          <w:lang w:val="zh_TW" w:bidi="zh_TW"/>
+        </w:rPr>
+        <w:t>），使耶和華在他備拉發怒（</w:t>
+      </w:r>
+      <w:hyperlink r:id="rId143">
+        <w:r>
+          <w:rPr>
+            <w:lang w:val="zh_TW" w:bidi="zh_TW"/>
+          </w:rPr>
+          <w:rPr>
+            <w:color w:val="0000EE"/>
+            <w:u w:val="single"/>
+          </w:rPr>
+          <w:t>民11:1–3</w:t>
+        </w:r>
+      </w:hyperlink>
+      <w:r>
+        <w:rPr>
+          <w:lang w:val="zh_TW" w:bidi="zh_TW"/>
+        </w:rPr>
+        <w:t>），又在基博羅·哈他瓦發怒（</w:t>
+      </w:r>
+      <w:hyperlink r:id="rId144">
+        <w:r>
+          <w:rPr>
+            <w:lang w:val="zh_TW" w:bidi="zh_TW"/>
+          </w:rPr>
+          <w:rPr>
+            <w:color w:val="0000EE"/>
+            <w:u w:val="single"/>
+          </w:rPr>
+          <w:t>民11:4–35</w:t>
+        </w:r>
+      </w:hyperlink>
+      <w:r>
+        <w:rPr>
+          <w:lang w:val="zh_TW" w:bidi="zh_TW"/>
+        </w:rPr>
+        <w:t>；</w:t>
+      </w:r>
+      <w:hyperlink r:id="rId145">
+        <w:r>
+          <w:rPr>
+            <w:lang w:val="zh_TW" w:bidi="zh_TW"/>
+          </w:rPr>
+          <w:rPr>
+            <w:color w:val="0000EE"/>
+            <w:u w:val="single"/>
+          </w:rPr>
+          <w:t>詩78:26–31</w:t>
+        </w:r>
+      </w:hyperlink>
+      <w:r>
+        <w:rPr>
+          <w:lang w:val="zh_TW" w:bidi="zh_TW"/>
+        </w:rPr>
+        <w:t>，</w:t>
+      </w:r>
+      <w:hyperlink r:id="rId146">
+        <w:r>
+          <w:rPr>
+            <w:lang w:val="zh_TW" w:bidi="zh_TW"/>
+          </w:rPr>
+          <w:rPr>
+            <w:color w:val="0000EE"/>
+            <w:u w:val="single"/>
+          </w:rPr>
+          <w:t>106:13–15</w:t>
+        </w:r>
+      </w:hyperlink>
+      <w:r>
+        <w:rPr>
+          <w:lang w:val="zh_TW" w:bidi="zh_TW"/>
+        </w:rPr>
+        <w:t>）。米利暗和亞倫挑戰摩西獨自代表神向百姓說話的權柄，結果米利暗因受責罰而暫時患上痲瘋（顯然是她帶頭挑起事端）。二人藉著摩西的代求而得著赦免（</w:t>
+      </w:r>
+      <w:hyperlink r:id="rId147">
+        <w:r>
+          <w:rPr>
+            <w:lang w:val="zh_TW" w:bidi="zh_TW"/>
+          </w:rPr>
+          <w:rPr>
+            <w:color w:val="0000EE"/>
+            <w:u w:val="single"/>
+          </w:rPr>
+          <w:t>民12章</w:t>
+        </w:r>
+      </w:hyperlink>
+      <w:r>
+        <w:rPr>
+          <w:lang w:val="zh_TW" w:bidi="zh_TW"/>
+        </w:rPr>
+        <w:t>）。然而，正是從這件事中，經文提出了一段極為突出的描述，說明摩西與神之間獨特的關係，成為啟示的特殊途徑（</w:t>
+      </w:r>
+      <w:hyperlink r:id="rId148">
+        <w:r>
+          <w:rPr>
+            <w:lang w:val="zh_TW" w:bidi="zh_TW"/>
+          </w:rPr>
+          <w:rPr>
+            <w:color w:val="0000EE"/>
+            <w:u w:val="single"/>
+          </w:rPr>
+          <w:t>6–8</w:t>
+        </w:r>
+      </w:hyperlink>
+      <w:r>
+        <w:rPr>
+          <w:lang w:val="zh_TW" w:bidi="zh_TW"/>
+        </w:rPr>
+        <w:t>節）。</w:t>
+      </w:r>
+    </w:p>
+    <w:p>
+      <w:pPr/>
+      <w:r>
+        <w:rPr>
+          <w:lang w:val="zh_TW" w:bidi="zh_TW"/>
+        </w:rPr>
+      </w:r>
+      <w:r>
+        <w:rPr>
+          <w:lang w:val="zh_TW" w:bidi="zh_TW"/>
+        </w:rPr>
+        <w:t>摩西從巴蘭（加低斯‧巴尼亞）差派探子去窺探那地（</w:t>
+      </w:r>
+      <w:hyperlink r:id="rId149">
+        <w:r>
+          <w:rPr>
+            <w:lang w:val="zh_TW" w:bidi="zh_TW"/>
+          </w:rPr>
+          <w:rPr>
+            <w:color w:val="0000EE"/>
+            <w:u w:val="single"/>
+          </w:rPr>
+          <w:t>13</w:t>
+        </w:r>
+      </w:hyperlink>
+      <w:r>
+        <w:rPr>
+          <w:lang w:val="zh_TW" w:bidi="zh_TW"/>
+        </w:rPr>
+        <w:t>章）。</w:t>
+      </w:r>
+      <w:hyperlink r:id="rId150">
+        <w:r>
+          <w:rPr>
+            <w:lang w:val="zh_TW" w:bidi="zh_TW"/>
+          </w:rPr>
+          <w:rPr>
+            <w:color w:val="0000EE"/>
+            <w:u w:val="single"/>
+          </w:rPr>
+          <w:t>申命記一章22節</w:t>
+        </w:r>
+      </w:hyperlink>
+      <w:r>
+        <w:rPr>
+          <w:lang w:val="zh_TW" w:bidi="zh_TW"/>
+        </w:rPr>
+        <w:t>顯示，窺探那地的計劃原本是出自於百姓，摩西（在神的指示下）同意這件事。40天後，探子回來。只有迦勒和約書亞勸百姓上去攻取那地；其餘十個探子卻說仇敵強大，他們無法得戰。百姓因此極其沮喪，甚至想用石頭打死迦勒和約書亞（</w:t>
+      </w:r>
+      <w:hyperlink r:id="rId151">
+        <w:r>
+          <w:rPr>
+            <w:lang w:val="zh_TW" w:bidi="zh_TW"/>
+          </w:rPr>
+          <w:rPr>
+            <w:color w:val="0000EE"/>
+            <w:u w:val="single"/>
+          </w:rPr>
+          <w:t>民14:10</w:t>
+        </w:r>
+      </w:hyperlink>
+      <w:r>
+        <w:rPr>
+          <w:lang w:val="zh_TW" w:bidi="zh_TW"/>
+        </w:rPr>
+        <w:t>），只是會幕那裡忽然顯出榮耀的雲彩，才阻止了他們。神在震怒中起誓（</w:t>
+      </w:r>
+      <w:hyperlink r:id="rId152">
+        <w:r>
+          <w:rPr>
+            <w:lang w:val="zh_TW" w:bidi="zh_TW"/>
+          </w:rPr>
+          <w:rPr>
+            <w:color w:val="0000EE"/>
+            <w:u w:val="single"/>
+          </w:rPr>
+          <w:t>民14:21</w:t>
+        </w:r>
+      </w:hyperlink>
+      <w:r>
+        <w:rPr>
+          <w:lang w:val="zh_TW" w:bidi="zh_TW"/>
+        </w:rPr>
+        <w:t>；參</w:t>
+      </w:r>
+      <w:hyperlink r:id="rId153">
+        <w:r>
+          <w:rPr>
+            <w:lang w:val="zh_TW" w:bidi="zh_TW"/>
+          </w:rPr>
+          <w:rPr>
+            <w:color w:val="0000EE"/>
+            <w:u w:val="single"/>
+          </w:rPr>
+          <w:t>來3:7–4:10</w:t>
+        </w:r>
+      </w:hyperlink>
+      <w:r>
+        <w:rPr>
+          <w:lang w:val="zh_TW" w:bidi="zh_TW"/>
+        </w:rPr>
+        <w:t>），除了迦勒和約書亞以外，那一代人都不能進入應許之地（</w:t>
+      </w:r>
+      <w:hyperlink r:id="rId154">
+        <w:r>
+          <w:rPr>
+            <w:lang w:val="zh_TW" w:bidi="zh_TW"/>
+          </w:rPr>
+          <w:rPr>
+            <w:color w:val="0000EE"/>
+            <w:u w:val="single"/>
+          </w:rPr>
+          <w:t>民14:21–35</w:t>
+        </w:r>
+      </w:hyperlink>
+      <w:r>
+        <w:rPr>
+          <w:lang w:val="zh_TW" w:bidi="zh_TW"/>
+        </w:rPr>
+        <w:t>）。隨後，神擊殺了那10個不信的探子（</w:t>
+      </w:r>
+      <w:hyperlink r:id="rId155">
+        <w:r>
+          <w:rPr>
+            <w:lang w:val="zh_TW" w:bidi="zh_TW"/>
+          </w:rPr>
+          <w:rPr>
+            <w:color w:val="0000EE"/>
+            <w:u w:val="single"/>
+          </w:rPr>
+          <w:t>37</w:t>
+        </w:r>
+      </w:hyperlink>
+      <w:r>
+        <w:rPr>
+          <w:lang w:val="zh_TW" w:bidi="zh_TW"/>
+        </w:rPr>
+        <w:t>節）。以色列人卻仍然擅自行動，違背神明確禁止他們上去的命令（</w:t>
+      </w:r>
+      <w:hyperlink r:id="rId156">
+        <w:r>
+          <w:rPr>
+            <w:lang w:val="zh_TW" w:bidi="zh_TW"/>
+          </w:rPr>
+          <w:rPr>
+            <w:color w:val="0000EE"/>
+            <w:u w:val="single"/>
+          </w:rPr>
+          <w:t>申1:42</w:t>
+        </w:r>
+      </w:hyperlink>
+      <w:r>
+        <w:rPr>
+          <w:lang w:val="zh_TW" w:bidi="zh_TW"/>
+        </w:rPr>
+        <w:t>），在摩西和約櫃仍留在營中的情況下，企圖進攻那地，結果遭到亞瑪力人和迦南人的迎擊。</w:t>
+      </w:r>
+    </w:p>
+    <w:p>
+      <w:pPr/>
+      <w:r>
+        <w:rPr>
+          <w:lang w:val="zh_TW" w:bidi="zh_TW"/>
+        </w:rPr>
+      </w:r>
+      <w:r>
+        <w:rPr>
+          <w:lang w:val="zh_TW" w:bidi="zh_TW"/>
+        </w:rPr>
+        <w:t>以色列人仍然停留在這一帶，各支派的家族分散在曠野各處，並在泉水與綠洲附近安頓下來（</w:t>
+      </w:r>
+      <w:hyperlink r:id="rId157">
+        <w:r>
+          <w:rPr>
+            <w:lang w:val="zh_TW" w:bidi="zh_TW"/>
+          </w:rPr>
+          <w:rPr>
+            <w:color w:val="0000EE"/>
+            <w:u w:val="single"/>
+          </w:rPr>
+          <w:t>申1:46</w:t>
+        </w:r>
+      </w:hyperlink>
+      <w:r>
+        <w:rPr>
+          <w:lang w:val="zh_TW" w:bidi="zh_TW"/>
+        </w:rPr>
+        <w:t>）。</w:t>
+      </w:r>
+      <w:hyperlink r:id="rId158">
+        <w:r>
+          <w:rPr>
+            <w:lang w:val="zh_TW" w:bidi="zh_TW"/>
+          </w:rPr>
+          <w:rPr>
+            <w:color w:val="0000EE"/>
+            <w:u w:val="single"/>
+          </w:rPr>
+          <w:t>民數記十五章1節至二十一章20節</w:t>
+        </w:r>
+      </w:hyperlink>
+      <w:r>
+        <w:rPr>
+          <w:lang w:val="zh_TW" w:bidi="zh_TW"/>
+        </w:rPr>
+        <w:t>記述了他們在曠野漂流38年的經過。這段時期的很大部分可能都在加低斯‧巴尼亞一帶度過（</w:t>
+      </w:r>
+      <w:hyperlink r:id="rId157">
+        <w:r>
+          <w:rPr>
+            <w:lang w:val="zh_TW" w:bidi="zh_TW"/>
+          </w:rPr>
+          <w:rPr>
+            <w:color w:val="0000EE"/>
+            <w:u w:val="single"/>
+          </w:rPr>
+          <w:t>申1:46</w:t>
+        </w:r>
+      </w:hyperlink>
+      <w:r>
+        <w:rPr>
+          <w:lang w:val="zh_TW" w:bidi="zh_TW"/>
+        </w:rPr>
+        <w:t>）。</w:t>
+      </w:r>
+    </w:p>
+    <w:p>
+      <w:pPr>
+        <w:pStyle w:val="Heading4"/>
+      </w:pPr>
+      <w:r>
+        <w:rPr>
+          <w:lang w:val="zh_TW" w:bidi="zh_TW"/>
+        </w:rPr>
+        <w:t>第</w:t>
+      </w:r>
+      <w:hyperlink r:id="rId159">
+        <w:r>
+          <w:rPr>
+            <w:lang w:val="zh_TW" w:bidi="zh_TW"/>
+          </w:rPr>
+          <w:rPr>
+            <w:color w:val="0000EE"/>
+            <w:u w:val="single"/>
+          </w:rPr>
+          <w:t>十五</w:t>
+        </w:r>
+      </w:hyperlink>
+      <w:r>
+        <w:rPr>
+          <w:lang w:val="zh_TW" w:bidi="zh_TW"/>
+        </w:rPr>
+        <w:t>章</w:t>
+      </w:r>
+    </w:p>
+    <w:p>
+      <w:pPr/>
+      <w:r>
+        <w:rPr>
+          <w:lang w:val="zh_TW" w:bidi="zh_TW"/>
+        </w:rPr>
+      </w:r>
+      <w:r>
+        <w:rPr>
+          <w:lang w:val="zh_TW" w:bidi="zh_TW"/>
+        </w:rPr>
+        <w:t>神又賜下進一步關於祭司的律例（</w:t>
+      </w:r>
+      <w:hyperlink r:id="rId160">
+        <w:r>
+          <w:rPr>
+            <w:lang w:val="zh_TW" w:bidi="zh_TW"/>
+          </w:rPr>
+          <w:rPr>
+            <w:color w:val="0000EE"/>
+            <w:u w:val="single"/>
+          </w:rPr>
+          <w:t>民15:1–21</w:t>
+        </w:r>
+      </w:hyperlink>
+      <w:r>
+        <w:rPr>
+          <w:lang w:val="zh_TW" w:bidi="zh_TW"/>
+        </w:rPr>
+        <w:t>）。同時，經文也清楚說明，以色列人如果故意、悖逆地犯罪，就要按著被剪除於民中的程序處理；這類帶著悖逆心態而犯罪的人，並沒有贖罪的方法（</w:t>
+      </w:r>
+      <w:hyperlink r:id="rId161">
+        <w:r>
+          <w:rPr>
+            <w:lang w:val="zh_TW" w:bidi="zh_TW"/>
+          </w:rPr>
+          <w:rPr>
+            <w:color w:val="0000EE"/>
+            <w:u w:val="single"/>
+          </w:rPr>
+          <w:t>22–31</w:t>
+        </w:r>
+      </w:hyperlink>
+      <w:r>
+        <w:rPr>
+          <w:lang w:val="zh_TW" w:bidi="zh_TW"/>
+        </w:rPr>
+        <w:t>節）。經文記載有一個犯安息日的人被處死（</w:t>
+      </w:r>
+      <w:hyperlink r:id="rId162">
+        <w:r>
+          <w:rPr>
+            <w:lang w:val="zh_TW" w:bidi="zh_TW"/>
+          </w:rPr>
+          <w:rPr>
+            <w:color w:val="0000EE"/>
+            <w:u w:val="single"/>
+          </w:rPr>
+          <w:t>32–36</w:t>
+        </w:r>
+      </w:hyperlink>
+      <w:r>
+        <w:rPr>
+          <w:lang w:val="zh_TW" w:bidi="zh_TW"/>
+        </w:rPr>
+        <w:t>節），這件事大概用來說明前面所頒布的律例。最後，為了幫助以色列人遵行神的律法，神吩咐他們在外衣邊上繫上繸子，又在繸子上釘一根藍細帶子，作為提醒（</w:t>
+      </w:r>
+      <w:hyperlink r:id="rId163">
+        <w:r>
+          <w:rPr>
+            <w:lang w:val="zh_TW" w:bidi="zh_TW"/>
+          </w:rPr>
+          <w:rPr>
+            <w:color w:val="0000EE"/>
+            <w:u w:val="single"/>
+          </w:rPr>
+          <w:t>37–41</w:t>
+        </w:r>
+      </w:hyperlink>
+      <w:r>
+        <w:rPr>
+          <w:lang w:val="zh_TW" w:bidi="zh_TW"/>
+        </w:rPr>
+        <w:t>節）。</w:t>
+      </w:r>
+    </w:p>
+    <w:p>
+      <w:pPr>
+        <w:pStyle w:val="Heading4"/>
+      </w:pPr>
+      <w:r>
+        <w:rPr>
+          <w:lang w:val="zh_TW" w:bidi="zh_TW"/>
+        </w:rPr>
+        <w:t>第</w:t>
+      </w:r>
+      <w:hyperlink r:id="rId164">
+        <w:r>
+          <w:rPr>
+            <w:lang w:val="zh_TW" w:bidi="zh_TW"/>
+          </w:rPr>
+          <w:rPr>
+            <w:color w:val="0000EE"/>
+            <w:u w:val="single"/>
+          </w:rPr>
+          <w:t>十六</w:t>
+        </w:r>
+      </w:hyperlink>
+      <w:r>
+        <w:rPr>
+          <w:lang w:val="zh_TW" w:bidi="zh_TW"/>
+        </w:rPr>
+        <w:t>章</w:t>
+      </w:r>
+    </w:p>
+    <w:p>
+      <w:pPr/>
+      <w:r>
+        <w:rPr>
+          <w:lang w:val="zh_TW" w:bidi="zh_TW"/>
+        </w:rPr>
+      </w:r>
+      <w:r>
+        <w:rPr>
+          <w:lang w:val="zh_TW" w:bidi="zh_TW"/>
+        </w:rPr>
+        <w:t>可拉挑戰了亞倫作大祭司的職分，而大坍、亞比蘭和安也挑戰了摩西的領導權（</w:t>
+      </w:r>
+      <w:hyperlink r:id="rId165">
+        <w:r>
+          <w:rPr>
+            <w:lang w:val="zh_TW" w:bidi="zh_TW"/>
+          </w:rPr>
+          <w:rPr>
+            <w:color w:val="0000EE"/>
+            <w:u w:val="single"/>
+          </w:rPr>
+          <w:t>1–14</w:t>
+        </w:r>
+      </w:hyperlink>
+      <w:r>
+        <w:rPr>
+          <w:lang w:val="zh_TW" w:bidi="zh_TW"/>
+        </w:rPr>
+        <w:t>節）。神按著摩西所說的話，使地裂開，把這些作惡的人吞下去（</w:t>
+      </w:r>
+      <w:hyperlink r:id="rId166">
+        <w:r>
+          <w:rPr>
+            <w:lang w:val="zh_TW" w:bidi="zh_TW"/>
+          </w:rPr>
+          <w:rPr>
+            <w:color w:val="0000EE"/>
+            <w:u w:val="single"/>
+          </w:rPr>
+          <w:t>民16:32</w:t>
+        </w:r>
+      </w:hyperlink>
+      <w:r>
+        <w:rPr>
+          <w:lang w:val="zh_TW" w:bidi="zh_TW"/>
+        </w:rPr>
+        <w:t>；參</w:t>
+      </w:r>
+      <w:hyperlink r:id="rId167">
+        <w:r>
+          <w:rPr>
+            <w:lang w:val="zh_TW" w:bidi="zh_TW"/>
+          </w:rPr>
+          <w:rPr>
+            <w:color w:val="0000EE"/>
+            <w:u w:val="single"/>
+          </w:rPr>
+          <w:t>申9:6</w:t>
+        </w:r>
+      </w:hyperlink>
+      <w:r>
+        <w:rPr>
+          <w:lang w:val="zh_TW" w:bidi="zh_TW"/>
+        </w:rPr>
+        <w:t>；</w:t>
+      </w:r>
+      <w:hyperlink r:id="rId168">
+        <w:r>
+          <w:rPr>
+            <w:lang w:val="zh_TW" w:bidi="zh_TW"/>
+          </w:rPr>
+          <w:rPr>
+            <w:color w:val="0000EE"/>
+            <w:u w:val="single"/>
+          </w:rPr>
+          <w:t>詩106:16–18</w:t>
+        </w:r>
+      </w:hyperlink>
+      <w:r>
+        <w:rPr>
+          <w:lang w:val="zh_TW" w:bidi="zh_TW"/>
+        </w:rPr>
+        <w:t>）。在新約聖經中，可拉被視為悖逆之人的典型例子（</w:t>
+      </w:r>
+      <w:hyperlink r:id="rId169">
+        <w:r>
+          <w:rPr>
+            <w:lang w:val="zh_TW" w:bidi="zh_TW"/>
+          </w:rPr>
+          <w:rPr>
+            <w:color w:val="0000EE"/>
+            <w:u w:val="single"/>
+          </w:rPr>
+          <w:t>猶11</w:t>
+        </w:r>
+      </w:hyperlink>
+      <w:r>
+        <w:rPr>
+          <w:lang w:val="zh_TW" w:bidi="zh_TW"/>
+        </w:rPr>
+        <w:t>）。</w:t>
+      </w:r>
+    </w:p>
+    <w:p>
+      <w:pPr/>
+      <w:r>
+        <w:rPr>
+          <w:lang w:val="zh_TW" w:bidi="zh_TW"/>
+        </w:rPr>
+      </w:r>
+      <w:hyperlink r:id="rId170">
+        <w:r>
+          <w:rPr>
+            <w:lang w:val="zh_TW" w:bidi="zh_TW"/>
+          </w:rPr>
+          <w:rPr>
+            <w:color w:val="0000EE"/>
+            <w:u w:val="single"/>
+          </w:rPr>
+          <w:t>民數記二十六章11節</w:t>
+        </w:r>
+      </w:hyperlink>
+      <w:r>
+        <w:rPr>
+          <w:lang w:val="zh_TW" w:bidi="zh_TW"/>
+        </w:rPr>
+        <w:t>指出，可拉年幼的兒女沒有與他一同滅亡。他們或許成了「可拉的子孫」的祖先；這些人後來在聖殿中事奉，作聖樂的唱歌的人，並寫下12篇可拉詩篇（</w:t>
+      </w:r>
+      <w:hyperlink r:id="rId171">
+        <w:r>
+          <w:rPr>
+            <w:lang w:val="zh_TW" w:bidi="zh_TW"/>
+          </w:rPr>
+          <w:rPr>
+            <w:color w:val="0000EE"/>
+            <w:u w:val="single"/>
+          </w:rPr>
+          <w:t>詩42–49篇</w:t>
+        </w:r>
+      </w:hyperlink>
+      <w:r>
+        <w:rPr>
+          <w:lang w:val="zh_TW" w:bidi="zh_TW"/>
+        </w:rPr>
+        <w:t>，</w:t>
+      </w:r>
+      <w:hyperlink r:id="rId172">
+        <w:r>
+          <w:rPr>
+            <w:lang w:val="zh_TW" w:bidi="zh_TW"/>
+          </w:rPr>
+          <w:rPr>
+            <w:color w:val="0000EE"/>
+            <w:u w:val="single"/>
+          </w:rPr>
+          <w:t>84–85篇</w:t>
+        </w:r>
+      </w:hyperlink>
+      <w:r>
+        <w:rPr>
+          <w:lang w:val="zh_TW" w:bidi="zh_TW"/>
+        </w:rPr>
+        <w:t>，</w:t>
+      </w:r>
+      <w:hyperlink r:id="rId173">
+        <w:r>
+          <w:rPr>
+            <w:lang w:val="zh_TW" w:bidi="zh_TW"/>
+          </w:rPr>
+          <w:rPr>
+            <w:color w:val="0000EE"/>
+            <w:u w:val="single"/>
+          </w:rPr>
+          <w:t>87–88篇</w:t>
+        </w:r>
+      </w:hyperlink>
+      <w:r>
+        <w:rPr>
+          <w:lang w:val="zh_TW" w:bidi="zh_TW"/>
+        </w:rPr>
+        <w:t>）。</w:t>
+      </w:r>
+    </w:p>
+    <w:p>
+      <w:pPr>
+        <w:pStyle w:val="Heading4"/>
+      </w:pPr>
+      <w:r>
+        <w:rPr>
+          <w:lang w:val="zh_TW" w:bidi="zh_TW"/>
+        </w:rPr>
+        <w:t>第</w:t>
+      </w:r>
+      <w:hyperlink r:id="rId174">
+        <w:r>
+          <w:rPr>
+            <w:lang w:val="zh_TW" w:bidi="zh_TW"/>
+          </w:rPr>
+          <w:rPr>
+            <w:color w:val="0000EE"/>
+            <w:u w:val="single"/>
+          </w:rPr>
+          <w:t>十七</w:t>
+        </w:r>
+      </w:hyperlink>
+      <w:r>
+        <w:rPr>
+          <w:lang w:val="zh_TW" w:bidi="zh_TW"/>
+        </w:rPr>
+        <w:t>章</w:t>
+      </w:r>
+    </w:p>
+    <w:p>
+      <w:pPr/>
+      <w:r>
+        <w:rPr>
+          <w:lang w:val="zh_TW" w:bidi="zh_TW"/>
+        </w:rPr>
+      </w:r>
+      <w:r>
+        <w:rPr>
+          <w:lang w:val="zh_TW" w:bidi="zh_TW"/>
+        </w:rPr>
+        <w:t>隨後，神吩咐各支派的首領各拿一根杖，共12根，將各支派的名字寫在杖上（利未支派的杖寫上亞倫的名字），並將這些杖放在會幕裡。第二天，亞倫的杖發芽開花，並結出成熟的杏子，從而證實亞倫所領受的特殊的大祭司身分。</w:t>
+      </w:r>
+    </w:p>
+    <w:p>
+      <w:pPr>
+        <w:pStyle w:val="Heading4"/>
+      </w:pPr>
+      <w:r>
+        <w:rPr>
+          <w:lang w:val="zh_TW" w:bidi="zh_TW"/>
+        </w:rPr>
+        <w:t>第</w:t>
+      </w:r>
+      <w:hyperlink r:id="rId175">
+        <w:r>
+          <w:rPr>
+            <w:lang w:val="zh_TW" w:bidi="zh_TW"/>
+          </w:rPr>
+          <w:rPr>
+            <w:color w:val="0000EE"/>
+            <w:u w:val="single"/>
+          </w:rPr>
+          <w:t>十八至十九</w:t>
+        </w:r>
+      </w:hyperlink>
+      <w:r>
+        <w:rPr>
+          <w:lang w:val="zh_TW" w:bidi="zh_TW"/>
+        </w:rPr>
+        <w:t>章</w:t>
+      </w:r>
+    </w:p>
+    <w:p>
+      <w:pPr/>
+      <w:r>
+        <w:rPr>
+          <w:lang w:val="zh_TW" w:bidi="zh_TW"/>
+        </w:rPr>
+      </w:r>
+      <w:r>
+        <w:rPr>
+          <w:lang w:val="zh_TW" w:bidi="zh_TW"/>
+        </w:rPr>
+        <w:t>經文接著記載了關於祭司的進一步的律例。在</w:t>
+      </w:r>
+      <w:hyperlink r:id="rId176">
+        <w:r>
+          <w:rPr>
+            <w:lang w:val="zh_TW" w:bidi="zh_TW"/>
+          </w:rPr>
+          <w:rPr>
+            <w:color w:val="0000EE"/>
+            <w:u w:val="single"/>
+          </w:rPr>
+          <w:t>十八章1至7節</w:t>
+        </w:r>
+      </w:hyperlink>
+      <w:r>
+        <w:rPr>
+          <w:lang w:val="zh_TW" w:bidi="zh_TW"/>
+        </w:rPr>
+        <w:t>中，神將祭司事奉的全部責任交給亞倫家的祭司，這是前一章中的事件自然導致的結果。利未人要輔助亞倫的祭司體系（</w:t>
+      </w:r>
+      <w:hyperlink r:id="rId177">
+        <w:r>
+          <w:rPr>
+            <w:lang w:val="zh_TW" w:bidi="zh_TW"/>
+          </w:rPr>
+          <w:rPr>
+            <w:color w:val="0000EE"/>
+            <w:u w:val="single"/>
+          </w:rPr>
+          <w:t>6</w:t>
+        </w:r>
+      </w:hyperlink>
+      <w:r>
+        <w:rPr>
+          <w:lang w:val="zh_TW" w:bidi="zh_TW"/>
+        </w:rPr>
+        <w:t>節）。由於利未支派沒有分得地業，他們的生活來源就要靠百姓所獻的供物來供養（</w:t>
+      </w:r>
+      <w:hyperlink r:id="rId178">
+        <w:r>
+          <w:rPr>
+            <w:lang w:val="zh_TW" w:bidi="zh_TW"/>
+          </w:rPr>
+          <w:rPr>
+            <w:color w:val="0000EE"/>
+            <w:u w:val="single"/>
+          </w:rPr>
+          <w:t>8–20</w:t>
+        </w:r>
+      </w:hyperlink>
+      <w:r>
+        <w:rPr>
+          <w:lang w:val="zh_TW" w:bidi="zh_TW"/>
+        </w:rPr>
+        <w:t>節）。</w:t>
+      </w:r>
+    </w:p>
+    <w:p>
+      <w:pPr/>
+      <w:r>
+        <w:rPr>
+          <w:lang w:val="zh_TW" w:bidi="zh_TW"/>
+        </w:rPr>
+      </w:r>
+      <w:r>
+        <w:rPr>
+          <w:lang w:val="zh_TW" w:bidi="zh_TW"/>
+        </w:rPr>
+        <w:t>在</w:t>
+      </w:r>
+      <w:hyperlink r:id="rId179">
+        <w:r>
+          <w:rPr>
+            <w:lang w:val="zh_TW" w:bidi="zh_TW"/>
+          </w:rPr>
+          <w:rPr>
+            <w:color w:val="0000EE"/>
+            <w:u w:val="single"/>
+          </w:rPr>
+          <w:t>十九章1至22節</w:t>
+        </w:r>
+      </w:hyperlink>
+      <w:r>
+        <w:rPr>
+          <w:lang w:val="zh_TW" w:bidi="zh_TW"/>
+        </w:rPr>
+        <w:t>中，經文頒布了關於禮儀上不潔淨的條例。當以色列人因接觸死亡而成為禮儀上不潔淨時（</w:t>
+      </w:r>
+      <w:hyperlink r:id="rId180">
+        <w:r>
+          <w:rPr>
+            <w:lang w:val="zh_TW" w:bidi="zh_TW"/>
+          </w:rPr>
+          <w:rPr>
+            <w:color w:val="0000EE"/>
+            <w:u w:val="single"/>
+          </w:rPr>
+          <w:t>11–16</w:t>
+        </w:r>
+      </w:hyperlink>
+      <w:r>
+        <w:rPr>
+          <w:lang w:val="zh_TW" w:bidi="zh_TW"/>
+        </w:rPr>
+        <w:t>節），神就要求他用特別預備的水灑在身上，</w:t>
+      </w:r>
+      <w:r>
+        <w:rPr>
+          <w:lang w:val="zh_TW" w:bidi="zh_TW"/>
+        </w:rPr>
+        <w:t>來使其從罪中得潔淨</w:t>
+      </w:r>
+      <w:r>
+        <w:rPr>
+          <w:lang w:val="zh_TW" w:bidi="zh_TW"/>
+        </w:rPr>
+        <w:t>（</w:t>
+      </w:r>
+      <w:hyperlink r:id="rId181">
+        <w:r>
+          <w:rPr>
+            <w:lang w:val="zh_TW" w:bidi="zh_TW"/>
+          </w:rPr>
+          <w:rPr>
+            <w:color w:val="0000EE"/>
+            <w:u w:val="single"/>
+          </w:rPr>
+          <w:t>9</w:t>
+        </w:r>
+      </w:hyperlink>
+      <w:r>
+        <w:rPr>
+          <w:lang w:val="zh_TW" w:bidi="zh_TW"/>
+        </w:rPr>
+        <w:t>、</w:t>
+      </w:r>
+      <w:hyperlink r:id="rId181">
+        <w:r>
+          <w:rPr>
+            <w:lang w:val="zh_TW" w:bidi="zh_TW"/>
+          </w:rPr>
+          <w:rPr>
+            <w:color w:val="0000EE"/>
+            <w:u w:val="single"/>
+          </w:rPr>
+          <w:t>17</w:t>
+        </w:r>
+      </w:hyperlink>
+      <w:r>
+        <w:rPr>
+          <w:lang w:val="zh_TW" w:bidi="zh_TW"/>
+        </w:rPr>
+        <w:t>節）。</w:t>
+      </w:r>
+    </w:p>
+    <w:p>
+      <w:pPr>
+        <w:pStyle w:val="Heading4"/>
+      </w:pPr>
+      <w:r>
+        <w:rPr>
+          <w:lang w:val="zh_TW" w:bidi="zh_TW"/>
+        </w:rPr>
+        <w:t>第</w:t>
+      </w:r>
+      <w:hyperlink r:id="rId182">
+        <w:r>
+          <w:rPr>
+            <w:lang w:val="zh_TW" w:bidi="zh_TW"/>
+          </w:rPr>
+          <w:rPr>
+            <w:color w:val="0000EE"/>
+            <w:u w:val="single"/>
+          </w:rPr>
+          <w:t>二十</w:t>
+        </w:r>
+      </w:hyperlink>
+      <w:r>
+        <w:rPr>
+          <w:lang w:val="zh_TW" w:bidi="zh_TW"/>
+        </w:rPr>
+        <w:t>章</w:t>
+      </w:r>
+    </w:p>
+    <w:p>
+      <w:pPr/>
+      <w:r>
+        <w:rPr>
+          <w:lang w:val="zh_TW" w:bidi="zh_TW"/>
+        </w:rPr>
+      </w:r>
+      <w:r>
+        <w:rPr>
+          <w:lang w:val="zh_TW" w:bidi="zh_TW"/>
+        </w:rPr>
+        <w:t>以色列人在曠野漂流第40年的第一個月，再次來到尋的曠野南部邊界的加低斯，米利暗在那裡去世，並被安葬在那裡（</w:t>
+      </w:r>
+      <w:hyperlink r:id="rId30">
+        <w:r>
+          <w:rPr>
+            <w:lang w:val="zh_TW" w:bidi="zh_TW"/>
+          </w:rPr>
+          <w:rPr>
+            <w:color w:val="0000EE"/>
+            <w:u w:val="single"/>
+          </w:rPr>
+          <w:t>1</w:t>
+        </w:r>
+      </w:hyperlink>
+      <w:r>
+        <w:rPr>
+          <w:lang w:val="zh_TW" w:bidi="zh_TW"/>
+        </w:rPr>
+        <w:t>節）。根據第</w:t>
+      </w:r>
+      <w:hyperlink r:id="rId183">
+        <w:r>
+          <w:rPr>
+            <w:lang w:val="zh_TW" w:bidi="zh_TW"/>
+          </w:rPr>
+          <w:rPr>
+            <w:color w:val="0000EE"/>
+            <w:u w:val="single"/>
+          </w:rPr>
+          <w:t>三十三</w:t>
+        </w:r>
+      </w:hyperlink>
+      <w:r>
+        <w:rPr>
+          <w:lang w:val="zh_TW" w:bidi="zh_TW"/>
+        </w:rPr>
+        <w:t>章所列的安營清單，自從以色列人上一次到過這個地方之後，期間可能已經經歷了18次安營（參</w:t>
+      </w:r>
+      <w:hyperlink r:id="rId184">
+        <w:r>
+          <w:rPr>
+            <w:lang w:val="zh_TW" w:bidi="zh_TW"/>
+          </w:rPr>
+          <w:rPr>
+            <w:color w:val="0000EE"/>
+            <w:u w:val="single"/>
+          </w:rPr>
+          <w:t>33:18–36</w:t>
+        </w:r>
+      </w:hyperlink>
+      <w:r>
+        <w:rPr>
+          <w:lang w:val="zh_TW" w:bidi="zh_TW"/>
+        </w:rPr>
+        <w:t>）。</w:t>
+      </w:r>
+    </w:p>
+    <w:p>
+      <w:pPr/>
+      <w:r>
+        <w:rPr>
+          <w:lang w:val="zh_TW" w:bidi="zh_TW"/>
+        </w:rPr>
+      </w:r>
+      <w:r>
+        <w:rPr>
+          <w:lang w:val="zh_TW" w:bidi="zh_TW"/>
+        </w:rPr>
+        <w:t>就在這時，百姓因為缺水又再一次發怨言（</w:t>
+      </w:r>
+      <w:hyperlink r:id="rId185">
+        <w:r>
+          <w:rPr>
+            <w:lang w:val="zh_TW" w:bidi="zh_TW"/>
+          </w:rPr>
+          <w:rPr>
+            <w:color w:val="0000EE"/>
+            <w:u w:val="single"/>
+          </w:rPr>
+          <w:t>20:2</w:t>
+        </w:r>
+      </w:hyperlink>
+      <w:r>
+        <w:rPr>
+          <w:lang w:val="zh_TW" w:bidi="zh_TW"/>
+        </w:rPr>
+        <w:t>）。摩西照著神的指示，吩咐磐石出水（</w:t>
+      </w:r>
+      <w:hyperlink r:id="rId186">
+        <w:r>
+          <w:rPr>
+            <w:lang w:val="zh_TW" w:bidi="zh_TW"/>
+          </w:rPr>
+          <w:rPr>
+            <w:color w:val="0000EE"/>
+            <w:u w:val="single"/>
+          </w:rPr>
+          <w:t>8–11</w:t>
+        </w:r>
+      </w:hyperlink>
+      <w:r>
+        <w:rPr>
+          <w:lang w:val="zh_TW" w:bidi="zh_TW"/>
+        </w:rPr>
+        <w:t>節），然而，因為摩西和亞倫在這件事上犯了嚴重的過犯，神就宣告，他們不能帶領以色列進入那地和攻取那地為業（</w:t>
+      </w:r>
+      <w:hyperlink r:id="rId187">
+        <w:r>
+          <w:rPr>
+            <w:lang w:val="zh_TW" w:bidi="zh_TW"/>
+          </w:rPr>
+          <w:rPr>
+            <w:color w:val="0000EE"/>
+            <w:u w:val="single"/>
+          </w:rPr>
+          <w:t>12</w:t>
+        </w:r>
+      </w:hyperlink>
+      <w:r>
+        <w:rPr>
+          <w:lang w:val="zh_TW" w:bidi="zh_TW"/>
+        </w:rPr>
+        <w:t>、</w:t>
+      </w:r>
+      <w:hyperlink r:id="rId187">
+        <w:r>
+          <w:rPr>
+            <w:lang w:val="zh_TW" w:bidi="zh_TW"/>
+          </w:rPr>
+          <w:rPr>
+            <w:color w:val="0000EE"/>
+            <w:u w:val="single"/>
+          </w:rPr>
+          <w:t>23–24</w:t>
+        </w:r>
+      </w:hyperlink>
+      <w:r>
+        <w:rPr>
+          <w:lang w:val="zh_TW" w:bidi="zh_TW"/>
+        </w:rPr>
+        <w:t>節）。</w:t>
+      </w:r>
+    </w:p>
+    <w:p>
+      <w:pPr/>
+      <w:r>
+        <w:rPr>
+          <w:lang w:val="zh_TW" w:bidi="zh_TW"/>
+        </w:rPr>
+      </w:r>
+      <w:r>
+        <w:rPr>
+          <w:lang w:val="zh_TW" w:bidi="zh_TW"/>
+        </w:rPr>
+        <w:t>本章最後記述，以東拒絕讓以色列穿越其境內（</w:t>
+      </w:r>
+      <w:hyperlink r:id="rId43">
+        <w:r>
+          <w:rPr>
+            <w:lang w:val="zh_TW" w:bidi="zh_TW"/>
+          </w:rPr>
+          <w:rPr>
+            <w:color w:val="0000EE"/>
+            <w:u w:val="single"/>
+          </w:rPr>
+          <w:t>14–21</w:t>
+        </w:r>
+      </w:hyperlink>
+      <w:r>
+        <w:rPr>
+          <w:lang w:val="zh_TW" w:bidi="zh_TW"/>
+        </w:rPr>
+        <w:t>節），以及亞倫在第40年五月（</w:t>
+      </w:r>
+      <w:hyperlink r:id="rId188">
+        <w:r>
+          <w:rPr>
+            <w:lang w:val="zh_TW" w:bidi="zh_TW"/>
+          </w:rPr>
+          <w:rPr>
+            <w:color w:val="0000EE"/>
+            <w:u w:val="single"/>
+          </w:rPr>
+          <w:t>33:38</w:t>
+        </w:r>
+      </w:hyperlink>
+      <w:r>
+        <w:rPr>
+          <w:lang w:val="zh_TW" w:bidi="zh_TW"/>
+        </w:rPr>
+        <w:t>）死在以東邊界的何珥山上（</w:t>
+      </w:r>
+      <w:hyperlink r:id="rId189">
+        <w:r>
+          <w:rPr>
+            <w:lang w:val="zh_TW" w:bidi="zh_TW"/>
+          </w:rPr>
+          <w:rPr>
+            <w:color w:val="0000EE"/>
+            <w:u w:val="single"/>
+          </w:rPr>
+          <w:t>22–29</w:t>
+        </w:r>
+      </w:hyperlink>
+      <w:r>
+        <w:rPr>
+          <w:lang w:val="zh_TW" w:bidi="zh_TW"/>
+        </w:rPr>
+        <w:t>節）。亞倫的兒子以利亞撒承接了大祭司的職分。</w:t>
+      </w:r>
+    </w:p>
+    <w:p>
+      <w:pPr>
+        <w:pStyle w:val="Heading4"/>
+      </w:pPr>
+      <w:r>
+        <w:rPr>
+          <w:lang w:val="zh_TW" w:bidi="zh_TW"/>
+        </w:rPr>
+        <w:t>第</w:t>
+      </w:r>
+      <w:hyperlink r:id="rId190">
+        <w:r>
+          <w:rPr>
+            <w:lang w:val="zh_TW" w:bidi="zh_TW"/>
+          </w:rPr>
+          <w:rPr>
+            <w:color w:val="0000EE"/>
+            <w:u w:val="single"/>
+          </w:rPr>
+          <w:t>二十一</w:t>
+        </w:r>
+      </w:hyperlink>
+      <w:r>
+        <w:rPr>
+          <w:lang w:val="zh_TW" w:bidi="zh_TW"/>
+        </w:rPr>
+        <w:t>章</w:t>
+      </w:r>
+    </w:p>
+    <w:p>
+      <w:pPr/>
+      <w:r>
+        <w:rPr>
+          <w:lang w:val="zh_TW" w:bidi="zh_TW"/>
+        </w:rPr>
+      </w:r>
+      <w:r>
+        <w:rPr>
+          <w:lang w:val="zh_TW" w:bidi="zh_TW"/>
+        </w:rPr>
+        <w:t>以色列人迅速地戰勝亞拉得之後（</w:t>
+      </w:r>
+      <w:hyperlink r:id="rId53">
+        <w:r>
+          <w:rPr>
+            <w:lang w:val="zh_TW" w:bidi="zh_TW"/>
+          </w:rPr>
+          <w:rPr>
+            <w:color w:val="0000EE"/>
+            <w:u w:val="single"/>
+          </w:rPr>
+          <w:t>1–3</w:t>
+        </w:r>
+      </w:hyperlink>
+      <w:r>
+        <w:rPr>
+          <w:lang w:val="zh_TW" w:bidi="zh_TW"/>
+        </w:rPr>
+        <w:t>節），就轉向南行，繞過以東。百姓對神和摩西失去耐心，厭惡神所供應的嗎哪。於是耶和華差遣火蛇進入營中，咬死了許多人。但神吩咐摩西鑄造一條銅蛇，掛在杆子上；凡仰望這銅蛇的人，就得以存活（</w:t>
+      </w:r>
+      <w:hyperlink r:id="rId191">
+        <w:r>
+          <w:rPr>
+            <w:lang w:val="zh_TW" w:bidi="zh_TW"/>
+          </w:rPr>
+          <w:rPr>
+            <w:color w:val="0000EE"/>
+            <w:u w:val="single"/>
+          </w:rPr>
+          <w:t>4–10</w:t>
+        </w:r>
+      </w:hyperlink>
+      <w:r>
+        <w:rPr>
+          <w:lang w:val="zh_TW" w:bidi="zh_TW"/>
+        </w:rPr>
+        <w:t>節）。這條銅蛇後來被保存下來，但到了希西家王的時候，因為百姓把這象徵之物當作偶像，就將它毀掉（</w:t>
+      </w:r>
+      <w:hyperlink r:id="rId192">
+        <w:r>
+          <w:rPr>
+            <w:lang w:val="zh_TW" w:bidi="zh_TW"/>
+          </w:rPr>
+          <w:rPr>
+            <w:color w:val="0000EE"/>
+            <w:u w:val="single"/>
+          </w:rPr>
+          <w:t>王下18:4</w:t>
+        </w:r>
+      </w:hyperlink>
+      <w:r>
+        <w:rPr>
+          <w:lang w:val="zh_TW" w:bidi="zh_TW"/>
+        </w:rPr>
+        <w:t>）。再後來，耶穌以此作為比喻，指出那些邪惡的罪人仰望銅蛇而得拯救，就如人憑著信心仰望祂，就得著救恩一樣（</w:t>
+      </w:r>
+      <w:hyperlink r:id="rId193">
+        <w:r>
+          <w:rPr>
+            <w:lang w:val="zh_TW" w:bidi="zh_TW"/>
+          </w:rPr>
+          <w:rPr>
+            <w:color w:val="0000EE"/>
+            <w:u w:val="single"/>
+          </w:rPr>
+          <w:t>約3:14–15</w:t>
+        </w:r>
+      </w:hyperlink>
+      <w:r>
+        <w:rPr>
+          <w:lang w:val="zh_TW" w:bidi="zh_TW"/>
+        </w:rPr>
+        <w:t>）。</w:t>
+      </w:r>
+    </w:p>
+    <w:p>
+      <w:pPr/>
+      <w:r>
+        <w:rPr>
+          <w:lang w:val="zh_TW" w:bidi="zh_TW"/>
+        </w:rPr>
+      </w:r>
+      <w:r>
+        <w:rPr>
+          <w:lang w:val="zh_TW" w:bidi="zh_TW"/>
+        </w:rPr>
+        <w:t>離開那個帶來重大轉折的地方之後，以色列人進入亞拉巴並一路向上前行，向東繞過摩押，渡過撒烈谷，最後越過亞嫩河，進入亞摩利人的地界。他們一路向北前行，並在毗斯迦安營（</w:t>
+      </w:r>
+      <w:hyperlink r:id="rId194">
+        <w:r>
+          <w:rPr>
+            <w:lang w:val="zh_TW" w:bidi="zh_TW"/>
+          </w:rPr>
+          <w:rPr>
+            <w:color w:val="0000EE"/>
+            <w:u w:val="single"/>
+          </w:rPr>
+          <w:t>民21:10–20</w:t>
+        </w:r>
+      </w:hyperlink>
+      <w:r>
+        <w:rPr>
+          <w:lang w:val="zh_TW" w:bidi="zh_TW"/>
+        </w:rPr>
+        <w:t>）。</w:t>
+      </w:r>
+    </w:p>
+    <w:p>
+      <w:pPr/>
+      <w:r>
+        <w:rPr>
+          <w:lang w:val="zh_TW" w:bidi="zh_TW"/>
+        </w:rPr>
+      </w:r>
+      <w:r>
+        <w:rPr>
+          <w:lang w:val="zh_TW" w:bidi="zh_TW"/>
+        </w:rPr>
+        <w:t>就在此時，以色列人開始征服外約旦。以色列人接連擊敗希實本王西宏（</w:t>
+      </w:r>
+      <w:hyperlink r:id="rId195">
+        <w:r>
+          <w:rPr>
+            <w:lang w:val="zh_TW" w:bidi="zh_TW"/>
+          </w:rPr>
+          <w:rPr>
+            <w:color w:val="0000EE"/>
+            <w:u w:val="single"/>
+          </w:rPr>
+          <w:t>21–31</w:t>
+        </w:r>
+      </w:hyperlink>
+      <w:r>
+        <w:rPr>
+          <w:lang w:val="zh_TW" w:bidi="zh_TW"/>
+        </w:rPr>
+        <w:t>節）和巴珊王噩（</w:t>
+      </w:r>
+      <w:hyperlink r:id="rId71">
+        <w:r>
+          <w:rPr>
+            <w:lang w:val="zh_TW" w:bidi="zh_TW"/>
+          </w:rPr>
+          <w:rPr>
+            <w:color w:val="0000EE"/>
+            <w:u w:val="single"/>
+          </w:rPr>
+          <w:t>33–35</w:t>
+        </w:r>
+      </w:hyperlink>
+      <w:r>
+        <w:rPr>
+          <w:lang w:val="zh_TW" w:bidi="zh_TW"/>
+        </w:rPr>
+        <w:t>節），並在摩押平原安營（</w:t>
+      </w:r>
+      <w:hyperlink r:id="rId196">
+        <w:r>
+          <w:rPr>
+            <w:lang w:val="zh_TW" w:bidi="zh_TW"/>
+          </w:rPr>
+          <w:rPr>
+            <w:color w:val="0000EE"/>
+            <w:u w:val="single"/>
+          </w:rPr>
+          <w:t>22:1</w:t>
+        </w:r>
+      </w:hyperlink>
+      <w:r>
+        <w:rPr>
+          <w:lang w:val="zh_TW" w:bidi="zh_TW"/>
+        </w:rPr>
+        <w:t>）。這次安營成了民數記、申命記，以及</w:t>
+      </w:r>
+      <w:hyperlink r:id="rId197">
+        <w:r>
+          <w:rPr>
+            <w:lang w:val="zh_TW" w:bidi="zh_TW"/>
+          </w:rPr>
+          <w:rPr>
+            <w:color w:val="0000EE"/>
+            <w:u w:val="single"/>
+          </w:rPr>
+          <w:t>約書亞記一至三章</w:t>
+        </w:r>
+      </w:hyperlink>
+      <w:r>
+        <w:rPr>
+          <w:lang w:val="zh_TW" w:bidi="zh_TW"/>
+        </w:rPr>
+        <w:t>其餘事件的場景。從實際意義上說，曠野漂流至此已經結束。</w:t>
+      </w:r>
+    </w:p>
+    <w:p>
+      <w:pPr/>
+      <w:r>
+        <w:rPr>
+          <w:lang w:val="zh_TW" w:bidi="zh_TW"/>
+        </w:rPr>
+      </w:r>
+      <w:r>
+        <w:rPr>
+          <w:lang w:val="zh_TW" w:bidi="zh_TW"/>
+        </w:rPr>
+        <w:t>因此，正是在這裡，可以總結以色列人在攻取迦南前夕的屬靈光景。民數記清楚地表明，凡從埃及出來的那一代人，除了約書亞和迦勒以外，都因背道（參</w:t>
+      </w:r>
+      <w:hyperlink r:id="rId198">
+        <w:r>
+          <w:rPr>
+            <w:lang w:val="zh_TW" w:bidi="zh_TW"/>
+          </w:rPr>
+          <w:rPr>
+            <w:color w:val="0000EE"/>
+            <w:u w:val="single"/>
+          </w:rPr>
+          <w:t>摩5:25</w:t>
+        </w:r>
+      </w:hyperlink>
+      <w:r>
+        <w:rPr>
+          <w:lang w:val="zh_TW" w:bidi="zh_TW"/>
+        </w:rPr>
+        <w:t>）、不信，以及整體上未能持守與神所立的約，而要死在曠野。在曠野出生的那一代男孩，沒有一個受過割禮（</w:t>
+      </w:r>
+      <w:hyperlink r:id="rId199">
+        <w:r>
+          <w:rPr>
+            <w:lang w:val="zh_TW" w:bidi="zh_TW"/>
+          </w:rPr>
+          <w:rPr>
+            <w:color w:val="0000EE"/>
+            <w:u w:val="single"/>
+          </w:rPr>
+          <w:t>書5:2–9</w:t>
+        </w:r>
+      </w:hyperlink>
+      <w:r>
+        <w:rPr>
+          <w:lang w:val="zh_TW" w:bidi="zh_TW"/>
+        </w:rPr>
+        <w:t>）。</w:t>
+      </w:r>
+      <w:hyperlink r:id="rId200">
+        <w:r>
+          <w:rPr>
+            <w:lang w:val="zh_TW" w:bidi="zh_TW"/>
+          </w:rPr>
+          <w:rPr>
+            <w:color w:val="0000EE"/>
+            <w:u w:val="single"/>
+          </w:rPr>
+          <w:t>詩篇九十篇</w:t>
+        </w:r>
+      </w:hyperlink>
+      <w:r>
+        <w:rPr>
+          <w:lang w:val="zh_TW" w:bidi="zh_TW"/>
+        </w:rPr>
+        <w:t>也強調，以色列人在曠野中承受神的忿怒。正是在這樣可悲的屬靈狀態下，以色列人來到摩押平原。</w:t>
+      </w:r>
+    </w:p>
+    <w:p>
+      <w:pPr>
+        <w:pStyle w:val="Heading4"/>
+      </w:pPr>
+      <w:r>
+        <w:rPr>
+          <w:lang w:val="zh_TW" w:bidi="zh_TW"/>
+        </w:rPr>
+        <w:t>第</w:t>
+      </w:r>
+      <w:hyperlink r:id="rId55">
+        <w:r>
+          <w:rPr>
+            <w:lang w:val="zh_TW" w:bidi="zh_TW"/>
+          </w:rPr>
+          <w:rPr>
+            <w:color w:val="0000EE"/>
+            <w:u w:val="single"/>
+          </w:rPr>
+          <w:t>二十二至二十四</w:t>
+        </w:r>
+      </w:hyperlink>
+      <w:r>
+        <w:rPr>
+          <w:lang w:val="zh_TW" w:bidi="zh_TW"/>
+        </w:rPr>
+        <w:t>章</w:t>
+      </w:r>
+    </w:p>
+    <w:p>
+      <w:pPr/>
+      <w:r>
+        <w:rPr>
+          <w:lang w:val="zh_TW" w:bidi="zh_TW"/>
+        </w:rPr>
+      </w:r>
+      <w:r>
+        <w:rPr>
+          <w:lang w:val="zh_TW" w:bidi="zh_TW"/>
+        </w:rPr>
+        <w:t>摩押王巴勒因以色列人的出現而心生恐懼，便聯同米甸，雇用假先知巴蘭咒詛以色列。巴蘭為了得利而答應此事（</w:t>
+      </w:r>
+      <w:hyperlink r:id="rId201">
+        <w:r>
+          <w:rPr>
+            <w:lang w:val="zh_TW" w:bidi="zh_TW"/>
+          </w:rPr>
+          <w:rPr>
+            <w:color w:val="0000EE"/>
+            <w:u w:val="single"/>
+          </w:rPr>
+          <w:t>彼後2:15</w:t>
+        </w:r>
+      </w:hyperlink>
+      <w:r>
+        <w:rPr>
+          <w:lang w:val="zh_TW" w:bidi="zh_TW"/>
+        </w:rPr>
+        <w:t>；</w:t>
+      </w:r>
+      <w:hyperlink r:id="rId169">
+        <w:r>
+          <w:rPr>
+            <w:lang w:val="zh_TW" w:bidi="zh_TW"/>
+          </w:rPr>
+          <w:rPr>
+            <w:color w:val="0000EE"/>
+            <w:u w:val="single"/>
+          </w:rPr>
+          <w:t>猶11</w:t>
+        </w:r>
+      </w:hyperlink>
+      <w:r>
+        <w:rPr>
+          <w:lang w:val="zh_TW" w:bidi="zh_TW"/>
+        </w:rPr>
+        <w:t>），但神攔阻他，使他在四次神諭中反而為以色列祝福（</w:t>
+      </w:r>
+      <w:hyperlink r:id="rId202">
+        <w:r>
+          <w:rPr>
+            <w:lang w:val="zh_TW" w:bidi="zh_TW"/>
+          </w:rPr>
+          <w:rPr>
+            <w:color w:val="0000EE"/>
+            <w:u w:val="single"/>
+          </w:rPr>
+          <w:t>民23:7–10</w:t>
+        </w:r>
+      </w:hyperlink>
+      <w:r>
+        <w:rPr>
+          <w:lang w:val="zh_TW" w:bidi="zh_TW"/>
+        </w:rPr>
+        <w:t>、</w:t>
+      </w:r>
+      <w:hyperlink r:id="rId202">
+        <w:r>
+          <w:rPr>
+            <w:lang w:val="zh_TW" w:bidi="zh_TW"/>
+          </w:rPr>
+          <w:rPr>
+            <w:color w:val="0000EE"/>
+            <w:u w:val="single"/>
+          </w:rPr>
+          <w:t>18–24</w:t>
+        </w:r>
+      </w:hyperlink>
+      <w:r>
+        <w:rPr>
+          <w:lang w:val="zh_TW" w:bidi="zh_TW"/>
+        </w:rPr>
+        <w:t>，</w:t>
+      </w:r>
+      <w:hyperlink r:id="rId203">
+        <w:r>
+          <w:rPr>
+            <w:lang w:val="zh_TW" w:bidi="zh_TW"/>
+          </w:rPr>
+          <w:rPr>
+            <w:color w:val="0000EE"/>
+            <w:u w:val="single"/>
+          </w:rPr>
+          <w:t>24:3–9</w:t>
+        </w:r>
+      </w:hyperlink>
+      <w:r>
+        <w:rPr>
+          <w:lang w:val="zh_TW" w:bidi="zh_TW"/>
+        </w:rPr>
+        <w:t>、</w:t>
+      </w:r>
+      <w:hyperlink r:id="rId203">
+        <w:r>
+          <w:rPr>
+            <w:lang w:val="zh_TW" w:bidi="zh_TW"/>
+          </w:rPr>
+          <w:rPr>
+            <w:color w:val="0000EE"/>
+            <w:u w:val="single"/>
+          </w:rPr>
+          <w:t>15–19</w:t>
+        </w:r>
+      </w:hyperlink>
+      <w:r>
+        <w:rPr>
+          <w:lang w:val="zh_TW" w:bidi="zh_TW"/>
+        </w:rPr>
+        <w:t>），並預言摩押、以東、亞瑪力（</w:t>
+      </w:r>
+      <w:hyperlink r:id="rId39">
+        <w:r>
+          <w:rPr>
+            <w:lang w:val="zh_TW" w:bidi="zh_TW"/>
+          </w:rPr>
+          <w:rPr>
+            <w:color w:val="0000EE"/>
+            <w:u w:val="single"/>
+          </w:rPr>
+          <w:t>24:20</w:t>
+        </w:r>
+      </w:hyperlink>
+      <w:r>
+        <w:rPr>
+          <w:lang w:val="zh_TW" w:bidi="zh_TW"/>
+        </w:rPr>
+        <w:t>）、基尼人（</w:t>
+      </w:r>
+      <w:hyperlink r:id="rId204">
+        <w:r>
+          <w:rPr>
+            <w:lang w:val="zh_TW" w:bidi="zh_TW"/>
+          </w:rPr>
+          <w:rPr>
+            <w:color w:val="0000EE"/>
+            <w:u w:val="single"/>
+          </w:rPr>
+          <w:t>24:21</w:t>
+        </w:r>
+      </w:hyperlink>
+      <w:r>
+        <w:rPr>
+          <w:lang w:val="zh_TW" w:bidi="zh_TW"/>
+        </w:rPr>
+        <w:t>）和亞述（</w:t>
+      </w:r>
+      <w:hyperlink r:id="rId205">
+        <w:r>
+          <w:rPr>
+            <w:lang w:val="zh_TW" w:bidi="zh_TW"/>
+          </w:rPr>
+          <w:rPr>
+            <w:color w:val="0000EE"/>
+            <w:u w:val="single"/>
+          </w:rPr>
+          <w:t>24:24</w:t>
+        </w:r>
+      </w:hyperlink>
+      <w:r>
+        <w:rPr>
+          <w:lang w:val="zh_TW" w:bidi="zh_TW"/>
+        </w:rPr>
+        <w:t>）將會遭到毀滅。於是，巴勒與巴蘭分道揚鑣。然而，巴蘭又暗中與米甸勾結，答應出主意，引誘以色列人陷入拜偶像和淫亂之中（</w:t>
+      </w:r>
+      <w:hyperlink r:id="rId206">
+        <w:r>
+          <w:rPr>
+            <w:lang w:val="zh_TW" w:bidi="zh_TW"/>
+          </w:rPr>
+          <w:rPr>
+            <w:color w:val="0000EE"/>
+            <w:u w:val="single"/>
+          </w:rPr>
+          <w:t>31:16</w:t>
+        </w:r>
+      </w:hyperlink>
+      <w:r>
+        <w:rPr>
+          <w:lang w:val="zh_TW" w:bidi="zh_TW"/>
+        </w:rPr>
+        <w:t>）。因此，巴勒未能使耶和華轉而敵對以色列，而巴蘭卻成功做到了這一點（</w:t>
+      </w:r>
+      <w:hyperlink r:id="rId207">
+        <w:r>
+          <w:rPr>
+            <w:lang w:val="zh_TW" w:bidi="zh_TW"/>
+          </w:rPr>
+          <w:rPr>
+            <w:color w:val="0000EE"/>
+            <w:u w:val="single"/>
+          </w:rPr>
+          <w:t>25</w:t>
+        </w:r>
+      </w:hyperlink>
+      <w:r>
+        <w:rPr>
+          <w:lang w:val="zh_TW" w:bidi="zh_TW"/>
+        </w:rPr>
+        <w:t>章）。</w:t>
+      </w:r>
+    </w:p>
+    <w:p>
+      <w:pPr>
+        <w:pStyle w:val="Heading4"/>
+      </w:pPr>
+      <w:r>
+        <w:rPr>
+          <w:lang w:val="zh_TW" w:bidi="zh_TW"/>
+        </w:rPr>
+        <w:t>第</w:t>
+      </w:r>
+      <w:hyperlink r:id="rId207">
+        <w:r>
+          <w:rPr>
+            <w:lang w:val="zh_TW" w:bidi="zh_TW"/>
+          </w:rPr>
+          <w:rPr>
+            <w:color w:val="0000EE"/>
+            <w:u w:val="single"/>
+          </w:rPr>
+          <w:t>二十五</w:t>
+        </w:r>
+      </w:hyperlink>
+      <w:r>
+        <w:rPr>
+          <w:lang w:val="zh_TW" w:bidi="zh_TW"/>
+        </w:rPr>
+        <w:t>章</w:t>
+      </w:r>
+    </w:p>
+    <w:p>
+      <w:pPr/>
+      <w:r>
+        <w:rPr>
+          <w:lang w:val="zh_TW" w:bidi="zh_TW"/>
+        </w:rPr>
+      </w:r>
+      <w:r>
+        <w:rPr>
+          <w:lang w:val="zh_TW" w:bidi="zh_TW"/>
+        </w:rPr>
+        <w:t>以色列人與摩押人因拜偶像和行淫亂的事而得罪神（</w:t>
+      </w:r>
+      <w:hyperlink r:id="rId208">
+        <w:r>
+          <w:rPr>
+            <w:lang w:val="zh_TW" w:bidi="zh_TW"/>
+          </w:rPr>
+          <w:rPr>
+            <w:color w:val="0000EE"/>
+            <w:u w:val="single"/>
+          </w:rPr>
+          <w:t>1–3</w:t>
+        </w:r>
+      </w:hyperlink>
+      <w:r>
+        <w:rPr>
+          <w:lang w:val="zh_TW" w:bidi="zh_TW"/>
+        </w:rPr>
+        <w:t>節）。在執行神吩咐、要除滅那些悖逆的以色列人時，非尼哈殺了心利和哥斯比，哥斯比是米甸五個王之一的女兒（</w:t>
+      </w:r>
+      <w:hyperlink r:id="rId209">
+        <w:r>
+          <w:rPr>
+            <w:lang w:val="zh_TW" w:bidi="zh_TW"/>
+          </w:rPr>
+          <w:rPr>
+            <w:color w:val="0000EE"/>
+            <w:u w:val="single"/>
+          </w:rPr>
+          <w:t>4–14</w:t>
+        </w:r>
+      </w:hyperlink>
+      <w:r>
+        <w:rPr>
+          <w:lang w:val="zh_TW" w:bidi="zh_TW"/>
+        </w:rPr>
+        <w:t>節）。這件事成了契機，使神宣告要向米甸發動聖戰（</w:t>
+      </w:r>
+      <w:hyperlink r:id="rId76">
+        <w:r>
+          <w:rPr>
+            <w:lang w:val="zh_TW" w:bidi="zh_TW"/>
+          </w:rPr>
+          <w:rPr>
+            <w:color w:val="0000EE"/>
+            <w:u w:val="single"/>
+          </w:rPr>
+          <w:t>16–18</w:t>
+        </w:r>
+      </w:hyperlink>
+      <w:r>
+        <w:rPr>
+          <w:lang w:val="zh_TW" w:bidi="zh_TW"/>
+        </w:rPr>
+        <w:t>節；參</w:t>
+      </w:r>
+      <w:hyperlink r:id="rId77">
+        <w:r>
+          <w:rPr>
+            <w:lang w:val="zh_TW" w:bidi="zh_TW"/>
+          </w:rPr>
+          <w:rPr>
+            <w:color w:val="0000EE"/>
+            <w:u w:val="single"/>
+          </w:rPr>
+          <w:t>31</w:t>
+        </w:r>
+      </w:hyperlink>
+      <w:r>
+        <w:rPr>
+          <w:lang w:val="zh_TW" w:bidi="zh_TW"/>
+        </w:rPr>
+        <w:t>章）。</w:t>
+      </w:r>
+    </w:p>
+    <w:p>
+      <w:pPr>
+        <w:pStyle w:val="Heading4"/>
+      </w:pPr>
+      <w:r>
+        <w:rPr>
+          <w:lang w:val="zh_TW" w:bidi="zh_TW"/>
+        </w:rPr>
+        <w:t>第</w:t>
+      </w:r>
+      <w:hyperlink r:id="rId14">
+        <w:r>
+          <w:rPr>
+            <w:lang w:val="zh_TW" w:bidi="zh_TW"/>
+          </w:rPr>
+          <w:rPr>
+            <w:color w:val="0000EE"/>
+            <w:u w:val="single"/>
+          </w:rPr>
+          <w:t>二十六</w:t>
+        </w:r>
+      </w:hyperlink>
+      <w:r>
+        <w:rPr>
+          <w:lang w:val="zh_TW" w:bidi="zh_TW"/>
+        </w:rPr>
+        <w:t>章</w:t>
+      </w:r>
+    </w:p>
+    <w:p>
+      <w:pPr/>
+      <w:r>
+        <w:rPr>
+          <w:lang w:val="zh_TW" w:bidi="zh_TW"/>
+        </w:rPr>
+      </w:r>
+      <w:r>
+        <w:rPr>
+          <w:lang w:val="zh_TW" w:bidi="zh_TW"/>
+        </w:rPr>
+        <w:t>耶和華吩咐摩西，數點第二代中能夠出戰、對抗以色列仇敵的男子。總人數為601,730人（</w:t>
+      </w:r>
+      <w:hyperlink r:id="rId210">
+        <w:r>
+          <w:rPr>
+            <w:lang w:val="zh_TW" w:bidi="zh_TW"/>
+          </w:rPr>
+          <w:rPr>
+            <w:color w:val="0000EE"/>
+            <w:u w:val="single"/>
+          </w:rPr>
+          <w:t>51</w:t>
+        </w:r>
+      </w:hyperlink>
+      <w:r>
+        <w:rPr>
+          <w:lang w:val="zh_TW" w:bidi="zh_TW"/>
+        </w:rPr>
+        <w:t>節），比第一次數點少了1,820人。以色列人憑著比第一代更少的兵力，卻成功攻取迦南；這清楚地顯示出，如果以色列人在加低斯之前的38年就已順服神，就不用度過這些曠野漂流的歲月。至於利未人，凡一個月大以上的男子共有23,000人（</w:t>
+      </w:r>
+      <w:hyperlink r:id="rId211">
+        <w:r>
+          <w:rPr>
+            <w:lang w:val="zh_TW" w:bidi="zh_TW"/>
+          </w:rPr>
+          <w:rPr>
+            <w:color w:val="0000EE"/>
+            <w:u w:val="single"/>
+          </w:rPr>
+          <w:t>57–62</w:t>
+        </w:r>
+      </w:hyperlink>
+      <w:r>
+        <w:rPr>
+          <w:lang w:val="zh_TW" w:bidi="zh_TW"/>
+        </w:rPr>
+        <w:t>節）。</w:t>
+      </w:r>
+    </w:p>
+    <w:p>
+      <w:pPr>
+        <w:pStyle w:val="Heading4"/>
+      </w:pPr>
+      <w:r>
+        <w:rPr>
+          <w:lang w:val="zh_TW" w:bidi="zh_TW"/>
+        </w:rPr>
+        <w:t>第</w:t>
+      </w:r>
+      <w:hyperlink r:id="rId137">
+        <w:r>
+          <w:rPr>
+            <w:lang w:val="zh_TW" w:bidi="zh_TW"/>
+          </w:rPr>
+          <w:rPr>
+            <w:color w:val="0000EE"/>
+            <w:u w:val="single"/>
+          </w:rPr>
+          <w:t>二十七</w:t>
+        </w:r>
+      </w:hyperlink>
+      <w:r>
+        <w:rPr>
+          <w:lang w:val="zh_TW" w:bidi="zh_TW"/>
+        </w:rPr>
+        <w:t>章</w:t>
+      </w:r>
+    </w:p>
+    <w:p>
+      <w:pPr/>
+      <w:r>
+        <w:rPr>
+          <w:lang w:val="zh_TW" w:bidi="zh_TW"/>
+        </w:rPr>
+      </w:r>
+      <w:r>
+        <w:rPr>
+          <w:lang w:val="zh_TW" w:bidi="zh_TW"/>
+        </w:rPr>
+        <w:t>西羅非哈的女兒（參</w:t>
+      </w:r>
+      <w:hyperlink r:id="rId212">
+        <w:r>
+          <w:rPr>
+            <w:lang w:val="zh_TW" w:bidi="zh_TW"/>
+          </w:rPr>
+          <w:rPr>
+            <w:color w:val="0000EE"/>
+            <w:u w:val="single"/>
+          </w:rPr>
+          <w:t>26:33</w:t>
+        </w:r>
+      </w:hyperlink>
+      <w:r>
+        <w:rPr>
+          <w:lang w:val="zh_TW" w:bidi="zh_TW"/>
+        </w:rPr>
+        <w:t>）請求承繼父親的產業，因為他沒有兒子；而耶和華同意她們可以承受產業，並藉此頒布進一步關於承繼產業的律例（</w:t>
+      </w:r>
+      <w:hyperlink r:id="rId213">
+        <w:r>
+          <w:rPr>
+            <w:lang w:val="zh_TW" w:bidi="zh_TW"/>
+          </w:rPr>
+          <w:rPr>
+            <w:color w:val="0000EE"/>
+            <w:u w:val="single"/>
+          </w:rPr>
+          <w:t>1–11</w:t>
+        </w:r>
+      </w:hyperlink>
+      <w:r>
+        <w:rPr>
+          <w:lang w:val="zh_TW" w:bidi="zh_TW"/>
+        </w:rPr>
+        <w:t>節）。</w:t>
+      </w:r>
+    </w:p>
+    <w:p>
+      <w:pPr/>
+      <w:r>
+        <w:rPr>
+          <w:lang w:val="zh_TW" w:bidi="zh_TW"/>
+        </w:rPr>
+      </w:r>
+      <w:r>
+        <w:rPr>
+          <w:lang w:val="zh_TW" w:bidi="zh_TW"/>
+        </w:rPr>
+        <w:t>摩西想起自己不久將死在亞巴琳，便求神為百姓立一位繼任人。神揀選了約書亞，摩西就按著神的吩咐，委任他承擔領導的職分（</w:t>
+      </w:r>
+      <w:hyperlink r:id="rId214">
+        <w:r>
+          <w:rPr>
+            <w:lang w:val="zh_TW" w:bidi="zh_TW"/>
+          </w:rPr>
+          <w:rPr>
+            <w:color w:val="0000EE"/>
+            <w:u w:val="single"/>
+          </w:rPr>
+          <w:t>12–23</w:t>
+        </w:r>
+      </w:hyperlink>
+      <w:r>
+        <w:rPr>
+          <w:lang w:val="zh_TW" w:bidi="zh_TW"/>
+        </w:rPr>
+        <w:t>節）。</w:t>
+      </w:r>
+    </w:p>
+    <w:p>
+      <w:pPr>
+        <w:pStyle w:val="Heading4"/>
+      </w:pPr>
+      <w:r>
+        <w:rPr>
+          <w:lang w:val="zh_TW" w:bidi="zh_TW"/>
+        </w:rPr>
+        <w:t>第</w:t>
+      </w:r>
+      <w:hyperlink r:id="rId215">
+        <w:r>
+          <w:rPr>
+            <w:lang w:val="zh_TW" w:bidi="zh_TW"/>
+          </w:rPr>
+          <w:rPr>
+            <w:color w:val="0000EE"/>
+            <w:u w:val="single"/>
+          </w:rPr>
+          <w:t>二十八至三十</w:t>
+        </w:r>
+      </w:hyperlink>
+      <w:r>
+        <w:rPr>
+          <w:lang w:val="zh_TW" w:bidi="zh_TW"/>
+        </w:rPr>
+        <w:t>章</w:t>
+      </w:r>
+    </w:p>
+    <w:p>
+      <w:pPr/>
+      <w:r>
+        <w:rPr>
+          <w:lang w:val="zh_TW" w:bidi="zh_TW"/>
+        </w:rPr>
+      </w:r>
+      <w:r>
+        <w:rPr>
+          <w:lang w:val="zh_TW" w:bidi="zh_TW"/>
+        </w:rPr>
+        <w:t>經文進一步頒布關於在各種場合獻祭的祭司律例。神也吩咐摩西，把關於許願的條例告訴百姓。男人一旦許願，就必須遵守，不可破壞（</w:t>
+      </w:r>
+      <w:hyperlink r:id="rId216">
+        <w:r>
+          <w:rPr>
+            <w:lang w:val="zh_TW" w:bidi="zh_TW"/>
+          </w:rPr>
+          <w:rPr>
+            <w:color w:val="0000EE"/>
+            <w:u w:val="single"/>
+          </w:rPr>
+          <w:t>30:2</w:t>
+        </w:r>
+      </w:hyperlink>
+      <w:r>
+        <w:rPr>
+          <w:lang w:val="zh_TW" w:bidi="zh_TW"/>
+        </w:rPr>
+        <w:t>），但如果是女人許願，對她有負責的男人（父親或丈夫）若認為她的許願過於草率，就可以廢止那願（</w:t>
+      </w:r>
+      <w:hyperlink r:id="rId217">
+        <w:r>
+          <w:rPr>
+            <w:lang w:val="zh_TW" w:bidi="zh_TW"/>
+          </w:rPr>
+          <w:rPr>
+            <w:color w:val="0000EE"/>
+            <w:u w:val="single"/>
+          </w:rPr>
+          <w:t>1–16</w:t>
+        </w:r>
+      </w:hyperlink>
+      <w:r>
+        <w:rPr>
+          <w:lang w:val="zh_TW" w:bidi="zh_TW"/>
+        </w:rPr>
+        <w:t>節）。</w:t>
+      </w:r>
+    </w:p>
+    <w:p>
+      <w:pPr>
+        <w:pStyle w:val="Heading4"/>
+      </w:pPr>
+      <w:r>
+        <w:rPr>
+          <w:lang w:val="zh_TW" w:bidi="zh_TW"/>
+        </w:rPr>
+        <w:t>第</w:t>
+      </w:r>
+      <w:hyperlink r:id="rId77">
+        <w:r>
+          <w:rPr>
+            <w:lang w:val="zh_TW" w:bidi="zh_TW"/>
+          </w:rPr>
+          <w:rPr>
+            <w:color w:val="0000EE"/>
+            <w:u w:val="single"/>
+          </w:rPr>
+          <w:t>三十一</w:t>
+        </w:r>
+      </w:hyperlink>
+      <w:r>
+        <w:rPr>
+          <w:lang w:val="zh_TW" w:bidi="zh_TW"/>
+        </w:rPr>
+        <w:t>章</w:t>
+      </w:r>
+    </w:p>
+    <w:p>
+      <w:pPr/>
+      <w:r>
+        <w:rPr>
+          <w:lang w:val="zh_TW" w:bidi="zh_TW"/>
+        </w:rPr>
+      </w:r>
+      <w:r>
+        <w:rPr>
+          <w:lang w:val="zh_TW" w:bidi="zh_TW"/>
+        </w:rPr>
+        <w:t>經文記述了早前在</w:t>
+      </w:r>
+      <w:hyperlink r:id="rId76">
+        <w:r>
+          <w:rPr>
+            <w:lang w:val="zh_TW" w:bidi="zh_TW"/>
+          </w:rPr>
+          <w:rPr>
+            <w:color w:val="0000EE"/>
+            <w:u w:val="single"/>
+          </w:rPr>
+          <w:t>二十五章16至18節</w:t>
+        </w:r>
+      </w:hyperlink>
+      <w:r>
+        <w:rPr>
+          <w:lang w:val="zh_TW" w:bidi="zh_TW"/>
+        </w:rPr>
+        <w:t>所宣告、向米甸發動的聖戰。非尼哈隨同12,000名戰士出征，以色列擊敗了米甸、殺了巴蘭，以及米甸的五個王和許多成年男子（</w:t>
+      </w:r>
+      <w:hyperlink r:id="rId218">
+        <w:r>
+          <w:rPr>
+            <w:lang w:val="zh_TW" w:bidi="zh_TW"/>
+          </w:rPr>
+          <w:rPr>
+            <w:color w:val="0000EE"/>
+            <w:u w:val="single"/>
+          </w:rPr>
+          <w:t>31:1–8</w:t>
+        </w:r>
+      </w:hyperlink>
+      <w:r>
+        <w:rPr>
+          <w:lang w:val="zh_TW" w:bidi="zh_TW"/>
+        </w:rPr>
+        <w:t>）。米甸的婦女和孩子被擄去，但摩西吩咐，要殺掉所有男孩和非處女的婦女（</w:t>
+      </w:r>
+      <w:hyperlink r:id="rId219">
+        <w:r>
+          <w:rPr>
+            <w:lang w:val="zh_TW" w:bidi="zh_TW"/>
+          </w:rPr>
+          <w:rPr>
+            <w:color w:val="0000EE"/>
+            <w:u w:val="single"/>
+          </w:rPr>
+          <w:t>9–18</w:t>
+        </w:r>
+      </w:hyperlink>
+      <w:r>
+        <w:rPr>
+          <w:lang w:val="zh_TW" w:bidi="zh_TW"/>
+        </w:rPr>
+        <w:t>節）。然而，不能因此認為這場爭戰就終結了米甸；因為在士師時期，米甸後來仍然成為以色列強大的對手（</w:t>
+      </w:r>
+      <w:hyperlink r:id="rId220">
+        <w:r>
+          <w:rPr>
+            <w:lang w:val="zh_TW" w:bidi="zh_TW"/>
+          </w:rPr>
+          <w:rPr>
+            <w:color w:val="0000EE"/>
+            <w:u w:val="single"/>
+          </w:rPr>
+          <w:t>士6章</w:t>
+        </w:r>
+      </w:hyperlink>
+      <w:r>
+        <w:rPr>
+          <w:lang w:val="zh_TW" w:bidi="zh_TW"/>
+        </w:rPr>
+        <w:t>）。</w:t>
+      </w:r>
+    </w:p>
+    <w:p>
+      <w:pPr/>
+      <w:r>
+        <w:rPr>
+          <w:lang w:val="zh_TW" w:bidi="zh_TW"/>
+        </w:rPr>
+      </w:r>
+      <w:r>
+        <w:rPr>
+          <w:lang w:val="zh_TW" w:bidi="zh_TW"/>
+        </w:rPr>
+        <w:t>戰爭結束後，戰士奉命在進入營中之前，先潔淨自己、衣服，以及從爭戰中所得的戰利品（</w:t>
+      </w:r>
+      <w:hyperlink r:id="rId221">
+        <w:r>
+          <w:rPr>
+            <w:lang w:val="zh_TW" w:bidi="zh_TW"/>
+          </w:rPr>
+          <w:rPr>
+            <w:color w:val="0000EE"/>
+            <w:u w:val="single"/>
+          </w:rPr>
+          <w:t>民31:19–24</w:t>
+        </w:r>
+      </w:hyperlink>
+      <w:r>
+        <w:rPr>
+          <w:lang w:val="zh_TW" w:bidi="zh_TW"/>
+        </w:rPr>
+        <w:t>）。此外，他們還要把戰利品平分為兩分，從屬於戰士的那一半中，獻出五百分之一，交給大祭司（「作為貢物奉給耶和華」）。另一半則分給留在營中的百姓，其中利未人要先收取百分之二的分額（</w:t>
+      </w:r>
+      <w:hyperlink r:id="rId222">
+        <w:r>
+          <w:rPr>
+            <w:lang w:val="zh_TW" w:bidi="zh_TW"/>
+          </w:rPr>
+          <w:rPr>
+            <w:color w:val="0000EE"/>
+            <w:u w:val="single"/>
+          </w:rPr>
+          <w:t>25–31</w:t>
+        </w:r>
+      </w:hyperlink>
+      <w:r>
+        <w:rPr>
+          <w:lang w:val="zh_TW" w:bidi="zh_TW"/>
+        </w:rPr>
+        <w:t>節）。</w:t>
+      </w:r>
+    </w:p>
+    <w:p>
+      <w:pPr/>
+      <w:r>
+        <w:rPr>
+          <w:lang w:val="zh_TW" w:bidi="zh_TW"/>
+        </w:rPr>
+      </w:r>
+      <w:r>
+        <w:rPr>
+          <w:lang w:val="zh_TW" w:bidi="zh_TW"/>
+        </w:rPr>
+        <w:t>第</w:t>
+      </w:r>
+      <w:hyperlink r:id="rId223">
+        <w:r>
+          <w:rPr>
+            <w:lang w:val="zh_TW" w:bidi="zh_TW"/>
+          </w:rPr>
+          <w:rPr>
+            <w:color w:val="0000EE"/>
+            <w:u w:val="single"/>
+          </w:rPr>
+          <w:t>32至47</w:t>
+        </w:r>
+      </w:hyperlink>
+      <w:r>
+        <w:rPr>
+          <w:lang w:val="zh_TW" w:bidi="zh_TW"/>
+        </w:rPr>
+        <w:t>節記載了戰利品在分成兩分之後的總數，以及分別從每一分中交給以利亞撒和利未人的數量。有人認為這些數字過高，難以視其為真實，但並沒有任何證據可以推翻經文所記錄的數目。</w:t>
+      </w:r>
+    </w:p>
+    <w:p>
+      <w:pPr/>
+      <w:r>
+        <w:rPr>
+          <w:lang w:val="zh_TW" w:bidi="zh_TW"/>
+        </w:rPr>
+      </w:r>
+      <w:r>
+        <w:rPr>
+          <w:lang w:val="zh_TW" w:bidi="zh_TW"/>
+        </w:rPr>
+        <w:t>由於在這場戰爭中，沒有一個以色列人喪命（</w:t>
+      </w:r>
+      <w:hyperlink r:id="rId224">
+        <w:r>
+          <w:rPr>
+            <w:lang w:val="zh_TW" w:bidi="zh_TW"/>
+          </w:rPr>
+          <w:rPr>
+            <w:color w:val="0000EE"/>
+            <w:u w:val="single"/>
+          </w:rPr>
+          <w:t>49</w:t>
+        </w:r>
+      </w:hyperlink>
+      <w:r>
+        <w:rPr>
+          <w:lang w:val="zh_TW" w:bidi="zh_TW"/>
+        </w:rPr>
+        <w:t>節），軍中的官長就出於感謝神，又為了在神面前為自己贖罪（</w:t>
+      </w:r>
+      <w:hyperlink r:id="rId225">
+        <w:r>
+          <w:rPr>
+            <w:lang w:val="zh_TW" w:bidi="zh_TW"/>
+          </w:rPr>
+          <w:rPr>
+            <w:color w:val="0000EE"/>
+            <w:u w:val="single"/>
+          </w:rPr>
+          <w:t>50</w:t>
+        </w:r>
+      </w:hyperlink>
+      <w:r>
+        <w:rPr>
+          <w:lang w:val="zh_TW" w:bidi="zh_TW"/>
+        </w:rPr>
+        <w:t>節），就把一份特別的金器供物帶到摩西和以利亞撒面前，並把這供物放在會幕裡，作為紀念（</w:t>
+      </w:r>
+      <w:hyperlink r:id="rId226">
+        <w:r>
+          <w:rPr>
+            <w:lang w:val="zh_TW" w:bidi="zh_TW"/>
+          </w:rPr>
+          <w:rPr>
+            <w:color w:val="0000EE"/>
+            <w:u w:val="single"/>
+          </w:rPr>
+          <w:t>48–54</w:t>
+        </w:r>
+      </w:hyperlink>
+      <w:r>
+        <w:rPr>
+          <w:lang w:val="zh_TW" w:bidi="zh_TW"/>
+        </w:rPr>
+        <w:t>節）。</w:t>
+      </w:r>
+    </w:p>
+    <w:p>
+      <w:pPr>
+        <w:pStyle w:val="Heading4"/>
+      </w:pPr>
+      <w:r>
+        <w:rPr>
+          <w:lang w:val="zh_TW" w:bidi="zh_TW"/>
+        </w:rPr>
+        <w:t>第</w:t>
+      </w:r>
+      <w:hyperlink r:id="rId227">
+        <w:r>
+          <w:rPr>
+            <w:lang w:val="zh_TW" w:bidi="zh_TW"/>
+          </w:rPr>
+          <w:rPr>
+            <w:color w:val="0000EE"/>
+            <w:u w:val="single"/>
+          </w:rPr>
+          <w:t>三十二</w:t>
+        </w:r>
+      </w:hyperlink>
+      <w:r>
+        <w:rPr>
+          <w:lang w:val="zh_TW" w:bidi="zh_TW"/>
+        </w:rPr>
+        <w:t>章</w:t>
+      </w:r>
+    </w:p>
+    <w:p>
+      <w:pPr/>
+      <w:r>
+        <w:rPr>
+          <w:lang w:val="zh_TW" w:bidi="zh_TW"/>
+        </w:rPr>
+      </w:r>
+      <w:r>
+        <w:rPr>
+          <w:lang w:val="zh_TW" w:bidi="zh_TW"/>
+        </w:rPr>
+        <w:t>在答應協助其它支派一同攻取迦南的條件下，應他們的請求，呂便、迦得，以及瑪拿西的半個支派，分得了約旦河東的地區。摩西曾懇切祈求耶和華，盼望祂改變心意，允許他進入應許之地（</w:t>
+      </w:r>
+      <w:hyperlink r:id="rId228">
+        <w:r>
+          <w:rPr>
+            <w:lang w:val="zh_TW" w:bidi="zh_TW"/>
+          </w:rPr>
+          <w:rPr>
+            <w:color w:val="0000EE"/>
+            <w:u w:val="single"/>
+          </w:rPr>
+          <w:t>申3:23–27</w:t>
+        </w:r>
+      </w:hyperlink>
+      <w:r>
+        <w:rPr>
+          <w:lang w:val="zh_TW" w:bidi="zh_TW"/>
+        </w:rPr>
+        <w:t>），但神沒有應允他。</w:t>
+      </w:r>
+    </w:p>
+    <w:p>
+      <w:pPr>
+        <w:pStyle w:val="Heading4"/>
+      </w:pPr>
+      <w:r>
+        <w:rPr>
+          <w:lang w:val="zh_TW" w:bidi="zh_TW"/>
+        </w:rPr>
+        <w:t>第</w:t>
+      </w:r>
+      <w:hyperlink r:id="rId229">
+        <w:r>
+          <w:rPr>
+            <w:lang w:val="zh_TW" w:bidi="zh_TW"/>
+          </w:rPr>
+          <w:rPr>
+            <w:color w:val="0000EE"/>
+            <w:u w:val="single"/>
+          </w:rPr>
+          <w:t>三十三至三十四</w:t>
+        </w:r>
+      </w:hyperlink>
+      <w:r>
+        <w:rPr>
+          <w:lang w:val="zh_TW" w:bidi="zh_TW"/>
+        </w:rPr>
+        <w:t>章</w:t>
+      </w:r>
+    </w:p>
+    <w:p>
+      <w:pPr/>
+      <w:r>
+        <w:rPr>
+          <w:lang w:val="zh_TW" w:bidi="zh_TW"/>
+        </w:rPr>
+      </w:r>
+      <w:r>
+        <w:rPr>
+          <w:lang w:val="zh_TW" w:bidi="zh_TW"/>
+        </w:rPr>
+        <w:t>按著神的吩咐，摩西將以色列人從埃及直到摩押平原的行程記錄下來。這成了民數記是由摩西所寫的聖經佐證。</w:t>
+      </w:r>
+    </w:p>
+    <w:p>
+      <w:pPr/>
+      <w:r>
+        <w:rPr>
+          <w:lang w:val="zh_TW" w:bidi="zh_TW"/>
+        </w:rPr>
+      </w:r>
+      <w:r>
+        <w:rPr>
+          <w:lang w:val="zh_TW" w:bidi="zh_TW"/>
+        </w:rPr>
+        <w:t>隨後，經文說明了應許之地的疆界。南界從死海南端起，沿著加低斯·巴尼亞以南，延伸到埃及河（阿里什河谷），再通到地中海（</w:t>
+      </w:r>
+      <w:hyperlink r:id="rId230">
+        <w:r>
+          <w:rPr>
+            <w:lang w:val="zh_TW" w:bidi="zh_TW"/>
+          </w:rPr>
+          <w:rPr>
+            <w:color w:val="0000EE"/>
+            <w:u w:val="single"/>
+          </w:rPr>
+          <w:t>34:3–5</w:t>
+        </w:r>
+      </w:hyperlink>
+      <w:r>
+        <w:rPr>
+          <w:lang w:val="zh_TW" w:bidi="zh_TW"/>
+        </w:rPr>
+        <w:t>）。西界就是地中海的海岸線本身（</w:t>
+      </w:r>
+      <w:hyperlink r:id="rId231">
+        <w:r>
+          <w:rPr>
+            <w:lang w:val="zh_TW" w:bidi="zh_TW"/>
+          </w:rPr>
+          <w:rPr>
+            <w:color w:val="0000EE"/>
+            <w:u w:val="single"/>
+          </w:rPr>
+          <w:t>6</w:t>
+        </w:r>
+      </w:hyperlink>
+      <w:r>
+        <w:rPr>
+          <w:lang w:val="zh_TW" w:bidi="zh_TW"/>
+        </w:rPr>
+        <w:t>節）。北界直到大衛和所羅門的時代才實際達到（</w:t>
+      </w:r>
+      <w:hyperlink r:id="rId232">
+        <w:r>
+          <w:rPr>
+            <w:lang w:val="zh_TW" w:bidi="zh_TW"/>
+          </w:rPr>
+          <w:rPr>
+            <w:color w:val="0000EE"/>
+            <w:u w:val="single"/>
+          </w:rPr>
+          <w:t>撒下8:3–12</w:t>
+        </w:r>
+      </w:hyperlink>
+      <w:r>
+        <w:rPr>
+          <w:lang w:val="zh_TW" w:bidi="zh_TW"/>
+        </w:rPr>
+        <w:t>；</w:t>
+      </w:r>
+      <w:hyperlink r:id="rId233">
+        <w:r>
+          <w:rPr>
+            <w:lang w:val="zh_TW" w:bidi="zh_TW"/>
+          </w:rPr>
+          <w:rPr>
+            <w:color w:val="0000EE"/>
+            <w:u w:val="single"/>
+          </w:rPr>
+          <w:t>王上8:65</w:t>
+        </w:r>
+      </w:hyperlink>
+      <w:r>
+        <w:rPr>
+          <w:lang w:val="zh_TW" w:bidi="zh_TW"/>
+        </w:rPr>
+        <w:t>），這條界線從地中海向東延伸到位於奧龍特斯河（Orontes River）的源頭哈馬（</w:t>
+      </w:r>
+      <w:hyperlink r:id="rId234">
+        <w:r>
+          <w:rPr>
+            <w:lang w:val="zh_TW" w:bidi="zh_TW"/>
+          </w:rPr>
+          <w:rPr>
+            <w:color w:val="0000EE"/>
+            <w:u w:val="single"/>
+          </w:rPr>
+          <w:t>民34:7–9</w:t>
+        </w:r>
+      </w:hyperlink>
+      <w:r>
+        <w:rPr>
+          <w:lang w:val="zh_TW" w:bidi="zh_TW"/>
+        </w:rPr>
+        <w:t>）。東界幾乎呈南北直線，以約旦河谷向北延伸，直到北界為止（</w:t>
+      </w:r>
+      <w:hyperlink r:id="rId235">
+        <w:r>
+          <w:rPr>
+            <w:lang w:val="zh_TW" w:bidi="zh_TW"/>
+          </w:rPr>
+          <w:rPr>
+            <w:color w:val="0000EE"/>
+            <w:u w:val="single"/>
+          </w:rPr>
+          <w:t>10–12</w:t>
+        </w:r>
+      </w:hyperlink>
+      <w:r>
+        <w:rPr>
+          <w:lang w:val="zh_TW" w:bidi="zh_TW"/>
+        </w:rPr>
+        <w:t>節）。九個半支派要在這片地區中分地為業（</w:t>
+      </w:r>
+      <w:hyperlink r:id="rId236">
+        <w:r>
+          <w:rPr>
+            <w:lang w:val="zh_TW" w:bidi="zh_TW"/>
+          </w:rPr>
+          <w:rPr>
+            <w:color w:val="0000EE"/>
+            <w:u w:val="single"/>
+          </w:rPr>
+          <w:t>13–15</w:t>
+        </w:r>
+      </w:hyperlink>
+      <w:r>
+        <w:rPr>
+          <w:lang w:val="zh_TW" w:bidi="zh_TW"/>
+        </w:rPr>
+        <w:t xml:space="preserve">節）。 </w:t>
+      </w:r>
+    </w:p>
+    <w:p>
+      <w:pPr/>
+      <w:r>
+        <w:rPr>
+          <w:lang w:val="zh_TW" w:bidi="zh_TW"/>
+        </w:rPr>
+      </w:r>
+      <w:r>
+        <w:rPr>
+          <w:lang w:val="zh_TW" w:bidi="zh_TW"/>
+        </w:rPr>
+        <w:t>接著，耶和華揀選了一些百姓，負責在征服之後，把迦南地分給約旦河西的各支派（</w:t>
+      </w:r>
+      <w:hyperlink r:id="rId237">
+        <w:r>
+          <w:rPr>
+            <w:lang w:val="zh_TW" w:bidi="zh_TW"/>
+          </w:rPr>
+          <w:rPr>
+            <w:color w:val="0000EE"/>
+            <w:u w:val="single"/>
+          </w:rPr>
+          <w:t>16–29</w:t>
+        </w:r>
+      </w:hyperlink>
+      <w:r>
+        <w:rPr>
+          <w:lang w:val="zh_TW" w:bidi="zh_TW"/>
+        </w:rPr>
+        <w:t>節）。</w:t>
+      </w:r>
+    </w:p>
+    <w:p>
+      <w:pPr>
+        <w:pStyle w:val="Heading4"/>
+      </w:pPr>
+      <w:r>
+        <w:rPr>
+          <w:lang w:val="zh_TW" w:bidi="zh_TW"/>
+        </w:rPr>
+        <w:t>第</w:t>
+      </w:r>
+      <w:hyperlink r:id="rId238">
+        <w:r>
+          <w:rPr>
+            <w:lang w:val="zh_TW" w:bidi="zh_TW"/>
+          </w:rPr>
+          <w:rPr>
+            <w:color w:val="0000EE"/>
+            <w:u w:val="single"/>
+          </w:rPr>
+          <w:t>三十五</w:t>
+        </w:r>
+      </w:hyperlink>
+      <w:r>
+        <w:rPr>
+          <w:lang w:val="zh_TW" w:bidi="zh_TW"/>
+        </w:rPr>
+        <w:t>章</w:t>
+      </w:r>
+    </w:p>
+    <w:p>
+      <w:pPr/>
+      <w:r>
+        <w:rPr>
+          <w:lang w:val="zh_TW" w:bidi="zh_TW"/>
+        </w:rPr>
+      </w:r>
+      <w:r>
+        <w:rPr>
+          <w:lang w:val="zh_TW" w:bidi="zh_TW"/>
+        </w:rPr>
+        <w:t>神吩咐以色列人要在約旦河兩岸的全地中給利未人48座城，作為他們永久的產業（</w:t>
+      </w:r>
+      <w:hyperlink r:id="rId239">
+        <w:r>
+          <w:rPr>
+            <w:lang w:val="zh_TW" w:bidi="zh_TW"/>
+          </w:rPr>
+          <w:rPr>
+            <w:color w:val="0000EE"/>
+            <w:u w:val="single"/>
+          </w:rPr>
+          <w:t>1–8</w:t>
+        </w:r>
+      </w:hyperlink>
+      <w:r>
+        <w:rPr>
+          <w:lang w:val="zh_TW" w:bidi="zh_TW"/>
+        </w:rPr>
+        <w:t>節），因為這個支派沒有像其它支派那樣分得地業。各支派要按自己人口的多寡，決定應當要給予的城的數目（</w:t>
+      </w:r>
+      <w:hyperlink r:id="rId240">
+        <w:r>
+          <w:rPr>
+            <w:lang w:val="zh_TW" w:bidi="zh_TW"/>
+          </w:rPr>
+          <w:rPr>
+            <w:color w:val="0000EE"/>
+            <w:u w:val="single"/>
+          </w:rPr>
+          <w:t>8</w:t>
+        </w:r>
+      </w:hyperlink>
+      <w:r>
+        <w:rPr>
+          <w:lang w:val="zh_TW" w:bidi="zh_TW"/>
+        </w:rPr>
+        <w:t>節）。在這些利未城中，有六座城要設為「逃城」，約旦河兩岸各三座，供誤殺人的人逃避報血仇者（</w:t>
+      </w:r>
+      <w:hyperlink r:id="rId241">
+        <w:r>
+          <w:rPr>
+            <w:lang w:val="zh_TW" w:bidi="zh_TW"/>
+          </w:rPr>
+          <w:rPr>
+            <w:color w:val="0000EE"/>
+            <w:u w:val="single"/>
+          </w:rPr>
+          <w:t>6</w:t>
+        </w:r>
+      </w:hyperlink>
+      <w:r>
+        <w:rPr>
+          <w:lang w:val="zh_TW" w:bidi="zh_TW"/>
+        </w:rPr>
+        <w:t>節；參</w:t>
+      </w:r>
+      <w:hyperlink r:id="rId242">
+        <w:r>
+          <w:rPr>
+            <w:lang w:val="zh_TW" w:bidi="zh_TW"/>
+          </w:rPr>
+          <w:rPr>
+            <w:color w:val="0000EE"/>
+            <w:u w:val="single"/>
+          </w:rPr>
+          <w:t>書20章</w:t>
+        </w:r>
+      </w:hyperlink>
+      <w:r>
+        <w:rPr>
+          <w:lang w:val="zh_TW" w:bidi="zh_TW"/>
+        </w:rPr>
+        <w:t>）。</w:t>
+      </w:r>
+    </w:p>
+    <w:p>
+      <w:pPr/>
+      <w:r>
+        <w:rPr>
+          <w:lang w:val="zh_TW" w:bidi="zh_TW"/>
+        </w:rPr>
+      </w:r>
+      <w:r>
+        <w:rPr>
+          <w:lang w:val="zh_TW" w:bidi="zh_TW"/>
+        </w:rPr>
+        <w:t>接著頒布了關於誤殺人的律例（</w:t>
+      </w:r>
+      <w:hyperlink r:id="rId243">
+        <w:r>
+          <w:rPr>
+            <w:lang w:val="zh_TW" w:bidi="zh_TW"/>
+          </w:rPr>
+          <w:rPr>
+            <w:color w:val="0000EE"/>
+            <w:u w:val="single"/>
+          </w:rPr>
+          <w:t>9–34</w:t>
+        </w:r>
+      </w:hyperlink>
+      <w:r>
+        <w:rPr>
+          <w:lang w:val="zh_TW" w:bidi="zh_TW"/>
+        </w:rPr>
+        <w:t>節）。如果殺人者犯的是謀殺罪，報血仇的至親就有權履行將他處死的職責（</w:t>
+      </w:r>
+      <w:hyperlink r:id="rId244">
+        <w:r>
+          <w:rPr>
+            <w:lang w:val="zh_TW" w:bidi="zh_TW"/>
+          </w:rPr>
+          <w:rPr>
+            <w:color w:val="0000EE"/>
+            <w:u w:val="single"/>
+          </w:rPr>
+          <w:t>16–21</w:t>
+        </w:r>
+      </w:hyperlink>
+      <w:r>
+        <w:rPr>
+          <w:lang w:val="zh_TW" w:bidi="zh_TW"/>
+        </w:rPr>
+        <w:t>節）。但如果誤殺人的人並非出於故意殺人，就要逃往最近的逃城，接受審判。若查明他沒有犯謀殺罪，就要安排他住在逃城裡，直到大祭司去世為止。若他在此之前離開逃城，報血仇者就可以將他處死（</w:t>
+      </w:r>
+      <w:hyperlink r:id="rId245">
+        <w:r>
+          <w:rPr>
+            <w:lang w:val="zh_TW" w:bidi="zh_TW"/>
+          </w:rPr>
+          <w:rPr>
+            <w:color w:val="0000EE"/>
+            <w:u w:val="single"/>
+          </w:rPr>
+          <w:t>22–34</w:t>
+        </w:r>
+      </w:hyperlink>
+      <w:r>
+        <w:rPr>
+          <w:lang w:val="zh_TW" w:bidi="zh_TW"/>
+        </w:rPr>
+        <w:t>節）。</w:t>
+      </w:r>
+    </w:p>
+    <w:p>
+      <w:pPr>
+        <w:pStyle w:val="Heading4"/>
+      </w:pPr>
+      <w:r>
+        <w:rPr>
+          <w:lang w:val="zh_TW" w:bidi="zh_TW"/>
+        </w:rPr>
+        <w:t>第</w:t>
+      </w:r>
+      <w:hyperlink r:id="rId246">
+        <w:r>
+          <w:rPr>
+            <w:lang w:val="zh_TW" w:bidi="zh_TW"/>
+          </w:rPr>
+          <w:rPr>
+            <w:color w:val="0000EE"/>
+            <w:u w:val="single"/>
+          </w:rPr>
+          <w:t>三十六</w:t>
+        </w:r>
+      </w:hyperlink>
+      <w:r>
+        <w:rPr>
+          <w:lang w:val="zh_TW" w:bidi="zh_TW"/>
+        </w:rPr>
+        <w:t>章</w:t>
+      </w:r>
+    </w:p>
+    <w:p>
+      <w:pPr/>
+      <w:r>
+        <w:rPr>
+          <w:lang w:val="zh_TW" w:bidi="zh_TW"/>
+        </w:rPr>
+      </w:r>
+      <w:r>
+        <w:rPr>
+          <w:lang w:val="zh_TW" w:bidi="zh_TW"/>
+        </w:rPr>
+        <w:t>瑪拿西支派的首領根據第</w:t>
+      </w:r>
+      <w:hyperlink r:id="rId137">
+        <w:r>
+          <w:rPr>
+            <w:lang w:val="zh_TW" w:bidi="zh_TW"/>
+          </w:rPr>
+          <w:rPr>
+            <w:color w:val="0000EE"/>
+            <w:u w:val="single"/>
+          </w:rPr>
+          <w:t>二十七</w:t>
+        </w:r>
+      </w:hyperlink>
+      <w:r>
+        <w:rPr>
+          <w:lang w:val="zh_TW" w:bidi="zh_TW"/>
+        </w:rPr>
+        <w:t>章先前所立的律例提出問題：如果一位女繼承人嫁到原本支派以外，產業就會隨之從一個支派轉到另一個支派，這樣是否可行。神指示，女繼承人必須嫁給原本支派的人，產業不可轉移（</w:t>
+      </w:r>
+      <w:hyperlink r:id="rId247">
+        <w:r>
+          <w:rPr>
+            <w:lang w:val="zh_TW" w:bidi="zh_TW"/>
+          </w:rPr>
+          <w:rPr>
+            <w:color w:val="0000EE"/>
+            <w:u w:val="single"/>
+          </w:rPr>
+          <w:t>1–12</w:t>
+        </w:r>
+      </w:hyperlink>
+      <w:r>
+        <w:rPr>
+          <w:lang w:val="zh_TW" w:bidi="zh_TW"/>
+        </w:rPr>
+        <w:t>節）。</w:t>
+      </w:r>
+    </w:p>
+    <w:p>
+      <w:pPr/>
+      <w:r>
+        <w:rPr>
+          <w:lang w:val="zh_TW" w:bidi="zh_TW"/>
+        </w:rPr>
+      </w:r>
+      <w:r>
+        <w:rPr>
+          <w:lang w:val="zh_TW" w:bidi="zh_TW"/>
+        </w:rPr>
+        <w:t>本卷書最後一節提到，這些律例都是在摩押平原所賜下的（</w:t>
+      </w:r>
+      <w:hyperlink r:id="rId248">
+        <w:r>
+          <w:rPr>
+            <w:lang w:val="zh_TW" w:bidi="zh_TW"/>
+          </w:rPr>
+          <w:rPr>
+            <w:color w:val="0000EE"/>
+            <w:u w:val="single"/>
+          </w:rPr>
+          <w:t>26:1–36:12</w:t>
+        </w:r>
+      </w:hyperlink>
+      <w:r>
+        <w:rPr>
+          <w:lang w:val="zh_TW" w:bidi="zh_TW"/>
+        </w:rPr>
+        <w:t>；參</w:t>
+      </w:r>
+      <w:hyperlink r:id="rId249">
+        <w:r>
+          <w:rPr>
+            <w:lang w:val="zh_TW" w:bidi="zh_TW"/>
+          </w:rPr>
+          <w:rPr>
+            <w:color w:val="0000EE"/>
+            <w:u w:val="single"/>
+          </w:rPr>
+          <w:t>利27:34</w:t>
+        </w:r>
+      </w:hyperlink>
+      <w:r>
+        <w:rPr>
+          <w:lang w:val="zh_TW" w:bidi="zh_TW"/>
+        </w:rPr>
+        <w:t>）。</w:t>
+      </w:r>
+    </w:p>
+    <w:p>
+      <w:pPr>
+        <w:pStyle w:val="Heading3"/>
+      </w:pPr>
+      <w:r>
+        <w:rPr>
+          <w:lang w:val="zh_TW" w:bidi="zh_TW"/>
+        </w:rPr>
+        <w:t>神學教導</w:t>
+      </w:r>
+    </w:p>
+    <w:p>
+      <w:pPr/>
+      <w:r>
+        <w:rPr>
+          <w:lang w:val="zh_TW" w:bidi="zh_TW"/>
+        </w:rPr>
+      </w:r>
+      <w:r>
+        <w:rPr>
+          <w:lang w:val="zh_TW" w:bidi="zh_TW"/>
+        </w:rPr>
+        <w:t>在民數記中，經文啟示了神是一位對自己所立之約始終信實不變的神（</w:t>
+      </w:r>
+      <w:hyperlink r:id="rId250">
+        <w:r>
+          <w:rPr>
+            <w:lang w:val="zh_TW" w:bidi="zh_TW"/>
+          </w:rPr>
+          <w:rPr>
+            <w:color w:val="0000EE"/>
+            <w:u w:val="single"/>
+          </w:rPr>
+          <w:t>民23:19</w:t>
+        </w:r>
+      </w:hyperlink>
+      <w:r>
+        <w:rPr>
+          <w:lang w:val="zh_TW" w:bidi="zh_TW"/>
+        </w:rPr>
+        <w:t>）。祂對所立之約的信實，使祂既要引導並眷顧祂的百姓，也必須懲治他們得罪祂的罪。然而，沒有任何阻礙大到足以挫敗神要領祂百姓進入應許之地的旨意（</w:t>
+      </w:r>
+      <w:hyperlink r:id="rId251">
+        <w:r>
+          <w:rPr>
+            <w:lang w:val="zh_TW" w:bidi="zh_TW"/>
+          </w:rPr>
+          <w:rPr>
+            <w:color w:val="0000EE"/>
+            <w:u w:val="single"/>
+          </w:rPr>
+          <w:t>11:23</w:t>
+        </w:r>
+      </w:hyperlink>
+      <w:r>
+        <w:rPr>
+          <w:lang w:val="zh_TW" w:bidi="zh_TW"/>
+        </w:rPr>
+        <w:t>）。</w:t>
+      </w:r>
+    </w:p>
+    <w:p>
+      <w:pPr/>
+      <w:r>
+        <w:rPr>
+          <w:lang w:val="zh_TW" w:bidi="zh_TW"/>
+        </w:rPr>
+      </w:r>
+      <w:r>
+        <w:rPr>
+          <w:lang w:val="zh_TW" w:bidi="zh_TW"/>
+        </w:rPr>
+        <w:t>神一方面藉著對以色列犯罪所顯出的震怒，另一方面藉著眾多祭司律例，突顯了祂令人敬畏的聖潔。這些律法明確地教導，人若要親近神，就必須保持潔淨；甚至用不聖潔的眼目觀看神的聖潔，也會招致死亡（</w:t>
+      </w:r>
+      <w:hyperlink r:id="rId113">
+        <w:r>
+          <w:rPr>
+            <w:lang w:val="zh_TW" w:bidi="zh_TW"/>
+          </w:rPr>
+          <w:rPr>
+            <w:color w:val="0000EE"/>
+            <w:u w:val="single"/>
+          </w:rPr>
+          <w:t>4:20</w:t>
+        </w:r>
+      </w:hyperlink>
+      <w:r>
+        <w:rPr>
+          <w:lang w:val="zh_TW" w:bidi="zh_TW"/>
+        </w:rPr>
+        <w:t>）。</w:t>
+      </w:r>
+    </w:p>
+    <w:p>
+      <w:pPr/>
+      <w:r>
+        <w:rPr>
+          <w:lang w:val="zh_TW" w:bidi="zh_TW"/>
+        </w:rPr>
+      </w:r>
+      <w:r>
+        <w:rPr>
+          <w:lang w:val="zh_TW" w:bidi="zh_TW"/>
+        </w:rPr>
+        <w:t>祂對萬有的主權，從祂連生活中最細微之處都會加以關注這一點，清楚地顯明出來。「耶和華對摩西說（譯註：和合本也譯為「耶和華曉諭摩西說」、「耶和華吩咐摩西說」）」這個片語在書中出現50多次，而每一次後面所宣告的話，都涉及各式各樣生活與信仰的事項。</w:t>
+      </w:r>
+    </w:p>
+    <w:p>
+      <w:pPr/>
+      <w:r>
+        <w:rPr>
+          <w:lang w:val="zh_TW" w:bidi="zh_TW"/>
+        </w:rPr>
+      </w:r>
+      <w:r>
+        <w:rPr>
+          <w:lang w:val="zh_TW" w:bidi="zh_TW"/>
+        </w:rPr>
+        <w:t>作為立約的神，神也顯出祂具有「基督論性（christological）」的特質。神所賜的祝福與祂的信實，反映出基督論的主題。最後，摩西作為先知的領導身分（</w:t>
+      </w:r>
+      <w:hyperlink r:id="rId252">
+        <w:r>
+          <w:rPr>
+            <w:lang w:val="zh_TW" w:bidi="zh_TW"/>
+          </w:rPr>
+          <w:rPr>
+            <w:color w:val="0000EE"/>
+            <w:u w:val="single"/>
+          </w:rPr>
+          <w:t>徒7:37–38</w:t>
+        </w:r>
+      </w:hyperlink>
+      <w:r>
+        <w:rPr>
+          <w:lang w:val="zh_TW" w:bidi="zh_TW"/>
+        </w:rPr>
+        <w:t>）以及他代求的職事（例：</w:t>
+      </w:r>
+      <w:hyperlink r:id="rId253">
+        <w:r>
+          <w:rPr>
+            <w:lang w:val="zh_TW" w:bidi="zh_TW"/>
+          </w:rPr>
+          <w:rPr>
+            <w:color w:val="0000EE"/>
+            <w:u w:val="single"/>
+          </w:rPr>
+          <w:t>民11:2</w:t>
+        </w:r>
+      </w:hyperlink>
+      <w:r>
+        <w:rPr>
+          <w:lang w:val="zh_TW" w:bidi="zh_TW"/>
+        </w:rPr>
+        <w:t>，</w:t>
+      </w:r>
+      <w:hyperlink r:id="rId254">
+        <w:r>
+          <w:rPr>
+            <w:lang w:val="zh_TW" w:bidi="zh_TW"/>
+          </w:rPr>
+          <w:rPr>
+            <w:color w:val="0000EE"/>
+            <w:u w:val="single"/>
+          </w:rPr>
+          <w:t>12:13</w:t>
+        </w:r>
+      </w:hyperlink>
+      <w:r>
+        <w:rPr>
+          <w:lang w:val="zh_TW" w:bidi="zh_TW"/>
+        </w:rPr>
+        <w:t>，</w:t>
+      </w:r>
+      <w:hyperlink r:id="rId255">
+        <w:r>
+          <w:rPr>
+            <w:lang w:val="zh_TW" w:bidi="zh_TW"/>
+          </w:rPr>
+          <w:rPr>
+            <w:color w:val="0000EE"/>
+            <w:u w:val="single"/>
+          </w:rPr>
+          <w:t>14:19</w:t>
+        </w:r>
+      </w:hyperlink>
+      <w:r>
+        <w:rPr>
+          <w:lang w:val="zh_TW" w:bidi="zh_TW"/>
+        </w:rPr>
+        <w:t>），連同亞倫家的祭司體系（例：</w:t>
+      </w:r>
+      <w:hyperlink r:id="rId164">
+        <w:r>
+          <w:rPr>
+            <w:lang w:val="zh_TW" w:bidi="zh_TW"/>
+          </w:rPr>
+          <w:rPr>
+            <w:color w:val="0000EE"/>
+            <w:u w:val="single"/>
+          </w:rPr>
+          <w:t>16</w:t>
+        </w:r>
+      </w:hyperlink>
+      <w:r>
+        <w:rPr>
+          <w:lang w:val="zh_TW" w:bidi="zh_TW"/>
+        </w:rPr>
+        <w:t>章），牲畜的獻祭制度（參</w:t>
+      </w:r>
+      <w:hyperlink r:id="rId256">
+        <w:r>
+          <w:rPr>
+            <w:lang w:val="zh_TW" w:bidi="zh_TW"/>
+          </w:rPr>
+          <w:rPr>
+            <w:color w:val="0000EE"/>
+            <w:u w:val="single"/>
+          </w:rPr>
+          <w:t>19:9</w:t>
+        </w:r>
+      </w:hyperlink>
+      <w:r>
+        <w:rPr>
+          <w:lang w:val="zh_TW" w:bidi="zh_TW"/>
+        </w:rPr>
+        <w:t>；</w:t>
+      </w:r>
+      <w:hyperlink r:id="rId257">
+        <w:r>
+          <w:rPr>
+            <w:lang w:val="zh_TW" w:bidi="zh_TW"/>
+          </w:rPr>
+          <w:rPr>
+            <w:color w:val="0000EE"/>
+            <w:u w:val="single"/>
+          </w:rPr>
+          <w:t>來9:13</w:t>
+        </w:r>
+      </w:hyperlink>
+      <w:r>
+        <w:rPr>
+          <w:lang w:val="zh_TW" w:bidi="zh_TW"/>
+        </w:rPr>
+        <w:t>），以及各樣象徵（嗎哪、水、銅蛇），都預示了將來要來的基督。</w:t>
+      </w:r>
+    </w:p>
+    <w:p>
+      <w:pPr/>
+      <w:r>
+        <w:rPr>
+          <w:lang w:val="zh_TW" w:bidi="zh_TW"/>
+        </w:rPr>
+      </w:r>
+      <w:r>
+        <w:rPr>
+          <w:lang w:val="zh_TW" w:bidi="zh_TW"/>
+        </w:rPr>
+        <w:t>在以色列人對神的回應中，百姓呈現出人一切的罪性與不忠。以色列在曠野漂流，說明了不信所帶來的結果；以色列所受的刑罰，印證了</w:t>
+      </w:r>
+      <w:hyperlink r:id="rId258">
+        <w:r>
+          <w:rPr>
+            <w:lang w:val="zh_TW" w:bidi="zh_TW"/>
+          </w:rPr>
+          <w:rPr>
+            <w:color w:val="0000EE"/>
+            <w:u w:val="single"/>
+          </w:rPr>
+          <w:t>民數記三十二章23節</w:t>
+        </w:r>
+      </w:hyperlink>
+      <w:r>
+        <w:rPr>
+          <w:lang w:val="zh_TW" w:bidi="zh_TW"/>
+        </w:rPr>
+        <w:t>的原則：「倘若你們不這樣行，就得罪耶和華，要知道你們的罪必追上你們」。民數記強而有力地教導：人唯有信靠耶和華，才能找到真正的平安與福分；只有祂能把人帶進安息之地（</w:t>
+      </w:r>
+      <w:hyperlink r:id="rId259">
+        <w:r>
+          <w:rPr>
+            <w:lang w:val="zh_TW" w:bidi="zh_TW"/>
+          </w:rPr>
+          <w:rPr>
+            <w:color w:val="0000EE"/>
+            <w:u w:val="single"/>
+          </w:rPr>
+          <w:t>來4:9</w:t>
+        </w:r>
+      </w:hyperlink>
+      <w:r>
+        <w:rPr>
+          <w:lang w:val="zh_TW" w:bidi="zh_TW"/>
+        </w:rPr>
+        <w:t>）。</w:t>
+      </w:r>
+    </w:p>
+    <w:p>
+      <w:pPr/>
+      <w:r>
+        <w:rPr>
+          <w:lang w:val="zh_TW" w:bidi="zh_TW"/>
+        </w:rPr>
+      </w:r>
+      <w:r>
+        <w:rPr>
           <w:i/>
           <w:lang w:val="zh_TW" w:bidi="zh_TW"/>
         </w:rPr>
-        <w:t>見</w:t>
-      </w:r>
-      <w:r>
-        <w:rPr>
-          <w:lang w:val="zh_TW" w:bidi="zh_TW"/>
-        </w:rPr>
-        <w:t xml:space="preserve"> </w:t>
-      </w:r>
-      <w:r>
-        <w:rPr>
-          <w:lang w:val="zh_TW" w:bidi="zh_TW"/>
-        </w:rPr>
-        <w:t>書反</w:t>
-      </w:r>
-      <w:r>
-        <w:rPr>
-          <w:lang w:val="zh_TW" w:bidi="zh_TW"/>
-        </w:rPr>
-        <w:t>。</w:t>
-      </w:r>
-      <w:r>
-        <w:rPr>
-          <w:lang w:val="zh_TW" w:bidi="zh_TW"/>
-        </w:rPr>
-      </w:r>
-      <w:r>
-        <w:rPr>
-          <w:lang w:val="zh_TW" w:bidi="zh_TW"/>
-        </w:rPr>
-      </w:r>
-    </w:p>
-    <w:p>
-      <w:pPr/>
-      <w:r>
-        <w:rPr>
-          <w:lang w:val="zh_TW" w:bidi="zh_TW"/>
-        </w:rPr>
-      </w:r>
-    </w:p>
-    <w:p>
-      <w:pPr>
-        <w:pStyle w:val="Heading2"/>
-      </w:pPr>
-      <w:r>
-        <w:rPr>
-          <w:lang w:val="zh_TW" w:bidi="zh_TW"/>
-        </w:rPr>
-        <w:t>木匠</w:t>
-      </w:r>
-      <w:r>
-        <w:rPr>
-          <w:lang w:val="zh_TW" w:bidi="zh_TW"/>
-        </w:rPr>
-      </w:r>
-    </w:p>
-    <w:p>
-      <w:pPr/>
-      <w:r>
-        <w:rPr>
-          <w:lang w:val="zh_TW" w:bidi="zh_TW"/>
-        </w:rPr>
-      </w:r>
-      <w:r>
-        <w:rPr>
-          <w:lang w:val="zh_TW" w:bidi="zh_TW"/>
-        </w:rPr>
-        <w:t>從事木工工作的人，負責建造房屋的框架、屋頂、窗戶和門。小型結構如房屋，通常由屋主自行建造；而神廟和宮殿等大型建築，則需要熟練工匠參與。建造這些較大的建築物，需要木匠與石匠合作，後者專門切割和準備建築用的石材（</w:t>
-      </w:r>
-      <w:hyperlink r:id="rId17">
-        <w:r>
-          <w:rPr>
-            <w:lang w:val="zh_TW" w:bidi="zh_TW"/>
-          </w:rPr>
-          <w:rPr>
-            <w:color w:val="0000EE"/>
-            <w:u w:val="single"/>
-          </w:rPr>
-          <w:t>王下12:11，</w:t>
-        </w:r>
-      </w:hyperlink>
-      <w:hyperlink r:id="rId18">
-        <w:r>
-          <w:rPr>
-            <w:lang w:val="zh_TW" w:bidi="zh_TW"/>
-          </w:rPr>
-          <w:rPr>
-            <w:color w:val="0000EE"/>
-            <w:u w:val="single"/>
-          </w:rPr>
-          <w:t>22:6</w:t>
-        </w:r>
-      </w:hyperlink>
-      <w:r>
-        <w:rPr>
-          <w:lang w:val="zh_TW" w:bidi="zh_TW"/>
-        </w:rPr>
-        <w:t>；</w:t>
-      </w:r>
-      <w:hyperlink r:id="rId19">
-        <w:r>
-          <w:rPr>
-            <w:lang w:val="zh_TW" w:bidi="zh_TW"/>
-          </w:rPr>
-          <w:rPr>
-            <w:color w:val="0000EE"/>
-            <w:u w:val="single"/>
-          </w:rPr>
-          <w:t>代上14:1，</w:t>
-        </w:r>
-      </w:hyperlink>
-      <w:hyperlink r:id="rId20">
-        <w:r>
-          <w:rPr>
-            <w:lang w:val="zh_TW" w:bidi="zh_TW"/>
-          </w:rPr>
-          <w:rPr>
-            <w:color w:val="0000EE"/>
-            <w:u w:val="single"/>
-          </w:rPr>
-          <w:t>22:15</w:t>
-        </w:r>
-      </w:hyperlink>
-      <w:r>
-        <w:rPr>
-          <w:lang w:val="zh_TW" w:bidi="zh_TW"/>
-        </w:rPr>
-        <w:t>；</w:t>
-      </w:r>
-      <w:hyperlink r:id="rId21">
-        <w:r>
-          <w:rPr>
-            <w:lang w:val="zh_TW" w:bidi="zh_TW"/>
-          </w:rPr>
-          <w:rPr>
-            <w:color w:val="0000EE"/>
-            <w:u w:val="single"/>
-          </w:rPr>
-          <w:t>代下24:12，</w:t>
-        </w:r>
-      </w:hyperlink>
-      <w:hyperlink r:id="rId22">
-        <w:r>
-          <w:rPr>
-            <w:lang w:val="zh_TW" w:bidi="zh_TW"/>
-          </w:rPr>
-          <w:rPr>
-            <w:color w:val="0000EE"/>
-            <w:u w:val="single"/>
-          </w:rPr>
-          <w:t>34:11</w:t>
-        </w:r>
-      </w:hyperlink>
-      <w:r>
-        <w:rPr>
-          <w:lang w:val="zh_TW" w:bidi="zh_TW"/>
-        </w:rPr>
-        <w:t>；</w:t>
-      </w:r>
-      <w:hyperlink r:id="rId23">
-        <w:r>
-          <w:rPr>
-            <w:lang w:val="zh_TW" w:bidi="zh_TW"/>
-          </w:rPr>
-          <w:rPr>
-            <w:color w:val="0000EE"/>
-            <w:u w:val="single"/>
-          </w:rPr>
-          <w:t>拉3:7</w:t>
-        </w:r>
-      </w:hyperlink>
-      <w:r>
-        <w:rPr>
-          <w:lang w:val="zh_TW" w:bidi="zh_TW"/>
-        </w:rPr>
-        <w:t>）。新約中很少提及木工工作，但耶穌和祂的父親約瑟正是從事此行業（</w:t>
-      </w:r>
-      <w:hyperlink r:id="rId24">
-        <w:r>
-          <w:rPr>
-            <w:lang w:val="zh_TW" w:bidi="zh_TW"/>
-          </w:rPr>
-          <w:rPr>
-            <w:color w:val="0000EE"/>
-            <w:u w:val="single"/>
-          </w:rPr>
-          <w:t>太13:55</w:t>
-        </w:r>
-      </w:hyperlink>
-      <w:r>
-        <w:rPr>
-          <w:lang w:val="zh_TW" w:bidi="zh_TW"/>
-        </w:rPr>
-        <w:t>；</w:t>
-      </w:r>
-      <w:hyperlink r:id="rId25">
-        <w:r>
-          <w:rPr>
-            <w:lang w:val="zh_TW" w:bidi="zh_TW"/>
-          </w:rPr>
-          <w:rPr>
-            <w:color w:val="0000EE"/>
-            <w:u w:val="single"/>
-          </w:rPr>
-          <w:t>可6:3</w:t>
-        </w:r>
-      </w:hyperlink>
-      <w:r>
-        <w:rPr>
-          <w:lang w:val="zh_TW" w:bidi="zh_TW"/>
-        </w:rPr>
-        <w:t>）。</w:t>
-      </w:r>
-      <w:r>
-        <w:rPr>
-          <w:lang w:val="zh_TW" w:bidi="zh_TW"/>
-        </w:rPr>
-      </w:r>
-      <w:r>
-        <w:rPr>
-          <w:lang w:val="zh_TW" w:bidi="zh_TW"/>
-        </w:rPr>
-      </w:r>
-    </w:p>
-    <w:p>
-      <w:pPr/>
-      <w:r>
-        <w:rPr>
-          <w:lang w:val="zh_TW" w:bidi="zh_TW"/>
-        </w:rPr>
-      </w:r>
-    </w:p>
-    <w:p>
-      <w:pPr>
-        <w:pStyle w:val="Heading2"/>
-      </w:pPr>
-      <w:r>
-        <w:rPr>
-          <w:lang w:val="zh_TW" w:bidi="zh_TW"/>
-        </w:rPr>
-        <w:t>沐浴、洗</w:t>
-      </w:r>
-      <w:r>
-        <w:rPr>
-          <w:lang w:val="zh_TW" w:bidi="zh_TW"/>
-        </w:rPr>
-      </w:r>
-    </w:p>
-    <w:p>
-      <w:pPr/>
-      <w:r>
-        <w:rPr>
-          <w:lang w:val="zh_TW" w:bidi="zh_TW"/>
-        </w:rPr>
-      </w:r>
-      <w:r>
-        <w:rPr>
-          <w:lang w:val="zh_TW" w:bidi="zh_TW"/>
-        </w:rPr>
-        <w:t>這是指以水潔淨或洗滌自身。在聖經中，「沐浴」與「洗」常交替使用，用來翻譯幾個不同的原文字詞。在舊約聖經中，有一處經文分別使用不同的希伯來字詞，指洗衣物與清洗包括身體的其它物品（</w:t>
-      </w:r>
-      <w:hyperlink r:id="rId26">
-        <w:r>
-          <w:rPr>
-            <w:lang w:val="zh_TW" w:bidi="zh_TW"/>
-          </w:rPr>
-          <w:rPr>
-            <w:color w:val="0000EE"/>
-            <w:u w:val="single"/>
-          </w:rPr>
-          <w:t>利15:8–2</w:t>
-        </w:r>
-      </w:hyperlink>
-      <w:r>
-        <w:rPr>
-          <w:lang w:val="zh_TW" w:bidi="zh_TW"/>
-        </w:rPr>
-        <w:t>）。</w:t>
-      </w:r>
-    </w:p>
-    <w:p>
-      <w:pPr/>
-      <w:r>
-        <w:rPr>
-          <w:lang w:val="zh_TW" w:bidi="zh_TW"/>
-        </w:rPr>
-      </w:r>
-      <w:r>
-        <w:rPr>
-          <w:lang w:val="zh_TW" w:bidi="zh_TW"/>
-        </w:rPr>
-        <w:t>以色列氣候乾燥、水源稀少，因此除非在有溪流或水池旁，人們通常不會沐浴（</w:t>
-      </w:r>
-      <w:hyperlink r:id="rId27">
-        <w:r>
-          <w:rPr>
-            <w:lang w:val="zh_TW" w:bidi="zh_TW"/>
-          </w:rPr>
-          <w:rPr>
-            <w:color w:val="0000EE"/>
-            <w:u w:val="single"/>
-          </w:rPr>
-          <w:t>王下5:10</w:t>
-        </w:r>
-      </w:hyperlink>
-      <w:r>
-        <w:rPr>
-          <w:lang w:val="zh_TW" w:bidi="zh_TW"/>
-        </w:rPr>
-        <w:t>；</w:t>
-      </w:r>
-      <w:hyperlink r:id="rId28">
-        <w:r>
-          <w:rPr>
-            <w:lang w:val="zh_TW" w:bidi="zh_TW"/>
-          </w:rPr>
-          <w:rPr>
-            <w:color w:val="0000EE"/>
-            <w:u w:val="single"/>
-          </w:rPr>
-          <w:t>約9:7</w:t>
-        </w:r>
-      </w:hyperlink>
-      <w:r>
-        <w:rPr>
-          <w:lang w:val="zh_TW" w:bidi="zh_TW"/>
-        </w:rPr>
-        <w:t>）。然而，人們仍會在嬰孩出生時為其清洗（</w:t>
-      </w:r>
-      <w:hyperlink r:id="rId29">
-        <w:r>
-          <w:rPr>
-            <w:lang w:val="zh_TW" w:bidi="zh_TW"/>
-          </w:rPr>
-          <w:rPr>
-            <w:color w:val="0000EE"/>
-            <w:u w:val="single"/>
-          </w:rPr>
-          <w:t>結16:4</w:t>
-        </w:r>
-      </w:hyperlink>
-      <w:r>
-        <w:rPr>
-          <w:lang w:val="zh_TW" w:bidi="zh_TW"/>
-        </w:rPr>
-        <w:t>）、為死者在安葬前清洗身體（</w:t>
-      </w:r>
-      <w:hyperlink r:id="rId30">
-        <w:r>
-          <w:rPr>
-            <w:lang w:val="zh_TW" w:bidi="zh_TW"/>
-          </w:rPr>
-          <w:rPr>
-            <w:color w:val="0000EE"/>
-            <w:u w:val="single"/>
-          </w:rPr>
-          <w:t>徒9:37</w:t>
-        </w:r>
-      </w:hyperlink>
-      <w:r>
-        <w:rPr>
-          <w:lang w:val="zh_TW" w:bidi="zh_TW"/>
-        </w:rPr>
-        <w:t>），以及為羊隻剪羊毛前清洗（</w:t>
-      </w:r>
-      <w:hyperlink r:id="rId31">
-        <w:r>
-          <w:rPr>
-            <w:lang w:val="zh_TW" w:bidi="zh_TW"/>
-          </w:rPr>
-          <w:rPr>
-            <w:color w:val="0000EE"/>
-            <w:u w:val="single"/>
-          </w:rPr>
-          <w:t>歌6:6</w:t>
-        </w:r>
-      </w:hyperlink>
-      <w:r>
-        <w:rPr>
-          <w:lang w:val="zh_TW" w:bidi="zh_TW"/>
-        </w:rPr>
-        <w:t>）。全身經常沐浴，可能僅限於富裕階層（</w:t>
-      </w:r>
-      <w:hyperlink r:id="rId32">
-        <w:r>
-          <w:rPr>
-            <w:lang w:val="zh_TW" w:bidi="zh_TW"/>
-          </w:rPr>
-          <w:rPr>
-            <w:color w:val="0000EE"/>
-            <w:u w:val="single"/>
-          </w:rPr>
-          <w:t>出2:5</w:t>
-        </w:r>
-      </w:hyperlink>
-      <w:r>
-        <w:rPr>
-          <w:lang w:val="zh_TW" w:bidi="zh_TW"/>
-        </w:rPr>
-        <w:t>）。但因塵土飛揚，人們必須常洗臉、手與腳（</w:t>
-      </w:r>
-      <w:hyperlink r:id="rId33">
-        <w:r>
-          <w:rPr>
-            <w:lang w:val="zh_TW" w:bidi="zh_TW"/>
-          </w:rPr>
-          <w:rPr>
-            <w:color w:val="0000EE"/>
-            <w:u w:val="single"/>
-          </w:rPr>
-          <w:t>創18:4</w:t>
-        </w:r>
-      </w:hyperlink>
-      <w:r>
-        <w:rPr>
-          <w:lang w:val="zh_TW" w:bidi="zh_TW"/>
-        </w:rPr>
-        <w:t>，</w:t>
-      </w:r>
-      <w:hyperlink r:id="rId34">
-        <w:r>
-          <w:rPr>
-            <w:lang w:val="zh_TW" w:bidi="zh_TW"/>
-          </w:rPr>
-          <w:rPr>
-            <w:color w:val="0000EE"/>
-            <w:u w:val="single"/>
-          </w:rPr>
-          <w:t>19:2</w:t>
-        </w:r>
-      </w:hyperlink>
-      <w:r>
-        <w:rPr>
-          <w:lang w:val="zh_TW" w:bidi="zh_TW"/>
-        </w:rPr>
-        <w:t>，</w:t>
-      </w:r>
-      <w:hyperlink r:id="rId35">
-        <w:r>
-          <w:rPr>
-            <w:lang w:val="zh_TW" w:bidi="zh_TW"/>
-          </w:rPr>
-          <w:rPr>
-            <w:color w:val="0000EE"/>
-            <w:u w:val="single"/>
-          </w:rPr>
-          <w:t>24:32</w:t>
-        </w:r>
-      </w:hyperlink>
-      <w:r>
-        <w:rPr>
-          <w:lang w:val="zh_TW" w:bidi="zh_TW"/>
-        </w:rPr>
-        <w:t>，</w:t>
-      </w:r>
-      <w:hyperlink r:id="rId36">
-        <w:r>
-          <w:rPr>
-            <w:lang w:val="zh_TW" w:bidi="zh_TW"/>
-          </w:rPr>
-          <w:rPr>
-            <w:color w:val="0000EE"/>
-            <w:u w:val="single"/>
-          </w:rPr>
-          <w:t>43:24</w:t>
-        </w:r>
-      </w:hyperlink>
-      <w:r>
-        <w:rPr>
-          <w:lang w:val="zh_TW" w:bidi="zh_TW"/>
-        </w:rPr>
-        <w:t>；</w:t>
-      </w:r>
-      <w:hyperlink r:id="rId37">
-        <w:r>
-          <w:rPr>
-            <w:lang w:val="zh_TW" w:bidi="zh_TW"/>
-          </w:rPr>
-          <w:rPr>
-            <w:color w:val="0000EE"/>
-            <w:u w:val="single"/>
-          </w:rPr>
-          <w:t>士19:21</w:t>
-        </w:r>
-      </w:hyperlink>
-      <w:r>
-        <w:rPr>
-          <w:lang w:val="zh_TW" w:bidi="zh_TW"/>
-        </w:rPr>
-        <w:t>；</w:t>
-      </w:r>
-      <w:hyperlink r:id="rId38">
-        <w:r>
-          <w:rPr>
-            <w:lang w:val="zh_TW" w:bidi="zh_TW"/>
-          </w:rPr>
-          <w:rPr>
-            <w:color w:val="0000EE"/>
-            <w:u w:val="single"/>
-          </w:rPr>
-          <w:t>歌5:3</w:t>
-        </w:r>
-      </w:hyperlink>
-      <w:r>
-        <w:rPr>
-          <w:lang w:val="zh_TW" w:bidi="zh_TW"/>
-        </w:rPr>
-        <w:t>）。對於有身份地位的人而言，在抹油之前先清洗身體也是良好儀容的一部分（</w:t>
-      </w:r>
-      <w:hyperlink r:id="rId39">
-        <w:r>
-          <w:rPr>
-            <w:lang w:val="zh_TW" w:bidi="zh_TW"/>
-          </w:rPr>
-          <w:rPr>
-            <w:color w:val="0000EE"/>
-            <w:u w:val="single"/>
-          </w:rPr>
-          <w:t>得3:3</w:t>
-        </w:r>
-      </w:hyperlink>
-      <w:r>
-        <w:rPr>
-          <w:lang w:val="zh_TW" w:bidi="zh_TW"/>
-        </w:rPr>
-        <w:t>；</w:t>
-      </w:r>
-      <w:hyperlink r:id="rId40">
-        <w:r>
-          <w:rPr>
-            <w:lang w:val="zh_TW" w:bidi="zh_TW"/>
-          </w:rPr>
-          <w:rPr>
-            <w:color w:val="0000EE"/>
-            <w:u w:val="single"/>
-          </w:rPr>
-          <w:t>撒下12:20</w:t>
-        </w:r>
-      </w:hyperlink>
-      <w:r>
-        <w:rPr>
-          <w:lang w:val="zh_TW" w:bidi="zh_TW"/>
-        </w:rPr>
-        <w:t>；</w:t>
-      </w:r>
-      <w:hyperlink r:id="rId41">
-        <w:r>
-          <w:rPr>
-            <w:lang w:val="zh_TW" w:bidi="zh_TW"/>
-          </w:rPr>
-          <w:rPr>
-            <w:color w:val="0000EE"/>
-            <w:u w:val="single"/>
-          </w:rPr>
-          <w:t>結23:41</w:t>
-        </w:r>
-      </w:hyperlink>
-      <w:r>
-        <w:rPr>
-          <w:lang w:val="zh_TW" w:bidi="zh_TW"/>
-        </w:rPr>
-        <w:t>）。好客的主人會為客人預備洗腳水（</w:t>
-      </w:r>
-      <w:hyperlink r:id="rId33">
-        <w:r>
-          <w:rPr>
-            <w:lang w:val="zh_TW" w:bidi="zh_TW"/>
-          </w:rPr>
-          <w:rPr>
-            <w:color w:val="0000EE"/>
-            <w:u w:val="single"/>
-          </w:rPr>
-          <w:t>創18:4</w:t>
-        </w:r>
-      </w:hyperlink>
-      <w:r>
-        <w:rPr>
-          <w:lang w:val="zh_TW" w:bidi="zh_TW"/>
-        </w:rPr>
-        <w:t>；</w:t>
-      </w:r>
-      <w:hyperlink r:id="rId37">
-        <w:r>
-          <w:rPr>
-            <w:lang w:val="zh_TW" w:bidi="zh_TW"/>
-          </w:rPr>
-          <w:rPr>
-            <w:color w:val="0000EE"/>
-            <w:u w:val="single"/>
-          </w:rPr>
-          <w:t>士19:21</w:t>
-        </w:r>
-      </w:hyperlink>
-      <w:r>
-        <w:rPr>
-          <w:lang w:val="zh_TW" w:bidi="zh_TW"/>
-        </w:rPr>
-        <w:t>；</w:t>
-      </w:r>
-      <w:hyperlink r:id="rId42">
-        <w:r>
-          <w:rPr>
-            <w:lang w:val="zh_TW" w:bidi="zh_TW"/>
-          </w:rPr>
-          <w:rPr>
-            <w:color w:val="0000EE"/>
-            <w:u w:val="single"/>
-          </w:rPr>
-          <w:t>路7:44</w:t>
-        </w:r>
-      </w:hyperlink>
-      <w:r>
-        <w:rPr>
-          <w:lang w:val="zh_TW" w:bidi="zh_TW"/>
-        </w:rPr>
-        <w:t>；</w:t>
-      </w:r>
-      <w:hyperlink r:id="rId43">
-        <w:r>
-          <w:rPr>
-            <w:lang w:val="zh_TW" w:bidi="zh_TW"/>
-          </w:rPr>
-          <w:rPr>
-            <w:color w:val="0000EE"/>
-            <w:u w:val="single"/>
-          </w:rPr>
-          <w:t>約13:4–5</w:t>
-        </w:r>
-      </w:hyperlink>
-      <w:r>
-        <w:rPr>
-          <w:lang w:val="zh_TW" w:bidi="zh_TW"/>
-        </w:rPr>
-        <w:t>）。替人洗腳原是僕人的職責；若由他人為客人洗脚，便表示謙卑（</w:t>
-      </w:r>
-      <w:hyperlink r:id="rId44">
-        <w:r>
-          <w:rPr>
-            <w:lang w:val="zh_TW" w:bidi="zh_TW"/>
-          </w:rPr>
-          <w:rPr>
-            <w:color w:val="0000EE"/>
-            <w:u w:val="single"/>
-          </w:rPr>
-          <w:t>撒上25:41</w:t>
-        </w:r>
-      </w:hyperlink>
-      <w:r>
-        <w:rPr>
-          <w:lang w:val="zh_TW" w:bidi="zh_TW"/>
-        </w:rPr>
-        <w:t>；</w:t>
-      </w:r>
-      <w:hyperlink r:id="rId45">
-        <w:r>
-          <w:rPr>
-            <w:lang w:val="zh_TW" w:bidi="zh_TW"/>
-          </w:rPr>
-          <w:rPr>
-            <w:color w:val="0000EE"/>
-            <w:u w:val="single"/>
-          </w:rPr>
-          <w:t>路7:44–47</w:t>
-        </w:r>
-      </w:hyperlink>
-      <w:r>
-        <w:rPr>
-          <w:lang w:val="zh_TW" w:bidi="zh_TW"/>
-        </w:rPr>
-        <w:t>；</w:t>
-      </w:r>
-      <w:hyperlink r:id="rId46">
-        <w:r>
-          <w:rPr>
-            <w:lang w:val="zh_TW" w:bidi="zh_TW"/>
-          </w:rPr>
-          <w:rPr>
-            <w:color w:val="0000EE"/>
-            <w:u w:val="single"/>
-          </w:rPr>
-          <w:t>約13:3–16</w:t>
-        </w:r>
-      </w:hyperlink>
-      <w:r>
-        <w:rPr>
-          <w:lang w:val="zh_TW" w:bidi="zh_TW"/>
-        </w:rPr>
-        <w:t>；</w:t>
-      </w:r>
-      <w:hyperlink r:id="rId47">
-        <w:r>
-          <w:rPr>
-            <w:lang w:val="zh_TW" w:bidi="zh_TW"/>
-          </w:rPr>
-          <w:rPr>
-            <w:color w:val="0000EE"/>
-            <w:u w:val="single"/>
-          </w:rPr>
-          <w:t>提前5:10</w:t>
-        </w:r>
-      </w:hyperlink>
-      <w:r>
-        <w:rPr>
-          <w:lang w:val="zh_TW" w:bidi="zh_TW"/>
-        </w:rPr>
-        <w:t>）。</w:t>
-      </w:r>
-    </w:p>
-    <w:p>
-      <w:pPr/>
-      <w:r>
-        <w:rPr>
-          <w:lang w:val="zh_TW" w:bidi="zh_TW"/>
-        </w:rPr>
-      </w:r>
-      <w:r>
-        <w:rPr>
-          <w:lang w:val="zh_TW" w:bidi="zh_TW"/>
-        </w:rPr>
-        <w:t>聖經中多數關於洗或沐浴的記載，皆與禮儀上的潔淨有關。祭司與利未人在親近祭壇或參與禮儀之前，必須洗衣服、洗臉，有時甚至要洗全身（</w:t>
-      </w:r>
-      <w:hyperlink r:id="rId48">
-        <w:r>
-          <w:rPr>
-            <w:lang w:val="zh_TW" w:bidi="zh_TW"/>
-          </w:rPr>
-          <w:rPr>
-            <w:color w:val="0000EE"/>
-            <w:u w:val="single"/>
-          </w:rPr>
-          <w:t>出29:4</w:t>
-        </w:r>
-      </w:hyperlink>
-      <w:r>
-        <w:rPr>
-          <w:lang w:val="zh_TW" w:bidi="zh_TW"/>
-        </w:rPr>
-        <w:t>；</w:t>
-      </w:r>
-      <w:hyperlink r:id="rId49">
-        <w:r>
-          <w:rPr>
-            <w:lang w:val="zh_TW" w:bidi="zh_TW"/>
-          </w:rPr>
-          <w:rPr>
-            <w:color w:val="0000EE"/>
-            <w:u w:val="single"/>
-          </w:rPr>
-          <w:t>30:19–21</w:t>
-        </w:r>
-      </w:hyperlink>
-      <w:r>
-        <w:rPr>
-          <w:lang w:val="zh_TW" w:bidi="zh_TW"/>
-        </w:rPr>
-        <w:t>，</w:t>
-      </w:r>
-      <w:hyperlink r:id="rId50">
-        <w:r>
-          <w:rPr>
-            <w:lang w:val="zh_TW" w:bidi="zh_TW"/>
-          </w:rPr>
-          <w:rPr>
-            <w:color w:val="0000EE"/>
-            <w:u w:val="single"/>
-          </w:rPr>
-          <w:t>40:7</w:t>
-        </w:r>
-      </w:hyperlink>
-      <w:r>
-        <w:rPr>
-          <w:lang w:val="zh_TW" w:bidi="zh_TW"/>
-        </w:rPr>
-        <w:t>、</w:t>
-      </w:r>
-      <w:hyperlink r:id="rId50">
-        <w:r>
-          <w:rPr>
-            <w:lang w:val="zh_TW" w:bidi="zh_TW"/>
-          </w:rPr>
-          <w:rPr>
-            <w:color w:val="0000EE"/>
-            <w:u w:val="single"/>
-          </w:rPr>
-          <w:t>12</w:t>
-        </w:r>
-      </w:hyperlink>
-      <w:r>
-        <w:rPr>
-          <w:lang w:val="zh_TW" w:bidi="zh_TW"/>
-        </w:rPr>
-        <w:t>、</w:t>
-      </w:r>
-      <w:hyperlink r:id="rId50">
-        <w:r>
-          <w:rPr>
-            <w:lang w:val="zh_TW" w:bidi="zh_TW"/>
-          </w:rPr>
-          <w:rPr>
-            <w:color w:val="0000EE"/>
-            <w:u w:val="single"/>
-          </w:rPr>
-          <w:t>30–32</w:t>
-        </w:r>
-      </w:hyperlink>
-      <w:r>
-        <w:rPr>
-          <w:lang w:val="zh_TW" w:bidi="zh_TW"/>
-        </w:rPr>
-        <w:t>；</w:t>
-      </w:r>
-      <w:hyperlink r:id="rId51">
-        <w:r>
-          <w:rPr>
-            <w:lang w:val="zh_TW" w:bidi="zh_TW"/>
-          </w:rPr>
-          <w:rPr>
-            <w:color w:val="0000EE"/>
-            <w:u w:val="single"/>
-          </w:rPr>
-          <w:t>民8:21</w:t>
-        </w:r>
-      </w:hyperlink>
-      <w:r>
-        <w:rPr>
-          <w:lang w:val="zh_TW" w:bidi="zh_TW"/>
-        </w:rPr>
-        <w:t>）。被宰殺的牲畜在獻祭前，其腿與內臟也需洗淨（</w:t>
-      </w:r>
-      <w:hyperlink r:id="rId52">
-        <w:r>
-          <w:rPr>
-            <w:lang w:val="zh_TW" w:bidi="zh_TW"/>
-          </w:rPr>
-          <w:rPr>
-            <w:color w:val="0000EE"/>
-            <w:u w:val="single"/>
-          </w:rPr>
-          <w:t>利1:9</w:t>
-        </w:r>
-      </w:hyperlink>
-      <w:r>
-        <w:rPr>
-          <w:lang w:val="zh_TW" w:bidi="zh_TW"/>
-        </w:rPr>
-        <w:t>、</w:t>
-      </w:r>
-      <w:hyperlink r:id="rId52">
-        <w:r>
-          <w:rPr>
-            <w:lang w:val="zh_TW" w:bidi="zh_TW"/>
-          </w:rPr>
-          <w:rPr>
-            <w:color w:val="0000EE"/>
-            <w:u w:val="single"/>
-          </w:rPr>
-          <w:t>13</w:t>
-        </w:r>
-      </w:hyperlink>
-      <w:r>
-        <w:rPr>
-          <w:lang w:val="zh_TW" w:bidi="zh_TW"/>
-        </w:rPr>
-        <w:t>，</w:t>
-      </w:r>
-      <w:hyperlink r:id="rId53">
-        <w:r>
-          <w:rPr>
-            <w:lang w:val="zh_TW" w:bidi="zh_TW"/>
-          </w:rPr>
-          <w:rPr>
-            <w:color w:val="0000EE"/>
-            <w:u w:val="single"/>
-          </w:rPr>
-          <w:t>8:21</w:t>
-        </w:r>
-      </w:hyperlink>
-      <w:r>
-        <w:rPr>
-          <w:lang w:val="zh_TW" w:bidi="zh_TW"/>
-        </w:rPr>
-        <w:t>，</w:t>
-      </w:r>
-      <w:hyperlink r:id="rId54">
-        <w:r>
-          <w:rPr>
-            <w:lang w:val="zh_TW" w:bidi="zh_TW"/>
-          </w:rPr>
-          <w:rPr>
-            <w:color w:val="0000EE"/>
-            <w:u w:val="single"/>
-          </w:rPr>
-          <w:t>9:14</w:t>
-        </w:r>
-      </w:hyperlink>
-      <w:r>
-        <w:rPr>
-          <w:lang w:val="zh_TW" w:bidi="zh_TW"/>
-        </w:rPr>
-        <w:t>）。凡曾處於不潔狀態的人，必須先洗净衣物並沐浴，才能恢復禮儀上的潔淨（</w:t>
-      </w:r>
-      <w:hyperlink r:id="rId55">
-        <w:r>
-          <w:rPr>
-            <w:lang w:val="zh_TW" w:bidi="zh_TW"/>
-          </w:rPr>
-          <w:rPr>
-            <w:color w:val="0000EE"/>
-            <w:u w:val="single"/>
-          </w:rPr>
-          <w:t>利14:8–10</w:t>
-        </w:r>
-      </w:hyperlink>
-      <w:r>
-        <w:rPr>
-          <w:lang w:val="zh_TW" w:bidi="zh_TW"/>
-        </w:rPr>
-        <w:t>，</w:t>
-      </w:r>
-      <w:hyperlink r:id="rId56">
-        <w:r>
-          <w:rPr>
-            <w:lang w:val="zh_TW" w:bidi="zh_TW"/>
-          </w:rPr>
-          <w:rPr>
-            <w:color w:val="0000EE"/>
-            <w:u w:val="single"/>
-          </w:rPr>
-          <w:t>15:5–11</w:t>
-        </w:r>
-      </w:hyperlink>
-      <w:r>
-        <w:rPr>
-          <w:lang w:val="zh_TW" w:bidi="zh_TW"/>
-        </w:rPr>
-        <w:t>、</w:t>
-      </w:r>
-      <w:hyperlink r:id="rId56">
-        <w:r>
-          <w:rPr>
-            <w:lang w:val="zh_TW" w:bidi="zh_TW"/>
-          </w:rPr>
-          <w:rPr>
-            <w:color w:val="0000EE"/>
-            <w:u w:val="single"/>
-          </w:rPr>
-          <w:t>21–27</w:t>
-        </w:r>
-      </w:hyperlink>
-      <w:r>
-        <w:rPr>
-          <w:lang w:val="zh_TW" w:bidi="zh_TW"/>
-        </w:rPr>
-        <w:t>）。例如痲瘋得醫治者或曾有漏症者，皆需如此。任何被玷污的衣物，也必須行禮儀上的潔淨（</w:t>
-      </w:r>
-      <w:hyperlink r:id="rId57">
-        <w:r>
-          <w:rPr>
-            <w:lang w:val="zh_TW" w:bidi="zh_TW"/>
-          </w:rPr>
-          <w:rPr>
-            <w:color w:val="0000EE"/>
-            <w:u w:val="single"/>
-          </w:rPr>
-          <w:t>利6:27</w:t>
-        </w:r>
-      </w:hyperlink>
-      <w:r>
-        <w:rPr>
-          <w:lang w:val="zh_TW" w:bidi="zh_TW"/>
-        </w:rPr>
-        <w:t>，</w:t>
-      </w:r>
-      <w:hyperlink r:id="rId58">
-        <w:r>
-          <w:rPr>
-            <w:lang w:val="zh_TW" w:bidi="zh_TW"/>
-          </w:rPr>
-          <w:rPr>
-            <w:color w:val="0000EE"/>
-            <w:u w:val="single"/>
-          </w:rPr>
-          <w:t>13:54</w:t>
-        </w:r>
-      </w:hyperlink>
-      <w:r>
-        <w:rPr>
-          <w:lang w:val="zh_TW" w:bidi="zh_TW"/>
-        </w:rPr>
-        <w:t>）。</w:t>
-      </w:r>
-    </w:p>
-    <w:p>
-      <w:pPr/>
-      <w:r>
-        <w:rPr>
-          <w:lang w:val="zh_TW" w:bidi="zh_TW"/>
-        </w:rPr>
-      </w:r>
-      <w:r>
-        <w:rPr>
-          <w:lang w:val="zh_TW" w:bidi="zh_TW"/>
-        </w:rPr>
-        <w:t>此外，「洗」亦常被用作比喻，指從罪中得潔淨（</w:t>
-      </w:r>
-      <w:hyperlink r:id="rId59">
-        <w:r>
-          <w:rPr>
-            <w:lang w:val="zh_TW" w:bidi="zh_TW"/>
-          </w:rPr>
-          <w:rPr>
-            <w:color w:val="0000EE"/>
-            <w:u w:val="single"/>
-          </w:rPr>
-          <w:t>詩51:2</w:t>
-        </w:r>
-      </w:hyperlink>
-      <w:r>
-        <w:rPr>
-          <w:lang w:val="zh_TW" w:bidi="zh_TW"/>
-        </w:rPr>
-        <w:t>；</w:t>
-      </w:r>
-      <w:hyperlink r:id="rId60">
-        <w:r>
-          <w:rPr>
-            <w:lang w:val="zh_TW" w:bidi="zh_TW"/>
-          </w:rPr>
-          <w:rPr>
-            <w:color w:val="0000EE"/>
-            <w:u w:val="single"/>
-          </w:rPr>
-          <w:t>賽1:16</w:t>
-        </w:r>
-      </w:hyperlink>
-      <w:r>
-        <w:rPr>
-          <w:lang w:val="zh_TW" w:bidi="zh_TW"/>
-        </w:rPr>
-        <w:t>，</w:t>
-      </w:r>
-      <w:hyperlink r:id="rId61">
-        <w:r>
-          <w:rPr>
-            <w:lang w:val="zh_TW" w:bidi="zh_TW"/>
-          </w:rPr>
-          <w:rPr>
-            <w:color w:val="0000EE"/>
-            <w:u w:val="single"/>
-          </w:rPr>
-          <w:t>4:4</w:t>
-        </w:r>
-      </w:hyperlink>
-      <w:r>
-        <w:rPr>
-          <w:lang w:val="zh_TW" w:bidi="zh_TW"/>
-        </w:rPr>
-        <w:t>；</w:t>
-      </w:r>
-      <w:hyperlink r:id="rId62">
-        <w:r>
-          <w:rPr>
-            <w:lang w:val="zh_TW" w:bidi="zh_TW"/>
-          </w:rPr>
-          <w:rPr>
-            <w:color w:val="0000EE"/>
-            <w:u w:val="single"/>
-          </w:rPr>
-          <w:t>耶2:22</w:t>
-        </w:r>
-      </w:hyperlink>
-      <w:r>
-        <w:rPr>
-          <w:lang w:val="zh_TW" w:bidi="zh_TW"/>
-        </w:rPr>
-        <w:t>，</w:t>
-      </w:r>
-      <w:hyperlink r:id="rId63">
-        <w:r>
-          <w:rPr>
-            <w:lang w:val="zh_TW" w:bidi="zh_TW"/>
-          </w:rPr>
-          <w:rPr>
-            <w:color w:val="0000EE"/>
-            <w:u w:val="single"/>
-          </w:rPr>
-          <w:t>4:14</w:t>
-        </w:r>
-      </w:hyperlink>
-      <w:r>
-        <w:rPr>
-          <w:lang w:val="zh_TW" w:bidi="zh_TW"/>
-        </w:rPr>
-        <w:t>；</w:t>
-      </w:r>
-      <w:hyperlink r:id="rId64">
-        <w:r>
-          <w:rPr>
-            <w:lang w:val="zh_TW" w:bidi="zh_TW"/>
-          </w:rPr>
-          <w:rPr>
-            <w:color w:val="0000EE"/>
-            <w:u w:val="single"/>
-          </w:rPr>
-          <w:t>林前6:11</w:t>
-        </w:r>
-      </w:hyperlink>
-      <w:r>
-        <w:rPr>
-          <w:lang w:val="zh_TW" w:bidi="zh_TW"/>
-        </w:rPr>
-        <w:t>；</w:t>
-      </w:r>
-      <w:hyperlink r:id="rId65">
-        <w:r>
-          <w:rPr>
-            <w:lang w:val="zh_TW" w:bidi="zh_TW"/>
-          </w:rPr>
-          <w:rPr>
-            <w:color w:val="0000EE"/>
-            <w:u w:val="single"/>
-          </w:rPr>
-          <w:t>來10:22</w:t>
-        </w:r>
-      </w:hyperlink>
-      <w:r>
-        <w:rPr>
-          <w:lang w:val="zh_TW" w:bidi="zh_TW"/>
-        </w:rPr>
-        <w:t>）。</w:t>
-      </w:r>
-      <w:r>
-        <w:rPr>
-          <w:lang w:val="zh_TW" w:bidi="zh_TW"/>
-        </w:rPr>
-      </w:r>
-      <w:r>
-        <w:rPr>
-          <w:lang w:val="zh_TW" w:bidi="zh_TW"/>
-        </w:rPr>
-      </w:r>
-    </w:p>
-    <w:p>
-      <w:pPr/>
-      <w:r>
-        <w:rPr>
-          <w:lang w:val="zh_TW" w:bidi="zh_TW"/>
-        </w:rPr>
-      </w:r>
-    </w:p>
-    <w:p>
-      <w:pPr>
-        <w:pStyle w:val="Heading2"/>
-      </w:pPr>
-      <w:r>
-        <w:rPr>
-          <w:lang w:val="zh_TW" w:bidi="zh_TW"/>
-        </w:rPr>
-        <w:t>牧人</w:t>
-      </w:r>
-      <w:r>
-        <w:rPr>
-          <w:lang w:val="zh_TW" w:bidi="zh_TW"/>
-        </w:rPr>
-      </w:r>
-    </w:p>
-    <w:p>
-      <w:pPr/>
-      <w:r>
-        <w:rPr>
-          <w:lang w:val="zh_TW" w:bidi="zh_TW"/>
-        </w:rPr>
-      </w:r>
-      <w:r>
-        <w:rPr>
-          <w:lang w:val="zh_TW" w:bidi="zh_TW"/>
-        </w:rPr>
-        <w:t>照顧家畜的男人，如牛、羊和山羊（</w:t>
-      </w:r>
-      <w:hyperlink r:id="rId66">
-        <w:r>
-          <w:rPr>
-            <w:lang w:val="zh_TW" w:bidi="zh_TW"/>
-          </w:rPr>
-          <w:rPr>
-            <w:color w:val="0000EE"/>
-            <w:u w:val="single"/>
-          </w:rPr>
-          <w:t>創13:7–8</w:t>
-        </w:r>
-      </w:hyperlink>
-      <w:r>
-        <w:rPr>
-          <w:lang w:val="zh_TW" w:bidi="zh_TW"/>
-        </w:rPr>
-        <w:t>，</w:t>
-      </w:r>
-      <w:hyperlink r:id="rId67">
-        <w:r>
-          <w:rPr>
-            <w:lang w:val="zh_TW" w:bidi="zh_TW"/>
-          </w:rPr>
-          <w:rPr>
-            <w:color w:val="0000EE"/>
-            <w:u w:val="single"/>
-          </w:rPr>
-          <w:t>26:20</w:t>
-        </w:r>
-      </w:hyperlink>
-      <w:r>
-        <w:rPr>
-          <w:lang w:val="zh_TW" w:bidi="zh_TW"/>
-        </w:rPr>
-        <w:t>；</w:t>
-      </w:r>
-      <w:hyperlink r:id="rId68">
-        <w:r>
-          <w:rPr>
-            <w:lang w:val="zh_TW" w:bidi="zh_TW"/>
-          </w:rPr>
-          <w:rPr>
-            <w:color w:val="0000EE"/>
-            <w:u w:val="single"/>
-          </w:rPr>
-          <w:t>撒上21:7</w:t>
-        </w:r>
-      </w:hyperlink>
-      <w:r>
-        <w:rPr>
-          <w:lang w:val="zh_TW" w:bidi="zh_TW"/>
-        </w:rPr>
-        <w:t>）。他們也包括牧羊人。在新約聖經中，牧羊人是一個眾所周知的詞語。耶穌使用了牧羊人和祂的羊的隱喻（</w:t>
-      </w:r>
-      <w:hyperlink r:id="rId69">
-        <w:r>
-          <w:rPr>
-            <w:lang w:val="zh_TW" w:bidi="zh_TW"/>
-          </w:rPr>
-          <w:rPr>
-            <w:color w:val="0000EE"/>
-            <w:u w:val="single"/>
-          </w:rPr>
-          <w:t>約10:1–16</w:t>
-        </w:r>
-      </w:hyperlink>
-      <w:r>
-        <w:rPr>
-          <w:lang w:val="zh_TW" w:bidi="zh_TW"/>
-        </w:rPr>
-        <w:t>）。一些牧人養豬（</w:t>
-      </w:r>
-      <w:hyperlink r:id="rId70">
-        <w:r>
-          <w:rPr>
-            <w:lang w:val="zh_TW" w:bidi="zh_TW"/>
-          </w:rPr>
-          <w:rPr>
-            <w:color w:val="0000EE"/>
-            <w:u w:val="single"/>
-          </w:rPr>
-          <w:t>太8:33</w:t>
-        </w:r>
-      </w:hyperlink>
-      <w:r>
-        <w:rPr>
-          <w:lang w:val="zh_TW" w:bidi="zh_TW"/>
-        </w:rPr>
-        <w:t>；</w:t>
-      </w:r>
-      <w:hyperlink r:id="rId71">
-        <w:r>
-          <w:rPr>
-            <w:lang w:val="zh_TW" w:bidi="zh_TW"/>
-          </w:rPr>
-          <w:rPr>
-            <w:color w:val="0000EE"/>
-            <w:u w:val="single"/>
-          </w:rPr>
-          <w:t>可5:14</w:t>
-        </w:r>
-      </w:hyperlink>
-      <w:r>
-        <w:rPr>
-          <w:lang w:val="zh_TW" w:bidi="zh_TW"/>
-        </w:rPr>
-        <w:t>；</w:t>
-      </w:r>
-      <w:hyperlink r:id="rId72">
-        <w:r>
-          <w:rPr>
-            <w:lang w:val="zh_TW" w:bidi="zh_TW"/>
-          </w:rPr>
-          <w:rPr>
-            <w:color w:val="0000EE"/>
-            <w:u w:val="single"/>
-          </w:rPr>
-          <w:t>路8:34</w:t>
-        </w:r>
-      </w:hyperlink>
-      <w:r>
-        <w:rPr>
-          <w:lang w:val="zh_TW" w:bidi="zh_TW"/>
-        </w:rPr>
-        <w:t>）。</w:t>
-      </w:r>
-      <w:r>
-        <w:rPr>
-          <w:lang w:val="zh_TW" w:bidi="zh_TW"/>
-        </w:rPr>
-      </w:r>
-      <w:r>
-        <w:rPr>
-          <w:lang w:val="zh_TW" w:bidi="zh_TW"/>
-        </w:rPr>
-      </w:r>
-    </w:p>
-    <w:p>
-      <w:pPr/>
-      <w:r>
-        <w:rPr>
-          <w:lang w:val="zh_TW" w:bidi="zh_TW"/>
-        </w:rPr>
-      </w:r>
-    </w:p>
-    <w:p>
-      <w:pPr>
-        <w:pStyle w:val="Heading2"/>
-      </w:pPr>
-      <w:r>
-        <w:rPr>
-          <w:lang w:val="zh_TW" w:bidi="zh_TW"/>
-        </w:rPr>
-        <w:t>牧人</w:t>
-      </w:r>
-      <w:r>
-        <w:rPr>
-          <w:lang w:val="zh_TW" w:bidi="zh_TW"/>
-        </w:rPr>
-      </w:r>
-    </w:p>
-    <w:p>
-      <w:pPr/>
-      <w:r>
-        <w:rPr>
-          <w:lang w:val="zh_TW" w:bidi="zh_TW"/>
-        </w:rPr>
-      </w:r>
-      <w:r>
-        <w:rPr>
-          <w:lang w:val="zh_TW" w:bidi="zh_TW"/>
-        </w:rPr>
-        <w:t>全方位照顧羊群的人。他的任務是為羊尋找草和水，保護牠們免受野生動物的侵害（</w:t>
-      </w:r>
-      <w:hyperlink r:id="rId73">
-        <w:r>
-          <w:rPr>
-            <w:lang w:val="zh_TW" w:bidi="zh_TW"/>
-          </w:rPr>
-          <w:rPr>
-            <w:color w:val="0000EE"/>
-            <w:u w:val="single"/>
-          </w:rPr>
-          <w:t>阿摩司書3:12</w:t>
-        </w:r>
-      </w:hyperlink>
-      <w:r>
-        <w:rPr>
-          <w:lang w:val="zh_TW" w:bidi="zh_TW"/>
-        </w:rPr>
-        <w:t>），尋找並恢復那些迷失的羊（</w:t>
-      </w:r>
-      <w:hyperlink r:id="rId74">
-        <w:r>
-          <w:rPr>
-            <w:lang w:val="zh_TW" w:bidi="zh_TW"/>
-          </w:rPr>
-          <w:rPr>
-            <w:color w:val="0000EE"/>
-            <w:u w:val="single"/>
-          </w:rPr>
-          <w:t>以西結書34:8</w:t>
-        </w:r>
-      </w:hyperlink>
-      <w:r>
-        <w:rPr>
-          <w:lang w:val="zh_TW" w:bidi="zh_TW"/>
-        </w:rPr>
-        <w:t>；</w:t>
-      </w:r>
-      <w:hyperlink r:id="rId75">
-        <w:r>
-          <w:rPr>
-            <w:lang w:val="zh_TW" w:bidi="zh_TW"/>
-          </w:rPr>
-          <w:rPr>
-            <w:color w:val="0000EE"/>
-            <w:u w:val="single"/>
-          </w:rPr>
-          <w:t>馬太福音18:12</w:t>
-        </w:r>
-      </w:hyperlink>
-      <w:r>
-        <w:rPr>
-          <w:lang w:val="zh_TW" w:bidi="zh_TW"/>
-        </w:rPr>
-        <w:t>），每天帶領羊群出羊圈，並在白天結束時將羊群帶回圈中（</w:t>
-      </w:r>
-      <w:hyperlink r:id="rId76">
-        <w:r>
-          <w:rPr>
-            <w:lang w:val="zh_TW" w:bidi="zh_TW"/>
-          </w:rPr>
-          <w:rPr>
-            <w:color w:val="0000EE"/>
-            <w:u w:val="single"/>
-          </w:rPr>
-          <w:t>約翰福音10:2–4</w:t>
-        </w:r>
-      </w:hyperlink>
-      <w:r>
-        <w:rPr>
-          <w:lang w:val="zh_TW" w:bidi="zh_TW"/>
-        </w:rPr>
-        <w:t>）。</w:t>
-      </w:r>
-    </w:p>
-    <w:p>
-      <w:pPr/>
-      <w:r>
-        <w:rPr>
-          <w:lang w:val="zh_TW" w:bidi="zh_TW"/>
-        </w:rPr>
-      </w:r>
-      <w:r>
-        <w:rPr>
-          <w:lang w:val="zh_TW" w:bidi="zh_TW"/>
-        </w:rPr>
-        <w:t>牧人和他的羊的形象在新約聖經中非常重要。耶穌是好牧人，為羊捨命（</w:t>
-      </w:r>
-      <w:hyperlink r:id="rId77">
-        <w:r>
-          <w:rPr>
-            <w:lang w:val="zh_TW" w:bidi="zh_TW"/>
-          </w:rPr>
-          <w:rPr>
-            <w:color w:val="0000EE"/>
-            <w:u w:val="single"/>
-          </w:rPr>
-          <w:t>馬太福音18:10–14</w:t>
-        </w:r>
-      </w:hyperlink>
-      <w:r>
-        <w:rPr>
-          <w:lang w:val="zh_TW" w:bidi="zh_TW"/>
-        </w:rPr>
-        <w:t>；</w:t>
-      </w:r>
-      <w:hyperlink r:id="rId78">
-        <w:r>
-          <w:rPr>
-            <w:lang w:val="zh_TW" w:bidi="zh_TW"/>
-          </w:rPr>
-          <w:rPr>
-            <w:color w:val="0000EE"/>
-            <w:u w:val="single"/>
-          </w:rPr>
-          <w:t>馬可福音6:34</w:t>
-        </w:r>
-      </w:hyperlink>
-      <w:r>
-        <w:rPr>
-          <w:lang w:val="zh_TW" w:bidi="zh_TW"/>
-        </w:rPr>
-        <w:t>；</w:t>
-      </w:r>
-      <w:hyperlink r:id="rId79">
-        <w:r>
-          <w:rPr>
-            <w:lang w:val="zh_TW" w:bidi="zh_TW"/>
-          </w:rPr>
-          <w:rPr>
-            <w:color w:val="0000EE"/>
-            <w:u w:val="single"/>
-          </w:rPr>
-          <w:t>約翰福音10</w:t>
-        </w:r>
-      </w:hyperlink>
-      <w:r>
-        <w:rPr>
-          <w:lang w:val="zh_TW" w:bidi="zh_TW"/>
-        </w:rPr>
-        <w:t>；</w:t>
-      </w:r>
-      <w:hyperlink r:id="rId80">
-        <w:r>
-          <w:rPr>
-            <w:lang w:val="zh_TW" w:bidi="zh_TW"/>
-          </w:rPr>
-          <w:rPr>
-            <w:color w:val="0000EE"/>
-            <w:u w:val="single"/>
-          </w:rPr>
-          <w:t>希伯來書13:20</w:t>
-        </w:r>
-      </w:hyperlink>
-      <w:r>
-        <w:rPr>
-          <w:lang w:val="zh_TW" w:bidi="zh_TW"/>
-        </w:rPr>
-        <w:t>）。牧人和羊群的類比在</w:t>
-      </w:r>
-      <w:hyperlink r:id="rId81">
-        <w:r>
-          <w:rPr>
-            <w:lang w:val="zh_TW" w:bidi="zh_TW"/>
-          </w:rPr>
-          <w:rPr>
-            <w:color w:val="0000EE"/>
-            <w:u w:val="single"/>
-          </w:rPr>
-          <w:t>詩篇二十三篇</w:t>
-        </w:r>
-      </w:hyperlink>
-      <w:r>
-        <w:rPr>
-          <w:lang w:val="zh_TW" w:bidi="zh_TW"/>
-        </w:rPr>
-        <w:t>、</w:t>
-      </w:r>
-      <w:hyperlink r:id="rId82">
-        <w:r>
-          <w:rPr>
-            <w:lang w:val="zh_TW" w:bidi="zh_TW"/>
-          </w:rPr>
-          <w:rPr>
-            <w:color w:val="0000EE"/>
-            <w:u w:val="single"/>
-          </w:rPr>
-          <w:t>以西結書三十四章</w:t>
-        </w:r>
-      </w:hyperlink>
-      <w:r>
-        <w:rPr>
-          <w:lang w:val="zh_TW" w:bidi="zh_TW"/>
-        </w:rPr>
-        <w:t>和</w:t>
-      </w:r>
-      <w:hyperlink r:id="rId79">
-        <w:r>
-          <w:rPr>
-            <w:lang w:val="zh_TW" w:bidi="zh_TW"/>
-          </w:rPr>
-          <w:rPr>
-            <w:color w:val="0000EE"/>
-            <w:u w:val="single"/>
-          </w:rPr>
-          <w:t>約翰福音十章</w:t>
-        </w:r>
-      </w:hyperlink>
-      <w:r>
-        <w:rPr>
-          <w:lang w:val="zh_TW" w:bidi="zh_TW"/>
-        </w:rPr>
-        <w:t>中得到了豐富的表達。神是以色列的牧人（</w:t>
-      </w:r>
-      <w:hyperlink r:id="rId83">
-        <w:r>
-          <w:rPr>
-            <w:lang w:val="zh_TW" w:bidi="zh_TW"/>
-          </w:rPr>
-          <w:rPr>
-            <w:color w:val="0000EE"/>
-            <w:u w:val="single"/>
-          </w:rPr>
-          <w:t>創世記49:24</w:t>
-        </w:r>
-      </w:hyperlink>
-      <w:r>
-        <w:rPr>
-          <w:lang w:val="zh_TW" w:bidi="zh_TW"/>
-        </w:rPr>
-        <w:t>；</w:t>
-      </w:r>
-      <w:hyperlink r:id="rId84">
-        <w:r>
-          <w:rPr>
-            <w:lang w:val="zh_TW" w:bidi="zh_TW"/>
-          </w:rPr>
-          <w:rPr>
-            <w:color w:val="0000EE"/>
-            <w:u w:val="single"/>
-          </w:rPr>
-          <w:t>詩篇23:1</w:t>
-        </w:r>
-      </w:hyperlink>
-      <w:r>
-        <w:rPr>
-          <w:lang w:val="zh_TW" w:bidi="zh_TW"/>
-        </w:rPr>
-        <w:t>，</w:t>
-      </w:r>
-      <w:hyperlink r:id="rId85">
-        <w:r>
-          <w:rPr>
-            <w:lang w:val="zh_TW" w:bidi="zh_TW"/>
-          </w:rPr>
-          <w:rPr>
-            <w:color w:val="0000EE"/>
-            <w:u w:val="single"/>
-          </w:rPr>
-          <w:t>80:1</w:t>
-        </w:r>
-      </w:hyperlink>
-      <w:r>
-        <w:rPr>
-          <w:lang w:val="zh_TW" w:bidi="zh_TW"/>
-        </w:rPr>
-        <w:t>；</w:t>
-      </w:r>
-      <w:hyperlink r:id="rId86">
-        <w:r>
-          <w:rPr>
-            <w:lang w:val="zh_TW" w:bidi="zh_TW"/>
-          </w:rPr>
-          <w:rPr>
-            <w:color w:val="0000EE"/>
-            <w:u w:val="single"/>
-          </w:rPr>
-          <w:t>以賽亞書40:11</w:t>
-        </w:r>
-      </w:hyperlink>
-      <w:r>
-        <w:rPr>
-          <w:lang w:val="zh_TW" w:bidi="zh_TW"/>
-        </w:rPr>
-        <w:t>）。當不忠的牧人辜負了以色列時，神介入並立祂的僕人大衛作他們忠心的牧人（</w:t>
-      </w:r>
-      <w:hyperlink r:id="rId87">
-        <w:r>
-          <w:rPr>
-            <w:lang w:val="zh_TW" w:bidi="zh_TW"/>
-          </w:rPr>
-          <w:rPr>
-            <w:color w:val="0000EE"/>
-            <w:u w:val="single"/>
-          </w:rPr>
-          <w:t>以西結34:11–16、23–24</w:t>
-        </w:r>
-      </w:hyperlink>
-      <w:r>
-        <w:rPr>
-          <w:lang w:val="zh_TW" w:bidi="zh_TW"/>
-        </w:rPr>
-        <w:t>）。</w:t>
-      </w:r>
-    </w:p>
-    <w:p>
-      <w:pPr/>
-      <w:r>
-        <w:rPr>
-          <w:lang w:val="zh_TW" w:bidi="zh_TW"/>
-        </w:rPr>
-      </w:r>
-      <w:r>
-        <w:rPr>
-          <w:lang w:val="zh_TW" w:bidi="zh_TW"/>
-        </w:rPr>
-        <w:t>新約聖經的意象來自舊約聖經和巴勒斯坦的背景。在猶太人的經濟發展中，牧人負責管理綿羊或山羊，擔任著重要的職位。大群的羊需要從一個地方移動到另一個地方，也需要防範野生動物和強盜。由於畜牧業在古代世界中扮演重要的角色，「牧人」這個詞成為統治者的常用詞語。亞述、巴比倫和埃及的王常被稱為保護百姓的牧人。這個意象構成了舊約聖經的背景，其中也有相同的用法。神被描繪成以色列的牧人，關心祂百姓福祉的各個方面。統治者和百姓的領袖常被稱為牧人（</w:t>
-      </w:r>
-      <w:hyperlink r:id="rId88">
-        <w:r>
-          <w:rPr>
-            <w:lang w:val="zh_TW" w:bidi="zh_TW"/>
-          </w:rPr>
-          <w:rPr>
-            <w:color w:val="0000EE"/>
-            <w:u w:val="single"/>
-          </w:rPr>
-          <w:t>民數記27:17</w:t>
-        </w:r>
-      </w:hyperlink>
-      <w:r>
-        <w:rPr>
-          <w:lang w:val="zh_TW" w:bidi="zh_TW"/>
-        </w:rPr>
-        <w:t>；</w:t>
-      </w:r>
-      <w:hyperlink r:id="rId89">
-        <w:r>
-          <w:rPr>
-            <w:lang w:val="zh_TW" w:bidi="zh_TW"/>
-          </w:rPr>
-          <w:rPr>
-            <w:color w:val="0000EE"/>
-            <w:u w:val="single"/>
-          </w:rPr>
-          <w:t>列王紀上22:17</w:t>
-        </w:r>
-      </w:hyperlink>
-      <w:r>
-        <w:rPr>
-          <w:lang w:val="zh_TW" w:bidi="zh_TW"/>
-        </w:rPr>
-        <w:t>；</w:t>
-      </w:r>
-      <w:hyperlink r:id="rId90">
-        <w:r>
-          <w:rPr>
-            <w:lang w:val="zh_TW" w:bidi="zh_TW"/>
-          </w:rPr>
-          <w:rPr>
-            <w:color w:val="0000EE"/>
-            <w:u w:val="single"/>
-          </w:rPr>
-          <w:t>耶利米書10:21</w:t>
-        </w:r>
-      </w:hyperlink>
-      <w:r>
-        <w:rPr>
-          <w:lang w:val="zh_TW" w:bidi="zh_TW"/>
-        </w:rPr>
-        <w:t>，</w:t>
-      </w:r>
-      <w:hyperlink r:id="rId91">
-        <w:r>
-          <w:rPr>
-            <w:lang w:val="zh_TW" w:bidi="zh_TW"/>
-          </w:rPr>
-          <w:rPr>
-            <w:color w:val="0000EE"/>
-            <w:u w:val="single"/>
-          </w:rPr>
-          <w:t>12:10</w:t>
-        </w:r>
-      </w:hyperlink>
-      <w:r>
-        <w:rPr>
-          <w:lang w:val="zh_TW" w:bidi="zh_TW"/>
-        </w:rPr>
-        <w:t>，</w:t>
-      </w:r>
-      <w:hyperlink r:id="rId92">
-        <w:r>
-          <w:rPr>
-            <w:lang w:val="zh_TW" w:bidi="zh_TW"/>
-          </w:rPr>
-          <w:rPr>
-            <w:color w:val="0000EE"/>
-            <w:u w:val="single"/>
-          </w:rPr>
-          <w:t>22:22</w:t>
-        </w:r>
-      </w:hyperlink>
-      <w:r>
-        <w:rPr>
-          <w:lang w:val="zh_TW" w:bidi="zh_TW"/>
-        </w:rPr>
-        <w:t>，</w:t>
-      </w:r>
-      <w:hyperlink r:id="rId93">
-        <w:r>
-          <w:rPr>
-            <w:lang w:val="zh_TW" w:bidi="zh_TW"/>
-          </w:rPr>
-          <w:rPr>
-            <w:color w:val="0000EE"/>
-            <w:u w:val="single"/>
-          </w:rPr>
-          <w:t>23:1–2</w:t>
-        </w:r>
-      </w:hyperlink>
-      <w:r>
-        <w:rPr>
-          <w:lang w:val="zh_TW" w:bidi="zh_TW"/>
-        </w:rPr>
-        <w:t>）。</w:t>
-      </w:r>
-    </w:p>
-    <w:p>
-      <w:pPr/>
-      <w:r>
-        <w:rPr>
-          <w:lang w:val="zh_TW" w:bidi="zh_TW"/>
-        </w:rPr>
-      </w:r>
-      <w:r>
-        <w:rPr>
-          <w:lang w:val="zh_TW" w:bidi="zh_TW"/>
-        </w:rPr>
-        <w:t>到了耶利米的時代，「牧人」開始被用作稱呼即將到來的彌賽亞。神自己會牧養祂的羊群（</w:t>
-      </w:r>
-      <w:hyperlink r:id="rId94">
-        <w:r>
-          <w:rPr>
-            <w:lang w:val="zh_TW" w:bidi="zh_TW"/>
-          </w:rPr>
-          <w:rPr>
-            <w:color w:val="0000EE"/>
-            <w:u w:val="single"/>
-          </w:rPr>
-          <w:t>耶利米書23:3</w:t>
-        </w:r>
-      </w:hyperlink>
-      <w:r>
-        <w:rPr>
-          <w:lang w:val="zh_TW" w:bidi="zh_TW"/>
-        </w:rPr>
-        <w:t>，</w:t>
-      </w:r>
-      <w:hyperlink r:id="rId95">
-        <w:r>
-          <w:rPr>
-            <w:lang w:val="zh_TW" w:bidi="zh_TW"/>
-          </w:rPr>
-          <w:rPr>
-            <w:color w:val="0000EE"/>
-            <w:u w:val="single"/>
-          </w:rPr>
-          <w:t>31:10</w:t>
-        </w:r>
-      </w:hyperlink>
-      <w:r>
-        <w:rPr>
-          <w:lang w:val="zh_TW" w:bidi="zh_TW"/>
-        </w:rPr>
-        <w:t>；</w:t>
-      </w:r>
-      <w:hyperlink r:id="rId96">
-        <w:r>
-          <w:rPr>
-            <w:lang w:val="zh_TW" w:bidi="zh_TW"/>
-          </w:rPr>
-          <w:rPr>
-            <w:color w:val="0000EE"/>
-            <w:u w:val="single"/>
-          </w:rPr>
-          <w:t>以西結書34:11–22</w:t>
-        </w:r>
-      </w:hyperlink>
-      <w:r>
-        <w:rPr>
-          <w:lang w:val="zh_TW" w:bidi="zh_TW"/>
-        </w:rPr>
-        <w:t>），並應許膏立忠心的牧人，關心祂的百姓（</w:t>
-      </w:r>
-      <w:hyperlink r:id="rId97">
-        <w:r>
-          <w:rPr>
-            <w:lang w:val="zh_TW" w:bidi="zh_TW"/>
-          </w:rPr>
-          <w:rPr>
-            <w:color w:val="0000EE"/>
-            <w:u w:val="single"/>
-          </w:rPr>
-          <w:t>耶利米書3:15</w:t>
-        </w:r>
-      </w:hyperlink>
-      <w:r>
-        <w:rPr>
-          <w:lang w:val="zh_TW" w:bidi="zh_TW"/>
-        </w:rPr>
-        <w:t>，</w:t>
-      </w:r>
-      <w:hyperlink r:id="rId98">
-        <w:r>
-          <w:rPr>
-            <w:lang w:val="zh_TW" w:bidi="zh_TW"/>
-          </w:rPr>
-          <w:rPr>
-            <w:color w:val="0000EE"/>
-            <w:u w:val="single"/>
-          </w:rPr>
-          <w:t>23:4</w:t>
-        </w:r>
-      </w:hyperlink>
-      <w:r>
-        <w:rPr>
-          <w:lang w:val="zh_TW" w:bidi="zh_TW"/>
-        </w:rPr>
-        <w:t>）。神明確應許祂將作他們的神，並將彌賽亞大衛的子孫設立為他們的牧人（</w:t>
-      </w:r>
-      <w:hyperlink r:id="rId99">
-        <w:r>
-          <w:rPr>
-            <w:lang w:val="zh_TW" w:bidi="zh_TW"/>
-          </w:rPr>
-          <w:rPr>
-            <w:color w:val="0000EE"/>
-            <w:u w:val="single"/>
-          </w:rPr>
-          <w:t>以西結書34:23–24</w:t>
-        </w:r>
-      </w:hyperlink>
-      <w:r>
-        <w:rPr>
-          <w:lang w:val="zh_TW" w:bidi="zh_TW"/>
-        </w:rPr>
-        <w:t>）。在新約聖經中，耶穌自稱為應許中的彌賽亞牧人（</w:t>
-      </w:r>
-      <w:hyperlink r:id="rId100">
-        <w:r>
-          <w:rPr>
-            <w:lang w:val="zh_TW" w:bidi="zh_TW"/>
-          </w:rPr>
-          <w:rPr>
-            <w:color w:val="0000EE"/>
-            <w:u w:val="single"/>
-          </w:rPr>
-          <w:t>馬太福音10:16</w:t>
-        </w:r>
-      </w:hyperlink>
-      <w:r>
-        <w:rPr>
-          <w:lang w:val="zh_TW" w:bidi="zh_TW"/>
-        </w:rPr>
-        <w:t>，</w:t>
-      </w:r>
-      <w:hyperlink r:id="rId101">
-        <w:r>
-          <w:rPr>
-            <w:lang w:val="zh_TW" w:bidi="zh_TW"/>
-          </w:rPr>
-          <w:rPr>
-            <w:color w:val="0000EE"/>
-            <w:u w:val="single"/>
-          </w:rPr>
-          <w:t>25:32</w:t>
-        </w:r>
-      </w:hyperlink>
-      <w:r>
-        <w:rPr>
-          <w:lang w:val="zh_TW" w:bidi="zh_TW"/>
-        </w:rPr>
-        <w:t>；</w:t>
-      </w:r>
-      <w:hyperlink r:id="rId102">
-        <w:r>
-          <w:rPr>
-            <w:lang w:val="zh_TW" w:bidi="zh_TW"/>
-          </w:rPr>
-          <w:rPr>
-            <w:color w:val="0000EE"/>
-            <w:u w:val="single"/>
-          </w:rPr>
-          <w:t>馬可福音14:27</w:t>
-        </w:r>
-      </w:hyperlink>
-      <w:r>
-        <w:rPr>
-          <w:lang w:val="zh_TW" w:bidi="zh_TW"/>
-        </w:rPr>
-        <w:t>；</w:t>
-      </w:r>
-      <w:hyperlink r:id="rId103">
-        <w:r>
-          <w:rPr>
-            <w:lang w:val="zh_TW" w:bidi="zh_TW"/>
-          </w:rPr>
-          <w:rPr>
-            <w:color w:val="0000EE"/>
-            <w:u w:val="single"/>
-          </w:rPr>
-          <w:t>約翰福音10:1–30</w:t>
-        </w:r>
-      </w:hyperlink>
-      <w:r>
-        <w:rPr>
-          <w:lang w:val="zh_TW" w:bidi="zh_TW"/>
-        </w:rPr>
-        <w:t>；參</w:t>
-      </w:r>
-      <w:hyperlink r:id="rId80">
-        <w:r>
-          <w:rPr>
-            <w:lang w:val="zh_TW" w:bidi="zh_TW"/>
-          </w:rPr>
-          <w:rPr>
-            <w:color w:val="0000EE"/>
-            <w:u w:val="single"/>
-          </w:rPr>
-          <w:t>希伯來書13:20</w:t>
-        </w:r>
-      </w:hyperlink>
-      <w:r>
-        <w:rPr>
-          <w:lang w:val="zh_TW" w:bidi="zh_TW"/>
-        </w:rPr>
-        <w:t>；</w:t>
-      </w:r>
-      <w:hyperlink r:id="rId104">
-        <w:r>
-          <w:rPr>
-            <w:lang w:val="zh_TW" w:bidi="zh_TW"/>
-          </w:rPr>
-          <w:rPr>
-            <w:color w:val="0000EE"/>
-            <w:u w:val="single"/>
-          </w:rPr>
-          <w:t>彼得前書2:25</w:t>
-        </w:r>
-      </w:hyperlink>
-      <w:r>
-        <w:rPr>
-          <w:lang w:val="zh_TW" w:bidi="zh_TW"/>
-        </w:rPr>
-        <w:t>）。</w:t>
-      </w:r>
-      <w:hyperlink r:id="rId105">
-        <w:r>
-          <w:rPr>
-            <w:lang w:val="zh_TW" w:bidi="zh_TW"/>
-          </w:rPr>
-          <w:rPr>
-            <w:color w:val="0000EE"/>
-            <w:u w:val="single"/>
-          </w:rPr>
-          <w:t>以弗所書四章11節</w:t>
-        </w:r>
-      </w:hyperlink>
-      <w:r>
-        <w:rPr>
-          <w:lang w:val="zh_TW" w:bidi="zh_TW"/>
-        </w:rPr>
-        <w:t>提到教會的領袖為牧人或牧師。這種用法在早期教會中持續，直到今天。保羅說他們是神賜給教會的特殊人物，像牧人一樣照顧神的百姓，以神的道路引導並教導他們。彼得也提到領袖們是牧人。他鼓勵牧人忠心，直到大牧人耶穌基督顯現的時候（</w:t>
-      </w:r>
-      <w:hyperlink r:id="rId106">
-        <w:r>
-          <w:rPr>
-            <w:lang w:val="zh_TW" w:bidi="zh_TW"/>
-          </w:rPr>
-          <w:rPr>
-            <w:color w:val="0000EE"/>
-            <w:u w:val="single"/>
-          </w:rPr>
-          <w:t>彼得前書5:1–4</w:t>
-        </w:r>
-      </w:hyperlink>
-      <w:r>
-        <w:rPr>
-          <w:lang w:val="zh_TW" w:bidi="zh_TW"/>
-        </w:rPr>
-        <w:t>）。</w:t>
-      </w:r>
-      <w:r>
-        <w:rPr>
-          <w:lang w:val="zh_TW" w:bidi="zh_TW"/>
-        </w:rPr>
-      </w:r>
-      <w:r>
-        <w:rPr>
-          <w:lang w:val="zh_TW" w:bidi="zh_TW"/>
-        </w:rPr>
-      </w:r>
-    </w:p>
-    <w:p>
-      <w:pPr/>
-      <w:r>
-        <w:rPr>
-          <w:lang w:val="zh_TW" w:bidi="zh_TW"/>
-        </w:rPr>
-      </w:r>
-    </w:p>
-    <w:p>
-      <w:pPr>
-        <w:pStyle w:val="Heading2"/>
-      </w:pPr>
-      <w:r>
-        <w:rPr>
-          <w:lang w:val="zh_TW" w:bidi="zh_TW"/>
-        </w:rPr>
-        <w:t>牧師</w:t>
-      </w:r>
-      <w:r>
-        <w:rPr>
-          <w:lang w:val="zh_TW" w:bidi="zh_TW"/>
-        </w:rPr>
-      </w:r>
-    </w:p>
-    <w:p>
-      <w:pPr/>
-      <w:r>
-        <w:rPr>
-          <w:lang w:val="zh_TW" w:bidi="zh_TW"/>
-        </w:rPr>
-      </w:r>
-      <w:r>
-        <w:rPr>
-          <w:lang w:val="zh_TW" w:bidi="zh_TW"/>
-        </w:rPr>
-        <w:t>這個詞字面意思是「牧羊人」。在舊約和新約中，這個詞以比喻的方式用來指代統治者和領袖。這個詞在新約聖經中有12次被用來比喻「領袖」，但只有在</w:t>
-      </w:r>
-      <w:hyperlink r:id="rId105">
-        <w:r>
-          <w:rPr>
-            <w:lang w:val="zh_TW" w:bidi="zh_TW"/>
-          </w:rPr>
-          <w:rPr>
-            <w:color w:val="0000EE"/>
-            <w:u w:val="single"/>
-          </w:rPr>
-          <w:t>以弗所書四章11節</w:t>
-        </w:r>
-      </w:hyperlink>
-      <w:r>
-        <w:rPr>
-          <w:lang w:val="zh_TW" w:bidi="zh_TW"/>
-        </w:rPr>
-        <w:t>中被翻譯為「牧師」。</w:t>
-      </w:r>
-    </w:p>
-    <w:p>
-      <w:pPr/>
-      <w:r>
-        <w:rPr>
-          <w:lang w:val="zh_TW" w:bidi="zh_TW"/>
-        </w:rPr>
-      </w:r>
-      <w:r>
-        <w:rPr>
-          <w:lang w:val="zh_TW" w:bidi="zh_TW"/>
-        </w:rPr>
-        <w:t>牧師和教師共同組成一個團體，與使徒、先知和傳福音者的工作相輔相成。「監督」和「長老」這兩個稱號在新約中指的是同一個職分（參</w:t>
-      </w:r>
-      <w:hyperlink r:id="rId107">
-        <w:r>
-          <w:rPr>
-            <w:lang w:val="zh_TW" w:bidi="zh_TW"/>
-          </w:rPr>
-          <w:rPr>
-            <w:color w:val="0000EE"/>
-            <w:u w:val="single"/>
-          </w:rPr>
-          <w:t>徒20:17、28</w:t>
-        </w:r>
-      </w:hyperlink>
-      <w:r>
-        <w:rPr>
-          <w:lang w:val="zh_TW" w:bidi="zh_TW"/>
-        </w:rPr>
-        <w:t>；</w:t>
-      </w:r>
-      <w:hyperlink r:id="rId108">
-        <w:r>
-          <w:rPr>
-            <w:lang w:val="zh_TW" w:bidi="zh_TW"/>
-          </w:rPr>
-          <w:rPr>
-            <w:color w:val="0000EE"/>
-            <w:u w:val="single"/>
-          </w:rPr>
-          <w:t>多1:5–7</w:t>
-        </w:r>
-      </w:hyperlink>
-      <w:r>
-        <w:rPr>
-          <w:lang w:val="zh_TW" w:bidi="zh_TW"/>
-        </w:rPr>
-        <w:t>）。「牧師」似乎與「監督」和「長老」具有相同的含義，正如耶穌被稱為「你們靈魂的牧人監督」（</w:t>
-      </w:r>
-      <w:hyperlink r:id="rId104">
-        <w:r>
-          <w:rPr>
-            <w:lang w:val="zh_TW" w:bidi="zh_TW"/>
-          </w:rPr>
-          <w:rPr>
-            <w:color w:val="0000EE"/>
-            <w:u w:val="single"/>
-          </w:rPr>
-          <w:t>彼前2:25</w:t>
-        </w:r>
-      </w:hyperlink>
-      <w:r>
-        <w:rPr>
-          <w:lang w:val="zh_TW" w:bidi="zh_TW"/>
-        </w:rPr>
-        <w:t>）所顯示。</w:t>
-      </w:r>
-    </w:p>
-    <w:p>
-      <w:pPr/>
-      <w:r>
-        <w:rPr>
-          <w:lang w:val="zh_TW" w:bidi="zh_TW"/>
-        </w:rPr>
-      </w:r>
-      <w:r>
-        <w:rPr>
-          <w:lang w:val="zh_TW" w:bidi="zh_TW"/>
-        </w:rPr>
-        <w:t>動詞「牧養」被用來描述地方教會領袖的工作（</w:t>
-      </w:r>
-      <w:hyperlink r:id="rId109">
-        <w:r>
-          <w:rPr>
-            <w:lang w:val="zh_TW" w:bidi="zh_TW"/>
-          </w:rPr>
-          <w:rPr>
-            <w:color w:val="0000EE"/>
-            <w:u w:val="single"/>
-          </w:rPr>
-          <w:t>約音21:16</w:t>
-        </w:r>
-      </w:hyperlink>
-      <w:r>
-        <w:rPr>
-          <w:lang w:val="zh_TW" w:bidi="zh_TW"/>
-        </w:rPr>
-        <w:t>；</w:t>
-      </w:r>
-      <w:hyperlink r:id="rId110">
-        <w:r>
-          <w:rPr>
-            <w:lang w:val="zh_TW" w:bidi="zh_TW"/>
-          </w:rPr>
-          <w:rPr>
-            <w:color w:val="0000EE"/>
-            <w:u w:val="single"/>
-          </w:rPr>
-          <w:t>徒20:28</w:t>
-        </w:r>
-      </w:hyperlink>
-      <w:r>
-        <w:rPr>
-          <w:lang w:val="zh_TW" w:bidi="zh_TW"/>
-        </w:rPr>
-        <w:t>；</w:t>
-      </w:r>
-      <w:hyperlink r:id="rId111">
-        <w:r>
-          <w:rPr>
-            <w:lang w:val="zh_TW" w:bidi="zh_TW"/>
-          </w:rPr>
-          <w:rPr>
-            <w:color w:val="0000EE"/>
-            <w:u w:val="single"/>
-          </w:rPr>
-          <w:t>彼前5:2</w:t>
-        </w:r>
-      </w:hyperlink>
-      <w:r>
-        <w:rPr>
-          <w:lang w:val="zh_TW" w:bidi="zh_TW"/>
-        </w:rPr>
-        <w:t>），會眾經常被稱為羊群。牧師的責任是建立基督的身體。牧師通過監督會眾（</w:t>
-      </w:r>
-      <w:hyperlink r:id="rId110">
-        <w:r>
-          <w:rPr>
-            <w:lang w:val="zh_TW" w:bidi="zh_TW"/>
-          </w:rPr>
-          <w:rPr>
-            <w:color w:val="0000EE"/>
-            <w:u w:val="single"/>
-          </w:rPr>
-          <w:t>徒20:28</w:t>
-        </w:r>
-      </w:hyperlink>
-      <w:r>
-        <w:rPr>
-          <w:lang w:val="zh_TW" w:bidi="zh_TW"/>
-        </w:rPr>
-        <w:t>；</w:t>
-      </w:r>
-      <w:hyperlink r:id="rId112">
-        <w:r>
-          <w:rPr>
-            <w:lang w:val="zh_TW" w:bidi="zh_TW"/>
-          </w:rPr>
-          <w:rPr>
-            <w:color w:val="0000EE"/>
-            <w:u w:val="single"/>
-          </w:rPr>
-          <w:t>來13:7</w:t>
-        </w:r>
-      </w:hyperlink>
-      <w:r>
-        <w:rPr>
-          <w:lang w:val="zh_TW" w:bidi="zh_TW"/>
-        </w:rPr>
-        <w:t>）和反對虛假教導（</w:t>
-      </w:r>
-      <w:hyperlink r:id="rId113">
-        <w:r>
-          <w:rPr>
-            <w:lang w:val="zh_TW" w:bidi="zh_TW"/>
-          </w:rPr>
-          <w:rPr>
-            <w:color w:val="0000EE"/>
-            <w:u w:val="single"/>
-          </w:rPr>
-          <w:t>徒20:29–30</w:t>
-        </w:r>
-      </w:hyperlink>
-      <w:r>
-        <w:rPr>
-          <w:lang w:val="zh_TW" w:bidi="zh_TW"/>
-        </w:rPr>
-        <w:t>）來建立基督的身體。關於牧師職責和責任的更詳細信息見於保羅寫給提摩太和提多的書信，這些書信被稱為教牧書信。</w:t>
-      </w:r>
-    </w:p>
-    <w:p>
-      <w:pPr/>
-      <w:r>
-        <w:rPr>
-          <w:lang w:val="zh_TW" w:bidi="zh_TW"/>
-        </w:rPr>
-      </w:r>
-      <w:r>
-        <w:rPr>
-          <w:i/>
-          <w:lang w:val="zh_TW" w:bidi="zh_TW"/>
-        </w:rPr>
         <w:t>另見</w:t>
       </w:r>
       <w:r>
         <w:rPr>
           <w:lang w:val="zh_TW" w:bidi="zh_TW"/>
         </w:rPr>
-        <w:t xml:space="preserve"> </w:t>
-      </w:r>
-      <w:r>
-        <w:rPr>
-          <w:lang w:val="zh_TW" w:bidi="zh_TW"/>
-        </w:rPr>
-        <w:t>監督</w:t>
-      </w:r>
-      <w:r>
-        <w:rPr>
-          <w:lang w:val="zh_TW" w:bidi="zh_TW"/>
-        </w:rPr>
-        <w:t>；</w:t>
-      </w:r>
-      <w:r>
-        <w:rPr>
-          <w:lang w:val="zh_TW" w:bidi="zh_TW"/>
-        </w:rPr>
-        <w:t>執事、女執事</w:t>
-      </w:r>
-      <w:r>
-        <w:rPr>
-          <w:lang w:val="zh_TW" w:bidi="zh_TW"/>
-        </w:rPr>
-        <w:t>；</w:t>
-      </w:r>
-      <w:r>
-        <w:rPr>
-          <w:lang w:val="zh_TW" w:bidi="zh_TW"/>
-        </w:rPr>
-        <w:t>長老</w:t>
-      </w:r>
-      <w:r>
-        <w:rPr>
-          <w:lang w:val="zh_TW" w:bidi="zh_TW"/>
-        </w:rPr>
-        <w:t>；</w:t>
-      </w:r>
-      <w:r>
-        <w:rPr>
-          <w:lang w:val="zh_TW" w:bidi="zh_TW"/>
-        </w:rPr>
-        <w:t>長老</w:t>
-      </w:r>
-      <w:r>
-        <w:rPr>
-          <w:lang w:val="zh_TW" w:bidi="zh_TW"/>
-        </w:rPr>
-        <w:t>；</w:t>
-      </w:r>
-      <w:r>
-        <w:rPr>
-          <w:lang w:val="zh_TW" w:bidi="zh_TW"/>
-        </w:rPr>
-        <w:t>牧羊人</w:t>
-      </w:r>
-      <w:r>
-        <w:rPr>
-          <w:lang w:val="zh_TW" w:bidi="zh_TW"/>
-        </w:rPr>
-        <w:t>；</w:t>
-      </w:r>
-      <w:r>
-        <w:rPr>
-          <w:lang w:val="zh_TW" w:bidi="zh_TW"/>
-        </w:rPr>
-        <w:t>屬靈恩賜</w:t>
+        <w:t>申命記；</w:t>
+      </w:r>
+      <w:r>
+        <w:rPr>
+          <w:lang w:val="zh_TW" w:bidi="zh_TW"/>
+        </w:rPr>
+        <w:t>出埃及記；</w:t>
+      </w:r>
+      <w:r>
+        <w:rPr>
+          <w:lang w:val="zh_TW" w:bidi="zh_TW"/>
+        </w:rPr>
+        <w:t>創世記；</w:t>
+      </w:r>
+      <w:r>
+        <w:rPr>
+          <w:lang w:val="zh_TW" w:bidi="zh_TW"/>
+        </w:rPr>
+        <w:t>利未記；</w:t>
+      </w:r>
+      <w:r>
+        <w:rPr>
+          <w:lang w:val="zh_TW" w:bidi="zh_TW"/>
+        </w:rPr>
+        <w:t>摩西；</w:t>
+      </w:r>
+      <w:r>
+        <w:rPr>
+          <w:lang w:val="zh_TW" w:bidi="zh_TW"/>
+        </w:rPr>
+        <w:t>曠野漂流</w:t>
       </w:r>
       <w:r>
         <w:rPr>

--- a/zht/docx/110.content.docx
+++ b/zht/docx/110.content.docx
@@ -246,90 +246,60 @@
         </w:rPr>
         <w:t>的英文翻譯。本卷書之所以得名，是因為書中記錄了多種名冊，尤其在第</w:t>
       </w:r>
-      <w:hyperlink r:id="rId13">
-        <w:r>
-          <w:rPr>
-            <w:lang w:val="zh_TW" w:bidi="zh_TW"/>
-          </w:rPr>
-          <w:rPr>
-            <w:color w:val="0000EE"/>
-            <w:u w:val="single"/>
-          </w:rPr>
-          <w:t>一</w:t>
-        </w:r>
-      </w:hyperlink>
+      <w:r>
+        <w:rPr>
+          <w:lang w:val="zh_TW" w:bidi="zh_TW"/>
+        </w:rPr>
+        <w:t>一</w:t>
+      </w:r>
       <w:r>
         <w:rPr>
           <w:lang w:val="zh_TW" w:bidi="zh_TW"/>
         </w:rPr>
         <w:t>章和第</w:t>
       </w:r>
-      <w:hyperlink r:id="rId14">
-        <w:r>
-          <w:rPr>
-            <w:lang w:val="zh_TW" w:bidi="zh_TW"/>
-          </w:rPr>
-          <w:rPr>
-            <w:color w:val="0000EE"/>
-            <w:u w:val="single"/>
-          </w:rPr>
-          <w:t>二十六</w:t>
-        </w:r>
-      </w:hyperlink>
+      <w:r>
+        <w:rPr>
+          <w:lang w:val="zh_TW" w:bidi="zh_TW"/>
+        </w:rPr>
+        <w:t>二十六</w:t>
+      </w:r>
       <w:r>
         <w:rPr>
           <w:lang w:val="zh_TW" w:bidi="zh_TW"/>
         </w:rPr>
         <w:t>章中兩次數點軍隊，第</w:t>
       </w:r>
-      <w:hyperlink r:id="rId15">
-        <w:r>
-          <w:rPr>
-            <w:lang w:val="zh_TW" w:bidi="zh_TW"/>
-          </w:rPr>
-          <w:rPr>
-            <w:color w:val="0000EE"/>
-            <w:u w:val="single"/>
-          </w:rPr>
-          <w:t>二</w:t>
-        </w:r>
-      </w:hyperlink>
+      <w:r>
+        <w:rPr>
+          <w:lang w:val="zh_TW" w:bidi="zh_TW"/>
+        </w:rPr>
+        <w:t>二</w:t>
+      </w:r>
       <w:r>
         <w:rPr>
           <w:lang w:val="zh_TW" w:bidi="zh_TW"/>
         </w:rPr>
         <w:t>章中各支派安營與行軍的安排，以及第</w:t>
       </w:r>
-      <w:hyperlink r:id="rId16">
-        <w:r>
-          <w:rPr>
-            <w:lang w:val="zh_TW" w:bidi="zh_TW"/>
-          </w:rPr>
-          <w:rPr>
-            <w:color w:val="0000EE"/>
-            <w:u w:val="single"/>
-          </w:rPr>
-          <w:t>三</w:t>
-        </w:r>
-      </w:hyperlink>
+      <w:r>
+        <w:rPr>
+          <w:lang w:val="zh_TW" w:bidi="zh_TW"/>
+        </w:rPr>
+        <w:t>三</w:t>
+      </w:r>
       <w:r>
         <w:rPr>
           <w:lang w:val="zh_TW" w:bidi="zh_TW"/>
         </w:rPr>
         <w:t>章和第</w:t>
       </w:r>
-      <w:hyperlink r:id="rId17">
-        <w:r>
-          <w:rPr>
-            <w:lang w:val="zh_TW" w:bidi="zh_TW"/>
-          </w:rPr>
-          <w:rPr>
-            <w:color w:val="0000EE"/>
-            <w:u w:val="single"/>
-          </w:rPr>
-          <w:t>四</w:t>
-        </w:r>
-      </w:hyperlink>
+      <w:r>
+        <w:rPr>
+          <w:lang w:val="zh_TW" w:bidi="zh_TW"/>
+        </w:rPr>
+        <w:t>四</w:t>
+      </w:r>
       <w:r>
         <w:rPr>
           <w:lang w:val="zh_TW" w:bidi="zh_TW"/>
@@ -470,234 +440,156 @@
         </w:rPr>
         <w:t>關於誰是民數記作者的問題，屬於誰是五經作者這個更大問題的一部分。直到19世紀高等批判的文獻理論出現之前，猶太人與基督徒幾乎一致持守一個看法：摩西是五經的作者。這個歷史悠久的傳統，不但得到五經本身的支持（例：</w:t>
       </w:r>
-      <w:hyperlink r:id="rId18">
-        <w:r>
-          <w:rPr>
-            <w:lang w:val="zh_TW" w:bidi="zh_TW"/>
-          </w:rPr>
-          <w:rPr>
-            <w:color w:val="0000EE"/>
-            <w:u w:val="single"/>
-          </w:rPr>
-          <w:t>出17:14</w:t>
-        </w:r>
-      </w:hyperlink>
+      <w:r>
+        <w:rPr>
+          <w:lang w:val="zh_TW" w:bidi="zh_TW"/>
+        </w:rPr>
+        <w:t>出17:14</w:t>
+      </w:r>
       <w:r>
         <w:rPr>
           <w:lang w:val="zh_TW" w:bidi="zh_TW"/>
         </w:rPr>
         <w:t>，</w:t>
       </w:r>
-      <w:hyperlink r:id="rId19">
-        <w:r>
-          <w:rPr>
-            <w:lang w:val="zh_TW" w:bidi="zh_TW"/>
-          </w:rPr>
-          <w:rPr>
-            <w:color w:val="0000EE"/>
-            <w:u w:val="single"/>
-          </w:rPr>
-          <w:t>24:4</w:t>
-        </w:r>
-      </w:hyperlink>
+      <w:r>
+        <w:rPr>
+          <w:lang w:val="zh_TW" w:bidi="zh_TW"/>
+        </w:rPr>
+        <w:t>24:4</w:t>
+      </w:r>
       <w:r>
         <w:rPr>
           <w:lang w:val="zh_TW" w:bidi="zh_TW"/>
         </w:rPr>
         <w:t>，</w:t>
       </w:r>
-      <w:hyperlink r:id="rId20">
-        <w:r>
-          <w:rPr>
-            <w:lang w:val="zh_TW" w:bidi="zh_TW"/>
-          </w:rPr>
-          <w:rPr>
-            <w:color w:val="0000EE"/>
-            <w:u w:val="single"/>
-          </w:rPr>
-          <w:t>34:27</w:t>
-        </w:r>
-      </w:hyperlink>
+      <w:r>
+        <w:rPr>
+          <w:lang w:val="zh_TW" w:bidi="zh_TW"/>
+        </w:rPr>
+        <w:t>34:27</w:t>
+      </w:r>
       <w:r>
         <w:rPr>
           <w:lang w:val="zh_TW" w:bidi="zh_TW"/>
         </w:rPr>
         <w:t>；</w:t>
       </w:r>
-      <w:hyperlink r:id="rId21">
-        <w:r>
-          <w:rPr>
-            <w:lang w:val="zh_TW" w:bidi="zh_TW"/>
-          </w:rPr>
-          <w:rPr>
-            <w:color w:val="0000EE"/>
-            <w:u w:val="single"/>
-          </w:rPr>
-          <w:t>民33:2</w:t>
-        </w:r>
-      </w:hyperlink>
+      <w:r>
+        <w:rPr>
+          <w:lang w:val="zh_TW" w:bidi="zh_TW"/>
+        </w:rPr>
+        <w:t>民33:2</w:t>
+      </w:r>
       <w:r>
         <w:rPr>
           <w:lang w:val="zh_TW" w:bidi="zh_TW"/>
         </w:rPr>
         <w:t>；</w:t>
       </w:r>
-      <w:hyperlink r:id="rId22">
-        <w:r>
-          <w:rPr>
-            <w:lang w:val="zh_TW" w:bidi="zh_TW"/>
-          </w:rPr>
-          <w:rPr>
-            <w:color w:val="0000EE"/>
-            <w:u w:val="single"/>
-          </w:rPr>
-          <w:t>申31:9</w:t>
-        </w:r>
-      </w:hyperlink>
+      <w:r>
+        <w:rPr>
+          <w:lang w:val="zh_TW" w:bidi="zh_TW"/>
+        </w:rPr>
+        <w:t>申31:9</w:t>
+      </w:r>
       <w:r>
         <w:rPr>
           <w:lang w:val="zh_TW" w:bidi="zh_TW"/>
         </w:rPr>
         <w:t>、</w:t>
       </w:r>
-      <w:hyperlink r:id="rId22">
-        <w:r>
-          <w:rPr>
-            <w:lang w:val="zh_TW" w:bidi="zh_TW"/>
-          </w:rPr>
-          <w:rPr>
-            <w:color w:val="0000EE"/>
-            <w:u w:val="single"/>
-          </w:rPr>
-          <w:t>24</w:t>
-        </w:r>
-      </w:hyperlink>
+      <w:r>
+        <w:rPr>
+          <w:lang w:val="zh_TW" w:bidi="zh_TW"/>
+        </w:rPr>
+        <w:t>24</w:t>
+      </w:r>
       <w:r>
         <w:rPr>
           <w:lang w:val="zh_TW" w:bidi="zh_TW"/>
         </w:rPr>
         <w:t>），也得到舊約聖經中其它經文的支持（例如，</w:t>
       </w:r>
-      <w:hyperlink r:id="rId23">
-        <w:r>
-          <w:rPr>
-            <w:lang w:val="zh_TW" w:bidi="zh_TW"/>
-          </w:rPr>
-          <w:rPr>
-            <w:color w:val="0000EE"/>
-            <w:u w:val="single"/>
-          </w:rPr>
-          <w:t>書23:6</w:t>
-        </w:r>
-      </w:hyperlink>
+      <w:r>
+        <w:rPr>
+          <w:lang w:val="zh_TW" w:bidi="zh_TW"/>
+        </w:rPr>
+        <w:t>書23:6</w:t>
+      </w:r>
       <w:r>
         <w:rPr>
           <w:lang w:val="zh_TW" w:bidi="zh_TW"/>
         </w:rPr>
         <w:t>；</w:t>
       </w:r>
-      <w:hyperlink r:id="rId24">
-        <w:r>
-          <w:rPr>
-            <w:lang w:val="zh_TW" w:bidi="zh_TW"/>
-          </w:rPr>
-          <w:rPr>
-            <w:color w:val="0000EE"/>
-            <w:u w:val="single"/>
-          </w:rPr>
-          <w:t>士3:4</w:t>
-        </w:r>
-      </w:hyperlink>
+      <w:r>
+        <w:rPr>
+          <w:lang w:val="zh_TW" w:bidi="zh_TW"/>
+        </w:rPr>
+        <w:t>士3:4</w:t>
+      </w:r>
       <w:r>
         <w:rPr>
           <w:lang w:val="zh_TW" w:bidi="zh_TW"/>
         </w:rPr>
         <w:t>；</w:t>
       </w:r>
-      <w:hyperlink r:id="rId25">
-        <w:r>
-          <w:rPr>
-            <w:lang w:val="zh_TW" w:bidi="zh_TW"/>
-          </w:rPr>
-          <w:rPr>
-            <w:color w:val="0000EE"/>
-            <w:u w:val="single"/>
-          </w:rPr>
-          <w:t>瑪4:4</w:t>
-        </w:r>
-      </w:hyperlink>
+      <w:r>
+        <w:rPr>
+          <w:lang w:val="zh_TW" w:bidi="zh_TW"/>
+        </w:rPr>
+        <w:t>瑪4:4</w:t>
+      </w:r>
       <w:r>
         <w:rPr>
           <w:lang w:val="zh_TW" w:bidi="zh_TW"/>
         </w:rPr>
         <w:t>），同時也符合耶穌的教導（例：</w:t>
       </w:r>
-      <w:hyperlink r:id="rId26">
-        <w:r>
-          <w:rPr>
-            <w:lang w:val="zh_TW" w:bidi="zh_TW"/>
-          </w:rPr>
-          <w:rPr>
-            <w:color w:val="0000EE"/>
-            <w:u w:val="single"/>
-          </w:rPr>
-          <w:t>約5:46–47</w:t>
-        </w:r>
-      </w:hyperlink>
+      <w:r>
+        <w:rPr>
+          <w:lang w:val="zh_TW" w:bidi="zh_TW"/>
+        </w:rPr>
+        <w:t>約5:46–47</w:t>
+      </w:r>
       <w:r>
         <w:rPr>
           <w:lang w:val="zh_TW" w:bidi="zh_TW"/>
         </w:rPr>
         <w:t>），以及新約聖經的見證（例：</w:t>
       </w:r>
-      <w:hyperlink r:id="rId27">
-        <w:r>
-          <w:rPr>
-            <w:lang w:val="zh_TW" w:bidi="zh_TW"/>
-          </w:rPr>
-          <w:rPr>
-            <w:color w:val="0000EE"/>
-            <w:u w:val="single"/>
-          </w:rPr>
-          <w:t>徒28:23</w:t>
-        </w:r>
-      </w:hyperlink>
+      <w:r>
+        <w:rPr>
+          <w:lang w:val="zh_TW" w:bidi="zh_TW"/>
+        </w:rPr>
+        <w:t>徒28:23</w:t>
+      </w:r>
       <w:r>
         <w:rPr>
           <w:lang w:val="zh_TW" w:bidi="zh_TW"/>
         </w:rPr>
         <w:t>；</w:t>
       </w:r>
-      <w:hyperlink r:id="rId28">
-        <w:r>
-          <w:rPr>
-            <w:lang w:val="zh_TW" w:bidi="zh_TW"/>
-          </w:rPr>
-          <w:rPr>
-            <w:color w:val="0000EE"/>
-            <w:u w:val="single"/>
-          </w:rPr>
-          <w:t>羅10:19</w:t>
-        </w:r>
-      </w:hyperlink>
+      <w:r>
+        <w:rPr>
+          <w:lang w:val="zh_TW" w:bidi="zh_TW"/>
+        </w:rPr>
+        <w:t>羅10:19</w:t>
+      </w:r>
       <w:r>
         <w:rPr>
           <w:lang w:val="zh_TW" w:bidi="zh_TW"/>
         </w:rPr>
         <w:t>；</w:t>
       </w:r>
-      <w:hyperlink r:id="rId29">
-        <w:r>
-          <w:rPr>
-            <w:lang w:val="zh_TW" w:bidi="zh_TW"/>
-          </w:rPr>
-          <w:rPr>
-            <w:color w:val="0000EE"/>
-            <w:u w:val="single"/>
-          </w:rPr>
-          <w:t>林前9:9</w:t>
-        </w:r>
-      </w:hyperlink>
+      <w:r>
+        <w:rPr>
+          <w:lang w:val="zh_TW" w:bidi="zh_TW"/>
+        </w:rPr>
+        <w:t>林前9:9</w:t>
+      </w:r>
       <w:r>
         <w:rPr>
           <w:lang w:val="zh_TW" w:bidi="zh_TW"/>
@@ -780,72 +672,48 @@
         </w:rPr>
         <w:t>整個半島由五個曠野區域組成。北部、並且緊鄰歌珊地以東的是書珥曠野，寬約40英里（64.4公里），這片曠野沿著埃及河（阿里什河谷〔Wadi el-Arish〕）延伸，通往加低斯‧巴尼亞一帶，並向東北延至別是巴。此區以東是尋曠野，從書珥曠野向東延伸至死海南端；加低斯‧巴尼亞位於其南部邊界（</w:t>
       </w:r>
-      <w:hyperlink r:id="rId30">
-        <w:r>
-          <w:rPr>
-            <w:lang w:val="zh_TW" w:bidi="zh_TW"/>
-          </w:rPr>
-          <w:rPr>
-            <w:color w:val="0000EE"/>
-            <w:u w:val="single"/>
-          </w:rPr>
-          <w:t>民20:1</w:t>
-        </w:r>
-      </w:hyperlink>
+      <w:r>
+        <w:rPr>
+          <w:lang w:val="zh_TW" w:bidi="zh_TW"/>
+        </w:rPr>
+        <w:t>民20:1</w:t>
+      </w:r>
       <w:r>
         <w:rPr>
           <w:lang w:val="zh_TW" w:bidi="zh_TW"/>
         </w:rPr>
         <w:t>，</w:t>
       </w:r>
-      <w:hyperlink r:id="rId31">
-        <w:r>
-          <w:rPr>
-            <w:lang w:val="zh_TW" w:bidi="zh_TW"/>
-          </w:rPr>
-          <w:rPr>
-            <w:color w:val="0000EE"/>
-            <w:u w:val="single"/>
-          </w:rPr>
-          <w:t>33:36</w:t>
-        </w:r>
-      </w:hyperlink>
+      <w:r>
+        <w:rPr>
+          <w:lang w:val="zh_TW" w:bidi="zh_TW"/>
+        </w:rPr>
+        <w:t>33:36</w:t>
+      </w:r>
       <w:r>
         <w:rPr>
           <w:lang w:val="zh_TW" w:bidi="zh_TW"/>
         </w:rPr>
         <w:t>）。書珥曠野以南是以倘曠野；在其以東、位於西奈半島中東部的是廣大的巴蘭曠野（</w:t>
       </w:r>
-      <w:hyperlink r:id="rId32">
-        <w:r>
-          <w:rPr>
-            <w:lang w:val="zh_TW" w:bidi="zh_TW"/>
-          </w:rPr>
-          <w:rPr>
-            <w:color w:val="0000EE"/>
-            <w:u w:val="single"/>
-          </w:rPr>
-          <w:t>申1:19</w:t>
-        </w:r>
-      </w:hyperlink>
+      <w:r>
+        <w:rPr>
+          <w:lang w:val="zh_TW" w:bidi="zh_TW"/>
+        </w:rPr>
+        <w:t>申1:19</w:t>
+      </w:r>
       <w:r>
         <w:rPr>
           <w:lang w:val="zh_TW" w:bidi="zh_TW"/>
         </w:rPr>
         <w:t>）。加低斯‧巴尼亞位於這片地域的北部邊界（</w:t>
       </w:r>
-      <w:hyperlink r:id="rId33">
-        <w:r>
-          <w:rPr>
-            <w:lang w:val="zh_TW" w:bidi="zh_TW"/>
-          </w:rPr>
-          <w:rPr>
-            <w:color w:val="0000EE"/>
-            <w:u w:val="single"/>
-          </w:rPr>
-          <w:t>民13:26</w:t>
-        </w:r>
-      </w:hyperlink>
+      <w:r>
+        <w:rPr>
+          <w:lang w:val="zh_TW" w:bidi="zh_TW"/>
+        </w:rPr>
+        <w:t>民13:26</w:t>
+      </w:r>
       <w:r>
         <w:rPr>
           <w:lang w:val="zh_TW" w:bidi="zh_TW"/>
@@ -866,72 +734,48 @@
         </w:rPr>
         <w:t>這一地區整體而言荒涼貧瘠，但並非無法通行，也不是不能供養旅人。西部與東部邊界分布著井與泉源，彼此間距合理。地下水位相當接近地表，使人能夠挖井取水（</w:t>
       </w:r>
-      <w:hyperlink r:id="rId34">
-        <w:r>
-          <w:rPr>
-            <w:lang w:val="zh_TW" w:bidi="zh_TW"/>
-          </w:rPr>
-          <w:rPr>
-            <w:color w:val="0000EE"/>
-            <w:u w:val="single"/>
-          </w:rPr>
-          <w:t>民20:17</w:t>
-        </w:r>
-      </w:hyperlink>
+      <w:r>
+        <w:rPr>
+          <w:lang w:val="zh_TW" w:bidi="zh_TW"/>
+        </w:rPr>
+        <w:t>民20:17</w:t>
+      </w:r>
       <w:r>
         <w:rPr>
           <w:lang w:val="zh_TW" w:bidi="zh_TW"/>
         </w:rPr>
         <w:t>，</w:t>
       </w:r>
-      <w:hyperlink r:id="rId35">
-        <w:r>
-          <w:rPr>
-            <w:lang w:val="zh_TW" w:bidi="zh_TW"/>
-          </w:rPr>
-          <w:rPr>
-            <w:color w:val="0000EE"/>
-            <w:u w:val="single"/>
-          </w:rPr>
-          <w:t>21:16–18</w:t>
-        </w:r>
-      </w:hyperlink>
+      <w:r>
+        <w:rPr>
+          <w:lang w:val="zh_TW" w:bidi="zh_TW"/>
+        </w:rPr>
+        <w:t>21:16–18</w:t>
+      </w:r>
       <w:r>
         <w:rPr>
           <w:lang w:val="zh_TW" w:bidi="zh_TW"/>
         </w:rPr>
         <w:t>）。石灰岩也能儲存大量水分（</w:t>
       </w:r>
-      <w:hyperlink r:id="rId36">
-        <w:r>
-          <w:rPr>
-            <w:lang w:val="zh_TW" w:bidi="zh_TW"/>
-          </w:rPr>
-          <w:rPr>
-            <w:color w:val="0000EE"/>
-            <w:u w:val="single"/>
-          </w:rPr>
-          <w:t>20:11</w:t>
-        </w:r>
-      </w:hyperlink>
+      <w:r>
+        <w:rPr>
+          <w:lang w:val="zh_TW" w:bidi="zh_TW"/>
+        </w:rPr>
+        <w:t>20:11</w:t>
+      </w:r>
       <w:r>
         <w:rPr>
           <w:lang w:val="zh_TW" w:bidi="zh_TW"/>
         </w:rPr>
         <w:t>）。除了在較為固定的溪流周圍，植被普遍稀少；在那些地方，植物與海棗樹則生長茂盛。冬季的雨季約有20天。春季時，鵪鶉（</w:t>
       </w:r>
-      <w:hyperlink r:id="rId37">
-        <w:r>
-          <w:rPr>
-            <w:lang w:val="zh_TW" w:bidi="zh_TW"/>
-          </w:rPr>
-          <w:rPr>
-            <w:color w:val="0000EE"/>
-            <w:u w:val="single"/>
-          </w:rPr>
-          <w:t>11:31–32</w:t>
-        </w:r>
-      </w:hyperlink>
+      <w:r>
+        <w:rPr>
+          <w:lang w:val="zh_TW" w:bidi="zh_TW"/>
+        </w:rPr>
+        <w:t>11:31–32</w:t>
+      </w:r>
       <w:r>
         <w:rPr>
           <w:lang w:val="zh_TW" w:bidi="zh_TW"/>
@@ -963,54 +807,36 @@
         </w:rPr>
         <w:t>亞瑪力人與迦南人（</w:t>
       </w:r>
-      <w:hyperlink r:id="rId38">
-        <w:r>
-          <w:rPr>
-            <w:lang w:val="zh_TW" w:bidi="zh_TW"/>
-          </w:rPr>
-          <w:rPr>
-            <w:color w:val="0000EE"/>
-            <w:u w:val="single"/>
-          </w:rPr>
-          <w:t>14:25</w:t>
-        </w:r>
-      </w:hyperlink>
+      <w:r>
+        <w:rPr>
+          <w:lang w:val="zh_TW" w:bidi="zh_TW"/>
+        </w:rPr>
+        <w:t>14:25</w:t>
+      </w:r>
       <w:r>
         <w:rPr>
           <w:lang w:val="zh_TW" w:bidi="zh_TW"/>
         </w:rPr>
         <w:t>、</w:t>
       </w:r>
-      <w:hyperlink r:id="rId38">
-        <w:r>
-          <w:rPr>
-            <w:lang w:val="zh_TW" w:bidi="zh_TW"/>
-          </w:rPr>
-          <w:rPr>
-            <w:color w:val="0000EE"/>
-            <w:u w:val="single"/>
-          </w:rPr>
-          <w:t>43–45</w:t>
-        </w:r>
-      </w:hyperlink>
+      <w:r>
+        <w:rPr>
+          <w:lang w:val="zh_TW" w:bidi="zh_TW"/>
+        </w:rPr>
+        <w:t>43–45</w:t>
+      </w:r>
       <w:r>
         <w:rPr>
           <w:lang w:val="zh_TW" w:bidi="zh_TW"/>
         </w:rPr>
         <w:t>，</w:t>
       </w:r>
-      <w:hyperlink r:id="rId39">
-        <w:r>
-          <w:rPr>
-            <w:lang w:val="zh_TW" w:bidi="zh_TW"/>
-          </w:rPr>
-          <w:rPr>
-            <w:color w:val="0000EE"/>
-            <w:u w:val="single"/>
-          </w:rPr>
-          <w:t>24:20</w:t>
-        </w:r>
-      </w:hyperlink>
+      <w:r>
+        <w:rPr>
+          <w:lang w:val="zh_TW" w:bidi="zh_TW"/>
+        </w:rPr>
+        <w:t>24:20</w:t>
+      </w:r>
       <w:r>
         <w:rPr>
           <w:lang w:val="zh_TW" w:bidi="zh_TW"/>
@@ -1031,90 +857,60 @@
         </w:rPr>
         <w:t>亞瑪力人是亞瑪力的後裔；亞瑪力是以利法的兒子，也是以掃的孫子（</w:t>
       </w:r>
-      <w:hyperlink r:id="rId40">
-        <w:r>
-          <w:rPr>
-            <w:lang w:val="zh_TW" w:bidi="zh_TW"/>
-          </w:rPr>
-          <w:rPr>
-            <w:color w:val="0000EE"/>
-            <w:u w:val="single"/>
-          </w:rPr>
-          <w:t>創36:12</w:t>
-        </w:r>
-      </w:hyperlink>
+      <w:r>
+        <w:rPr>
+          <w:lang w:val="zh_TW" w:bidi="zh_TW"/>
+        </w:rPr>
+        <w:t>創36:12</w:t>
+      </w:r>
       <w:r>
         <w:rPr>
           <w:lang w:val="zh_TW" w:bidi="zh_TW"/>
         </w:rPr>
         <w:t>、</w:t>
       </w:r>
-      <w:hyperlink r:id="rId40">
-        <w:r>
-          <w:rPr>
-            <w:lang w:val="zh_TW" w:bidi="zh_TW"/>
-          </w:rPr>
-          <w:rPr>
-            <w:color w:val="0000EE"/>
-            <w:u w:val="single"/>
-          </w:rPr>
-          <w:t>16</w:t>
-        </w:r>
-      </w:hyperlink>
+      <w:r>
+        <w:rPr>
+          <w:lang w:val="zh_TW" w:bidi="zh_TW"/>
+        </w:rPr>
+        <w:t>16</w:t>
+      </w:r>
       <w:r>
         <w:rPr>
           <w:lang w:val="zh_TW" w:bidi="zh_TW"/>
         </w:rPr>
         <w:t>）。他們多半過著遊牧生活。在西奈半島，亞瑪力人成為第一個與以色列爭戰的民族；雙方在利非訂交鋒（參</w:t>
       </w:r>
-      <w:hyperlink r:id="rId39">
-        <w:r>
-          <w:rPr>
-            <w:lang w:val="zh_TW" w:bidi="zh_TW"/>
-          </w:rPr>
-          <w:rPr>
-            <w:color w:val="0000EE"/>
-            <w:u w:val="single"/>
-          </w:rPr>
-          <w:t>民24:20</w:t>
-        </w:r>
-      </w:hyperlink>
+      <w:r>
+        <w:rPr>
+          <w:lang w:val="zh_TW" w:bidi="zh_TW"/>
+        </w:rPr>
+        <w:t>民24:20</w:t>
+      </w:r>
       <w:r>
         <w:rPr>
           <w:lang w:val="zh_TW" w:bidi="zh_TW"/>
         </w:rPr>
         <w:t>），地點可能是西奈西南部的利法音谷（Wadi Refayid）（</w:t>
       </w:r>
-      <w:hyperlink r:id="rId41">
-        <w:r>
-          <w:rPr>
-            <w:lang w:val="zh_TW" w:bidi="zh_TW"/>
-          </w:rPr>
-          <w:rPr>
-            <w:color w:val="0000EE"/>
-            <w:u w:val="single"/>
-          </w:rPr>
-          <w:t>出17:8–16</w:t>
-        </w:r>
-      </w:hyperlink>
+      <w:r>
+        <w:rPr>
+          <w:lang w:val="zh_TW" w:bidi="zh_TW"/>
+        </w:rPr>
+        <w:t>出17:8–16</w:t>
+      </w:r>
       <w:r>
         <w:rPr>
           <w:lang w:val="zh_TW" w:bidi="zh_TW"/>
         </w:rPr>
         <w:t>），當時以色列尚未抵達何烈山。一年之後，亞瑪力人定居在加低斯‧巴尼亞以北的山地與谷地。他們與迦南人，也就是巴勒斯坦地的居民結盟，從南方阻擋以色列進入應許之地的行動（</w:t>
       </w:r>
-      <w:hyperlink r:id="rId42">
-        <w:r>
-          <w:rPr>
-            <w:lang w:val="zh_TW" w:bidi="zh_TW"/>
-          </w:rPr>
-          <w:rPr>
-            <w:color w:val="0000EE"/>
-            <w:u w:val="single"/>
-          </w:rPr>
-          <w:t>民14:45</w:t>
-        </w:r>
-      </w:hyperlink>
+      <w:r>
+        <w:rPr>
+          <w:lang w:val="zh_TW" w:bidi="zh_TW"/>
+        </w:rPr>
+        <w:t>民14:45</w:t>
+      </w:r>
       <w:r>
         <w:rPr>
           <w:lang w:val="zh_TW" w:bidi="zh_TW"/>
@@ -1135,54 +931,36 @@
         </w:rPr>
         <w:t>以東人（</w:t>
       </w:r>
-      <w:hyperlink r:id="rId43">
-        <w:r>
-          <w:rPr>
-            <w:lang w:val="zh_TW" w:bidi="zh_TW"/>
-          </w:rPr>
-          <w:rPr>
-            <w:color w:val="0000EE"/>
-            <w:u w:val="single"/>
-          </w:rPr>
-          <w:t>20:14–21</w:t>
-        </w:r>
-      </w:hyperlink>
+      <w:r>
+        <w:rPr>
+          <w:lang w:val="zh_TW" w:bidi="zh_TW"/>
+        </w:rPr>
+        <w:t>20:14–21</w:t>
+      </w:r>
       <w:r>
         <w:rPr>
           <w:lang w:val="zh_TW" w:bidi="zh_TW"/>
         </w:rPr>
         <w:t>，</w:t>
       </w:r>
-      <w:hyperlink r:id="rId44">
-        <w:r>
-          <w:rPr>
-            <w:lang w:val="zh_TW" w:bidi="zh_TW"/>
-          </w:rPr>
-          <w:rPr>
-            <w:color w:val="0000EE"/>
-            <w:u w:val="single"/>
-          </w:rPr>
-          <w:t>21:4</w:t>
-        </w:r>
-      </w:hyperlink>
+      <w:r>
+        <w:rPr>
+          <w:lang w:val="zh_TW" w:bidi="zh_TW"/>
+        </w:rPr>
+        <w:t>21:4</w:t>
+      </w:r>
       <w:r>
         <w:rPr>
           <w:lang w:val="zh_TW" w:bidi="zh_TW"/>
         </w:rPr>
         <w:t>、</w:t>
       </w:r>
-      <w:hyperlink r:id="rId44">
-        <w:r>
-          <w:rPr>
-            <w:lang w:val="zh_TW" w:bidi="zh_TW"/>
-          </w:rPr>
-          <w:rPr>
-            <w:color w:val="0000EE"/>
-            <w:u w:val="single"/>
-          </w:rPr>
-          <w:t>10–11</w:t>
-        </w:r>
-      </w:hyperlink>
+      <w:r>
+        <w:rPr>
+          <w:lang w:val="zh_TW" w:bidi="zh_TW"/>
+        </w:rPr>
+        <w:t>10–11</w:t>
+      </w:r>
       <w:r>
         <w:rPr>
           <w:lang w:val="zh_TW" w:bidi="zh_TW"/>
@@ -1203,72 +981,48 @@
         </w:rPr>
         <w:t>以東又稱西珥 （</w:t>
       </w:r>
-      <w:hyperlink r:id="rId45">
-        <w:r>
-          <w:rPr>
-            <w:lang w:val="zh_TW" w:bidi="zh_TW"/>
-          </w:rPr>
-          <w:rPr>
-            <w:color w:val="0000EE"/>
-            <w:u w:val="single"/>
-          </w:rPr>
-          <w:t>24:18</w:t>
-        </w:r>
-      </w:hyperlink>
+      <w:r>
+        <w:rPr>
+          <w:lang w:val="zh_TW" w:bidi="zh_TW"/>
+        </w:rPr>
+        <w:t>24:18</w:t>
+      </w:r>
       <w:r>
         <w:rPr>
           <w:lang w:val="zh_TW" w:bidi="zh_TW"/>
         </w:rPr>
         <w:t>），位於死海南方，是以掃後裔所居住的地區。這片土地是從北界的撒烈溪谷延伸開來（</w:t>
       </w:r>
-      <w:hyperlink r:id="rId46">
-        <w:r>
-          <w:rPr>
-            <w:lang w:val="zh_TW" w:bidi="zh_TW"/>
-          </w:rPr>
-          <w:rPr>
-            <w:color w:val="0000EE"/>
-            <w:u w:val="single"/>
-          </w:rPr>
-          <w:t>21:12</w:t>
-        </w:r>
-      </w:hyperlink>
+      <w:r>
+        <w:rPr>
+          <w:lang w:val="zh_TW" w:bidi="zh_TW"/>
+        </w:rPr>
+        <w:t>21:12</w:t>
+      </w:r>
       <w:r>
         <w:rPr>
           <w:lang w:val="zh_TW" w:bidi="zh_TW"/>
         </w:rPr>
         <w:t>），該溪谷流入死海南端，向南約100英里（160.9公里）直到亞喀巴灣。其疆域橫跨亞拉巴的兩側，而加低斯‧巴尼亞則位於其西界的邊緣（</w:t>
       </w:r>
-      <w:hyperlink r:id="rId47">
-        <w:r>
-          <w:rPr>
-            <w:lang w:val="zh_TW" w:bidi="zh_TW"/>
-          </w:rPr>
-          <w:rPr>
-            <w:color w:val="0000EE"/>
-            <w:u w:val="single"/>
-          </w:rPr>
-          <w:t>20:16</w:t>
-        </w:r>
-      </w:hyperlink>
+      <w:r>
+        <w:rPr>
+          <w:lang w:val="zh_TW" w:bidi="zh_TW"/>
+        </w:rPr>
+        <w:t>20:16</w:t>
+      </w:r>
       <w:r>
         <w:rPr>
           <w:lang w:val="zh_TW" w:bidi="zh_TW"/>
         </w:rPr>
         <w:t>），全境面積約4,000平方英里（10,360平方公里）。這是一片崎嶇的山地，高峰可達3,500英尺（1,066.8公尺）。一條稱為「大道」的古老商道，從大馬士革經過約旦河東通往亞喀巴灣，穿越以東的領土與主要城邑，包括波斯拉和利曼（Leman）。雖然以東土地不算肥沃，但仍有可以耕種的地區（</w:t>
       </w:r>
-      <w:hyperlink r:id="rId48">
-        <w:r>
-          <w:rPr>
-            <w:lang w:val="zh_TW" w:bidi="zh_TW"/>
-          </w:rPr>
-          <w:rPr>
-            <w:color w:val="0000EE"/>
-            <w:u w:val="single"/>
-          </w:rPr>
-          <w:t>20:17–19</w:t>
-        </w:r>
-      </w:hyperlink>
+      <w:r>
+        <w:rPr>
+          <w:lang w:val="zh_TW" w:bidi="zh_TW"/>
+        </w:rPr>
+        <w:t>20:17–19</w:t>
+      </w:r>
       <w:r>
         <w:rPr>
           <w:lang w:val="zh_TW" w:bidi="zh_TW"/>
@@ -1289,108 +1043,72 @@
         </w:rPr>
         <w:t>在以色列前往外約旦河地區途中，以東拒絕讓以色列從加低斯直接向東穿越其境，迫使以色列向東南轉入亞拉巴，並沿著亞拉巴上行（</w:t>
       </w:r>
-      <w:hyperlink r:id="rId49">
-        <w:r>
-          <w:rPr>
-            <w:lang w:val="zh_TW" w:bidi="zh_TW"/>
-          </w:rPr>
-          <w:rPr>
-            <w:color w:val="0000EE"/>
-            <w:u w:val="single"/>
-          </w:rPr>
-          <w:t>21:4</w:t>
-        </w:r>
-      </w:hyperlink>
+      <w:r>
+        <w:rPr>
+          <w:lang w:val="zh_TW" w:bidi="zh_TW"/>
+        </w:rPr>
+        <w:t>21:4</w:t>
+      </w:r>
       <w:r>
         <w:rPr>
           <w:lang w:val="zh_TW" w:bidi="zh_TW"/>
         </w:rPr>
         <w:t>、</w:t>
       </w:r>
-      <w:hyperlink r:id="rId49">
-        <w:r>
-          <w:rPr>
-            <w:lang w:val="zh_TW" w:bidi="zh_TW"/>
-          </w:rPr>
-          <w:rPr>
-            <w:color w:val="0000EE"/>
-            <w:u w:val="single"/>
-          </w:rPr>
-          <w:t>11</w:t>
-        </w:r>
-      </w:hyperlink>
+      <w:r>
+        <w:rPr>
+          <w:lang w:val="zh_TW" w:bidi="zh_TW"/>
+        </w:rPr>
+        <w:t>11</w:t>
+      </w:r>
       <w:r>
         <w:rPr>
           <w:lang w:val="zh_TW" w:bidi="zh_TW"/>
         </w:rPr>
         <w:t>）。儘管以東對神的百姓表現出敵意，神仍然禁止以色列出兵攻擊他們（</w:t>
       </w:r>
-      <w:hyperlink r:id="rId50">
-        <w:r>
-          <w:rPr>
-            <w:lang w:val="zh_TW" w:bidi="zh_TW"/>
-          </w:rPr>
-          <w:rPr>
-            <w:color w:val="0000EE"/>
-            <w:u w:val="single"/>
-          </w:rPr>
-          <w:t>申2:2–8</w:t>
-        </w:r>
-      </w:hyperlink>
+      <w:r>
+        <w:rPr>
+          <w:lang w:val="zh_TW" w:bidi="zh_TW"/>
+        </w:rPr>
+        <w:t>申2:2–8</w:t>
+      </w:r>
       <w:r>
         <w:rPr>
           <w:lang w:val="zh_TW" w:bidi="zh_TW"/>
         </w:rPr>
         <w:t>），也吩咐以色列不可憎惡以東人（</w:t>
       </w:r>
-      <w:hyperlink r:id="rId51">
-        <w:r>
-          <w:rPr>
-            <w:lang w:val="zh_TW" w:bidi="zh_TW"/>
-          </w:rPr>
-          <w:rPr>
-            <w:color w:val="0000EE"/>
-            <w:u w:val="single"/>
-          </w:rPr>
-          <w:t>23:7</w:t>
-        </w:r>
-      </w:hyperlink>
+      <w:r>
+        <w:rPr>
+          <w:lang w:val="zh_TW" w:bidi="zh_TW"/>
+        </w:rPr>
+        <w:t>23:7</w:t>
+      </w:r>
       <w:r>
         <w:rPr>
           <w:lang w:val="zh_TW" w:bidi="zh_TW"/>
         </w:rPr>
         <w:t>），因此，在以色列征服那地的過程中，以東免於遭到毀滅。後來，大衛照著巴蘭的預言（</w:t>
       </w:r>
-      <w:hyperlink r:id="rId45">
-        <w:r>
-          <w:rPr>
-            <w:lang w:val="zh_TW" w:bidi="zh_TW"/>
-          </w:rPr>
-          <w:rPr>
-            <w:color w:val="0000EE"/>
-            <w:u w:val="single"/>
-          </w:rPr>
-          <w:t>民24:18</w:t>
-        </w:r>
-      </w:hyperlink>
+      <w:r>
+        <w:rPr>
+          <w:lang w:val="zh_TW" w:bidi="zh_TW"/>
+        </w:rPr>
+        <w:t>民24:18</w:t>
+      </w:r>
       <w:r>
         <w:rPr>
           <w:lang w:val="zh_TW" w:bidi="zh_TW"/>
         </w:rPr>
         <w:t>），征服了這片地區（</w:t>
       </w:r>
-      <w:hyperlink r:id="rId52">
-        <w:r>
-          <w:rPr>
-            <w:lang w:val="zh_TW" w:bidi="zh_TW"/>
-          </w:rPr>
-          <w:rPr>
-            <w:color w:val="0000EE"/>
-            <w:u w:val="single"/>
-          </w:rPr>
-          <w:t>撒下8:13–14</w:t>
-        </w:r>
-      </w:hyperlink>
+      <w:r>
+        <w:rPr>
+          <w:lang w:val="zh_TW" w:bidi="zh_TW"/>
+        </w:rPr>
+        <w:t>撒下8:13–14</w:t>
+      </w:r>
       <w:r>
         <w:rPr>
           <w:lang w:val="zh_TW" w:bidi="zh_TW"/>
@@ -1411,18 +1129,12 @@
         </w:rPr>
         <w:t>亞拉得（</w:t>
       </w:r>
-      <w:hyperlink r:id="rId53">
-        <w:r>
-          <w:rPr>
-            <w:lang w:val="zh_TW" w:bidi="zh_TW"/>
-          </w:rPr>
-          <w:rPr>
-            <w:color w:val="0000EE"/>
-            <w:u w:val="single"/>
-          </w:rPr>
-          <w:t>21:1–3</w:t>
-        </w:r>
-      </w:hyperlink>
+      <w:r>
+        <w:rPr>
+          <w:lang w:val="zh_TW" w:bidi="zh_TW"/>
+        </w:rPr>
+        <w:t>21:1–3</w:t>
+      </w:r>
       <w:r>
         <w:rPr>
           <w:lang w:val="zh_TW" w:bidi="zh_TW"/>
@@ -1457,36 +1169,24 @@
         </w:rPr>
         <w:t>摩押人（</w:t>
       </w:r>
-      <w:hyperlink r:id="rId54">
-        <w:r>
-          <w:rPr>
-            <w:lang w:val="zh_TW" w:bidi="zh_TW"/>
-          </w:rPr>
-          <w:rPr>
-            <w:color w:val="0000EE"/>
-            <w:u w:val="single"/>
-          </w:rPr>
-          <w:t>21:11–15</w:t>
-        </w:r>
-      </w:hyperlink>
+      <w:r>
+        <w:rPr>
+          <w:lang w:val="zh_TW" w:bidi="zh_TW"/>
+        </w:rPr>
+        <w:t>21:11–15</w:t>
+      </w:r>
       <w:r>
         <w:rPr>
           <w:lang w:val="zh_TW" w:bidi="zh_TW"/>
         </w:rPr>
         <w:t>，</w:t>
       </w:r>
-      <w:hyperlink r:id="rId55">
-        <w:r>
-          <w:rPr>
-            <w:lang w:val="zh_TW" w:bidi="zh_TW"/>
-          </w:rPr>
-          <w:rPr>
-            <w:color w:val="0000EE"/>
-            <w:u w:val="single"/>
-          </w:rPr>
-          <w:t>22:1–24:25</w:t>
-        </w:r>
-      </w:hyperlink>
+      <w:r>
+        <w:rPr>
+          <w:lang w:val="zh_TW" w:bidi="zh_TW"/>
+        </w:rPr>
+        <w:t>22:1–24:25</w:t>
+      </w:r>
       <w:r>
         <w:rPr>
           <w:lang w:val="zh_TW" w:bidi="zh_TW"/>
@@ -1507,36 +1207,24 @@
         </w:rPr>
         <w:t>羅得的後裔居住在摩押地（</w:t>
       </w:r>
-      <w:hyperlink r:id="rId56">
-        <w:r>
-          <w:rPr>
-            <w:lang w:val="zh_TW" w:bidi="zh_TW"/>
-          </w:rPr>
-          <w:rPr>
-            <w:color w:val="0000EE"/>
-            <w:u w:val="single"/>
-          </w:rPr>
-          <w:t>創19:37</w:t>
-        </w:r>
-      </w:hyperlink>
+      <w:r>
+        <w:rPr>
+          <w:lang w:val="zh_TW" w:bidi="zh_TW"/>
+        </w:rPr>
+        <w:t>創19:37</w:t>
+      </w:r>
       <w:r>
         <w:rPr>
           <w:lang w:val="zh_TW" w:bidi="zh_TW"/>
         </w:rPr>
         <w:t>），它位於死海以東，主要介於亞嫩谷（</w:t>
       </w:r>
-      <w:hyperlink r:id="rId57">
-        <w:r>
-          <w:rPr>
-            <w:lang w:val="zh_TW" w:bidi="zh_TW"/>
-          </w:rPr>
-          <w:rPr>
-            <w:color w:val="0000EE"/>
-            <w:u w:val="single"/>
-          </w:rPr>
-          <w:t>民21:13</w:t>
-        </w:r>
-      </w:hyperlink>
+      <w:r>
+        <w:rPr>
+          <w:lang w:val="zh_TW" w:bidi="zh_TW"/>
+        </w:rPr>
+        <w:t>民21:13</w:t>
+      </w:r>
       <w:r>
         <w:rPr>
           <w:lang w:val="zh_TW" w:bidi="zh_TW"/>
@@ -1557,90 +1245,60 @@
         </w:rPr>
         <w:t>在青銅器時代中後期，摩押人已經越過他們原有的高原向北擴展勢力，越過亞嫩，一直延伸到死海的北端（</w:t>
       </w:r>
-      <w:hyperlink r:id="rId58">
-        <w:r>
-          <w:rPr>
-            <w:lang w:val="zh_TW" w:bidi="zh_TW"/>
-          </w:rPr>
-          <w:rPr>
-            <w:color w:val="0000EE"/>
-            <w:u w:val="single"/>
-          </w:rPr>
-          <w:t>21:20</w:t>
-        </w:r>
-      </w:hyperlink>
+      <w:r>
+        <w:rPr>
+          <w:lang w:val="zh_TW" w:bidi="zh_TW"/>
+        </w:rPr>
+        <w:t>21:20</w:t>
+      </w:r>
       <w:r>
         <w:rPr>
           <w:lang w:val="zh_TW" w:bidi="zh_TW"/>
         </w:rPr>
         <w:t>）。然而，在民數記所記載的時期，亞摩利人佔據了從亞嫩一直向北直到雅博谷的地區（</w:t>
       </w:r>
-      <w:hyperlink r:id="rId57">
-        <w:r>
-          <w:rPr>
-            <w:lang w:val="zh_TW" w:bidi="zh_TW"/>
-          </w:rPr>
-          <w:rPr>
-            <w:color w:val="0000EE"/>
-            <w:u w:val="single"/>
-          </w:rPr>
-          <w:t>13</w:t>
-        </w:r>
-      </w:hyperlink>
+      <w:r>
+        <w:rPr>
+          <w:lang w:val="zh_TW" w:bidi="zh_TW"/>
+        </w:rPr>
+        <w:t>13</w:t>
+      </w:r>
       <w:r>
         <w:rPr>
           <w:lang w:val="zh_TW" w:bidi="zh_TW"/>
         </w:rPr>
         <w:t>、</w:t>
       </w:r>
-      <w:hyperlink r:id="rId59">
-        <w:r>
-          <w:rPr>
-            <w:lang w:val="zh_TW" w:bidi="zh_TW"/>
-          </w:rPr>
-          <w:rPr>
-            <w:color w:val="0000EE"/>
-            <w:u w:val="single"/>
-          </w:rPr>
-          <w:t>21–24</w:t>
-        </w:r>
-      </w:hyperlink>
+      <w:r>
+        <w:rPr>
+          <w:lang w:val="zh_TW" w:bidi="zh_TW"/>
+        </w:rPr>
+        <w:t>21–24</w:t>
+      </w:r>
       <w:r>
         <w:rPr>
           <w:lang w:val="zh_TW" w:bidi="zh_TW"/>
         </w:rPr>
         <w:t>節），因為他們先前已從摩押手中奪取了這片土地（</w:t>
       </w:r>
-      <w:hyperlink r:id="rId60">
-        <w:r>
-          <w:rPr>
-            <w:lang w:val="zh_TW" w:bidi="zh_TW"/>
-          </w:rPr>
-          <w:rPr>
-            <w:color w:val="0000EE"/>
-            <w:u w:val="single"/>
-          </w:rPr>
-          <w:t>26–30</w:t>
-        </w:r>
-      </w:hyperlink>
+      <w:r>
+        <w:rPr>
+          <w:lang w:val="zh_TW" w:bidi="zh_TW"/>
+        </w:rPr>
+        <w:t>26–30</w:t>
+      </w:r>
       <w:r>
         <w:rPr>
           <w:lang w:val="zh_TW" w:bidi="zh_TW"/>
         </w:rPr>
         <w:t>節）。摩押王國的組織相當完善，其發展了農業與畜牧業、建造了華美的建築、製作出具有特色的陶器，並在邊界周圍設立堅固的防禦工事。摩押所事奉的神是基抹（</w:t>
       </w:r>
-      <w:hyperlink r:id="rId61">
-        <w:r>
-          <w:rPr>
-            <w:lang w:val="zh_TW" w:bidi="zh_TW"/>
-          </w:rPr>
-          <w:rPr>
-            <w:color w:val="0000EE"/>
-            <w:u w:val="single"/>
-          </w:rPr>
-          <w:t>29</w:t>
-        </w:r>
-      </w:hyperlink>
+      <w:r>
+        <w:rPr>
+          <w:lang w:val="zh_TW" w:bidi="zh_TW"/>
+        </w:rPr>
+        <w:t>29</w:t>
+      </w:r>
       <w:r>
         <w:rPr>
           <w:lang w:val="zh_TW" w:bidi="zh_TW"/>
@@ -1661,126 +1319,84 @@
         </w:rPr>
         <w:t>在征服時期，摩押王巴勒與米甸結盟，並雇用巴蘭來咒詛以色列（</w:t>
       </w:r>
-      <w:hyperlink r:id="rId55">
-        <w:r>
-          <w:rPr>
-            <w:lang w:val="zh_TW" w:bidi="zh_TW"/>
-          </w:rPr>
-          <w:rPr>
-            <w:color w:val="0000EE"/>
-            <w:u w:val="single"/>
-          </w:rPr>
-          <w:t>22–24</w:t>
-        </w:r>
-      </w:hyperlink>
+      <w:r>
+        <w:rPr>
+          <w:lang w:val="zh_TW" w:bidi="zh_TW"/>
+        </w:rPr>
+        <w:t>22–24</w:t>
+      </w:r>
       <w:r>
         <w:rPr>
           <w:lang w:val="zh_TW" w:bidi="zh_TW"/>
         </w:rPr>
         <w:t>章）。這個計謀失敗之後，這兩個外邦勢力轉而以另一種方式對付以色列，就是引誘神的百姓去敬拜基抹，陷入拜偶像的罪中（</w:t>
       </w:r>
-      <w:hyperlink r:id="rId62">
-        <w:r>
-          <w:rPr>
-            <w:lang w:val="zh_TW" w:bidi="zh_TW"/>
-          </w:rPr>
-          <w:rPr>
-            <w:color w:val="0000EE"/>
-            <w:u w:val="single"/>
-          </w:rPr>
-          <w:t>25:1–2</w:t>
-        </w:r>
-      </w:hyperlink>
+      <w:r>
+        <w:rPr>
+          <w:lang w:val="zh_TW" w:bidi="zh_TW"/>
+        </w:rPr>
+        <w:t>25:1–2</w:t>
+      </w:r>
       <w:r>
         <w:rPr>
           <w:lang w:val="zh_TW" w:bidi="zh_TW"/>
         </w:rPr>
         <w:t>）。以色列在隨後爆發的戰爭中，擊敗了米甸（</w:t>
       </w:r>
-      <w:hyperlink r:id="rId63">
-        <w:r>
-          <w:rPr>
-            <w:lang w:val="zh_TW" w:bidi="zh_TW"/>
-          </w:rPr>
-          <w:rPr>
-            <w:color w:val="0000EE"/>
-            <w:u w:val="single"/>
-          </w:rPr>
-          <w:t>31:1–18</w:t>
-        </w:r>
-      </w:hyperlink>
+      <w:r>
+        <w:rPr>
+          <w:lang w:val="zh_TW" w:bidi="zh_TW"/>
+        </w:rPr>
+        <w:t>31:1–18</w:t>
+      </w:r>
       <w:r>
         <w:rPr>
           <w:lang w:val="zh_TW" w:bidi="zh_TW"/>
         </w:rPr>
         <w:t>），但神明確地吩咐以色列不可攻擊摩押，因此以色列沒有攻擊摩押（</w:t>
       </w:r>
-      <w:hyperlink r:id="rId64">
-        <w:r>
-          <w:rPr>
-            <w:lang w:val="zh_TW" w:bidi="zh_TW"/>
-          </w:rPr>
-          <w:rPr>
-            <w:color w:val="0000EE"/>
-            <w:u w:val="single"/>
-          </w:rPr>
-          <w:t>申2:9–13</w:t>
-        </w:r>
-      </w:hyperlink>
+      <w:r>
+        <w:rPr>
+          <w:lang w:val="zh_TW" w:bidi="zh_TW"/>
+        </w:rPr>
+        <w:t>申2:9–13</w:t>
+      </w:r>
       <w:r>
         <w:rPr>
           <w:lang w:val="zh_TW" w:bidi="zh_TW"/>
         </w:rPr>
         <w:t>）。然而，正如巴蘭先前所預言的那樣（</w:t>
       </w:r>
-      <w:hyperlink r:id="rId65">
-        <w:r>
-          <w:rPr>
-            <w:lang w:val="zh_TW" w:bidi="zh_TW"/>
-          </w:rPr>
-          <w:rPr>
-            <w:color w:val="0000EE"/>
-            <w:u w:val="single"/>
-          </w:rPr>
-          <w:t>民24:17</w:t>
-        </w:r>
-      </w:hyperlink>
+      <w:r>
+        <w:rPr>
+          <w:lang w:val="zh_TW" w:bidi="zh_TW"/>
+        </w:rPr>
+        <w:t>民24:17</w:t>
+      </w:r>
       <w:r>
         <w:rPr>
           <w:lang w:val="zh_TW" w:bidi="zh_TW"/>
         </w:rPr>
         <w:t>），到了公元前11世紀，大衛出兵攻擊並擊敗了摩押（</w:t>
       </w:r>
-      <w:hyperlink r:id="rId66">
-        <w:r>
-          <w:rPr>
-            <w:lang w:val="zh_TW" w:bidi="zh_TW"/>
-          </w:rPr>
-          <w:rPr>
-            <w:color w:val="0000EE"/>
-            <w:u w:val="single"/>
-          </w:rPr>
-          <w:t>撒下8:2</w:t>
-        </w:r>
-      </w:hyperlink>
+      <w:r>
+        <w:rPr>
+          <w:lang w:val="zh_TW" w:bidi="zh_TW"/>
+        </w:rPr>
+        <w:t>撒下8:2</w:t>
+      </w:r>
       <w:r>
         <w:rPr>
           <w:lang w:val="zh_TW" w:bidi="zh_TW"/>
         </w:rPr>
         <w:t>、</w:t>
       </w:r>
-      <w:hyperlink r:id="rId66">
-        <w:r>
-          <w:rPr>
-            <w:lang w:val="zh_TW" w:bidi="zh_TW"/>
-          </w:rPr>
-          <w:rPr>
-            <w:color w:val="0000EE"/>
-            <w:u w:val="single"/>
-          </w:rPr>
-          <w:t>13–14</w:t>
-        </w:r>
-      </w:hyperlink>
+      <w:r>
+        <w:rPr>
+          <w:lang w:val="zh_TW" w:bidi="zh_TW"/>
+        </w:rPr>
+        <w:t>13–14</w:t>
+      </w:r>
       <w:r>
         <w:rPr>
           <w:lang w:val="zh_TW" w:bidi="zh_TW"/>
@@ -1801,18 +1417,12 @@
         </w:rPr>
         <w:t>亞摩利人（</w:t>
       </w:r>
-      <w:hyperlink r:id="rId67">
-        <w:r>
-          <w:rPr>
-            <w:lang w:val="zh_TW" w:bidi="zh_TW"/>
-          </w:rPr>
-          <w:rPr>
-            <w:color w:val="0000EE"/>
-            <w:u w:val="single"/>
-          </w:rPr>
-          <w:t>21:21–35</w:t>
-        </w:r>
-      </w:hyperlink>
+      <w:r>
+        <w:rPr>
+          <w:lang w:val="zh_TW" w:bidi="zh_TW"/>
+        </w:rPr>
+        <w:t>21:21–35</w:t>
+      </w:r>
       <w:r>
         <w:rPr>
           <w:lang w:val="zh_TW" w:bidi="zh_TW"/>
@@ -1833,54 +1443,36 @@
         </w:rPr>
         <w:t>亞摩利人曾佔據摩押北部的領土（</w:t>
       </w:r>
-      <w:hyperlink r:id="rId68">
-        <w:r>
-          <w:rPr>
-            <w:lang w:val="zh_TW" w:bidi="zh_TW"/>
-          </w:rPr>
-          <w:rPr>
-            <w:color w:val="0000EE"/>
-            <w:u w:val="single"/>
-          </w:rPr>
-          <w:t>民21:25–30</w:t>
-        </w:r>
-      </w:hyperlink>
+      <w:r>
+        <w:rPr>
+          <w:lang w:val="zh_TW" w:bidi="zh_TW"/>
+        </w:rPr>
+        <w:t>民21:25–30</w:t>
+      </w:r>
       <w:r>
         <w:rPr>
           <w:lang w:val="zh_TW" w:bidi="zh_TW"/>
         </w:rPr>
         <w:t>），他們是迦南的後裔（</w:t>
       </w:r>
-      <w:hyperlink r:id="rId69">
-        <w:r>
-          <w:rPr>
-            <w:lang w:val="zh_TW" w:bidi="zh_TW"/>
-          </w:rPr>
-          <w:rPr>
-            <w:color w:val="0000EE"/>
-            <w:u w:val="single"/>
-          </w:rPr>
-          <w:t>創10:16</w:t>
-        </w:r>
-      </w:hyperlink>
+      <w:r>
+        <w:rPr>
+          <w:lang w:val="zh_TW" w:bidi="zh_TW"/>
+        </w:rPr>
+        <w:t>創10:16</w:t>
+      </w:r>
       <w:r>
         <w:rPr>
           <w:lang w:val="zh_TW" w:bidi="zh_TW"/>
         </w:rPr>
         <w:t>），分散居住在約旦河兩岸的山地。希實本是他們的都城。希實本王西宏和巴珊王噩，都是亞摩利人的君王（</w:t>
       </w:r>
-      <w:hyperlink r:id="rId70">
-        <w:r>
-          <w:rPr>
-            <w:lang w:val="zh_TW" w:bidi="zh_TW"/>
-          </w:rPr>
-          <w:rPr>
-            <w:color w:val="0000EE"/>
-            <w:u w:val="single"/>
-          </w:rPr>
-          <w:t>申3:8</w:t>
-        </w:r>
-      </w:hyperlink>
+      <w:r>
+        <w:rPr>
+          <w:lang w:val="zh_TW" w:bidi="zh_TW"/>
+        </w:rPr>
+        <w:t>申3:8</w:t>
+      </w:r>
       <w:r>
         <w:rPr>
           <w:lang w:val="zh_TW" w:bidi="zh_TW"/>
@@ -1901,90 +1493,60 @@
         </w:rPr>
         <w:t>巴珊（</w:t>
       </w:r>
-      <w:hyperlink r:id="rId71">
-        <w:r>
-          <w:rPr>
-            <w:lang w:val="zh_TW" w:bidi="zh_TW"/>
-          </w:rPr>
-          <w:rPr>
-            <w:color w:val="0000EE"/>
-            <w:u w:val="single"/>
-          </w:rPr>
-          <w:t>民21:33–35</w:t>
-        </w:r>
-      </w:hyperlink>
+      <w:r>
+        <w:rPr>
+          <w:lang w:val="zh_TW" w:bidi="zh_TW"/>
+        </w:rPr>
+        <w:t>民21:33–35</w:t>
+      </w:r>
       <w:r>
         <w:rPr>
           <w:lang w:val="zh_TW" w:bidi="zh_TW"/>
         </w:rPr>
         <w:t>；參</w:t>
       </w:r>
-      <w:hyperlink r:id="rId72">
-        <w:r>
-          <w:rPr>
-            <w:lang w:val="zh_TW" w:bidi="zh_TW"/>
-          </w:rPr>
-          <w:rPr>
-            <w:color w:val="0000EE"/>
-            <w:u w:val="single"/>
-          </w:rPr>
-          <w:t>申1:4</w:t>
-        </w:r>
-      </w:hyperlink>
+      <w:r>
+        <w:rPr>
+          <w:lang w:val="zh_TW" w:bidi="zh_TW"/>
+        </w:rPr>
+        <w:t>申1:4</w:t>
+      </w:r>
       <w:r>
         <w:rPr>
           <w:lang w:val="zh_TW" w:bidi="zh_TW"/>
         </w:rPr>
         <w:t>，</w:t>
       </w:r>
-      <w:hyperlink r:id="rId73">
-        <w:r>
-          <w:rPr>
-            <w:lang w:val="zh_TW" w:bidi="zh_TW"/>
-          </w:rPr>
-          <w:rPr>
-            <w:color w:val="0000EE"/>
-            <w:u w:val="single"/>
-          </w:rPr>
-          <w:t>3:1–12</w:t>
-        </w:r>
-      </w:hyperlink>
+      <w:r>
+        <w:rPr>
+          <w:lang w:val="zh_TW" w:bidi="zh_TW"/>
+        </w:rPr>
+        <w:t>3:1–12</w:t>
+      </w:r>
       <w:r>
         <w:rPr>
           <w:lang w:val="zh_TW" w:bidi="zh_TW"/>
         </w:rPr>
         <w:t>）是一片肥美的牧放之地（</w:t>
       </w:r>
-      <w:hyperlink r:id="rId74">
-        <w:r>
-          <w:rPr>
-            <w:lang w:val="zh_TW" w:bidi="zh_TW"/>
-          </w:rPr>
-          <w:rPr>
-            <w:color w:val="0000EE"/>
-            <w:u w:val="single"/>
-          </w:rPr>
-          <w:t>民32:1–5</w:t>
-        </w:r>
-      </w:hyperlink>
+      <w:r>
+        <w:rPr>
+          <w:lang w:val="zh_TW" w:bidi="zh_TW"/>
+        </w:rPr>
+        <w:t>民32:1–5</w:t>
+      </w:r>
       <w:r>
         <w:rPr>
           <w:lang w:val="zh_TW" w:bidi="zh_TW"/>
         </w:rPr>
         <w:t>），位於基尼烈海（Sea of Kinnereth）（加利利）以東；其北界延伸到黑門山，南界通常以雅穆河（river Yarmuk）為界，但在摩西時期則是以雅博谷為界（</w:t>
       </w:r>
-      <w:hyperlink r:id="rId75">
-        <w:r>
-          <w:rPr>
-            <w:lang w:val="zh_TW" w:bidi="zh_TW"/>
-          </w:rPr>
-          <w:rPr>
-            <w:color w:val="0000EE"/>
-            <w:u w:val="single"/>
-          </w:rPr>
-          <w:t>書12:4–5</w:t>
-        </w:r>
-      </w:hyperlink>
+      <w:r>
+        <w:rPr>
+          <w:lang w:val="zh_TW" w:bidi="zh_TW"/>
+        </w:rPr>
+        <w:t>書12:4–5</w:t>
+      </w:r>
       <w:r>
         <w:rPr>
           <w:lang w:val="zh_TW" w:bidi="zh_TW"/>
@@ -2005,36 +1567,24 @@
         </w:rPr>
         <w:t>米甸人（</w:t>
       </w:r>
-      <w:hyperlink r:id="rId76">
-        <w:r>
-          <w:rPr>
-            <w:lang w:val="zh_TW" w:bidi="zh_TW"/>
-          </w:rPr>
-          <w:rPr>
-            <w:color w:val="0000EE"/>
-            <w:u w:val="single"/>
-          </w:rPr>
-          <w:t>25:16–18</w:t>
-        </w:r>
-      </w:hyperlink>
+      <w:r>
+        <w:rPr>
+          <w:lang w:val="zh_TW" w:bidi="zh_TW"/>
+        </w:rPr>
+        <w:t>25:16–18</w:t>
+      </w:r>
       <w:r>
         <w:rPr>
           <w:lang w:val="zh_TW" w:bidi="zh_TW"/>
         </w:rPr>
         <w:t>，</w:t>
       </w:r>
-      <w:hyperlink r:id="rId77">
-        <w:r>
-          <w:rPr>
-            <w:lang w:val="zh_TW" w:bidi="zh_TW"/>
-          </w:rPr>
-          <w:rPr>
-            <w:color w:val="0000EE"/>
-            <w:u w:val="single"/>
-          </w:rPr>
-          <w:t>31:1–54</w:t>
-        </w:r>
-      </w:hyperlink>
+      <w:r>
+        <w:rPr>
+          <w:lang w:val="zh_TW" w:bidi="zh_TW"/>
+        </w:rPr>
+        <w:t>31:1–54</w:t>
+      </w:r>
       <w:r>
         <w:rPr>
           <w:lang w:val="zh_TW" w:bidi="zh_TW"/>
@@ -2055,144 +1605,96 @@
         </w:rPr>
         <w:t>米甸人是亞伯拉罕與妾基土拉所生的後裔（</w:t>
       </w:r>
-      <w:hyperlink r:id="rId78">
-        <w:r>
-          <w:rPr>
-            <w:lang w:val="zh_TW" w:bidi="zh_TW"/>
-          </w:rPr>
-          <w:rPr>
-            <w:color w:val="0000EE"/>
-            <w:u w:val="single"/>
-          </w:rPr>
-          <w:t>創25:2</w:t>
-        </w:r>
-      </w:hyperlink>
+      <w:r>
+        <w:rPr>
+          <w:lang w:val="zh_TW" w:bidi="zh_TW"/>
+        </w:rPr>
+        <w:t>創25:2</w:t>
+      </w:r>
       <w:r>
         <w:rPr>
           <w:lang w:val="zh_TW" w:bidi="zh_TW"/>
         </w:rPr>
         <w:t>），他們是曠野的居民，居住在約旦河東的曠野地帶，範圍從摩押延伸到以東南部的地區。摩押與米甸的長老曾一同雇用巴蘭來咒詛以色列（</w:t>
       </w:r>
-      <w:hyperlink r:id="rId79">
-        <w:r>
-          <w:rPr>
-            <w:lang w:val="zh_TW" w:bidi="zh_TW"/>
-          </w:rPr>
-          <w:rPr>
-            <w:color w:val="0000EE"/>
-            <w:u w:val="single"/>
-          </w:rPr>
-          <w:t>民22:4–7</w:t>
-        </w:r>
-      </w:hyperlink>
+      <w:r>
+        <w:rPr>
+          <w:lang w:val="zh_TW" w:bidi="zh_TW"/>
+        </w:rPr>
+        <w:t>民22:4–7</w:t>
+      </w:r>
       <w:r>
         <w:rPr>
           <w:lang w:val="zh_TW" w:bidi="zh_TW"/>
         </w:rPr>
         <w:t>）。後來，這個計謀失敗，米甸人又再次聯同摩押，引誘以色列陷入拜偶像與淫亂之中（</w:t>
       </w:r>
-      <w:hyperlink r:id="rId80">
-        <w:r>
-          <w:rPr>
-            <w:lang w:val="zh_TW" w:bidi="zh_TW"/>
-          </w:rPr>
-          <w:rPr>
-            <w:color w:val="0000EE"/>
-            <w:u w:val="single"/>
-          </w:rPr>
-          <w:t>25:1–6</w:t>
-        </w:r>
-      </w:hyperlink>
+      <w:r>
+        <w:rPr>
+          <w:lang w:val="zh_TW" w:bidi="zh_TW"/>
+        </w:rPr>
+        <w:t>25:1–6</w:t>
+      </w:r>
       <w:r>
         <w:rPr>
           <w:lang w:val="zh_TW" w:bidi="zh_TW"/>
         </w:rPr>
         <w:t>、</w:t>
       </w:r>
-      <w:hyperlink r:id="rId80">
-        <w:r>
-          <w:rPr>
-            <w:lang w:val="zh_TW" w:bidi="zh_TW"/>
-          </w:rPr>
-          <w:rPr>
-            <w:color w:val="0000EE"/>
-            <w:u w:val="single"/>
-          </w:rPr>
-          <w:t>14–15</w:t>
-        </w:r>
-      </w:hyperlink>
+      <w:r>
+        <w:rPr>
+          <w:lang w:val="zh_TW" w:bidi="zh_TW"/>
+        </w:rPr>
+        <w:t>14–15</w:t>
+      </w:r>
       <w:r>
         <w:rPr>
           <w:lang w:val="zh_TW" w:bidi="zh_TW"/>
         </w:rPr>
         <w:t>）。哥斯比是那名因行惡而被處死的米甸女子（</w:t>
       </w:r>
-      <w:hyperlink r:id="rId81">
-        <w:r>
-          <w:rPr>
-            <w:lang w:val="zh_TW" w:bidi="zh_TW"/>
-          </w:rPr>
-          <w:rPr>
-            <w:color w:val="0000EE"/>
-            <w:u w:val="single"/>
-          </w:rPr>
-          <w:t>25:8</w:t>
-        </w:r>
-      </w:hyperlink>
+      <w:r>
+        <w:rPr>
+          <w:lang w:val="zh_TW" w:bidi="zh_TW"/>
+        </w:rPr>
+        <w:t>25:8</w:t>
+      </w:r>
       <w:r>
         <w:rPr>
           <w:lang w:val="zh_TW" w:bidi="zh_TW"/>
         </w:rPr>
         <w:t>），她是蘇珥的女兒。蘇珥是五個米甸王之一，這些王曾與亞摩利王西宏結盟（</w:t>
       </w:r>
-      <w:hyperlink r:id="rId82">
-        <w:r>
-          <w:rPr>
-            <w:lang w:val="zh_TW" w:bidi="zh_TW"/>
-          </w:rPr>
-          <w:rPr>
-            <w:color w:val="0000EE"/>
-            <w:u w:val="single"/>
-          </w:rPr>
-          <w:t>書13:21</w:t>
-        </w:r>
-      </w:hyperlink>
+      <w:r>
+        <w:rPr>
+          <w:lang w:val="zh_TW" w:bidi="zh_TW"/>
+        </w:rPr>
+        <w:t>書13:21</w:t>
+      </w:r>
       <w:r>
         <w:rPr>
           <w:lang w:val="zh_TW" w:bidi="zh_TW"/>
         </w:rPr>
         <w:t>），後來在以色列對米甸所發動的聖戰中喪命（</w:t>
       </w:r>
-      <w:hyperlink r:id="rId83">
-        <w:r>
-          <w:rPr>
-            <w:lang w:val="zh_TW" w:bidi="zh_TW"/>
-          </w:rPr>
-          <w:rPr>
-            <w:color w:val="0000EE"/>
-            <w:u w:val="single"/>
-          </w:rPr>
-          <w:t>民31:8</w:t>
-        </w:r>
-      </w:hyperlink>
+      <w:r>
+        <w:rPr>
+          <w:lang w:val="zh_TW" w:bidi="zh_TW"/>
+        </w:rPr>
+        <w:t>民31:8</w:t>
+      </w:r>
       <w:r>
         <w:rPr>
           <w:lang w:val="zh_TW" w:bidi="zh_TW"/>
         </w:rPr>
         <w:t>）。這場與米甸的爭戰顯然粉碎了亞摩利人殘存的抵抗，因為</w:t>
       </w:r>
-      <w:hyperlink r:id="rId84">
-        <w:r>
-          <w:rPr>
-            <w:lang w:val="zh_TW" w:bidi="zh_TW"/>
-          </w:rPr>
-          <w:rPr>
-            <w:color w:val="0000EE"/>
-            <w:u w:val="single"/>
-          </w:rPr>
-          <w:t>約書亞記十三章15至23節</w:t>
-        </w:r>
-      </w:hyperlink>
+      <w:r>
+        <w:rPr>
+          <w:lang w:val="zh_TW" w:bidi="zh_TW"/>
+        </w:rPr>
+        <w:t>約書亞記十三章15至23節</w:t>
+      </w:r>
       <w:r>
         <w:rPr>
           <w:lang w:val="zh_TW" w:bidi="zh_TW"/>
@@ -2224,36 +1726,24 @@
         </w:rPr>
         <w:t>民數記具有雙重目的。首先，它是一卷歷史書，記述以色列從西奈山到摩押平原征服迦南前夕的經歷——那段他們在西奈曠野與約旦河東漂流將近40年的時期（公元前1447–1407年）。本卷書一方面敘述以色列多次的失敗，另一方面也記下神多次信實的作為，同時呈現以色列領袖摩西的偉大與軟弱之處。書中兩次數點軍隊（</w:t>
       </w:r>
-      <w:hyperlink r:id="rId15">
-        <w:r>
-          <w:rPr>
-            <w:lang w:val="zh_TW" w:bidi="zh_TW"/>
-          </w:rPr>
-          <w:rPr>
-            <w:color w:val="0000EE"/>
-            <w:u w:val="single"/>
-          </w:rPr>
-          <w:t>2</w:t>
-        </w:r>
-      </w:hyperlink>
+      <w:r>
+        <w:rPr>
+          <w:lang w:val="zh_TW" w:bidi="zh_TW"/>
+        </w:rPr>
+        <w:t>2</w:t>
+      </w:r>
       <w:r>
         <w:rPr>
           <w:lang w:val="zh_TW" w:bidi="zh_TW"/>
         </w:rPr>
         <w:t>章和</w:t>
       </w:r>
-      <w:hyperlink r:id="rId14">
-        <w:r>
-          <w:rPr>
-            <w:lang w:val="zh_TW" w:bidi="zh_TW"/>
-          </w:rPr>
-          <w:rPr>
-            <w:color w:val="0000EE"/>
-            <w:u w:val="single"/>
-          </w:rPr>
-          <w:t>26</w:t>
-        </w:r>
-      </w:hyperlink>
+      <w:r>
+        <w:rPr>
+          <w:lang w:val="zh_TW" w:bidi="zh_TW"/>
+        </w:rPr>
+        <w:t>26</w:t>
+      </w:r>
       <w:r>
         <w:rPr>
           <w:lang w:val="zh_TW" w:bidi="zh_TW"/>
@@ -2274,54 +1764,36 @@
         </w:rPr>
         <w:t>其次，按照保羅的一貫看法：「從前所寫的聖經都是為教訓我們寫的，叫我們因聖經所生的忍耐和安慰可以得著盼望」（</w:t>
       </w:r>
-      <w:hyperlink r:id="rId85">
-        <w:r>
-          <w:rPr>
-            <w:lang w:val="zh_TW" w:bidi="zh_TW"/>
-          </w:rPr>
-          <w:rPr>
-            <w:color w:val="0000EE"/>
-            <w:u w:val="single"/>
-          </w:rPr>
-          <w:t>羅15:4</w:t>
-        </w:r>
-      </w:hyperlink>
+      <w:r>
+        <w:rPr>
+          <w:lang w:val="zh_TW" w:bidi="zh_TW"/>
+        </w:rPr>
+        <w:t>羅15:4</w:t>
+      </w:r>
       <w:r>
         <w:rPr>
           <w:lang w:val="zh_TW" w:bidi="zh_TW"/>
         </w:rPr>
         <w:t>），又配合他具體的教導：「他們遭遇這些事（以色列人在曠野所遭遇的事）都要作為鑑戒，並且寫在經上，正是警戒我們這末世的人。」（</w:t>
       </w:r>
-      <w:hyperlink r:id="rId86">
-        <w:r>
-          <w:rPr>
-            <w:lang w:val="zh_TW" w:bidi="zh_TW"/>
-          </w:rPr>
-          <w:rPr>
-            <w:color w:val="0000EE"/>
-            <w:u w:val="single"/>
-          </w:rPr>
-          <w:t>林前10:11</w:t>
-        </w:r>
-      </w:hyperlink>
+      <w:r>
+        <w:rPr>
+          <w:lang w:val="zh_TW" w:bidi="zh_TW"/>
+        </w:rPr>
+        <w:t>林前10:11</w:t>
+      </w:r>
       <w:r>
         <w:rPr>
           <w:lang w:val="zh_TW" w:bidi="zh_TW"/>
         </w:rPr>
         <w:t>），民數記同時具有有關教義、預示與勸誡的目的（參</w:t>
       </w:r>
-      <w:hyperlink r:id="rId87">
-        <w:r>
-          <w:rPr>
-            <w:lang w:val="zh_TW" w:bidi="zh_TW"/>
-          </w:rPr>
-          <w:rPr>
-            <w:color w:val="0000EE"/>
-            <w:u w:val="single"/>
-          </w:rPr>
-          <w:t>12</w:t>
-        </w:r>
-      </w:hyperlink>
+      <w:r>
+        <w:rPr>
+          <w:lang w:val="zh_TW" w:bidi="zh_TW"/>
+        </w:rPr>
+        <w:t>12</w:t>
+      </w:r>
       <w:r>
         <w:rPr>
           <w:lang w:val="zh_TW" w:bidi="zh_TW"/>
@@ -2350,18 +1822,12 @@
         </w:rPr>
         <w:t>第</w:t>
       </w:r>
-      <w:hyperlink r:id="rId13">
-        <w:r>
-          <w:rPr>
-            <w:lang w:val="zh_TW" w:bidi="zh_TW"/>
-          </w:rPr>
-          <w:rPr>
-            <w:color w:val="0000EE"/>
-            <w:u w:val="single"/>
-          </w:rPr>
-          <w:t>一</w:t>
-        </w:r>
-      </w:hyperlink>
+      <w:r>
+        <w:rPr>
+          <w:lang w:val="zh_TW" w:bidi="zh_TW"/>
+        </w:rPr>
+        <w:t>一</w:t>
+      </w:r>
       <w:r>
         <w:rPr>
           <w:lang w:val="zh_TW" w:bidi="zh_TW"/>
@@ -2382,72 +1848,48 @@
         </w:rPr>
         <w:t>耶和華吩咐摩西記下（</w:t>
       </w:r>
-      <w:hyperlink r:id="rId88">
-        <w:r>
-          <w:rPr>
-            <w:lang w:val="zh_TW" w:bidi="zh_TW"/>
-          </w:rPr>
-          <w:rPr>
-            <w:color w:val="0000EE"/>
-            <w:u w:val="single"/>
-          </w:rPr>
-          <w:t>民1:18</w:t>
-        </w:r>
-      </w:hyperlink>
+      <w:r>
+        <w:rPr>
+          <w:lang w:val="zh_TW" w:bidi="zh_TW"/>
+        </w:rPr>
+        <w:t>民1:18</w:t>
+      </w:r>
       <w:r>
         <w:rPr>
           <w:lang w:val="zh_TW" w:bidi="zh_TW"/>
         </w:rPr>
         <w:t>）所有能出戰的男子（</w:t>
       </w:r>
-      <w:hyperlink r:id="rId89">
-        <w:r>
-          <w:rPr>
-            <w:lang w:val="zh_TW" w:bidi="zh_TW"/>
-          </w:rPr>
-          <w:rPr>
-            <w:color w:val="0000EE"/>
-            <w:u w:val="single"/>
-          </w:rPr>
-          <w:t>2–3</w:t>
-        </w:r>
-      </w:hyperlink>
+      <w:r>
+        <w:rPr>
+          <w:lang w:val="zh_TW" w:bidi="zh_TW"/>
+        </w:rPr>
+        <w:t>2–3</w:t>
+      </w:r>
       <w:r>
         <w:rPr>
           <w:lang w:val="zh_TW" w:bidi="zh_TW"/>
         </w:rPr>
         <w:t>節）。以色列的軍兵總數為603,550人（</w:t>
       </w:r>
-      <w:hyperlink r:id="rId90">
-        <w:r>
-          <w:rPr>
-            <w:lang w:val="zh_TW" w:bidi="zh_TW"/>
-          </w:rPr>
-          <w:rPr>
-            <w:color w:val="0000EE"/>
-            <w:u w:val="single"/>
-          </w:rPr>
-          <w:t>46</w:t>
-        </w:r>
-      </w:hyperlink>
+      <w:r>
+        <w:rPr>
+          <w:lang w:val="zh_TW" w:bidi="zh_TW"/>
+        </w:rPr>
+        <w:t>46</w:t>
+      </w:r>
       <w:r>
         <w:rPr>
           <w:lang w:val="zh_TW" w:bidi="zh_TW"/>
         </w:rPr>
         <w:t>節）。利未人沒有被列入這次數點（</w:t>
       </w:r>
-      <w:hyperlink r:id="rId91">
-        <w:r>
-          <w:rPr>
-            <w:lang w:val="zh_TW" w:bidi="zh_TW"/>
-          </w:rPr>
-          <w:rPr>
-            <w:color w:val="0000EE"/>
-            <w:u w:val="single"/>
-          </w:rPr>
-          <w:t>47–54</w:t>
-        </w:r>
-      </w:hyperlink>
+      <w:r>
+        <w:rPr>
+          <w:lang w:val="zh_TW" w:bidi="zh_TW"/>
+        </w:rPr>
+        <w:t>47–54</w:t>
+      </w:r>
       <w:r>
         <w:rPr>
           <w:lang w:val="zh_TW" w:bidi="zh_TW"/>
@@ -2465,18 +1907,12 @@
         </w:rPr>
         <w:t>第</w:t>
       </w:r>
-      <w:hyperlink r:id="rId15">
-        <w:r>
-          <w:rPr>
-            <w:lang w:val="zh_TW" w:bidi="zh_TW"/>
-          </w:rPr>
-          <w:rPr>
-            <w:color w:val="0000EE"/>
-            <w:u w:val="single"/>
-          </w:rPr>
-          <w:t>二</w:t>
-        </w:r>
-      </w:hyperlink>
+      <w:r>
+        <w:rPr>
+          <w:lang w:val="zh_TW" w:bidi="zh_TW"/>
+        </w:rPr>
+        <w:t>二</w:t>
+      </w:r>
       <w:r>
         <w:rPr>
           <w:lang w:val="zh_TW" w:bidi="zh_TW"/>
@@ -2497,72 +1933,48 @@
         </w:rPr>
         <w:t>耶和華指示摩西，關於以色列各支派安營與行軍時的編排。會幕設在營中中央：猶大、以薩迦、西布倫共186,400人（</w:t>
       </w:r>
-      <w:hyperlink r:id="rId92">
-        <w:r>
-          <w:rPr>
-            <w:lang w:val="zh_TW" w:bidi="zh_TW"/>
-          </w:rPr>
-          <w:rPr>
-            <w:color w:val="0000EE"/>
-            <w:u w:val="single"/>
-          </w:rPr>
-          <w:t>9</w:t>
-        </w:r>
-      </w:hyperlink>
+      <w:r>
+        <w:rPr>
+          <w:lang w:val="zh_TW" w:bidi="zh_TW"/>
+        </w:rPr>
+        <w:t>9</w:t>
+      </w:r>
       <w:r>
         <w:rPr>
           <w:lang w:val="zh_TW" w:bidi="zh_TW"/>
         </w:rPr>
         <w:t>節），安營在東邊；呂便、西緬、迦得共151,450人（</w:t>
       </w:r>
-      <w:hyperlink r:id="rId93">
-        <w:r>
-          <w:rPr>
-            <w:lang w:val="zh_TW" w:bidi="zh_TW"/>
-          </w:rPr>
-          <w:rPr>
-            <w:color w:val="0000EE"/>
-            <w:u w:val="single"/>
-          </w:rPr>
-          <w:t>16</w:t>
-        </w:r>
-      </w:hyperlink>
+      <w:r>
+        <w:rPr>
+          <w:lang w:val="zh_TW" w:bidi="zh_TW"/>
+        </w:rPr>
+        <w:t>16</w:t>
+      </w:r>
       <w:r>
         <w:rPr>
           <w:lang w:val="zh_TW" w:bidi="zh_TW"/>
         </w:rPr>
         <w:t>節），安營在南邊；以法蓮、瑪拿西、便雅憫共108,100人（</w:t>
       </w:r>
-      <w:hyperlink r:id="rId94">
-        <w:r>
-          <w:rPr>
-            <w:lang w:val="zh_TW" w:bidi="zh_TW"/>
-          </w:rPr>
-          <w:rPr>
-            <w:color w:val="0000EE"/>
-            <w:u w:val="single"/>
-          </w:rPr>
-          <w:t>24</w:t>
-        </w:r>
-      </w:hyperlink>
+      <w:r>
+        <w:rPr>
+          <w:lang w:val="zh_TW" w:bidi="zh_TW"/>
+        </w:rPr>
+        <w:t>24</w:t>
+      </w:r>
       <w:r>
         <w:rPr>
           <w:lang w:val="zh_TW" w:bidi="zh_TW"/>
         </w:rPr>
         <w:t>節），安營在西邊；但、亞設、拿弗他利共157,600人（</w:t>
       </w:r>
-      <w:hyperlink r:id="rId95">
-        <w:r>
-          <w:rPr>
-            <w:lang w:val="zh_TW" w:bidi="zh_TW"/>
-          </w:rPr>
-          <w:rPr>
-            <w:color w:val="0000EE"/>
-            <w:u w:val="single"/>
-          </w:rPr>
-          <w:t>31</w:t>
-        </w:r>
-      </w:hyperlink>
+      <w:r>
+        <w:rPr>
+          <w:lang w:val="zh_TW" w:bidi="zh_TW"/>
+        </w:rPr>
+        <w:t>31</w:t>
+      </w:r>
       <w:r>
         <w:rPr>
           <w:lang w:val="zh_TW" w:bidi="zh_TW"/>
@@ -2583,90 +1995,60 @@
         </w:rPr>
         <w:t>行軍時，猶大的東方隊伍 （</w:t>
       </w:r>
-      <w:hyperlink r:id="rId92">
-        <w:r>
-          <w:rPr>
-            <w:lang w:val="zh_TW" w:bidi="zh_TW"/>
-          </w:rPr>
-          <w:rPr>
-            <w:color w:val="0000EE"/>
-            <w:u w:val="single"/>
-          </w:rPr>
-          <w:t>9</w:t>
-        </w:r>
-      </w:hyperlink>
+      <w:r>
+        <w:rPr>
+          <w:lang w:val="zh_TW" w:bidi="zh_TW"/>
+        </w:rPr>
+        <w:t>9</w:t>
+      </w:r>
       <w:r>
         <w:rPr>
           <w:lang w:val="zh_TW" w:bidi="zh_TW"/>
         </w:rPr>
         <w:t>節）先起行，其後是呂便的南方隊伍（</w:t>
       </w:r>
-      <w:hyperlink r:id="rId93">
-        <w:r>
-          <w:rPr>
-            <w:lang w:val="zh_TW" w:bidi="zh_TW"/>
-          </w:rPr>
-          <w:rPr>
-            <w:color w:val="0000EE"/>
-            <w:u w:val="single"/>
-          </w:rPr>
-          <w:t>16</w:t>
-        </w:r>
-      </w:hyperlink>
+      <w:r>
+        <w:rPr>
+          <w:lang w:val="zh_TW" w:bidi="zh_TW"/>
+        </w:rPr>
+        <w:t>16</w:t>
+      </w:r>
       <w:r>
         <w:rPr>
           <w:lang w:val="zh_TW" w:bidi="zh_TW"/>
         </w:rPr>
         <w:t>節）。接著是抬著會幕的利未人（</w:t>
       </w:r>
-      <w:hyperlink r:id="rId96">
-        <w:r>
-          <w:rPr>
-            <w:lang w:val="zh_TW" w:bidi="zh_TW"/>
-          </w:rPr>
-          <w:rPr>
-            <w:color w:val="0000EE"/>
-            <w:u w:val="single"/>
-          </w:rPr>
-          <w:t>17</w:t>
-        </w:r>
-      </w:hyperlink>
+      <w:r>
+        <w:rPr>
+          <w:lang w:val="zh_TW" w:bidi="zh_TW"/>
+        </w:rPr>
+        <w:t>17</w:t>
+      </w:r>
       <w:r>
         <w:rPr>
           <w:lang w:val="zh_TW" w:bidi="zh_TW"/>
         </w:rPr>
         <w:t>節）。然後，以法蓮的西方隊伍（</w:t>
       </w:r>
-      <w:hyperlink r:id="rId94">
-        <w:r>
-          <w:rPr>
-            <w:lang w:val="zh_TW" w:bidi="zh_TW"/>
-          </w:rPr>
-          <w:rPr>
-            <w:color w:val="0000EE"/>
-            <w:u w:val="single"/>
-          </w:rPr>
-          <w:t>24</w:t>
-        </w:r>
-      </w:hyperlink>
+      <w:r>
+        <w:rPr>
+          <w:lang w:val="zh_TW" w:bidi="zh_TW"/>
+        </w:rPr>
+        <w:t>24</w:t>
+      </w:r>
       <w:r>
         <w:rPr>
           <w:lang w:val="zh_TW" w:bidi="zh_TW"/>
         </w:rPr>
         <w:t>節） 跟在利未人之後，最後由但的北方隊伍 （</w:t>
       </w:r>
-      <w:hyperlink r:id="rId95">
-        <w:r>
-          <w:rPr>
-            <w:lang w:val="zh_TW" w:bidi="zh_TW"/>
-          </w:rPr>
-          <w:rPr>
-            <w:color w:val="0000EE"/>
-            <w:u w:val="single"/>
-          </w:rPr>
-          <w:t>31</w:t>
-        </w:r>
-      </w:hyperlink>
+      <w:r>
+        <w:rPr>
+          <w:lang w:val="zh_TW" w:bidi="zh_TW"/>
+        </w:rPr>
+        <w:t>31</w:t>
+      </w:r>
       <w:r>
         <w:rPr>
           <w:lang w:val="zh_TW" w:bidi="zh_TW"/>
@@ -2684,18 +2066,12 @@
         </w:rPr>
         <w:t>第</w:t>
       </w:r>
-      <w:hyperlink r:id="rId16">
-        <w:r>
-          <w:rPr>
-            <w:lang w:val="zh_TW" w:bidi="zh_TW"/>
-          </w:rPr>
-          <w:rPr>
-            <w:color w:val="0000EE"/>
-            <w:u w:val="single"/>
-          </w:rPr>
-          <w:t>三</w:t>
-        </w:r>
-      </w:hyperlink>
+      <w:r>
+        <w:rPr>
+          <w:lang w:val="zh_TW" w:bidi="zh_TW"/>
+        </w:rPr>
+        <w:t>三</w:t>
+      </w:r>
       <w:r>
         <w:rPr>
           <w:lang w:val="zh_TW" w:bidi="zh_TW"/>
@@ -2716,108 +2092,72 @@
         </w:rPr>
         <w:t>亞倫是利未的曾孫出於哥轄的家系（</w:t>
       </w:r>
-      <w:hyperlink r:id="rId97">
-        <w:r>
-          <w:rPr>
-            <w:lang w:val="zh_TW" w:bidi="zh_TW"/>
-          </w:rPr>
-          <w:rPr>
-            <w:color w:val="0000EE"/>
-            <w:u w:val="single"/>
-          </w:rPr>
-          <w:t>出6:16–20</w:t>
-        </w:r>
-      </w:hyperlink>
+      <w:r>
+        <w:rPr>
+          <w:lang w:val="zh_TW" w:bidi="zh_TW"/>
+        </w:rPr>
+        <w:t>出6:16–20</w:t>
+      </w:r>
       <w:r>
         <w:rPr>
           <w:lang w:val="zh_TW" w:bidi="zh_TW"/>
         </w:rPr>
         <w:t>），他和他的後裔作了祭司，受指派在會幕事奉（</w:t>
       </w:r>
-      <w:hyperlink r:id="rId98">
-        <w:r>
-          <w:rPr>
-            <w:lang w:val="zh_TW" w:bidi="zh_TW"/>
-          </w:rPr>
-          <w:rPr>
-            <w:color w:val="0000EE"/>
-            <w:u w:val="single"/>
-          </w:rPr>
-          <w:t>民3:2–3</w:t>
-        </w:r>
-      </w:hyperlink>
+      <w:r>
+        <w:rPr>
+          <w:lang w:val="zh_TW" w:bidi="zh_TW"/>
+        </w:rPr>
+        <w:t>民3:2–3</w:t>
+      </w:r>
       <w:r>
         <w:rPr>
           <w:lang w:val="zh_TW" w:bidi="zh_TW"/>
         </w:rPr>
         <w:t>）。利未其餘的後裔，來自革順、哥轄、米拉利三個家族，要在會幕服事亞倫的家系（</w:t>
       </w:r>
-      <w:hyperlink r:id="rId99">
-        <w:r>
-          <w:rPr>
-            <w:lang w:val="zh_TW" w:bidi="zh_TW"/>
-          </w:rPr>
-          <w:rPr>
-            <w:color w:val="0000EE"/>
-            <w:u w:val="single"/>
-          </w:rPr>
-          <w:t>5–10</w:t>
-        </w:r>
-      </w:hyperlink>
+      <w:r>
+        <w:rPr>
+          <w:lang w:val="zh_TW" w:bidi="zh_TW"/>
+        </w:rPr>
+        <w:t>5–10</w:t>
+      </w:r>
       <w:r>
         <w:rPr>
           <w:lang w:val="zh_TW" w:bidi="zh_TW"/>
         </w:rPr>
         <w:t>節）。革順人負責會幕的幔子、簾子和門簾（</w:t>
       </w:r>
-      <w:hyperlink r:id="rId100">
-        <w:r>
-          <w:rPr>
-            <w:lang w:val="zh_TW" w:bidi="zh_TW"/>
-          </w:rPr>
-          <w:rPr>
-            <w:color w:val="0000EE"/>
-            <w:u w:val="single"/>
-          </w:rPr>
-          <w:t>25–26</w:t>
-        </w:r>
-      </w:hyperlink>
+      <w:r>
+        <w:rPr>
+          <w:lang w:val="zh_TW" w:bidi="zh_TW"/>
+        </w:rPr>
+        <w:t>25–26</w:t>
+      </w:r>
       <w:r>
         <w:rPr>
           <w:lang w:val="zh_TW" w:bidi="zh_TW"/>
         </w:rPr>
         <w:t>節）；哥轄人負責會幕中的「器具」（</w:t>
       </w:r>
-      <w:hyperlink r:id="rId101">
-        <w:r>
-          <w:rPr>
-            <w:lang w:val="zh_TW" w:bidi="zh_TW"/>
-          </w:rPr>
-          <w:rPr>
-            <w:color w:val="0000EE"/>
-            <w:u w:val="single"/>
-          </w:rPr>
-          <w:t>31</w:t>
-        </w:r>
-      </w:hyperlink>
+      <w:r>
+        <w:rPr>
+          <w:lang w:val="zh_TW" w:bidi="zh_TW"/>
+        </w:rPr>
+        <w:t>31</w:t>
+      </w:r>
       <w:r>
         <w:rPr>
           <w:lang w:val="zh_TW" w:bidi="zh_TW"/>
         </w:rPr>
         <w:t>節）；米拉利人負責會幕的板、閂和帶卯的座（</w:t>
       </w:r>
-      <w:hyperlink r:id="rId102">
-        <w:r>
-          <w:rPr>
-            <w:lang w:val="zh_TW" w:bidi="zh_TW"/>
-          </w:rPr>
-          <w:rPr>
-            <w:color w:val="0000EE"/>
-            <w:u w:val="single"/>
-          </w:rPr>
-          <w:t>36–37</w:t>
-        </w:r>
-      </w:hyperlink>
+      <w:r>
+        <w:rPr>
+          <w:lang w:val="zh_TW" w:bidi="zh_TW"/>
+        </w:rPr>
+        <w:t>36–37</w:t>
+      </w:r>
       <w:r>
         <w:rPr>
           <w:lang w:val="zh_TW" w:bidi="zh_TW"/>
@@ -2838,72 +2178,48 @@
         </w:rPr>
         <w:t>神指示摩西數點三個利未家族。革順的後裔共有7,500人（</w:t>
       </w:r>
-      <w:hyperlink r:id="rId103">
-        <w:r>
-          <w:rPr>
-            <w:lang w:val="zh_TW" w:bidi="zh_TW"/>
-          </w:rPr>
-          <w:rPr>
-            <w:color w:val="0000EE"/>
-            <w:u w:val="single"/>
-          </w:rPr>
-          <w:t>22</w:t>
-        </w:r>
-      </w:hyperlink>
+      <w:r>
+        <w:rPr>
+          <w:lang w:val="zh_TW" w:bidi="zh_TW"/>
+        </w:rPr>
+        <w:t>22</w:t>
+      </w:r>
       <w:r>
         <w:rPr>
           <w:lang w:val="zh_TW" w:bidi="zh_TW"/>
         </w:rPr>
         <w:t>節），安營在西邊，位於西方支派的隊伍與會幕之間。哥轄的後裔共有8,600人（</w:t>
       </w:r>
-      <w:hyperlink r:id="rId104">
-        <w:r>
-          <w:rPr>
-            <w:lang w:val="zh_TW" w:bidi="zh_TW"/>
-          </w:rPr>
-          <w:rPr>
-            <w:color w:val="0000EE"/>
-            <w:u w:val="single"/>
-          </w:rPr>
-          <w:t>28</w:t>
-        </w:r>
-      </w:hyperlink>
+      <w:r>
+        <w:rPr>
+          <w:lang w:val="zh_TW" w:bidi="zh_TW"/>
+        </w:rPr>
+        <w:t>28</w:t>
+      </w:r>
       <w:r>
         <w:rPr>
           <w:lang w:val="zh_TW" w:bidi="zh_TW"/>
         </w:rPr>
         <w:t>節），安營在南邊，位於南方支派的隊伍與會幕之間。米拉利的後裔共有6,200人（</w:t>
       </w:r>
-      <w:hyperlink r:id="rId105">
-        <w:r>
-          <w:rPr>
-            <w:lang w:val="zh_TW" w:bidi="zh_TW"/>
-          </w:rPr>
-          <w:rPr>
-            <w:color w:val="0000EE"/>
-            <w:u w:val="single"/>
-          </w:rPr>
-          <w:t>34</w:t>
-        </w:r>
-      </w:hyperlink>
+      <w:r>
+        <w:rPr>
+          <w:lang w:val="zh_TW" w:bidi="zh_TW"/>
+        </w:rPr>
+        <w:t>34</w:t>
+      </w:r>
       <w:r>
         <w:rPr>
           <w:lang w:val="zh_TW" w:bidi="zh_TW"/>
         </w:rPr>
         <w:t>節），安營在北邊，位於北方支派的隊伍與會幕之間。摩西和亞倫的家系安營在東邊，位於東方支派的隊伍與會幕之間（</w:t>
       </w:r>
-      <w:hyperlink r:id="rId106">
-        <w:r>
-          <w:rPr>
-            <w:lang w:val="zh_TW" w:bidi="zh_TW"/>
-          </w:rPr>
-          <w:rPr>
-            <w:color w:val="0000EE"/>
-            <w:u w:val="single"/>
-          </w:rPr>
-          <w:t>38</w:t>
-        </w:r>
-      </w:hyperlink>
+      <w:r>
+        <w:rPr>
+          <w:lang w:val="zh_TW" w:bidi="zh_TW"/>
+        </w:rPr>
+        <w:t>38</w:t>
+      </w:r>
       <w:r>
         <w:rPr>
           <w:lang w:val="zh_TW" w:bidi="zh_TW"/>
@@ -2924,36 +2240,24 @@
         </w:rPr>
         <w:t>數點以色列頭生的男子時，顯示出男嬰比利未人多出273人（</w:t>
       </w:r>
-      <w:hyperlink r:id="rId107">
-        <w:r>
-          <w:rPr>
-            <w:lang w:val="zh_TW" w:bidi="zh_TW"/>
-          </w:rPr>
-          <w:rPr>
-            <w:color w:val="0000EE"/>
-            <w:u w:val="single"/>
-          </w:rPr>
-          <w:t>40–46</w:t>
-        </w:r>
-      </w:hyperlink>
+      <w:r>
+        <w:rPr>
+          <w:lang w:val="zh_TW" w:bidi="zh_TW"/>
+        </w:rPr>
+        <w:t>40–46</w:t>
+      </w:r>
       <w:r>
         <w:rPr>
           <w:lang w:val="zh_TW" w:bidi="zh_TW"/>
         </w:rPr>
         <w:t>節），因為利未人是按一人對一人的方式，作以色列男子的贖價，這273名多出來的男孩就必須用贖罪銀來贖回（</w:t>
       </w:r>
-      <w:hyperlink r:id="rId108">
-        <w:r>
-          <w:rPr>
-            <w:lang w:val="zh_TW" w:bidi="zh_TW"/>
-          </w:rPr>
-          <w:rPr>
-            <w:color w:val="0000EE"/>
-            <w:u w:val="single"/>
-          </w:rPr>
-          <w:t>46–51</w:t>
-        </w:r>
-      </w:hyperlink>
+      <w:r>
+        <w:rPr>
+          <w:lang w:val="zh_TW" w:bidi="zh_TW"/>
+        </w:rPr>
+        <w:t>46–51</w:t>
+      </w:r>
       <w:r>
         <w:rPr>
           <w:lang w:val="zh_TW" w:bidi="zh_TW"/>
@@ -2971,18 +2275,12 @@
         </w:rPr>
         <w:t>第</w:t>
       </w:r>
-      <w:hyperlink r:id="rId17">
-        <w:r>
-          <w:rPr>
-            <w:lang w:val="zh_TW" w:bidi="zh_TW"/>
-          </w:rPr>
-          <w:rPr>
-            <w:color w:val="0000EE"/>
-            <w:u w:val="single"/>
-          </w:rPr>
-          <w:t>四</w:t>
-        </w:r>
-      </w:hyperlink>
+      <w:r>
+        <w:rPr>
+          <w:lang w:val="zh_TW" w:bidi="zh_TW"/>
+        </w:rPr>
+        <w:t>四</w:t>
+      </w:r>
       <w:r>
         <w:rPr>
           <w:lang w:val="zh_TW" w:bidi="zh_TW"/>
@@ -3003,72 +2301,48 @@
         </w:rPr>
         <w:t>神指示摩西，只有年齡在30至50歲之間的利未人，才可以在會幕事奉。數點的結果顯示，哥轄人有2,750人（</w:t>
       </w:r>
-      <w:hyperlink r:id="rId109">
-        <w:r>
-          <w:rPr>
-            <w:lang w:val="zh_TW" w:bidi="zh_TW"/>
-          </w:rPr>
-          <w:rPr>
-            <w:color w:val="0000EE"/>
-            <w:u w:val="single"/>
-          </w:rPr>
-          <w:t>36</w:t>
-        </w:r>
-      </w:hyperlink>
+      <w:r>
+        <w:rPr>
+          <w:lang w:val="zh_TW" w:bidi="zh_TW"/>
+        </w:rPr>
+        <w:t>36</w:t>
+      </w:r>
       <w:r>
         <w:rPr>
           <w:lang w:val="zh_TW" w:bidi="zh_TW"/>
         </w:rPr>
         <w:t>節）、革順人有2,630人（</w:t>
       </w:r>
-      <w:hyperlink r:id="rId110">
-        <w:r>
-          <w:rPr>
-            <w:lang w:val="zh_TW" w:bidi="zh_TW"/>
-          </w:rPr>
-          <w:rPr>
-            <w:color w:val="0000EE"/>
-            <w:u w:val="single"/>
-          </w:rPr>
-          <w:t>40</w:t>
-        </w:r>
-      </w:hyperlink>
+      <w:r>
+        <w:rPr>
+          <w:lang w:val="zh_TW" w:bidi="zh_TW"/>
+        </w:rPr>
+        <w:t>40</w:t>
+      </w:r>
       <w:r>
         <w:rPr>
           <w:lang w:val="zh_TW" w:bidi="zh_TW"/>
         </w:rPr>
         <w:t>節），米拉利人有3,200人（</w:t>
       </w:r>
-      <w:hyperlink r:id="rId111">
-        <w:r>
-          <w:rPr>
-            <w:lang w:val="zh_TW" w:bidi="zh_TW"/>
-          </w:rPr>
-          <w:rPr>
-            <w:color w:val="0000EE"/>
-            <w:u w:val="single"/>
-          </w:rPr>
-          <w:t>44</w:t>
-        </w:r>
-      </w:hyperlink>
+      <w:r>
+        <w:rPr>
+          <w:lang w:val="zh_TW" w:bidi="zh_TW"/>
+        </w:rPr>
+        <w:t>44</w:t>
+      </w:r>
       <w:r>
         <w:rPr>
           <w:lang w:val="zh_TW" w:bidi="zh_TW"/>
         </w:rPr>
         <w:t>節），合計共8,580人（</w:t>
       </w:r>
-      <w:hyperlink r:id="rId112">
-        <w:r>
-          <w:rPr>
-            <w:lang w:val="zh_TW" w:bidi="zh_TW"/>
-          </w:rPr>
-          <w:rPr>
-            <w:color w:val="0000EE"/>
-            <w:u w:val="single"/>
-          </w:rPr>
-          <w:t>48</w:t>
-        </w:r>
-      </w:hyperlink>
+      <w:r>
+        <w:rPr>
+          <w:lang w:val="zh_TW" w:bidi="zh_TW"/>
+        </w:rPr>
+        <w:t>48</w:t>
+      </w:r>
       <w:r>
         <w:rPr>
           <w:lang w:val="zh_TW" w:bidi="zh_TW"/>
@@ -3089,72 +2363,48 @@
         </w:rPr>
         <w:t>神又進一步吩咐亞倫家的祭司，當會幕為行軍而拆卸時，要先把會幕所有的「器具」遮蓋好，然後哥轄人才能靠近，甚至在他們觀看之前就必須完成（</w:t>
       </w:r>
-      <w:hyperlink r:id="rId113">
-        <w:r>
-          <w:rPr>
-            <w:lang w:val="zh_TW" w:bidi="zh_TW"/>
-          </w:rPr>
-          <w:rPr>
-            <w:color w:val="0000EE"/>
-            <w:u w:val="single"/>
-          </w:rPr>
-          <w:t>20</w:t>
-        </w:r>
-      </w:hyperlink>
+      <w:r>
+        <w:rPr>
+          <w:lang w:val="zh_TW" w:bidi="zh_TW"/>
+        </w:rPr>
+        <w:t>20</w:t>
+      </w:r>
       <w:r>
         <w:rPr>
           <w:lang w:val="zh_TW" w:bidi="zh_TW"/>
         </w:rPr>
         <w:t>節），免得哥轄人因觀看或觸摸（</w:t>
       </w:r>
-      <w:hyperlink r:id="rId114">
-        <w:r>
-          <w:rPr>
-            <w:lang w:val="zh_TW" w:bidi="zh_TW"/>
-          </w:rPr>
-          <w:rPr>
-            <w:color w:val="0000EE"/>
-            <w:u w:val="single"/>
-          </w:rPr>
-          <w:t>15</w:t>
-        </w:r>
-      </w:hyperlink>
+      <w:r>
+        <w:rPr>
+          <w:lang w:val="zh_TW" w:bidi="zh_TW"/>
+        </w:rPr>
+        <w:t>15</w:t>
+      </w:r>
       <w:r>
         <w:rPr>
           <w:lang w:val="zh_TW" w:bidi="zh_TW"/>
         </w:rPr>
         <w:t>節）這些聖物而死亡（</w:t>
       </w:r>
-      <w:hyperlink r:id="rId115">
-        <w:r>
-          <w:rPr>
-            <w:lang w:val="zh_TW" w:bidi="zh_TW"/>
-          </w:rPr>
-          <w:rPr>
-            <w:color w:val="0000EE"/>
-            <w:u w:val="single"/>
-          </w:rPr>
-          <w:t>15</w:t>
-        </w:r>
-      </w:hyperlink>
+      <w:r>
+        <w:rPr>
+          <w:lang w:val="zh_TW" w:bidi="zh_TW"/>
+        </w:rPr>
+        <w:t>15</w:t>
+      </w:r>
       <w:r>
         <w:rPr>
           <w:lang w:val="zh_TW" w:bidi="zh_TW"/>
         </w:rPr>
         <w:t>、</w:t>
       </w:r>
-      <w:hyperlink r:id="rId115">
-        <w:r>
-          <w:rPr>
-            <w:lang w:val="zh_TW" w:bidi="zh_TW"/>
-          </w:rPr>
-          <w:rPr>
-            <w:color w:val="0000EE"/>
-            <w:u w:val="single"/>
-          </w:rPr>
-          <w:t>20</w:t>
-        </w:r>
-      </w:hyperlink>
+      <w:r>
+        <w:rPr>
+          <w:lang w:val="zh_TW" w:bidi="zh_TW"/>
+        </w:rPr>
+        <w:t>20</w:t>
+      </w:r>
       <w:r>
         <w:rPr>
           <w:lang w:val="zh_TW" w:bidi="zh_TW"/>
@@ -3172,18 +2422,12 @@
         </w:rPr>
         <w:t>第</w:t>
       </w:r>
-      <w:hyperlink r:id="rId116">
-        <w:r>
-          <w:rPr>
-            <w:lang w:val="zh_TW" w:bidi="zh_TW"/>
-          </w:rPr>
-          <w:rPr>
-            <w:color w:val="0000EE"/>
-            <w:u w:val="single"/>
-          </w:rPr>
-          <w:t>五</w:t>
-        </w:r>
-      </w:hyperlink>
+      <w:r>
+        <w:rPr>
+          <w:lang w:val="zh_TW" w:bidi="zh_TW"/>
+        </w:rPr>
+        <w:t>五</w:t>
+      </w:r>
       <w:r>
         <w:rPr>
           <w:lang w:val="zh_TW" w:bidi="zh_TW"/>
@@ -3204,36 +2448,24 @@
         </w:rPr>
         <w:t>為了禮儀上的潔淨，神吩咐把長痲瘋的、患漏症的，以及摸了死屍而成為不潔淨的人，暫時送到營外，直到他們得潔淨為止（</w:t>
       </w:r>
-      <w:hyperlink r:id="rId117">
-        <w:r>
-          <w:rPr>
-            <w:lang w:val="zh_TW" w:bidi="zh_TW"/>
-          </w:rPr>
-          <w:rPr>
-            <w:color w:val="0000EE"/>
-            <w:u w:val="single"/>
-          </w:rPr>
-          <w:t>1–4</w:t>
-        </w:r>
-      </w:hyperlink>
+      <w:r>
+        <w:rPr>
+          <w:lang w:val="zh_TW" w:bidi="zh_TW"/>
+        </w:rPr>
+        <w:t>1–4</w:t>
+      </w:r>
       <w:r>
         <w:rPr>
           <w:lang w:val="zh_TW" w:bidi="zh_TW"/>
         </w:rPr>
         <w:t>節）。此外，神也指示人在為過錯作出賠償時，如果受害的人已經不在人世，就要把賠償的價銀交給祭司（</w:t>
       </w:r>
-      <w:hyperlink r:id="rId118">
-        <w:r>
-          <w:rPr>
-            <w:lang w:val="zh_TW" w:bidi="zh_TW"/>
-          </w:rPr>
-          <w:rPr>
-            <w:color w:val="0000EE"/>
-            <w:u w:val="single"/>
-          </w:rPr>
-          <w:t>5–10</w:t>
-        </w:r>
-      </w:hyperlink>
+      <w:r>
+        <w:rPr>
+          <w:lang w:val="zh_TW" w:bidi="zh_TW"/>
+        </w:rPr>
+        <w:t>5–10</w:t>
+      </w:r>
       <w:r>
         <w:rPr>
           <w:lang w:val="zh_TW" w:bidi="zh_TW"/>
@@ -3254,18 +2486,12 @@
         </w:rPr>
         <w:t>最後，如果丈夫懷疑妻子不忠，卻沒有任何證據，神就規定讓這名婦人接受飲苦水的試驗，以釋除丈夫的疑心。祭司要把聖水與會幕地上的塵土調在一起，給她喝下。如果她有罪，水就按著神的指示使她受苦，使她的肚腹腫脹、大腿消瘦（</w:t>
       </w:r>
-      <w:hyperlink r:id="rId119">
-        <w:r>
-          <w:rPr>
-            <w:lang w:val="zh_TW" w:bidi="zh_TW"/>
-          </w:rPr>
-          <w:rPr>
-            <w:color w:val="0000EE"/>
-            <w:u w:val="single"/>
-          </w:rPr>
-          <w:t>11–31</w:t>
-        </w:r>
-      </w:hyperlink>
+      <w:r>
+        <w:rPr>
+          <w:lang w:val="zh_TW" w:bidi="zh_TW"/>
+        </w:rPr>
+        <w:t>11–31</w:t>
+      </w:r>
       <w:r>
         <w:rPr>
           <w:lang w:val="zh_TW" w:bidi="zh_TW"/>
@@ -3283,18 +2509,12 @@
         </w:rPr>
         <w:t>第</w:t>
       </w:r>
-      <w:hyperlink r:id="rId120">
-        <w:r>
-          <w:rPr>
-            <w:lang w:val="zh_TW" w:bidi="zh_TW"/>
-          </w:rPr>
-          <w:rPr>
-            <w:color w:val="0000EE"/>
-            <w:u w:val="single"/>
-          </w:rPr>
-          <w:t>六</w:t>
-        </w:r>
-      </w:hyperlink>
+      <w:r>
+        <w:rPr>
+          <w:lang w:val="zh_TW" w:bidi="zh_TW"/>
+        </w:rPr>
+        <w:t>六</w:t>
+      </w:r>
       <w:r>
         <w:rPr>
           <w:lang w:val="zh_TW" w:bidi="zh_TW"/>
@@ -3315,72 +2535,48 @@
         </w:rPr>
         <w:t>接著，神頒布關於拿細耳人的律例。拿細耳人是決意向耶和華許願，將自己完全分別出來歸給祂的人。為了表明這樣的分別，拿細耳人不可喝酒、要任憑頭髮生長，也不可摸任何死屍（</w:t>
       </w:r>
-      <w:hyperlink r:id="rId121">
-        <w:r>
-          <w:rPr>
-            <w:lang w:val="zh_TW" w:bidi="zh_TW"/>
-          </w:rPr>
-          <w:rPr>
-            <w:color w:val="0000EE"/>
-            <w:u w:val="single"/>
-          </w:rPr>
-          <w:t>3–6</w:t>
-        </w:r>
-      </w:hyperlink>
+      <w:r>
+        <w:rPr>
+          <w:lang w:val="zh_TW" w:bidi="zh_TW"/>
+        </w:rPr>
+        <w:t>3–6</w:t>
+      </w:r>
       <w:r>
         <w:rPr>
           <w:lang w:val="zh_TW" w:bidi="zh_TW"/>
         </w:rPr>
         <w:t>節）。如果他玷污了自己，就要照著規定的條例行禮儀上的潔淨（</w:t>
       </w:r>
-      <w:hyperlink r:id="rId122">
-        <w:r>
-          <w:rPr>
-            <w:lang w:val="zh_TW" w:bidi="zh_TW"/>
-          </w:rPr>
-          <w:rPr>
-            <w:color w:val="0000EE"/>
-            <w:u w:val="single"/>
-          </w:rPr>
-          <w:t>9–12</w:t>
-        </w:r>
-      </w:hyperlink>
+      <w:r>
+        <w:rPr>
+          <w:lang w:val="zh_TW" w:bidi="zh_TW"/>
+        </w:rPr>
+        <w:t>9–12</w:t>
+      </w:r>
       <w:r>
         <w:rPr>
           <w:lang w:val="zh_TW" w:bidi="zh_TW"/>
         </w:rPr>
         <w:t>節）。等到他所許的願滿了日期，就要照著規定的條例完成解除誓願的程序（</w:t>
       </w:r>
-      <w:hyperlink r:id="rId123">
-        <w:r>
-          <w:rPr>
-            <w:lang w:val="zh_TW" w:bidi="zh_TW"/>
-          </w:rPr>
-          <w:rPr>
-            <w:color w:val="0000EE"/>
-            <w:u w:val="single"/>
-          </w:rPr>
-          <w:t>13–21</w:t>
-        </w:r>
-      </w:hyperlink>
+      <w:r>
+        <w:rPr>
+          <w:lang w:val="zh_TW" w:bidi="zh_TW"/>
+        </w:rPr>
+        <w:t>13–21</w:t>
+      </w:r>
       <w:r>
         <w:rPr>
           <w:lang w:val="zh_TW" w:bidi="zh_TW"/>
         </w:rPr>
         <w:t>節）。最後，神指示亞倫家的祭司，要向以色列敬拜者宣告他們應當宣讀的祝福（</w:t>
       </w:r>
-      <w:hyperlink r:id="rId124">
-        <w:r>
-          <w:rPr>
-            <w:lang w:val="zh_TW" w:bidi="zh_TW"/>
-          </w:rPr>
-          <w:rPr>
-            <w:color w:val="0000EE"/>
-            <w:u w:val="single"/>
-          </w:rPr>
-          <w:t>22–27</w:t>
-        </w:r>
-      </w:hyperlink>
+      <w:r>
+        <w:rPr>
+          <w:lang w:val="zh_TW" w:bidi="zh_TW"/>
+        </w:rPr>
+        <w:t>22–27</w:t>
+      </w:r>
       <w:r>
         <w:rPr>
           <w:lang w:val="zh_TW" w:bidi="zh_TW"/>
@@ -3398,18 +2594,12 @@
         </w:rPr>
         <w:t>第</w:t>
       </w:r>
-      <w:hyperlink r:id="rId125">
-        <w:r>
-          <w:rPr>
-            <w:lang w:val="zh_TW" w:bidi="zh_TW"/>
-          </w:rPr>
-          <w:rPr>
-            <w:color w:val="0000EE"/>
-            <w:u w:val="single"/>
-          </w:rPr>
-          <w:t>七</w:t>
-        </w:r>
-      </w:hyperlink>
+      <w:r>
+        <w:rPr>
+          <w:lang w:val="zh_TW" w:bidi="zh_TW"/>
+        </w:rPr>
+        <w:t>七</w:t>
+      </w:r>
       <w:r>
         <w:rPr>
           <w:lang w:val="zh_TW" w:bidi="zh_TW"/>
@@ -3430,144 +2620,96 @@
         </w:rPr>
         <w:t>以色列的眾首領帶來六輛車和十二隻公牛，供搬運會幕之用（</w:t>
       </w:r>
-      <w:hyperlink r:id="rId126">
-        <w:r>
-          <w:rPr>
-            <w:lang w:val="zh_TW" w:bidi="zh_TW"/>
-          </w:rPr>
-          <w:rPr>
-            <w:color w:val="0000EE"/>
-            <w:u w:val="single"/>
-          </w:rPr>
-          <w:t>7:3</w:t>
-        </w:r>
-      </w:hyperlink>
+      <w:r>
+        <w:rPr>
+          <w:lang w:val="zh_TW" w:bidi="zh_TW"/>
+        </w:rPr>
+        <w:t>7:3</w:t>
+      </w:r>
       <w:r>
         <w:rPr>
           <w:lang w:val="zh_TW" w:bidi="zh_TW"/>
         </w:rPr>
         <w:t>）。摩西把兩輛車和四隻公牛分給革順人（</w:t>
       </w:r>
-      <w:hyperlink r:id="rId127">
-        <w:r>
-          <w:rPr>
-            <w:lang w:val="zh_TW" w:bidi="zh_TW"/>
-          </w:rPr>
-          <w:rPr>
-            <w:color w:val="0000EE"/>
-            <w:u w:val="single"/>
-          </w:rPr>
-          <w:t>7</w:t>
-        </w:r>
-      </w:hyperlink>
+      <w:r>
+        <w:rPr>
+          <w:lang w:val="zh_TW" w:bidi="zh_TW"/>
+        </w:rPr>
+        <w:t>7</w:t>
+      </w:r>
       <w:r>
         <w:rPr>
           <w:lang w:val="zh_TW" w:bidi="zh_TW"/>
         </w:rPr>
         <w:t>節），又把四輛車和八隻公牛分給米拉利人（</w:t>
       </w:r>
-      <w:hyperlink r:id="rId128">
-        <w:r>
-          <w:rPr>
-            <w:lang w:val="zh_TW" w:bidi="zh_TW"/>
-          </w:rPr>
-          <w:rPr>
-            <w:color w:val="0000EE"/>
-            <w:u w:val="single"/>
-          </w:rPr>
-          <w:t>8</w:t>
-        </w:r>
-      </w:hyperlink>
+      <w:r>
+        <w:rPr>
+          <w:lang w:val="zh_TW" w:bidi="zh_TW"/>
+        </w:rPr>
+        <w:t>8</w:t>
+      </w:r>
       <w:r>
         <w:rPr>
           <w:lang w:val="zh_TW" w:bidi="zh_TW"/>
         </w:rPr>
         <w:t>節）。（至於哥轄人，他們要用肩抬會幕的「器具」，</w:t>
       </w:r>
-      <w:hyperlink r:id="rId129">
-        <w:r>
-          <w:rPr>
-            <w:lang w:val="zh_TW" w:bidi="zh_TW"/>
-          </w:rPr>
-          <w:rPr>
-            <w:color w:val="0000EE"/>
-            <w:u w:val="single"/>
-          </w:rPr>
-          <w:t>9</w:t>
-        </w:r>
-      </w:hyperlink>
+      <w:r>
+        <w:rPr>
+          <w:lang w:val="zh_TW" w:bidi="zh_TW"/>
+        </w:rPr>
+        <w:t>9</w:t>
+      </w:r>
       <w:r>
         <w:rPr>
           <w:lang w:val="zh_TW" w:bidi="zh_TW"/>
         </w:rPr>
         <w:t>節）為了在壇受膏之後使壇成聖連續十二天，各支派的首領就按著行軍的次序（參</w:t>
       </w:r>
-      <w:hyperlink r:id="rId15">
-        <w:r>
-          <w:rPr>
-            <w:lang w:val="zh_TW" w:bidi="zh_TW"/>
-          </w:rPr>
-          <w:rPr>
-            <w:color w:val="0000EE"/>
-            <w:u w:val="single"/>
-          </w:rPr>
-          <w:t>2</w:t>
-        </w:r>
-      </w:hyperlink>
+      <w:r>
+        <w:rPr>
+          <w:lang w:val="zh_TW" w:bidi="zh_TW"/>
+        </w:rPr>
+        <w:t>2</w:t>
+      </w:r>
       <w:r>
         <w:rPr>
           <w:lang w:val="zh_TW" w:bidi="zh_TW"/>
         </w:rPr>
         <w:t>章）獻上相同的供物（</w:t>
       </w:r>
-      <w:hyperlink r:id="rId130">
-        <w:r>
-          <w:rPr>
-            <w:lang w:val="zh_TW" w:bidi="zh_TW"/>
-          </w:rPr>
-          <w:rPr>
-            <w:color w:val="0000EE"/>
-            <w:u w:val="single"/>
-          </w:rPr>
-          <w:t>10</w:t>
-        </w:r>
-      </w:hyperlink>
+      <w:r>
+        <w:rPr>
+          <w:lang w:val="zh_TW" w:bidi="zh_TW"/>
+        </w:rPr>
+        <w:t>10</w:t>
+      </w:r>
       <w:r>
         <w:rPr>
           <w:lang w:val="zh_TW" w:bidi="zh_TW"/>
         </w:rPr>
         <w:t>、</w:t>
       </w:r>
-      <w:hyperlink r:id="rId130">
-        <w:r>
-          <w:rPr>
-            <w:lang w:val="zh_TW" w:bidi="zh_TW"/>
-          </w:rPr>
-          <w:rPr>
-            <w:color w:val="0000EE"/>
-            <w:u w:val="single"/>
-          </w:rPr>
-          <w:t>88</w:t>
-        </w:r>
-      </w:hyperlink>
+      <w:r>
+        <w:rPr>
+          <w:lang w:val="zh_TW" w:bidi="zh_TW"/>
+        </w:rPr>
+        <w:t>88</w:t>
+      </w:r>
       <w:r>
         <w:rPr>
           <w:lang w:val="zh_TW" w:bidi="zh_TW"/>
         </w:rPr>
         <w:t>節）。神藉著從施恩座上對摩西說話（</w:t>
       </w:r>
-      <w:hyperlink r:id="rId131">
-        <w:r>
-          <w:rPr>
-            <w:lang w:val="zh_TW" w:bidi="zh_TW"/>
-          </w:rPr>
-          <w:rPr>
-            <w:color w:val="0000EE"/>
-            <w:u w:val="single"/>
-          </w:rPr>
-          <w:t>89</w:t>
-        </w:r>
-      </w:hyperlink>
+      <w:r>
+        <w:rPr>
+          <w:lang w:val="zh_TW" w:bidi="zh_TW"/>
+        </w:rPr>
+        <w:t>89</w:t>
+      </w:r>
       <w:r>
         <w:rPr>
           <w:lang w:val="zh_TW" w:bidi="zh_TW"/>
@@ -3585,18 +2727,12 @@
         </w:rPr>
         <w:t>第</w:t>
       </w:r>
-      <w:hyperlink r:id="rId132">
-        <w:r>
-          <w:rPr>
-            <w:lang w:val="zh_TW" w:bidi="zh_TW"/>
-          </w:rPr>
-          <w:rPr>
-            <w:color w:val="0000EE"/>
-            <w:u w:val="single"/>
-          </w:rPr>
-          <w:t>八</w:t>
-        </w:r>
-      </w:hyperlink>
+      <w:r>
+        <w:rPr>
+          <w:lang w:val="zh_TW" w:bidi="zh_TW"/>
+        </w:rPr>
+        <w:t>八</w:t>
+      </w:r>
       <w:r>
         <w:rPr>
           <w:lang w:val="zh_TW" w:bidi="zh_TW"/>
@@ -3617,36 +2753,24 @@
         </w:rPr>
         <w:t>神把點亮七盞燈臺的特權交給亞倫家的祭司（</w:t>
       </w:r>
-      <w:hyperlink r:id="rId133">
-        <w:r>
-          <w:rPr>
-            <w:lang w:val="zh_TW" w:bidi="zh_TW"/>
-          </w:rPr>
-          <w:rPr>
-            <w:color w:val="0000EE"/>
-            <w:u w:val="single"/>
-          </w:rPr>
-          <w:t>1–4</w:t>
-        </w:r>
-      </w:hyperlink>
+      <w:r>
+        <w:rPr>
+          <w:lang w:val="zh_TW" w:bidi="zh_TW"/>
+        </w:rPr>
+        <w:t>1–4</w:t>
+      </w:r>
       <w:r>
         <w:rPr>
           <w:lang w:val="zh_TW" w:bidi="zh_TW"/>
         </w:rPr>
         <w:t>節）。隨後，摩西和亞倫照著神的指示，藉著潔淨的禮儀使利未人分別為聖，投入會幕的事奉（</w:t>
       </w:r>
-      <w:hyperlink r:id="rId134">
-        <w:r>
-          <w:rPr>
-            <w:lang w:val="zh_TW" w:bidi="zh_TW"/>
-          </w:rPr>
-          <w:rPr>
-            <w:color w:val="0000EE"/>
-            <w:u w:val="single"/>
-          </w:rPr>
-          <w:t>5–22</w:t>
-        </w:r>
-      </w:hyperlink>
+      <w:r>
+        <w:rPr>
+          <w:lang w:val="zh_TW" w:bidi="zh_TW"/>
+        </w:rPr>
+        <w:t>5–22</w:t>
+      </w:r>
       <w:r>
         <w:rPr>
           <w:lang w:val="zh_TW" w:bidi="zh_TW"/>
@@ -3658,18 +2782,12 @@
       <w:pPr>
         <w:pStyle w:val="Heading4"/>
       </w:pPr>
-      <w:hyperlink r:id="rId135">
-        <w:r>
-          <w:rPr>
-            <w:lang w:val="zh_TW" w:bidi="zh_TW"/>
-          </w:rPr>
-          <w:rPr>
-            <w:color w:val="0000EE"/>
-            <w:u w:val="single"/>
-          </w:rPr>
-          <w:t>九章1節至十章10節</w:t>
-        </w:r>
-      </w:hyperlink>
+      <w:r>
+        <w:rPr>
+          <w:lang w:val="zh_TW" w:bidi="zh_TW"/>
+        </w:rPr>
+        <w:t>九章1節至十章10節</w:t>
+      </w:r>
     </w:p>
     <w:p>
       <w:pPr/>
@@ -3684,36 +2802,24 @@
         </w:rPr>
         <w:t>為了顧念在逾越節期間因禮儀上不潔淨，或正在旅途中而無法參與的敬拜者，神准許他們在一個月之後守逾越節（</w:t>
       </w:r>
-      <w:hyperlink r:id="rId136">
-        <w:r>
-          <w:rPr>
-            <w:lang w:val="zh_TW" w:bidi="zh_TW"/>
-          </w:rPr>
-          <w:rPr>
-            <w:color w:val="0000EE"/>
-            <w:u w:val="single"/>
-          </w:rPr>
-          <w:t>6–12</w:t>
-        </w:r>
-      </w:hyperlink>
+      <w:r>
+        <w:rPr>
+          <w:lang w:val="zh_TW" w:bidi="zh_TW"/>
+        </w:rPr>
+        <w:t>6–12</w:t>
+      </w:r>
       <w:r>
         <w:rPr>
           <w:lang w:val="zh_TW" w:bidi="zh_TW"/>
         </w:rPr>
         <w:t>節；另見</w:t>
       </w:r>
-      <w:hyperlink r:id="rId137">
-        <w:r>
-          <w:rPr>
-            <w:lang w:val="zh_TW" w:bidi="zh_TW"/>
-          </w:rPr>
-          <w:rPr>
-            <w:color w:val="0000EE"/>
-            <w:u w:val="single"/>
-          </w:rPr>
-          <w:t>27</w:t>
-        </w:r>
-      </w:hyperlink>
+      <w:r>
+        <w:rPr>
+          <w:lang w:val="zh_TW" w:bidi="zh_TW"/>
+        </w:rPr>
+        <w:t>27</w:t>
+      </w:r>
       <w:r>
         <w:rPr>
           <w:lang w:val="zh_TW" w:bidi="zh_TW"/>
@@ -3734,36 +2840,24 @@
         </w:rPr>
         <w:t>神在百姓離開西奈山之前，向他們頒布最後的指示。當他們看見雲彩從會幕升起時，就要預備起行；雲彩停在什麼地方，他們就要在那裡安營（</w:t>
       </w:r>
-      <w:hyperlink r:id="rId138">
-        <w:r>
-          <w:rPr>
-            <w:lang w:val="zh_TW" w:bidi="zh_TW"/>
-          </w:rPr>
-          <w:rPr>
-            <w:color w:val="0000EE"/>
-            <w:u w:val="single"/>
-          </w:rPr>
-          <w:t>9:15–23</w:t>
-        </w:r>
-      </w:hyperlink>
+      <w:r>
+        <w:rPr>
+          <w:lang w:val="zh_TW" w:bidi="zh_TW"/>
+        </w:rPr>
+        <w:t>9:15–23</w:t>
+      </w:r>
       <w:r>
         <w:rPr>
           <w:lang w:val="zh_TW" w:bidi="zh_TW"/>
         </w:rPr>
         <w:t>）。如果吹響兩枝銀號，百姓就要到會幕聚集；如果只吹一枝，只須首領前往；當吹出出戰的警號時，各支派的隊伍就要立刻預備行軍（</w:t>
       </w:r>
-      <w:hyperlink r:id="rId139">
-        <w:r>
-          <w:rPr>
-            <w:lang w:val="zh_TW" w:bidi="zh_TW"/>
-          </w:rPr>
-          <w:rPr>
-            <w:color w:val="0000EE"/>
-            <w:u w:val="single"/>
-          </w:rPr>
-          <w:t>10:1–10</w:t>
-        </w:r>
-      </w:hyperlink>
+      <w:r>
+        <w:rPr>
+          <w:lang w:val="zh_TW" w:bidi="zh_TW"/>
+        </w:rPr>
+        <w:t>10:1–10</w:t>
+      </w:r>
       <w:r>
         <w:rPr>
           <w:lang w:val="zh_TW" w:bidi="zh_TW"/>
@@ -3775,18 +2869,12 @@
       <w:pPr>
         <w:pStyle w:val="Heading4"/>
       </w:pPr>
-      <w:hyperlink r:id="rId140">
-        <w:r>
-          <w:rPr>
-            <w:lang w:val="zh_TW" w:bidi="zh_TW"/>
-          </w:rPr>
-          <w:rPr>
-            <w:color w:val="0000EE"/>
-            <w:u w:val="single"/>
-          </w:rPr>
-          <w:t>十章11節至十四章45節</w:t>
-        </w:r>
-      </w:hyperlink>
+      <w:r>
+        <w:rPr>
+          <w:lang w:val="zh_TW" w:bidi="zh_TW"/>
+        </w:rPr>
+        <w:t>十章11節至十四章45節</w:t>
+      </w:r>
     </w:p>
     <w:p>
       <w:pPr/>
@@ -3801,162 +2889,108 @@
         </w:rPr>
         <w:t>接下來這一段記述從西奈山行軍到加低斯·巴尼亞的過程，時間大約為一個半月至兩個月之間（參</w:t>
       </w:r>
-      <w:hyperlink r:id="rId141">
-        <w:r>
-          <w:rPr>
-            <w:lang w:val="zh_TW" w:bidi="zh_TW"/>
-          </w:rPr>
-          <w:rPr>
-            <w:color w:val="0000EE"/>
-            <w:u w:val="single"/>
-          </w:rPr>
-          <w:t>10:11</w:t>
-        </w:r>
-      </w:hyperlink>
+      <w:r>
+        <w:rPr>
+          <w:lang w:val="zh_TW" w:bidi="zh_TW"/>
+        </w:rPr>
+        <w:t>10:11</w:t>
+      </w:r>
       <w:r>
         <w:rPr>
           <w:lang w:val="zh_TW" w:bidi="zh_TW"/>
         </w:rPr>
         <w:t>，</w:t>
       </w:r>
-      <w:hyperlink r:id="rId142">
-        <w:r>
-          <w:rPr>
-            <w:lang w:val="zh_TW" w:bidi="zh_TW"/>
-          </w:rPr>
-          <w:rPr>
-            <w:color w:val="0000EE"/>
-            <w:u w:val="single"/>
-          </w:rPr>
-          <w:t>13:20</w:t>
-        </w:r>
-      </w:hyperlink>
+      <w:r>
+        <w:rPr>
+          <w:lang w:val="zh_TW" w:bidi="zh_TW"/>
+        </w:rPr>
+        <w:t>13:20</w:t>
+      </w:r>
       <w:r>
         <w:rPr>
           <w:lang w:val="zh_TW" w:bidi="zh_TW"/>
         </w:rPr>
         <w:t>）。百姓幾乎立刻在經過可怕的巴蘭曠野時開始發怨言（</w:t>
       </w:r>
-      <w:hyperlink r:id="rId32">
-        <w:r>
-          <w:rPr>
-            <w:lang w:val="zh_TW" w:bidi="zh_TW"/>
-          </w:rPr>
-          <w:rPr>
-            <w:color w:val="0000EE"/>
-            <w:u w:val="single"/>
-          </w:rPr>
-          <w:t>申1:19</w:t>
-        </w:r>
-      </w:hyperlink>
+      <w:r>
+        <w:rPr>
+          <w:lang w:val="zh_TW" w:bidi="zh_TW"/>
+        </w:rPr>
+        <w:t>申1:19</w:t>
+      </w:r>
       <w:r>
         <w:rPr>
           <w:lang w:val="zh_TW" w:bidi="zh_TW"/>
         </w:rPr>
         <w:t>），使耶和華在他備拉發怒（</w:t>
       </w:r>
-      <w:hyperlink r:id="rId143">
-        <w:r>
-          <w:rPr>
-            <w:lang w:val="zh_TW" w:bidi="zh_TW"/>
-          </w:rPr>
-          <w:rPr>
-            <w:color w:val="0000EE"/>
-            <w:u w:val="single"/>
-          </w:rPr>
-          <w:t>民11:1–3</w:t>
-        </w:r>
-      </w:hyperlink>
+      <w:r>
+        <w:rPr>
+          <w:lang w:val="zh_TW" w:bidi="zh_TW"/>
+        </w:rPr>
+        <w:t>民11:1–3</w:t>
+      </w:r>
       <w:r>
         <w:rPr>
           <w:lang w:val="zh_TW" w:bidi="zh_TW"/>
         </w:rPr>
         <w:t>），又在基博羅·哈他瓦發怒（</w:t>
       </w:r>
-      <w:hyperlink r:id="rId144">
-        <w:r>
-          <w:rPr>
-            <w:lang w:val="zh_TW" w:bidi="zh_TW"/>
-          </w:rPr>
-          <w:rPr>
-            <w:color w:val="0000EE"/>
-            <w:u w:val="single"/>
-          </w:rPr>
-          <w:t>民11:4–35</w:t>
-        </w:r>
-      </w:hyperlink>
+      <w:r>
+        <w:rPr>
+          <w:lang w:val="zh_TW" w:bidi="zh_TW"/>
+        </w:rPr>
+        <w:t>民11:4–35</w:t>
+      </w:r>
       <w:r>
         <w:rPr>
           <w:lang w:val="zh_TW" w:bidi="zh_TW"/>
         </w:rPr>
         <w:t>；</w:t>
       </w:r>
-      <w:hyperlink r:id="rId145">
-        <w:r>
-          <w:rPr>
-            <w:lang w:val="zh_TW" w:bidi="zh_TW"/>
-          </w:rPr>
-          <w:rPr>
-            <w:color w:val="0000EE"/>
-            <w:u w:val="single"/>
-          </w:rPr>
-          <w:t>詩78:26–31</w:t>
-        </w:r>
-      </w:hyperlink>
+      <w:r>
+        <w:rPr>
+          <w:lang w:val="zh_TW" w:bidi="zh_TW"/>
+        </w:rPr>
+        <w:t>詩78:26–31</w:t>
+      </w:r>
       <w:r>
         <w:rPr>
           <w:lang w:val="zh_TW" w:bidi="zh_TW"/>
         </w:rPr>
         <w:t>，</w:t>
       </w:r>
-      <w:hyperlink r:id="rId146">
-        <w:r>
-          <w:rPr>
-            <w:lang w:val="zh_TW" w:bidi="zh_TW"/>
-          </w:rPr>
-          <w:rPr>
-            <w:color w:val="0000EE"/>
-            <w:u w:val="single"/>
-          </w:rPr>
-          <w:t>106:13–15</w:t>
-        </w:r>
-      </w:hyperlink>
+      <w:r>
+        <w:rPr>
+          <w:lang w:val="zh_TW" w:bidi="zh_TW"/>
+        </w:rPr>
+        <w:t>106:13–15</w:t>
+      </w:r>
       <w:r>
         <w:rPr>
           <w:lang w:val="zh_TW" w:bidi="zh_TW"/>
         </w:rPr>
         <w:t>）。米利暗和亞倫挑戰摩西獨自代表神向百姓說話的權柄，結果米利暗因受責罰而暫時患上痲瘋（顯然是她帶頭挑起事端）。二人藉著摩西的代求而得著赦免（</w:t>
       </w:r>
-      <w:hyperlink r:id="rId147">
-        <w:r>
-          <w:rPr>
-            <w:lang w:val="zh_TW" w:bidi="zh_TW"/>
-          </w:rPr>
-          <w:rPr>
-            <w:color w:val="0000EE"/>
-            <w:u w:val="single"/>
-          </w:rPr>
-          <w:t>民12章</w:t>
-        </w:r>
-      </w:hyperlink>
+      <w:r>
+        <w:rPr>
+          <w:lang w:val="zh_TW" w:bidi="zh_TW"/>
+        </w:rPr>
+        <w:t>民12章</w:t>
+      </w:r>
       <w:r>
         <w:rPr>
           <w:lang w:val="zh_TW" w:bidi="zh_TW"/>
         </w:rPr>
         <w:t>）。然而，正是從這件事中，經文提出了一段極為突出的描述，說明摩西與神之間獨特的關係，成為啟示的特殊途徑（</w:t>
       </w:r>
-      <w:hyperlink r:id="rId148">
-        <w:r>
-          <w:rPr>
-            <w:lang w:val="zh_TW" w:bidi="zh_TW"/>
-          </w:rPr>
-          <w:rPr>
-            <w:color w:val="0000EE"/>
-            <w:u w:val="single"/>
-          </w:rPr>
-          <w:t>6–8</w:t>
-        </w:r>
-      </w:hyperlink>
+      <w:r>
+        <w:rPr>
+          <w:lang w:val="zh_TW" w:bidi="zh_TW"/>
+        </w:rPr>
+        <w:t>6–8</w:t>
+      </w:r>
       <w:r>
         <w:rPr>
           <w:lang w:val="zh_TW" w:bidi="zh_TW"/>
@@ -3977,144 +3011,96 @@
         </w:rPr>
         <w:t>摩西從巴蘭（加低斯‧巴尼亞）差派探子去窺探那地（</w:t>
       </w:r>
-      <w:hyperlink r:id="rId149">
-        <w:r>
-          <w:rPr>
-            <w:lang w:val="zh_TW" w:bidi="zh_TW"/>
-          </w:rPr>
-          <w:rPr>
-            <w:color w:val="0000EE"/>
-            <w:u w:val="single"/>
-          </w:rPr>
-          <w:t>13</w:t>
-        </w:r>
-      </w:hyperlink>
+      <w:r>
+        <w:rPr>
+          <w:lang w:val="zh_TW" w:bidi="zh_TW"/>
+        </w:rPr>
+        <w:t>13</w:t>
+      </w:r>
       <w:r>
         <w:rPr>
           <w:lang w:val="zh_TW" w:bidi="zh_TW"/>
         </w:rPr>
         <w:t>章）。</w:t>
       </w:r>
-      <w:hyperlink r:id="rId150">
-        <w:r>
-          <w:rPr>
-            <w:lang w:val="zh_TW" w:bidi="zh_TW"/>
-          </w:rPr>
-          <w:rPr>
-            <w:color w:val="0000EE"/>
-            <w:u w:val="single"/>
-          </w:rPr>
-          <w:t>申命記一章22節</w:t>
-        </w:r>
-      </w:hyperlink>
+      <w:r>
+        <w:rPr>
+          <w:lang w:val="zh_TW" w:bidi="zh_TW"/>
+        </w:rPr>
+        <w:t>申命記一章22節</w:t>
+      </w:r>
       <w:r>
         <w:rPr>
           <w:lang w:val="zh_TW" w:bidi="zh_TW"/>
         </w:rPr>
         <w:t>顯示，窺探那地的計劃原本是出自於百姓，摩西（在神的指示下）同意這件事。40天後，探子回來。只有迦勒和約書亞勸百姓上去攻取那地；其餘十個探子卻說仇敵強大，他們無法得戰。百姓因此極其沮喪，甚至想用石頭打死迦勒和約書亞（</w:t>
       </w:r>
-      <w:hyperlink r:id="rId151">
-        <w:r>
-          <w:rPr>
-            <w:lang w:val="zh_TW" w:bidi="zh_TW"/>
-          </w:rPr>
-          <w:rPr>
-            <w:color w:val="0000EE"/>
-            <w:u w:val="single"/>
-          </w:rPr>
-          <w:t>民14:10</w:t>
-        </w:r>
-      </w:hyperlink>
+      <w:r>
+        <w:rPr>
+          <w:lang w:val="zh_TW" w:bidi="zh_TW"/>
+        </w:rPr>
+        <w:t>民14:10</w:t>
+      </w:r>
       <w:r>
         <w:rPr>
           <w:lang w:val="zh_TW" w:bidi="zh_TW"/>
         </w:rPr>
         <w:t>），只是會幕那裡忽然顯出榮耀的雲彩，才阻止了他們。神在震怒中起誓（</w:t>
       </w:r>
-      <w:hyperlink r:id="rId152">
-        <w:r>
-          <w:rPr>
-            <w:lang w:val="zh_TW" w:bidi="zh_TW"/>
-          </w:rPr>
-          <w:rPr>
-            <w:color w:val="0000EE"/>
-            <w:u w:val="single"/>
-          </w:rPr>
-          <w:t>民14:21</w:t>
-        </w:r>
-      </w:hyperlink>
+      <w:r>
+        <w:rPr>
+          <w:lang w:val="zh_TW" w:bidi="zh_TW"/>
+        </w:rPr>
+        <w:t>民14:21</w:t>
+      </w:r>
       <w:r>
         <w:rPr>
           <w:lang w:val="zh_TW" w:bidi="zh_TW"/>
         </w:rPr>
         <w:t>；參</w:t>
       </w:r>
-      <w:hyperlink r:id="rId153">
-        <w:r>
-          <w:rPr>
-            <w:lang w:val="zh_TW" w:bidi="zh_TW"/>
-          </w:rPr>
-          <w:rPr>
-            <w:color w:val="0000EE"/>
-            <w:u w:val="single"/>
-          </w:rPr>
-          <w:t>來3:7–4:10</w:t>
-        </w:r>
-      </w:hyperlink>
+      <w:r>
+        <w:rPr>
+          <w:lang w:val="zh_TW" w:bidi="zh_TW"/>
+        </w:rPr>
+        <w:t>來3:7–4:10</w:t>
+      </w:r>
       <w:r>
         <w:rPr>
           <w:lang w:val="zh_TW" w:bidi="zh_TW"/>
         </w:rPr>
         <w:t>），除了迦勒和約書亞以外，那一代人都不能進入應許之地（</w:t>
       </w:r>
-      <w:hyperlink r:id="rId154">
-        <w:r>
-          <w:rPr>
-            <w:lang w:val="zh_TW" w:bidi="zh_TW"/>
-          </w:rPr>
-          <w:rPr>
-            <w:color w:val="0000EE"/>
-            <w:u w:val="single"/>
-          </w:rPr>
-          <w:t>民14:21–35</w:t>
-        </w:r>
-      </w:hyperlink>
+      <w:r>
+        <w:rPr>
+          <w:lang w:val="zh_TW" w:bidi="zh_TW"/>
+        </w:rPr>
+        <w:t>民14:21–35</w:t>
+      </w:r>
       <w:r>
         <w:rPr>
           <w:lang w:val="zh_TW" w:bidi="zh_TW"/>
         </w:rPr>
         <w:t>）。隨後，神擊殺了那10個不信的探子（</w:t>
       </w:r>
-      <w:hyperlink r:id="rId155">
-        <w:r>
-          <w:rPr>
-            <w:lang w:val="zh_TW" w:bidi="zh_TW"/>
-          </w:rPr>
-          <w:rPr>
-            <w:color w:val="0000EE"/>
-            <w:u w:val="single"/>
-          </w:rPr>
-          <w:t>37</w:t>
-        </w:r>
-      </w:hyperlink>
+      <w:r>
+        <w:rPr>
+          <w:lang w:val="zh_TW" w:bidi="zh_TW"/>
+        </w:rPr>
+        <w:t>37</w:t>
+      </w:r>
       <w:r>
         <w:rPr>
           <w:lang w:val="zh_TW" w:bidi="zh_TW"/>
         </w:rPr>
         <w:t>節）。以色列人卻仍然擅自行動，違背神明確禁止他們上去的命令（</w:t>
       </w:r>
-      <w:hyperlink r:id="rId156">
-        <w:r>
-          <w:rPr>
-            <w:lang w:val="zh_TW" w:bidi="zh_TW"/>
-          </w:rPr>
-          <w:rPr>
-            <w:color w:val="0000EE"/>
-            <w:u w:val="single"/>
-          </w:rPr>
-          <w:t>申1:42</w:t>
-        </w:r>
-      </w:hyperlink>
+      <w:r>
+        <w:rPr>
+          <w:lang w:val="zh_TW" w:bidi="zh_TW"/>
+        </w:rPr>
+        <w:t>申1:42</w:t>
+      </w:r>
       <w:r>
         <w:rPr>
           <w:lang w:val="zh_TW" w:bidi="zh_TW"/>
@@ -4135,54 +3121,36 @@
         </w:rPr>
         <w:t>以色列人仍然停留在這一帶，各支派的家族分散在曠野各處，並在泉水與綠洲附近安頓下來（</w:t>
       </w:r>
-      <w:hyperlink r:id="rId157">
-        <w:r>
-          <w:rPr>
-            <w:lang w:val="zh_TW" w:bidi="zh_TW"/>
-          </w:rPr>
-          <w:rPr>
-            <w:color w:val="0000EE"/>
-            <w:u w:val="single"/>
-          </w:rPr>
-          <w:t>申1:46</w:t>
-        </w:r>
-      </w:hyperlink>
+      <w:r>
+        <w:rPr>
+          <w:lang w:val="zh_TW" w:bidi="zh_TW"/>
+        </w:rPr>
+        <w:t>申1:46</w:t>
+      </w:r>
       <w:r>
         <w:rPr>
           <w:lang w:val="zh_TW" w:bidi="zh_TW"/>
         </w:rPr>
         <w:t>）。</w:t>
       </w:r>
-      <w:hyperlink r:id="rId158">
-        <w:r>
-          <w:rPr>
-            <w:lang w:val="zh_TW" w:bidi="zh_TW"/>
-          </w:rPr>
-          <w:rPr>
-            <w:color w:val="0000EE"/>
-            <w:u w:val="single"/>
-          </w:rPr>
-          <w:t>民數記十五章1節至二十一章20節</w:t>
-        </w:r>
-      </w:hyperlink>
+      <w:r>
+        <w:rPr>
+          <w:lang w:val="zh_TW" w:bidi="zh_TW"/>
+        </w:rPr>
+        <w:t>民數記十五章1節至二十一章20節</w:t>
+      </w:r>
       <w:r>
         <w:rPr>
           <w:lang w:val="zh_TW" w:bidi="zh_TW"/>
         </w:rPr>
         <w:t>記述了他們在曠野漂流38年的經過。這段時期的很大部分可能都在加低斯‧巴尼亞一帶度過（</w:t>
       </w:r>
-      <w:hyperlink r:id="rId157">
-        <w:r>
-          <w:rPr>
-            <w:lang w:val="zh_TW" w:bidi="zh_TW"/>
-          </w:rPr>
-          <w:rPr>
-            <w:color w:val="0000EE"/>
-            <w:u w:val="single"/>
-          </w:rPr>
-          <w:t>申1:46</w:t>
-        </w:r>
-      </w:hyperlink>
+      <w:r>
+        <w:rPr>
+          <w:lang w:val="zh_TW" w:bidi="zh_TW"/>
+        </w:rPr>
+        <w:t>申1:46</w:t>
+      </w:r>
       <w:r>
         <w:rPr>
           <w:lang w:val="zh_TW" w:bidi="zh_TW"/>
@@ -4200,18 +3168,12 @@
         </w:rPr>
         <w:t>第</w:t>
       </w:r>
-      <w:hyperlink r:id="rId159">
-        <w:r>
-          <w:rPr>
-            <w:lang w:val="zh_TW" w:bidi="zh_TW"/>
-          </w:rPr>
-          <w:rPr>
-            <w:color w:val="0000EE"/>
-            <w:u w:val="single"/>
-          </w:rPr>
-          <w:t>十五</w:t>
-        </w:r>
-      </w:hyperlink>
+      <w:r>
+        <w:rPr>
+          <w:lang w:val="zh_TW" w:bidi="zh_TW"/>
+        </w:rPr>
+        <w:t>十五</w:t>
+      </w:r>
       <w:r>
         <w:rPr>
           <w:lang w:val="zh_TW" w:bidi="zh_TW"/>
@@ -4232,72 +3194,48 @@
         </w:rPr>
         <w:t>神又賜下進一步關於祭司的律例（</w:t>
       </w:r>
-      <w:hyperlink r:id="rId160">
-        <w:r>
-          <w:rPr>
-            <w:lang w:val="zh_TW" w:bidi="zh_TW"/>
-          </w:rPr>
-          <w:rPr>
-            <w:color w:val="0000EE"/>
-            <w:u w:val="single"/>
-          </w:rPr>
-          <w:t>民15:1–21</w:t>
-        </w:r>
-      </w:hyperlink>
+      <w:r>
+        <w:rPr>
+          <w:lang w:val="zh_TW" w:bidi="zh_TW"/>
+        </w:rPr>
+        <w:t>民15:1–21</w:t>
+      </w:r>
       <w:r>
         <w:rPr>
           <w:lang w:val="zh_TW" w:bidi="zh_TW"/>
         </w:rPr>
         <w:t>）。同時，經文也清楚說明，以色列人如果故意、悖逆地犯罪，就要按著被剪除於民中的程序處理；這類帶著悖逆心態而犯罪的人，並沒有贖罪的方法（</w:t>
       </w:r>
-      <w:hyperlink r:id="rId161">
-        <w:r>
-          <w:rPr>
-            <w:lang w:val="zh_TW" w:bidi="zh_TW"/>
-          </w:rPr>
-          <w:rPr>
-            <w:color w:val="0000EE"/>
-            <w:u w:val="single"/>
-          </w:rPr>
-          <w:t>22–31</w:t>
-        </w:r>
-      </w:hyperlink>
+      <w:r>
+        <w:rPr>
+          <w:lang w:val="zh_TW" w:bidi="zh_TW"/>
+        </w:rPr>
+        <w:t>22–31</w:t>
+      </w:r>
       <w:r>
         <w:rPr>
           <w:lang w:val="zh_TW" w:bidi="zh_TW"/>
         </w:rPr>
         <w:t>節）。經文記載有一個犯安息日的人被處死（</w:t>
       </w:r>
-      <w:hyperlink r:id="rId162">
-        <w:r>
-          <w:rPr>
-            <w:lang w:val="zh_TW" w:bidi="zh_TW"/>
-          </w:rPr>
-          <w:rPr>
-            <w:color w:val="0000EE"/>
-            <w:u w:val="single"/>
-          </w:rPr>
-          <w:t>32–36</w:t>
-        </w:r>
-      </w:hyperlink>
+      <w:r>
+        <w:rPr>
+          <w:lang w:val="zh_TW" w:bidi="zh_TW"/>
+        </w:rPr>
+        <w:t>32–36</w:t>
+      </w:r>
       <w:r>
         <w:rPr>
           <w:lang w:val="zh_TW" w:bidi="zh_TW"/>
         </w:rPr>
         <w:t>節），這件事大概用來說明前面所頒布的律例。最後，為了幫助以色列人遵行神的律法，神吩咐他們在外衣邊上繫上繸子，又在繸子上釘一根藍細帶子，作為提醒（</w:t>
       </w:r>
-      <w:hyperlink r:id="rId163">
-        <w:r>
-          <w:rPr>
-            <w:lang w:val="zh_TW" w:bidi="zh_TW"/>
-          </w:rPr>
-          <w:rPr>
-            <w:color w:val="0000EE"/>
-            <w:u w:val="single"/>
-          </w:rPr>
-          <w:t>37–41</w:t>
-        </w:r>
-      </w:hyperlink>
+      <w:r>
+        <w:rPr>
+          <w:lang w:val="zh_TW" w:bidi="zh_TW"/>
+        </w:rPr>
+        <w:t>37–41</w:t>
+      </w:r>
       <w:r>
         <w:rPr>
           <w:lang w:val="zh_TW" w:bidi="zh_TW"/>
@@ -4315,18 +3253,12 @@
         </w:rPr>
         <w:t>第</w:t>
       </w:r>
-      <w:hyperlink r:id="rId164">
-        <w:r>
-          <w:rPr>
-            <w:lang w:val="zh_TW" w:bidi="zh_TW"/>
-          </w:rPr>
-          <w:rPr>
-            <w:color w:val="0000EE"/>
-            <w:u w:val="single"/>
-          </w:rPr>
-          <w:t>十六</w:t>
-        </w:r>
-      </w:hyperlink>
+      <w:r>
+        <w:rPr>
+          <w:lang w:val="zh_TW" w:bidi="zh_TW"/>
+        </w:rPr>
+        <w:t>十六</w:t>
+      </w:r>
       <w:r>
         <w:rPr>
           <w:lang w:val="zh_TW" w:bidi="zh_TW"/>
@@ -4347,90 +3279,60 @@
         </w:rPr>
         <w:t>可拉挑戰了亞倫作大祭司的職分，而大坍、亞比蘭和安也挑戰了摩西的領導權（</w:t>
       </w:r>
-      <w:hyperlink r:id="rId165">
-        <w:r>
-          <w:rPr>
-            <w:lang w:val="zh_TW" w:bidi="zh_TW"/>
-          </w:rPr>
-          <w:rPr>
-            <w:color w:val="0000EE"/>
-            <w:u w:val="single"/>
-          </w:rPr>
-          <w:t>1–14</w:t>
-        </w:r>
-      </w:hyperlink>
+      <w:r>
+        <w:rPr>
+          <w:lang w:val="zh_TW" w:bidi="zh_TW"/>
+        </w:rPr>
+        <w:t>1–14</w:t>
+      </w:r>
       <w:r>
         <w:rPr>
           <w:lang w:val="zh_TW" w:bidi="zh_TW"/>
         </w:rPr>
         <w:t>節）。神按著摩西所說的話，使地裂開，把這些作惡的人吞下去（</w:t>
       </w:r>
-      <w:hyperlink r:id="rId166">
-        <w:r>
-          <w:rPr>
-            <w:lang w:val="zh_TW" w:bidi="zh_TW"/>
-          </w:rPr>
-          <w:rPr>
-            <w:color w:val="0000EE"/>
-            <w:u w:val="single"/>
-          </w:rPr>
-          <w:t>民16:32</w:t>
-        </w:r>
-      </w:hyperlink>
+      <w:r>
+        <w:rPr>
+          <w:lang w:val="zh_TW" w:bidi="zh_TW"/>
+        </w:rPr>
+        <w:t>民16:32</w:t>
+      </w:r>
       <w:r>
         <w:rPr>
           <w:lang w:val="zh_TW" w:bidi="zh_TW"/>
         </w:rPr>
         <w:t>；參</w:t>
       </w:r>
-      <w:hyperlink r:id="rId167">
-        <w:r>
-          <w:rPr>
-            <w:lang w:val="zh_TW" w:bidi="zh_TW"/>
-          </w:rPr>
-          <w:rPr>
-            <w:color w:val="0000EE"/>
-            <w:u w:val="single"/>
-          </w:rPr>
-          <w:t>申9:6</w:t>
-        </w:r>
-      </w:hyperlink>
+      <w:r>
+        <w:rPr>
+          <w:lang w:val="zh_TW" w:bidi="zh_TW"/>
+        </w:rPr>
+        <w:t>申9:6</w:t>
+      </w:r>
       <w:r>
         <w:rPr>
           <w:lang w:val="zh_TW" w:bidi="zh_TW"/>
         </w:rPr>
         <w:t>；</w:t>
       </w:r>
-      <w:hyperlink r:id="rId168">
-        <w:r>
-          <w:rPr>
-            <w:lang w:val="zh_TW" w:bidi="zh_TW"/>
-          </w:rPr>
-          <w:rPr>
-            <w:color w:val="0000EE"/>
-            <w:u w:val="single"/>
-          </w:rPr>
-          <w:t>詩106:16–18</w:t>
-        </w:r>
-      </w:hyperlink>
+      <w:r>
+        <w:rPr>
+          <w:lang w:val="zh_TW" w:bidi="zh_TW"/>
+        </w:rPr>
+        <w:t>詩106:16–18</w:t>
+      </w:r>
       <w:r>
         <w:rPr>
           <w:lang w:val="zh_TW" w:bidi="zh_TW"/>
         </w:rPr>
         <w:t>）。在新約聖經中，可拉被視為悖逆之人的典型例子（</w:t>
       </w:r>
-      <w:hyperlink r:id="rId169">
-        <w:r>
-          <w:rPr>
-            <w:lang w:val="zh_TW" w:bidi="zh_TW"/>
-          </w:rPr>
-          <w:rPr>
-            <w:color w:val="0000EE"/>
-            <w:u w:val="single"/>
-          </w:rPr>
-          <w:t>猶11</w:t>
-        </w:r>
-      </w:hyperlink>
+      <w:r>
+        <w:rPr>
+          <w:lang w:val="zh_TW" w:bidi="zh_TW"/>
+        </w:rPr>
+        <w:t>猶11</w:t>
+      </w:r>
       <w:r>
         <w:rPr>
           <w:lang w:val="zh_TW" w:bidi="zh_TW"/>
@@ -4445,72 +3347,48 @@
           <w:lang w:val="zh_TW" w:bidi="zh_TW"/>
         </w:rPr>
       </w:r>
-      <w:hyperlink r:id="rId170">
-        <w:r>
-          <w:rPr>
-            <w:lang w:val="zh_TW" w:bidi="zh_TW"/>
-          </w:rPr>
-          <w:rPr>
-            <w:color w:val="0000EE"/>
-            <w:u w:val="single"/>
-          </w:rPr>
-          <w:t>民數記二十六章11節</w:t>
-        </w:r>
-      </w:hyperlink>
+      <w:r>
+        <w:rPr>
+          <w:lang w:val="zh_TW" w:bidi="zh_TW"/>
+        </w:rPr>
+        <w:t>民數記二十六章11節</w:t>
+      </w:r>
       <w:r>
         <w:rPr>
           <w:lang w:val="zh_TW" w:bidi="zh_TW"/>
         </w:rPr>
         <w:t>指出，可拉年幼的兒女沒有與他一同滅亡。他們或許成了「可拉的子孫」的祖先；這些人後來在聖殿中事奉，作聖樂的唱歌的人，並寫下12篇可拉詩篇（</w:t>
       </w:r>
-      <w:hyperlink r:id="rId171">
-        <w:r>
-          <w:rPr>
-            <w:lang w:val="zh_TW" w:bidi="zh_TW"/>
-          </w:rPr>
-          <w:rPr>
-            <w:color w:val="0000EE"/>
-            <w:u w:val="single"/>
-          </w:rPr>
-          <w:t>詩42–49篇</w:t>
-        </w:r>
-      </w:hyperlink>
+      <w:r>
+        <w:rPr>
+          <w:lang w:val="zh_TW" w:bidi="zh_TW"/>
+        </w:rPr>
+        <w:t>詩42–49篇</w:t>
+      </w:r>
       <w:r>
         <w:rPr>
           <w:lang w:val="zh_TW" w:bidi="zh_TW"/>
         </w:rPr>
         <w:t>，</w:t>
       </w:r>
-      <w:hyperlink r:id="rId172">
-        <w:r>
-          <w:rPr>
-            <w:lang w:val="zh_TW" w:bidi="zh_TW"/>
-          </w:rPr>
-          <w:rPr>
-            <w:color w:val="0000EE"/>
-            <w:u w:val="single"/>
-          </w:rPr>
-          <w:t>84–85篇</w:t>
-        </w:r>
-      </w:hyperlink>
+      <w:r>
+        <w:rPr>
+          <w:lang w:val="zh_TW" w:bidi="zh_TW"/>
+        </w:rPr>
+        <w:t>84–85篇</w:t>
+      </w:r>
       <w:r>
         <w:rPr>
           <w:lang w:val="zh_TW" w:bidi="zh_TW"/>
         </w:rPr>
         <w:t>，</w:t>
       </w:r>
-      <w:hyperlink r:id="rId173">
-        <w:r>
-          <w:rPr>
-            <w:lang w:val="zh_TW" w:bidi="zh_TW"/>
-          </w:rPr>
-          <w:rPr>
-            <w:color w:val="0000EE"/>
-            <w:u w:val="single"/>
-          </w:rPr>
-          <w:t>87–88篇</w:t>
-        </w:r>
-      </w:hyperlink>
+      <w:r>
+        <w:rPr>
+          <w:lang w:val="zh_TW" w:bidi="zh_TW"/>
+        </w:rPr>
+        <w:t>87–88篇</w:t>
+      </w:r>
       <w:r>
         <w:rPr>
           <w:lang w:val="zh_TW" w:bidi="zh_TW"/>
@@ -4528,18 +3406,12 @@
         </w:rPr>
         <w:t>第</w:t>
       </w:r>
-      <w:hyperlink r:id="rId174">
-        <w:r>
-          <w:rPr>
-            <w:lang w:val="zh_TW" w:bidi="zh_TW"/>
-          </w:rPr>
-          <w:rPr>
-            <w:color w:val="0000EE"/>
-            <w:u w:val="single"/>
-          </w:rPr>
-          <w:t>十七</w:t>
-        </w:r>
-      </w:hyperlink>
+      <w:r>
+        <w:rPr>
+          <w:lang w:val="zh_TW" w:bidi="zh_TW"/>
+        </w:rPr>
+        <w:t>十七</w:t>
+      </w:r>
       <w:r>
         <w:rPr>
           <w:lang w:val="zh_TW" w:bidi="zh_TW"/>
@@ -4571,18 +3443,12 @@
         </w:rPr>
         <w:t>第</w:t>
       </w:r>
-      <w:hyperlink r:id="rId175">
-        <w:r>
-          <w:rPr>
-            <w:lang w:val="zh_TW" w:bidi="zh_TW"/>
-          </w:rPr>
-          <w:rPr>
-            <w:color w:val="0000EE"/>
-            <w:u w:val="single"/>
-          </w:rPr>
-          <w:t>十八至十九</w:t>
-        </w:r>
-      </w:hyperlink>
+      <w:r>
+        <w:rPr>
+          <w:lang w:val="zh_TW" w:bidi="zh_TW"/>
+        </w:rPr>
+        <w:t>十八至十九</w:t>
+      </w:r>
       <w:r>
         <w:rPr>
           <w:lang w:val="zh_TW" w:bidi="zh_TW"/>
@@ -4603,54 +3469,36 @@
         </w:rPr>
         <w:t>經文接著記載了關於祭司的進一步的律例。在</w:t>
       </w:r>
-      <w:hyperlink r:id="rId176">
-        <w:r>
-          <w:rPr>
-            <w:lang w:val="zh_TW" w:bidi="zh_TW"/>
-          </w:rPr>
-          <w:rPr>
-            <w:color w:val="0000EE"/>
-            <w:u w:val="single"/>
-          </w:rPr>
-          <w:t>十八章1至7節</w:t>
-        </w:r>
-      </w:hyperlink>
+      <w:r>
+        <w:rPr>
+          <w:lang w:val="zh_TW" w:bidi="zh_TW"/>
+        </w:rPr>
+        <w:t>十八章1至7節</w:t>
+      </w:r>
       <w:r>
         <w:rPr>
           <w:lang w:val="zh_TW" w:bidi="zh_TW"/>
         </w:rPr>
         <w:t>中，神將祭司事奉的全部責任交給亞倫家的祭司，這是前一章中的事件自然導致的結果。利未人要輔助亞倫的祭司體系（</w:t>
       </w:r>
-      <w:hyperlink r:id="rId177">
-        <w:r>
-          <w:rPr>
-            <w:lang w:val="zh_TW" w:bidi="zh_TW"/>
-          </w:rPr>
-          <w:rPr>
-            <w:color w:val="0000EE"/>
-            <w:u w:val="single"/>
-          </w:rPr>
-          <w:t>6</w:t>
-        </w:r>
-      </w:hyperlink>
+      <w:r>
+        <w:rPr>
+          <w:lang w:val="zh_TW" w:bidi="zh_TW"/>
+        </w:rPr>
+        <w:t>6</w:t>
+      </w:r>
       <w:r>
         <w:rPr>
           <w:lang w:val="zh_TW" w:bidi="zh_TW"/>
         </w:rPr>
         <w:t>節）。由於利未支派沒有分得地業，他們的生活來源就要靠百姓所獻的供物來供養（</w:t>
       </w:r>
-      <w:hyperlink r:id="rId178">
-        <w:r>
-          <w:rPr>
-            <w:lang w:val="zh_TW" w:bidi="zh_TW"/>
-          </w:rPr>
-          <w:rPr>
-            <w:color w:val="0000EE"/>
-            <w:u w:val="single"/>
-          </w:rPr>
-          <w:t>8–20</w:t>
-        </w:r>
-      </w:hyperlink>
+      <w:r>
+        <w:rPr>
+          <w:lang w:val="zh_TW" w:bidi="zh_TW"/>
+        </w:rPr>
+        <w:t>8–20</w:t>
+      </w:r>
       <w:r>
         <w:rPr>
           <w:lang w:val="zh_TW" w:bidi="zh_TW"/>
@@ -4671,36 +3519,24 @@
         </w:rPr>
         <w:t>在</w:t>
       </w:r>
-      <w:hyperlink r:id="rId179">
-        <w:r>
-          <w:rPr>
-            <w:lang w:val="zh_TW" w:bidi="zh_TW"/>
-          </w:rPr>
-          <w:rPr>
-            <w:color w:val="0000EE"/>
-            <w:u w:val="single"/>
-          </w:rPr>
-          <w:t>十九章1至22節</w:t>
-        </w:r>
-      </w:hyperlink>
+      <w:r>
+        <w:rPr>
+          <w:lang w:val="zh_TW" w:bidi="zh_TW"/>
+        </w:rPr>
+        <w:t>十九章1至22節</w:t>
+      </w:r>
       <w:r>
         <w:rPr>
           <w:lang w:val="zh_TW" w:bidi="zh_TW"/>
         </w:rPr>
         <w:t>中，經文頒布了關於禮儀上不潔淨的條例。當以色列人因接觸死亡而成為禮儀上不潔淨時（</w:t>
       </w:r>
-      <w:hyperlink r:id="rId180">
-        <w:r>
-          <w:rPr>
-            <w:lang w:val="zh_TW" w:bidi="zh_TW"/>
-          </w:rPr>
-          <w:rPr>
-            <w:color w:val="0000EE"/>
-            <w:u w:val="single"/>
-          </w:rPr>
-          <w:t>11–16</w:t>
-        </w:r>
-      </w:hyperlink>
+      <w:r>
+        <w:rPr>
+          <w:lang w:val="zh_TW" w:bidi="zh_TW"/>
+        </w:rPr>
+        <w:t>11–16</w:t>
+      </w:r>
       <w:r>
         <w:rPr>
           <w:lang w:val="zh_TW" w:bidi="zh_TW"/>
@@ -4719,36 +3555,24 @@
         </w:rPr>
         <w:t>（</w:t>
       </w:r>
-      <w:hyperlink r:id="rId181">
-        <w:r>
-          <w:rPr>
-            <w:lang w:val="zh_TW" w:bidi="zh_TW"/>
-          </w:rPr>
-          <w:rPr>
-            <w:color w:val="0000EE"/>
-            <w:u w:val="single"/>
-          </w:rPr>
-          <w:t>9</w:t>
-        </w:r>
-      </w:hyperlink>
+      <w:r>
+        <w:rPr>
+          <w:lang w:val="zh_TW" w:bidi="zh_TW"/>
+        </w:rPr>
+        <w:t>9</w:t>
+      </w:r>
       <w:r>
         <w:rPr>
           <w:lang w:val="zh_TW" w:bidi="zh_TW"/>
         </w:rPr>
         <w:t>、</w:t>
       </w:r>
-      <w:hyperlink r:id="rId181">
-        <w:r>
-          <w:rPr>
-            <w:lang w:val="zh_TW" w:bidi="zh_TW"/>
-          </w:rPr>
-          <w:rPr>
-            <w:color w:val="0000EE"/>
-            <w:u w:val="single"/>
-          </w:rPr>
-          <w:t>17</w:t>
-        </w:r>
-      </w:hyperlink>
+      <w:r>
+        <w:rPr>
+          <w:lang w:val="zh_TW" w:bidi="zh_TW"/>
+        </w:rPr>
+        <w:t>17</w:t>
+      </w:r>
       <w:r>
         <w:rPr>
           <w:lang w:val="zh_TW" w:bidi="zh_TW"/>
@@ -4766,18 +3590,12 @@
         </w:rPr>
         <w:t>第</w:t>
       </w:r>
-      <w:hyperlink r:id="rId182">
-        <w:r>
-          <w:rPr>
-            <w:lang w:val="zh_TW" w:bidi="zh_TW"/>
-          </w:rPr>
-          <w:rPr>
-            <w:color w:val="0000EE"/>
-            <w:u w:val="single"/>
-          </w:rPr>
-          <w:t>二十</w:t>
-        </w:r>
-      </w:hyperlink>
+      <w:r>
+        <w:rPr>
+          <w:lang w:val="zh_TW" w:bidi="zh_TW"/>
+        </w:rPr>
+        <w:t>二十</w:t>
+      </w:r>
       <w:r>
         <w:rPr>
           <w:lang w:val="zh_TW" w:bidi="zh_TW"/>
@@ -4798,54 +3616,36 @@
         </w:rPr>
         <w:t>以色列人在曠野漂流第40年的第一個月，再次來到尋的曠野南部邊界的加低斯，米利暗在那裡去世，並被安葬在那裡（</w:t>
       </w:r>
-      <w:hyperlink r:id="rId30">
-        <w:r>
-          <w:rPr>
-            <w:lang w:val="zh_TW" w:bidi="zh_TW"/>
-          </w:rPr>
-          <w:rPr>
-            <w:color w:val="0000EE"/>
-            <w:u w:val="single"/>
-          </w:rPr>
-          <w:t>1</w:t>
-        </w:r>
-      </w:hyperlink>
+      <w:r>
+        <w:rPr>
+          <w:lang w:val="zh_TW" w:bidi="zh_TW"/>
+        </w:rPr>
+        <w:t>1</w:t>
+      </w:r>
       <w:r>
         <w:rPr>
           <w:lang w:val="zh_TW" w:bidi="zh_TW"/>
         </w:rPr>
         <w:t>節）。根據第</w:t>
       </w:r>
-      <w:hyperlink r:id="rId183">
-        <w:r>
-          <w:rPr>
-            <w:lang w:val="zh_TW" w:bidi="zh_TW"/>
-          </w:rPr>
-          <w:rPr>
-            <w:color w:val="0000EE"/>
-            <w:u w:val="single"/>
-          </w:rPr>
-          <w:t>三十三</w:t>
-        </w:r>
-      </w:hyperlink>
+      <w:r>
+        <w:rPr>
+          <w:lang w:val="zh_TW" w:bidi="zh_TW"/>
+        </w:rPr>
+        <w:t>三十三</w:t>
+      </w:r>
       <w:r>
         <w:rPr>
           <w:lang w:val="zh_TW" w:bidi="zh_TW"/>
         </w:rPr>
         <w:t>章所列的安營清單，自從以色列人上一次到過這個地方之後，期間可能已經經歷了18次安營（參</w:t>
       </w:r>
-      <w:hyperlink r:id="rId184">
-        <w:r>
-          <w:rPr>
-            <w:lang w:val="zh_TW" w:bidi="zh_TW"/>
-          </w:rPr>
-          <w:rPr>
-            <w:color w:val="0000EE"/>
-            <w:u w:val="single"/>
-          </w:rPr>
-          <w:t>33:18–36</w:t>
-        </w:r>
-      </w:hyperlink>
+      <w:r>
+        <w:rPr>
+          <w:lang w:val="zh_TW" w:bidi="zh_TW"/>
+        </w:rPr>
+        <w:t>33:18–36</w:t>
+      </w:r>
       <w:r>
         <w:rPr>
           <w:lang w:val="zh_TW" w:bidi="zh_TW"/>
@@ -4866,72 +3666,48 @@
         </w:rPr>
         <w:t>就在這時，百姓因為缺水又再一次發怨言（</w:t>
       </w:r>
-      <w:hyperlink r:id="rId185">
-        <w:r>
-          <w:rPr>
-            <w:lang w:val="zh_TW" w:bidi="zh_TW"/>
-          </w:rPr>
-          <w:rPr>
-            <w:color w:val="0000EE"/>
-            <w:u w:val="single"/>
-          </w:rPr>
-          <w:t>20:2</w:t>
-        </w:r>
-      </w:hyperlink>
+      <w:r>
+        <w:rPr>
+          <w:lang w:val="zh_TW" w:bidi="zh_TW"/>
+        </w:rPr>
+        <w:t>20:2</w:t>
+      </w:r>
       <w:r>
         <w:rPr>
           <w:lang w:val="zh_TW" w:bidi="zh_TW"/>
         </w:rPr>
         <w:t>）。摩西照著神的指示，吩咐磐石出水（</w:t>
       </w:r>
-      <w:hyperlink r:id="rId186">
-        <w:r>
-          <w:rPr>
-            <w:lang w:val="zh_TW" w:bidi="zh_TW"/>
-          </w:rPr>
-          <w:rPr>
-            <w:color w:val="0000EE"/>
-            <w:u w:val="single"/>
-          </w:rPr>
-          <w:t>8–11</w:t>
-        </w:r>
-      </w:hyperlink>
+      <w:r>
+        <w:rPr>
+          <w:lang w:val="zh_TW" w:bidi="zh_TW"/>
+        </w:rPr>
+        <w:t>8–11</w:t>
+      </w:r>
       <w:r>
         <w:rPr>
           <w:lang w:val="zh_TW" w:bidi="zh_TW"/>
         </w:rPr>
         <w:t>節），然而，因為摩西和亞倫在這件事上犯了嚴重的過犯，神就宣告，他們不能帶領以色列進入那地和攻取那地為業（</w:t>
       </w:r>
-      <w:hyperlink r:id="rId187">
-        <w:r>
-          <w:rPr>
-            <w:lang w:val="zh_TW" w:bidi="zh_TW"/>
-          </w:rPr>
-          <w:rPr>
-            <w:color w:val="0000EE"/>
-            <w:u w:val="single"/>
-          </w:rPr>
-          <w:t>12</w:t>
-        </w:r>
-      </w:hyperlink>
+      <w:r>
+        <w:rPr>
+          <w:lang w:val="zh_TW" w:bidi="zh_TW"/>
+        </w:rPr>
+        <w:t>12</w:t>
+      </w:r>
       <w:r>
         <w:rPr>
           <w:lang w:val="zh_TW" w:bidi="zh_TW"/>
         </w:rPr>
         <w:t>、</w:t>
       </w:r>
-      <w:hyperlink r:id="rId187">
-        <w:r>
-          <w:rPr>
-            <w:lang w:val="zh_TW" w:bidi="zh_TW"/>
-          </w:rPr>
-          <w:rPr>
-            <w:color w:val="0000EE"/>
-            <w:u w:val="single"/>
-          </w:rPr>
-          <w:t>23–24</w:t>
-        </w:r>
-      </w:hyperlink>
+      <w:r>
+        <w:rPr>
+          <w:lang w:val="zh_TW" w:bidi="zh_TW"/>
+        </w:rPr>
+        <w:t>23–24</w:t>
+      </w:r>
       <w:r>
         <w:rPr>
           <w:lang w:val="zh_TW" w:bidi="zh_TW"/>
@@ -4952,54 +3728,36 @@
         </w:rPr>
         <w:t>本章最後記述，以東拒絕讓以色列穿越其境內（</w:t>
       </w:r>
-      <w:hyperlink r:id="rId43">
-        <w:r>
-          <w:rPr>
-            <w:lang w:val="zh_TW" w:bidi="zh_TW"/>
-          </w:rPr>
-          <w:rPr>
-            <w:color w:val="0000EE"/>
-            <w:u w:val="single"/>
-          </w:rPr>
-          <w:t>14–21</w:t>
-        </w:r>
-      </w:hyperlink>
+      <w:r>
+        <w:rPr>
+          <w:lang w:val="zh_TW" w:bidi="zh_TW"/>
+        </w:rPr>
+        <w:t>14–21</w:t>
+      </w:r>
       <w:r>
         <w:rPr>
           <w:lang w:val="zh_TW" w:bidi="zh_TW"/>
         </w:rPr>
         <w:t>節），以及亞倫在第40年五月（</w:t>
       </w:r>
-      <w:hyperlink r:id="rId188">
-        <w:r>
-          <w:rPr>
-            <w:lang w:val="zh_TW" w:bidi="zh_TW"/>
-          </w:rPr>
-          <w:rPr>
-            <w:color w:val="0000EE"/>
-            <w:u w:val="single"/>
-          </w:rPr>
-          <w:t>33:38</w:t>
-        </w:r>
-      </w:hyperlink>
+      <w:r>
+        <w:rPr>
+          <w:lang w:val="zh_TW" w:bidi="zh_TW"/>
+        </w:rPr>
+        <w:t>33:38</w:t>
+      </w:r>
       <w:r>
         <w:rPr>
           <w:lang w:val="zh_TW" w:bidi="zh_TW"/>
         </w:rPr>
         <w:t>）死在以東邊界的何珥山上（</w:t>
       </w:r>
-      <w:hyperlink r:id="rId189">
-        <w:r>
-          <w:rPr>
-            <w:lang w:val="zh_TW" w:bidi="zh_TW"/>
-          </w:rPr>
-          <w:rPr>
-            <w:color w:val="0000EE"/>
-            <w:u w:val="single"/>
-          </w:rPr>
-          <w:t>22–29</w:t>
-        </w:r>
-      </w:hyperlink>
+      <w:r>
+        <w:rPr>
+          <w:lang w:val="zh_TW" w:bidi="zh_TW"/>
+        </w:rPr>
+        <w:t>22–29</w:t>
+      </w:r>
       <w:r>
         <w:rPr>
           <w:lang w:val="zh_TW" w:bidi="zh_TW"/>
@@ -5017,18 +3775,12 @@
         </w:rPr>
         <w:t>第</w:t>
       </w:r>
-      <w:hyperlink r:id="rId190">
-        <w:r>
-          <w:rPr>
-            <w:lang w:val="zh_TW" w:bidi="zh_TW"/>
-          </w:rPr>
-          <w:rPr>
-            <w:color w:val="0000EE"/>
-            <w:u w:val="single"/>
-          </w:rPr>
-          <w:t>二十一</w:t>
-        </w:r>
-      </w:hyperlink>
+      <w:r>
+        <w:rPr>
+          <w:lang w:val="zh_TW" w:bidi="zh_TW"/>
+        </w:rPr>
+        <w:t>二十一</w:t>
+      </w:r>
       <w:r>
         <w:rPr>
           <w:lang w:val="zh_TW" w:bidi="zh_TW"/>
@@ -5049,72 +3801,48 @@
         </w:rPr>
         <w:t>以色列人迅速地戰勝亞拉得之後（</w:t>
       </w:r>
-      <w:hyperlink r:id="rId53">
-        <w:r>
-          <w:rPr>
-            <w:lang w:val="zh_TW" w:bidi="zh_TW"/>
-          </w:rPr>
-          <w:rPr>
-            <w:color w:val="0000EE"/>
-            <w:u w:val="single"/>
-          </w:rPr>
-          <w:t>1–3</w:t>
-        </w:r>
-      </w:hyperlink>
+      <w:r>
+        <w:rPr>
+          <w:lang w:val="zh_TW" w:bidi="zh_TW"/>
+        </w:rPr>
+        <w:t>1–3</w:t>
+      </w:r>
       <w:r>
         <w:rPr>
           <w:lang w:val="zh_TW" w:bidi="zh_TW"/>
         </w:rPr>
         <w:t>節），就轉向南行，繞過以東。百姓對神和摩西失去耐心，厭惡神所供應的嗎哪。於是耶和華差遣火蛇進入營中，咬死了許多人。但神吩咐摩西鑄造一條銅蛇，掛在杆子上；凡仰望這銅蛇的人，就得以存活（</w:t>
       </w:r>
-      <w:hyperlink r:id="rId191">
-        <w:r>
-          <w:rPr>
-            <w:lang w:val="zh_TW" w:bidi="zh_TW"/>
-          </w:rPr>
-          <w:rPr>
-            <w:color w:val="0000EE"/>
-            <w:u w:val="single"/>
-          </w:rPr>
-          <w:t>4–10</w:t>
-        </w:r>
-      </w:hyperlink>
+      <w:r>
+        <w:rPr>
+          <w:lang w:val="zh_TW" w:bidi="zh_TW"/>
+        </w:rPr>
+        <w:t>4–10</w:t>
+      </w:r>
       <w:r>
         <w:rPr>
           <w:lang w:val="zh_TW" w:bidi="zh_TW"/>
         </w:rPr>
         <w:t>節）。這條銅蛇後來被保存下來，但到了希西家王的時候，因為百姓把這象徵之物當作偶像，就將它毀掉（</w:t>
       </w:r>
-      <w:hyperlink r:id="rId192">
-        <w:r>
-          <w:rPr>
-            <w:lang w:val="zh_TW" w:bidi="zh_TW"/>
-          </w:rPr>
-          <w:rPr>
-            <w:color w:val="0000EE"/>
-            <w:u w:val="single"/>
-          </w:rPr>
-          <w:t>王下18:4</w:t>
-        </w:r>
-      </w:hyperlink>
+      <w:r>
+        <w:rPr>
+          <w:lang w:val="zh_TW" w:bidi="zh_TW"/>
+        </w:rPr>
+        <w:t>王下18:4</w:t>
+      </w:r>
       <w:r>
         <w:rPr>
           <w:lang w:val="zh_TW" w:bidi="zh_TW"/>
         </w:rPr>
         <w:t>）。再後來，耶穌以此作為比喻，指出那些邪惡的罪人仰望銅蛇而得拯救，就如人憑著信心仰望祂，就得著救恩一樣（</w:t>
       </w:r>
-      <w:hyperlink r:id="rId193">
-        <w:r>
-          <w:rPr>
-            <w:lang w:val="zh_TW" w:bidi="zh_TW"/>
-          </w:rPr>
-          <w:rPr>
-            <w:color w:val="0000EE"/>
-            <w:u w:val="single"/>
-          </w:rPr>
-          <w:t>約3:14–15</w:t>
-        </w:r>
-      </w:hyperlink>
+      <w:r>
+        <w:rPr>
+          <w:lang w:val="zh_TW" w:bidi="zh_TW"/>
+        </w:rPr>
+        <w:t>約3:14–15</w:t>
+      </w:r>
       <w:r>
         <w:rPr>
           <w:lang w:val="zh_TW" w:bidi="zh_TW"/>
@@ -5135,18 +3863,12 @@
         </w:rPr>
         <w:t>離開那個帶來重大轉折的地方之後，以色列人進入亞拉巴並一路向上前行，向東繞過摩押，渡過撒烈谷，最後越過亞嫩河，進入亞摩利人的地界。他們一路向北前行，並在毗斯迦安營（</w:t>
       </w:r>
-      <w:hyperlink r:id="rId194">
-        <w:r>
-          <w:rPr>
-            <w:lang w:val="zh_TW" w:bidi="zh_TW"/>
-          </w:rPr>
-          <w:rPr>
-            <w:color w:val="0000EE"/>
-            <w:u w:val="single"/>
-          </w:rPr>
-          <w:t>民21:10–20</w:t>
-        </w:r>
-      </w:hyperlink>
+      <w:r>
+        <w:rPr>
+          <w:lang w:val="zh_TW" w:bidi="zh_TW"/>
+        </w:rPr>
+        <w:t>民21:10–20</w:t>
+      </w:r>
       <w:r>
         <w:rPr>
           <w:lang w:val="zh_TW" w:bidi="zh_TW"/>
@@ -5167,72 +3889,48 @@
         </w:rPr>
         <w:t>就在此時，以色列人開始征服外約旦。以色列人接連擊敗希實本王西宏（</w:t>
       </w:r>
-      <w:hyperlink r:id="rId195">
-        <w:r>
-          <w:rPr>
-            <w:lang w:val="zh_TW" w:bidi="zh_TW"/>
-          </w:rPr>
-          <w:rPr>
-            <w:color w:val="0000EE"/>
-            <w:u w:val="single"/>
-          </w:rPr>
-          <w:t>21–31</w:t>
-        </w:r>
-      </w:hyperlink>
+      <w:r>
+        <w:rPr>
+          <w:lang w:val="zh_TW" w:bidi="zh_TW"/>
+        </w:rPr>
+        <w:t>21–31</w:t>
+      </w:r>
       <w:r>
         <w:rPr>
           <w:lang w:val="zh_TW" w:bidi="zh_TW"/>
         </w:rPr>
         <w:t>節）和巴珊王噩（</w:t>
       </w:r>
-      <w:hyperlink r:id="rId71">
-        <w:r>
-          <w:rPr>
-            <w:lang w:val="zh_TW" w:bidi="zh_TW"/>
-          </w:rPr>
-          <w:rPr>
-            <w:color w:val="0000EE"/>
-            <w:u w:val="single"/>
-          </w:rPr>
-          <w:t>33–35</w:t>
-        </w:r>
-      </w:hyperlink>
+      <w:r>
+        <w:rPr>
+          <w:lang w:val="zh_TW" w:bidi="zh_TW"/>
+        </w:rPr>
+        <w:t>33–35</w:t>
+      </w:r>
       <w:r>
         <w:rPr>
           <w:lang w:val="zh_TW" w:bidi="zh_TW"/>
         </w:rPr>
         <w:t>節），並在摩押平原安營（</w:t>
       </w:r>
-      <w:hyperlink r:id="rId196">
-        <w:r>
-          <w:rPr>
-            <w:lang w:val="zh_TW" w:bidi="zh_TW"/>
-          </w:rPr>
-          <w:rPr>
-            <w:color w:val="0000EE"/>
-            <w:u w:val="single"/>
-          </w:rPr>
-          <w:t>22:1</w:t>
-        </w:r>
-      </w:hyperlink>
+      <w:r>
+        <w:rPr>
+          <w:lang w:val="zh_TW" w:bidi="zh_TW"/>
+        </w:rPr>
+        <w:t>22:1</w:t>
+      </w:r>
       <w:r>
         <w:rPr>
           <w:lang w:val="zh_TW" w:bidi="zh_TW"/>
         </w:rPr>
         <w:t>）。這次安營成了民數記、申命記，以及</w:t>
       </w:r>
-      <w:hyperlink r:id="rId197">
-        <w:r>
-          <w:rPr>
-            <w:lang w:val="zh_TW" w:bidi="zh_TW"/>
-          </w:rPr>
-          <w:rPr>
-            <w:color w:val="0000EE"/>
-            <w:u w:val="single"/>
-          </w:rPr>
-          <w:t>約書亞記一至三章</w:t>
-        </w:r>
-      </w:hyperlink>
+      <w:r>
+        <w:rPr>
+          <w:lang w:val="zh_TW" w:bidi="zh_TW"/>
+        </w:rPr>
+        <w:t>約書亞記一至三章</w:t>
+      </w:r>
       <w:r>
         <w:rPr>
           <w:lang w:val="zh_TW" w:bidi="zh_TW"/>
@@ -5253,54 +3951,36 @@
         </w:rPr>
         <w:t>因此，正是在這裡，可以總結以色列人在攻取迦南前夕的屬靈光景。民數記清楚地表明，凡從埃及出來的那一代人，除了約書亞和迦勒以外，都因背道（參</w:t>
       </w:r>
-      <w:hyperlink r:id="rId198">
-        <w:r>
-          <w:rPr>
-            <w:lang w:val="zh_TW" w:bidi="zh_TW"/>
-          </w:rPr>
-          <w:rPr>
-            <w:color w:val="0000EE"/>
-            <w:u w:val="single"/>
-          </w:rPr>
-          <w:t>摩5:25</w:t>
-        </w:r>
-      </w:hyperlink>
+      <w:r>
+        <w:rPr>
+          <w:lang w:val="zh_TW" w:bidi="zh_TW"/>
+        </w:rPr>
+        <w:t>摩5:25</w:t>
+      </w:r>
       <w:r>
         <w:rPr>
           <w:lang w:val="zh_TW" w:bidi="zh_TW"/>
         </w:rPr>
         <w:t>）、不信，以及整體上未能持守與神所立的約，而要死在曠野。在曠野出生的那一代男孩，沒有一個受過割禮（</w:t>
       </w:r>
-      <w:hyperlink r:id="rId199">
-        <w:r>
-          <w:rPr>
-            <w:lang w:val="zh_TW" w:bidi="zh_TW"/>
-          </w:rPr>
-          <w:rPr>
-            <w:color w:val="0000EE"/>
-            <w:u w:val="single"/>
-          </w:rPr>
-          <w:t>書5:2–9</w:t>
-        </w:r>
-      </w:hyperlink>
+      <w:r>
+        <w:rPr>
+          <w:lang w:val="zh_TW" w:bidi="zh_TW"/>
+        </w:rPr>
+        <w:t>書5:2–9</w:t>
+      </w:r>
       <w:r>
         <w:rPr>
           <w:lang w:val="zh_TW" w:bidi="zh_TW"/>
         </w:rPr>
         <w:t>）。</w:t>
       </w:r>
-      <w:hyperlink r:id="rId200">
-        <w:r>
-          <w:rPr>
-            <w:lang w:val="zh_TW" w:bidi="zh_TW"/>
-          </w:rPr>
-          <w:rPr>
-            <w:color w:val="0000EE"/>
-            <w:u w:val="single"/>
-          </w:rPr>
-          <w:t>詩篇九十篇</w:t>
-        </w:r>
-      </w:hyperlink>
+      <w:r>
+        <w:rPr>
+          <w:lang w:val="zh_TW" w:bidi="zh_TW"/>
+        </w:rPr>
+        <w:t>詩篇九十篇</w:t>
+      </w:r>
       <w:r>
         <w:rPr>
           <w:lang w:val="zh_TW" w:bidi="zh_TW"/>
@@ -5318,18 +3998,12 @@
         </w:rPr>
         <w:t>第</w:t>
       </w:r>
-      <w:hyperlink r:id="rId55">
-        <w:r>
-          <w:rPr>
-            <w:lang w:val="zh_TW" w:bidi="zh_TW"/>
-          </w:rPr>
-          <w:rPr>
-            <w:color w:val="0000EE"/>
-            <w:u w:val="single"/>
-          </w:rPr>
-          <w:t>二十二至二十四</w:t>
-        </w:r>
-      </w:hyperlink>
+      <w:r>
+        <w:rPr>
+          <w:lang w:val="zh_TW" w:bidi="zh_TW"/>
+        </w:rPr>
+        <w:t>二十二至二十四</w:t>
+      </w:r>
       <w:r>
         <w:rPr>
           <w:lang w:val="zh_TW" w:bidi="zh_TW"/>
@@ -5350,198 +4024,132 @@
         </w:rPr>
         <w:t>摩押王巴勒因以色列人的出現而心生恐懼，便聯同米甸，雇用假先知巴蘭咒詛以色列。巴蘭為了得利而答應此事（</w:t>
       </w:r>
-      <w:hyperlink r:id="rId201">
-        <w:r>
-          <w:rPr>
-            <w:lang w:val="zh_TW" w:bidi="zh_TW"/>
-          </w:rPr>
-          <w:rPr>
-            <w:color w:val="0000EE"/>
-            <w:u w:val="single"/>
-          </w:rPr>
-          <w:t>彼後2:15</w:t>
-        </w:r>
-      </w:hyperlink>
+      <w:r>
+        <w:rPr>
+          <w:lang w:val="zh_TW" w:bidi="zh_TW"/>
+        </w:rPr>
+        <w:t>彼後2:15</w:t>
+      </w:r>
       <w:r>
         <w:rPr>
           <w:lang w:val="zh_TW" w:bidi="zh_TW"/>
         </w:rPr>
         <w:t>；</w:t>
       </w:r>
-      <w:hyperlink r:id="rId169">
-        <w:r>
-          <w:rPr>
-            <w:lang w:val="zh_TW" w:bidi="zh_TW"/>
-          </w:rPr>
-          <w:rPr>
-            <w:color w:val="0000EE"/>
-            <w:u w:val="single"/>
-          </w:rPr>
-          <w:t>猶11</w:t>
-        </w:r>
-      </w:hyperlink>
+      <w:r>
+        <w:rPr>
+          <w:lang w:val="zh_TW" w:bidi="zh_TW"/>
+        </w:rPr>
+        <w:t>猶11</w:t>
+      </w:r>
       <w:r>
         <w:rPr>
           <w:lang w:val="zh_TW" w:bidi="zh_TW"/>
         </w:rPr>
         <w:t>），但神攔阻他，使他在四次神諭中反而為以色列祝福（</w:t>
       </w:r>
-      <w:hyperlink r:id="rId202">
-        <w:r>
-          <w:rPr>
-            <w:lang w:val="zh_TW" w:bidi="zh_TW"/>
-          </w:rPr>
-          <w:rPr>
-            <w:color w:val="0000EE"/>
-            <w:u w:val="single"/>
-          </w:rPr>
-          <w:t>民23:7–10</w:t>
-        </w:r>
-      </w:hyperlink>
+      <w:r>
+        <w:rPr>
+          <w:lang w:val="zh_TW" w:bidi="zh_TW"/>
+        </w:rPr>
+        <w:t>民23:7–10</w:t>
+      </w:r>
       <w:r>
         <w:rPr>
           <w:lang w:val="zh_TW" w:bidi="zh_TW"/>
         </w:rPr>
         <w:t>、</w:t>
       </w:r>
-      <w:hyperlink r:id="rId202">
-        <w:r>
-          <w:rPr>
-            <w:lang w:val="zh_TW" w:bidi="zh_TW"/>
-          </w:rPr>
-          <w:rPr>
-            <w:color w:val="0000EE"/>
-            <w:u w:val="single"/>
-          </w:rPr>
-          <w:t>18–24</w:t>
-        </w:r>
-      </w:hyperlink>
+      <w:r>
+        <w:rPr>
+          <w:lang w:val="zh_TW" w:bidi="zh_TW"/>
+        </w:rPr>
+        <w:t>18–24</w:t>
+      </w:r>
       <w:r>
         <w:rPr>
           <w:lang w:val="zh_TW" w:bidi="zh_TW"/>
         </w:rPr>
         <w:t>，</w:t>
       </w:r>
-      <w:hyperlink r:id="rId203">
-        <w:r>
-          <w:rPr>
-            <w:lang w:val="zh_TW" w:bidi="zh_TW"/>
-          </w:rPr>
-          <w:rPr>
-            <w:color w:val="0000EE"/>
-            <w:u w:val="single"/>
-          </w:rPr>
-          <w:t>24:3–9</w:t>
-        </w:r>
-      </w:hyperlink>
+      <w:r>
+        <w:rPr>
+          <w:lang w:val="zh_TW" w:bidi="zh_TW"/>
+        </w:rPr>
+        <w:t>24:3–9</w:t>
+      </w:r>
       <w:r>
         <w:rPr>
           <w:lang w:val="zh_TW" w:bidi="zh_TW"/>
         </w:rPr>
         <w:t>、</w:t>
       </w:r>
-      <w:hyperlink r:id="rId203">
-        <w:r>
-          <w:rPr>
-            <w:lang w:val="zh_TW" w:bidi="zh_TW"/>
-          </w:rPr>
-          <w:rPr>
-            <w:color w:val="0000EE"/>
-            <w:u w:val="single"/>
-          </w:rPr>
-          <w:t>15–19</w:t>
-        </w:r>
-      </w:hyperlink>
+      <w:r>
+        <w:rPr>
+          <w:lang w:val="zh_TW" w:bidi="zh_TW"/>
+        </w:rPr>
+        <w:t>15–19</w:t>
+      </w:r>
       <w:r>
         <w:rPr>
           <w:lang w:val="zh_TW" w:bidi="zh_TW"/>
         </w:rPr>
         <w:t>），並預言摩押、以東、亞瑪力（</w:t>
       </w:r>
-      <w:hyperlink r:id="rId39">
-        <w:r>
-          <w:rPr>
-            <w:lang w:val="zh_TW" w:bidi="zh_TW"/>
-          </w:rPr>
-          <w:rPr>
-            <w:color w:val="0000EE"/>
-            <w:u w:val="single"/>
-          </w:rPr>
-          <w:t>24:20</w:t>
-        </w:r>
-      </w:hyperlink>
+      <w:r>
+        <w:rPr>
+          <w:lang w:val="zh_TW" w:bidi="zh_TW"/>
+        </w:rPr>
+        <w:t>24:20</w:t>
+      </w:r>
       <w:r>
         <w:rPr>
           <w:lang w:val="zh_TW" w:bidi="zh_TW"/>
         </w:rPr>
         <w:t>）、基尼人（</w:t>
       </w:r>
-      <w:hyperlink r:id="rId204">
-        <w:r>
-          <w:rPr>
-            <w:lang w:val="zh_TW" w:bidi="zh_TW"/>
-          </w:rPr>
-          <w:rPr>
-            <w:color w:val="0000EE"/>
-            <w:u w:val="single"/>
-          </w:rPr>
-          <w:t>24:21</w:t>
-        </w:r>
-      </w:hyperlink>
+      <w:r>
+        <w:rPr>
+          <w:lang w:val="zh_TW" w:bidi="zh_TW"/>
+        </w:rPr>
+        <w:t>24:21</w:t>
+      </w:r>
       <w:r>
         <w:rPr>
           <w:lang w:val="zh_TW" w:bidi="zh_TW"/>
         </w:rPr>
         <w:t>）和亞述（</w:t>
       </w:r>
-      <w:hyperlink r:id="rId205">
-        <w:r>
-          <w:rPr>
-            <w:lang w:val="zh_TW" w:bidi="zh_TW"/>
-          </w:rPr>
-          <w:rPr>
-            <w:color w:val="0000EE"/>
-            <w:u w:val="single"/>
-          </w:rPr>
-          <w:t>24:24</w:t>
-        </w:r>
-      </w:hyperlink>
+      <w:r>
+        <w:rPr>
+          <w:lang w:val="zh_TW" w:bidi="zh_TW"/>
+        </w:rPr>
+        <w:t>24:24</w:t>
+      </w:r>
       <w:r>
         <w:rPr>
           <w:lang w:val="zh_TW" w:bidi="zh_TW"/>
         </w:rPr>
         <w:t>）將會遭到毀滅。於是，巴勒與巴蘭分道揚鑣。然而，巴蘭又暗中與米甸勾結，答應出主意，引誘以色列人陷入拜偶像和淫亂之中（</w:t>
       </w:r>
-      <w:hyperlink r:id="rId206">
-        <w:r>
-          <w:rPr>
-            <w:lang w:val="zh_TW" w:bidi="zh_TW"/>
-          </w:rPr>
-          <w:rPr>
-            <w:color w:val="0000EE"/>
-            <w:u w:val="single"/>
-          </w:rPr>
-          <w:t>31:16</w:t>
-        </w:r>
-      </w:hyperlink>
+      <w:r>
+        <w:rPr>
+          <w:lang w:val="zh_TW" w:bidi="zh_TW"/>
+        </w:rPr>
+        <w:t>31:16</w:t>
+      </w:r>
       <w:r>
         <w:rPr>
           <w:lang w:val="zh_TW" w:bidi="zh_TW"/>
         </w:rPr>
         <w:t>）。因此，巴勒未能使耶和華轉而敵對以色列，而巴蘭卻成功做到了這一點（</w:t>
       </w:r>
-      <w:hyperlink r:id="rId207">
-        <w:r>
-          <w:rPr>
-            <w:lang w:val="zh_TW" w:bidi="zh_TW"/>
-          </w:rPr>
-          <w:rPr>
-            <w:color w:val="0000EE"/>
-            <w:u w:val="single"/>
-          </w:rPr>
-          <w:t>25</w:t>
-        </w:r>
-      </w:hyperlink>
+      <w:r>
+        <w:rPr>
+          <w:lang w:val="zh_TW" w:bidi="zh_TW"/>
+        </w:rPr>
+        <w:t>25</w:t>
+      </w:r>
       <w:r>
         <w:rPr>
           <w:lang w:val="zh_TW" w:bidi="zh_TW"/>
@@ -5559,18 +4167,12 @@
         </w:rPr>
         <w:t>第</w:t>
       </w:r>
-      <w:hyperlink r:id="rId207">
-        <w:r>
-          <w:rPr>
-            <w:lang w:val="zh_TW" w:bidi="zh_TW"/>
-          </w:rPr>
-          <w:rPr>
-            <w:color w:val="0000EE"/>
-            <w:u w:val="single"/>
-          </w:rPr>
-          <w:t>二十五</w:t>
-        </w:r>
-      </w:hyperlink>
+      <w:r>
+        <w:rPr>
+          <w:lang w:val="zh_TW" w:bidi="zh_TW"/>
+        </w:rPr>
+        <w:t>二十五</w:t>
+      </w:r>
       <w:r>
         <w:rPr>
           <w:lang w:val="zh_TW" w:bidi="zh_TW"/>
@@ -5591,72 +4193,48 @@
         </w:rPr>
         <w:t>以色列人與摩押人因拜偶像和行淫亂的事而得罪神（</w:t>
       </w:r>
-      <w:hyperlink r:id="rId208">
-        <w:r>
-          <w:rPr>
-            <w:lang w:val="zh_TW" w:bidi="zh_TW"/>
-          </w:rPr>
-          <w:rPr>
-            <w:color w:val="0000EE"/>
-            <w:u w:val="single"/>
-          </w:rPr>
-          <w:t>1–3</w:t>
-        </w:r>
-      </w:hyperlink>
+      <w:r>
+        <w:rPr>
+          <w:lang w:val="zh_TW" w:bidi="zh_TW"/>
+        </w:rPr>
+        <w:t>1–3</w:t>
+      </w:r>
       <w:r>
         <w:rPr>
           <w:lang w:val="zh_TW" w:bidi="zh_TW"/>
         </w:rPr>
         <w:t>節）。在執行神吩咐、要除滅那些悖逆的以色列人時，非尼哈殺了心利和哥斯比，哥斯比是米甸五個王之一的女兒（</w:t>
       </w:r>
-      <w:hyperlink r:id="rId209">
-        <w:r>
-          <w:rPr>
-            <w:lang w:val="zh_TW" w:bidi="zh_TW"/>
-          </w:rPr>
-          <w:rPr>
-            <w:color w:val="0000EE"/>
-            <w:u w:val="single"/>
-          </w:rPr>
-          <w:t>4–14</w:t>
-        </w:r>
-      </w:hyperlink>
+      <w:r>
+        <w:rPr>
+          <w:lang w:val="zh_TW" w:bidi="zh_TW"/>
+        </w:rPr>
+        <w:t>4–14</w:t>
+      </w:r>
       <w:r>
         <w:rPr>
           <w:lang w:val="zh_TW" w:bidi="zh_TW"/>
         </w:rPr>
         <w:t>節）。這件事成了契機，使神宣告要向米甸發動聖戰（</w:t>
       </w:r>
-      <w:hyperlink r:id="rId76">
-        <w:r>
-          <w:rPr>
-            <w:lang w:val="zh_TW" w:bidi="zh_TW"/>
-          </w:rPr>
-          <w:rPr>
-            <w:color w:val="0000EE"/>
-            <w:u w:val="single"/>
-          </w:rPr>
-          <w:t>16–18</w:t>
-        </w:r>
-      </w:hyperlink>
+      <w:r>
+        <w:rPr>
+          <w:lang w:val="zh_TW" w:bidi="zh_TW"/>
+        </w:rPr>
+        <w:t>16–18</w:t>
+      </w:r>
       <w:r>
         <w:rPr>
           <w:lang w:val="zh_TW" w:bidi="zh_TW"/>
         </w:rPr>
         <w:t>節；參</w:t>
       </w:r>
-      <w:hyperlink r:id="rId77">
-        <w:r>
-          <w:rPr>
-            <w:lang w:val="zh_TW" w:bidi="zh_TW"/>
-          </w:rPr>
-          <w:rPr>
-            <w:color w:val="0000EE"/>
-            <w:u w:val="single"/>
-          </w:rPr>
-          <w:t>31</w:t>
-        </w:r>
-      </w:hyperlink>
+      <w:r>
+        <w:rPr>
+          <w:lang w:val="zh_TW" w:bidi="zh_TW"/>
+        </w:rPr>
+        <w:t>31</w:t>
+      </w:r>
       <w:r>
         <w:rPr>
           <w:lang w:val="zh_TW" w:bidi="zh_TW"/>
@@ -5674,18 +4252,12 @@
         </w:rPr>
         <w:t>第</w:t>
       </w:r>
-      <w:hyperlink r:id="rId14">
-        <w:r>
-          <w:rPr>
-            <w:lang w:val="zh_TW" w:bidi="zh_TW"/>
-          </w:rPr>
-          <w:rPr>
-            <w:color w:val="0000EE"/>
-            <w:u w:val="single"/>
-          </w:rPr>
-          <w:t>二十六</w:t>
-        </w:r>
-      </w:hyperlink>
+      <w:r>
+        <w:rPr>
+          <w:lang w:val="zh_TW" w:bidi="zh_TW"/>
+        </w:rPr>
+        <w:t>二十六</w:t>
+      </w:r>
       <w:r>
         <w:rPr>
           <w:lang w:val="zh_TW" w:bidi="zh_TW"/>
@@ -5706,36 +4278,24 @@
         </w:rPr>
         <w:t>耶和華吩咐摩西，數點第二代中能夠出戰、對抗以色列仇敵的男子。總人數為601,730人（</w:t>
       </w:r>
-      <w:hyperlink r:id="rId210">
-        <w:r>
-          <w:rPr>
-            <w:lang w:val="zh_TW" w:bidi="zh_TW"/>
-          </w:rPr>
-          <w:rPr>
-            <w:color w:val="0000EE"/>
-            <w:u w:val="single"/>
-          </w:rPr>
-          <w:t>51</w:t>
-        </w:r>
-      </w:hyperlink>
+      <w:r>
+        <w:rPr>
+          <w:lang w:val="zh_TW" w:bidi="zh_TW"/>
+        </w:rPr>
+        <w:t>51</w:t>
+      </w:r>
       <w:r>
         <w:rPr>
           <w:lang w:val="zh_TW" w:bidi="zh_TW"/>
         </w:rPr>
         <w:t>節），比第一次數點少了1,820人。以色列人憑著比第一代更少的兵力，卻成功攻取迦南；這清楚地顯示出，如果以色列人在加低斯之前的38年就已順服神，就不用度過這些曠野漂流的歲月。至於利未人，凡一個月大以上的男子共有23,000人（</w:t>
       </w:r>
-      <w:hyperlink r:id="rId211">
-        <w:r>
-          <w:rPr>
-            <w:lang w:val="zh_TW" w:bidi="zh_TW"/>
-          </w:rPr>
-          <w:rPr>
-            <w:color w:val="0000EE"/>
-            <w:u w:val="single"/>
-          </w:rPr>
-          <w:t>57–62</w:t>
-        </w:r>
-      </w:hyperlink>
+      <w:r>
+        <w:rPr>
+          <w:lang w:val="zh_TW" w:bidi="zh_TW"/>
+        </w:rPr>
+        <w:t>57–62</w:t>
+      </w:r>
       <w:r>
         <w:rPr>
           <w:lang w:val="zh_TW" w:bidi="zh_TW"/>
@@ -5753,18 +4313,12 @@
         </w:rPr>
         <w:t>第</w:t>
       </w:r>
-      <w:hyperlink r:id="rId137">
-        <w:r>
-          <w:rPr>
-            <w:lang w:val="zh_TW" w:bidi="zh_TW"/>
-          </w:rPr>
-          <w:rPr>
-            <w:color w:val="0000EE"/>
-            <w:u w:val="single"/>
-          </w:rPr>
-          <w:t>二十七</w:t>
-        </w:r>
-      </w:hyperlink>
+      <w:r>
+        <w:rPr>
+          <w:lang w:val="zh_TW" w:bidi="zh_TW"/>
+        </w:rPr>
+        <w:t>二十七</w:t>
+      </w:r>
       <w:r>
         <w:rPr>
           <w:lang w:val="zh_TW" w:bidi="zh_TW"/>
@@ -5785,36 +4339,24 @@
         </w:rPr>
         <w:t>西羅非哈的女兒（參</w:t>
       </w:r>
-      <w:hyperlink r:id="rId212">
-        <w:r>
-          <w:rPr>
-            <w:lang w:val="zh_TW" w:bidi="zh_TW"/>
-          </w:rPr>
-          <w:rPr>
-            <w:color w:val="0000EE"/>
-            <w:u w:val="single"/>
-          </w:rPr>
-          <w:t>26:33</w:t>
-        </w:r>
-      </w:hyperlink>
+      <w:r>
+        <w:rPr>
+          <w:lang w:val="zh_TW" w:bidi="zh_TW"/>
+        </w:rPr>
+        <w:t>26:33</w:t>
+      </w:r>
       <w:r>
         <w:rPr>
           <w:lang w:val="zh_TW" w:bidi="zh_TW"/>
         </w:rPr>
         <w:t>）請求承繼父親的產業，因為他沒有兒子；而耶和華同意她們可以承受產業，並藉此頒布進一步關於承繼產業的律例（</w:t>
       </w:r>
-      <w:hyperlink r:id="rId213">
-        <w:r>
-          <w:rPr>
-            <w:lang w:val="zh_TW" w:bidi="zh_TW"/>
-          </w:rPr>
-          <w:rPr>
-            <w:color w:val="0000EE"/>
-            <w:u w:val="single"/>
-          </w:rPr>
-          <w:t>1–11</w:t>
-        </w:r>
-      </w:hyperlink>
+      <w:r>
+        <w:rPr>
+          <w:lang w:val="zh_TW" w:bidi="zh_TW"/>
+        </w:rPr>
+        <w:t>1–11</w:t>
+      </w:r>
       <w:r>
         <w:rPr>
           <w:lang w:val="zh_TW" w:bidi="zh_TW"/>
@@ -5835,18 +4377,12 @@
         </w:rPr>
         <w:t>摩西想起自己不久將死在亞巴琳，便求神為百姓立一位繼任人。神揀選了約書亞，摩西就按著神的吩咐，委任他承擔領導的職分（</w:t>
       </w:r>
-      <w:hyperlink r:id="rId214">
-        <w:r>
-          <w:rPr>
-            <w:lang w:val="zh_TW" w:bidi="zh_TW"/>
-          </w:rPr>
-          <w:rPr>
-            <w:color w:val="0000EE"/>
-            <w:u w:val="single"/>
-          </w:rPr>
-          <w:t>12–23</w:t>
-        </w:r>
-      </w:hyperlink>
+      <w:r>
+        <w:rPr>
+          <w:lang w:val="zh_TW" w:bidi="zh_TW"/>
+        </w:rPr>
+        <w:t>12–23</w:t>
+      </w:r>
       <w:r>
         <w:rPr>
           <w:lang w:val="zh_TW" w:bidi="zh_TW"/>
@@ -5864,18 +4400,12 @@
         </w:rPr>
         <w:t>第</w:t>
       </w:r>
-      <w:hyperlink r:id="rId215">
-        <w:r>
-          <w:rPr>
-            <w:lang w:val="zh_TW" w:bidi="zh_TW"/>
-          </w:rPr>
-          <w:rPr>
-            <w:color w:val="0000EE"/>
-            <w:u w:val="single"/>
-          </w:rPr>
-          <w:t>二十八至三十</w:t>
-        </w:r>
-      </w:hyperlink>
+      <w:r>
+        <w:rPr>
+          <w:lang w:val="zh_TW" w:bidi="zh_TW"/>
+        </w:rPr>
+        <w:t>二十八至三十</w:t>
+      </w:r>
       <w:r>
         <w:rPr>
           <w:lang w:val="zh_TW" w:bidi="zh_TW"/>
@@ -5896,36 +4426,24 @@
         </w:rPr>
         <w:t>經文進一步頒布關於在各種場合獻祭的祭司律例。神也吩咐摩西，把關於許願的條例告訴百姓。男人一旦許願，就必須遵守，不可破壞（</w:t>
       </w:r>
-      <w:hyperlink r:id="rId216">
-        <w:r>
-          <w:rPr>
-            <w:lang w:val="zh_TW" w:bidi="zh_TW"/>
-          </w:rPr>
-          <w:rPr>
-            <w:color w:val="0000EE"/>
-            <w:u w:val="single"/>
-          </w:rPr>
-          <w:t>30:2</w:t>
-        </w:r>
-      </w:hyperlink>
+      <w:r>
+        <w:rPr>
+          <w:lang w:val="zh_TW" w:bidi="zh_TW"/>
+        </w:rPr>
+        <w:t>30:2</w:t>
+      </w:r>
       <w:r>
         <w:rPr>
           <w:lang w:val="zh_TW" w:bidi="zh_TW"/>
         </w:rPr>
         <w:t>），但如果是女人許願，對她有負責的男人（父親或丈夫）若認為她的許願過於草率，就可以廢止那願（</w:t>
       </w:r>
-      <w:hyperlink r:id="rId217">
-        <w:r>
-          <w:rPr>
-            <w:lang w:val="zh_TW" w:bidi="zh_TW"/>
-          </w:rPr>
-          <w:rPr>
-            <w:color w:val="0000EE"/>
-            <w:u w:val="single"/>
-          </w:rPr>
-          <w:t>1–16</w:t>
-        </w:r>
-      </w:hyperlink>
+      <w:r>
+        <w:rPr>
+          <w:lang w:val="zh_TW" w:bidi="zh_TW"/>
+        </w:rPr>
+        <w:t>1–16</w:t>
+      </w:r>
       <w:r>
         <w:rPr>
           <w:lang w:val="zh_TW" w:bidi="zh_TW"/>
@@ -5943,18 +4461,12 @@
         </w:rPr>
         <w:t>第</w:t>
       </w:r>
-      <w:hyperlink r:id="rId77">
-        <w:r>
-          <w:rPr>
-            <w:lang w:val="zh_TW" w:bidi="zh_TW"/>
-          </w:rPr>
-          <w:rPr>
-            <w:color w:val="0000EE"/>
-            <w:u w:val="single"/>
-          </w:rPr>
-          <w:t>三十一</w:t>
-        </w:r>
-      </w:hyperlink>
+      <w:r>
+        <w:rPr>
+          <w:lang w:val="zh_TW" w:bidi="zh_TW"/>
+        </w:rPr>
+        <w:t>三十一</w:t>
+      </w:r>
       <w:r>
         <w:rPr>
           <w:lang w:val="zh_TW" w:bidi="zh_TW"/>
@@ -5975,72 +4487,48 @@
         </w:rPr>
         <w:t>經文記述了早前在</w:t>
       </w:r>
-      <w:hyperlink r:id="rId76">
-        <w:r>
-          <w:rPr>
-            <w:lang w:val="zh_TW" w:bidi="zh_TW"/>
-          </w:rPr>
-          <w:rPr>
-            <w:color w:val="0000EE"/>
-            <w:u w:val="single"/>
-          </w:rPr>
-          <w:t>二十五章16至18節</w:t>
-        </w:r>
-      </w:hyperlink>
+      <w:r>
+        <w:rPr>
+          <w:lang w:val="zh_TW" w:bidi="zh_TW"/>
+        </w:rPr>
+        <w:t>二十五章16至18節</w:t>
+      </w:r>
       <w:r>
         <w:rPr>
           <w:lang w:val="zh_TW" w:bidi="zh_TW"/>
         </w:rPr>
         <w:t>所宣告、向米甸發動的聖戰。非尼哈隨同12,000名戰士出征，以色列擊敗了米甸、殺了巴蘭，以及米甸的五個王和許多成年男子（</w:t>
       </w:r>
-      <w:hyperlink r:id="rId218">
-        <w:r>
-          <w:rPr>
-            <w:lang w:val="zh_TW" w:bidi="zh_TW"/>
-          </w:rPr>
-          <w:rPr>
-            <w:color w:val="0000EE"/>
-            <w:u w:val="single"/>
-          </w:rPr>
-          <w:t>31:1–8</w:t>
-        </w:r>
-      </w:hyperlink>
+      <w:r>
+        <w:rPr>
+          <w:lang w:val="zh_TW" w:bidi="zh_TW"/>
+        </w:rPr>
+        <w:t>31:1–8</w:t>
+      </w:r>
       <w:r>
         <w:rPr>
           <w:lang w:val="zh_TW" w:bidi="zh_TW"/>
         </w:rPr>
         <w:t>）。米甸的婦女和孩子被擄去，但摩西吩咐，要殺掉所有男孩和非處女的婦女（</w:t>
       </w:r>
-      <w:hyperlink r:id="rId219">
-        <w:r>
-          <w:rPr>
-            <w:lang w:val="zh_TW" w:bidi="zh_TW"/>
-          </w:rPr>
-          <w:rPr>
-            <w:color w:val="0000EE"/>
-            <w:u w:val="single"/>
-          </w:rPr>
-          <w:t>9–18</w:t>
-        </w:r>
-      </w:hyperlink>
+      <w:r>
+        <w:rPr>
+          <w:lang w:val="zh_TW" w:bidi="zh_TW"/>
+        </w:rPr>
+        <w:t>9–18</w:t>
+      </w:r>
       <w:r>
         <w:rPr>
           <w:lang w:val="zh_TW" w:bidi="zh_TW"/>
         </w:rPr>
         <w:t>節）。然而，不能因此認為這場爭戰就終結了米甸；因為在士師時期，米甸後來仍然成為以色列強大的對手（</w:t>
       </w:r>
-      <w:hyperlink r:id="rId220">
-        <w:r>
-          <w:rPr>
-            <w:lang w:val="zh_TW" w:bidi="zh_TW"/>
-          </w:rPr>
-          <w:rPr>
-            <w:color w:val="0000EE"/>
-            <w:u w:val="single"/>
-          </w:rPr>
-          <w:t>士6章</w:t>
-        </w:r>
-      </w:hyperlink>
+      <w:r>
+        <w:rPr>
+          <w:lang w:val="zh_TW" w:bidi="zh_TW"/>
+        </w:rPr>
+        <w:t>士6章</w:t>
+      </w:r>
       <w:r>
         <w:rPr>
           <w:lang w:val="zh_TW" w:bidi="zh_TW"/>
@@ -6061,36 +4549,24 @@
         </w:rPr>
         <w:t>戰爭結束後，戰士奉命在進入營中之前，先潔淨自己、衣服，以及從爭戰中所得的戰利品（</w:t>
       </w:r>
-      <w:hyperlink r:id="rId221">
-        <w:r>
-          <w:rPr>
-            <w:lang w:val="zh_TW" w:bidi="zh_TW"/>
-          </w:rPr>
-          <w:rPr>
-            <w:color w:val="0000EE"/>
-            <w:u w:val="single"/>
-          </w:rPr>
-          <w:t>民31:19–24</w:t>
-        </w:r>
-      </w:hyperlink>
+      <w:r>
+        <w:rPr>
+          <w:lang w:val="zh_TW" w:bidi="zh_TW"/>
+        </w:rPr>
+        <w:t>民31:19–24</w:t>
+      </w:r>
       <w:r>
         <w:rPr>
           <w:lang w:val="zh_TW" w:bidi="zh_TW"/>
         </w:rPr>
         <w:t>）。此外，他們還要把戰利品平分為兩分，從屬於戰士的那一半中，獻出五百分之一，交給大祭司（「作為貢物奉給耶和華」）。另一半則分給留在營中的百姓，其中利未人要先收取百分之二的分額（</w:t>
       </w:r>
-      <w:hyperlink r:id="rId222">
-        <w:r>
-          <w:rPr>
-            <w:lang w:val="zh_TW" w:bidi="zh_TW"/>
-          </w:rPr>
-          <w:rPr>
-            <w:color w:val="0000EE"/>
-            <w:u w:val="single"/>
-          </w:rPr>
-          <w:t>25–31</w:t>
-        </w:r>
-      </w:hyperlink>
+      <w:r>
+        <w:rPr>
+          <w:lang w:val="zh_TW" w:bidi="zh_TW"/>
+        </w:rPr>
+        <w:t>25–31</w:t>
+      </w:r>
       <w:r>
         <w:rPr>
           <w:lang w:val="zh_TW" w:bidi="zh_TW"/>
@@ -6111,18 +4587,12 @@
         </w:rPr>
         <w:t>第</w:t>
       </w:r>
-      <w:hyperlink r:id="rId223">
-        <w:r>
-          <w:rPr>
-            <w:lang w:val="zh_TW" w:bidi="zh_TW"/>
-          </w:rPr>
-          <w:rPr>
-            <w:color w:val="0000EE"/>
-            <w:u w:val="single"/>
-          </w:rPr>
-          <w:t>32至47</w:t>
-        </w:r>
-      </w:hyperlink>
+      <w:r>
+        <w:rPr>
+          <w:lang w:val="zh_TW" w:bidi="zh_TW"/>
+        </w:rPr>
+        <w:t>32至47</w:t>
+      </w:r>
       <w:r>
         <w:rPr>
           <w:lang w:val="zh_TW" w:bidi="zh_TW"/>
@@ -6143,54 +4613,36 @@
         </w:rPr>
         <w:t>由於在這場戰爭中，沒有一個以色列人喪命（</w:t>
       </w:r>
-      <w:hyperlink r:id="rId224">
-        <w:r>
-          <w:rPr>
-            <w:lang w:val="zh_TW" w:bidi="zh_TW"/>
-          </w:rPr>
-          <w:rPr>
-            <w:color w:val="0000EE"/>
-            <w:u w:val="single"/>
-          </w:rPr>
-          <w:t>49</w:t>
-        </w:r>
-      </w:hyperlink>
+      <w:r>
+        <w:rPr>
+          <w:lang w:val="zh_TW" w:bidi="zh_TW"/>
+        </w:rPr>
+        <w:t>49</w:t>
+      </w:r>
       <w:r>
         <w:rPr>
           <w:lang w:val="zh_TW" w:bidi="zh_TW"/>
         </w:rPr>
         <w:t>節），軍中的官長就出於感謝神，又為了在神面前為自己贖罪（</w:t>
       </w:r>
-      <w:hyperlink r:id="rId225">
-        <w:r>
-          <w:rPr>
-            <w:lang w:val="zh_TW" w:bidi="zh_TW"/>
-          </w:rPr>
-          <w:rPr>
-            <w:color w:val="0000EE"/>
-            <w:u w:val="single"/>
-          </w:rPr>
-          <w:t>50</w:t>
-        </w:r>
-      </w:hyperlink>
+      <w:r>
+        <w:rPr>
+          <w:lang w:val="zh_TW" w:bidi="zh_TW"/>
+        </w:rPr>
+        <w:t>50</w:t>
+      </w:r>
       <w:r>
         <w:rPr>
           <w:lang w:val="zh_TW" w:bidi="zh_TW"/>
         </w:rPr>
         <w:t>節），就把一份特別的金器供物帶到摩西和以利亞撒面前，並把這供物放在會幕裡，作為紀念（</w:t>
       </w:r>
-      <w:hyperlink r:id="rId226">
-        <w:r>
-          <w:rPr>
-            <w:lang w:val="zh_TW" w:bidi="zh_TW"/>
-          </w:rPr>
-          <w:rPr>
-            <w:color w:val="0000EE"/>
-            <w:u w:val="single"/>
-          </w:rPr>
-          <w:t>48–54</w:t>
-        </w:r>
-      </w:hyperlink>
+      <w:r>
+        <w:rPr>
+          <w:lang w:val="zh_TW" w:bidi="zh_TW"/>
+        </w:rPr>
+        <w:t>48–54</w:t>
+      </w:r>
       <w:r>
         <w:rPr>
           <w:lang w:val="zh_TW" w:bidi="zh_TW"/>
@@ -6208,18 +4660,12 @@
         </w:rPr>
         <w:t>第</w:t>
       </w:r>
-      <w:hyperlink r:id="rId227">
-        <w:r>
-          <w:rPr>
-            <w:lang w:val="zh_TW" w:bidi="zh_TW"/>
-          </w:rPr>
-          <w:rPr>
-            <w:color w:val="0000EE"/>
-            <w:u w:val="single"/>
-          </w:rPr>
-          <w:t>三十二</w:t>
-        </w:r>
-      </w:hyperlink>
+      <w:r>
+        <w:rPr>
+          <w:lang w:val="zh_TW" w:bidi="zh_TW"/>
+        </w:rPr>
+        <w:t>三十二</w:t>
+      </w:r>
       <w:r>
         <w:rPr>
           <w:lang w:val="zh_TW" w:bidi="zh_TW"/>
@@ -6240,18 +4686,12 @@
         </w:rPr>
         <w:t>在答應協助其它支派一同攻取迦南的條件下，應他們的請求，呂便、迦得，以及瑪拿西的半個支派，分得了約旦河東的地區。摩西曾懇切祈求耶和華，盼望祂改變心意，允許他進入應許之地（</w:t>
       </w:r>
-      <w:hyperlink r:id="rId228">
-        <w:r>
-          <w:rPr>
-            <w:lang w:val="zh_TW" w:bidi="zh_TW"/>
-          </w:rPr>
-          <w:rPr>
-            <w:color w:val="0000EE"/>
-            <w:u w:val="single"/>
-          </w:rPr>
-          <w:t>申3:23–27</w:t>
-        </w:r>
-      </w:hyperlink>
+      <w:r>
+        <w:rPr>
+          <w:lang w:val="zh_TW" w:bidi="zh_TW"/>
+        </w:rPr>
+        <w:t>申3:23–27</w:t>
+      </w:r>
       <w:r>
         <w:rPr>
           <w:lang w:val="zh_TW" w:bidi="zh_TW"/>
@@ -6269,18 +4709,12 @@
         </w:rPr>
         <w:t>第</w:t>
       </w:r>
-      <w:hyperlink r:id="rId229">
-        <w:r>
-          <w:rPr>
-            <w:lang w:val="zh_TW" w:bidi="zh_TW"/>
-          </w:rPr>
-          <w:rPr>
-            <w:color w:val="0000EE"/>
-            <w:u w:val="single"/>
-          </w:rPr>
-          <w:t>三十三至三十四</w:t>
-        </w:r>
-      </w:hyperlink>
+      <w:r>
+        <w:rPr>
+          <w:lang w:val="zh_TW" w:bidi="zh_TW"/>
+        </w:rPr>
+        <w:t>三十三至三十四</w:t>
+      </w:r>
       <w:r>
         <w:rPr>
           <w:lang w:val="zh_TW" w:bidi="zh_TW"/>
@@ -6315,126 +4749,84 @@
         </w:rPr>
         <w:t>隨後，經文說明了應許之地的疆界。南界從死海南端起，沿著加低斯·巴尼亞以南，延伸到埃及河（阿里什河谷），再通到地中海（</w:t>
       </w:r>
-      <w:hyperlink r:id="rId230">
-        <w:r>
-          <w:rPr>
-            <w:lang w:val="zh_TW" w:bidi="zh_TW"/>
-          </w:rPr>
-          <w:rPr>
-            <w:color w:val="0000EE"/>
-            <w:u w:val="single"/>
-          </w:rPr>
-          <w:t>34:3–5</w:t>
-        </w:r>
-      </w:hyperlink>
+      <w:r>
+        <w:rPr>
+          <w:lang w:val="zh_TW" w:bidi="zh_TW"/>
+        </w:rPr>
+        <w:t>34:3–5</w:t>
+      </w:r>
       <w:r>
         <w:rPr>
           <w:lang w:val="zh_TW" w:bidi="zh_TW"/>
         </w:rPr>
         <w:t>）。西界就是地中海的海岸線本身（</w:t>
       </w:r>
-      <w:hyperlink r:id="rId231">
-        <w:r>
-          <w:rPr>
-            <w:lang w:val="zh_TW" w:bidi="zh_TW"/>
-          </w:rPr>
-          <w:rPr>
-            <w:color w:val="0000EE"/>
-            <w:u w:val="single"/>
-          </w:rPr>
-          <w:t>6</w:t>
-        </w:r>
-      </w:hyperlink>
+      <w:r>
+        <w:rPr>
+          <w:lang w:val="zh_TW" w:bidi="zh_TW"/>
+        </w:rPr>
+        <w:t>6</w:t>
+      </w:r>
       <w:r>
         <w:rPr>
           <w:lang w:val="zh_TW" w:bidi="zh_TW"/>
         </w:rPr>
         <w:t>節）。北界直到大衛和所羅門的時代才實際達到（</w:t>
       </w:r>
-      <w:hyperlink r:id="rId232">
-        <w:r>
-          <w:rPr>
-            <w:lang w:val="zh_TW" w:bidi="zh_TW"/>
-          </w:rPr>
-          <w:rPr>
-            <w:color w:val="0000EE"/>
-            <w:u w:val="single"/>
-          </w:rPr>
-          <w:t>撒下8:3–12</w:t>
-        </w:r>
-      </w:hyperlink>
+      <w:r>
+        <w:rPr>
+          <w:lang w:val="zh_TW" w:bidi="zh_TW"/>
+        </w:rPr>
+        <w:t>撒下8:3–12</w:t>
+      </w:r>
       <w:r>
         <w:rPr>
           <w:lang w:val="zh_TW" w:bidi="zh_TW"/>
         </w:rPr>
         <w:t>；</w:t>
       </w:r>
-      <w:hyperlink r:id="rId233">
-        <w:r>
-          <w:rPr>
-            <w:lang w:val="zh_TW" w:bidi="zh_TW"/>
-          </w:rPr>
-          <w:rPr>
-            <w:color w:val="0000EE"/>
-            <w:u w:val="single"/>
-          </w:rPr>
-          <w:t>王上8:65</w:t>
-        </w:r>
-      </w:hyperlink>
+      <w:r>
+        <w:rPr>
+          <w:lang w:val="zh_TW" w:bidi="zh_TW"/>
+        </w:rPr>
+        <w:t>王上8:65</w:t>
+      </w:r>
       <w:r>
         <w:rPr>
           <w:lang w:val="zh_TW" w:bidi="zh_TW"/>
         </w:rPr>
         <w:t>），這條界線從地中海向東延伸到位於奧龍特斯河（Orontes River）的源頭哈馬（</w:t>
       </w:r>
-      <w:hyperlink r:id="rId234">
-        <w:r>
-          <w:rPr>
-            <w:lang w:val="zh_TW" w:bidi="zh_TW"/>
-          </w:rPr>
-          <w:rPr>
-            <w:color w:val="0000EE"/>
-            <w:u w:val="single"/>
-          </w:rPr>
-          <w:t>民34:7–9</w:t>
-        </w:r>
-      </w:hyperlink>
+      <w:r>
+        <w:rPr>
+          <w:lang w:val="zh_TW" w:bidi="zh_TW"/>
+        </w:rPr>
+        <w:t>民34:7–9</w:t>
+      </w:r>
       <w:r>
         <w:rPr>
           <w:lang w:val="zh_TW" w:bidi="zh_TW"/>
         </w:rPr>
         <w:t>）。東界幾乎呈南北直線，以約旦河谷向北延伸，直到北界為止（</w:t>
       </w:r>
-      <w:hyperlink r:id="rId235">
-        <w:r>
-          <w:rPr>
-            <w:lang w:val="zh_TW" w:bidi="zh_TW"/>
-          </w:rPr>
-          <w:rPr>
-            <w:color w:val="0000EE"/>
-            <w:u w:val="single"/>
-          </w:rPr>
-          <w:t>10–12</w:t>
-        </w:r>
-      </w:hyperlink>
+      <w:r>
+        <w:rPr>
+          <w:lang w:val="zh_TW" w:bidi="zh_TW"/>
+        </w:rPr>
+        <w:t>10–12</w:t>
+      </w:r>
       <w:r>
         <w:rPr>
           <w:lang w:val="zh_TW" w:bidi="zh_TW"/>
         </w:rPr>
         <w:t>節）。九個半支派要在這片地區中分地為業（</w:t>
       </w:r>
-      <w:hyperlink r:id="rId236">
-        <w:r>
-          <w:rPr>
-            <w:lang w:val="zh_TW" w:bidi="zh_TW"/>
-          </w:rPr>
-          <w:rPr>
-            <w:color w:val="0000EE"/>
-            <w:u w:val="single"/>
-          </w:rPr>
-          <w:t>13–15</w:t>
-        </w:r>
-      </w:hyperlink>
+      <w:r>
+        <w:rPr>
+          <w:lang w:val="zh_TW" w:bidi="zh_TW"/>
+        </w:rPr>
+        <w:t>13–15</w:t>
+      </w:r>
       <w:r>
         <w:rPr>
           <w:lang w:val="zh_TW" w:bidi="zh_TW"/>
@@ -6455,18 +4847,12 @@
         </w:rPr>
         <w:t>接著，耶和華揀選了一些百姓，負責在征服之後，把迦南地分給約旦河西的各支派（</w:t>
       </w:r>
-      <w:hyperlink r:id="rId237">
-        <w:r>
-          <w:rPr>
-            <w:lang w:val="zh_TW" w:bidi="zh_TW"/>
-          </w:rPr>
-          <w:rPr>
-            <w:color w:val="0000EE"/>
-            <w:u w:val="single"/>
-          </w:rPr>
-          <w:t>16–29</w:t>
-        </w:r>
-      </w:hyperlink>
+      <w:r>
+        <w:rPr>
+          <w:lang w:val="zh_TW" w:bidi="zh_TW"/>
+        </w:rPr>
+        <w:t>16–29</w:t>
+      </w:r>
       <w:r>
         <w:rPr>
           <w:lang w:val="zh_TW" w:bidi="zh_TW"/>
@@ -6484,18 +4870,12 @@
         </w:rPr>
         <w:t>第</w:t>
       </w:r>
-      <w:hyperlink r:id="rId238">
-        <w:r>
-          <w:rPr>
-            <w:lang w:val="zh_TW" w:bidi="zh_TW"/>
-          </w:rPr>
-          <w:rPr>
-            <w:color w:val="0000EE"/>
-            <w:u w:val="single"/>
-          </w:rPr>
-          <w:t>三十五</w:t>
-        </w:r>
-      </w:hyperlink>
+      <w:r>
+        <w:rPr>
+          <w:lang w:val="zh_TW" w:bidi="zh_TW"/>
+        </w:rPr>
+        <w:t>三十五</w:t>
+      </w:r>
       <w:r>
         <w:rPr>
           <w:lang w:val="zh_TW" w:bidi="zh_TW"/>
@@ -6516,72 +4896,48 @@
         </w:rPr>
         <w:t>神吩咐以色列人要在約旦河兩岸的全地中給利未人48座城，作為他們永久的產業（</w:t>
       </w:r>
-      <w:hyperlink r:id="rId239">
-        <w:r>
-          <w:rPr>
-            <w:lang w:val="zh_TW" w:bidi="zh_TW"/>
-          </w:rPr>
-          <w:rPr>
-            <w:color w:val="0000EE"/>
-            <w:u w:val="single"/>
-          </w:rPr>
-          <w:t>1–8</w:t>
-        </w:r>
-      </w:hyperlink>
+      <w:r>
+        <w:rPr>
+          <w:lang w:val="zh_TW" w:bidi="zh_TW"/>
+        </w:rPr>
+        <w:t>1–8</w:t>
+      </w:r>
       <w:r>
         <w:rPr>
           <w:lang w:val="zh_TW" w:bidi="zh_TW"/>
         </w:rPr>
         <w:t>節），因為這個支派沒有像其它支派那樣分得地業。各支派要按自己人口的多寡，決定應當要給予的城的數目（</w:t>
       </w:r>
-      <w:hyperlink r:id="rId240">
-        <w:r>
-          <w:rPr>
-            <w:lang w:val="zh_TW" w:bidi="zh_TW"/>
-          </w:rPr>
-          <w:rPr>
-            <w:color w:val="0000EE"/>
-            <w:u w:val="single"/>
-          </w:rPr>
-          <w:t>8</w:t>
-        </w:r>
-      </w:hyperlink>
+      <w:r>
+        <w:rPr>
+          <w:lang w:val="zh_TW" w:bidi="zh_TW"/>
+        </w:rPr>
+        <w:t>8</w:t>
+      </w:r>
       <w:r>
         <w:rPr>
           <w:lang w:val="zh_TW" w:bidi="zh_TW"/>
         </w:rPr>
         <w:t>節）。在這些利未城中，有六座城要設為「逃城」，約旦河兩岸各三座，供誤殺人的人逃避報血仇者（</w:t>
       </w:r>
-      <w:hyperlink r:id="rId241">
-        <w:r>
-          <w:rPr>
-            <w:lang w:val="zh_TW" w:bidi="zh_TW"/>
-          </w:rPr>
-          <w:rPr>
-            <w:color w:val="0000EE"/>
-            <w:u w:val="single"/>
-          </w:rPr>
-          <w:t>6</w:t>
-        </w:r>
-      </w:hyperlink>
+      <w:r>
+        <w:rPr>
+          <w:lang w:val="zh_TW" w:bidi="zh_TW"/>
+        </w:rPr>
+        <w:t>6</w:t>
+      </w:r>
       <w:r>
         <w:rPr>
           <w:lang w:val="zh_TW" w:bidi="zh_TW"/>
         </w:rPr>
         <w:t>節；參</w:t>
       </w:r>
-      <w:hyperlink r:id="rId242">
-        <w:r>
-          <w:rPr>
-            <w:lang w:val="zh_TW" w:bidi="zh_TW"/>
-          </w:rPr>
-          <w:rPr>
-            <w:color w:val="0000EE"/>
-            <w:u w:val="single"/>
-          </w:rPr>
-          <w:t>書20章</w:t>
-        </w:r>
-      </w:hyperlink>
+      <w:r>
+        <w:rPr>
+          <w:lang w:val="zh_TW" w:bidi="zh_TW"/>
+        </w:rPr>
+        <w:t>書20章</w:t>
+      </w:r>
       <w:r>
         <w:rPr>
           <w:lang w:val="zh_TW" w:bidi="zh_TW"/>
@@ -6602,54 +4958,36 @@
         </w:rPr>
         <w:t>接著頒布了關於誤殺人的律例（</w:t>
       </w:r>
-      <w:hyperlink r:id="rId243">
-        <w:r>
-          <w:rPr>
-            <w:lang w:val="zh_TW" w:bidi="zh_TW"/>
-          </w:rPr>
-          <w:rPr>
-            <w:color w:val="0000EE"/>
-            <w:u w:val="single"/>
-          </w:rPr>
-          <w:t>9–34</w:t>
-        </w:r>
-      </w:hyperlink>
+      <w:r>
+        <w:rPr>
+          <w:lang w:val="zh_TW" w:bidi="zh_TW"/>
+        </w:rPr>
+        <w:t>9–34</w:t>
+      </w:r>
       <w:r>
         <w:rPr>
           <w:lang w:val="zh_TW" w:bidi="zh_TW"/>
         </w:rPr>
         <w:t>節）。如果殺人者犯的是謀殺罪，報血仇的至親就有權履行將他處死的職責（</w:t>
       </w:r>
-      <w:hyperlink r:id="rId244">
-        <w:r>
-          <w:rPr>
-            <w:lang w:val="zh_TW" w:bidi="zh_TW"/>
-          </w:rPr>
-          <w:rPr>
-            <w:color w:val="0000EE"/>
-            <w:u w:val="single"/>
-          </w:rPr>
-          <w:t>16–21</w:t>
-        </w:r>
-      </w:hyperlink>
+      <w:r>
+        <w:rPr>
+          <w:lang w:val="zh_TW" w:bidi="zh_TW"/>
+        </w:rPr>
+        <w:t>16–21</w:t>
+      </w:r>
       <w:r>
         <w:rPr>
           <w:lang w:val="zh_TW" w:bidi="zh_TW"/>
         </w:rPr>
         <w:t>節）。但如果誤殺人的人並非出於故意殺人，就要逃往最近的逃城，接受審判。若查明他沒有犯謀殺罪，就要安排他住在逃城裡，直到大祭司去世為止。若他在此之前離開逃城，報血仇者就可以將他處死（</w:t>
       </w:r>
-      <w:hyperlink r:id="rId245">
-        <w:r>
-          <w:rPr>
-            <w:lang w:val="zh_TW" w:bidi="zh_TW"/>
-          </w:rPr>
-          <w:rPr>
-            <w:color w:val="0000EE"/>
-            <w:u w:val="single"/>
-          </w:rPr>
-          <w:t>22–34</w:t>
-        </w:r>
-      </w:hyperlink>
+      <w:r>
+        <w:rPr>
+          <w:lang w:val="zh_TW" w:bidi="zh_TW"/>
+        </w:rPr>
+        <w:t>22–34</w:t>
+      </w:r>
       <w:r>
         <w:rPr>
           <w:lang w:val="zh_TW" w:bidi="zh_TW"/>
@@ -6667,18 +5005,12 @@
         </w:rPr>
         <w:t>第</w:t>
       </w:r>
-      <w:hyperlink r:id="rId246">
-        <w:r>
-          <w:rPr>
-            <w:lang w:val="zh_TW" w:bidi="zh_TW"/>
-          </w:rPr>
-          <w:rPr>
-            <w:color w:val="0000EE"/>
-            <w:u w:val="single"/>
-          </w:rPr>
-          <w:t>三十六</w:t>
-        </w:r>
-      </w:hyperlink>
+      <w:r>
+        <w:rPr>
+          <w:lang w:val="zh_TW" w:bidi="zh_TW"/>
+        </w:rPr>
+        <w:t>三十六</w:t>
+      </w:r>
       <w:r>
         <w:rPr>
           <w:lang w:val="zh_TW" w:bidi="zh_TW"/>
@@ -6699,36 +5031,24 @@
         </w:rPr>
         <w:t>瑪拿西支派的首領根據第</w:t>
       </w:r>
-      <w:hyperlink r:id="rId137">
-        <w:r>
-          <w:rPr>
-            <w:lang w:val="zh_TW" w:bidi="zh_TW"/>
-          </w:rPr>
-          <w:rPr>
-            <w:color w:val="0000EE"/>
-            <w:u w:val="single"/>
-          </w:rPr>
-          <w:t>二十七</w:t>
-        </w:r>
-      </w:hyperlink>
+      <w:r>
+        <w:rPr>
+          <w:lang w:val="zh_TW" w:bidi="zh_TW"/>
+        </w:rPr>
+        <w:t>二十七</w:t>
+      </w:r>
       <w:r>
         <w:rPr>
           <w:lang w:val="zh_TW" w:bidi="zh_TW"/>
         </w:rPr>
         <w:t>章先前所立的律例提出問題：如果一位女繼承人嫁到原本支派以外，產業就會隨之從一個支派轉到另一個支派，這樣是否可行。神指示，女繼承人必須嫁給原本支派的人，產業不可轉移（</w:t>
       </w:r>
-      <w:hyperlink r:id="rId247">
-        <w:r>
-          <w:rPr>
-            <w:lang w:val="zh_TW" w:bidi="zh_TW"/>
-          </w:rPr>
-          <w:rPr>
-            <w:color w:val="0000EE"/>
-            <w:u w:val="single"/>
-          </w:rPr>
-          <w:t>1–12</w:t>
-        </w:r>
-      </w:hyperlink>
+      <w:r>
+        <w:rPr>
+          <w:lang w:val="zh_TW" w:bidi="zh_TW"/>
+        </w:rPr>
+        <w:t>1–12</w:t>
+      </w:r>
       <w:r>
         <w:rPr>
           <w:lang w:val="zh_TW" w:bidi="zh_TW"/>
@@ -6749,36 +5069,24 @@
         </w:rPr>
         <w:t>本卷書最後一節提到，這些律例都是在摩押平原所賜下的（</w:t>
       </w:r>
-      <w:hyperlink r:id="rId248">
-        <w:r>
-          <w:rPr>
-            <w:lang w:val="zh_TW" w:bidi="zh_TW"/>
-          </w:rPr>
-          <w:rPr>
-            <w:color w:val="0000EE"/>
-            <w:u w:val="single"/>
-          </w:rPr>
-          <w:t>26:1–36:12</w:t>
-        </w:r>
-      </w:hyperlink>
+      <w:r>
+        <w:rPr>
+          <w:lang w:val="zh_TW" w:bidi="zh_TW"/>
+        </w:rPr>
+        <w:t>26:1–36:12</w:t>
+      </w:r>
       <w:r>
         <w:rPr>
           <w:lang w:val="zh_TW" w:bidi="zh_TW"/>
         </w:rPr>
         <w:t>；參</w:t>
       </w:r>
-      <w:hyperlink r:id="rId249">
-        <w:r>
-          <w:rPr>
-            <w:lang w:val="zh_TW" w:bidi="zh_TW"/>
-          </w:rPr>
-          <w:rPr>
-            <w:color w:val="0000EE"/>
-            <w:u w:val="single"/>
-          </w:rPr>
-          <w:t>利27:34</w:t>
-        </w:r>
-      </w:hyperlink>
+      <w:r>
+        <w:rPr>
+          <w:lang w:val="zh_TW" w:bidi="zh_TW"/>
+        </w:rPr>
+        <w:t>利27:34</w:t>
+      </w:r>
       <w:r>
         <w:rPr>
           <w:lang w:val="zh_TW" w:bidi="zh_TW"/>
@@ -6810,36 +5118,24 @@
         </w:rPr>
         <w:t>在民數記中，經文啟示了神是一位對自己所立之約始終信實不變的神（</w:t>
       </w:r>
-      <w:hyperlink r:id="rId250">
-        <w:r>
-          <w:rPr>
-            <w:lang w:val="zh_TW" w:bidi="zh_TW"/>
-          </w:rPr>
-          <w:rPr>
-            <w:color w:val="0000EE"/>
-            <w:u w:val="single"/>
-          </w:rPr>
-          <w:t>民23:19</w:t>
-        </w:r>
-      </w:hyperlink>
+      <w:r>
+        <w:rPr>
+          <w:lang w:val="zh_TW" w:bidi="zh_TW"/>
+        </w:rPr>
+        <w:t>民23:19</w:t>
+      </w:r>
       <w:r>
         <w:rPr>
           <w:lang w:val="zh_TW" w:bidi="zh_TW"/>
         </w:rPr>
         <w:t>）。祂對所立之約的信實，使祂既要引導並眷顧祂的百姓，也必須懲治他們得罪祂的罪。然而，沒有任何阻礙大到足以挫敗神要領祂百姓進入應許之地的旨意（</w:t>
       </w:r>
-      <w:hyperlink r:id="rId251">
-        <w:r>
-          <w:rPr>
-            <w:lang w:val="zh_TW" w:bidi="zh_TW"/>
-          </w:rPr>
-          <w:rPr>
-            <w:color w:val="0000EE"/>
-            <w:u w:val="single"/>
-          </w:rPr>
-          <w:t>11:23</w:t>
-        </w:r>
-      </w:hyperlink>
+      <w:r>
+        <w:rPr>
+          <w:lang w:val="zh_TW" w:bidi="zh_TW"/>
+        </w:rPr>
+        <w:t>11:23</w:t>
+      </w:r>
       <w:r>
         <w:rPr>
           <w:lang w:val="zh_TW" w:bidi="zh_TW"/>
@@ -6860,18 +5156,12 @@
         </w:rPr>
         <w:t>神一方面藉著對以色列犯罪所顯出的震怒，另一方面藉著眾多祭司律例，突顯了祂令人敬畏的聖潔。這些律法明確地教導，人若要親近神，就必須保持潔淨；甚至用不聖潔的眼目觀看神的聖潔，也會招致死亡（</w:t>
       </w:r>
-      <w:hyperlink r:id="rId113">
-        <w:r>
-          <w:rPr>
-            <w:lang w:val="zh_TW" w:bidi="zh_TW"/>
-          </w:rPr>
-          <w:rPr>
-            <w:color w:val="0000EE"/>
-            <w:u w:val="single"/>
-          </w:rPr>
-          <w:t>4:20</w:t>
-        </w:r>
-      </w:hyperlink>
+      <w:r>
+        <w:rPr>
+          <w:lang w:val="zh_TW" w:bidi="zh_TW"/>
+        </w:rPr>
+        <w:t>4:20</w:t>
+      </w:r>
       <w:r>
         <w:rPr>
           <w:lang w:val="zh_TW" w:bidi="zh_TW"/>
@@ -6906,126 +5196,84 @@
         </w:rPr>
         <w:t>作為立約的神，神也顯出祂具有「基督論性（christological）」的特質。神所賜的祝福與祂的信實，反映出基督論的主題。最後，摩西作為先知的領導身分（</w:t>
       </w:r>
-      <w:hyperlink r:id="rId252">
-        <w:r>
-          <w:rPr>
-            <w:lang w:val="zh_TW" w:bidi="zh_TW"/>
-          </w:rPr>
-          <w:rPr>
-            <w:color w:val="0000EE"/>
-            <w:u w:val="single"/>
-          </w:rPr>
-          <w:t>徒7:37–38</w:t>
-        </w:r>
-      </w:hyperlink>
+      <w:r>
+        <w:rPr>
+          <w:lang w:val="zh_TW" w:bidi="zh_TW"/>
+        </w:rPr>
+        <w:t>徒7:37–38</w:t>
+      </w:r>
       <w:r>
         <w:rPr>
           <w:lang w:val="zh_TW" w:bidi="zh_TW"/>
         </w:rPr>
         <w:t>）以及他代求的職事（例：</w:t>
       </w:r>
-      <w:hyperlink r:id="rId253">
-        <w:r>
-          <w:rPr>
-            <w:lang w:val="zh_TW" w:bidi="zh_TW"/>
-          </w:rPr>
-          <w:rPr>
-            <w:color w:val="0000EE"/>
-            <w:u w:val="single"/>
-          </w:rPr>
-          <w:t>民11:2</w:t>
-        </w:r>
-      </w:hyperlink>
+      <w:r>
+        <w:rPr>
+          <w:lang w:val="zh_TW" w:bidi="zh_TW"/>
+        </w:rPr>
+        <w:t>民11:2</w:t>
+      </w:r>
       <w:r>
         <w:rPr>
           <w:lang w:val="zh_TW" w:bidi="zh_TW"/>
         </w:rPr>
         <w:t>，</w:t>
       </w:r>
-      <w:hyperlink r:id="rId254">
-        <w:r>
-          <w:rPr>
-            <w:lang w:val="zh_TW" w:bidi="zh_TW"/>
-          </w:rPr>
-          <w:rPr>
-            <w:color w:val="0000EE"/>
-            <w:u w:val="single"/>
-          </w:rPr>
-          <w:t>12:13</w:t>
-        </w:r>
-      </w:hyperlink>
+      <w:r>
+        <w:rPr>
+          <w:lang w:val="zh_TW" w:bidi="zh_TW"/>
+        </w:rPr>
+        <w:t>12:13</w:t>
+      </w:r>
       <w:r>
         <w:rPr>
           <w:lang w:val="zh_TW" w:bidi="zh_TW"/>
         </w:rPr>
         <w:t>，</w:t>
       </w:r>
-      <w:hyperlink r:id="rId255">
-        <w:r>
-          <w:rPr>
-            <w:lang w:val="zh_TW" w:bidi="zh_TW"/>
-          </w:rPr>
-          <w:rPr>
-            <w:color w:val="0000EE"/>
-            <w:u w:val="single"/>
-          </w:rPr>
-          <w:t>14:19</w:t>
-        </w:r>
-      </w:hyperlink>
+      <w:r>
+        <w:rPr>
+          <w:lang w:val="zh_TW" w:bidi="zh_TW"/>
+        </w:rPr>
+        <w:t>14:19</w:t>
+      </w:r>
       <w:r>
         <w:rPr>
           <w:lang w:val="zh_TW" w:bidi="zh_TW"/>
         </w:rPr>
         <w:t>），連同亞倫家的祭司體系（例：</w:t>
       </w:r>
-      <w:hyperlink r:id="rId164">
-        <w:r>
-          <w:rPr>
-            <w:lang w:val="zh_TW" w:bidi="zh_TW"/>
-          </w:rPr>
-          <w:rPr>
-            <w:color w:val="0000EE"/>
-            <w:u w:val="single"/>
-          </w:rPr>
-          <w:t>16</w:t>
-        </w:r>
-      </w:hyperlink>
+      <w:r>
+        <w:rPr>
+          <w:lang w:val="zh_TW" w:bidi="zh_TW"/>
+        </w:rPr>
+        <w:t>16</w:t>
+      </w:r>
       <w:r>
         <w:rPr>
           <w:lang w:val="zh_TW" w:bidi="zh_TW"/>
         </w:rPr>
         <w:t>章），牲畜的獻祭制度（參</w:t>
       </w:r>
-      <w:hyperlink r:id="rId256">
-        <w:r>
-          <w:rPr>
-            <w:lang w:val="zh_TW" w:bidi="zh_TW"/>
-          </w:rPr>
-          <w:rPr>
-            <w:color w:val="0000EE"/>
-            <w:u w:val="single"/>
-          </w:rPr>
-          <w:t>19:9</w:t>
-        </w:r>
-      </w:hyperlink>
+      <w:r>
+        <w:rPr>
+          <w:lang w:val="zh_TW" w:bidi="zh_TW"/>
+        </w:rPr>
+        <w:t>19:9</w:t>
+      </w:r>
       <w:r>
         <w:rPr>
           <w:lang w:val="zh_TW" w:bidi="zh_TW"/>
         </w:rPr>
         <w:t>；</w:t>
       </w:r>
-      <w:hyperlink r:id="rId257">
-        <w:r>
-          <w:rPr>
-            <w:lang w:val="zh_TW" w:bidi="zh_TW"/>
-          </w:rPr>
-          <w:rPr>
-            <w:color w:val="0000EE"/>
-            <w:u w:val="single"/>
-          </w:rPr>
-          <w:t>來9:13</w:t>
-        </w:r>
-      </w:hyperlink>
+      <w:r>
+        <w:rPr>
+          <w:lang w:val="zh_TW" w:bidi="zh_TW"/>
+        </w:rPr>
+        <w:t>來9:13</w:t>
+      </w:r>
       <w:r>
         <w:rPr>
           <w:lang w:val="zh_TW" w:bidi="zh_TW"/>
@@ -7046,36 +5294,24 @@
         </w:rPr>
         <w:t>在以色列人對神的回應中，百姓呈現出人一切的罪性與不忠。以色列在曠野漂流，說明了不信所帶來的結果；以色列所受的刑罰，印證了</w:t>
       </w:r>
-      <w:hyperlink r:id="rId258">
-        <w:r>
-          <w:rPr>
-            <w:lang w:val="zh_TW" w:bidi="zh_TW"/>
-          </w:rPr>
-          <w:rPr>
-            <w:color w:val="0000EE"/>
-            <w:u w:val="single"/>
-          </w:rPr>
-          <w:t>民數記三十二章23節</w:t>
-        </w:r>
-      </w:hyperlink>
+      <w:r>
+        <w:rPr>
+          <w:lang w:val="zh_TW" w:bidi="zh_TW"/>
+        </w:rPr>
+        <w:t>民數記三十二章23節</w:t>
+      </w:r>
       <w:r>
         <w:rPr>
           <w:lang w:val="zh_TW" w:bidi="zh_TW"/>
         </w:rPr>
         <w:t>的原則：「倘若你們不這樣行，就得罪耶和華，要知道你們的罪必追上你們」。民數記強而有力地教導：人唯有信靠耶和華，才能找到真正的平安與福分；只有祂能把人帶進安息之地（</w:t>
       </w:r>
-      <w:hyperlink r:id="rId259">
-        <w:r>
-          <w:rPr>
-            <w:lang w:val="zh_TW" w:bidi="zh_TW"/>
-          </w:rPr>
-          <w:rPr>
-            <w:color w:val="0000EE"/>
-            <w:u w:val="single"/>
-          </w:rPr>
-          <w:t>來4:9</w:t>
-        </w:r>
-      </w:hyperlink>
+      <w:r>
+        <w:rPr>
+          <w:lang w:val="zh_TW" w:bidi="zh_TW"/>
+        </w:rPr>
+        <w:t>來4:9</w:t>
+      </w:r>
       <w:r>
         <w:rPr>
           <w:lang w:val="zh_TW" w:bidi="zh_TW"/>
